--- a/doc/实验报告.docx
+++ b/doc/实验报告.docx
@@ -406,16 +406,8 @@
         <w:rPr>
           <w:rFonts w:ascii="仿宋" w:hAnsi="仿宋" w:hint="eastAsia"/>
         </w:rPr>
-        <w:t>赵家</w:t>
-      </w:r>
-      <w:proofErr w:type="gramStart"/>
-      <w:r>
-        <w:rPr>
-          <w:rFonts w:ascii="仿宋" w:hAnsi="仿宋" w:hint="eastAsia"/>
-        </w:rPr>
-        <w:t>晖</w:t>
-      </w:r>
-      <w:proofErr w:type="gramEnd"/>
+        <w:t>赵家晖</w:t>
+      </w:r>
     </w:p>
     <w:p>
       <w:pPr>
@@ -880,11 +872,9 @@
       <w:r>
         <w:t>采用无传统服务器方案，账号注册通过仓库中的</w:t>
       </w:r>
-      <w:proofErr w:type="spellStart"/>
       <w:r>
         <w:t>acco</w:t>
       </w:r>
-      <w:proofErr w:type="spellEnd"/>
       <w:r>
         <w:t>账号表、</w:t>
       </w:r>
@@ -926,14 +916,12 @@
         </w:rPr>
         <w:t>本作品源代码已开放于</w:t>
       </w:r>
-      <w:proofErr w:type="spellStart"/>
       <w:r>
         <w:rPr>
           <w:rFonts w:hint="eastAsia"/>
         </w:rPr>
         <w:t>Github</w:t>
       </w:r>
-      <w:proofErr w:type="spellEnd"/>
       <w:r>
         <w:rPr>
           <w:rFonts w:hint="eastAsia"/>
@@ -1034,6 +1022,7 @@
     <w:p>
       <w:pPr>
         <w:pStyle w:val="2"/>
+        <w:jc w:val="left"/>
       </w:pPr>
       <w:r>
         <w:rPr>
@@ -1057,6 +1046,7 @@
     <w:p>
       <w:pPr>
         <w:ind w:firstLine="420"/>
+        <w:jc w:val="left"/>
       </w:pPr>
       <w:r>
         <w:rPr>
@@ -1068,51 +1058,142 @@
         <w:rPr>
           <w:rFonts w:hint="eastAsia"/>
         </w:rPr>
+        <w:t>，基于第</w:t>
+      </w:r>
+      <w:r>
+        <w:rPr>
+          <w:rFonts w:hint="eastAsia"/>
+        </w:rPr>
+        <w:t>6</w:t>
+      </w:r>
+      <w:r>
+        <w:rPr>
+          <w:rFonts w:hint="eastAsia"/>
+        </w:rPr>
+        <w:t>章作业的</w:t>
+      </w:r>
+      <w:r>
+        <w:rPr>
+          <w:rFonts w:hint="eastAsia"/>
+        </w:rPr>
+        <w:t>Swing</w:t>
+      </w:r>
+      <w:r>
+        <w:rPr>
+          <w:rFonts w:hint="eastAsia"/>
+        </w:rPr>
+        <w:t>前端样式做</w:t>
+      </w:r>
+      <w:r>
+        <w:rPr>
+          <w:rFonts w:hint="eastAsia"/>
+        </w:rPr>
+        <w:t>JavaFX</w:t>
+      </w:r>
+      <w:r>
+        <w:rPr>
+          <w:rFonts w:hint="eastAsia"/>
+        </w:rPr>
+        <w:t>重构。前端采用功能与样式分离的思路，</w:t>
+      </w:r>
+      <w:r>
+        <w:rPr>
+          <w:rFonts w:hint="eastAsia"/>
+        </w:rPr>
+        <w:t>Java</w:t>
+      </w:r>
+      <w:r>
+        <w:rPr>
+          <w:rFonts w:hint="eastAsia"/>
+        </w:rPr>
+        <w:t>与</w:t>
+      </w:r>
+      <w:r>
+        <w:rPr>
+          <w:rFonts w:hint="eastAsia"/>
+        </w:rPr>
+        <w:t>CSS</w:t>
+      </w:r>
+      <w:r>
+        <w:rPr>
+          <w:rFonts w:hint="eastAsia"/>
+        </w:rPr>
+        <w:t>各司其职</w:t>
+      </w:r>
+      <w:r>
+        <w:rPr>
+          <w:rFonts w:hint="eastAsia"/>
+        </w:rPr>
+        <w:t>。</w:t>
+      </w:r>
+    </w:p>
+    <w:p>
+      <w:pPr>
+        <w:ind w:firstLine="420"/>
+        <w:jc w:val="left"/>
+      </w:pPr>
+      <w:r>
+        <w:rPr>
+          <w:rFonts w:hint="eastAsia"/>
+        </w:rPr>
+        <w:t>前端采用分页设计，每一页的功能对应一个</w:t>
+      </w:r>
+      <w:r>
+        <w:rPr>
+          <w:rFonts w:hint="eastAsia"/>
+        </w:rPr>
+        <w:t>J</w:t>
+      </w:r>
+      <w:r>
+        <w:t>a</w:t>
+      </w:r>
+      <w:r>
+        <w:rPr>
+          <w:rFonts w:hint="eastAsia"/>
+        </w:rPr>
+        <w:t>va</w:t>
+      </w:r>
+      <w:r>
+        <w:rPr>
+          <w:rFonts w:hint="eastAsia"/>
+        </w:rPr>
+        <w:t>类，互不冲突，</w:t>
+      </w:r>
+      <w:r>
+        <w:rPr>
+          <w:rFonts w:hint="eastAsia"/>
+        </w:rPr>
+        <w:t>综合一个入口</w:t>
+      </w:r>
+      <w:r>
+        <w:rPr>
+          <w:rFonts w:hint="eastAsia"/>
+        </w:rPr>
+        <w:t>Mainwindow</w:t>
+      </w:r>
+      <w:r>
+        <w:rPr>
+          <w:rFonts w:hint="eastAsia"/>
+        </w:rPr>
         <w:t>，</w:t>
       </w:r>
-      <w:proofErr w:type="gramStart"/>
-      <w:r>
-        <w:rPr>
-          <w:rFonts w:hint="eastAsia"/>
-        </w:rPr>
-        <w:t>基于第</w:t>
-      </w:r>
-      <w:r>
-        <w:rPr>
-          <w:rFonts w:hint="eastAsia"/>
-        </w:rPr>
-        <w:t>6</w:t>
-      </w:r>
-      <w:proofErr w:type="gramEnd"/>
-      <w:r>
-        <w:rPr>
-          <w:rFonts w:hint="eastAsia"/>
-        </w:rPr>
-        <w:t>章作业的</w:t>
-      </w:r>
-      <w:r>
-        <w:rPr>
-          <w:rFonts w:hint="eastAsia"/>
-        </w:rPr>
-        <w:t>Swing</w:t>
-      </w:r>
-      <w:r>
-        <w:rPr>
-          <w:rFonts w:hint="eastAsia"/>
-        </w:rPr>
-        <w:t>前端样式做</w:t>
-      </w:r>
-      <w:r>
-        <w:rPr>
-          <w:rFonts w:hint="eastAsia"/>
-        </w:rPr>
-        <w:t>JavaFX</w:t>
-      </w:r>
-      <w:r>
-        <w:rPr>
-          <w:rFonts w:hint="eastAsia"/>
-        </w:rPr>
-        <w:t>重构。前端采用功能与样式分离的思路，</w:t>
+      <w:r>
+        <w:rPr>
+          <w:rFonts w:hint="eastAsia"/>
+        </w:rPr>
+        <w:t>功能简明。</w:t>
+      </w:r>
+    </w:p>
+    <w:p>
+      <w:pPr>
+        <w:ind w:firstLine="420"/>
+        <w:jc w:val="left"/>
+      </w:pPr>
+      <w:r>
+        <w:rPr>
+          <w:rFonts w:hint="eastAsia"/>
+        </w:rPr>
+        <w:t>下文将仅解说</w:t>
       </w:r>
       <w:r>
         <w:rPr>
@@ -1124,7 +1205,7 @@
         <w:rPr>
           <w:rFonts w:hint="eastAsia"/>
         </w:rPr>
-        <w:t>与</w:t>
+        <w:t>，</w:t>
       </w:r>
       <w:r>
         <w:rPr>
@@ -1136,111 +1217,13 @@
         <w:rPr>
           <w:rFonts w:hint="eastAsia"/>
         </w:rPr>
-        <w:t>各司其职</w:t>
-      </w:r>
-      <w:r>
-        <w:rPr>
-          <w:rFonts w:hint="eastAsia"/>
-        </w:rPr>
-        <w:t>。</w:t>
-      </w:r>
-    </w:p>
-    <w:p>
-      <w:pPr>
-        <w:ind w:firstLine="420"/>
-      </w:pPr>
-      <w:r>
-        <w:rPr>
-          <w:rFonts w:hint="eastAsia"/>
-        </w:rPr>
-        <w:t>前端采用分页设计，每一页的功能对应一个</w:t>
-      </w:r>
-      <w:r>
-        <w:rPr>
-          <w:rFonts w:hint="eastAsia"/>
-        </w:rPr>
-        <w:t>J</w:t>
-      </w:r>
-      <w:r>
-        <w:t>a</w:t>
-      </w:r>
-      <w:r>
-        <w:rPr>
-          <w:rFonts w:hint="eastAsia"/>
-        </w:rPr>
-        <w:t>va</w:t>
-      </w:r>
-      <w:r>
-        <w:rPr>
-          <w:rFonts w:hint="eastAsia"/>
-        </w:rPr>
-        <w:t>类，互不冲突，</w:t>
-      </w:r>
-      <w:r>
-        <w:rPr>
-          <w:rFonts w:hint="eastAsia"/>
-        </w:rPr>
-        <w:t>综合一个入口</w:t>
-      </w:r>
-      <w:proofErr w:type="spellStart"/>
-      <w:r>
-        <w:rPr>
-          <w:rFonts w:hint="eastAsia"/>
-        </w:rPr>
-        <w:t>Mainwindow</w:t>
-      </w:r>
-      <w:proofErr w:type="spellEnd"/>
-      <w:r>
-        <w:rPr>
-          <w:rFonts w:hint="eastAsia"/>
-        </w:rPr>
-        <w:t>，</w:t>
-      </w:r>
-      <w:r>
-        <w:rPr>
-          <w:rFonts w:hint="eastAsia"/>
-        </w:rPr>
-        <w:t>功能简明。</w:t>
-      </w:r>
-    </w:p>
-    <w:p>
-      <w:pPr>
-        <w:ind w:firstLine="420"/>
-      </w:pPr>
-      <w:r>
-        <w:rPr>
-          <w:rFonts w:hint="eastAsia"/>
-        </w:rPr>
-        <w:t>下文将仅解说</w:t>
-      </w:r>
-      <w:r>
-        <w:rPr>
-          <w:rFonts w:hint="eastAsia"/>
-        </w:rPr>
-        <w:t>Java</w:t>
-      </w:r>
-      <w:r>
-        <w:rPr>
-          <w:rFonts w:hint="eastAsia"/>
-        </w:rPr>
-        <w:t>，</w:t>
-      </w:r>
-      <w:r>
-        <w:rPr>
-          <w:rFonts w:hint="eastAsia"/>
-        </w:rPr>
-        <w:t>CSS</w:t>
-      </w:r>
-      <w:r>
-        <w:rPr>
-          <w:rFonts w:hint="eastAsia"/>
-        </w:rPr>
         <w:t>不做展开说明。</w:t>
       </w:r>
     </w:p>
     <w:p>
       <w:pPr>
         <w:pStyle w:val="3"/>
+        <w:jc w:val="left"/>
       </w:pPr>
       <w:r>
         <w:rPr>
@@ -1250,75 +1233,420 @@
       </w:r>
     </w:p>
     <w:p>
-      <w:r>
-        <w:rPr>
-          <w:rFonts w:hint="eastAsia"/>
+      <w:pPr>
+        <w:jc w:val="left"/>
+      </w:pPr>
+      <w:r>
+        <w:rPr>
+          <w:b/>
+        </w:rPr>
+        <w:t>类：</w:t>
+      </w:r>
+      <w:r>
+        <w:t>MainWindow.java</w:t>
+      </w:r>
+    </w:p>
+    <w:p>
+      <w:pPr>
+        <w:jc w:val="left"/>
+      </w:pPr>
+      <w:r>
+        <w:rPr>
+          <w:b/>
+        </w:rPr>
+        <w:t>功能简述：</w:t>
+      </w:r>
+      <w:r>
+        <w:t>JavaFX主窗口注册绘制、页路由，共UI组件库等</w:t>
+      </w:r>
+    </w:p>
+    <w:p>
+      <w:pPr>
+        <w:jc w:val="left"/>
+        <w:rPr>
           <w:b/>
           <w:bCs/>
         </w:rPr>
-        <w:t>类：</w:t>
-      </w:r>
-      <w:r>
-        <w:t>MainWindow.java</w:t>
-      </w:r>
-    </w:p>
-    <w:p>
-      <w:r>
-        <w:rPr>
-          <w:rFonts w:hint="eastAsia"/>
+      </w:pPr>
+      <w:r>
+        <w:rPr>
+          <w:b/>
+        </w:rPr>
+        <w:t>具体说明：</w:t>
+      </w:r>
+    </w:p>
+    <w:p>
+      <w:pPr>
+        <w:jc w:val="left"/>
+      </w:pPr>
+      <w:r>
+        <w:rPr>
+          <w:rFonts w:hint="eastAsia"/>
+        </w:rPr>
+        <w:t xml:space="preserve">1. </w:t>
+      </w:r>
+      <w:r>
+        <w:rPr>
+          <w:rFonts w:hint="eastAsia"/>
+        </w:rPr>
+        <w:t>继承</w:t>
+      </w:r>
+      <w:r>
+        <w:rPr>
+          <w:rFonts w:hint="eastAsia"/>
+        </w:rPr>
+        <w:t>Application</w:t>
+      </w:r>
+    </w:p>
+    <w:p>
+      <w:pPr>
+        <w:jc w:val="left"/>
+      </w:pPr>
+      <w:r>
+        <w:rPr>
+          <w:rFonts w:hint="eastAsia"/>
+        </w:rPr>
+        <w:t xml:space="preserve">2. </w:t>
+      </w:r>
+      <w:r>
+        <w:rPr>
+          <w:rFonts w:hint="eastAsia"/>
+        </w:rPr>
+        <w:t>管理窗口尺寸、标题栏、认证窗口壳、主窗口壳、侧边栏、顶部栏、底部状态栏、页面路由、共享状态、复用控件</w:t>
+      </w:r>
+    </w:p>
+    <w:p>
+      <w:pPr>
+        <w:jc w:val="left"/>
+      </w:pPr>
+      <w:r>
+        <w:rPr>
+          <w:rFonts w:hint="eastAsia"/>
+        </w:rPr>
+        <w:t xml:space="preserve">3. </w:t>
+      </w:r>
+      <w:r>
+        <w:rPr>
+          <w:rFonts w:hint="eastAsia"/>
+        </w:rPr>
+        <w:t>持有</w:t>
+      </w:r>
+      <w:r>
+        <w:rPr>
+          <w:rFonts w:hint="eastAsia"/>
+        </w:rPr>
+        <w:t>AppController</w:t>
+      </w:r>
+      <w:r>
+        <w:rPr>
+          <w:rFonts w:hint="eastAsia"/>
+        </w:rPr>
+        <w:t>、当前用户资料、当前系统设置、待传输文件、近期目标、选中目标、当前传输汇总、主题色、发送运行</w:t>
+      </w:r>
+      <w:r>
+        <w:rPr>
+          <w:rFonts w:hint="eastAsia"/>
+        </w:rPr>
+        <w:t>/</w:t>
+      </w:r>
+      <w:r>
+        <w:rPr>
+          <w:rFonts w:hint="eastAsia"/>
+        </w:rPr>
+        <w:t>暂停状态、用户列表分页状态</w:t>
+      </w:r>
+    </w:p>
+    <w:p>
+      <w:pPr>
+        <w:jc w:val="left"/>
+      </w:pPr>
+      <w:r>
+        <w:rPr>
+          <w:rFonts w:hint="eastAsia"/>
+        </w:rPr>
+        <w:t>4.</w:t>
+      </w:r>
+      <w:r>
+        <w:rPr>
+          <w:rFonts w:hint="eastAsia"/>
+        </w:rPr>
+        <w:t xml:space="preserve"> </w:t>
+      </w:r>
+      <w:r>
+        <w:rPr>
+          <w:rFonts w:hint="eastAsia"/>
+        </w:rPr>
+        <w:t>本机忙碌状态收到文件请求时弹出接收确认框</w:t>
+      </w:r>
+    </w:p>
+    <w:p>
+      <w:pPr>
+        <w:jc w:val="left"/>
+      </w:pPr>
+      <w:r>
+        <w:rPr>
+          <w:rFonts w:hint="eastAsia"/>
+        </w:rPr>
+        <w:t xml:space="preserve">5. </w:t>
+      </w:r>
+      <w:r>
+        <w:rPr>
+          <w:rFonts w:hint="eastAsia"/>
+        </w:rPr>
+        <w:t>收到带口令传输请求时弹出口令框</w:t>
+      </w:r>
+    </w:p>
+    <w:p>
+      <w:pPr>
+        <w:jc w:val="left"/>
+      </w:pPr>
+      <w:r>
+        <w:rPr>
+          <w:rFonts w:hint="eastAsia"/>
+        </w:rPr>
+        <w:t>6.</w:t>
+      </w:r>
+      <w:r>
+        <w:rPr>
+          <w:rFonts w:hint="eastAsia"/>
+        </w:rPr>
+        <w:t xml:space="preserve"> </w:t>
+      </w:r>
+      <w:r>
+        <w:rPr>
+          <w:rFonts w:hint="eastAsia"/>
+        </w:rPr>
+        <w:t>toast</w:t>
+      </w:r>
+      <w:r>
+        <w:rPr>
+          <w:rFonts w:hint="eastAsia"/>
+        </w:rPr>
+        <w:t>展示接收端进度节点</w:t>
+      </w:r>
+    </w:p>
+    <w:p>
+      <w:pPr>
+        <w:jc w:val="left"/>
+      </w:pPr>
+      <w:r>
+        <w:rPr>
+          <w:rFonts w:hint="eastAsia"/>
+        </w:rPr>
+        <w:t xml:space="preserve">7. </w:t>
+      </w:r>
+      <w:r>
+        <w:rPr>
+          <w:rFonts w:hint="eastAsia"/>
+        </w:rPr>
+        <w:t>系统托盘图标、启动后最小化到托盘、最小化按钮隐藏到托盘、传输完成提示音</w:t>
+      </w:r>
+    </w:p>
+    <w:p>
+      <w:pPr>
+        <w:jc w:val="left"/>
+      </w:pPr>
+      <w:r>
+        <w:rPr>
+          <w:rFonts w:hint="eastAsia"/>
+        </w:rPr>
+        <w:lastRenderedPageBreak/>
+        <w:t xml:space="preserve">8. </w:t>
+      </w:r>
+      <w:r>
+        <w:rPr>
+          <w:rFonts w:hint="eastAsia"/>
+        </w:rPr>
+        <w:t>显示</w:t>
+      </w:r>
+      <w:r>
+        <w:rPr>
+          <w:rFonts w:hint="eastAsia"/>
+        </w:rPr>
+        <w:t>头像控件</w:t>
+      </w:r>
+      <w:r>
+        <w:rPr>
+          <w:rFonts w:hint="eastAsia"/>
+        </w:rPr>
+        <w:t>，</w:t>
+      </w:r>
+      <w:r>
+        <w:rPr>
+          <w:rFonts w:hint="eastAsia"/>
+        </w:rPr>
+        <w:t>首字头像</w:t>
+      </w:r>
+      <w:r>
+        <w:rPr>
+          <w:rFonts w:hint="eastAsia"/>
+        </w:rPr>
+        <w:t>（默认）或</w:t>
+      </w:r>
+      <w:r>
+        <w:rPr>
+          <w:rFonts w:hint="eastAsia"/>
+        </w:rPr>
+        <w:t>Base64</w:t>
+      </w:r>
+      <w:r>
+        <w:rPr>
+          <w:rFonts w:hint="eastAsia"/>
+        </w:rPr>
+        <w:t>图片头像</w:t>
+      </w:r>
+      <w:r>
+        <w:rPr>
+          <w:rFonts w:hint="eastAsia"/>
+        </w:rPr>
+        <w:t>（用户自定义）</w:t>
+      </w:r>
+    </w:p>
+    <w:p>
+      <w:pPr>
+        <w:jc w:val="left"/>
+      </w:pPr>
+      <w:r>
+        <w:rPr>
+          <w:rFonts w:hint="eastAsia"/>
+        </w:rPr>
+        <w:t>9.</w:t>
+      </w:r>
+      <w:r>
+        <w:rPr>
+          <w:rFonts w:hint="eastAsia"/>
+        </w:rPr>
+        <w:t xml:space="preserve"> </w:t>
+      </w:r>
+      <w:r>
+        <w:rPr>
+          <w:rFonts w:hint="eastAsia"/>
+        </w:rPr>
+        <w:t>显示通过</w:t>
+      </w:r>
+      <w:r>
+        <w:rPr>
+          <w:rFonts w:hint="eastAsia"/>
+        </w:rPr>
+        <w:t>UDP</w:t>
+      </w:r>
+      <w:r>
+        <w:rPr>
+          <w:rFonts w:hint="eastAsia"/>
+        </w:rPr>
+        <w:t>接收的个性签名</w:t>
+      </w:r>
+      <w:r>
+        <w:rPr>
+          <w:rFonts w:hint="eastAsia"/>
+        </w:rPr>
+        <w:t>于用户卡片</w:t>
+      </w:r>
+    </w:p>
+    <w:p>
+      <w:pPr>
+        <w:jc w:val="left"/>
+      </w:pPr>
+      <w:r>
+        <w:rPr>
+          <w:rFonts w:hint="eastAsia"/>
+        </w:rPr>
+        <w:t xml:space="preserve">10. </w:t>
+      </w:r>
+      <w:r>
+        <w:rPr>
+          <w:rFonts w:hint="eastAsia"/>
+        </w:rPr>
+        <w:t>用户列表单人卡片发送按钮使用发送图标并跳转到文件传输页</w:t>
+      </w:r>
+    </w:p>
+    <w:p>
+      <w:pPr>
+        <w:jc w:val="left"/>
+        <w:rPr>
           <w:b/>
           <w:bCs/>
         </w:rPr>
+      </w:pPr>
+      <w:r>
+        <w:rPr>
+          <w:b/>
+        </w:rPr>
+        <w:t>实现：</w:t>
+      </w:r>
+    </w:p>
+    <w:p>
+      <w:pPr>
+        <w:jc w:val="left"/>
+      </w:pPr>
+      <w:r>
+        <w:rPr>
+          <w:rFonts w:hint="eastAsia"/>
+        </w:rPr>
+        <w:t xml:space="preserve"> </w:t>
+      </w:r>
+      <w:r>
+        <w:rPr>
+          <w:rFonts w:hint="eastAsia"/>
+        </w:rPr>
+        <w:t>见完整代码。</w:t>
+      </w:r>
+    </w:p>
+    <w:p>
+      <w:pPr>
+        <w:pStyle w:val="3"/>
+        <w:jc w:val="left"/>
+      </w:pPr>
+      <w:r>
+        <w:rPr>
+          <w:rFonts w:hint="eastAsia"/>
+        </w:rPr>
+        <w:t>登录</w:t>
+      </w:r>
+      <w:r>
+        <w:rPr>
+          <w:rFonts w:hint="eastAsia"/>
+        </w:rPr>
+        <w:t>&amp;</w:t>
+      </w:r>
+      <w:r>
+        <w:rPr>
+          <w:rFonts w:hint="eastAsia"/>
+        </w:rPr>
+        <w:t>注册页</w:t>
+      </w:r>
+    </w:p>
+    <w:p>
+      <w:pPr>
+        <w:jc w:val="left"/>
+      </w:pPr>
+      <w:r>
+        <w:rPr>
+          <w:b/>
+        </w:rPr>
+        <w:t>类：</w:t>
+      </w:r>
+      <w:r>
+        <w:t>Auth.java</w:t>
+      </w:r>
+    </w:p>
+    <w:p>
+      <w:pPr>
+        <w:jc w:val="left"/>
+      </w:pPr>
+      <w:r>
+        <w:rPr>
+          <w:b/>
+        </w:rPr>
         <w:t>功能简述：</w:t>
       </w:r>
       <w:r>
-        <w:t>JavaFX</w:t>
-      </w:r>
-      <w:r>
-        <w:t>主窗口</w:t>
-      </w:r>
-      <w:r>
-        <w:rPr>
-          <w:rFonts w:hint="eastAsia"/>
-        </w:rPr>
-        <w:t>注册绘制</w:t>
-      </w:r>
-      <w:r>
-        <w:t>、</w:t>
-      </w:r>
-      <w:r>
-        <w:rPr>
-          <w:rFonts w:hint="eastAsia"/>
-        </w:rPr>
-        <w:t>页</w:t>
-      </w:r>
-      <w:r>
-        <w:t>路由</w:t>
-      </w:r>
-      <w:r>
-        <w:rPr>
-          <w:rFonts w:hint="eastAsia"/>
-        </w:rPr>
-        <w:t>，</w:t>
-      </w:r>
-      <w:r>
-        <w:t>共</w:t>
-      </w:r>
-      <w:r>
-        <w:t>UI</w:t>
-      </w:r>
-      <w:r>
-        <w:t>组件库</w:t>
-      </w:r>
-      <w:r>
-        <w:rPr>
-          <w:rFonts w:hint="eastAsia"/>
-        </w:rPr>
-        <w:t>等</w:t>
-      </w:r>
-    </w:p>
-    <w:p>
-      <w:pPr>
+        <w:t>联网白名单机制登录的用户名密码校验、注册</w:t>
+      </w:r>
+    </w:p>
+    <w:p>
+      <w:pPr>
+        <w:jc w:val="left"/>
         <w:rPr>
           <w:b/>
           <w:bCs/>
@@ -1326,9 +1654,7 @@
       </w:pPr>
       <w:r>
         <w:rPr>
-          <w:rFonts w:hint="eastAsia"/>
           <w:b/>
-          <w:bCs/>
         </w:rPr>
         <w:t>具体说明：</w:t>
       </w:r>
@@ -1336,9 +1662,6 @@
     <w:p>
       <w:pPr>
         <w:jc w:val="left"/>
-        <w:rPr>
-          <w:rFonts w:hint="eastAsia"/>
-        </w:rPr>
       </w:pPr>
       <w:r>
         <w:rPr>
@@ -1350,21 +1673,24 @@
         <w:rPr>
           <w:rFonts w:hint="eastAsia"/>
         </w:rPr>
-        <w:t>继承</w:t>
-      </w:r>
-      <w:r>
-        <w:rPr>
-          <w:rFonts w:hint="eastAsia"/>
-        </w:rPr>
-        <w:t>Application</w:t>
-      </w:r>
-    </w:p>
-    <w:p>
-      <w:pPr>
-        <w:jc w:val="left"/>
-        <w:rPr>
-          <w:rFonts w:hint="eastAsia"/>
-        </w:rPr>
+        <w:t>显示认证入口、登录表单、注册表单、</w:t>
+      </w:r>
+      <w:r>
+        <w:rPr>
+          <w:rFonts w:hint="eastAsia"/>
+        </w:rPr>
+        <w:t>GitHub Actions</w:t>
+      </w:r>
+      <w:r>
+        <w:rPr>
+          <w:rFonts w:hint="eastAsia"/>
+        </w:rPr>
+        <w:t>等待提示。</w:t>
+      </w:r>
+    </w:p>
+    <w:p>
+      <w:pPr>
+        <w:jc w:val="left"/>
       </w:pPr>
       <w:r>
         <w:rPr>
@@ -1376,15 +1702,12 @@
         <w:rPr>
           <w:rFonts w:hint="eastAsia"/>
         </w:rPr>
-        <w:t>管理窗口尺寸、标题栏、认证窗口壳、主窗口壳、侧边栏、顶部栏、底部状态栏、页面路由、共享状态、复用控件</w:t>
-      </w:r>
-    </w:p>
-    <w:p>
-      <w:pPr>
-        <w:jc w:val="left"/>
-        <w:rPr>
-          <w:rFonts w:hint="eastAsia"/>
-        </w:rPr>
+        <w:t>登录表单异步读取本地已记住账号并回填账号框，密码框不从本地文件回填。</w:t>
+      </w:r>
+    </w:p>
+    <w:p>
+      <w:pPr>
+        <w:jc w:val="left"/>
       </w:pPr>
       <w:r>
         <w:rPr>
@@ -1396,67 +1719,53 @@
         <w:rPr>
           <w:rFonts w:hint="eastAsia"/>
         </w:rPr>
-        <w:t>持有</w:t>
-      </w:r>
-      <w:proofErr w:type="spellStart"/>
-      <w:r>
-        <w:rPr>
-          <w:rFonts w:hint="eastAsia"/>
-        </w:rPr>
-        <w:t>AppController</w:t>
-      </w:r>
-      <w:proofErr w:type="spellEnd"/>
-      <w:r>
-        <w:rPr>
-          <w:rFonts w:hint="eastAsia"/>
-        </w:rPr>
-        <w:t>、当前用户资料、当前系统设置、待传输文件、近期目标、选中目标、当前传输汇总、主题色、发送运行</w:t>
-      </w:r>
-      <w:r>
-        <w:rPr>
-          <w:rFonts w:hint="eastAsia"/>
-        </w:rPr>
-        <w:t>/</w:t>
-      </w:r>
-      <w:r>
-        <w:rPr>
-          <w:rFonts w:hint="eastAsia"/>
-        </w:rPr>
-        <w:t>暂停状态、用户列表分页状态</w:t>
-      </w:r>
-    </w:p>
-    <w:p>
-      <w:pPr>
-        <w:jc w:val="left"/>
-        <w:rPr>
-          <w:rFonts w:hint="eastAsia"/>
-        </w:rPr>
-      </w:pPr>
-      <w:r>
-        <w:rPr>
-          <w:rFonts w:hint="eastAsia"/>
-        </w:rPr>
-        <w:t>4.</w:t>
-      </w:r>
-      <w:r>
-        <w:rPr>
-          <w:rFonts w:hint="eastAsia"/>
-        </w:rPr>
-        <w:t xml:space="preserve"> </w:t>
-      </w:r>
-      <w:r>
-        <w:rPr>
-          <w:rFonts w:hint="eastAsia"/>
-        </w:rPr>
-        <w:t>本机忙碌状态收到文件请求时弹出接收确认框</w:t>
-      </w:r>
-    </w:p>
-    <w:p>
-      <w:pPr>
-        <w:jc w:val="left"/>
-        <w:rPr>
-          <w:rFonts w:hint="eastAsia"/>
-        </w:rPr>
+        <w:t>登录和注册密码栏均有小眼睛按钮，切换隐藏密码与明文显示。</w:t>
+      </w:r>
+    </w:p>
+    <w:p>
+      <w:pPr>
+        <w:jc w:val="left"/>
+      </w:pPr>
+      <w:r>
+        <w:rPr>
+          <w:rFonts w:hint="eastAsia"/>
+        </w:rPr>
+        <w:t xml:space="preserve">4. </w:t>
+      </w:r>
+      <w:r>
+        <w:rPr>
+          <w:rFonts w:hint="eastAsia"/>
+        </w:rPr>
+        <w:t>登录成功写入</w:t>
+      </w:r>
+      <w:r>
+        <w:rPr>
+          <w:rFonts w:hint="eastAsia"/>
+        </w:rPr>
+        <w:t>`app.profile`</w:t>
+      </w:r>
+      <w:r>
+        <w:rPr>
+          <w:rFonts w:hint="eastAsia"/>
+        </w:rPr>
+        <w:t>并进入文件传输页，登录失败显示</w:t>
+      </w:r>
+      <w:r>
+        <w:rPr>
+          <w:rFonts w:hint="eastAsia"/>
+        </w:rPr>
+        <w:t>toast</w:t>
+      </w:r>
+      <w:r>
+        <w:rPr>
+          <w:rFonts w:hint="eastAsia"/>
+        </w:rPr>
+        <w:t>。</w:t>
+      </w:r>
+    </w:p>
+    <w:p>
+      <w:pPr>
+        <w:jc w:val="left"/>
       </w:pPr>
       <w:r>
         <w:rPr>
@@ -1468,512 +1777,23 @@
         <w:rPr>
           <w:rFonts w:hint="eastAsia"/>
         </w:rPr>
-        <w:t>收到带口令传输请求时弹出口令框</w:t>
-      </w:r>
-    </w:p>
-    <w:p>
-      <w:pPr>
-        <w:jc w:val="left"/>
-        <w:rPr>
-          <w:rFonts w:hint="eastAsia"/>
-        </w:rPr>
-      </w:pPr>
-      <w:r>
-        <w:rPr>
-          <w:rFonts w:hint="eastAsia"/>
-        </w:rPr>
-        <w:t>6.</w:t>
-      </w:r>
-      <w:r>
-        <w:rPr>
-          <w:rFonts w:hint="eastAsia"/>
-        </w:rPr>
-        <w:t xml:space="preserve"> </w:t>
-      </w:r>
-      <w:r>
-        <w:rPr>
-          <w:rFonts w:hint="eastAsia"/>
-        </w:rPr>
-        <w:t>toast</w:t>
-      </w:r>
-      <w:r>
-        <w:rPr>
-          <w:rFonts w:hint="eastAsia"/>
-        </w:rPr>
-        <w:t>展示接收端进度节点</w:t>
-      </w:r>
-    </w:p>
-    <w:p>
-      <w:pPr>
-        <w:jc w:val="left"/>
-        <w:rPr>
-          <w:rFonts w:hint="eastAsia"/>
-        </w:rPr>
-      </w:pPr>
-      <w:r>
-        <w:rPr>
-          <w:rFonts w:hint="eastAsia"/>
-        </w:rPr>
-        <w:t xml:space="preserve">7. </w:t>
-      </w:r>
-      <w:r>
-        <w:rPr>
-          <w:rFonts w:hint="eastAsia"/>
-        </w:rPr>
-        <w:t>系统托盘图标、启动后最小化到托盘、最小化按钮隐藏到托盘、传输完成提示音</w:t>
-      </w:r>
-    </w:p>
-    <w:p>
-      <w:pPr>
-        <w:jc w:val="left"/>
-        <w:rPr>
-          <w:rFonts w:hint="eastAsia"/>
-        </w:rPr>
-      </w:pPr>
-      <w:r>
-        <w:rPr>
-          <w:rFonts w:hint="eastAsia"/>
-        </w:rPr>
-        <w:lastRenderedPageBreak/>
-        <w:t xml:space="preserve">8. </w:t>
-      </w:r>
-      <w:r>
-        <w:rPr>
-          <w:rFonts w:hint="eastAsia"/>
-        </w:rPr>
-        <w:t>显示</w:t>
-      </w:r>
-      <w:r>
-        <w:rPr>
-          <w:rFonts w:hint="eastAsia"/>
-        </w:rPr>
-        <w:t>头像控件</w:t>
-      </w:r>
-      <w:r>
-        <w:rPr>
-          <w:rFonts w:hint="eastAsia"/>
-        </w:rPr>
-        <w:t>，</w:t>
-      </w:r>
-      <w:r>
-        <w:rPr>
-          <w:rFonts w:hint="eastAsia"/>
-        </w:rPr>
-        <w:t>首字头像</w:t>
-      </w:r>
-      <w:r>
-        <w:rPr>
-          <w:rFonts w:hint="eastAsia"/>
-        </w:rPr>
-        <w:t>（默认）或</w:t>
-      </w:r>
-      <w:r>
-        <w:rPr>
-          <w:rFonts w:hint="eastAsia"/>
-        </w:rPr>
-        <w:t>Base64</w:t>
-      </w:r>
-      <w:r>
-        <w:rPr>
-          <w:rFonts w:hint="eastAsia"/>
-        </w:rPr>
-        <w:t>图片头像</w:t>
-      </w:r>
-      <w:r>
-        <w:rPr>
-          <w:rFonts w:hint="eastAsia"/>
-        </w:rPr>
-        <w:t>（用户自定义）</w:t>
-      </w:r>
-    </w:p>
-    <w:p>
-      <w:pPr>
-        <w:jc w:val="left"/>
-        <w:rPr>
-          <w:rFonts w:hint="eastAsia"/>
-        </w:rPr>
-      </w:pPr>
-      <w:r>
-        <w:rPr>
-          <w:rFonts w:hint="eastAsia"/>
-        </w:rPr>
-        <w:t>9.</w:t>
-      </w:r>
-      <w:r>
-        <w:rPr>
-          <w:rFonts w:hint="eastAsia"/>
-        </w:rPr>
-        <w:t xml:space="preserve"> </w:t>
-      </w:r>
-      <w:r>
-        <w:rPr>
-          <w:rFonts w:hint="eastAsia"/>
-        </w:rPr>
-        <w:t>显示通过</w:t>
-      </w:r>
-      <w:r>
-        <w:rPr>
-          <w:rFonts w:hint="eastAsia"/>
-        </w:rPr>
-        <w:t>UDP</w:t>
-      </w:r>
-      <w:r>
-        <w:rPr>
-          <w:rFonts w:hint="eastAsia"/>
-        </w:rPr>
-        <w:t>接收的个性签名</w:t>
-      </w:r>
-      <w:r>
-        <w:rPr>
-          <w:rFonts w:hint="eastAsia"/>
-        </w:rPr>
-        <w:t>于</w:t>
-      </w:r>
-      <w:r>
-        <w:rPr>
-          <w:rFonts w:hint="eastAsia"/>
-        </w:rPr>
-        <w:t>用户卡片</w:t>
-      </w:r>
-    </w:p>
-    <w:p>
-      <w:pPr>
-        <w:jc w:val="left"/>
-        <w:rPr>
-          <w:rFonts w:hint="eastAsia"/>
-        </w:rPr>
-      </w:pPr>
-      <w:r>
-        <w:rPr>
-          <w:rFonts w:hint="eastAsia"/>
-        </w:rPr>
-        <w:t xml:space="preserve">10. </w:t>
-      </w:r>
-      <w:r>
-        <w:rPr>
-          <w:rFonts w:hint="eastAsia"/>
-        </w:rPr>
-        <w:t>用户列表单人卡片发送按钮使用发送图标并跳转到文件传输页</w:t>
-      </w:r>
-    </w:p>
-    <w:p>
-      <w:pPr>
+        <w:t>注册按钮提交后禁用表单并显示加载动画，后端返回后根据结果显示错误、等待页或返回登录页。</w:t>
+      </w:r>
+    </w:p>
+    <w:p>
+      <w:pPr>
+        <w:jc w:val="left"/>
+      </w:pPr>
+      <w:r>
         <w:rPr>
           <w:b/>
-          <w:bCs/>
-        </w:rPr>
-      </w:pPr>
-      <w:r>
-        <w:rPr>
-          <w:rFonts w:hint="eastAsia"/>
-          <w:b/>
-          <w:bCs/>
-        </w:rPr>
-        <w:t>实现：</w:t>
-      </w:r>
-    </w:p>
-    <w:p>
-      <w:pPr>
-        <w:rPr>
-          <w:rFonts w:hint="eastAsia"/>
-        </w:rPr>
-      </w:pPr>
-      <w:r>
-        <w:rPr>
-          <w:rFonts w:hint="eastAsia"/>
-        </w:rPr>
-        <w:t xml:space="preserve"> </w:t>
-      </w:r>
-      <w:r>
-        <w:rPr>
-          <w:rFonts w:hint="eastAsia"/>
-        </w:rPr>
-        <w:t>见完整代码。</w:t>
-      </w:r>
-    </w:p>
-    <w:p>
-      <w:pPr>
-        <w:pStyle w:val="3"/>
-        <w:rPr>
-          <w:rFonts w:hint="eastAsia"/>
-        </w:rPr>
-      </w:pPr>
-      <w:r>
-        <w:rPr>
-          <w:rFonts w:hint="eastAsia"/>
-        </w:rPr>
-        <w:t>登录</w:t>
-      </w:r>
-      <w:r>
-        <w:rPr>
-          <w:rFonts w:hint="eastAsia"/>
-        </w:rPr>
-        <w:t>&amp;</w:t>
-      </w:r>
-      <w:r>
-        <w:rPr>
-          <w:rFonts w:hint="eastAsia"/>
-        </w:rPr>
-        <w:t>注册页</w:t>
-      </w:r>
-    </w:p>
-    <w:p>
-      <w:r>
-        <w:rPr>
-          <w:rFonts w:hint="eastAsia"/>
-          <w:b/>
-          <w:bCs/>
-        </w:rPr>
-        <w:t>类：</w:t>
-      </w:r>
-      <w:r>
-        <w:t>Auth.java</w:t>
-      </w:r>
-    </w:p>
-    <w:p>
-      <w:r>
-        <w:rPr>
-          <w:rFonts w:hint="eastAsia"/>
-          <w:b/>
-          <w:bCs/>
-        </w:rPr>
-        <w:t>功能</w:t>
-      </w:r>
-      <w:r>
-        <w:rPr>
-          <w:rFonts w:hint="eastAsia"/>
-          <w:b/>
-          <w:bCs/>
-        </w:rPr>
-        <w:t>简述</w:t>
-      </w:r>
-      <w:r>
-        <w:rPr>
-          <w:rFonts w:hint="eastAsia"/>
-          <w:b/>
-          <w:bCs/>
-        </w:rPr>
-        <w:t>：</w:t>
-      </w:r>
-      <w:r>
-        <w:rPr>
-          <w:rFonts w:hint="eastAsia"/>
-        </w:rPr>
-        <w:t>联网白名单机制登录的用户名密码校验、注册</w:t>
-      </w:r>
-    </w:p>
-    <w:p>
-      <w:pPr>
-        <w:rPr>
-          <w:b/>
-          <w:bCs/>
-        </w:rPr>
-      </w:pPr>
-      <w:r>
-        <w:rPr>
-          <w:rFonts w:hint="eastAsia"/>
-          <w:b/>
-          <w:bCs/>
-        </w:rPr>
-        <w:t>具体说明：</w:t>
-      </w:r>
-    </w:p>
-    <w:p>
-      <w:pPr>
-        <w:jc w:val="left"/>
-        <w:rPr>
-          <w:rFonts w:hint="eastAsia"/>
-        </w:rPr>
-      </w:pPr>
-      <w:r>
-        <w:rPr>
-          <w:rFonts w:hint="eastAsia"/>
-        </w:rPr>
-        <w:t xml:space="preserve">1. </w:t>
-      </w:r>
-      <w:r>
-        <w:rPr>
-          <w:rFonts w:hint="eastAsia"/>
-        </w:rPr>
-        <w:t>显示认证入口、登录表单、注册表单、</w:t>
-      </w:r>
-      <w:r>
-        <w:rPr>
-          <w:rFonts w:hint="eastAsia"/>
-        </w:rPr>
-        <w:t>GitHub Actions</w:t>
-      </w:r>
-      <w:r>
-        <w:rPr>
-          <w:rFonts w:hint="eastAsia"/>
-        </w:rPr>
-        <w:t>等待提示页。</w:t>
-      </w:r>
-    </w:p>
-    <w:p>
-      <w:pPr>
-        <w:jc w:val="left"/>
-        <w:rPr>
-          <w:rFonts w:hint="eastAsia"/>
-        </w:rPr>
-      </w:pPr>
-      <w:r>
-        <w:rPr>
-          <w:rFonts w:hint="eastAsia"/>
-        </w:rPr>
-        <w:t xml:space="preserve">2. </w:t>
-      </w:r>
-      <w:r>
-        <w:rPr>
-          <w:rFonts w:hint="eastAsia"/>
-        </w:rPr>
-        <w:t>登录表单异步读取本地已记住账号并回填账号框，密码框不从本地文件回填。</w:t>
-      </w:r>
-    </w:p>
-    <w:p>
-      <w:pPr>
-        <w:jc w:val="left"/>
-        <w:rPr>
-          <w:rFonts w:hint="eastAsia"/>
-        </w:rPr>
-      </w:pPr>
-      <w:r>
-        <w:rPr>
-          <w:rFonts w:hint="eastAsia"/>
-        </w:rPr>
-        <w:t xml:space="preserve">3. </w:t>
-      </w:r>
-      <w:r>
-        <w:rPr>
-          <w:rFonts w:hint="eastAsia"/>
-        </w:rPr>
-        <w:t>登录和注册密码栏均有小眼睛按钮，切换隐藏密码与明文显示。</w:t>
-      </w:r>
-    </w:p>
-    <w:p>
-      <w:pPr>
-        <w:jc w:val="left"/>
-        <w:rPr>
-          <w:rFonts w:hint="eastAsia"/>
-        </w:rPr>
-      </w:pPr>
-      <w:r>
-        <w:rPr>
-          <w:rFonts w:hint="eastAsia"/>
-        </w:rPr>
-        <w:t xml:space="preserve">4. </w:t>
-      </w:r>
-      <w:r>
-        <w:rPr>
-          <w:rFonts w:hint="eastAsia"/>
-        </w:rPr>
-        <w:t>登录成功写入</w:t>
-      </w:r>
-      <w:r>
-        <w:rPr>
-          <w:rFonts w:hint="eastAsia"/>
-        </w:rPr>
-        <w:t>`</w:t>
-      </w:r>
-      <w:proofErr w:type="spellStart"/>
-      <w:r>
-        <w:rPr>
-          <w:rFonts w:hint="eastAsia"/>
-        </w:rPr>
-        <w:t>app.profile</w:t>
-      </w:r>
-      <w:proofErr w:type="spellEnd"/>
-      <w:r>
-        <w:rPr>
-          <w:rFonts w:hint="eastAsia"/>
-        </w:rPr>
-        <w:t>`</w:t>
-      </w:r>
-      <w:r>
-        <w:rPr>
-          <w:rFonts w:hint="eastAsia"/>
-        </w:rPr>
-        <w:t>并进入文件传输页，登录失败显示</w:t>
-      </w:r>
-      <w:r>
-        <w:rPr>
-          <w:rFonts w:hint="eastAsia"/>
-        </w:rPr>
-        <w:t>toast</w:t>
-      </w:r>
-      <w:r>
-        <w:rPr>
-          <w:rFonts w:hint="eastAsia"/>
-        </w:rPr>
-        <w:t>。</w:t>
-      </w:r>
-    </w:p>
-    <w:p>
-      <w:pPr>
-        <w:jc w:val="left"/>
-        <w:rPr>
-          <w:rFonts w:hint="eastAsia"/>
-        </w:rPr>
-      </w:pPr>
-      <w:r>
-        <w:rPr>
-          <w:rFonts w:hint="eastAsia"/>
-        </w:rPr>
-        <w:t xml:space="preserve">5. </w:t>
-      </w:r>
-      <w:r>
-        <w:rPr>
-          <w:rFonts w:hint="eastAsia"/>
-        </w:rPr>
-        <w:t>注册按钮提交后禁用表单并显示加载动画，后端返回后根据结果显示错误、等待页或返回登录页。</w:t>
-      </w:r>
-    </w:p>
-    <w:p>
-      <w:r>
-        <w:rPr>
-          <w:rFonts w:hint="eastAsia"/>
-          <w:b/>
-          <w:bCs/>
-        </w:rPr>
-        <w:t>UI</w:t>
-      </w:r>
-      <w:r>
-        <w:rPr>
-          <w:rFonts w:hint="eastAsia"/>
-          <w:b/>
-          <w:bCs/>
-        </w:rPr>
-        <w:t>展示</w:t>
-      </w:r>
-      <w:r>
-        <w:rPr>
-          <w:rFonts w:hint="eastAsia"/>
-        </w:rPr>
-        <w:t>（详细展示</w:t>
-      </w:r>
-      <w:r>
-        <w:rPr>
-          <w:rFonts w:hint="eastAsia"/>
-        </w:rPr>
-        <w:t>见视频</w:t>
-      </w:r>
-      <w:r>
-        <w:rPr>
-          <w:rFonts w:hint="eastAsia"/>
-        </w:rPr>
-        <w:t>）</w:t>
-      </w:r>
-      <w:r>
-        <w:rPr>
-          <w:rFonts w:hint="eastAsia"/>
-          <w:b/>
-          <w:bCs/>
-        </w:rPr>
-        <w:t>：</w:t>
-      </w:r>
-    </w:p>
-    <w:p>
-      <w:pPr>
+        </w:rPr>
+        <w:t>UI展示（详细展示见视频）：</w:t>
+      </w:r>
+    </w:p>
+    <w:p>
+      <w:pPr>
+        <w:jc w:val="center"/>
         <w:rPr>
           <w:noProof/>
         </w:rPr>
@@ -1983,7 +1803,7 @@
           <w:noProof/>
         </w:rPr>
         <w:pict w14:anchorId="1B38EDDA">
-          <v:shape id="_x0000_i1037" type="#_x0000_t75" style="width:415.2pt;height:397.8pt;visibility:visible;mso-wrap-style:square">
+          <v:shape id="_x0000_i1025" type="#_x0000_t75" style="width:415.2pt;height:397.8pt;visibility:visible;mso-wrap-style:square">
             <v:imagedata r:id="rId9" o:title=""/>
           </v:shape>
         </w:pict>
@@ -1991,9 +1811,7 @@
     </w:p>
     <w:p>
       <w:pPr>
-        <w:rPr>
-          <w:rFonts w:hint="eastAsia"/>
-        </w:rPr>
+        <w:jc w:val="center"/>
       </w:pPr>
       <w:r>
         <w:rPr>
@@ -2001,7 +1819,7 @@
         </w:rPr>
         <w:lastRenderedPageBreak/>
         <w:pict w14:anchorId="52A11E12">
-          <v:shape id="_x0000_i1039" type="#_x0000_t75" style="width:414.6pt;height:372pt;visibility:visible;mso-wrap-style:square">
+          <v:shape id="_x0000_i1026" type="#_x0000_t75" style="width:414.6pt;height:372pt;visibility:visible;mso-wrap-style:square">
             <v:imagedata r:id="rId10" o:title=""/>
           </v:shape>
         </w:pict>
@@ -2010,9 +1828,7 @@
     <w:p>
       <w:pPr>
         <w:pStyle w:val="3"/>
-        <w:rPr>
-          <w:rFonts w:hint="eastAsia"/>
-        </w:rPr>
+        <w:jc w:val="left"/>
       </w:pPr>
       <w:r>
         <w:rPr>
@@ -2022,92 +1838,181 @@
       </w:r>
     </w:p>
     <w:p>
-      <w:pPr/>
-      <w:r>
-        <w:t>类：FileTransfer.java</w:t>
-      </w:r>
-    </w:p>
-    <w:p>
-      <w:pPr/>
-      <w:r>
-        <w:t>功能简述：文件/文件夹选择、传输对象选择、UDP发送进度与结果展示</w:t>
-      </w:r>
-    </w:p>
-    <w:p>
-      <w:pPr/>
-      <w:r>
+      <w:pPr>
+        <w:jc w:val="left"/>
+      </w:pPr>
+      <w:r>
+        <w:rPr>
+          <w:b/>
+        </w:rPr>
+        <w:t>类：</w:t>
+      </w:r>
+      <w:r>
+        <w:t>FileTransfer.java</w:t>
+      </w:r>
+    </w:p>
+    <w:p>
+      <w:pPr>
+        <w:jc w:val="left"/>
+      </w:pPr>
+      <w:r>
+        <w:rPr>
+          <w:b/>
+        </w:rPr>
+        <w:t>功能简述：</w:t>
+      </w:r>
+      <w:r>
+        <w:t>文件/文件夹选择、传输对象选择、UDP发送进度与结果展示</w:t>
+      </w:r>
+    </w:p>
+    <w:p>
+      <w:pPr>
+        <w:jc w:val="left"/>
+      </w:pPr>
+      <w:r>
+        <w:rPr>
+          <w:b/>
+        </w:rPr>
         <w:t>具体说明：</w:t>
       </w:r>
     </w:p>
     <w:p>
-      <w:pPr/>
+      <w:pPr>
+        <w:jc w:val="left"/>
+      </w:pPr>
       <w:r>
         <w:t>1. 登录成功后默认进入本页，是本项目最主要的文件发送入口。</w:t>
       </w:r>
     </w:p>
     <w:p>
-      <w:pPr/>
+      <w:pPr>
+        <w:jc w:val="left"/>
+      </w:pPr>
       <w:r>
         <w:t>2. 支持按钮选择文件、按钮选择文件夹，也支持把文件或文件夹直接拖拽到上传区域。</w:t>
       </w:r>
     </w:p>
     <w:p>
-      <w:pPr/>
+      <w:pPr>
+        <w:jc w:val="left"/>
+      </w:pPr>
       <w:r>
         <w:t>3. 添加文件时会进行文件类型匹配，不支持的扩展名会被跳过并用toast提示。</w:t>
       </w:r>
     </w:p>
     <w:p>
-      <w:pPr/>
+      <w:pPr>
+        <w:jc w:val="left"/>
+      </w:pPr>
       <w:r>
         <w:t>4. 待发送列表会展示文件图标、类型标签、大小和修改时间，便于发送前核对。</w:t>
       </w:r>
     </w:p>
     <w:p>
-      <w:pPr/>
+      <w:pPr>
+        <w:jc w:val="left"/>
+      </w:pPr>
       <w:r>
         <w:t>5. 传输对象区展示近期用户和本地分组，分组目标会携带默认口令并在发送前自动预填。</w:t>
       </w:r>
     </w:p>
     <w:p>
-      <w:pPr/>
+      <w:pPr>
+        <w:jc w:val="left"/>
+      </w:pPr>
       <w:r>
         <w:t>6. 开始发送前会弹出本次传输口令输入框，空口令表示普通公开传输。</w:t>
       </w:r>
     </w:p>
     <w:p>
-      <w:pPr/>
+      <w:pPr>
+        <w:jc w:val="left"/>
+      </w:pPr>
       <w:r>
         <w:t>7. 发送中显示传输中任务、完成/失败数量、结果日志，并提供暂停发送和继续发送。</w:t>
       </w:r>
     </w:p>
     <w:p>
-      <w:pPr/>
+      <w:pPr>
+        <w:jc w:val="left"/>
+      </w:pPr>
       <w:r>
         <w:t>8. 传输完成后刷新统计结果，可清除已完成任务或清空日志。</w:t>
       </w:r>
     </w:p>
     <w:p>
-      <w:pPr/>
-      <w:r>
+      <w:pPr>
+        <w:jc w:val="left"/>
+      </w:pPr>
+      <w:r>
+        <w:rPr>
+          <w:b/>
+        </w:rPr>
         <w:t>实现：</w:t>
       </w:r>
     </w:p>
     <w:p>
-      <w:pPr/>
-      <w:r>
-        <w:t>FileTransfer.showFileTransferPage()负责加载近期对象并渲染首页；uploadStrip()处理文件选择、文件夹选择和拖拽事件；addFiles()调用FileIcons完成类型过滤；startTransfer()校验文件和目标后调用AppController.startTransfer()，进度回调统一回到JavaFX线程刷新结果页；togglePause()把暂停状态交给后端发送器。</w:t>
-      </w:r>
-    </w:p>
-    <w:p>
-      <w:pPr/>
-      <w:r>
+      <w:pPr>
+        <w:jc w:val="left"/>
+      </w:pPr>
+      <w:r>
+        <w:t xml:space="preserve"> 见完整代码。</w:t>
+      </w:r>
+    </w:p>
+    <w:p>
+      <w:pPr>
+        <w:jc w:val="left"/>
+      </w:pPr>
+      <w:r>
+        <w:rPr>
+          <w:b/>
+        </w:rPr>
         <w:t>UI展示（详细展示见视频）：</w:t>
       </w:r>
     </w:p>
     <w:p>
       <w:pPr>
+        <w:jc w:val="center"/>
+      </w:pPr>
+      <w:r>
+        <w:drawing>
+          <wp:inline xmlns:a="http://schemas.openxmlformats.org/drawingml/2006/main" xmlns:pic="http://schemas.openxmlformats.org/drawingml/2006/picture">
+            <wp:extent cx="5303520" cy="3507167"/>
+            <wp:docPr id="4" name="Picture 4"/>
+            <wp:cNvGraphicFramePr>
+              <a:graphicFrameLocks noChangeAspect="1"/>
+            </wp:cNvGraphicFramePr>
+            <a:graphic>
+              <a:graphicData uri="http://schemas.openxmlformats.org/drawingml/2006/picture">
+                <pic:pic>
+                  <pic:nvPicPr>
+                    <pic:cNvPr id="0" name="image4.png"/>
+                    <pic:cNvPicPr/>
+                  </pic:nvPicPr>
+                  <pic:blipFill>
+                    <a:blip r:embed="rId17"/>
+                    <a:stretch>
+                      <a:fillRect/>
+                    </a:stretch>
+                  </pic:blipFill>
+                  <pic:spPr>
+                    <a:xfrm>
+                      <a:off x="0" y="0"/>
+                      <a:ext cx="5303520" cy="3507167"/>
+                    </a:xfrm>
+                    <a:prstGeom prst="rect"/>
+                  </pic:spPr>
+                </pic:pic>
+              </a:graphicData>
+            </a:graphic>
+          </wp:inline>
+        </w:drawing>
+      </w:r>
+    </w:p>
+    <w:p>
+      <w:pPr>
         <w:pStyle w:val="3"/>
+        <w:jc w:val="left"/>
       </w:pPr>
       <w:r>
         <w:rPr>
@@ -2117,182 +2022,357 @@
       </w:r>
     </w:p>
     <w:p>
-      <w:pPr/>
-      <w:r>
-        <w:t>类：UserList.java</w:t>
-      </w:r>
-    </w:p>
-    <w:p>
-      <w:pPr/>
-      <w:r>
-        <w:t>功能简述：局域网用户展示、扫描、搜索、本地分组创建/编辑和发送入口</w:t>
-      </w:r>
-    </w:p>
-    <w:p>
-      <w:pPr/>
-      <w:r>
+      <w:pPr>
+        <w:jc w:val="left"/>
+      </w:pPr>
+      <w:r>
+        <w:rPr>
+          <w:b/>
+        </w:rPr>
+        <w:t>类：</w:t>
+      </w:r>
+      <w:r>
+        <w:t>UserList.java</w:t>
+      </w:r>
+    </w:p>
+    <w:p>
+      <w:pPr>
+        <w:jc w:val="left"/>
+      </w:pPr>
+      <w:r>
+        <w:rPr>
+          <w:b/>
+        </w:rPr>
+        <w:t>功能简述：</w:t>
+      </w:r>
+      <w:r>
+        <w:t>局域网用户展示、扫描、搜索、本地分组创建/编辑和发送入口</w:t>
+      </w:r>
+    </w:p>
+    <w:p>
+      <w:pPr>
+        <w:jc w:val="left"/>
+      </w:pPr>
+      <w:r>
+        <w:rPr>
+          <w:b/>
+        </w:rPr>
         <w:t>具体说明：</w:t>
       </w:r>
     </w:p>
     <w:p>
-      <w:pPr/>
+      <w:pPr>
+        <w:jc w:val="left"/>
+      </w:pPr>
       <w:r>
         <w:t>1. 页面同时支持矩阵视图和列表视图，矩阵视图展示单个局域网用户，列表视图展示本地传输分组。</w:t>
       </w:r>
     </w:p>
     <w:p>
-      <w:pPr/>
+      <w:pPr>
+        <w:jc w:val="left"/>
+      </w:pPr>
       <w:r>
         <w:t>2. 用户数据来自真实局域网发现结果，分组数据来自本地分组仓库。</w:t>
       </w:r>
     </w:p>
     <w:p>
-      <w:pPr/>
+      <w:pPr>
+        <w:jc w:val="left"/>
+      </w:pPr>
       <w:r>
         <w:t>3. 用户卡片显示设备名称、昵称、在线状态和个性签名，本机设备会额外标记。</w:t>
       </w:r>
     </w:p>
     <w:p>
-      <w:pPr/>
+      <w:pPr>
+        <w:jc w:val="left"/>
+      </w:pPr>
       <w:r>
         <w:t>4. 搜索框会随视图切换提示词，用户视图按昵称和设备名称搜索，分组视图按分组名和口令搜索。</w:t>
       </w:r>
     </w:p>
     <w:p>
-      <w:pPr/>
+      <w:pPr>
+        <w:jc w:val="left"/>
+      </w:pPr>
       <w:r>
         <w:t>5. 扫描用户按钮在当前页内触发局域网扫描，扫描中按钮右侧显示加载动画。</w:t>
       </w:r>
     </w:p>
     <w:p>
-      <w:pPr/>
+      <w:pPr>
+        <w:jc w:val="left"/>
+      </w:pPr>
       <w:r>
         <w:t>6. 新建分组时切到用户矩阵，用户卡片右侧显示复选框，可填写分组名和默认口令。</w:t>
       </w:r>
     </w:p>
     <w:p>
-      <w:pPr/>
+      <w:pPr>
+        <w:jc w:val="left"/>
+      </w:pPr>
       <w:r>
         <w:t>7. 分组卡片支持发送、编辑和展开/收起，展开后以三列矩阵展示组内成员。</w:t>
       </w:r>
     </w:p>
     <w:p>
-      <w:pPr/>
+      <w:pPr>
+        <w:jc w:val="left"/>
+      </w:pPr>
       <w:r>
         <w:t>8. 点击用户或分组发送入口时会把目标加入近期对象并跳转到文件传输页。</w:t>
       </w:r>
     </w:p>
     <w:p>
-      <w:pPr/>
-      <w:r>
+      <w:pPr>
+        <w:jc w:val="left"/>
+      </w:pPr>
+      <w:r>
+        <w:rPr>
+          <w:b/>
+        </w:rPr>
         <w:t>实现：</w:t>
       </w:r>
     </w:p>
     <w:p>
-      <w:pPr/>
-      <w:r>
-        <w:t>UserList.showUserListPage()通过thenCombine同时加载用户和分组；renderPage()组装搜索、扫描、建组和视图切换控件；scanUsers()调用AppController.scanLanDevices()并用scanRunId避免旧扫描结果覆盖新状态；saveSelectedGroup()和saveGroupEdit()分别负责新建分组和保存分组编辑。</w:t>
-      </w:r>
-    </w:p>
-    <w:p>
-      <w:pPr/>
-      <w:r>
+      <w:pPr>
+        <w:jc w:val="left"/>
+      </w:pPr>
+      <w:r>
+        <w:t xml:space="preserve"> 见完整代码。</w:t>
+      </w:r>
+    </w:p>
+    <w:p>
+      <w:pPr>
+        <w:jc w:val="left"/>
+      </w:pPr>
+      <w:r>
+        <w:rPr>
+          <w:b/>
+        </w:rPr>
         <w:t>UI展示（详细展示见视频）：</w:t>
       </w:r>
     </w:p>
     <w:p>
       <w:pPr>
+        <w:jc w:val="center"/>
+      </w:pPr>
+      <w:r>
+        <w:drawing>
+          <wp:inline xmlns:a="http://schemas.openxmlformats.org/drawingml/2006/main" xmlns:pic="http://schemas.openxmlformats.org/drawingml/2006/picture">
+            <wp:extent cx="5303520" cy="3507167"/>
+            <wp:docPr id="3" name="Picture 3"/>
+            <wp:cNvGraphicFramePr>
+              <a:graphicFrameLocks noChangeAspect="1"/>
+            </wp:cNvGraphicFramePr>
+            <a:graphic>
+              <a:graphicData uri="http://schemas.openxmlformats.org/drawingml/2006/picture">
+                <pic:pic>
+                  <pic:nvPicPr>
+                    <pic:cNvPr id="0" name="image5.png"/>
+                    <pic:cNvPicPr/>
+                  </pic:nvPicPr>
+                  <pic:blipFill>
+                    <a:blip r:embed="rId16"/>
+                    <a:stretch>
+                      <a:fillRect/>
+                    </a:stretch>
+                  </pic:blipFill>
+                  <pic:spPr>
+                    <a:xfrm>
+                      <a:off x="0" y="0"/>
+                      <a:ext cx="5303520" cy="3507167"/>
+                    </a:xfrm>
+                    <a:prstGeom prst="rect"/>
+                  </pic:spPr>
+                </pic:pic>
+              </a:graphicData>
+            </a:graphic>
+          </wp:inline>
+        </w:drawing>
+      </w:r>
+    </w:p>
+    <w:p>
+      <w:pPr>
         <w:pStyle w:val="3"/>
-      </w:pPr>
-      <w:r>
-        <w:rPr>
-          <w:rFonts w:hint="eastAsia"/>
-        </w:rPr>
-        <w:lastRenderedPageBreak/>
+        <w:jc w:val="left"/>
+      </w:pPr>
+      <w:r>
+        <w:rPr>
+          <w:rFonts w:hint="eastAsia"/>
+        </w:rPr>
         <w:t>我的页</w:t>
       </w:r>
     </w:p>
     <w:p>
-      <w:pPr/>
-      <w:r>
-        <w:t>类：Mine.java</w:t>
-      </w:r>
-    </w:p>
-    <w:p>
-      <w:pPr/>
-      <w:r>
-        <w:t>功能简述：当前账号资料、头像、用户状态和自定义签名维护</w:t>
-      </w:r>
-    </w:p>
-    <w:p>
-      <w:pPr/>
-      <w:r>
+      <w:pPr>
+        <w:jc w:val="left"/>
+      </w:pPr>
+      <w:r>
+        <w:rPr>
+          <w:b/>
+        </w:rPr>
+        <w:t>类：</w:t>
+      </w:r>
+      <w:r>
+        <w:t>Mine.java</w:t>
+      </w:r>
+    </w:p>
+    <w:p>
+      <w:pPr>
+        <w:jc w:val="left"/>
+      </w:pPr>
+      <w:r>
+        <w:rPr>
+          <w:b/>
+        </w:rPr>
+        <w:t>功能简述：</w:t>
+      </w:r>
+      <w:r>
+        <w:t>当前账号资料、头像、用户状态和自定义签名维护</w:t>
+      </w:r>
+    </w:p>
+    <w:p>
+      <w:pPr>
+        <w:jc w:val="left"/>
+      </w:pPr>
+      <w:r>
+        <w:rPr>
+          <w:b/>
+        </w:rPr>
         <w:t>具体说明：</w:t>
       </w:r>
     </w:p>
     <w:p>
-      <w:pPr/>
+      <w:pPr>
+        <w:jc w:val="left"/>
+      </w:pPr>
       <w:r>
         <w:t>1. 未登录时自动返回登录页，已登录时展示当前账号资料。</w:t>
       </w:r>
     </w:p>
     <w:p>
-      <w:pPr/>
+      <w:pPr>
+        <w:jc w:val="left"/>
+      </w:pPr>
       <w:r>
         <w:t>2. 左侧头像支持悬停遮罩和点击修改，选择图片后会裁剪压缩为头像数据。</w:t>
       </w:r>
     </w:p>
     <w:p>
-      <w:pPr/>
+      <w:pPr>
+        <w:jc w:val="left"/>
+      </w:pPr>
       <w:r>
         <w:t>3. 右侧展示昵称、用户ID、设备名称和个性签名，用户ID可一键复制。</w:t>
       </w:r>
     </w:p>
     <w:p>
-      <w:pPr/>
+      <w:pPr>
+        <w:jc w:val="left"/>
+      </w:pPr>
       <w:r>
         <w:t>4. 昵称、设备名称和个性签名默认只读，点击编辑图标后进入可编辑状态，再点击对勾保存。</w:t>
       </w:r>
     </w:p>
     <w:p>
-      <w:pPr/>
+      <w:pPr>
+        <w:jc w:val="left"/>
+      </w:pPr>
       <w:r>
         <w:t>5. 底部保存按钮可一次性保存全部资料，重置按钮按当前账号资料重新渲染。</w:t>
       </w:r>
     </w:p>
     <w:p>
-      <w:pPr/>
+      <w:pPr>
+        <w:jc w:val="left"/>
+      </w:pPr>
       <w:r>
         <w:t>6. 状态卡可直接切换在线、忙碌、隐身、离线等状态，当前状态会高亮。</w:t>
       </w:r>
     </w:p>
     <w:p>
-      <w:pPr/>
+      <w:pPr>
+        <w:jc w:val="left"/>
+      </w:pPr>
       <w:r>
         <w:t>7. 自定义状态输入框会保存签名文字，并把新的状态资料广播给局域网内其它客户端。</w:t>
       </w:r>
     </w:p>
     <w:p>
-      <w:pPr/>
-      <w:r>
+      <w:pPr>
+        <w:jc w:val="left"/>
+      </w:pPr>
+      <w:r>
+        <w:rPr>
+          <w:b/>
+        </w:rPr>
         <w:t>实现：</w:t>
       </w:r>
     </w:p>
     <w:p>
-      <w:pPr/>
-      <w:r>
-        <w:t>Mine.showProfilePage()读取app.profile后组装资料区、状态区和更多信息区；profilePhoto()显示首字头像或Base64头像并处理点击换头像；jpegAvatar()用ImageIO裁剪压缩图片；editableRow()实现编辑图标和保存图标切换；saveStatus()异步调用AppController.updateStatus()，先更新界面再让后端完成账号表同步。</w:t>
-      </w:r>
-    </w:p>
-    <w:p>
-      <w:pPr/>
-      <w:r>
+      <w:pPr>
+        <w:jc w:val="left"/>
+      </w:pPr>
+      <w:r>
+        <w:t xml:space="preserve"> 见完整代码。</w:t>
+      </w:r>
+    </w:p>
+    <w:p>
+      <w:pPr>
+        <w:jc w:val="left"/>
+      </w:pPr>
+      <w:r>
+        <w:rPr>
+          <w:b/>
+        </w:rPr>
         <w:t>UI展示（详细展示见视频）：</w:t>
       </w:r>
     </w:p>
     <w:p>
       <w:pPr>
+        <w:jc w:val="center"/>
+      </w:pPr>
+      <w:r>
+        <w:drawing>
+          <wp:inline xmlns:a="http://schemas.openxmlformats.org/drawingml/2006/main" xmlns:pic="http://schemas.openxmlformats.org/drawingml/2006/picture">
+            <wp:extent cx="5303520" cy="3507167"/>
+            <wp:docPr id="2" name="Picture 2"/>
+            <wp:cNvGraphicFramePr>
+              <a:graphicFrameLocks noChangeAspect="1"/>
+            </wp:cNvGraphicFramePr>
+            <a:graphic>
+              <a:graphicData uri="http://schemas.openxmlformats.org/drawingml/2006/picture">
+                <pic:pic>
+                  <pic:nvPicPr>
+                    <pic:cNvPr id="0" name="image6.png"/>
+                    <pic:cNvPicPr/>
+                  </pic:nvPicPr>
+                  <pic:blipFill>
+                    <a:blip r:embed="rId15"/>
+                    <a:stretch>
+                      <a:fillRect/>
+                    </a:stretch>
+                  </pic:blipFill>
+                  <pic:spPr>
+                    <a:xfrm>
+                      <a:off x="0" y="0"/>
+                      <a:ext cx="5303520" cy="3507167"/>
+                    </a:xfrm>
+                    <a:prstGeom prst="rect"/>
+                  </pic:spPr>
+                </pic:pic>
+              </a:graphicData>
+            </a:graphic>
+          </wp:inline>
+        </w:drawing>
+      </w:r>
+    </w:p>
+    <w:p>
+      <w:pPr>
         <w:pStyle w:val="3"/>
+        <w:jc w:val="left"/>
       </w:pPr>
       <w:r>
         <w:rPr>
@@ -2302,87 +2382,175 @@
       </w:r>
     </w:p>
     <w:p>
-      <w:pPr/>
-      <w:r>
-        <w:t>类：Settings.java</w:t>
-      </w:r>
-    </w:p>
-    <w:p>
-      <w:pPr/>
-      <w:r>
-        <w:t>功能简述：网络信息、传输参数、界面外观、接收目录和启动行为设置</w:t>
-      </w:r>
-    </w:p>
-    <w:p>
-      <w:pPr/>
-      <w:r>
+      <w:pPr>
+        <w:jc w:val="left"/>
+      </w:pPr>
+      <w:r>
+        <w:rPr>
+          <w:b/>
+        </w:rPr>
+        <w:t>类：</w:t>
+      </w:r>
+      <w:r>
+        <w:t>Settings.java</w:t>
+      </w:r>
+    </w:p>
+    <w:p>
+      <w:pPr>
+        <w:jc w:val="left"/>
+      </w:pPr>
+      <w:r>
+        <w:rPr>
+          <w:b/>
+        </w:rPr>
+        <w:t>功能简述：</w:t>
+      </w:r>
+      <w:r>
+        <w:t>网络信息、传输参数、界面外观、接收目录和启动行为设置</w:t>
+      </w:r>
+    </w:p>
+    <w:p>
+      <w:pPr>
+        <w:jc w:val="left"/>
+      </w:pPr>
+      <w:r>
+        <w:rPr>
+          <w:b/>
+        </w:rPr>
         <w:t>具体说明：</w:t>
       </w:r>
     </w:p>
     <w:p>
-      <w:pPr/>
+      <w:pPr>
+        <w:jc w:val="left"/>
+      </w:pPr>
       <w:r>
         <w:t>1. 页面进入时从后端加载SystemSettings，并把当前主题色、字体和缩放同步到主窗口。</w:t>
       </w:r>
     </w:p>
     <w:p>
-      <w:pPr/>
+      <w:pPr>
+        <w:jc w:val="left"/>
+      </w:pPr>
       <w:r>
         <w:t>2. 展示本机局域网IP信息，包括IPv4地址和IPv6地址。</w:t>
       </w:r>
     </w:p>
     <w:p>
-      <w:pPr/>
+      <w:pPr>
+        <w:jc w:val="left"/>
+      </w:pPr>
       <w:r>
         <w:t>3. 支持设置上传限速、下载限速和失败重试次数，不限速时数值设为0。</w:t>
       </w:r>
     </w:p>
     <w:p>
-      <w:pPr/>
+      <w:pPr>
+        <w:jc w:val="left"/>
+      </w:pPr>
       <w:r>
         <w:t>4. 支持选择预设主题色或输入自定义颜色，保存后全局界面立即使用新主题色。</w:t>
       </w:r>
     </w:p>
     <w:p>
-      <w:pPr/>
+      <w:pPr>
+        <w:jc w:val="left"/>
+      </w:pPr>
       <w:r>
         <w:t>5. 支持选择系统中文字体、字号和缩放比例，便于适配不同屏幕。</w:t>
       </w:r>
     </w:p>
     <w:p>
-      <w:pPr/>
+      <w:pPr>
+        <w:jc w:val="left"/>
+      </w:pPr>
       <w:r>
         <w:t>6. 支持选择接收目录，文件接收端会按该目录落盘。</w:t>
       </w:r>
     </w:p>
     <w:p>
-      <w:pPr/>
+      <w:pPr>
+        <w:jc w:val="left"/>
+      </w:pPr>
       <w:r>
         <w:t>7. 支持语言字段、开机自启动、启动后最小化和完成提示音等运行习惯设置。</w:t>
       </w:r>
     </w:p>
     <w:p>
-      <w:pPr/>
+      <w:pPr>
+        <w:jc w:val="left"/>
+      </w:pPr>
       <w:r>
         <w:t>8. 页面已移除旧的一刀切全局传输口令，传输口令改为发送前或分组默认口令。</w:t>
       </w:r>
     </w:p>
     <w:p>
-      <w:pPr/>
-      <w:r>
+      <w:pPr>
+        <w:jc w:val="left"/>
+      </w:pPr>
+      <w:r>
+        <w:rPr>
+          <w:b/>
+        </w:rPr>
         <w:t>实现：</w:t>
       </w:r>
     </w:p>
     <w:p>
-      <w:pPr/>
-      <w:r>
-        <w:t>Settings.showSettingsPage()异步调用AppController.loadSettings()，返回后在JavaFX线程render()；settingsRow()统一四列布局，右侧控件区固定宽度避免越界；speedLimitControls()、colorControls()、fontControls()、zoomControls()和receiveDirControls()分别构建各类控件；saveControls()读取控件生成SystemSettings并调用AppController.updateSettings()保存。</w:t>
-      </w:r>
-    </w:p>
-    <w:p>
-      <w:pPr/>
-      <w:r>
+      <w:pPr>
+        <w:jc w:val="left"/>
+      </w:pPr>
+      <w:r>
+        <w:t xml:space="preserve"> 见完整代码。</w:t>
+      </w:r>
+    </w:p>
+    <w:p>
+      <w:pPr>
+        <w:jc w:val="left"/>
+      </w:pPr>
+      <w:r>
+        <w:rPr>
+          <w:b/>
+        </w:rPr>
         <w:t>UI展示（详细展示见视频）：</w:t>
+      </w:r>
+    </w:p>
+    <w:p>
+      <w:pPr>
+        <w:jc w:val="center"/>
+      </w:pPr>
+      <w:r>
+        <w:drawing>
+          <wp:inline xmlns:a="http://schemas.openxmlformats.org/drawingml/2006/main" xmlns:pic="http://schemas.openxmlformats.org/drawingml/2006/picture">
+            <wp:extent cx="5303520" cy="3507167"/>
+            <wp:docPr id="1" name="Picture 1"/>
+            <wp:cNvGraphicFramePr>
+              <a:graphicFrameLocks noChangeAspect="1"/>
+            </wp:cNvGraphicFramePr>
+            <a:graphic>
+              <a:graphicData uri="http://schemas.openxmlformats.org/drawingml/2006/picture">
+                <pic:pic>
+                  <pic:nvPicPr>
+                    <pic:cNvPr id="0" name="image7.png"/>
+                    <pic:cNvPicPr/>
+                  </pic:nvPicPr>
+                  <pic:blipFill>
+                    <a:blip r:embed="rId14"/>
+                    <a:stretch>
+                      <a:fillRect/>
+                    </a:stretch>
+                  </pic:blipFill>
+                  <pic:spPr>
+                    <a:xfrm>
+                      <a:off x="0" y="0"/>
+                      <a:ext cx="5303520" cy="3507167"/>
+                    </a:xfrm>
+                    <a:prstGeom prst="rect"/>
+                  </pic:spPr>
+                </pic:pic>
+              </a:graphicData>
+            </a:graphic>
+          </wp:inline>
+        </w:drawing>
       </w:r>
     </w:p>
     <w:p>
@@ -2704,6 +2872,7 @@
         <w:rPr>
           <w:rFonts w:hint="eastAsia"/>
         </w:rPr>
+        <w:lastRenderedPageBreak/>
         <w:t>完整代码</w:t>
       </w:r>
     </w:p>
@@ -2717,7 +2886,6 @@
         <w:rPr>
           <w:rFonts w:hint="eastAsia"/>
         </w:rPr>
-        <w:lastRenderedPageBreak/>
         <w:t>运行结果截图</w:t>
       </w:r>
     </w:p>
@@ -2725,7 +2893,7 @@
     <w:p/>
     <w:p/>
     <w:sectPr>
-      <w:headerReference w:type="default" r:id="rId15"/>
+      <w:headerReference w:type="default" r:id="rId11"/>
       <w:pgSz w:w="11900" w:h="16840"/>
       <w:pgMar w:top="1440" w:right="1800" w:bottom="1440" w:left="1800" w:header="851" w:footer="992" w:gutter="0"/>
       <w:cols w:space="720"/>

--- a/doc/实验报告.docx
+++ b/doc/实验报告.docx
@@ -25,7 +25,7 @@
             <v:path o:extrusionok="f" gradientshapeok="t" o:connecttype="rect"/>
             <o:lock v:ext="edit" aspectratio="t"/>
           </v:shapetype>
-          <v:shape id="图片 2" o:spid="_x0000_s2050" type="#_x0000_t75" alt="图片包含 游戏机&#10;&#10;描述已自动生成" style="position:absolute;left:0;text-align:left;margin-left:74.75pt;margin-top:5.9pt;width:277.6pt;height:85.5pt;z-index:-1">
+          <v:shape id="图片 2" o:spid="_x0000_s2050" type="#_x0000_t75" alt="图片包含 游戏机&#10;&#10;描述已自动生成" style="position:absolute;left:0;text-align:left;margin-left:74.75pt;margin-top:5.9pt;width:277.6pt;height:85.5pt;z-index:-251654144">
             <v:fill o:detectmouseclick="t"/>
             <v:imagedata r:id="rId7" o:title="图片包含 游戏机&#10;&#10;描述已自动生成"/>
             <w10:wrap type="square"/>
@@ -86,7 +86,7 @@
           <w:rFonts w:ascii="等线" w:eastAsia="等线" w:hAnsi="等线"/>
         </w:rPr>
         <w:pict w14:anchorId="7B9CB8D1">
-          <v:line id="直线连接符 11" o:spid="_x0000_s2051" style="position:absolute;left:0;text-align:left;z-index:1" from="106.8pt,28.8pt" to="348pt,28.8pt" o:gfxdata="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" strokeweight=".5pt">
+          <v:line id="直线连接符 11" o:spid="_x0000_s2051" style="position:absolute;left:0;text-align:left;z-index:251653120" from="106.8pt,28.8pt" to="348pt,28.8pt" o:gfxdata="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" strokeweight=".5pt">
             <v:fill o:detectmouseclick="t"/>
             <v:stroke joinstyle="miter"/>
           </v:line>
@@ -148,7 +148,7 @@
           <w:rFonts w:ascii="仿宋" w:hAnsi="仿宋"/>
         </w:rPr>
         <w:pict w14:anchorId="466B26FB">
-          <v:line id="直线连接符 20" o:spid="_x0000_s2059" style="position:absolute;left:0;text-align:left;z-index:8" from="176.4pt,22.85pt" to="289.9pt,22.85pt" o:gfxdata="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" strokeweight=".5pt">
+          <v:line id="直线连接符 20" o:spid="_x0000_s2059" style="position:absolute;left:0;text-align:left;z-index:251660288" from="176.4pt,22.85pt" to="289.9pt,22.85pt" o:gfxdata="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" strokeweight=".5pt">
             <v:fill o:detectmouseclick="t"/>
             <v:stroke joinstyle="miter"/>
           </v:line>
@@ -158,12 +158,18 @@
         <w:rPr>
           <w:rFonts w:ascii="仿宋" w:hAnsi="仿宋" w:hint="eastAsia"/>
         </w:rPr>
-        <w:t>学年学期：202</w:t>
+        <w:t>学年学期：</w:t>
       </w:r>
       <w:r>
         <w:rPr>
           <w:rFonts w:ascii="仿宋" w:hAnsi="仿宋" w:hint="eastAsia"/>
         </w:rPr>
+        <w:t>202</w:t>
+      </w:r>
+      <w:r>
+        <w:rPr>
+          <w:rFonts w:ascii="仿宋" w:hAnsi="仿宋" w:hint="eastAsia"/>
+        </w:rPr>
         <w:t>5</w:t>
       </w:r>
       <w:r>
@@ -197,7 +203,7 @@
           <w:rFonts w:ascii="仿宋" w:hAnsi="仿宋"/>
         </w:rPr>
         <w:pict w14:anchorId="17C34B2B">
-          <v:line id="直线连接符 19" o:spid="_x0000_s2058" style="position:absolute;left:0;text-align:left;z-index:7" from="176.4pt,22.6pt" to="289.85pt,22.6pt" o:gfxdata="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" strokeweight=".5pt">
+          <v:line id="直线连接符 19" o:spid="_x0000_s2058" style="position:absolute;left:0;text-align:left;z-index:251659264" from="176.4pt,22.6pt" to="289.85pt,22.6pt" o:gfxdata="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" strokeweight=".5pt">
             <v:fill o:detectmouseclick="t"/>
             <v:stroke joinstyle="miter"/>
           </v:line>
@@ -207,7 +213,13 @@
         <w:rPr>
           <w:rFonts w:ascii="仿宋" w:hAnsi="仿宋" w:hint="eastAsia"/>
         </w:rPr>
-        <w:t xml:space="preserve">                     课程名称：</w:t>
+        <w:t xml:space="preserve">                     </w:t>
+      </w:r>
+      <w:r>
+        <w:rPr>
+          <w:rFonts w:ascii="仿宋" w:hAnsi="仿宋" w:hint="eastAsia"/>
+        </w:rPr>
+        <w:t>课程名称：</w:t>
       </w:r>
       <w:r>
         <w:rPr>
@@ -228,7 +240,7 @@
           <w:rFonts w:ascii="仿宋" w:hAnsi="仿宋"/>
         </w:rPr>
         <w:pict w14:anchorId="3A277E3F">
-          <v:line id="直线连接符 18" o:spid="_x0000_s2057" style="position:absolute;left:0;text-align:left;z-index:6" from="176.4pt,23.1pt" to="289.85pt,23.1pt" o:gfxdata="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" strokeweight=".5pt">
+          <v:line id="直线连接符 18" o:spid="_x0000_s2057" style="position:absolute;left:0;text-align:left;z-index:251658240" from="176.4pt,23.1pt" to="289.85pt,23.1pt" o:gfxdata="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" strokeweight=".5pt">
             <v:fill o:detectmouseclick="t"/>
             <v:stroke joinstyle="miter"/>
           </v:line>
@@ -271,7 +283,7 @@
           <w:rFonts w:ascii="仿宋" w:hAnsi="仿宋"/>
         </w:rPr>
         <w:pict w14:anchorId="1823179F">
-          <v:line id="直线连接符 17" o:spid="_x0000_s2056" style="position:absolute;left:0;text-align:left;z-index:5" from="176.4pt,22.4pt" to="289.85pt,22.4pt" o:gfxdata="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" strokeweight=".5pt">
+          <v:line id="直线连接符 17" o:spid="_x0000_s2056" style="position:absolute;left:0;text-align:left;z-index:251657216" from="176.4pt,22.4pt" to="289.85pt,22.4pt" o:gfxdata="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" strokeweight=".5pt">
             <v:fill o:detectmouseclick="t"/>
             <v:stroke joinstyle="miter"/>
           </v:line>
@@ -314,7 +326,7 @@
           <w:rFonts w:ascii="仿宋" w:hAnsi="仿宋"/>
         </w:rPr>
         <w:pict w14:anchorId="154DF559">
-          <v:line id="直线连接符 16" o:spid="_x0000_s2055" style="position:absolute;left:0;text-align:left;z-index:4" from="176.4pt,22.95pt" to="289.85pt,22.95pt" o:gfxdata="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" strokeweight=".5pt">
+          <v:line id="直线连接符 16" o:spid="_x0000_s2055" style="position:absolute;left:0;text-align:left;z-index:251656192" from="176.4pt,22.95pt" to="289.85pt,22.95pt" o:gfxdata="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" strokeweight=".5pt">
             <v:fill o:detectmouseclick="t"/>
             <v:stroke joinstyle="miter"/>
           </v:line>
@@ -378,7 +390,7 @@
           <w:rFonts w:ascii="仿宋" w:hAnsi="仿宋"/>
         </w:rPr>
         <w:pict w14:anchorId="6ACA0EDA">
-          <v:line id="直线连接符 15" o:spid="_x0000_s2054" style="position:absolute;left:0;text-align:left;z-index:3" from="176.4pt,22.8pt" to="289.85pt,22.8pt" o:gfxdata="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" strokeweight=".5pt">
+          <v:line id="直线连接符 15" o:spid="_x0000_s2054" style="position:absolute;left:0;text-align:left;z-index:251655168" from="176.4pt,22.8pt" to="289.85pt,22.8pt" o:gfxdata="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" strokeweight=".5pt">
             <v:fill o:detectmouseclick="t"/>
             <v:stroke joinstyle="miter"/>
           </v:line>
@@ -388,7 +400,13 @@
         <w:rPr>
           <w:rFonts w:ascii="仿宋" w:hAnsi="仿宋" w:hint="eastAsia"/>
         </w:rPr>
-        <w:t xml:space="preserve">姓 </w:t>
+        <w:t>姓</w:t>
+      </w:r>
+      <w:r>
+        <w:rPr>
+          <w:rFonts w:ascii="仿宋" w:hAnsi="仿宋" w:hint="eastAsia"/>
+        </w:rPr>
+        <w:t xml:space="preserve"> </w:t>
       </w:r>
       <w:r>
         <w:rPr>
@@ -421,7 +439,7 @@
           <w:rFonts w:ascii="仿宋" w:hAnsi="仿宋"/>
         </w:rPr>
         <w:pict w14:anchorId="64A8B1E3">
-          <v:line id="直线连接符 12" o:spid="_x0000_s2052" style="position:absolute;left:0;text-align:left;z-index:2" from="176pt,22.9pt" to="289.85pt,22.9pt" o:gfxdata="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" strokeweight=".5pt">
+          <v:line id="直线连接符 12" o:spid="_x0000_s2052" style="position:absolute;left:0;text-align:left;z-index:251654144" from="176pt,22.9pt" to="289.85pt,22.9pt" o:gfxdata="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" strokeweight=".5pt">
             <v:fill o:detectmouseclick="t"/>
             <v:stroke joinstyle="miter"/>
           </v:line>
@@ -443,7 +461,13 @@
         <w:rPr>
           <w:rFonts w:ascii="仿宋" w:hAnsi="仿宋" w:hint="eastAsia"/>
         </w:rPr>
-        <w:t xml:space="preserve">学 </w:t>
+        <w:t>学</w:t>
+      </w:r>
+      <w:r>
+        <w:rPr>
+          <w:rFonts w:ascii="仿宋" w:hAnsi="仿宋" w:hint="eastAsia"/>
+        </w:rPr>
+        <w:t xml:space="preserve"> </w:t>
       </w:r>
       <w:r>
         <w:rPr>
@@ -555,7 +579,7 @@
           <w:rFonts w:ascii="仿宋" w:hAnsi="仿宋"/>
         </w:rPr>
         <w:pict w14:anchorId="36BD327F">
-          <v:line id="直线连接符 22" o:spid="_x0000_s2060" style="position:absolute;left:0;text-align:left;z-index:9" from="205.75pt,22.4pt" to="262.05pt,22.4pt" o:gfxdata="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" strokeweight=".5pt">
+          <v:line id="直线连接符 22" o:spid="_x0000_s2060" style="position:absolute;left:0;text-align:left;z-index:251661312" from="205.75pt,22.4pt" to="262.05pt,22.4pt" o:gfxdata="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" strokeweight=".5pt">
             <v:fill o:detectmouseclick="t"/>
             <v:stroke joinstyle="miter"/>
           </v:line>
@@ -610,7 +634,14 @@
           <w:rFonts w:ascii="仿宋" w:hAnsi="仿宋" w:hint="eastAsia"/>
           <w:szCs w:val="21"/>
         </w:rPr>
-        <w:t xml:space="preserve">年 </w:t>
+        <w:t>年</w:t>
+      </w:r>
+      <w:r>
+        <w:rPr>
+          <w:rFonts w:ascii="仿宋" w:hAnsi="仿宋" w:hint="eastAsia"/>
+          <w:szCs w:val="21"/>
+        </w:rPr>
+        <w:t xml:space="preserve"> </w:t>
       </w:r>
       <w:r>
         <w:rPr>
@@ -1257,7 +1288,16 @@
         <w:t>功能简述：</w:t>
       </w:r>
       <w:r>
-        <w:t>JavaFX主窗口注册绘制、页路由，共UI组件库等</w:t>
+        <w:t>JavaFX</w:t>
+      </w:r>
+      <w:r>
+        <w:t>主窗口注册绘制、页路由，共</w:t>
+      </w:r>
+      <w:r>
+        <w:t>UI</w:t>
+      </w:r>
+      <w:r>
+        <w:t>组件库等</w:t>
       </w:r>
     </w:p>
     <w:p>
@@ -1788,7 +1828,13 @@
         <w:rPr>
           <w:b/>
         </w:rPr>
-        <w:t>UI展示（详细展示见视频）：</w:t>
+        <w:t>UI</w:t>
+      </w:r>
+      <w:r>
+        <w:rPr>
+          <w:b/>
+        </w:rPr>
+        <w:t>展示（详细展示见视频）：</w:t>
       </w:r>
     </w:p>
     <w:p>
@@ -1817,7 +1863,6 @@
         <w:rPr>
           <w:noProof/>
         </w:rPr>
-        <w:lastRenderedPageBreak/>
         <w:pict w14:anchorId="52A11E12">
           <v:shape id="_x0000_i1026" type="#_x0000_t75" style="width:414.6pt;height:372pt;visibility:visible;mso-wrap-style:square">
             <v:imagedata r:id="rId10" o:title=""/>
@@ -1862,7 +1907,19 @@
         <w:t>功能简述：</w:t>
       </w:r>
       <w:r>
-        <w:t>文件/文件夹选择、传输对象选择、UDP发送进度与结果展示</w:t>
+        <w:t>文件</w:t>
+      </w:r>
+      <w:r>
+        <w:t>/</w:t>
+      </w:r>
+      <w:r>
+        <w:t>文件夹选择、传输对象选择、</w:t>
+      </w:r>
+      <w:r>
+        <w:t>UDP</w:t>
+      </w:r>
+      <w:r>
+        <w:t>发送进度与结果展示</w:t>
       </w:r>
     </w:p>
     <w:p>
@@ -1881,63 +1938,99 @@
         <w:jc w:val="left"/>
       </w:pPr>
       <w:r>
-        <w:t>1. 登录成功后默认进入本页，是本项目最主要的文件发送入口。</w:t>
-      </w:r>
-    </w:p>
-    <w:p>
-      <w:pPr>
-        <w:jc w:val="left"/>
-      </w:pPr>
-      <w:r>
-        <w:t>2. 支持按钮选择文件、按钮选择文件夹，也支持把文件或文件夹直接拖拽到上传区域。</w:t>
-      </w:r>
-    </w:p>
-    <w:p>
-      <w:pPr>
-        <w:jc w:val="left"/>
-      </w:pPr>
-      <w:r>
-        <w:t>3. 添加文件时会进行文件类型匹配，不支持的扩展名会被跳过并用toast提示。</w:t>
-      </w:r>
-    </w:p>
-    <w:p>
-      <w:pPr>
-        <w:jc w:val="left"/>
-      </w:pPr>
-      <w:r>
-        <w:t>4. 待发送列表会展示文件图标、类型标签、大小和修改时间，便于发送前核对。</w:t>
-      </w:r>
-    </w:p>
-    <w:p>
-      <w:pPr>
-        <w:jc w:val="left"/>
-      </w:pPr>
-      <w:r>
-        <w:t>5. 传输对象区展示近期用户和本地分组，分组目标会携带默认口令并在发送前自动预填。</w:t>
-      </w:r>
-    </w:p>
-    <w:p>
-      <w:pPr>
-        <w:jc w:val="left"/>
-      </w:pPr>
-      <w:r>
-        <w:t>6. 开始发送前会弹出本次传输口令输入框，空口令表示普通公开传输。</w:t>
-      </w:r>
-    </w:p>
-    <w:p>
-      <w:pPr>
-        <w:jc w:val="left"/>
-      </w:pPr>
-      <w:r>
-        <w:t>7. 发送中显示传输中任务、完成/失败数量、结果日志，并提供暂停发送和继续发送。</w:t>
-      </w:r>
-    </w:p>
-    <w:p>
-      <w:pPr>
-        <w:jc w:val="left"/>
-      </w:pPr>
-      <w:r>
-        <w:t>8. 传输完成后刷新统计结果，可清除已完成任务或清空日志。</w:t>
+        <w:t xml:space="preserve">1. </w:t>
+      </w:r>
+      <w:r>
+        <w:t>登录成功后默认进入本页，是本项目最主要的文件发送入口。</w:t>
+      </w:r>
+    </w:p>
+    <w:p>
+      <w:pPr>
+        <w:jc w:val="left"/>
+      </w:pPr>
+      <w:r>
+        <w:t xml:space="preserve">2. </w:t>
+      </w:r>
+      <w:r>
+        <w:t>支持按钮选择文件、按钮选择文件夹，也支持把文件或文件夹直接拖拽到上传区域。</w:t>
+      </w:r>
+    </w:p>
+    <w:p>
+      <w:pPr>
+        <w:jc w:val="left"/>
+      </w:pPr>
+      <w:r>
+        <w:t xml:space="preserve">3. </w:t>
+      </w:r>
+      <w:r>
+        <w:t>添加文件时会进行文件类型匹配，不支持的扩展名会被跳过并用</w:t>
+      </w:r>
+      <w:r>
+        <w:t>toast</w:t>
+      </w:r>
+      <w:r>
+        <w:t>提示。</w:t>
+      </w:r>
+    </w:p>
+    <w:p>
+      <w:pPr>
+        <w:jc w:val="left"/>
+      </w:pPr>
+      <w:r>
+        <w:t xml:space="preserve">4. </w:t>
+      </w:r>
+      <w:r>
+        <w:t>待发送列表会展示文件图标、类型标签、大小和修改时间，便于发送前核对。</w:t>
+      </w:r>
+    </w:p>
+    <w:p>
+      <w:pPr>
+        <w:jc w:val="left"/>
+      </w:pPr>
+      <w:r>
+        <w:t xml:space="preserve">5. </w:t>
+      </w:r>
+      <w:r>
+        <w:t>传输对象区展示近期用户和本地分组，分组目标会携带默认口令并在发送前自动预填。</w:t>
+      </w:r>
+    </w:p>
+    <w:p>
+      <w:pPr>
+        <w:jc w:val="left"/>
+      </w:pPr>
+      <w:r>
+        <w:t xml:space="preserve">6. </w:t>
+      </w:r>
+      <w:r>
+        <w:t>开始发送前会弹出本次传输口令输入框，空口令表示普通公开传输。</w:t>
+      </w:r>
+    </w:p>
+    <w:p>
+      <w:pPr>
+        <w:jc w:val="left"/>
+      </w:pPr>
+      <w:r>
+        <w:t xml:space="preserve">7. </w:t>
+      </w:r>
+      <w:r>
+        <w:t>发送中显示传输中任务、完成</w:t>
+      </w:r>
+      <w:r>
+        <w:t>/</w:t>
+      </w:r>
+      <w:r>
+        <w:t>失败数量、结果日志，并提供暂停发送和继续发送。</w:t>
+      </w:r>
+    </w:p>
+    <w:p>
+      <w:pPr>
+        <w:jc w:val="left"/>
+      </w:pPr>
+      <w:r>
+        <w:t xml:space="preserve">8. </w:t>
+      </w:r>
+      <w:r>
+        <w:t>传输完成后刷新统计结果，可清除已完成任务或清空日志。</w:t>
       </w:r>
     </w:p>
     <w:p>
@@ -1956,18 +2049,27 @@
         <w:jc w:val="left"/>
       </w:pPr>
       <w:r>
-        <w:t xml:space="preserve"> 见完整代码。</w:t>
-      </w:r>
-    </w:p>
-    <w:p>
-      <w:pPr>
-        <w:jc w:val="left"/>
-      </w:pPr>
-      <w:r>
-        <w:rPr>
-          <w:b/>
-        </w:rPr>
-        <w:t>UI展示（详细展示见视频）：</w:t>
+        <w:t xml:space="preserve"> </w:t>
+      </w:r>
+      <w:r>
+        <w:t>见完整代码。</w:t>
+      </w:r>
+    </w:p>
+    <w:p>
+      <w:pPr>
+        <w:jc w:val="left"/>
+      </w:pPr>
+      <w:r>
+        <w:rPr>
+          <w:b/>
+        </w:rPr>
+        <w:t>UI</w:t>
+      </w:r>
+      <w:r>
+        <w:rPr>
+          <w:b/>
+        </w:rPr>
+        <w:t>展示（详细展示见视频）：</w:t>
       </w:r>
     </w:p>
     <w:p>
@@ -1975,22 +2077,26 @@
         <w:jc w:val="center"/>
       </w:pPr>
       <w:r>
+        <w:rPr>
+          <w:noProof/>
+        </w:rPr>
         <w:drawing>
-          <wp:inline xmlns:a="http://schemas.openxmlformats.org/drawingml/2006/main" xmlns:pic="http://schemas.openxmlformats.org/drawingml/2006/picture">
+          <wp:inline distT="0" distB="0" distL="0" distR="0" wp14:anchorId="039B1105" wp14:editId="6EE8A875">
             <wp:extent cx="5303520" cy="3507167"/>
+            <wp:effectExtent l="0" t="0" r="0" b="0"/>
             <wp:docPr id="4" name="Picture 4"/>
             <wp:cNvGraphicFramePr>
-              <a:graphicFrameLocks noChangeAspect="1"/>
+              <a:graphicFrameLocks xmlns:a="http://schemas.openxmlformats.org/drawingml/2006/main" noChangeAspect="1"/>
             </wp:cNvGraphicFramePr>
-            <a:graphic>
+            <a:graphic xmlns:a="http://schemas.openxmlformats.org/drawingml/2006/main">
               <a:graphicData uri="http://schemas.openxmlformats.org/drawingml/2006/picture">
-                <pic:pic>
+                <pic:pic xmlns:pic="http://schemas.openxmlformats.org/drawingml/2006/picture">
                   <pic:nvPicPr>
                     <pic:cNvPr id="0" name="image4.png"/>
                     <pic:cNvPicPr/>
                   </pic:nvPicPr>
                   <pic:blipFill>
-                    <a:blip r:embed="rId17"/>
+                    <a:blip r:embed="rId11"/>
                     <a:stretch>
                       <a:fillRect/>
                     </a:stretch>
@@ -2000,7 +2106,9 @@
                       <a:off x="0" y="0"/>
                       <a:ext cx="5303520" cy="3507167"/>
                     </a:xfrm>
-                    <a:prstGeom prst="rect"/>
+                    <a:prstGeom prst="rect">
+                      <a:avLst/>
+                    </a:prstGeom>
                   </pic:spPr>
                 </pic:pic>
               </a:graphicData>
@@ -2046,7 +2154,13 @@
         <w:t>功能简述：</w:t>
       </w:r>
       <w:r>
-        <w:t>局域网用户展示、扫描、搜索、本地分组创建/编辑和发送入口</w:t>
+        <w:t>局域网用户展示、扫描、搜索、本地分组创建</w:t>
+      </w:r>
+      <w:r>
+        <w:t>/</w:t>
+      </w:r>
+      <w:r>
+        <w:t>编辑和发送入口</w:t>
       </w:r>
     </w:p>
     <w:p>
@@ -2065,63 +2179,93 @@
         <w:jc w:val="left"/>
       </w:pPr>
       <w:r>
-        <w:t>1. 页面同时支持矩阵视图和列表视图，矩阵视图展示单个局域网用户，列表视图展示本地传输分组。</w:t>
-      </w:r>
-    </w:p>
-    <w:p>
-      <w:pPr>
-        <w:jc w:val="left"/>
-      </w:pPr>
-      <w:r>
-        <w:t>2. 用户数据来自真实局域网发现结果，分组数据来自本地分组仓库。</w:t>
-      </w:r>
-    </w:p>
-    <w:p>
-      <w:pPr>
-        <w:jc w:val="left"/>
-      </w:pPr>
-      <w:r>
-        <w:t>3. 用户卡片显示设备名称、昵称、在线状态和个性签名，本机设备会额外标记。</w:t>
-      </w:r>
-    </w:p>
-    <w:p>
-      <w:pPr>
-        <w:jc w:val="left"/>
-      </w:pPr>
-      <w:r>
-        <w:t>4. 搜索框会随视图切换提示词，用户视图按昵称和设备名称搜索，分组视图按分组名和口令搜索。</w:t>
-      </w:r>
-    </w:p>
-    <w:p>
-      <w:pPr>
-        <w:jc w:val="left"/>
-      </w:pPr>
-      <w:r>
-        <w:t>5. 扫描用户按钮在当前页内触发局域网扫描，扫描中按钮右侧显示加载动画。</w:t>
-      </w:r>
-    </w:p>
-    <w:p>
-      <w:pPr>
-        <w:jc w:val="left"/>
-      </w:pPr>
-      <w:r>
-        <w:t>6. 新建分组时切到用户矩阵，用户卡片右侧显示复选框，可填写分组名和默认口令。</w:t>
-      </w:r>
-    </w:p>
-    <w:p>
-      <w:pPr>
-        <w:jc w:val="left"/>
-      </w:pPr>
-      <w:r>
-        <w:t>7. 分组卡片支持发送、编辑和展开/收起，展开后以三列矩阵展示组内成员。</w:t>
-      </w:r>
-    </w:p>
-    <w:p>
-      <w:pPr>
-        <w:jc w:val="left"/>
-      </w:pPr>
-      <w:r>
-        <w:t>8. 点击用户或分组发送入口时会把目标加入近期对象并跳转到文件传输页。</w:t>
+        <w:t xml:space="preserve">1. </w:t>
+      </w:r>
+      <w:r>
+        <w:t>页面同时支持矩阵视图和列表视图，矩阵视图展示单个局域网用户，列表视图展示本地传输分组。</w:t>
+      </w:r>
+    </w:p>
+    <w:p>
+      <w:pPr>
+        <w:jc w:val="left"/>
+      </w:pPr>
+      <w:r>
+        <w:t xml:space="preserve">2. </w:t>
+      </w:r>
+      <w:r>
+        <w:t>用户数据来自真实局域网发现结果，分组数据来自本地分组仓库。</w:t>
+      </w:r>
+    </w:p>
+    <w:p>
+      <w:pPr>
+        <w:jc w:val="left"/>
+      </w:pPr>
+      <w:r>
+        <w:t xml:space="preserve">3. </w:t>
+      </w:r>
+      <w:r>
+        <w:t>用户卡片显示设备名称、昵称、在线状态和个性签名，本机设备会额外标记。</w:t>
+      </w:r>
+    </w:p>
+    <w:p>
+      <w:pPr>
+        <w:jc w:val="left"/>
+      </w:pPr>
+      <w:r>
+        <w:t xml:space="preserve">4. </w:t>
+      </w:r>
+      <w:r>
+        <w:t>搜索框会随视图切换提示词，用户视图按昵称和设备名称搜索，分组视图按分组名和口令搜索。</w:t>
+      </w:r>
+    </w:p>
+    <w:p>
+      <w:pPr>
+        <w:jc w:val="left"/>
+      </w:pPr>
+      <w:r>
+        <w:t xml:space="preserve">5. </w:t>
+      </w:r>
+      <w:r>
+        <w:t>扫描用户按钮在当前页内触发局域网扫描，扫描中按钮右侧显示加载动画。</w:t>
+      </w:r>
+    </w:p>
+    <w:p>
+      <w:pPr>
+        <w:jc w:val="left"/>
+      </w:pPr>
+      <w:r>
+        <w:t xml:space="preserve">6. </w:t>
+      </w:r>
+      <w:r>
+        <w:t>新建分组时切到用户矩阵，用户卡片右侧显示复选框，可填写分组名和默认口令。</w:t>
+      </w:r>
+    </w:p>
+    <w:p>
+      <w:pPr>
+        <w:jc w:val="left"/>
+      </w:pPr>
+      <w:r>
+        <w:t xml:space="preserve">7. </w:t>
+      </w:r>
+      <w:r>
+        <w:t>分组卡片支持发送、编辑和展开</w:t>
+      </w:r>
+      <w:r>
+        <w:t>/</w:t>
+      </w:r>
+      <w:r>
+        <w:t>收起，展开后以三列矩阵展示组内成员。</w:t>
+      </w:r>
+    </w:p>
+    <w:p>
+      <w:pPr>
+        <w:jc w:val="left"/>
+      </w:pPr>
+      <w:r>
+        <w:t xml:space="preserve">8. </w:t>
+      </w:r>
+      <w:r>
+        <w:t>点击用户或分组发送入口时会把目标加入近期对象并跳转到文件传输页。</w:t>
       </w:r>
     </w:p>
     <w:p>
@@ -2140,18 +2284,27 @@
         <w:jc w:val="left"/>
       </w:pPr>
       <w:r>
-        <w:t xml:space="preserve"> 见完整代码。</w:t>
-      </w:r>
-    </w:p>
-    <w:p>
-      <w:pPr>
-        <w:jc w:val="left"/>
-      </w:pPr>
-      <w:r>
-        <w:rPr>
-          <w:b/>
-        </w:rPr>
-        <w:t>UI展示（详细展示见视频）：</w:t>
+        <w:t xml:space="preserve"> </w:t>
+      </w:r>
+      <w:r>
+        <w:t>见完整代码。</w:t>
+      </w:r>
+    </w:p>
+    <w:p>
+      <w:pPr>
+        <w:jc w:val="left"/>
+      </w:pPr>
+      <w:r>
+        <w:rPr>
+          <w:b/>
+        </w:rPr>
+        <w:t>UI</w:t>
+      </w:r>
+      <w:r>
+        <w:rPr>
+          <w:b/>
+        </w:rPr>
+        <w:t>展示（详细展示见视频）：</w:t>
       </w:r>
     </w:p>
     <w:p>
@@ -2159,22 +2312,26 @@
         <w:jc w:val="center"/>
       </w:pPr>
       <w:r>
+        <w:rPr>
+          <w:noProof/>
+        </w:rPr>
         <w:drawing>
-          <wp:inline xmlns:a="http://schemas.openxmlformats.org/drawingml/2006/main" xmlns:pic="http://schemas.openxmlformats.org/drawingml/2006/picture">
+          <wp:inline distT="0" distB="0" distL="0" distR="0" wp14:anchorId="6E9380D2" wp14:editId="2BC1DCEB">
             <wp:extent cx="5303520" cy="3507167"/>
+            <wp:effectExtent l="0" t="0" r="0" b="0"/>
             <wp:docPr id="3" name="Picture 3"/>
             <wp:cNvGraphicFramePr>
-              <a:graphicFrameLocks noChangeAspect="1"/>
+              <a:graphicFrameLocks xmlns:a="http://schemas.openxmlformats.org/drawingml/2006/main" noChangeAspect="1"/>
             </wp:cNvGraphicFramePr>
-            <a:graphic>
+            <a:graphic xmlns:a="http://schemas.openxmlformats.org/drawingml/2006/main">
               <a:graphicData uri="http://schemas.openxmlformats.org/drawingml/2006/picture">
-                <pic:pic>
+                <pic:pic xmlns:pic="http://schemas.openxmlformats.org/drawingml/2006/picture">
                   <pic:nvPicPr>
                     <pic:cNvPr id="0" name="image5.png"/>
                     <pic:cNvPicPr/>
                   </pic:nvPicPr>
                   <pic:blipFill>
-                    <a:blip r:embed="rId16"/>
+                    <a:blip r:embed="rId12"/>
                     <a:stretch>
                       <a:fillRect/>
                     </a:stretch>
@@ -2184,7 +2341,9 @@
                       <a:off x="0" y="0"/>
                       <a:ext cx="5303520" cy="3507167"/>
                     </a:xfrm>
-                    <a:prstGeom prst="rect"/>
+                    <a:prstGeom prst="rect">
+                      <a:avLst/>
+                    </a:prstGeom>
                   </pic:spPr>
                 </pic:pic>
               </a:graphicData>
@@ -2249,55 +2408,88 @@
         <w:jc w:val="left"/>
       </w:pPr>
       <w:r>
-        <w:t>1. 未登录时自动返回登录页，已登录时展示当前账号资料。</w:t>
-      </w:r>
-    </w:p>
-    <w:p>
-      <w:pPr>
-        <w:jc w:val="left"/>
-      </w:pPr>
-      <w:r>
-        <w:t>2. 左侧头像支持悬停遮罩和点击修改，选择图片后会裁剪压缩为头像数据。</w:t>
-      </w:r>
-    </w:p>
-    <w:p>
-      <w:pPr>
-        <w:jc w:val="left"/>
-      </w:pPr>
-      <w:r>
-        <w:t>3. 右侧展示昵称、用户ID、设备名称和个性签名，用户ID可一键复制。</w:t>
-      </w:r>
-    </w:p>
-    <w:p>
-      <w:pPr>
-        <w:jc w:val="left"/>
-      </w:pPr>
-      <w:r>
-        <w:t>4. 昵称、设备名称和个性签名默认只读，点击编辑图标后进入可编辑状态，再点击对勾保存。</w:t>
-      </w:r>
-    </w:p>
-    <w:p>
-      <w:pPr>
-        <w:jc w:val="left"/>
-      </w:pPr>
-      <w:r>
-        <w:t>5. 底部保存按钮可一次性保存全部资料，重置按钮按当前账号资料重新渲染。</w:t>
-      </w:r>
-    </w:p>
-    <w:p>
-      <w:pPr>
-        <w:jc w:val="left"/>
-      </w:pPr>
-      <w:r>
-        <w:t>6. 状态卡可直接切换在线、忙碌、隐身、离线等状态，当前状态会高亮。</w:t>
-      </w:r>
-    </w:p>
-    <w:p>
-      <w:pPr>
-        <w:jc w:val="left"/>
-      </w:pPr>
-      <w:r>
-        <w:t>7. 自定义状态输入框会保存签名文字，并把新的状态资料广播给局域网内其它客户端。</w:t>
+        <w:t xml:space="preserve">1. </w:t>
+      </w:r>
+      <w:r>
+        <w:t>未登录时自动返回登录页，已登录时展示当前账号资料。</w:t>
+      </w:r>
+    </w:p>
+    <w:p>
+      <w:pPr>
+        <w:jc w:val="left"/>
+      </w:pPr>
+      <w:r>
+        <w:t xml:space="preserve">2. </w:t>
+      </w:r>
+      <w:r>
+        <w:t>左侧头像支持悬停遮罩和点击修改，选择图片后会裁剪压缩为头像数据。</w:t>
+      </w:r>
+    </w:p>
+    <w:p>
+      <w:pPr>
+        <w:jc w:val="left"/>
+      </w:pPr>
+      <w:r>
+        <w:t xml:space="preserve">3. </w:t>
+      </w:r>
+      <w:r>
+        <w:t>右侧展示昵称、用户</w:t>
+      </w:r>
+      <w:r>
+        <w:t>ID</w:t>
+      </w:r>
+      <w:r>
+        <w:t>、设备名称和个性签名，用户</w:t>
+      </w:r>
+      <w:r>
+        <w:t>ID</w:t>
+      </w:r>
+      <w:r>
+        <w:t>可一键复制。</w:t>
+      </w:r>
+    </w:p>
+    <w:p>
+      <w:pPr>
+        <w:jc w:val="left"/>
+      </w:pPr>
+      <w:r>
+        <w:t xml:space="preserve">4. </w:t>
+      </w:r>
+      <w:r>
+        <w:t>昵称、设备名称和个性签名默认只读，点击编辑图标后进入可编辑状态，再点击对勾保存。</w:t>
+      </w:r>
+    </w:p>
+    <w:p>
+      <w:pPr>
+        <w:jc w:val="left"/>
+      </w:pPr>
+      <w:r>
+        <w:t xml:space="preserve">5. </w:t>
+      </w:r>
+      <w:r>
+        <w:t>底部保存按钮可一次性保存全部资料，重置按钮按当前账号资料重新渲染。</w:t>
+      </w:r>
+    </w:p>
+    <w:p>
+      <w:pPr>
+        <w:jc w:val="left"/>
+      </w:pPr>
+      <w:r>
+        <w:t xml:space="preserve">6. </w:t>
+      </w:r>
+      <w:r>
+        <w:t>状态卡可直接切换在线、忙碌、隐身、离线等状态，当前状态会高亮。</w:t>
+      </w:r>
+    </w:p>
+    <w:p>
+      <w:pPr>
+        <w:jc w:val="left"/>
+      </w:pPr>
+      <w:r>
+        <w:t xml:space="preserve">7. </w:t>
+      </w:r>
+      <w:r>
+        <w:t>自定义状态输入框会保存签名文字，并把新的状态资料广播给局域网内其它客户端。</w:t>
       </w:r>
     </w:p>
     <w:p>
@@ -2316,18 +2508,27 @@
         <w:jc w:val="left"/>
       </w:pPr>
       <w:r>
-        <w:t xml:space="preserve"> 见完整代码。</w:t>
-      </w:r>
-    </w:p>
-    <w:p>
-      <w:pPr>
-        <w:jc w:val="left"/>
-      </w:pPr>
-      <w:r>
-        <w:rPr>
-          <w:b/>
-        </w:rPr>
-        <w:t>UI展示（详细展示见视频）：</w:t>
+        <w:t xml:space="preserve"> </w:t>
+      </w:r>
+      <w:r>
+        <w:t>见完整代码。</w:t>
+      </w:r>
+    </w:p>
+    <w:p>
+      <w:pPr>
+        <w:jc w:val="left"/>
+      </w:pPr>
+      <w:r>
+        <w:rPr>
+          <w:b/>
+        </w:rPr>
+        <w:t>UI</w:t>
+      </w:r>
+      <w:r>
+        <w:rPr>
+          <w:b/>
+        </w:rPr>
+        <w:t>展示（详细展示见视频）：</w:t>
       </w:r>
     </w:p>
     <w:p>
@@ -2335,22 +2536,26 @@
         <w:jc w:val="center"/>
       </w:pPr>
       <w:r>
+        <w:rPr>
+          <w:noProof/>
+        </w:rPr>
         <w:drawing>
-          <wp:inline xmlns:a="http://schemas.openxmlformats.org/drawingml/2006/main" xmlns:pic="http://schemas.openxmlformats.org/drawingml/2006/picture">
+          <wp:inline distT="0" distB="0" distL="0" distR="0" wp14:anchorId="4744FB1D" wp14:editId="3C6255E9">
             <wp:extent cx="5303520" cy="3507167"/>
+            <wp:effectExtent l="0" t="0" r="0" b="0"/>
             <wp:docPr id="2" name="Picture 2"/>
             <wp:cNvGraphicFramePr>
-              <a:graphicFrameLocks noChangeAspect="1"/>
+              <a:graphicFrameLocks xmlns:a="http://schemas.openxmlformats.org/drawingml/2006/main" noChangeAspect="1"/>
             </wp:cNvGraphicFramePr>
-            <a:graphic>
+            <a:graphic xmlns:a="http://schemas.openxmlformats.org/drawingml/2006/main">
               <a:graphicData uri="http://schemas.openxmlformats.org/drawingml/2006/picture">
-                <pic:pic>
+                <pic:pic xmlns:pic="http://schemas.openxmlformats.org/drawingml/2006/picture">
                   <pic:nvPicPr>
                     <pic:cNvPr id="0" name="image6.png"/>
                     <pic:cNvPicPr/>
                   </pic:nvPicPr>
                   <pic:blipFill>
-                    <a:blip r:embed="rId15"/>
+                    <a:blip r:embed="rId13"/>
                     <a:stretch>
                       <a:fillRect/>
                     </a:stretch>
@@ -2360,7 +2565,9 @@
                       <a:off x="0" y="0"/>
                       <a:ext cx="5303520" cy="3507167"/>
                     </a:xfrm>
-                    <a:prstGeom prst="rect"/>
+                    <a:prstGeom prst="rect">
+                      <a:avLst/>
+                    </a:prstGeom>
                   </pic:spPr>
                 </pic:pic>
               </a:graphicData>
@@ -2425,63 +2632,117 @@
         <w:jc w:val="left"/>
       </w:pPr>
       <w:r>
-        <w:t>1. 页面进入时从后端加载SystemSettings，并把当前主题色、字体和缩放同步到主窗口。</w:t>
-      </w:r>
-    </w:p>
-    <w:p>
-      <w:pPr>
-        <w:jc w:val="left"/>
-      </w:pPr>
-      <w:r>
-        <w:t>2. 展示本机局域网IP信息，包括IPv4地址和IPv6地址。</w:t>
-      </w:r>
-    </w:p>
-    <w:p>
-      <w:pPr>
-        <w:jc w:val="left"/>
-      </w:pPr>
-      <w:r>
-        <w:t>3. 支持设置上传限速、下载限速和失败重试次数，不限速时数值设为0。</w:t>
-      </w:r>
-    </w:p>
-    <w:p>
-      <w:pPr>
-        <w:jc w:val="left"/>
-      </w:pPr>
-      <w:r>
-        <w:t>4. 支持选择预设主题色或输入自定义颜色，保存后全局界面立即使用新主题色。</w:t>
-      </w:r>
-    </w:p>
-    <w:p>
-      <w:pPr>
-        <w:jc w:val="left"/>
-      </w:pPr>
-      <w:r>
-        <w:t>5. 支持选择系统中文字体、字号和缩放比例，便于适配不同屏幕。</w:t>
-      </w:r>
-    </w:p>
-    <w:p>
-      <w:pPr>
-        <w:jc w:val="left"/>
-      </w:pPr>
-      <w:r>
-        <w:t>6. 支持选择接收目录，文件接收端会按该目录落盘。</w:t>
-      </w:r>
-    </w:p>
-    <w:p>
-      <w:pPr>
-        <w:jc w:val="left"/>
-      </w:pPr>
-      <w:r>
-        <w:t>7. 支持语言字段、开机自启动、启动后最小化和完成提示音等运行习惯设置。</w:t>
-      </w:r>
-    </w:p>
-    <w:p>
-      <w:pPr>
-        <w:jc w:val="left"/>
-      </w:pPr>
-      <w:r>
-        <w:t>8. 页面已移除旧的一刀切全局传输口令，传输口令改为发送前或分组默认口令。</w:t>
+        <w:t xml:space="preserve">1. </w:t>
+      </w:r>
+      <w:r>
+        <w:t>页面进入时从后端加载</w:t>
+      </w:r>
+      <w:r>
+        <w:t>SystemSettings</w:t>
+      </w:r>
+      <w:r>
+        <w:t>，并把当前主题色、字体和缩放同步到主窗口。</w:t>
+      </w:r>
+    </w:p>
+    <w:p>
+      <w:pPr>
+        <w:jc w:val="left"/>
+      </w:pPr>
+      <w:r>
+        <w:t xml:space="preserve">2. </w:t>
+      </w:r>
+      <w:r>
+        <w:t>展示本机局域网</w:t>
+      </w:r>
+      <w:r>
+        <w:t>IP</w:t>
+      </w:r>
+      <w:r>
+        <w:t>信息，包括</w:t>
+      </w:r>
+      <w:r>
+        <w:t>IPv4</w:t>
+      </w:r>
+      <w:r>
+        <w:t>地址和</w:t>
+      </w:r>
+      <w:r>
+        <w:t>IPv6</w:t>
+      </w:r>
+      <w:r>
+        <w:t>地址。</w:t>
+      </w:r>
+    </w:p>
+    <w:p>
+      <w:pPr>
+        <w:jc w:val="left"/>
+      </w:pPr>
+      <w:r>
+        <w:t xml:space="preserve">3. </w:t>
+      </w:r>
+      <w:r>
+        <w:t>支持设置上传限速、下载限速和失败重试次数，不限速时数值设为</w:t>
+      </w:r>
+      <w:r>
+        <w:t>0</w:t>
+      </w:r>
+      <w:r>
+        <w:t>。</w:t>
+      </w:r>
+    </w:p>
+    <w:p>
+      <w:pPr>
+        <w:jc w:val="left"/>
+      </w:pPr>
+      <w:r>
+        <w:t xml:space="preserve">4. </w:t>
+      </w:r>
+      <w:r>
+        <w:t>支持选择预设主题色或输入自定义颜色，保存后全局界面立即使用新主题色。</w:t>
+      </w:r>
+    </w:p>
+    <w:p>
+      <w:pPr>
+        <w:jc w:val="left"/>
+      </w:pPr>
+      <w:r>
+        <w:t xml:space="preserve">5. </w:t>
+      </w:r>
+      <w:r>
+        <w:t>支持选择系统中文字体、字号和缩放比例，便于适配不同屏幕。</w:t>
+      </w:r>
+    </w:p>
+    <w:p>
+      <w:pPr>
+        <w:jc w:val="left"/>
+      </w:pPr>
+      <w:r>
+        <w:t xml:space="preserve">6. </w:t>
+      </w:r>
+      <w:r>
+        <w:t>支持选择接收目录，文件接收端会按该目录落盘。</w:t>
+      </w:r>
+    </w:p>
+    <w:p>
+      <w:pPr>
+        <w:jc w:val="left"/>
+      </w:pPr>
+      <w:r>
+        <w:t xml:space="preserve">7. </w:t>
+      </w:r>
+      <w:r>
+        <w:t>支持语言字段、开机自启动、启动后最小化和完成提示音等运行习惯设置。</w:t>
+      </w:r>
+    </w:p>
+    <w:p>
+      <w:pPr>
+        <w:jc w:val="left"/>
+      </w:pPr>
+      <w:r>
+        <w:t xml:space="preserve">8. </w:t>
+      </w:r>
+      <w:r>
+        <w:t>页面已移除旧的一刀切全局传输口令，传输口令改为发送前或分组默认口令。</w:t>
       </w:r>
     </w:p>
     <w:p>
@@ -2500,18 +2761,27 @@
         <w:jc w:val="left"/>
       </w:pPr>
       <w:r>
-        <w:t xml:space="preserve"> 见完整代码。</w:t>
-      </w:r>
-    </w:p>
-    <w:p>
-      <w:pPr>
-        <w:jc w:val="left"/>
-      </w:pPr>
-      <w:r>
-        <w:rPr>
-          <w:b/>
-        </w:rPr>
-        <w:t>UI展示（详细展示见视频）：</w:t>
+        <w:t xml:space="preserve"> </w:t>
+      </w:r>
+      <w:r>
+        <w:t>见完整代码。</w:t>
+      </w:r>
+    </w:p>
+    <w:p>
+      <w:pPr>
+        <w:jc w:val="left"/>
+      </w:pPr>
+      <w:r>
+        <w:rPr>
+          <w:b/>
+        </w:rPr>
+        <w:t>UI</w:t>
+      </w:r>
+      <w:r>
+        <w:rPr>
+          <w:b/>
+        </w:rPr>
+        <w:t>展示（详细展示见视频）：</w:t>
       </w:r>
     </w:p>
     <w:p>
@@ -2519,16 +2789,20 @@
         <w:jc w:val="center"/>
       </w:pPr>
       <w:r>
+        <w:rPr>
+          <w:noProof/>
+        </w:rPr>
         <w:drawing>
-          <wp:inline xmlns:a="http://schemas.openxmlformats.org/drawingml/2006/main" xmlns:pic="http://schemas.openxmlformats.org/drawingml/2006/picture">
+          <wp:inline distT="0" distB="0" distL="0" distR="0" wp14:anchorId="2386A556" wp14:editId="7F8197F9">
             <wp:extent cx="5303520" cy="3507167"/>
+            <wp:effectExtent l="0" t="0" r="0" b="0"/>
             <wp:docPr id="1" name="Picture 1"/>
             <wp:cNvGraphicFramePr>
-              <a:graphicFrameLocks noChangeAspect="1"/>
+              <a:graphicFrameLocks xmlns:a="http://schemas.openxmlformats.org/drawingml/2006/main" noChangeAspect="1"/>
             </wp:cNvGraphicFramePr>
-            <a:graphic>
+            <a:graphic xmlns:a="http://schemas.openxmlformats.org/drawingml/2006/main">
               <a:graphicData uri="http://schemas.openxmlformats.org/drawingml/2006/picture">
-                <pic:pic>
+                <pic:pic xmlns:pic="http://schemas.openxmlformats.org/drawingml/2006/picture">
                   <pic:nvPicPr>
                     <pic:cNvPr id="0" name="image7.png"/>
                     <pic:cNvPicPr/>
@@ -2544,7 +2818,9 @@
                       <a:off x="0" y="0"/>
                       <a:ext cx="5303520" cy="3507167"/>
                     </a:xfrm>
-                    <a:prstGeom prst="rect"/>
+                    <a:prstGeom prst="rect">
+                      <a:avLst/>
+                    </a:prstGeom>
                   </pic:spPr>
                 </pic:pic>
               </a:graphicData>
@@ -2567,12 +2843,567 @@
     <w:p>
       <w:pPr>
         <w:pStyle w:val="4"/>
+        <w:jc w:val="left"/>
       </w:pPr>
       <w:r>
         <w:rPr>
           <w:rFonts w:hint="eastAsia"/>
         </w:rPr>
         <w:t>基础功能</w:t>
+      </w:r>
+    </w:p>
+    <w:p>
+      <w:pPr>
+        <w:jc w:val="left"/>
+        <w:rPr>
+          <w:rFonts w:hint="eastAsia"/>
+          <w:bCs w:val="0"/>
+          <w:sz w:val="24"/>
+          <w:szCs w:val="24"/>
+        </w:rPr>
+      </w:pPr>
+      <w:r>
+        <w:rPr>
+          <w:b/>
+        </w:rPr>
+        <w:t>利用广播或组播发现局域网内其他运行本程序的主机</w:t>
+      </w:r>
+    </w:p>
+    <w:p>
+      <w:pPr>
+        <w:jc w:val="left"/>
+        <w:rPr>
+          <w:rFonts w:hint="eastAsia"/>
+          <w:b w:val="0"/>
+          <w:bCs w:val="0"/>
+          <w:sz w:val="24"/>
+          <w:szCs w:val="24"/>
+        </w:rPr>
+      </w:pPr>
+      <w:r>
+        <w:rPr>
+          <w:b/>
+        </w:rPr>
+        <w:t>实现：</w:t>
+      </w:r>
+      <w:r>
+        <w:t>LanPeer.scan()创建DatagramSocket，向127.0.0.1、255.255.255.255和各网卡广播地址发送DISCOVER包。</w:t>
+      </w:r>
+    </w:p>
+    <w:p>
+      <w:pPr>
+        <w:jc w:val="left"/>
+        <w:rPr>
+          <w:rFonts w:hint="eastAsia"/>
+          <w:b w:val="0"/>
+          <w:bCs w:val="0"/>
+          <w:sz w:val="24"/>
+          <w:szCs w:val="24"/>
+        </w:rPr>
+      </w:pPr>
+      <w:r>
+        <w:rPr>
+          <w:b/>
+        </w:rPr>
+        <w:t>实现：</w:t>
+      </w:r>
+      <w:r>
+        <w:t>LanPeer.replyLoop()监听发现端口，收到同组请求后回复用户ID、昵称、设备名、IP、传输端口和状态。</w:t>
+      </w:r>
+    </w:p>
+    <w:p>
+      <w:pPr>
+        <w:jc w:val="left"/>
+        <w:rPr>
+          <w:rFonts w:hint="eastAsia"/>
+          <w:b w:val="0"/>
+          <w:bCs w:val="0"/>
+          <w:sz w:val="24"/>
+          <w:szCs w:val="24"/>
+        </w:rPr>
+      </w:pPr>
+      <w:r>
+        <w:rPr>
+          <w:b/>
+        </w:rPr>
+        <w:t>实现：</w:t>
+      </w:r>
+      <w:r>
+        <w:t>LanPeer.knownDevices()按最后发现时间生成在线或离线结果，LocalBackend.loadAllDevices()交给用户列表页展示。</w:t>
+      </w:r>
+    </w:p>
+    <w:p>
+      <w:pPr>
+        <w:jc w:val="left"/>
+        <w:rPr>
+          <w:rFonts w:hint="eastAsia"/>
+          <w:b w:val="0"/>
+          <w:bCs w:val="0"/>
+          <w:sz w:val="24"/>
+          <w:szCs w:val="24"/>
+        </w:rPr>
+      </w:pPr>
+      <w:r>
+        <w:rPr>
+          <w:b/>
+        </w:rPr>
+        <w:t>特色关联：</w:t>
+      </w:r>
+      <w:r>
+        <w:t>发现协议额外携带签名、头像、用户状态和groupHash，支撑在线检测、状态条件传输和传输口令小群组。</w:t>
+      </w:r>
+    </w:p>
+    <w:p>
+      <w:pPr>
+        <w:jc w:val="left"/>
+        <w:rPr>
+          <w:rFonts w:hint="eastAsia"/>
+          <w:bCs w:val="0"/>
+          <w:sz w:val="24"/>
+          <w:szCs w:val="24"/>
+        </w:rPr>
+      </w:pPr>
+      <w:r>
+        <w:rPr>
+          <w:b/>
+        </w:rPr>
+        <w:t>支持选择一个或者多个发送目标</w:t>
+      </w:r>
+    </w:p>
+    <w:p>
+      <w:pPr>
+        <w:jc w:val="left"/>
+        <w:rPr>
+          <w:rFonts w:hint="eastAsia"/>
+          <w:b w:val="0"/>
+          <w:bCs w:val="0"/>
+          <w:sz w:val="24"/>
+          <w:szCs w:val="24"/>
+        </w:rPr>
+      </w:pPr>
+      <w:r>
+        <w:rPr>
+          <w:b/>
+        </w:rPr>
+        <w:t>实现：</w:t>
+      </w:r>
+      <w:r>
+        <w:t>文件传输页把用户卡片、近期对象和本地分组写入selectedTargets，LocalBackend.startTransfer()接收目标列表。</w:t>
+      </w:r>
+    </w:p>
+    <w:p>
+      <w:pPr>
+        <w:jc w:val="left"/>
+        <w:rPr>
+          <w:rFonts w:hint="eastAsia"/>
+          <w:b w:val="0"/>
+          <w:bCs w:val="0"/>
+          <w:sz w:val="24"/>
+          <w:szCs w:val="24"/>
+        </w:rPr>
+      </w:pPr>
+      <w:r>
+        <w:rPr>
+          <w:b/>
+        </w:rPr>
+        <w:t>实现：</w:t>
+      </w:r>
+      <w:r>
+        <w:t>GroupStore.expand()把组目标展开为真实成员并去重，单用户目标直接保留，最终统一交给UdpTx.run()。</w:t>
+      </w:r>
+    </w:p>
+    <w:p>
+      <w:pPr>
+        <w:jc w:val="left"/>
+        <w:rPr>
+          <w:rFonts w:hint="eastAsia"/>
+          <w:b w:val="0"/>
+          <w:bCs w:val="0"/>
+          <w:sz w:val="24"/>
+          <w:szCs w:val="24"/>
+        </w:rPr>
+      </w:pPr>
+      <w:r>
+        <w:rPr>
+          <w:b/>
+        </w:rPr>
+        <w:t>特色关联：</w:t>
+      </w:r>
+      <w:r>
+        <w:t>RecentStore记录近期对象；GroupStore保存分组名、成员快照和默认口令。</w:t>
+      </w:r>
+    </w:p>
+    <w:p>
+      <w:pPr>
+        <w:jc w:val="left"/>
+        <w:rPr>
+          <w:rFonts w:hint="eastAsia"/>
+          <w:bCs w:val="0"/>
+          <w:sz w:val="24"/>
+          <w:szCs w:val="24"/>
+        </w:rPr>
+      </w:pPr>
+      <w:r>
+        <w:rPr>
+          <w:b/>
+        </w:rPr>
+        <w:t>使用多线程同时向选择目标主机使用UDP协议发送文件</w:t>
+      </w:r>
+    </w:p>
+    <w:p>
+      <w:pPr>
+        <w:jc w:val="left"/>
+        <w:rPr>
+          <w:rFonts w:hint="eastAsia"/>
+          <w:b w:val="0"/>
+          <w:bCs w:val="0"/>
+          <w:sz w:val="24"/>
+          <w:szCs w:val="24"/>
+        </w:rPr>
+      </w:pPr>
+      <w:r>
+        <w:rPr>
+          <w:b/>
+        </w:rPr>
+        <w:t>实现：</w:t>
+      </w:r>
+      <w:r>
+        <w:t>UdpTx.run()先把文件和文件夹整理为SourceFile，再按目标生成发送任务。</w:t>
+      </w:r>
+    </w:p>
+    <w:p>
+      <w:pPr>
+        <w:jc w:val="left"/>
+        <w:rPr>
+          <w:rFonts w:hint="eastAsia"/>
+          <w:b w:val="0"/>
+          <w:bCs w:val="0"/>
+          <w:sz w:val="24"/>
+          <w:szCs w:val="24"/>
+        </w:rPr>
+      </w:pPr>
+      <w:r>
+        <w:rPr>
+          <w:b/>
+        </w:rPr>
+        <w:t>实现：</w:t>
+      </w:r>
+      <w:r>
+        <w:t>UdpTx.sendTargets()按目标数创建固定线程池，多目标并发发送。</w:t>
+      </w:r>
+    </w:p>
+    <w:p>
+      <w:pPr>
+        <w:jc w:val="left"/>
+        <w:rPr>
+          <w:rFonts w:hint="eastAsia"/>
+          <w:b w:val="0"/>
+          <w:bCs w:val="0"/>
+          <w:sz w:val="24"/>
+          <w:szCs w:val="24"/>
+        </w:rPr>
+      </w:pPr>
+      <w:r>
+        <w:rPr>
+          <w:b/>
+        </w:rPr>
+        <w:t>实现：</w:t>
+      </w:r>
+      <w:r>
+        <w:t>UdpTx.sendChunks()按文件分片创建worker线程，单文件分片并发发送。</w:t>
+      </w:r>
+    </w:p>
+    <w:p>
+      <w:pPr>
+        <w:jc w:val="left"/>
+        <w:rPr>
+          <w:rFonts w:hint="eastAsia"/>
+          <w:b w:val="0"/>
+          <w:bCs w:val="0"/>
+          <w:sz w:val="24"/>
+          <w:szCs w:val="24"/>
+        </w:rPr>
+      </w:pPr>
+      <w:r>
+        <w:rPr>
+          <w:b/>
+        </w:rPr>
+        <w:t>实现：</w:t>
+      </w:r>
+      <w:r>
+        <w:t>每个文件先发BEGIN包，再发DATA分片包，发送端按上传限速分配每目标带宽。</w:t>
+      </w:r>
+    </w:p>
+    <w:p>
+      <w:pPr>
+        <w:jc w:val="left"/>
+        <w:rPr>
+          <w:rFonts w:hint="eastAsia"/>
+          <w:b w:val="0"/>
+          <w:bCs w:val="0"/>
+          <w:sz w:val="24"/>
+          <w:szCs w:val="24"/>
+        </w:rPr>
+      </w:pPr>
+      <w:r>
+        <w:rPr>
+          <w:b/>
+        </w:rPr>
+        <w:t>特色关联：</w:t>
+      </w:r>
+      <w:r>
+        <w:t>文件夹内部文件再次过滤类型；发送过程支持暂停、继续、限速分配和预计剩余时间日志。</w:t>
+      </w:r>
+    </w:p>
+    <w:p>
+      <w:pPr>
+        <w:jc w:val="left"/>
+        <w:rPr>
+          <w:rFonts w:hint="eastAsia"/>
+          <w:bCs w:val="0"/>
+          <w:sz w:val="24"/>
+          <w:szCs w:val="24"/>
+        </w:rPr>
+      </w:pPr>
+      <w:r>
+        <w:rPr>
+          <w:b/>
+        </w:rPr>
+        <w:t>设计确认机制，确保目标主机正确的接收到了文件</w:t>
+      </w:r>
+    </w:p>
+    <w:p>
+      <w:pPr>
+        <w:jc w:val="left"/>
+        <w:rPr>
+          <w:rFonts w:hint="eastAsia"/>
+          <w:b w:val="0"/>
+          <w:bCs w:val="0"/>
+          <w:sz w:val="24"/>
+          <w:szCs w:val="24"/>
+        </w:rPr>
+      </w:pPr>
+      <w:r>
+        <w:rPr>
+          <w:b/>
+        </w:rPr>
+        <w:t>实现：</w:t>
+      </w:r>
+      <w:r>
+        <w:t>UdpRx.handleBegin()校验文件元数据、文件类型、接收状态和传输口令，允许接收后创建.part临时文件并回复ACK。</w:t>
+      </w:r>
+    </w:p>
+    <w:p>
+      <w:pPr>
+        <w:jc w:val="left"/>
+        <w:rPr>
+          <w:rFonts w:hint="eastAsia"/>
+          <w:b w:val="0"/>
+          <w:bCs w:val="0"/>
+          <w:sz w:val="24"/>
+          <w:szCs w:val="24"/>
+        </w:rPr>
+      </w:pPr>
+      <w:r>
+        <w:rPr>
+          <w:b/>
+        </w:rPr>
+        <w:t>实现：</w:t>
+      </w:r>
+      <w:r>
+        <w:t>UdpRx.handleData()写入指定分片，成功写入后回复ACK；UdpTx.awaitAck()按jobId、fileIndex和chunkIndex匹配确认包。</w:t>
+      </w:r>
+    </w:p>
+    <w:p>
+      <w:pPr>
+        <w:jc w:val="left"/>
+        <w:rPr>
+          <w:rFonts w:hint="eastAsia"/>
+          <w:b w:val="0"/>
+          <w:bCs w:val="0"/>
+          <w:sz w:val="24"/>
+          <w:szCs w:val="24"/>
+        </w:rPr>
+      </w:pPr>
+      <w:r>
+        <w:rPr>
+          <w:b/>
+        </w:rPr>
+        <w:t>特色关联：</w:t>
+      </w:r>
+      <w:r>
+        <w:t>忙碌状态触发接收确认框；带口令传输触发口令校验框。</w:t>
+      </w:r>
+    </w:p>
+    <w:p>
+      <w:pPr>
+        <w:jc w:val="left"/>
+        <w:rPr>
+          <w:rFonts w:hint="eastAsia"/>
+          <w:bCs w:val="0"/>
+          <w:sz w:val="24"/>
+          <w:szCs w:val="24"/>
+        </w:rPr>
+      </w:pPr>
+      <w:r>
+        <w:rPr>
+          <w:b/>
+        </w:rPr>
+        <w:t>接收错误需要重新自动发送，可尝试三次，失败后提示错误提示信息</w:t>
+      </w:r>
+    </w:p>
+    <w:p>
+      <w:pPr>
+        <w:jc w:val="left"/>
+        <w:rPr>
+          <w:rFonts w:hint="eastAsia"/>
+          <w:b w:val="0"/>
+          <w:bCs w:val="0"/>
+          <w:sz w:val="24"/>
+          <w:szCs w:val="24"/>
+        </w:rPr>
+      </w:pPr>
+      <w:r>
+        <w:rPr>
+          <w:b/>
+        </w:rPr>
+        <w:t>实现：</w:t>
+      </w:r>
+      <w:r>
+        <w:t>UdpTx.sendWithAck()按maxRetries循环发送同一数据包，未收到ACK或ACK失败时重试；默认重试次数为3，可在系统设置修改。</w:t>
+      </w:r>
+    </w:p>
+    <w:p>
+      <w:pPr>
+        <w:jc w:val="left"/>
+        <w:rPr>
+          <w:rFonts w:hint="eastAsia"/>
+          <w:b w:val="0"/>
+          <w:bCs w:val="0"/>
+          <w:sz w:val="24"/>
+          <w:szCs w:val="24"/>
+        </w:rPr>
+      </w:pPr>
+      <w:r>
+        <w:rPr>
+          <w:b/>
+        </w:rPr>
+        <w:t>实现：</w:t>
+      </w:r>
+      <w:r>
+        <w:t>BEGIN未确认、分片未确认、读取失败、接收拒绝和校验失败都会生成失败任务与日志。</w:t>
+      </w:r>
+    </w:p>
+    <w:p>
+      <w:pPr>
+        <w:jc w:val="left"/>
+        <w:rPr>
+          <w:rFonts w:hint="eastAsia"/>
+          <w:b w:val="0"/>
+          <w:bCs w:val="0"/>
+          <w:sz w:val="24"/>
+          <w:szCs w:val="24"/>
+        </w:rPr>
+      </w:pPr>
+      <w:r>
+        <w:rPr>
+          <w:b/>
+        </w:rPr>
+        <w:t>特色关联：</w:t>
+      </w:r>
+      <w:r>
+        <w:t>UdpRx.RxFile保存.part.meta分片状态；重传时只补缺失分片，完成后执行SHA-256校验。</w:t>
+      </w:r>
+    </w:p>
+    <w:p>
+      <w:pPr>
+        <w:jc w:val="left"/>
+        <w:rPr>
+          <w:rFonts w:hint="eastAsia"/>
+          <w:bCs w:val="0"/>
+          <w:sz w:val="24"/>
+          <w:szCs w:val="24"/>
+        </w:rPr>
+      </w:pPr>
+      <w:r>
+        <w:rPr>
+          <w:b/>
+        </w:rPr>
+        <w:t>打印显示发送结果报告（发送给了哪几个目标，经过几次发送成功，还是发送失败等信息）</w:t>
+      </w:r>
+    </w:p>
+    <w:p>
+      <w:pPr>
+        <w:jc w:val="left"/>
+        <w:rPr>
+          <w:rFonts w:hint="eastAsia"/>
+          <w:b w:val="0"/>
+          <w:bCs w:val="0"/>
+          <w:sz w:val="24"/>
+          <w:szCs w:val="24"/>
+        </w:rPr>
+      </w:pPr>
+      <w:r>
+        <w:rPr>
+          <w:b/>
+        </w:rPr>
+        <w:t>实现：</w:t>
+      </w:r>
+      <w:r>
+        <w:t>UdpTx.run()汇总目标总数、成功数、失败数、重试次数、耗时、日志和TransferTask列表，返回TransferSummary。</w:t>
+      </w:r>
+    </w:p>
+    <w:p>
+      <w:pPr>
+        <w:jc w:val="left"/>
+        <w:rPr>
+          <w:rFonts w:hint="eastAsia"/>
+          <w:b w:val="0"/>
+          <w:bCs w:val="0"/>
+          <w:sz w:val="24"/>
+          <w:szCs w:val="24"/>
+        </w:rPr>
+      </w:pPr>
+      <w:r>
+        <w:rPr>
+          <w:b/>
+        </w:rPr>
+        <w:t>实现：</w:t>
+      </w:r>
+      <w:r>
+        <w:t>FileTransfer.showTransferResultPage()展示统计卡、任务表和日志；传输中通过进度回调刷新任务状态。</w:t>
+      </w:r>
+    </w:p>
+    <w:p>
+      <w:pPr>
+        <w:jc w:val="left"/>
+        <w:rPr>
+          <w:rFonts w:hint="eastAsia"/>
+          <w:b w:val="0"/>
+          <w:bCs w:val="0"/>
+          <w:sz w:val="24"/>
+          <w:szCs w:val="24"/>
+        </w:rPr>
+      </w:pPr>
+      <w:r>
+        <w:rPr>
+          <w:b/>
+        </w:rPr>
+        <w:t>特色关联：</w:t>
+      </w:r>
+      <w:r>
+        <w:t>结果页支持清除已完成任务、清空日志和完成提示音。</w:t>
+      </w:r>
+    </w:p>
+    <w:p>
+      <w:pPr>
+        <w:pStyle w:val="4"/>
+      </w:pPr>
+      <w:r>
+        <w:rPr>
+          <w:rFonts w:hint="eastAsia"/>
+        </w:rPr>
+        <w:t>特色功能</w:t>
       </w:r>
     </w:p>
     <w:p>
@@ -2586,12 +3417,9 @@
         <w:rPr>
           <w:rFonts w:hint="eastAsia"/>
         </w:rPr>
-        <w:t>利用广播或组播发现局域网内其他运行本程序的主机</w:t>
-      </w:r>
-    </w:p>
-    <w:p/>
-    <w:p/>
-    <w:p/>
+        <w:t>用户登录注册与鉴权系统</w:t>
+      </w:r>
+    </w:p>
     <w:p/>
     <w:p>
       <w:pPr>
@@ -2601,11 +3429,12 @@
         </w:numPr>
       </w:pPr>
       <w:r>
-        <w:t>支持选择一个或者多个发送目标</w:t>
-      </w:r>
-    </w:p>
-    <w:p/>
-    <w:p/>
+        <w:rPr>
+          <w:rFonts w:hint="eastAsia"/>
+        </w:rPr>
+        <w:t>拖拽上传文件与图标智能匹配文件类型</w:t>
+      </w:r>
+    </w:p>
     <w:p/>
     <w:p>
       <w:pPr>
@@ -2615,16 +3444,12 @@
         </w:numPr>
       </w:pPr>
       <w:r>
-        <w:t>使用多线程同时向选择目标主机使用</w:t>
-      </w:r>
-      <w:r>
-        <w:t>UDP</w:t>
-      </w:r>
-      <w:r>
-        <w:t>协议发送文件</w:t>
-      </w:r>
-    </w:p>
-    <w:p/>
+        <w:rPr>
+          <w:rFonts w:hint="eastAsia"/>
+        </w:rPr>
+        <w:t>数据库记录近期传输对象</w:t>
+      </w:r>
+    </w:p>
     <w:p/>
     <w:p>
       <w:pPr>
@@ -2634,7 +3459,10 @@
         </w:numPr>
       </w:pPr>
       <w:r>
-        <w:t>设计确认机制，确保目标主机正确的接收到了文件</w:t>
+        <w:rPr>
+          <w:rFonts w:hint="eastAsia"/>
+        </w:rPr>
+        <w:t>检测用户是否在线</w:t>
       </w:r>
     </w:p>
     <w:p/>
@@ -2646,16 +3474,12 @@
         </w:numPr>
       </w:pPr>
       <w:r>
-        <w:t>接收错误需要重新自动发送，可尝试三次，失败后提示错误提示信息</w:t>
-      </w:r>
-    </w:p>
-    <w:p>
-      <w:pPr>
-        <w:pStyle w:val="a8"/>
-        <w:ind w:firstLineChars="0" w:firstLine="0"/>
-      </w:pPr>
-    </w:p>
-    <w:p/>
+        <w:rPr>
+          <w:rFonts w:hint="eastAsia"/>
+        </w:rPr>
+        <w:t>据限速智能分配带宽</w:t>
+      </w:r>
+    </w:p>
     <w:p/>
     <w:p>
       <w:pPr>
@@ -2665,23 +3489,13 @@
         </w:numPr>
       </w:pPr>
       <w:r>
-        <w:t>打印显示发送结果报告（发送给了哪几个目标，经过几次发送成功，还是发送失败等信息）</w:t>
+        <w:rPr>
+          <w:rFonts w:hint="eastAsia"/>
+        </w:rPr>
+        <w:t>文件临时分片缓存与断点重传</w:t>
       </w:r>
     </w:p>
     <w:p/>
-    <w:p/>
-    <w:p/>
-    <w:p>
-      <w:pPr>
-        <w:pStyle w:val="4"/>
-      </w:pPr>
-      <w:r>
-        <w:rPr>
-          <w:rFonts w:hint="eastAsia"/>
-        </w:rPr>
-        <w:t>特色功能</w:t>
-      </w:r>
-    </w:p>
     <w:p>
       <w:pPr>
         <w:numPr>
@@ -2693,7 +3507,7 @@
         <w:rPr>
           <w:rFonts w:hint="eastAsia"/>
         </w:rPr>
-        <w:t>用户登录注册与鉴权系统</w:t>
+        <w:t>文件接收智能完整性校验</w:t>
       </w:r>
     </w:p>
     <w:p/>
@@ -2708,8 +3522,14 @@
         <w:rPr>
           <w:rFonts w:hint="eastAsia"/>
         </w:rPr>
-        <w:t>拖拽上传文件与图标智能匹配文件类型</w:t>
-      </w:r>
+        <w:t>传输预计剩余时间统计</w:t>
+      </w:r>
+    </w:p>
+    <w:p>
+      <w:pPr>
+        <w:pStyle w:val="a8"/>
+        <w:ind w:firstLine="480"/>
+      </w:pPr>
     </w:p>
     <w:p/>
     <w:p>
@@ -2723,7 +3543,13 @@
         <w:rPr>
           <w:rFonts w:hint="eastAsia"/>
         </w:rPr>
-        <w:t>数据库记录近期传输对象</w:t>
+        <w:t>基于传输口令的虚拟</w:t>
+      </w:r>
+      <w:r>
+        <w:rPr>
+          <w:rFonts w:hint="eastAsia"/>
+        </w:rPr>
+        <w:t>小群组传输</w:t>
       </w:r>
     </w:p>
     <w:p/>
@@ -2738,108 +3564,6 @@
         <w:rPr>
           <w:rFonts w:hint="eastAsia"/>
         </w:rPr>
-        <w:t>检测用户是否在线</w:t>
-      </w:r>
-    </w:p>
-    <w:p/>
-    <w:p>
-      <w:pPr>
-        <w:numPr>
-          <w:ilvl w:val="0"/>
-          <w:numId w:val="1"/>
-        </w:numPr>
-      </w:pPr>
-      <w:r>
-        <w:rPr>
-          <w:rFonts w:hint="eastAsia"/>
-        </w:rPr>
-        <w:t>据限速智能分配带宽</w:t>
-      </w:r>
-    </w:p>
-    <w:p/>
-    <w:p>
-      <w:pPr>
-        <w:numPr>
-          <w:ilvl w:val="0"/>
-          <w:numId w:val="1"/>
-        </w:numPr>
-      </w:pPr>
-      <w:r>
-        <w:rPr>
-          <w:rFonts w:hint="eastAsia"/>
-        </w:rPr>
-        <w:t>文件临时分片缓存与断点重传</w:t>
-      </w:r>
-    </w:p>
-    <w:p/>
-    <w:p>
-      <w:pPr>
-        <w:numPr>
-          <w:ilvl w:val="0"/>
-          <w:numId w:val="1"/>
-        </w:numPr>
-      </w:pPr>
-      <w:r>
-        <w:rPr>
-          <w:rFonts w:hint="eastAsia"/>
-        </w:rPr>
-        <w:t>文件接收智能完整性校验</w:t>
-      </w:r>
-    </w:p>
-    <w:p/>
-    <w:p>
-      <w:pPr>
-        <w:numPr>
-          <w:ilvl w:val="0"/>
-          <w:numId w:val="1"/>
-        </w:numPr>
-      </w:pPr>
-      <w:r>
-        <w:rPr>
-          <w:rFonts w:hint="eastAsia"/>
-        </w:rPr>
-        <w:t>传输预计剩余时间统计</w:t>
-      </w:r>
-    </w:p>
-    <w:p>
-      <w:pPr>
-        <w:pStyle w:val="a8"/>
-        <w:ind w:firstLine="480"/>
-      </w:pPr>
-    </w:p>
-    <w:p/>
-    <w:p>
-      <w:pPr>
-        <w:numPr>
-          <w:ilvl w:val="0"/>
-          <w:numId w:val="1"/>
-        </w:numPr>
-      </w:pPr>
-      <w:r>
-        <w:rPr>
-          <w:rFonts w:hint="eastAsia"/>
-        </w:rPr>
-        <w:t>基于传输口令的虚拟</w:t>
-      </w:r>
-      <w:r>
-        <w:rPr>
-          <w:rFonts w:hint="eastAsia"/>
-        </w:rPr>
-        <w:t>小群组传输</w:t>
-      </w:r>
-    </w:p>
-    <w:p/>
-    <w:p>
-      <w:pPr>
-        <w:numPr>
-          <w:ilvl w:val="0"/>
-          <w:numId w:val="1"/>
-        </w:numPr>
-      </w:pPr>
-      <w:r>
-        <w:rPr>
-          <w:rFonts w:hint="eastAsia"/>
-        </w:rPr>
         <w:t>基于用户设定状态的</w:t>
       </w:r>
       <w:r>
@@ -2872,7 +3596,6 @@
         <w:rPr>
           <w:rFonts w:hint="eastAsia"/>
         </w:rPr>
-        <w:lastRenderedPageBreak/>
         <w:t>完整代码</w:t>
       </w:r>
     </w:p>
@@ -2893,7 +3616,7 @@
     <w:p/>
     <w:p/>
     <w:sectPr>
-      <w:headerReference w:type="default" r:id="rId11"/>
+      <w:headerReference w:type="default" r:id="rId15"/>
       <w:pgSz w:w="11900" w:h="16840"/>
       <w:pgMar w:top="1440" w:right="1800" w:bottom="1440" w:left="1800" w:header="851" w:footer="992" w:gutter="0"/>
       <w:cols w:space="720"/>

--- a/doc/实验报告.docx
+++ b/doc/实验报告.docx
@@ -25,7 +25,7 @@
             <v:path o:extrusionok="f" gradientshapeok="t" o:connecttype="rect"/>
             <o:lock v:ext="edit" aspectratio="t"/>
           </v:shapetype>
-          <v:shape id="图片 2" o:spid="_x0000_s2050" type="#_x0000_t75" alt="图片包含 游戏机&#10;&#10;描述已自动生成" style="position:absolute;left:0;text-align:left;margin-left:74.75pt;margin-top:5.9pt;width:277.6pt;height:85.5pt;z-index:-251654144">
+          <v:shape id="图片 2" o:spid="_x0000_s2050" type="#_x0000_t75" alt="图片包含 游戏机&#10;&#10;描述已自动生成" style="position:absolute;left:0;text-align:left;margin-left:74.75pt;margin-top:5.9pt;width:277.6pt;height:85.5pt;z-index:-1">
             <v:fill o:detectmouseclick="t"/>
             <v:imagedata r:id="rId7" o:title="图片包含 游戏机&#10;&#10;描述已自动生成"/>
             <w10:wrap type="square"/>
@@ -86,7 +86,7 @@
           <w:rFonts w:ascii="等线" w:eastAsia="等线" w:hAnsi="等线"/>
         </w:rPr>
         <w:pict w14:anchorId="7B9CB8D1">
-          <v:line id="直线连接符 11" o:spid="_x0000_s2051" style="position:absolute;left:0;text-align:left;z-index:251653120" from="106.8pt,28.8pt" to="348pt,28.8pt" o:gfxdata="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" strokeweight=".5pt">
+          <v:line id="直线连接符 11" o:spid="_x0000_s2051" style="position:absolute;left:0;text-align:left;z-index:1" from="106.8pt,28.8pt" to="348pt,28.8pt" o:gfxdata="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" strokeweight=".5pt">
             <v:fill o:detectmouseclick="t"/>
             <v:stroke joinstyle="miter"/>
           </v:line>
@@ -148,7 +148,7 @@
           <w:rFonts w:ascii="仿宋" w:hAnsi="仿宋"/>
         </w:rPr>
         <w:pict w14:anchorId="466B26FB">
-          <v:line id="直线连接符 20" o:spid="_x0000_s2059" style="position:absolute;left:0;text-align:left;z-index:251660288" from="176.4pt,22.85pt" to="289.9pt,22.85pt" o:gfxdata="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" strokeweight=".5pt">
+          <v:line id="直线连接符 20" o:spid="_x0000_s2059" style="position:absolute;left:0;text-align:left;z-index:8" from="176.4pt,22.85pt" to="289.9pt,22.85pt" o:gfxdata="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" strokeweight=".5pt">
             <v:fill o:detectmouseclick="t"/>
             <v:stroke joinstyle="miter"/>
           </v:line>
@@ -158,36 +158,30 @@
         <w:rPr>
           <w:rFonts w:ascii="仿宋" w:hAnsi="仿宋" w:hint="eastAsia"/>
         </w:rPr>
-        <w:t>学年学期：</w:t>
+        <w:t>学年学期：202</w:t>
       </w:r>
       <w:r>
         <w:rPr>
           <w:rFonts w:ascii="仿宋" w:hAnsi="仿宋" w:hint="eastAsia"/>
         </w:rPr>
-        <w:t>202</w:t>
+        <w:t>5</w:t>
       </w:r>
       <w:r>
         <w:rPr>
           <w:rFonts w:ascii="仿宋" w:hAnsi="仿宋" w:hint="eastAsia"/>
         </w:rPr>
-        <w:t>5</w:t>
+        <w:t>-20</w:t>
       </w:r>
       <w:r>
         <w:rPr>
           <w:rFonts w:ascii="仿宋" w:hAnsi="仿宋" w:hint="eastAsia"/>
         </w:rPr>
-        <w:t>-20</w:t>
+        <w:t>26</w:t>
       </w:r>
       <w:r>
         <w:rPr>
           <w:rFonts w:ascii="仿宋" w:hAnsi="仿宋" w:hint="eastAsia"/>
         </w:rPr>
-        <w:t>26</w:t>
-      </w:r>
-      <w:r>
-        <w:rPr>
-          <w:rFonts w:ascii="仿宋" w:hAnsi="仿宋" w:hint="eastAsia"/>
-        </w:rPr>
         <w:t>学年第一学期</w:t>
       </w:r>
     </w:p>
@@ -203,7 +197,7 @@
           <w:rFonts w:ascii="仿宋" w:hAnsi="仿宋"/>
         </w:rPr>
         <w:pict w14:anchorId="17C34B2B">
-          <v:line id="直线连接符 19" o:spid="_x0000_s2058" style="position:absolute;left:0;text-align:left;z-index:251659264" from="176.4pt,22.6pt" to="289.85pt,22.6pt" o:gfxdata="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" strokeweight=".5pt">
+          <v:line id="直线连接符 19" o:spid="_x0000_s2058" style="position:absolute;left:0;text-align:left;z-index:7" from="176.4pt,22.6pt" to="289.85pt,22.6pt" o:gfxdata="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" strokeweight=".5pt">
             <v:fill o:detectmouseclick="t"/>
             <v:stroke joinstyle="miter"/>
           </v:line>
@@ -213,13 +207,7 @@
         <w:rPr>
           <w:rFonts w:ascii="仿宋" w:hAnsi="仿宋" w:hint="eastAsia"/>
         </w:rPr>
-        <w:t xml:space="preserve">                     </w:t>
-      </w:r>
-      <w:r>
-        <w:rPr>
-          <w:rFonts w:ascii="仿宋" w:hAnsi="仿宋" w:hint="eastAsia"/>
-        </w:rPr>
-        <w:t>课程名称：</w:t>
+        <w:t xml:space="preserve">                     课程名称：</w:t>
       </w:r>
       <w:r>
         <w:rPr>
@@ -240,7 +228,7 @@
           <w:rFonts w:ascii="仿宋" w:hAnsi="仿宋"/>
         </w:rPr>
         <w:pict w14:anchorId="3A277E3F">
-          <v:line id="直线连接符 18" o:spid="_x0000_s2057" style="position:absolute;left:0;text-align:left;z-index:251658240" from="176.4pt,23.1pt" to="289.85pt,23.1pt" o:gfxdata="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" strokeweight=".5pt">
+          <v:line id="直线连接符 18" o:spid="_x0000_s2057" style="position:absolute;left:0;text-align:left;z-index:6" from="176.4pt,23.1pt" to="289.85pt,23.1pt" o:gfxdata="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" strokeweight=".5pt">
             <v:fill o:detectmouseclick="t"/>
             <v:stroke joinstyle="miter"/>
           </v:line>
@@ -283,7 +271,7 @@
           <w:rFonts w:ascii="仿宋" w:hAnsi="仿宋"/>
         </w:rPr>
         <w:pict w14:anchorId="1823179F">
-          <v:line id="直线连接符 17" o:spid="_x0000_s2056" style="position:absolute;left:0;text-align:left;z-index:251657216" from="176.4pt,22.4pt" to="289.85pt,22.4pt" o:gfxdata="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" strokeweight=".5pt">
+          <v:line id="直线连接符 17" o:spid="_x0000_s2056" style="position:absolute;left:0;text-align:left;z-index:5" from="176.4pt,22.4pt" to="289.85pt,22.4pt" o:gfxdata="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" strokeweight=".5pt">
             <v:fill o:detectmouseclick="t"/>
             <v:stroke joinstyle="miter"/>
           </v:line>
@@ -326,7 +314,7 @@
           <w:rFonts w:ascii="仿宋" w:hAnsi="仿宋"/>
         </w:rPr>
         <w:pict w14:anchorId="154DF559">
-          <v:line id="直线连接符 16" o:spid="_x0000_s2055" style="position:absolute;left:0;text-align:left;z-index:251656192" from="176.4pt,22.95pt" to="289.85pt,22.95pt" o:gfxdata="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" strokeweight=".5pt">
+          <v:line id="直线连接符 16" o:spid="_x0000_s2055" style="position:absolute;left:0;text-align:left;z-index:4" from="176.4pt,22.95pt" to="289.85pt,22.95pt" o:gfxdata="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" strokeweight=".5pt">
             <v:fill o:detectmouseclick="t"/>
             <v:stroke joinstyle="miter"/>
           </v:line>
@@ -390,7 +378,7 @@
           <w:rFonts w:ascii="仿宋" w:hAnsi="仿宋"/>
         </w:rPr>
         <w:pict w14:anchorId="6ACA0EDA">
-          <v:line id="直线连接符 15" o:spid="_x0000_s2054" style="position:absolute;left:0;text-align:left;z-index:251655168" from="176.4pt,22.8pt" to="289.85pt,22.8pt" o:gfxdata="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" strokeweight=".5pt">
+          <v:line id="直线连接符 15" o:spid="_x0000_s2054" style="position:absolute;left:0;text-align:left;z-index:3" from="176.4pt,22.8pt" to="289.85pt,22.8pt" o:gfxdata="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" strokeweight=".5pt">
             <v:fill o:detectmouseclick="t"/>
             <v:stroke joinstyle="miter"/>
           </v:line>
@@ -400,46 +388,40 @@
         <w:rPr>
           <w:rFonts w:ascii="仿宋" w:hAnsi="仿宋" w:hint="eastAsia"/>
         </w:rPr>
-        <w:t>姓</w:t>
+        <w:t xml:space="preserve">姓 </w:t>
+      </w:r>
+      <w:r>
+        <w:rPr>
+          <w:rFonts w:ascii="仿宋" w:hAnsi="仿宋"/>
+        </w:rPr>
+        <w:t xml:space="preserve">   </w:t>
       </w:r>
       <w:r>
         <w:rPr>
           <w:rFonts w:ascii="仿宋" w:hAnsi="仿宋" w:hint="eastAsia"/>
         </w:rPr>
-        <w:t xml:space="preserve"> </w:t>
-      </w:r>
-      <w:r>
+        <w:t>名：</w:t>
+      </w:r>
+      <w:r>
+        <w:rPr>
+          <w:rFonts w:ascii="仿宋" w:hAnsi="仿宋" w:hint="eastAsia"/>
+        </w:rPr>
+        <w:t>赵家晖</w:t>
+      </w:r>
+    </w:p>
+    <w:p>
+      <w:pPr>
+        <w:spacing w:line="480" w:lineRule="auto"/>
         <w:rPr>
           <w:rFonts w:ascii="仿宋" w:hAnsi="仿宋"/>
         </w:rPr>
-        <w:t xml:space="preserve">   </w:t>
-      </w:r>
-      <w:r>
-        <w:rPr>
-          <w:rFonts w:ascii="仿宋" w:hAnsi="仿宋" w:hint="eastAsia"/>
-        </w:rPr>
-        <w:t>名：</w:t>
-      </w:r>
-      <w:r>
-        <w:rPr>
-          <w:rFonts w:ascii="仿宋" w:hAnsi="仿宋" w:hint="eastAsia"/>
-        </w:rPr>
-        <w:t>赵家晖</w:t>
-      </w:r>
-    </w:p>
-    <w:p>
-      <w:pPr>
-        <w:spacing w:line="480" w:lineRule="auto"/>
+      </w:pPr>
+      <w:r>
         <w:rPr>
           <w:rFonts w:ascii="仿宋" w:hAnsi="仿宋"/>
         </w:rPr>
-      </w:pPr>
-      <w:r>
-        <w:rPr>
-          <w:rFonts w:ascii="仿宋" w:hAnsi="仿宋"/>
-        </w:rPr>
         <w:pict w14:anchorId="64A8B1E3">
-          <v:line id="直线连接符 12" o:spid="_x0000_s2052" style="position:absolute;left:0;text-align:left;z-index:251654144" from="176pt,22.9pt" to="289.85pt,22.9pt" o:gfxdata="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" strokeweight=".5pt">
+          <v:line id="直线连接符 12" o:spid="_x0000_s2052" style="position:absolute;left:0;text-align:left;z-index:2" from="176pt,22.9pt" to="289.85pt,22.9pt" o:gfxdata="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" strokeweight=".5pt">
             <v:fill o:detectmouseclick="t"/>
             <v:stroke joinstyle="miter"/>
           </v:line>
@@ -461,13 +443,7 @@
         <w:rPr>
           <w:rFonts w:ascii="仿宋" w:hAnsi="仿宋" w:hint="eastAsia"/>
         </w:rPr>
-        <w:t>学</w:t>
-      </w:r>
-      <w:r>
-        <w:rPr>
-          <w:rFonts w:ascii="仿宋" w:hAnsi="仿宋" w:hint="eastAsia"/>
-        </w:rPr>
-        <w:t xml:space="preserve"> </w:t>
+        <w:t xml:space="preserve">学 </w:t>
       </w:r>
       <w:r>
         <w:rPr>
@@ -579,7 +555,7 @@
           <w:rFonts w:ascii="仿宋" w:hAnsi="仿宋"/>
         </w:rPr>
         <w:pict w14:anchorId="36BD327F">
-          <v:line id="直线连接符 22" o:spid="_x0000_s2060" style="position:absolute;left:0;text-align:left;z-index:251661312" from="205.75pt,22.4pt" to="262.05pt,22.4pt" o:gfxdata="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" strokeweight=".5pt">
+          <v:line id="直线连接符 22" o:spid="_x0000_s2060" style="position:absolute;left:0;text-align:left;z-index:9" from="205.75pt,22.4pt" to="262.05pt,22.4pt" o:gfxdata="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" strokeweight=".5pt">
             <v:fill o:detectmouseclick="t"/>
             <v:stroke joinstyle="miter"/>
           </v:line>
@@ -634,14 +610,7 @@
           <w:rFonts w:ascii="仿宋" w:hAnsi="仿宋" w:hint="eastAsia"/>
           <w:szCs w:val="21"/>
         </w:rPr>
-        <w:t>年</w:t>
-      </w:r>
-      <w:r>
-        <w:rPr>
-          <w:rFonts w:ascii="仿宋" w:hAnsi="仿宋" w:hint="eastAsia"/>
-          <w:szCs w:val="21"/>
-        </w:rPr>
-        <w:t xml:space="preserve"> </w:t>
+        <w:t xml:space="preserve">年 </w:t>
       </w:r>
       <w:r>
         <w:rPr>
@@ -1863,6 +1832,7 @@
         <w:rPr>
           <w:noProof/>
         </w:rPr>
+        <w:lastRenderedPageBreak/>
         <w:pict w14:anchorId="52A11E12">
           <v:shape id="_x0000_i1026" type="#_x0000_t75" style="width:414.6pt;height:372pt;visibility:visible;mso-wrap-style:square">
             <v:imagedata r:id="rId10" o:title=""/>
@@ -2080,41 +2050,12 @@
         <w:rPr>
           <w:noProof/>
         </w:rPr>
-        <w:drawing>
-          <wp:inline distT="0" distB="0" distL="0" distR="0" wp14:anchorId="039B1105" wp14:editId="6EE8A875">
-            <wp:extent cx="5303520" cy="3507167"/>
-            <wp:effectExtent l="0" t="0" r="0" b="0"/>
-            <wp:docPr id="4" name="Picture 4"/>
-            <wp:cNvGraphicFramePr>
-              <a:graphicFrameLocks xmlns:a="http://schemas.openxmlformats.org/drawingml/2006/main" noChangeAspect="1"/>
-            </wp:cNvGraphicFramePr>
-            <a:graphic xmlns:a="http://schemas.openxmlformats.org/drawingml/2006/main">
-              <a:graphicData uri="http://schemas.openxmlformats.org/drawingml/2006/picture">
-                <pic:pic xmlns:pic="http://schemas.openxmlformats.org/drawingml/2006/picture">
-                  <pic:nvPicPr>
-                    <pic:cNvPr id="0" name="image4.png"/>
-                    <pic:cNvPicPr/>
-                  </pic:nvPicPr>
-                  <pic:blipFill>
-                    <a:blip r:embed="rId11"/>
-                    <a:stretch>
-                      <a:fillRect/>
-                    </a:stretch>
-                  </pic:blipFill>
-                  <pic:spPr>
-                    <a:xfrm>
-                      <a:off x="0" y="0"/>
-                      <a:ext cx="5303520" cy="3507167"/>
-                    </a:xfrm>
-                    <a:prstGeom prst="rect">
-                      <a:avLst/>
-                    </a:prstGeom>
-                  </pic:spPr>
-                </pic:pic>
-              </a:graphicData>
-            </a:graphic>
-          </wp:inline>
-        </w:drawing>
+        <w:lastRenderedPageBreak/>
+        <w:pict w14:anchorId="6519B91D">
+          <v:shape id="Picture 4" o:spid="_x0000_i1030" type="#_x0000_t75" style="width:417.6pt;height:276pt;visibility:visible;mso-wrap-style:square">
+            <v:imagedata r:id="rId11" o:title=""/>
+          </v:shape>
+        </w:pict>
       </w:r>
     </w:p>
     <w:p>
@@ -2315,41 +2256,12 @@
         <w:rPr>
           <w:noProof/>
         </w:rPr>
-        <w:drawing>
-          <wp:inline distT="0" distB="0" distL="0" distR="0" wp14:anchorId="6E9380D2" wp14:editId="2BC1DCEB">
-            <wp:extent cx="5303520" cy="3507167"/>
-            <wp:effectExtent l="0" t="0" r="0" b="0"/>
-            <wp:docPr id="3" name="Picture 3"/>
-            <wp:cNvGraphicFramePr>
-              <a:graphicFrameLocks xmlns:a="http://schemas.openxmlformats.org/drawingml/2006/main" noChangeAspect="1"/>
-            </wp:cNvGraphicFramePr>
-            <a:graphic xmlns:a="http://schemas.openxmlformats.org/drawingml/2006/main">
-              <a:graphicData uri="http://schemas.openxmlformats.org/drawingml/2006/picture">
-                <pic:pic xmlns:pic="http://schemas.openxmlformats.org/drawingml/2006/picture">
-                  <pic:nvPicPr>
-                    <pic:cNvPr id="0" name="image5.png"/>
-                    <pic:cNvPicPr/>
-                  </pic:nvPicPr>
-                  <pic:blipFill>
-                    <a:blip r:embed="rId12"/>
-                    <a:stretch>
-                      <a:fillRect/>
-                    </a:stretch>
-                  </pic:blipFill>
-                  <pic:spPr>
-                    <a:xfrm>
-                      <a:off x="0" y="0"/>
-                      <a:ext cx="5303520" cy="3507167"/>
-                    </a:xfrm>
-                    <a:prstGeom prst="rect">
-                      <a:avLst/>
-                    </a:prstGeom>
-                  </pic:spPr>
-                </pic:pic>
-              </a:graphicData>
-            </a:graphic>
-          </wp:inline>
-        </w:drawing>
+        <w:lastRenderedPageBreak/>
+        <w:pict w14:anchorId="3EA35777">
+          <v:shape id="Picture 3" o:spid="_x0000_i1029" type="#_x0000_t75" style="width:417.6pt;height:276pt;visibility:visible;mso-wrap-style:square">
+            <v:imagedata r:id="rId12" o:title=""/>
+          </v:shape>
+        </w:pict>
       </w:r>
     </w:p>
     <w:p>
@@ -2539,41 +2451,12 @@
         <w:rPr>
           <w:noProof/>
         </w:rPr>
-        <w:drawing>
-          <wp:inline distT="0" distB="0" distL="0" distR="0" wp14:anchorId="4744FB1D" wp14:editId="3C6255E9">
-            <wp:extent cx="5303520" cy="3507167"/>
-            <wp:effectExtent l="0" t="0" r="0" b="0"/>
-            <wp:docPr id="2" name="Picture 2"/>
-            <wp:cNvGraphicFramePr>
-              <a:graphicFrameLocks xmlns:a="http://schemas.openxmlformats.org/drawingml/2006/main" noChangeAspect="1"/>
-            </wp:cNvGraphicFramePr>
-            <a:graphic xmlns:a="http://schemas.openxmlformats.org/drawingml/2006/main">
-              <a:graphicData uri="http://schemas.openxmlformats.org/drawingml/2006/picture">
-                <pic:pic xmlns:pic="http://schemas.openxmlformats.org/drawingml/2006/picture">
-                  <pic:nvPicPr>
-                    <pic:cNvPr id="0" name="image6.png"/>
-                    <pic:cNvPicPr/>
-                  </pic:nvPicPr>
-                  <pic:blipFill>
-                    <a:blip r:embed="rId13"/>
-                    <a:stretch>
-                      <a:fillRect/>
-                    </a:stretch>
-                  </pic:blipFill>
-                  <pic:spPr>
-                    <a:xfrm>
-                      <a:off x="0" y="0"/>
-                      <a:ext cx="5303520" cy="3507167"/>
-                    </a:xfrm>
-                    <a:prstGeom prst="rect">
-                      <a:avLst/>
-                    </a:prstGeom>
-                  </pic:spPr>
-                </pic:pic>
-              </a:graphicData>
-            </a:graphic>
-          </wp:inline>
-        </w:drawing>
+        <w:lastRenderedPageBreak/>
+        <w:pict w14:anchorId="325E1964">
+          <v:shape id="Picture 2" o:spid="_x0000_i1028" type="#_x0000_t75" style="width:417.6pt;height:276pt;visibility:visible;mso-wrap-style:square">
+            <v:imagedata r:id="rId13" o:title=""/>
+          </v:shape>
+        </w:pict>
       </w:r>
     </w:p>
     <w:p>
@@ -2792,41 +2675,12 @@
         <w:rPr>
           <w:noProof/>
         </w:rPr>
-        <w:drawing>
-          <wp:inline distT="0" distB="0" distL="0" distR="0" wp14:anchorId="2386A556" wp14:editId="7F8197F9">
-            <wp:extent cx="5303520" cy="3507167"/>
-            <wp:effectExtent l="0" t="0" r="0" b="0"/>
-            <wp:docPr id="1" name="Picture 1"/>
-            <wp:cNvGraphicFramePr>
-              <a:graphicFrameLocks xmlns:a="http://schemas.openxmlformats.org/drawingml/2006/main" noChangeAspect="1"/>
-            </wp:cNvGraphicFramePr>
-            <a:graphic xmlns:a="http://schemas.openxmlformats.org/drawingml/2006/main">
-              <a:graphicData uri="http://schemas.openxmlformats.org/drawingml/2006/picture">
-                <pic:pic xmlns:pic="http://schemas.openxmlformats.org/drawingml/2006/picture">
-                  <pic:nvPicPr>
-                    <pic:cNvPr id="0" name="image7.png"/>
-                    <pic:cNvPicPr/>
-                  </pic:nvPicPr>
-                  <pic:blipFill>
-                    <a:blip r:embed="rId14"/>
-                    <a:stretch>
-                      <a:fillRect/>
-                    </a:stretch>
-                  </pic:blipFill>
-                  <pic:spPr>
-                    <a:xfrm>
-                      <a:off x="0" y="0"/>
-                      <a:ext cx="5303520" cy="3507167"/>
-                    </a:xfrm>
-                    <a:prstGeom prst="rect">
-                      <a:avLst/>
-                    </a:prstGeom>
-                  </pic:spPr>
-                </pic:pic>
-              </a:graphicData>
-            </a:graphic>
-          </wp:inline>
-        </w:drawing>
+        <w:lastRenderedPageBreak/>
+        <w:pict w14:anchorId="605B22F8">
+          <v:shape id="Picture 1" o:spid="_x0000_i1027" type="#_x0000_t75" style="width:417.6pt;height:276pt;visibility:visible;mso-wrap-style:square">
+            <v:imagedata r:id="rId14" o:title=""/>
+          </v:shape>
+        </w:pict>
       </w:r>
     </w:p>
     <w:p>
@@ -2854,13 +2708,11 @@
     </w:p>
     <w:p>
       <w:pPr>
-        <w:jc w:val="left"/>
-        <w:rPr>
-          <w:rFonts w:hint="eastAsia"/>
-          <w:bCs w:val="0"/>
-          <w:sz w:val="24"/>
-          <w:szCs w:val="24"/>
-        </w:rPr>
+        <w:numPr>
+          <w:ilvl w:val="0"/>
+          <w:numId w:val="3"/>
+        </w:numPr>
+        <w:jc w:val="left"/>
       </w:pPr>
       <w:r>
         <w:rPr>
@@ -2873,11 +2725,7 @@
       <w:pPr>
         <w:jc w:val="left"/>
         <w:rPr>
-          <w:rFonts w:hint="eastAsia"/>
-          <w:b w:val="0"/>
-          <w:bCs w:val="0"/>
-          <w:sz w:val="24"/>
-          <w:szCs w:val="24"/>
+          <w:b/>
         </w:rPr>
       </w:pPr>
       <w:r>
@@ -2886,19 +2734,171 @@
         </w:rPr>
         <w:t>实现：</w:t>
       </w:r>
-      <w:r>
-        <w:t>LanPeer.scan()创建DatagramSocket，向127.0.0.1、255.255.255.255和各网卡广播地址发送DISCOVER包。</w:t>
-      </w:r>
-    </w:p>
-    <w:p>
-      <w:pPr>
-        <w:jc w:val="left"/>
-        <w:rPr>
-          <w:rFonts w:hint="eastAsia"/>
-          <w:b w:val="0"/>
-          <w:bCs w:val="0"/>
-          <w:sz w:val="24"/>
-          <w:szCs w:val="24"/>
+    </w:p>
+    <w:p>
+      <w:pPr>
+        <w:jc w:val="left"/>
+      </w:pPr>
+      <w:r>
+        <w:rPr>
+          <w:rFonts w:hint="eastAsia"/>
+          <w:bCs/>
+        </w:rPr>
+        <w:t xml:space="preserve">1. </w:t>
+      </w:r>
+      <w:r>
+        <w:t>LanPeer.scan()</w:t>
+      </w:r>
+      <w:r>
+        <w:t>创建</w:t>
+      </w:r>
+      <w:r>
+        <w:t>DatagramSocket</w:t>
+      </w:r>
+      <w:r>
+        <w:t>，向</w:t>
+      </w:r>
+      <w:r>
+        <w:t>127.0.0.1</w:t>
+      </w:r>
+      <w:r>
+        <w:t>、</w:t>
+      </w:r>
+      <w:r>
+        <w:t>255.255.255.255</w:t>
+      </w:r>
+      <w:r>
+        <w:t>和各网卡广播地址发送</w:t>
+      </w:r>
+      <w:r>
+        <w:t>DISCOVER</w:t>
+      </w:r>
+      <w:r>
+        <w:t>包。</w:t>
+      </w:r>
+    </w:p>
+    <w:p>
+      <w:pPr>
+        <w:jc w:val="left"/>
+      </w:pPr>
+      <w:r>
+        <w:rPr>
+          <w:rFonts w:hint="eastAsia"/>
+          <w:bCs/>
+        </w:rPr>
+        <w:t>2.</w:t>
+      </w:r>
+      <w:r>
+        <w:rPr>
+          <w:rFonts w:hint="eastAsia"/>
+          <w:b/>
+        </w:rPr>
+        <w:t xml:space="preserve"> </w:t>
+      </w:r>
+      <w:r>
+        <w:t>LanPeer.replyLoop()</w:t>
+      </w:r>
+      <w:r>
+        <w:t>监听发现端口，收到同组请求后回复用户</w:t>
+      </w:r>
+      <w:r>
+        <w:t>ID</w:t>
+      </w:r>
+      <w:r>
+        <w:t>、昵称、设备名、</w:t>
+      </w:r>
+      <w:r>
+        <w:t>IP</w:t>
+      </w:r>
+      <w:r>
+        <w:t>、传输端口和状态。</w:t>
+      </w:r>
+    </w:p>
+    <w:p>
+      <w:pPr>
+        <w:jc w:val="left"/>
+      </w:pPr>
+      <w:r>
+        <w:rPr>
+          <w:rFonts w:hint="eastAsia"/>
+          <w:bCs/>
+        </w:rPr>
+        <w:t xml:space="preserve">3. </w:t>
+      </w:r>
+      <w:r>
+        <w:t>LanPeer.knownDevices()</w:t>
+      </w:r>
+      <w:r>
+        <w:t>按最后发现时间生成在线或离线结果，</w:t>
+      </w:r>
+      <w:r>
+        <w:t>LocalBackend.loadAllDevices()</w:t>
+      </w:r>
+      <w:r>
+        <w:t>交给用户列表页展示。</w:t>
+      </w:r>
+    </w:p>
+    <w:p>
+      <w:pPr>
+        <w:jc w:val="left"/>
+      </w:pPr>
+      <w:r>
+        <w:rPr>
+          <w:b/>
+        </w:rPr>
+        <w:t>特色</w:t>
+      </w:r>
+      <w:r>
+        <w:rPr>
+          <w:rFonts w:hint="eastAsia"/>
+          <w:b/>
+        </w:rPr>
+        <w:t>功能</w:t>
+      </w:r>
+      <w:r>
+        <w:rPr>
+          <w:b/>
+        </w:rPr>
+        <w:t>关联：</w:t>
+      </w:r>
+      <w:r>
+        <w:t>发现协议额外携带签名、头像、用户状态和</w:t>
+      </w:r>
+      <w:r>
+        <w:t>groupHash</w:t>
+      </w:r>
+      <w:r>
+        <w:t>，支撑在线检测、状态条件传输和传输口令小群组。</w:t>
+      </w:r>
+    </w:p>
+    <w:p>
+      <w:pPr>
+        <w:jc w:val="left"/>
+        <w:rPr>
+          <w:rFonts w:hint="eastAsia"/>
+        </w:rPr>
+      </w:pPr>
+    </w:p>
+    <w:p>
+      <w:pPr>
+        <w:numPr>
+          <w:ilvl w:val="0"/>
+          <w:numId w:val="3"/>
+        </w:numPr>
+        <w:jc w:val="left"/>
+      </w:pPr>
+      <w:r>
+        <w:rPr>
+          <w:b/>
+        </w:rPr>
+        <w:t>支持选择一个或者多个发送目标</w:t>
+      </w:r>
+    </w:p>
+    <w:p>
+      <w:pPr>
+        <w:jc w:val="left"/>
+        <w:rPr>
+          <w:b/>
         </w:rPr>
       </w:pPr>
       <w:r>
@@ -2907,19 +2907,135 @@
         </w:rPr>
         <w:t>实现：</w:t>
       </w:r>
-      <w:r>
-        <w:t>LanPeer.replyLoop()监听发现端口，收到同组请求后回复用户ID、昵称、设备名、IP、传输端口和状态。</w:t>
-      </w:r>
-    </w:p>
-    <w:p>
-      <w:pPr>
-        <w:jc w:val="left"/>
-        <w:rPr>
-          <w:rFonts w:hint="eastAsia"/>
-          <w:b w:val="0"/>
-          <w:bCs w:val="0"/>
-          <w:sz w:val="24"/>
-          <w:szCs w:val="24"/>
+    </w:p>
+    <w:p>
+      <w:pPr>
+        <w:jc w:val="left"/>
+      </w:pPr>
+      <w:r>
+        <w:rPr>
+          <w:rFonts w:hint="eastAsia"/>
+          <w:bCs/>
+        </w:rPr>
+        <w:t xml:space="preserve">1. </w:t>
+      </w:r>
+      <w:r>
+        <w:t>文件传输页把用户卡片、近期对象和本地分组写入</w:t>
+      </w:r>
+      <w:r>
+        <w:t>selectedTargets</w:t>
+      </w:r>
+      <w:r>
+        <w:t>，</w:t>
+      </w:r>
+      <w:r>
+        <w:t>LocalBackend.startTransfer()</w:t>
+      </w:r>
+      <w:r>
+        <w:t>接收目标列表。</w:t>
+      </w:r>
+    </w:p>
+    <w:p>
+      <w:pPr>
+        <w:jc w:val="left"/>
+      </w:pPr>
+      <w:r>
+        <w:rPr>
+          <w:rFonts w:hint="eastAsia"/>
+          <w:bCs/>
+        </w:rPr>
+        <w:t xml:space="preserve">2. </w:t>
+      </w:r>
+      <w:r>
+        <w:t>GroupStore.expand()</w:t>
+      </w:r>
+      <w:r>
+        <w:t>把组目标展开为真实成员并去重，单用户目标直接保留，最终统一交给</w:t>
+      </w:r>
+      <w:r>
+        <w:t>UdpTx.run()</w:t>
+      </w:r>
+      <w:r>
+        <w:t>。</w:t>
+      </w:r>
+    </w:p>
+    <w:p>
+      <w:pPr>
+        <w:jc w:val="left"/>
+      </w:pPr>
+      <w:r>
+        <w:rPr>
+          <w:b/>
+        </w:rPr>
+        <w:t>特色</w:t>
+      </w:r>
+      <w:r>
+        <w:rPr>
+          <w:rFonts w:hint="eastAsia"/>
+          <w:b/>
+        </w:rPr>
+        <w:t>功能</w:t>
+      </w:r>
+      <w:r>
+        <w:rPr>
+          <w:b/>
+        </w:rPr>
+        <w:t>关联：</w:t>
+      </w:r>
+      <w:r>
+        <w:t>RecentStore</w:t>
+      </w:r>
+      <w:r>
+        <w:t>记录近期对象；</w:t>
+      </w:r>
+      <w:r>
+        <w:t>GroupStore</w:t>
+      </w:r>
+      <w:r>
+        <w:t>保存分组名、成员快照和默认口令。</w:t>
+      </w:r>
+    </w:p>
+    <w:p>
+      <w:pPr>
+        <w:jc w:val="left"/>
+        <w:rPr>
+          <w:rFonts w:hint="eastAsia"/>
+        </w:rPr>
+      </w:pPr>
+    </w:p>
+    <w:p>
+      <w:pPr>
+        <w:numPr>
+          <w:ilvl w:val="0"/>
+          <w:numId w:val="3"/>
+        </w:numPr>
+        <w:jc w:val="left"/>
+      </w:pPr>
+      <w:r>
+        <w:rPr>
+          <w:b/>
+        </w:rPr>
+        <w:lastRenderedPageBreak/>
+        <w:t>使用多线程同时向选择目标主机使用</w:t>
+      </w:r>
+      <w:r>
+        <w:rPr>
+          <w:b/>
+        </w:rPr>
+        <w:t>UDP</w:t>
+      </w:r>
+      <w:r>
+        <w:rPr>
+          <w:b/>
+        </w:rPr>
+        <w:t>协议发送文件</w:t>
+      </w:r>
+    </w:p>
+    <w:p>
+      <w:pPr>
+        <w:jc w:val="left"/>
+        <w:rPr>
+          <w:b/>
         </w:rPr>
       </w:pPr>
       <w:r>
@@ -2928,20 +3044,100 @@
         </w:rPr>
         <w:t>实现：</w:t>
       </w:r>
-      <w:r>
-        <w:t>LanPeer.knownDevices()按最后发现时间生成在线或离线结果，LocalBackend.loadAllDevices()交给用户列表页展示。</w:t>
-      </w:r>
-    </w:p>
-    <w:p>
-      <w:pPr>
-        <w:jc w:val="left"/>
-        <w:rPr>
-          <w:rFonts w:hint="eastAsia"/>
-          <w:b w:val="0"/>
-          <w:bCs w:val="0"/>
-          <w:sz w:val="24"/>
-          <w:szCs w:val="24"/>
-        </w:rPr>
+    </w:p>
+    <w:p>
+      <w:pPr>
+        <w:jc w:val="left"/>
+      </w:pPr>
+      <w:r>
+        <w:rPr>
+          <w:rFonts w:hint="eastAsia"/>
+          <w:bCs/>
+        </w:rPr>
+        <w:t xml:space="preserve">1. </w:t>
+      </w:r>
+      <w:r>
+        <w:t>UdpTx.run()</w:t>
+      </w:r>
+      <w:r>
+        <w:t>先把文件和文件夹整理为</w:t>
+      </w:r>
+      <w:r>
+        <w:t>SourceFile</w:t>
+      </w:r>
+      <w:r>
+        <w:t>，再按目标生成发送任务。</w:t>
+      </w:r>
+    </w:p>
+    <w:p>
+      <w:pPr>
+        <w:jc w:val="left"/>
+      </w:pPr>
+      <w:r>
+        <w:rPr>
+          <w:b/>
+        </w:rPr>
+        <w:t>实现：</w:t>
+      </w:r>
+      <w:r>
+        <w:t>UdpTx.sendTargets()</w:t>
+      </w:r>
+      <w:r>
+        <w:t>按目标数创建固定线程池，多目标并发发送。</w:t>
+      </w:r>
+    </w:p>
+    <w:p>
+      <w:pPr>
+        <w:jc w:val="left"/>
+      </w:pPr>
+      <w:r>
+        <w:rPr>
+          <w:b/>
+        </w:rPr>
+        <w:t>实现：</w:t>
+      </w:r>
+      <w:r>
+        <w:t>UdpTx.sendChunks()</w:t>
+      </w:r>
+      <w:r>
+        <w:t>按文件分片创建</w:t>
+      </w:r>
+      <w:r>
+        <w:t>worker</w:t>
+      </w:r>
+      <w:r>
+        <w:t>线程，单文件分片并发发送。</w:t>
+      </w:r>
+    </w:p>
+    <w:p>
+      <w:pPr>
+        <w:jc w:val="left"/>
+      </w:pPr>
+      <w:r>
+        <w:rPr>
+          <w:b/>
+        </w:rPr>
+        <w:t>实现：</w:t>
+      </w:r>
+      <w:r>
+        <w:t>每个文件先发</w:t>
+      </w:r>
+      <w:r>
+        <w:t>BEGIN</w:t>
+      </w:r>
+      <w:r>
+        <w:t>包，再发</w:t>
+      </w:r>
+      <w:r>
+        <w:t>DATA</w:t>
+      </w:r>
+      <w:r>
+        <w:t>分片包，发送端按上传限速分配每目标带宽。</w:t>
+      </w:r>
+    </w:p>
+    <w:p>
+      <w:pPr>
+        <w:jc w:val="left"/>
       </w:pPr>
       <w:r>
         <w:rPr>
@@ -2950,36 +3146,23 @@
         <w:t>特色关联：</w:t>
       </w:r>
       <w:r>
-        <w:t>发现协议额外携带签名、头像、用户状态和groupHash，支撑在线检测、状态条件传输和传输口令小群组。</w:t>
-      </w:r>
-    </w:p>
-    <w:p>
-      <w:pPr>
-        <w:jc w:val="left"/>
-        <w:rPr>
-          <w:rFonts w:hint="eastAsia"/>
-          <w:bCs w:val="0"/>
-          <w:sz w:val="24"/>
-          <w:szCs w:val="24"/>
-        </w:rPr>
-      </w:pPr>
-      <w:r>
-        <w:rPr>
-          <w:b/>
-        </w:rPr>
-        <w:t>支持选择一个或者多个发送目标</w:t>
-      </w:r>
-    </w:p>
-    <w:p>
-      <w:pPr>
-        <w:jc w:val="left"/>
-        <w:rPr>
-          <w:rFonts w:hint="eastAsia"/>
-          <w:b w:val="0"/>
-          <w:bCs w:val="0"/>
-          <w:sz w:val="24"/>
-          <w:szCs w:val="24"/>
-        </w:rPr>
+        <w:t>文件夹内部文件再次过滤类型；发送过程支持暂停、继续、限速分配和预计剩余时间日志。</w:t>
+      </w:r>
+    </w:p>
+    <w:p>
+      <w:pPr>
+        <w:jc w:val="left"/>
+      </w:pPr>
+      <w:r>
+        <w:rPr>
+          <w:b/>
+        </w:rPr>
+        <w:t>设计确认机制，确保目标主机正确的接收到了文件</w:t>
+      </w:r>
+    </w:p>
+    <w:p>
+      <w:pPr>
+        <w:jc w:val="left"/>
       </w:pPr>
       <w:r>
         <w:rPr>
@@ -2988,19 +3171,27 @@
         <w:t>实现：</w:t>
       </w:r>
       <w:r>
-        <w:t>文件传输页把用户卡片、近期对象和本地分组写入selectedTargets，LocalBackend.startTransfer()接收目标列表。</w:t>
-      </w:r>
-    </w:p>
-    <w:p>
-      <w:pPr>
-        <w:jc w:val="left"/>
-        <w:rPr>
-          <w:rFonts w:hint="eastAsia"/>
-          <w:b w:val="0"/>
-          <w:bCs w:val="0"/>
-          <w:sz w:val="24"/>
-          <w:szCs w:val="24"/>
-        </w:rPr>
+        <w:t>UdpRx.handleBegin()</w:t>
+      </w:r>
+      <w:r>
+        <w:t>校验文件元数据、文件类型、接收状态和传输口令，允许接收后创建</w:t>
+      </w:r>
+      <w:r>
+        <w:t>.part</w:t>
+      </w:r>
+      <w:r>
+        <w:t>临时文件并回复</w:t>
+      </w:r>
+      <w:r>
+        <w:t>ACK</w:t>
+      </w:r>
+      <w:r>
+        <w:t>。</w:t>
+      </w:r>
+    </w:p>
+    <w:p>
+      <w:pPr>
+        <w:jc w:val="left"/>
       </w:pPr>
       <w:r>
         <w:rPr>
@@ -3009,19 +3200,45 @@
         <w:t>实现：</w:t>
       </w:r>
       <w:r>
-        <w:t>GroupStore.expand()把组目标展开为真实成员并去重，单用户目标直接保留，最终统一交给UdpTx.run()。</w:t>
-      </w:r>
-    </w:p>
-    <w:p>
-      <w:pPr>
-        <w:jc w:val="left"/>
-        <w:rPr>
-          <w:rFonts w:hint="eastAsia"/>
-          <w:b w:val="0"/>
-          <w:bCs w:val="0"/>
-          <w:sz w:val="24"/>
-          <w:szCs w:val="24"/>
-        </w:rPr>
+        <w:t>UdpRx.handleData()</w:t>
+      </w:r>
+      <w:r>
+        <w:t>写入指定分片，成功写入后回复</w:t>
+      </w:r>
+      <w:r>
+        <w:t>ACK</w:t>
+      </w:r>
+      <w:r>
+        <w:t>；</w:t>
+      </w:r>
+      <w:r>
+        <w:t>UdpTx.awaitAck()</w:t>
+      </w:r>
+      <w:r>
+        <w:t>按</w:t>
+      </w:r>
+      <w:r>
+        <w:t>jobId</w:t>
+      </w:r>
+      <w:r>
+        <w:t>、</w:t>
+      </w:r>
+      <w:r>
+        <w:t>fileIndex</w:t>
+      </w:r>
+      <w:r>
+        <w:t>和</w:t>
+      </w:r>
+      <w:r>
+        <w:t>chunkIndex</w:t>
+      </w:r>
+      <w:r>
+        <w:t>匹配确认包。</w:t>
+      </w:r>
+    </w:p>
+    <w:p>
+      <w:pPr>
+        <w:jc w:val="left"/>
       </w:pPr>
       <w:r>
         <w:rPr>
@@ -3030,36 +3247,23 @@
         <w:t>特色关联：</w:t>
       </w:r>
       <w:r>
-        <w:t>RecentStore记录近期对象；GroupStore保存分组名、成员快照和默认口令。</w:t>
-      </w:r>
-    </w:p>
-    <w:p>
-      <w:pPr>
-        <w:jc w:val="left"/>
-        <w:rPr>
-          <w:rFonts w:hint="eastAsia"/>
-          <w:bCs w:val="0"/>
-          <w:sz w:val="24"/>
-          <w:szCs w:val="24"/>
-        </w:rPr>
-      </w:pPr>
-      <w:r>
-        <w:rPr>
-          <w:b/>
-        </w:rPr>
-        <w:t>使用多线程同时向选择目标主机使用UDP协议发送文件</w:t>
-      </w:r>
-    </w:p>
-    <w:p>
-      <w:pPr>
-        <w:jc w:val="left"/>
-        <w:rPr>
-          <w:rFonts w:hint="eastAsia"/>
-          <w:b w:val="0"/>
-          <w:bCs w:val="0"/>
-          <w:sz w:val="24"/>
-          <w:szCs w:val="24"/>
-        </w:rPr>
+        <w:t>忙碌状态触发接收确认框；带口令传输触发口令校验框。</w:t>
+      </w:r>
+    </w:p>
+    <w:p>
+      <w:pPr>
+        <w:jc w:val="left"/>
+      </w:pPr>
+      <w:r>
+        <w:rPr>
+          <w:b/>
+        </w:rPr>
+        <w:t>接收错误需要重新自动发送，可尝试三次，失败后提示错误提示信息</w:t>
+      </w:r>
+    </w:p>
+    <w:p>
+      <w:pPr>
+        <w:jc w:val="left"/>
       </w:pPr>
       <w:r>
         <w:rPr>
@@ -3068,19 +3272,39 @@
         <w:t>实现：</w:t>
       </w:r>
       <w:r>
-        <w:t>UdpTx.run()先把文件和文件夹整理为SourceFile，再按目标生成发送任务。</w:t>
-      </w:r>
-    </w:p>
-    <w:p>
-      <w:pPr>
-        <w:jc w:val="left"/>
-        <w:rPr>
-          <w:rFonts w:hint="eastAsia"/>
-          <w:b w:val="0"/>
-          <w:bCs w:val="0"/>
-          <w:sz w:val="24"/>
-          <w:szCs w:val="24"/>
-        </w:rPr>
+        <w:t>UdpTx.sendWithAck()</w:t>
+      </w:r>
+      <w:r>
+        <w:t>按</w:t>
+      </w:r>
+      <w:r>
+        <w:t>maxRetries</w:t>
+      </w:r>
+      <w:r>
+        <w:t>循环发送同一数据包，未收到</w:t>
+      </w:r>
+      <w:r>
+        <w:t>ACK</w:t>
+      </w:r>
+      <w:r>
+        <w:t>或</w:t>
+      </w:r>
+      <w:r>
+        <w:t>ACK</w:t>
+      </w:r>
+      <w:r>
+        <w:t>失败时重试；默认重试次数为</w:t>
+      </w:r>
+      <w:r>
+        <w:t>3</w:t>
+      </w:r>
+      <w:r>
+        <w:t>，可在系统设置修改。</w:t>
+      </w:r>
+    </w:p>
+    <w:p>
+      <w:pPr>
+        <w:jc w:val="left"/>
       </w:pPr>
       <w:r>
         <w:rPr>
@@ -3089,19 +3313,55 @@
         <w:t>实现：</w:t>
       </w:r>
       <w:r>
-        <w:t>UdpTx.sendTargets()按目标数创建固定线程池，多目标并发发送。</w:t>
-      </w:r>
-    </w:p>
-    <w:p>
-      <w:pPr>
-        <w:jc w:val="left"/>
-        <w:rPr>
-          <w:rFonts w:hint="eastAsia"/>
-          <w:b w:val="0"/>
-          <w:bCs w:val="0"/>
-          <w:sz w:val="24"/>
-          <w:szCs w:val="24"/>
-        </w:rPr>
+        <w:t>BEGIN</w:t>
+      </w:r>
+      <w:r>
+        <w:t>未确认、分片未确认、读取失败、接收拒绝和校验失败都会生成失败任务与日志。</w:t>
+      </w:r>
+    </w:p>
+    <w:p>
+      <w:pPr>
+        <w:jc w:val="left"/>
+      </w:pPr>
+      <w:r>
+        <w:rPr>
+          <w:b/>
+        </w:rPr>
+        <w:t>特色关联：</w:t>
+      </w:r>
+      <w:r>
+        <w:t>UdpRx.RxFile</w:t>
+      </w:r>
+      <w:r>
+        <w:t>保存</w:t>
+      </w:r>
+      <w:r>
+        <w:t>.part.meta</w:t>
+      </w:r>
+      <w:r>
+        <w:t>分片状态；重传时只补缺失分片，完成后执行</w:t>
+      </w:r>
+      <w:r>
+        <w:t>SHA-256</w:t>
+      </w:r>
+      <w:r>
+        <w:t>校验。</w:t>
+      </w:r>
+    </w:p>
+    <w:p>
+      <w:pPr>
+        <w:jc w:val="left"/>
+      </w:pPr>
+      <w:r>
+        <w:rPr>
+          <w:b/>
+        </w:rPr>
+        <w:t>打印显示发送结果报告（发送给了哪几个目标，经过几次发送成功，还是发送失败等信息）</w:t>
+      </w:r>
+    </w:p>
+    <w:p>
+      <w:pPr>
+        <w:jc w:val="left"/>
       </w:pPr>
       <w:r>
         <w:rPr>
@@ -3110,19 +3370,27 @@
         <w:t>实现：</w:t>
       </w:r>
       <w:r>
-        <w:t>UdpTx.sendChunks()按文件分片创建worker线程，单文件分片并发发送。</w:t>
-      </w:r>
-    </w:p>
-    <w:p>
-      <w:pPr>
-        <w:jc w:val="left"/>
-        <w:rPr>
-          <w:rFonts w:hint="eastAsia"/>
-          <w:b w:val="0"/>
-          <w:bCs w:val="0"/>
-          <w:sz w:val="24"/>
-          <w:szCs w:val="24"/>
-        </w:rPr>
+        <w:t>UdpTx.run()</w:t>
+      </w:r>
+      <w:r>
+        <w:t>汇总目标总数、成功数、失败数、重试次数、耗时、日志和</w:t>
+      </w:r>
+      <w:r>
+        <w:t>TransferTask</w:t>
+      </w:r>
+      <w:r>
+        <w:t>列表，返回</w:t>
+      </w:r>
+      <w:r>
+        <w:t>TransferSummary</w:t>
+      </w:r>
+      <w:r>
+        <w:t>。</w:t>
+      </w:r>
+    </w:p>
+    <w:p>
+      <w:pPr>
+        <w:jc w:val="left"/>
       </w:pPr>
       <w:r>
         <w:rPr>
@@ -3131,259 +3399,15 @@
         <w:t>实现：</w:t>
       </w:r>
       <w:r>
-        <w:t>每个文件先发BEGIN包，再发DATA分片包，发送端按上传限速分配每目标带宽。</w:t>
-      </w:r>
-    </w:p>
-    <w:p>
-      <w:pPr>
-        <w:jc w:val="left"/>
-        <w:rPr>
-          <w:rFonts w:hint="eastAsia"/>
-          <w:b w:val="0"/>
-          <w:bCs w:val="0"/>
-          <w:sz w:val="24"/>
-          <w:szCs w:val="24"/>
-        </w:rPr>
-      </w:pPr>
-      <w:r>
-        <w:rPr>
-          <w:b/>
-        </w:rPr>
-        <w:t>特色关联：</w:t>
-      </w:r>
-      <w:r>
-        <w:t>文件夹内部文件再次过滤类型；发送过程支持暂停、继续、限速分配和预计剩余时间日志。</w:t>
-      </w:r>
-    </w:p>
-    <w:p>
-      <w:pPr>
-        <w:jc w:val="left"/>
-        <w:rPr>
-          <w:rFonts w:hint="eastAsia"/>
-          <w:bCs w:val="0"/>
-          <w:sz w:val="24"/>
-          <w:szCs w:val="24"/>
-        </w:rPr>
-      </w:pPr>
-      <w:r>
-        <w:rPr>
-          <w:b/>
-        </w:rPr>
-        <w:t>设计确认机制，确保目标主机正确的接收到了文件</w:t>
-      </w:r>
-    </w:p>
-    <w:p>
-      <w:pPr>
-        <w:jc w:val="left"/>
-        <w:rPr>
-          <w:rFonts w:hint="eastAsia"/>
-          <w:b w:val="0"/>
-          <w:bCs w:val="0"/>
-          <w:sz w:val="24"/>
-          <w:szCs w:val="24"/>
-        </w:rPr>
-      </w:pPr>
-      <w:r>
-        <w:rPr>
-          <w:b/>
-        </w:rPr>
-        <w:t>实现：</w:t>
-      </w:r>
-      <w:r>
-        <w:t>UdpRx.handleBegin()校验文件元数据、文件类型、接收状态和传输口令，允许接收后创建.part临时文件并回复ACK。</w:t>
-      </w:r>
-    </w:p>
-    <w:p>
-      <w:pPr>
-        <w:jc w:val="left"/>
-        <w:rPr>
-          <w:rFonts w:hint="eastAsia"/>
-          <w:b w:val="0"/>
-          <w:bCs w:val="0"/>
-          <w:sz w:val="24"/>
-          <w:szCs w:val="24"/>
-        </w:rPr>
-      </w:pPr>
-      <w:r>
-        <w:rPr>
-          <w:b/>
-        </w:rPr>
-        <w:t>实现：</w:t>
-      </w:r>
-      <w:r>
-        <w:t>UdpRx.handleData()写入指定分片，成功写入后回复ACK；UdpTx.awaitAck()按jobId、fileIndex和chunkIndex匹配确认包。</w:t>
-      </w:r>
-    </w:p>
-    <w:p>
-      <w:pPr>
-        <w:jc w:val="left"/>
-        <w:rPr>
-          <w:rFonts w:hint="eastAsia"/>
-          <w:b w:val="0"/>
-          <w:bCs w:val="0"/>
-          <w:sz w:val="24"/>
-          <w:szCs w:val="24"/>
-        </w:rPr>
-      </w:pPr>
-      <w:r>
-        <w:rPr>
-          <w:b/>
-        </w:rPr>
-        <w:t>特色关联：</w:t>
-      </w:r>
-      <w:r>
-        <w:t>忙碌状态触发接收确认框；带口令传输触发口令校验框。</w:t>
-      </w:r>
-    </w:p>
-    <w:p>
-      <w:pPr>
-        <w:jc w:val="left"/>
-        <w:rPr>
-          <w:rFonts w:hint="eastAsia"/>
-          <w:bCs w:val="0"/>
-          <w:sz w:val="24"/>
-          <w:szCs w:val="24"/>
-        </w:rPr>
-      </w:pPr>
-      <w:r>
-        <w:rPr>
-          <w:b/>
-        </w:rPr>
-        <w:t>接收错误需要重新自动发送，可尝试三次，失败后提示错误提示信息</w:t>
-      </w:r>
-    </w:p>
-    <w:p>
-      <w:pPr>
-        <w:jc w:val="left"/>
-        <w:rPr>
-          <w:rFonts w:hint="eastAsia"/>
-          <w:b w:val="0"/>
-          <w:bCs w:val="0"/>
-          <w:sz w:val="24"/>
-          <w:szCs w:val="24"/>
-        </w:rPr>
-      </w:pPr>
-      <w:r>
-        <w:rPr>
-          <w:b/>
-        </w:rPr>
-        <w:t>实现：</w:t>
-      </w:r>
-      <w:r>
-        <w:t>UdpTx.sendWithAck()按maxRetries循环发送同一数据包，未收到ACK或ACK失败时重试；默认重试次数为3，可在系统设置修改。</w:t>
-      </w:r>
-    </w:p>
-    <w:p>
-      <w:pPr>
-        <w:jc w:val="left"/>
-        <w:rPr>
-          <w:rFonts w:hint="eastAsia"/>
-          <w:b w:val="0"/>
-          <w:bCs w:val="0"/>
-          <w:sz w:val="24"/>
-          <w:szCs w:val="24"/>
-        </w:rPr>
-      </w:pPr>
-      <w:r>
-        <w:rPr>
-          <w:b/>
-        </w:rPr>
-        <w:t>实现：</w:t>
-      </w:r>
-      <w:r>
-        <w:t>BEGIN未确认、分片未确认、读取失败、接收拒绝和校验失败都会生成失败任务与日志。</w:t>
-      </w:r>
-    </w:p>
-    <w:p>
-      <w:pPr>
-        <w:jc w:val="left"/>
-        <w:rPr>
-          <w:rFonts w:hint="eastAsia"/>
-          <w:b w:val="0"/>
-          <w:bCs w:val="0"/>
-          <w:sz w:val="24"/>
-          <w:szCs w:val="24"/>
-        </w:rPr>
-      </w:pPr>
-      <w:r>
-        <w:rPr>
-          <w:b/>
-        </w:rPr>
-        <w:t>特色关联：</w:t>
-      </w:r>
-      <w:r>
-        <w:t>UdpRx.RxFile保存.part.meta分片状态；重传时只补缺失分片，完成后执行SHA-256校验。</w:t>
-      </w:r>
-    </w:p>
-    <w:p>
-      <w:pPr>
-        <w:jc w:val="left"/>
-        <w:rPr>
-          <w:rFonts w:hint="eastAsia"/>
-          <w:bCs w:val="0"/>
-          <w:sz w:val="24"/>
-          <w:szCs w:val="24"/>
-        </w:rPr>
-      </w:pPr>
-      <w:r>
-        <w:rPr>
-          <w:b/>
-        </w:rPr>
-        <w:t>打印显示发送结果报告（发送给了哪几个目标，经过几次发送成功，还是发送失败等信息）</w:t>
-      </w:r>
-    </w:p>
-    <w:p>
-      <w:pPr>
-        <w:jc w:val="left"/>
-        <w:rPr>
-          <w:rFonts w:hint="eastAsia"/>
-          <w:b w:val="0"/>
-          <w:bCs w:val="0"/>
-          <w:sz w:val="24"/>
-          <w:szCs w:val="24"/>
-        </w:rPr>
-      </w:pPr>
-      <w:r>
-        <w:rPr>
-          <w:b/>
-        </w:rPr>
-        <w:t>实现：</w:t>
-      </w:r>
-      <w:r>
-        <w:t>UdpTx.run()汇总目标总数、成功数、失败数、重试次数、耗时、日志和TransferTask列表，返回TransferSummary。</w:t>
-      </w:r>
-    </w:p>
-    <w:p>
-      <w:pPr>
-        <w:jc w:val="left"/>
-        <w:rPr>
-          <w:rFonts w:hint="eastAsia"/>
-          <w:b w:val="0"/>
-          <w:bCs w:val="0"/>
-          <w:sz w:val="24"/>
-          <w:szCs w:val="24"/>
-        </w:rPr>
-      </w:pPr>
-      <w:r>
-        <w:rPr>
-          <w:b/>
-        </w:rPr>
-        <w:t>实现：</w:t>
-      </w:r>
-      <w:r>
-        <w:t>FileTransfer.showTransferResultPage()展示统计卡、任务表和日志；传输中通过进度回调刷新任务状态。</w:t>
-      </w:r>
-    </w:p>
-    <w:p>
-      <w:pPr>
-        <w:jc w:val="left"/>
-        <w:rPr>
-          <w:rFonts w:hint="eastAsia"/>
-          <w:b w:val="0"/>
-          <w:bCs w:val="0"/>
-          <w:sz w:val="24"/>
-          <w:szCs w:val="24"/>
-        </w:rPr>
+        <w:t>FileTransfer.showTransferResultPage()</w:t>
+      </w:r>
+      <w:r>
+        <w:t>展示统计卡、任务表和日志；传输中通过进度回调刷新任务状态。</w:t>
+      </w:r>
+    </w:p>
+    <w:p>
+      <w:pPr>
+        <w:jc w:val="left"/>
       </w:pPr>
       <w:r>
         <w:rPr>
@@ -3805,6 +3829,119 @@
     </w:lvl>
   </w:abstractNum>
   <w:abstractNum w:abstractNumId="1" w15:restartNumberingAfterBreak="0">
+    <w:nsid w:val="60B53FD3"/>
+    <w:multiLevelType w:val="hybridMultilevel"/>
+    <w:tmpl w:val="C09E206E"/>
+    <w:lvl w:ilvl="0" w:tplc="A2DE99E0">
+      <w:numFmt w:val="bullet"/>
+      <w:lvlText w:val=""/>
+      <w:lvlJc w:val="left"/>
+      <w:pPr>
+        <w:ind w:left="360" w:hanging="360"/>
+      </w:pPr>
+      <w:rPr>
+        <w:rFonts w:ascii="Wingdings" w:eastAsia="仿宋" w:hAnsi="Wingdings" w:cs="Times New Roman" w:hint="default"/>
+        <w:b/>
+      </w:rPr>
+    </w:lvl>
+    <w:lvl w:ilvl="1" w:tplc="04090003" w:tentative="1">
+      <w:start w:val="1"/>
+      <w:numFmt w:val="bullet"/>
+      <w:lvlText w:val=""/>
+      <w:lvlJc w:val="left"/>
+      <w:pPr>
+        <w:ind w:left="880" w:hanging="440"/>
+      </w:pPr>
+      <w:rPr>
+        <w:rFonts w:ascii="Wingdings" w:hAnsi="Wingdings" w:hint="default"/>
+      </w:rPr>
+    </w:lvl>
+    <w:lvl w:ilvl="2" w:tplc="04090005" w:tentative="1">
+      <w:start w:val="1"/>
+      <w:numFmt w:val="bullet"/>
+      <w:lvlText w:val=""/>
+      <w:lvlJc w:val="left"/>
+      <w:pPr>
+        <w:ind w:left="1320" w:hanging="440"/>
+      </w:pPr>
+      <w:rPr>
+        <w:rFonts w:ascii="Wingdings" w:hAnsi="Wingdings" w:hint="default"/>
+      </w:rPr>
+    </w:lvl>
+    <w:lvl w:ilvl="3" w:tplc="04090001" w:tentative="1">
+      <w:start w:val="1"/>
+      <w:numFmt w:val="bullet"/>
+      <w:lvlText w:val=""/>
+      <w:lvlJc w:val="left"/>
+      <w:pPr>
+        <w:ind w:left="1760" w:hanging="440"/>
+      </w:pPr>
+      <w:rPr>
+        <w:rFonts w:ascii="Wingdings" w:hAnsi="Wingdings" w:hint="default"/>
+      </w:rPr>
+    </w:lvl>
+    <w:lvl w:ilvl="4" w:tplc="04090003" w:tentative="1">
+      <w:start w:val="1"/>
+      <w:numFmt w:val="bullet"/>
+      <w:lvlText w:val=""/>
+      <w:lvlJc w:val="left"/>
+      <w:pPr>
+        <w:ind w:left="2200" w:hanging="440"/>
+      </w:pPr>
+      <w:rPr>
+        <w:rFonts w:ascii="Wingdings" w:hAnsi="Wingdings" w:hint="default"/>
+      </w:rPr>
+    </w:lvl>
+    <w:lvl w:ilvl="5" w:tplc="04090005" w:tentative="1">
+      <w:start w:val="1"/>
+      <w:numFmt w:val="bullet"/>
+      <w:lvlText w:val=""/>
+      <w:lvlJc w:val="left"/>
+      <w:pPr>
+        <w:ind w:left="2640" w:hanging="440"/>
+      </w:pPr>
+      <w:rPr>
+        <w:rFonts w:ascii="Wingdings" w:hAnsi="Wingdings" w:hint="default"/>
+      </w:rPr>
+    </w:lvl>
+    <w:lvl w:ilvl="6" w:tplc="04090001" w:tentative="1">
+      <w:start w:val="1"/>
+      <w:numFmt w:val="bullet"/>
+      <w:lvlText w:val=""/>
+      <w:lvlJc w:val="left"/>
+      <w:pPr>
+        <w:ind w:left="3080" w:hanging="440"/>
+      </w:pPr>
+      <w:rPr>
+        <w:rFonts w:ascii="Wingdings" w:hAnsi="Wingdings" w:hint="default"/>
+      </w:rPr>
+    </w:lvl>
+    <w:lvl w:ilvl="7" w:tplc="04090003" w:tentative="1">
+      <w:start w:val="1"/>
+      <w:numFmt w:val="bullet"/>
+      <w:lvlText w:val=""/>
+      <w:lvlJc w:val="left"/>
+      <w:pPr>
+        <w:ind w:left="3520" w:hanging="440"/>
+      </w:pPr>
+      <w:rPr>
+        <w:rFonts w:ascii="Wingdings" w:hAnsi="Wingdings" w:hint="default"/>
+      </w:rPr>
+    </w:lvl>
+    <w:lvl w:ilvl="8" w:tplc="04090005" w:tentative="1">
+      <w:start w:val="1"/>
+      <w:numFmt w:val="bullet"/>
+      <w:lvlText w:val=""/>
+      <w:lvlJc w:val="left"/>
+      <w:pPr>
+        <w:ind w:left="3960" w:hanging="440"/>
+      </w:pPr>
+      <w:rPr>
+        <w:rFonts w:ascii="Wingdings" w:hAnsi="Wingdings" w:hint="default"/>
+      </w:rPr>
+    </w:lvl>
+  </w:abstractNum>
+  <w:abstractNum w:abstractNumId="2" w15:restartNumberingAfterBreak="0">
     <w:nsid w:val="740D706E"/>
     <w:multiLevelType w:val="hybridMultilevel"/>
     <w:tmpl w:val="66F08A5E"/>
@@ -3917,10 +4054,13 @@
     </w:lvl>
   </w:abstractNum>
   <w:num w:numId="1" w16cid:durableId="1788423022">
-    <w:abstractNumId w:val="1"/>
+    <w:abstractNumId w:val="2"/>
   </w:num>
   <w:num w:numId="2" w16cid:durableId="1002511645">
     <w:abstractNumId w:val="0"/>
+  </w:num>
+  <w:num w:numId="3" w16cid:durableId="1951350416">
+    <w:abstractNumId w:val="1"/>
   </w:num>
 </w:numbering>
 </file>

--- a/doc/实验报告.docx
+++ b/doc/实验报告.docx
@@ -25,7 +25,7 @@
             <v:path o:extrusionok="f" gradientshapeok="t" o:connecttype="rect"/>
             <o:lock v:ext="edit" aspectratio="t"/>
           </v:shapetype>
-          <v:shape id="图片 2" o:spid="_x0000_s2050" type="#_x0000_t75" alt="图片包含 游戏机&#10;&#10;描述已自动生成" style="position:absolute;left:0;text-align:left;margin-left:74.75pt;margin-top:5.9pt;width:277.6pt;height:85.5pt;z-index:-1">
+          <v:shape id="图片 2" o:spid="_x0000_s2050" type="#_x0000_t75" alt="图片包含 游戏机&#10;&#10;描述已自动生成" style="position:absolute;left:0;text-align:left;margin-left:74.75pt;margin-top:5.9pt;width:277.6pt;height:85.5pt;z-index:-251654144">
             <v:fill o:detectmouseclick="t"/>
             <v:imagedata r:id="rId7" o:title="图片包含 游戏机&#10;&#10;描述已自动生成"/>
             <w10:wrap type="square"/>
@@ -86,7 +86,7 @@
           <w:rFonts w:ascii="等线" w:eastAsia="等线" w:hAnsi="等线"/>
         </w:rPr>
         <w:pict w14:anchorId="7B9CB8D1">
-          <v:line id="直线连接符 11" o:spid="_x0000_s2051" style="position:absolute;left:0;text-align:left;z-index:1" from="106.8pt,28.8pt" to="348pt,28.8pt" o:gfxdata="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" strokeweight=".5pt">
+          <v:line id="直线连接符 11" o:spid="_x0000_s2051" style="position:absolute;left:0;text-align:left;z-index:251653120" from="106.8pt,28.8pt" to="348pt,28.8pt" o:gfxdata="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" strokeweight=".5pt">
             <v:fill o:detectmouseclick="t"/>
             <v:stroke joinstyle="miter"/>
           </v:line>
@@ -148,7 +148,7 @@
           <w:rFonts w:ascii="仿宋" w:hAnsi="仿宋"/>
         </w:rPr>
         <w:pict w14:anchorId="466B26FB">
-          <v:line id="直线连接符 20" o:spid="_x0000_s2059" style="position:absolute;left:0;text-align:left;z-index:8" from="176.4pt,22.85pt" to="289.9pt,22.85pt" o:gfxdata="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" strokeweight=".5pt">
+          <v:line id="直线连接符 20" o:spid="_x0000_s2059" style="position:absolute;left:0;text-align:left;z-index:251660288" from="176.4pt,22.85pt" to="289.9pt,22.85pt" o:gfxdata="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" strokeweight=".5pt">
             <v:fill o:detectmouseclick="t"/>
             <v:stroke joinstyle="miter"/>
           </v:line>
@@ -197,7 +197,7 @@
           <w:rFonts w:ascii="仿宋" w:hAnsi="仿宋"/>
         </w:rPr>
         <w:pict w14:anchorId="17C34B2B">
-          <v:line id="直线连接符 19" o:spid="_x0000_s2058" style="position:absolute;left:0;text-align:left;z-index:7" from="176.4pt,22.6pt" to="289.85pt,22.6pt" o:gfxdata="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" strokeweight=".5pt">
+          <v:line id="直线连接符 19" o:spid="_x0000_s2058" style="position:absolute;left:0;text-align:left;z-index:251659264" from="176.4pt,22.6pt" to="289.85pt,22.6pt" o:gfxdata="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" strokeweight=".5pt">
             <v:fill o:detectmouseclick="t"/>
             <v:stroke joinstyle="miter"/>
           </v:line>
@@ -228,7 +228,7 @@
           <w:rFonts w:ascii="仿宋" w:hAnsi="仿宋"/>
         </w:rPr>
         <w:pict w14:anchorId="3A277E3F">
-          <v:line id="直线连接符 18" o:spid="_x0000_s2057" style="position:absolute;left:0;text-align:left;z-index:6" from="176.4pt,23.1pt" to="289.85pt,23.1pt" o:gfxdata="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" strokeweight=".5pt">
+          <v:line id="直线连接符 18" o:spid="_x0000_s2057" style="position:absolute;left:0;text-align:left;z-index:251658240" from="176.4pt,23.1pt" to="289.85pt,23.1pt" o:gfxdata="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" strokeweight=".5pt">
             <v:fill o:detectmouseclick="t"/>
             <v:stroke joinstyle="miter"/>
           </v:line>
@@ -271,7 +271,7 @@
           <w:rFonts w:ascii="仿宋" w:hAnsi="仿宋"/>
         </w:rPr>
         <w:pict w14:anchorId="1823179F">
-          <v:line id="直线连接符 17" o:spid="_x0000_s2056" style="position:absolute;left:0;text-align:left;z-index:5" from="176.4pt,22.4pt" to="289.85pt,22.4pt" o:gfxdata="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" strokeweight=".5pt">
+          <v:line id="直线连接符 17" o:spid="_x0000_s2056" style="position:absolute;left:0;text-align:left;z-index:251657216" from="176.4pt,22.4pt" to="289.85pt,22.4pt" o:gfxdata="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" strokeweight=".5pt">
             <v:fill o:detectmouseclick="t"/>
             <v:stroke joinstyle="miter"/>
           </v:line>
@@ -314,7 +314,7 @@
           <w:rFonts w:ascii="仿宋" w:hAnsi="仿宋"/>
         </w:rPr>
         <w:pict w14:anchorId="154DF559">
-          <v:line id="直线连接符 16" o:spid="_x0000_s2055" style="position:absolute;left:0;text-align:left;z-index:4" from="176.4pt,22.95pt" to="289.85pt,22.95pt" o:gfxdata="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" strokeweight=".5pt">
+          <v:line id="直线连接符 16" o:spid="_x0000_s2055" style="position:absolute;left:0;text-align:left;z-index:251656192" from="176.4pt,22.95pt" to="289.85pt,22.95pt" o:gfxdata="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" strokeweight=".5pt">
             <v:fill o:detectmouseclick="t"/>
             <v:stroke joinstyle="miter"/>
           </v:line>
@@ -378,7 +378,7 @@
           <w:rFonts w:ascii="仿宋" w:hAnsi="仿宋"/>
         </w:rPr>
         <w:pict w14:anchorId="6ACA0EDA">
-          <v:line id="直线连接符 15" o:spid="_x0000_s2054" style="position:absolute;left:0;text-align:left;z-index:3" from="176.4pt,22.8pt" to="289.85pt,22.8pt" o:gfxdata="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" strokeweight=".5pt">
+          <v:line id="直线连接符 15" o:spid="_x0000_s2054" style="position:absolute;left:0;text-align:left;z-index:251655168" from="176.4pt,22.8pt" to="289.85pt,22.8pt" o:gfxdata="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" strokeweight=".5pt">
             <v:fill o:detectmouseclick="t"/>
             <v:stroke joinstyle="miter"/>
           </v:line>
@@ -421,7 +421,7 @@
           <w:rFonts w:ascii="仿宋" w:hAnsi="仿宋"/>
         </w:rPr>
         <w:pict w14:anchorId="64A8B1E3">
-          <v:line id="直线连接符 12" o:spid="_x0000_s2052" style="position:absolute;left:0;text-align:left;z-index:2" from="176pt,22.9pt" to="289.85pt,22.9pt" o:gfxdata="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" strokeweight=".5pt">
+          <v:line id="直线连接符 12" o:spid="_x0000_s2052" style="position:absolute;left:0;text-align:left;z-index:251654144" from="176pt,22.9pt" to="289.85pt,22.9pt" o:gfxdata="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" strokeweight=".5pt">
             <v:fill o:detectmouseclick="t"/>
             <v:stroke joinstyle="miter"/>
           </v:line>
@@ -555,7 +555,7 @@
           <w:rFonts w:ascii="仿宋" w:hAnsi="仿宋"/>
         </w:rPr>
         <w:pict w14:anchorId="36BD327F">
-          <v:line id="直线连接符 22" o:spid="_x0000_s2060" style="position:absolute;left:0;text-align:left;z-index:9" from="205.75pt,22.4pt" to="262.05pt,22.4pt" o:gfxdata="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" strokeweight=".5pt">
+          <v:line id="直线连接符 22" o:spid="_x0000_s2060" style="position:absolute;left:0;text-align:left;z-index:251661312" from="205.75pt,22.4pt" to="262.05pt,22.4pt" o:gfxdata="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" strokeweight=".5pt">
             <v:fill o:detectmouseclick="t"/>
             <v:stroke joinstyle="miter"/>
           </v:line>
@@ -2050,9 +2050,8 @@
         <w:rPr>
           <w:noProof/>
         </w:rPr>
-        <w:lastRenderedPageBreak/>
         <w:pict w14:anchorId="6519B91D">
-          <v:shape id="Picture 4" o:spid="_x0000_i1030" type="#_x0000_t75" style="width:417.6pt;height:276pt;visibility:visible;mso-wrap-style:square">
+          <v:shape id="Picture 4" o:spid="_x0000_i1027" type="#_x0000_t75" style="width:417.6pt;height:276pt;visibility:visible;mso-wrap-style:square">
             <v:imagedata r:id="rId11" o:title=""/>
           </v:shape>
         </w:pict>
@@ -2256,9 +2255,8 @@
         <w:rPr>
           <w:noProof/>
         </w:rPr>
-        <w:lastRenderedPageBreak/>
         <w:pict w14:anchorId="3EA35777">
-          <v:shape id="Picture 3" o:spid="_x0000_i1029" type="#_x0000_t75" style="width:417.6pt;height:276pt;visibility:visible;mso-wrap-style:square">
+          <v:shape id="Picture 3" o:spid="_x0000_i1028" type="#_x0000_t75" style="width:417.6pt;height:276pt;visibility:visible;mso-wrap-style:square">
             <v:imagedata r:id="rId12" o:title=""/>
           </v:shape>
         </w:pict>
@@ -2451,9 +2449,8 @@
         <w:rPr>
           <w:noProof/>
         </w:rPr>
-        <w:lastRenderedPageBreak/>
         <w:pict w14:anchorId="325E1964">
-          <v:shape id="Picture 2" o:spid="_x0000_i1028" type="#_x0000_t75" style="width:417.6pt;height:276pt;visibility:visible;mso-wrap-style:square">
+          <v:shape id="Picture 2" o:spid="_x0000_i1029" type="#_x0000_t75" style="width:417.6pt;height:276pt;visibility:visible;mso-wrap-style:square">
             <v:imagedata r:id="rId13" o:title=""/>
           </v:shape>
         </w:pict>
@@ -2675,9 +2672,8 @@
         <w:rPr>
           <w:noProof/>
         </w:rPr>
-        <w:lastRenderedPageBreak/>
         <w:pict w14:anchorId="605B22F8">
-          <v:shape id="Picture 1" o:spid="_x0000_i1027" type="#_x0000_t75" style="width:417.6pt;height:276pt;visibility:visible;mso-wrap-style:square">
+          <v:shape id="Picture 1" o:spid="_x0000_i1030" type="#_x0000_t75" style="width:417.6pt;height:276pt;visibility:visible;mso-wrap-style:square">
             <v:imagedata r:id="rId14" o:title=""/>
           </v:shape>
         </w:pict>
@@ -2874,9 +2870,6 @@
     <w:p>
       <w:pPr>
         <w:jc w:val="left"/>
-        <w:rPr>
-          <w:rFonts w:hint="eastAsia"/>
-        </w:rPr>
       </w:pPr>
     </w:p>
     <w:p>
@@ -2998,34 +2991,33 @@
     <w:p>
       <w:pPr>
         <w:jc w:val="left"/>
-        <w:rPr>
-          <w:rFonts w:hint="eastAsia"/>
-        </w:rPr>
-      </w:pPr>
-    </w:p>
-    <w:p>
-      <w:pPr>
-        <w:numPr>
-          <w:ilvl w:val="0"/>
-          <w:numId w:val="3"/>
-        </w:numPr>
-        <w:jc w:val="left"/>
-      </w:pPr>
-      <w:r>
-        <w:rPr>
-          <w:b/>
-        </w:rPr>
-        <w:lastRenderedPageBreak/>
+      </w:pPr>
+    </w:p>
+    <w:p>
+      <w:pPr>
+        <w:jc w:val="left"/>
+        <w:rPr>
+          <w:rFonts w:hint="eastAsia"/>
+          <w:b/>
+        </w:rPr>
+      </w:pPr>
+      <w:r>
+        <w:rPr>
+          <w:rFonts w:hint="eastAsia"/>
+          <w:b/>
+        </w:rPr>
         <w:t>使用多线程同时向选择目标主机使用</w:t>
       </w:r>
       <w:r>
         <w:rPr>
+          <w:rFonts w:hint="eastAsia"/>
           <w:b/>
         </w:rPr>
         <w:t>UDP</w:t>
       </w:r>
       <w:r>
         <w:rPr>
+          <w:rFonts w:hint="eastAsia"/>
           <w:b/>
         </w:rPr>
         <w:t>协议发送文件</w:t>
@@ -3035,11 +3027,13 @@
       <w:pPr>
         <w:jc w:val="left"/>
         <w:rPr>
-          <w:b/>
-        </w:rPr>
-      </w:pPr>
-      <w:r>
-        <w:rPr>
+          <w:rFonts w:hint="eastAsia"/>
+          <w:b/>
+        </w:rPr>
+      </w:pPr>
+      <w:r>
+        <w:rPr>
+          <w:rFonts w:hint="eastAsia"/>
           <w:b/>
         </w:rPr>
         <w:t>实现：</w:t>
@@ -3048,375 +3042,693 @@
     <w:p>
       <w:pPr>
         <w:jc w:val="left"/>
-      </w:pPr>
-      <w:r>
-        <w:rPr>
-          <w:rFonts w:hint="eastAsia"/>
-          <w:bCs/>
-        </w:rPr>
-        <w:t xml:space="preserve">1. </w:t>
-      </w:r>
-      <w:r>
-        <w:t>UdpTx.run()</w:t>
-      </w:r>
-      <w:r>
-        <w:t>先把文件和文件夹整理为</w:t>
-      </w:r>
-      <w:r>
+        <w:rPr>
+          <w:rFonts w:hint="eastAsia"/>
+        </w:rPr>
+      </w:pPr>
+      <w:r>
+        <w:rPr>
+          <w:rFonts w:hint="eastAsia"/>
+        </w:rPr>
+        <w:t>1. UdpTx.run()</w:t>
+      </w:r>
+      <w:r>
+        <w:rPr>
+          <w:rFonts w:hint="eastAsia"/>
+        </w:rPr>
+        <w:t>整理文件与文件夹，生成</w:t>
+      </w:r>
+      <w:r>
+        <w:rPr>
+          <w:rFonts w:hint="eastAsia"/>
+        </w:rPr>
         <w:t>SourceFile</w:t>
       </w:r>
       <w:r>
-        <w:t>，再按目标生成发送任务。</w:t>
-      </w:r>
-    </w:p>
-    <w:p>
-      <w:pPr>
-        <w:jc w:val="left"/>
-      </w:pPr>
-      <w:r>
-        <w:rPr>
+        <w:rPr>
+          <w:rFonts w:hint="eastAsia"/>
+        </w:rPr>
+        <w:t>发送清单。</w:t>
+      </w:r>
+    </w:p>
+    <w:p>
+      <w:pPr>
+        <w:jc w:val="left"/>
+        <w:rPr>
+          <w:rFonts w:hint="eastAsia"/>
+        </w:rPr>
+      </w:pPr>
+      <w:r>
+        <w:rPr>
+          <w:rFonts w:hint="eastAsia"/>
+        </w:rPr>
+        <w:t>2. UdpTx.sendTargets()</w:t>
+      </w:r>
+      <w:r>
+        <w:rPr>
+          <w:rFonts w:hint="eastAsia"/>
+        </w:rPr>
+        <w:t>按目标数创建固定线程池，对多个目标并发发送。</w:t>
+      </w:r>
+    </w:p>
+    <w:p>
+      <w:pPr>
+        <w:jc w:val="left"/>
+        <w:rPr>
+          <w:rFonts w:hint="eastAsia"/>
+        </w:rPr>
+      </w:pPr>
+      <w:r>
+        <w:rPr>
+          <w:rFonts w:hint="eastAsia"/>
+        </w:rPr>
+        <w:t>3. UdpTx.sendChunks()</w:t>
+      </w:r>
+      <w:r>
+        <w:rPr>
+          <w:rFonts w:hint="eastAsia"/>
+        </w:rPr>
+        <w:t>按分片创建</w:t>
+      </w:r>
+      <w:r>
+        <w:rPr>
+          <w:rFonts w:hint="eastAsia"/>
+        </w:rPr>
+        <w:t>worker</w:t>
+      </w:r>
+      <w:r>
+        <w:rPr>
+          <w:rFonts w:hint="eastAsia"/>
+        </w:rPr>
+        <w:t>线程，对单个文件分片并发发送。</w:t>
+      </w:r>
+    </w:p>
+    <w:p>
+      <w:pPr>
+        <w:jc w:val="left"/>
+        <w:rPr>
+          <w:rFonts w:hint="eastAsia"/>
+        </w:rPr>
+      </w:pPr>
+      <w:r>
+        <w:rPr>
+          <w:rFonts w:hint="eastAsia"/>
+        </w:rPr>
+        <w:t xml:space="preserve">4. </w:t>
+      </w:r>
+      <w:r>
+        <w:rPr>
+          <w:rFonts w:hint="eastAsia"/>
+        </w:rPr>
+        <w:t>发送流程为</w:t>
+      </w:r>
+      <w:r>
+        <w:rPr>
+          <w:rFonts w:hint="eastAsia"/>
+        </w:rPr>
+        <w:t>BEGIN</w:t>
+      </w:r>
+      <w:r>
+        <w:rPr>
+          <w:rFonts w:hint="eastAsia"/>
+        </w:rPr>
+        <w:t>包建立任务，</w:t>
+      </w:r>
+      <w:r>
+        <w:rPr>
+          <w:rFonts w:hint="eastAsia"/>
+        </w:rPr>
+        <w:t>DATA</w:t>
+      </w:r>
+      <w:r>
+        <w:rPr>
+          <w:rFonts w:hint="eastAsia"/>
+        </w:rPr>
+        <w:t>包发送分片，上传限速按目标数量分配带宽。</w:t>
+      </w:r>
+    </w:p>
+    <w:p>
+      <w:pPr>
+        <w:jc w:val="left"/>
+        <w:rPr>
+          <w:rFonts w:hint="eastAsia"/>
+        </w:rPr>
+      </w:pPr>
+      <w:r>
+        <w:rPr>
+          <w:rFonts w:hint="eastAsia"/>
+          <w:b/>
+        </w:rPr>
+        <w:t>特色功能关联：</w:t>
+      </w:r>
+      <w:r>
+        <w:rPr>
+          <w:rFonts w:hint="eastAsia"/>
+        </w:rPr>
+        <w:t>文件夹内部类型过滤、暂停</w:t>
+      </w:r>
+      <w:r>
+        <w:rPr>
+          <w:rFonts w:hint="eastAsia"/>
+        </w:rPr>
+        <w:t>/</w:t>
+      </w:r>
+      <w:r>
+        <w:rPr>
+          <w:rFonts w:hint="eastAsia"/>
+        </w:rPr>
+        <w:t>继续、限速分配和剩余时间统计都在发送流程内完成。</w:t>
+      </w:r>
+    </w:p>
+    <w:p>
+      <w:pPr>
+        <w:jc w:val="left"/>
+      </w:pPr>
+    </w:p>
+    <w:p>
+      <w:pPr>
+        <w:jc w:val="left"/>
+        <w:rPr>
+          <w:rFonts w:hint="eastAsia"/>
+          <w:b/>
+        </w:rPr>
+      </w:pPr>
+      <w:r>
+        <w:rPr>
+          <w:rFonts w:hint="eastAsia"/>
+          <w:b/>
+        </w:rPr>
+        <w:t>设计确认机制，确保目标主机正确的接收到了文件</w:t>
+      </w:r>
+    </w:p>
+    <w:p>
+      <w:pPr>
+        <w:jc w:val="left"/>
+        <w:rPr>
+          <w:rFonts w:hint="eastAsia"/>
+          <w:b/>
+        </w:rPr>
+      </w:pPr>
+      <w:r>
+        <w:rPr>
+          <w:rFonts w:hint="eastAsia"/>
           <w:b/>
         </w:rPr>
         <w:t>实现：</w:t>
       </w:r>
-      <w:r>
-        <w:t>UdpTx.sendTargets()</w:t>
-      </w:r>
-      <w:r>
-        <w:t>按目标数创建固定线程池，多目标并发发送。</w:t>
-      </w:r>
-    </w:p>
-    <w:p>
-      <w:pPr>
-        <w:jc w:val="left"/>
-      </w:pPr>
-      <w:r>
-        <w:rPr>
+    </w:p>
+    <w:p>
+      <w:pPr>
+        <w:jc w:val="left"/>
+        <w:rPr>
+          <w:rFonts w:hint="eastAsia"/>
+        </w:rPr>
+      </w:pPr>
+      <w:r>
+        <w:rPr>
+          <w:rFonts w:hint="eastAsia"/>
+        </w:rPr>
+        <w:t>1. UdpRx.handleBegin()</w:t>
+      </w:r>
+      <w:r>
+        <w:rPr>
+          <w:rFonts w:hint="eastAsia"/>
+        </w:rPr>
+        <w:t>校验文件名、大小、分片数、文件类型、接收状态和传输口令。</w:t>
+      </w:r>
+    </w:p>
+    <w:p>
+      <w:pPr>
+        <w:jc w:val="left"/>
+        <w:rPr>
+          <w:rFonts w:hint="eastAsia"/>
+        </w:rPr>
+      </w:pPr>
+      <w:r>
+        <w:rPr>
+          <w:rFonts w:hint="eastAsia"/>
+        </w:rPr>
+        <w:t xml:space="preserve">2. </w:t>
+      </w:r>
+      <w:r>
+        <w:rPr>
+          <w:rFonts w:hint="eastAsia"/>
+        </w:rPr>
+        <w:t>接收端允许后创建</w:t>
+      </w:r>
+      <w:r>
+        <w:rPr>
+          <w:rFonts w:hint="eastAsia"/>
+        </w:rPr>
+        <w:t>.part</w:t>
+      </w:r>
+      <w:r>
+        <w:rPr>
+          <w:rFonts w:hint="eastAsia"/>
+        </w:rPr>
+        <w:t>临时文件并返回</w:t>
+      </w:r>
+      <w:r>
+        <w:rPr>
+          <w:rFonts w:hint="eastAsia"/>
+        </w:rPr>
+        <w:t>ACK</w:t>
+      </w:r>
+      <w:r>
+        <w:rPr>
+          <w:rFonts w:hint="eastAsia"/>
+        </w:rPr>
+        <w:t>，拒绝或校验失败返回</w:t>
+      </w:r>
+      <w:r>
+        <w:rPr>
+          <w:rFonts w:hint="eastAsia"/>
+        </w:rPr>
+        <w:t>FAIL</w:t>
+      </w:r>
+      <w:r>
+        <w:rPr>
+          <w:rFonts w:hint="eastAsia"/>
+        </w:rPr>
+        <w:t>。</w:t>
+      </w:r>
+    </w:p>
+    <w:p>
+      <w:pPr>
+        <w:jc w:val="left"/>
+        <w:rPr>
+          <w:rFonts w:hint="eastAsia"/>
+        </w:rPr>
+      </w:pPr>
+      <w:r>
+        <w:rPr>
+          <w:rFonts w:hint="eastAsia"/>
+        </w:rPr>
+        <w:t>3. UdpRx.handleData()</w:t>
+      </w:r>
+      <w:r>
+        <w:rPr>
+          <w:rFonts w:hint="eastAsia"/>
+        </w:rPr>
+        <w:t>写入指定分片并返回</w:t>
+      </w:r>
+      <w:r>
+        <w:rPr>
+          <w:rFonts w:hint="eastAsia"/>
+        </w:rPr>
+        <w:t>ACK</w:t>
+      </w:r>
+      <w:r>
+        <w:rPr>
+          <w:rFonts w:hint="eastAsia"/>
+        </w:rPr>
+        <w:t>；</w:t>
+      </w:r>
+      <w:r>
+        <w:rPr>
+          <w:rFonts w:hint="eastAsia"/>
+        </w:rPr>
+        <w:t>UdpTx.awaitAck()</w:t>
+      </w:r>
+      <w:r>
+        <w:rPr>
+          <w:rFonts w:hint="eastAsia"/>
+        </w:rPr>
+        <w:t>按</w:t>
+      </w:r>
+      <w:r>
+        <w:rPr>
+          <w:rFonts w:hint="eastAsia"/>
+        </w:rPr>
+        <w:t>jobId</w:t>
+      </w:r>
+      <w:r>
+        <w:rPr>
+          <w:rFonts w:hint="eastAsia"/>
+        </w:rPr>
+        <w:t>、</w:t>
+      </w:r>
+      <w:r>
+        <w:rPr>
+          <w:rFonts w:hint="eastAsia"/>
+        </w:rPr>
+        <w:t>fileIndex</w:t>
+      </w:r>
+      <w:r>
+        <w:rPr>
+          <w:rFonts w:hint="eastAsia"/>
+        </w:rPr>
+        <w:t>和</w:t>
+      </w:r>
+      <w:r>
+        <w:rPr>
+          <w:rFonts w:hint="eastAsia"/>
+        </w:rPr>
+        <w:t>chunkIndex</w:t>
+      </w:r>
+      <w:r>
+        <w:rPr>
+          <w:rFonts w:hint="eastAsia"/>
+        </w:rPr>
+        <w:t>匹配确认包。</w:t>
+      </w:r>
+    </w:p>
+    <w:p>
+      <w:pPr>
+        <w:jc w:val="left"/>
+        <w:rPr>
+          <w:rFonts w:hint="eastAsia"/>
+        </w:rPr>
+      </w:pPr>
+      <w:r>
+        <w:rPr>
+          <w:rFonts w:hint="eastAsia"/>
+          <w:b/>
+        </w:rPr>
+        <w:t>特色功能关联：</w:t>
+      </w:r>
+      <w:r>
+        <w:rPr>
+          <w:rFonts w:hint="eastAsia"/>
+        </w:rPr>
+        <w:t>忙碌状态确认框和传输口令校验框复用同一接收前确认回调。</w:t>
+      </w:r>
+    </w:p>
+    <w:p>
+      <w:pPr>
+        <w:jc w:val="left"/>
+      </w:pPr>
+    </w:p>
+    <w:p>
+      <w:pPr>
+        <w:jc w:val="left"/>
+        <w:rPr>
+          <w:rFonts w:hint="eastAsia"/>
+          <w:b/>
+        </w:rPr>
+      </w:pPr>
+      <w:r>
+        <w:rPr>
+          <w:rFonts w:hint="eastAsia"/>
+          <w:b/>
+        </w:rPr>
+        <w:t>接收错误需要重新自动发送，可尝试三次，失败后提示错误提示信息</w:t>
+      </w:r>
+    </w:p>
+    <w:p>
+      <w:pPr>
+        <w:jc w:val="left"/>
+        <w:rPr>
+          <w:rFonts w:hint="eastAsia"/>
+          <w:b/>
+        </w:rPr>
+      </w:pPr>
+      <w:r>
+        <w:rPr>
+          <w:rFonts w:hint="eastAsia"/>
           <w:b/>
         </w:rPr>
         <w:t>实现：</w:t>
       </w:r>
-      <w:r>
-        <w:t>UdpTx.sendChunks()</w:t>
-      </w:r>
-      <w:r>
-        <w:t>按文件分片创建</w:t>
-      </w:r>
-      <w:r>
-        <w:t>worker</w:t>
-      </w:r>
-      <w:r>
-        <w:t>线程，单文件分片并发发送。</w:t>
-      </w:r>
-    </w:p>
-    <w:p>
-      <w:pPr>
-        <w:jc w:val="left"/>
-      </w:pPr>
-      <w:r>
-        <w:rPr>
+    </w:p>
+    <w:p>
+      <w:pPr>
+        <w:jc w:val="left"/>
+        <w:rPr>
+          <w:rFonts w:hint="eastAsia"/>
+        </w:rPr>
+      </w:pPr>
+      <w:r>
+        <w:rPr>
+          <w:rFonts w:hint="eastAsia"/>
+        </w:rPr>
+        <w:t>1. UdpTx.sendWithAck()</w:t>
+      </w:r>
+      <w:r>
+        <w:rPr>
+          <w:rFonts w:hint="eastAsia"/>
+        </w:rPr>
+        <w:t>按</w:t>
+      </w:r>
+      <w:r>
+        <w:rPr>
+          <w:rFonts w:hint="eastAsia"/>
+        </w:rPr>
+        <w:t>maxRetries</w:t>
+      </w:r>
+      <w:r>
+        <w:rPr>
+          <w:rFonts w:hint="eastAsia"/>
+        </w:rPr>
+        <w:t>重复发送未确认包，默认最多重试</w:t>
+      </w:r>
+      <w:r>
+        <w:rPr>
+          <w:rFonts w:hint="eastAsia"/>
+        </w:rPr>
+        <w:t>3</w:t>
+      </w:r>
+      <w:r>
+        <w:rPr>
+          <w:rFonts w:hint="eastAsia"/>
+        </w:rPr>
+        <w:t>次。</w:t>
+      </w:r>
+    </w:p>
+    <w:p>
+      <w:pPr>
+        <w:jc w:val="left"/>
+        <w:rPr>
+          <w:rFonts w:hint="eastAsia"/>
+        </w:rPr>
+      </w:pPr>
+      <w:r>
+        <w:rPr>
+          <w:rFonts w:hint="eastAsia"/>
+        </w:rPr>
+        <w:t>2. BEGIN</w:t>
+      </w:r>
+      <w:r>
+        <w:rPr>
+          <w:rFonts w:hint="eastAsia"/>
+        </w:rPr>
+        <w:t>未确认、</w:t>
+      </w:r>
+      <w:r>
+        <w:rPr>
+          <w:rFonts w:hint="eastAsia"/>
+        </w:rPr>
+        <w:t>DATA</w:t>
+      </w:r>
+      <w:r>
+        <w:rPr>
+          <w:rFonts w:hint="eastAsia"/>
+        </w:rPr>
+        <w:t>分片未确认、接收拒绝、读取失败和</w:t>
+      </w:r>
+      <w:r>
+        <w:rPr>
+          <w:rFonts w:hint="eastAsia"/>
+        </w:rPr>
+        <w:t>SHA-256</w:t>
+      </w:r>
+      <w:r>
+        <w:rPr>
+          <w:rFonts w:hint="eastAsia"/>
+        </w:rPr>
+        <w:t>校验失败都会生成失败任务。</w:t>
+      </w:r>
+    </w:p>
+    <w:p>
+      <w:pPr>
+        <w:jc w:val="left"/>
+        <w:rPr>
+          <w:rFonts w:hint="eastAsia"/>
+        </w:rPr>
+      </w:pPr>
+      <w:r>
+        <w:rPr>
+          <w:rFonts w:hint="eastAsia"/>
+        </w:rPr>
+        <w:t xml:space="preserve">3. </w:t>
+      </w:r>
+      <w:r>
+        <w:rPr>
+          <w:rFonts w:hint="eastAsia"/>
+        </w:rPr>
+        <w:t>失败原因写入</w:t>
+      </w:r>
+      <w:r>
+        <w:rPr>
+          <w:rFonts w:hint="eastAsia"/>
+        </w:rPr>
+        <w:t>TransferSummary</w:t>
+      </w:r>
+      <w:r>
+        <w:rPr>
+          <w:rFonts w:hint="eastAsia"/>
+        </w:rPr>
+        <w:t>日志，前端结果页同步展示失败目标和重试次数。</w:t>
+      </w:r>
+    </w:p>
+    <w:p>
+      <w:pPr>
+        <w:jc w:val="left"/>
+        <w:rPr>
+          <w:rFonts w:hint="eastAsia"/>
+        </w:rPr>
+      </w:pPr>
+      <w:r>
+        <w:rPr>
+          <w:rFonts w:hint="eastAsia"/>
+          <w:b/>
+        </w:rPr>
+        <w:t>特色功能关联：</w:t>
+      </w:r>
+      <w:r>
+        <w:rPr>
+          <w:rFonts w:hint="eastAsia"/>
+        </w:rPr>
+        <w:t>.part.meta</w:t>
+      </w:r>
+      <w:r>
+        <w:rPr>
+          <w:rFonts w:hint="eastAsia"/>
+        </w:rPr>
+        <w:t>记录已收分片，断点续传时只补缺失分片。</w:t>
+      </w:r>
+    </w:p>
+    <w:p>
+      <w:pPr>
+        <w:jc w:val="left"/>
+      </w:pPr>
+    </w:p>
+    <w:p>
+      <w:pPr>
+        <w:jc w:val="left"/>
+        <w:rPr>
+          <w:rFonts w:hint="eastAsia"/>
+          <w:b/>
+        </w:rPr>
+      </w:pPr>
+      <w:r>
+        <w:rPr>
+          <w:rFonts w:hint="eastAsia"/>
+          <w:b/>
+        </w:rPr>
+        <w:t>打印显示发送结果报告（发送给了哪几个目标，经过几次发送成功，还是发送失败等信息）</w:t>
+      </w:r>
+    </w:p>
+    <w:p>
+      <w:pPr>
+        <w:jc w:val="left"/>
+        <w:rPr>
+          <w:rFonts w:hint="eastAsia"/>
+          <w:b/>
+        </w:rPr>
+      </w:pPr>
+      <w:r>
+        <w:rPr>
+          <w:rFonts w:hint="eastAsia"/>
           <w:b/>
         </w:rPr>
         <w:t>实现：</w:t>
       </w:r>
-      <w:r>
-        <w:t>每个文件先发</w:t>
-      </w:r>
-      <w:r>
-        <w:t>BEGIN</w:t>
-      </w:r>
-      <w:r>
-        <w:t>包，再发</w:t>
-      </w:r>
-      <w:r>
-        <w:t>DATA</w:t>
-      </w:r>
-      <w:r>
-        <w:t>分片包，发送端按上传限速分配每目标带宽。</w:t>
-      </w:r>
-    </w:p>
-    <w:p>
-      <w:pPr>
-        <w:jc w:val="left"/>
-      </w:pPr>
-      <w:r>
-        <w:rPr>
-          <w:b/>
-        </w:rPr>
-        <w:t>特色关联：</w:t>
-      </w:r>
-      <w:r>
-        <w:t>文件夹内部文件再次过滤类型；发送过程支持暂停、继续、限速分配和预计剩余时间日志。</w:t>
-      </w:r>
-    </w:p>
-    <w:p>
-      <w:pPr>
-        <w:jc w:val="left"/>
-      </w:pPr>
-      <w:r>
-        <w:rPr>
-          <w:b/>
-        </w:rPr>
-        <w:t>设计确认机制，确保目标主机正确的接收到了文件</w:t>
-      </w:r>
-    </w:p>
-    <w:p>
-      <w:pPr>
-        <w:jc w:val="left"/>
-      </w:pPr>
-      <w:r>
-        <w:rPr>
-          <w:b/>
-        </w:rPr>
-        <w:t>实现：</w:t>
-      </w:r>
-      <w:r>
-        <w:t>UdpRx.handleBegin()</w:t>
-      </w:r>
-      <w:r>
-        <w:t>校验文件元数据、文件类型、接收状态和传输口令，允许接收后创建</w:t>
-      </w:r>
-      <w:r>
-        <w:t>.part</w:t>
-      </w:r>
-      <w:r>
-        <w:t>临时文件并回复</w:t>
-      </w:r>
-      <w:r>
-        <w:t>ACK</w:t>
-      </w:r>
-      <w:r>
-        <w:t>。</w:t>
-      </w:r>
-    </w:p>
-    <w:p>
-      <w:pPr>
-        <w:jc w:val="left"/>
-      </w:pPr>
-      <w:r>
-        <w:rPr>
-          <w:b/>
-        </w:rPr>
-        <w:t>实现：</w:t>
-      </w:r>
-      <w:r>
-        <w:t>UdpRx.handleData()</w:t>
-      </w:r>
-      <w:r>
-        <w:t>写入指定分片，成功写入后回复</w:t>
-      </w:r>
-      <w:r>
-        <w:t>ACK</w:t>
-      </w:r>
-      <w:r>
-        <w:t>；</w:t>
-      </w:r>
-      <w:r>
-        <w:t>UdpTx.awaitAck()</w:t>
-      </w:r>
-      <w:r>
-        <w:t>按</w:t>
-      </w:r>
-      <w:r>
-        <w:t>jobId</w:t>
-      </w:r>
-      <w:r>
-        <w:t>、</w:t>
-      </w:r>
-      <w:r>
-        <w:t>fileIndex</w:t>
-      </w:r>
-      <w:r>
-        <w:t>和</w:t>
-      </w:r>
-      <w:r>
-        <w:t>chunkIndex</w:t>
-      </w:r>
-      <w:r>
-        <w:t>匹配确认包。</w:t>
-      </w:r>
-    </w:p>
-    <w:p>
-      <w:pPr>
-        <w:jc w:val="left"/>
-      </w:pPr>
-      <w:r>
-        <w:rPr>
-          <w:b/>
-        </w:rPr>
-        <w:t>特色关联：</w:t>
-      </w:r>
-      <w:r>
-        <w:t>忙碌状态触发接收确认框；带口令传输触发口令校验框。</w:t>
-      </w:r>
-    </w:p>
-    <w:p>
-      <w:pPr>
-        <w:jc w:val="left"/>
-      </w:pPr>
-      <w:r>
-        <w:rPr>
-          <w:b/>
-        </w:rPr>
-        <w:t>接收错误需要重新自动发送，可尝试三次，失败后提示错误提示信息</w:t>
-      </w:r>
-    </w:p>
-    <w:p>
-      <w:pPr>
-        <w:jc w:val="left"/>
-      </w:pPr>
-      <w:r>
-        <w:rPr>
-          <w:b/>
-        </w:rPr>
-        <w:t>实现：</w:t>
-      </w:r>
-      <w:r>
-        <w:t>UdpTx.sendWithAck()</w:t>
-      </w:r>
-      <w:r>
-        <w:t>按</w:t>
-      </w:r>
-      <w:r>
-        <w:t>maxRetries</w:t>
-      </w:r>
-      <w:r>
-        <w:t>循环发送同一数据包，未收到</w:t>
-      </w:r>
-      <w:r>
-        <w:t>ACK</w:t>
-      </w:r>
-      <w:r>
-        <w:t>或</w:t>
-      </w:r>
-      <w:r>
-        <w:t>ACK</w:t>
-      </w:r>
-      <w:r>
-        <w:t>失败时重试；默认重试次数为</w:t>
-      </w:r>
-      <w:r>
-        <w:t>3</w:t>
-      </w:r>
-      <w:r>
-        <w:t>，可在系统设置修改。</w:t>
-      </w:r>
-    </w:p>
-    <w:p>
-      <w:pPr>
-        <w:jc w:val="left"/>
-      </w:pPr>
-      <w:r>
-        <w:rPr>
-          <w:b/>
-        </w:rPr>
-        <w:t>实现：</w:t>
-      </w:r>
-      <w:r>
-        <w:t>BEGIN</w:t>
-      </w:r>
-      <w:r>
-        <w:t>未确认、分片未确认、读取失败、接收拒绝和校验失败都会生成失败任务与日志。</w:t>
-      </w:r>
-    </w:p>
-    <w:p>
-      <w:pPr>
-        <w:jc w:val="left"/>
-      </w:pPr>
-      <w:r>
-        <w:rPr>
-          <w:b/>
-        </w:rPr>
-        <w:t>特色关联：</w:t>
-      </w:r>
-      <w:r>
-        <w:t>UdpRx.RxFile</w:t>
-      </w:r>
-      <w:r>
-        <w:t>保存</w:t>
-      </w:r>
-      <w:r>
-        <w:t>.part.meta</w:t>
-      </w:r>
-      <w:r>
-        <w:t>分片状态；重传时只补缺失分片，完成后执行</w:t>
-      </w:r>
-      <w:r>
-        <w:t>SHA-256</w:t>
-      </w:r>
-      <w:r>
-        <w:t>校验。</w:t>
-      </w:r>
-    </w:p>
-    <w:p>
-      <w:pPr>
-        <w:jc w:val="left"/>
-      </w:pPr>
-      <w:r>
-        <w:rPr>
-          <w:b/>
-        </w:rPr>
-        <w:t>打印显示发送结果报告（发送给了哪几个目标，经过几次发送成功，还是发送失败等信息）</w:t>
-      </w:r>
-    </w:p>
-    <w:p>
-      <w:pPr>
-        <w:jc w:val="left"/>
-      </w:pPr>
-      <w:r>
-        <w:rPr>
-          <w:b/>
-        </w:rPr>
-        <w:t>实现：</w:t>
-      </w:r>
-      <w:r>
-        <w:t>UdpTx.run()</w:t>
-      </w:r>
-      <w:r>
-        <w:t>汇总目标总数、成功数、失败数、重试次数、耗时、日志和</w:t>
-      </w:r>
-      <w:r>
+    </w:p>
+    <w:p>
+      <w:pPr>
+        <w:jc w:val="left"/>
+        <w:rPr>
+          <w:rFonts w:hint="eastAsia"/>
+        </w:rPr>
+      </w:pPr>
+      <w:r>
+        <w:t>1</w:t>
+      </w:r>
+      <w:r>
+        <w:rPr>
+          <w:rFonts w:hint="eastAsia"/>
+        </w:rPr>
+        <w:t>. UdpTx.run()</w:t>
+      </w:r>
+      <w:r>
+        <w:rPr>
+          <w:rFonts w:hint="eastAsia"/>
+        </w:rPr>
+        <w:t>汇总目标总数、成功数、失败数、重试次数和总耗时。</w:t>
+      </w:r>
+    </w:p>
+    <w:p>
+      <w:pPr>
+        <w:jc w:val="left"/>
+        <w:rPr>
+          <w:rFonts w:hint="eastAsia"/>
+        </w:rPr>
+      </w:pPr>
+      <w:r>
+        <w:rPr>
+          <w:rFonts w:hint="eastAsia"/>
+        </w:rPr>
+        <w:t xml:space="preserve">2. </w:t>
+      </w:r>
+      <w:r>
+        <w:rPr>
+          <w:rFonts w:hint="eastAsia"/>
+        </w:rPr>
+        <w:t>每个文件目标组合生成</w:t>
+      </w:r>
+      <w:r>
+        <w:rPr>
+          <w:rFonts w:hint="eastAsia"/>
+        </w:rPr>
         <w:t>TransferTask</w:t>
       </w:r>
       <w:r>
-        <w:t>列表，返回</w:t>
-      </w:r>
-      <w:r>
-        <w:t>TransferSummary</w:t>
-      </w:r>
-      <w:r>
-        <w:t>。</w:t>
-      </w:r>
-    </w:p>
-    <w:p>
-      <w:pPr>
-        <w:jc w:val="left"/>
-      </w:pPr>
-      <w:r>
-        <w:rPr>
-          <w:b/>
-        </w:rPr>
-        <w:t>实现：</w:t>
-      </w:r>
-      <w:r>
-        <w:t>FileTransfer.showTransferResultPage()</w:t>
-      </w:r>
-      <w:r>
-        <w:t>展示统计卡、任务表和日志；传输中通过进度回调刷新任务状态。</w:t>
-      </w:r>
-    </w:p>
-    <w:p>
-      <w:pPr>
-        <w:jc w:val="left"/>
-      </w:pPr>
-      <w:r>
-        <w:rPr>
-          <w:b/>
-        </w:rPr>
-        <w:t>特色关联：</w:t>
-      </w:r>
-      <w:r>
-        <w:t>结果页支持清除已完成任务、清空日志和完成提示音。</w:t>
+        <w:rPr>
+          <w:rFonts w:hint="eastAsia"/>
+        </w:rPr>
+        <w:t>，记录文件名、目标、状态、进度、速度、耗时和错误提示。</w:t>
+      </w:r>
+    </w:p>
+    <w:p>
+      <w:pPr>
+        <w:jc w:val="left"/>
+        <w:rPr>
+          <w:rFonts w:hint="eastAsia"/>
+        </w:rPr>
+      </w:pPr>
+      <w:r>
+        <w:rPr>
+          <w:rFonts w:hint="eastAsia"/>
+        </w:rPr>
+        <w:t>3. FileTransfer.showTransferResultPage()</w:t>
+      </w:r>
+      <w:r>
+        <w:rPr>
+          <w:rFonts w:hint="eastAsia"/>
+        </w:rPr>
+        <w:t>展示统计卡、任务表和传输日志。</w:t>
+      </w:r>
+    </w:p>
+    <w:p>
+      <w:pPr>
+        <w:jc w:val="left"/>
+        <w:rPr>
+          <w:rFonts w:hint="eastAsia"/>
+        </w:rPr>
+      </w:pPr>
+      <w:r>
+        <w:rPr>
+          <w:rFonts w:hint="eastAsia"/>
+          <w:b/>
+        </w:rPr>
+        <w:t>特色功能关联：</w:t>
+      </w:r>
+      <w:r>
+        <w:rPr>
+          <w:rFonts w:hint="eastAsia"/>
+        </w:rPr>
+        <w:t>结果页支持传输中进度刷新、清除已完成、清空日志和完成提示音。</w:t>
       </w:r>
     </w:p>
     <w:p>

--- a/doc/实验报告.docx
+++ b/doc/实验报告.docx
@@ -25,7 +25,7 @@
             <v:path o:extrusionok="f" gradientshapeok="t" o:connecttype="rect"/>
             <o:lock v:ext="edit" aspectratio="t"/>
           </v:shapetype>
-          <v:shape id="图片 2" o:spid="_x0000_s2050" type="#_x0000_t75" alt="图片包含 游戏机&#10;&#10;描述已自动生成" style="position:absolute;left:0;text-align:left;margin-left:74.75pt;margin-top:5.9pt;width:277.6pt;height:85.5pt;z-index:-251654144">
+          <v:shape id="图片 2" o:spid="_x0000_s2050" type="#_x0000_t75" alt="图片包含 游戏机&#10;&#10;描述已自动生成" style="position:absolute;left:0;text-align:left;margin-left:74.75pt;margin-top:5.9pt;width:277.6pt;height:85.5pt;z-index:-1">
             <v:fill o:detectmouseclick="t"/>
             <v:imagedata r:id="rId7" o:title="图片包含 游戏机&#10;&#10;描述已自动生成"/>
             <w10:wrap type="square"/>
@@ -86,7 +86,7 @@
           <w:rFonts w:ascii="等线" w:eastAsia="等线" w:hAnsi="等线"/>
         </w:rPr>
         <w:pict w14:anchorId="7B9CB8D1">
-          <v:line id="直线连接符 11" o:spid="_x0000_s2051" style="position:absolute;left:0;text-align:left;z-index:251653120" from="106.8pt,28.8pt" to="348pt,28.8pt" o:gfxdata="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" strokeweight=".5pt">
+          <v:line id="直线连接符 11" o:spid="_x0000_s2051" style="position:absolute;left:0;text-align:left;z-index:1" from="106.8pt,28.8pt" to="348pt,28.8pt" o:gfxdata="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" strokeweight=".5pt">
             <v:fill o:detectmouseclick="t"/>
             <v:stroke joinstyle="miter"/>
           </v:line>
@@ -148,7 +148,7 @@
           <w:rFonts w:ascii="仿宋" w:hAnsi="仿宋"/>
         </w:rPr>
         <w:pict w14:anchorId="466B26FB">
-          <v:line id="直线连接符 20" o:spid="_x0000_s2059" style="position:absolute;left:0;text-align:left;z-index:251660288" from="176.4pt,22.85pt" to="289.9pt,22.85pt" o:gfxdata="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" strokeweight=".5pt">
+          <v:line id="直线连接符 20" o:spid="_x0000_s2059" style="position:absolute;left:0;text-align:left;z-index:8" from="176.4pt,22.85pt" to="289.9pt,22.85pt" o:gfxdata="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" strokeweight=".5pt">
             <v:fill o:detectmouseclick="t"/>
             <v:stroke joinstyle="miter"/>
           </v:line>
@@ -197,7 +197,7 @@
           <w:rFonts w:ascii="仿宋" w:hAnsi="仿宋"/>
         </w:rPr>
         <w:pict w14:anchorId="17C34B2B">
-          <v:line id="直线连接符 19" o:spid="_x0000_s2058" style="position:absolute;left:0;text-align:left;z-index:251659264" from="176.4pt,22.6pt" to="289.85pt,22.6pt" o:gfxdata="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" strokeweight=".5pt">
+          <v:line id="直线连接符 19" o:spid="_x0000_s2058" style="position:absolute;left:0;text-align:left;z-index:7" from="176.4pt,22.6pt" to="289.85pt,22.6pt" o:gfxdata="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" strokeweight=".5pt">
             <v:fill o:detectmouseclick="t"/>
             <v:stroke joinstyle="miter"/>
           </v:line>
@@ -228,7 +228,7 @@
           <w:rFonts w:ascii="仿宋" w:hAnsi="仿宋"/>
         </w:rPr>
         <w:pict w14:anchorId="3A277E3F">
-          <v:line id="直线连接符 18" o:spid="_x0000_s2057" style="position:absolute;left:0;text-align:left;z-index:251658240" from="176.4pt,23.1pt" to="289.85pt,23.1pt" o:gfxdata="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" strokeweight=".5pt">
+          <v:line id="直线连接符 18" o:spid="_x0000_s2057" style="position:absolute;left:0;text-align:left;z-index:6" from="176.4pt,23.1pt" to="289.85pt,23.1pt" o:gfxdata="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" strokeweight=".5pt">
             <v:fill o:detectmouseclick="t"/>
             <v:stroke joinstyle="miter"/>
           </v:line>
@@ -271,7 +271,7 @@
           <w:rFonts w:ascii="仿宋" w:hAnsi="仿宋"/>
         </w:rPr>
         <w:pict w14:anchorId="1823179F">
-          <v:line id="直线连接符 17" o:spid="_x0000_s2056" style="position:absolute;left:0;text-align:left;z-index:251657216" from="176.4pt,22.4pt" to="289.85pt,22.4pt" o:gfxdata="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" strokeweight=".5pt">
+          <v:line id="直线连接符 17" o:spid="_x0000_s2056" style="position:absolute;left:0;text-align:left;z-index:5" from="176.4pt,22.4pt" to="289.85pt,22.4pt" o:gfxdata="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" strokeweight=".5pt">
             <v:fill o:detectmouseclick="t"/>
             <v:stroke joinstyle="miter"/>
           </v:line>
@@ -314,7 +314,7 @@
           <w:rFonts w:ascii="仿宋" w:hAnsi="仿宋"/>
         </w:rPr>
         <w:pict w14:anchorId="154DF559">
-          <v:line id="直线连接符 16" o:spid="_x0000_s2055" style="position:absolute;left:0;text-align:left;z-index:251656192" from="176.4pt,22.95pt" to="289.85pt,22.95pt" o:gfxdata="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" strokeweight=".5pt">
+          <v:line id="直线连接符 16" o:spid="_x0000_s2055" style="position:absolute;left:0;text-align:left;z-index:4" from="176.4pt,22.95pt" to="289.85pt,22.95pt" o:gfxdata="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" strokeweight=".5pt">
             <v:fill o:detectmouseclick="t"/>
             <v:stroke joinstyle="miter"/>
           </v:line>
@@ -378,7 +378,7 @@
           <w:rFonts w:ascii="仿宋" w:hAnsi="仿宋"/>
         </w:rPr>
         <w:pict w14:anchorId="6ACA0EDA">
-          <v:line id="直线连接符 15" o:spid="_x0000_s2054" style="position:absolute;left:0;text-align:left;z-index:251655168" from="176.4pt,22.8pt" to="289.85pt,22.8pt" o:gfxdata="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" strokeweight=".5pt">
+          <v:line id="直线连接符 15" o:spid="_x0000_s2054" style="position:absolute;left:0;text-align:left;z-index:3" from="176.4pt,22.8pt" to="289.85pt,22.8pt" o:gfxdata="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" strokeweight=".5pt">
             <v:fill o:detectmouseclick="t"/>
             <v:stroke joinstyle="miter"/>
           </v:line>
@@ -406,8 +406,16 @@
         <w:rPr>
           <w:rFonts w:ascii="仿宋" w:hAnsi="仿宋" w:hint="eastAsia"/>
         </w:rPr>
-        <w:t>赵家晖</w:t>
-      </w:r>
+        <w:t>赵家</w:t>
+      </w:r>
+      <w:proofErr w:type="gramStart"/>
+      <w:r>
+        <w:rPr>
+          <w:rFonts w:ascii="仿宋" w:hAnsi="仿宋" w:hint="eastAsia"/>
+        </w:rPr>
+        <w:t>晖</w:t>
+      </w:r>
+      <w:proofErr w:type="gramEnd"/>
     </w:p>
     <w:p>
       <w:pPr>
@@ -421,7 +429,7 @@
           <w:rFonts w:ascii="仿宋" w:hAnsi="仿宋"/>
         </w:rPr>
         <w:pict w14:anchorId="64A8B1E3">
-          <v:line id="直线连接符 12" o:spid="_x0000_s2052" style="position:absolute;left:0;text-align:left;z-index:251654144" from="176pt,22.9pt" to="289.85pt,22.9pt" o:gfxdata="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" strokeweight=".5pt">
+          <v:line id="直线连接符 12" o:spid="_x0000_s2052" style="position:absolute;left:0;text-align:left;z-index:2" from="176pt,22.9pt" to="289.85pt,22.9pt" o:gfxdata="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" strokeweight=".5pt">
             <v:fill o:detectmouseclick="t"/>
             <v:stroke joinstyle="miter"/>
           </v:line>
@@ -555,7 +563,7 @@
           <w:rFonts w:ascii="仿宋" w:hAnsi="仿宋"/>
         </w:rPr>
         <w:pict w14:anchorId="36BD327F">
-          <v:line id="直线连接符 22" o:spid="_x0000_s2060" style="position:absolute;left:0;text-align:left;z-index:251661312" from="205.75pt,22.4pt" to="262.05pt,22.4pt" o:gfxdata="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" strokeweight=".5pt">
+          <v:line id="直线连接符 22" o:spid="_x0000_s2060" style="position:absolute;left:0;text-align:left;z-index:9" from="205.75pt,22.4pt" to="262.05pt,22.4pt" o:gfxdata="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" strokeweight=".5pt">
             <v:fill o:detectmouseclick="t"/>
             <v:stroke joinstyle="miter"/>
           </v:line>
@@ -872,9 +880,11 @@
       <w:r>
         <w:t>采用无传统服务器方案，账号注册通过仓库中的</w:t>
       </w:r>
+      <w:proofErr w:type="spellStart"/>
       <w:r>
         <w:t>acco</w:t>
       </w:r>
+      <w:proofErr w:type="spellEnd"/>
       <w:r>
         <w:t>账号表、</w:t>
       </w:r>
@@ -916,12 +926,14 @@
         </w:rPr>
         <w:t>本作品源代码已开放于</w:t>
       </w:r>
+      <w:proofErr w:type="spellStart"/>
       <w:r>
         <w:rPr>
           <w:rFonts w:hint="eastAsia"/>
         </w:rPr>
         <w:t>Github</w:t>
       </w:r>
+      <w:proofErr w:type="spellEnd"/>
       <w:r>
         <w:rPr>
           <w:rFonts w:hint="eastAsia"/>
@@ -1058,7 +1070,14 @@
         <w:rPr>
           <w:rFonts w:hint="eastAsia"/>
         </w:rPr>
-        <w:t>，基于第</w:t>
+        <w:t>，</w:t>
+      </w:r>
+      <w:proofErr w:type="gramStart"/>
+      <w:r>
+        <w:rPr>
+          <w:rFonts w:hint="eastAsia"/>
+        </w:rPr>
+        <w:t>基于第</w:t>
       </w:r>
       <w:r>
         <w:rPr>
@@ -1066,6 +1085,7 @@
         </w:rPr>
         <w:t>6</w:t>
       </w:r>
+      <w:proofErr w:type="gramEnd"/>
       <w:r>
         <w:rPr>
           <w:rFonts w:hint="eastAsia"/>
@@ -1165,12 +1185,14 @@
         </w:rPr>
         <w:t>综合一个入口</w:t>
       </w:r>
+      <w:proofErr w:type="spellStart"/>
       <w:r>
         <w:rPr>
           <w:rFonts w:hint="eastAsia"/>
         </w:rPr>
         <w:t>Mainwindow</w:t>
       </w:r>
+      <w:proofErr w:type="spellEnd"/>
       <w:r>
         <w:rPr>
           <w:rFonts w:hint="eastAsia"/>
@@ -1340,12 +1362,14 @@
         </w:rPr>
         <w:t>持有</w:t>
       </w:r>
+      <w:proofErr w:type="spellStart"/>
       <w:r>
         <w:rPr>
           <w:rFonts w:hint="eastAsia"/>
         </w:rPr>
         <w:t>AppController</w:t>
       </w:r>
+      <w:proofErr w:type="spellEnd"/>
       <w:r>
         <w:rPr>
           <w:rFonts w:hint="eastAsia"/>
@@ -1751,7 +1775,21 @@
         <w:rPr>
           <w:rFonts w:hint="eastAsia"/>
         </w:rPr>
-        <w:t>`app.profile`</w:t>
+        <w:t>`</w:t>
+      </w:r>
+      <w:proofErr w:type="spellStart"/>
+      <w:r>
+        <w:rPr>
+          <w:rFonts w:hint="eastAsia"/>
+        </w:rPr>
+        <w:t>app.profile</w:t>
+      </w:r>
+      <w:proofErr w:type="spellEnd"/>
+      <w:r>
+        <w:rPr>
+          <w:rFonts w:hint="eastAsia"/>
+        </w:rPr>
+        <w:t>`</w:t>
       </w:r>
       <w:r>
         <w:rPr>
@@ -1972,7 +2010,15 @@
         <w:t xml:space="preserve">6. </w:t>
       </w:r>
       <w:r>
-        <w:t>开始发送前会弹出本次传输口令输入框，空口令表示普通公开传输。</w:t>
+        <w:t>开始发送前会弹出本次传输口令输入框，</w:t>
+      </w:r>
+      <w:proofErr w:type="gramStart"/>
+      <w:r>
+        <w:t>空口令</w:t>
+      </w:r>
+      <w:proofErr w:type="gramEnd"/>
+      <w:r>
+        <w:t>表示普通公开传输。</w:t>
       </w:r>
     </w:p>
     <w:p>
@@ -2050,6 +2096,7 @@
         <w:rPr>
           <w:noProof/>
         </w:rPr>
+        <w:lastRenderedPageBreak/>
         <w:pict w14:anchorId="6519B91D">
           <v:shape id="Picture 4" o:spid="_x0000_i1027" type="#_x0000_t75" style="width:417.6pt;height:276pt;visibility:visible;mso-wrap-style:square">
             <v:imagedata r:id="rId11" o:title=""/>
@@ -2255,6 +2302,7 @@
         <w:rPr>
           <w:noProof/>
         </w:rPr>
+        <w:lastRenderedPageBreak/>
         <w:pict w14:anchorId="3EA35777">
           <v:shape id="Picture 3" o:spid="_x0000_i1028" type="#_x0000_t75" style="width:417.6pt;height:276pt;visibility:visible;mso-wrap-style:square">
             <v:imagedata r:id="rId12" o:title=""/>
@@ -2449,6 +2497,7 @@
         <w:rPr>
           <w:noProof/>
         </w:rPr>
+        <w:lastRenderedPageBreak/>
         <w:pict w14:anchorId="325E1964">
           <v:shape id="Picture 2" o:spid="_x0000_i1029" type="#_x0000_t75" style="width:417.6pt;height:276pt;visibility:visible;mso-wrap-style:square">
             <v:imagedata r:id="rId13" o:title=""/>
@@ -2517,9 +2566,11 @@
       <w:r>
         <w:t>页面进入时从后端加载</w:t>
       </w:r>
+      <w:proofErr w:type="spellStart"/>
       <w:r>
         <w:t>SystemSettings</w:t>
       </w:r>
+      <w:proofErr w:type="spellEnd"/>
       <w:r>
         <w:t>，并把当前主题色、字体和缩放同步到主窗口。</w:t>
       </w:r>
@@ -2561,7 +2612,15 @@
         <w:t xml:space="preserve">3. </w:t>
       </w:r>
       <w:r>
-        <w:t>支持设置上传限速、下载限速和失败重试次数，不限速时数值设为</w:t>
+        <w:t>支持设置上传限速、下载限速和失败重试次数，</w:t>
+      </w:r>
+      <w:proofErr w:type="gramStart"/>
+      <w:r>
+        <w:t>不</w:t>
+      </w:r>
+      <w:proofErr w:type="gramEnd"/>
+      <w:r>
+        <w:t>限速时数值设为</w:t>
       </w:r>
       <w:r>
         <w:t>0</w:t>
@@ -2600,7 +2659,15 @@
         <w:t xml:space="preserve">6. </w:t>
       </w:r>
       <w:r>
-        <w:t>支持选择接收目录，文件接收端会按该目录落盘。</w:t>
+        <w:t>支持选择接收目录，文件</w:t>
+      </w:r>
+      <w:proofErr w:type="gramStart"/>
+      <w:r>
+        <w:t>接收端会按</w:t>
+      </w:r>
+      <w:proofErr w:type="gramEnd"/>
+      <w:r>
+        <w:t>该目录落盘。</w:t>
       </w:r>
     </w:p>
     <w:p>
@@ -2672,6 +2739,7 @@
         <w:rPr>
           <w:noProof/>
         </w:rPr>
+        <w:lastRenderedPageBreak/>
         <w:pict w14:anchorId="605B22F8">
           <v:shape id="Picture 1" o:spid="_x0000_i1030" type="#_x0000_t75" style="width:417.6pt;height:276pt;visibility:visible;mso-wrap-style:square">
             <v:imagedata r:id="rId14" o:title=""/>
@@ -2742,15 +2810,22 @@
         </w:rPr>
         <w:t xml:space="preserve">1. </w:t>
       </w:r>
-      <w:r>
-        <w:t>LanPeer.scan()</w:t>
+      <w:proofErr w:type="spellStart"/>
+      <w:r>
+        <w:t>LanPeer.scan</w:t>
+      </w:r>
+      <w:proofErr w:type="spellEnd"/>
+      <w:r>
+        <w:t>()</w:t>
       </w:r>
       <w:r>
         <w:t>创建</w:t>
       </w:r>
+      <w:proofErr w:type="spellStart"/>
       <w:r>
         <w:t>DatagramSocket</w:t>
       </w:r>
+      <w:proofErr w:type="spellEnd"/>
       <w:r>
         <w:t>，向</w:t>
       </w:r>
@@ -2791,8 +2866,13 @@
         </w:rPr>
         <w:t xml:space="preserve"> </w:t>
       </w:r>
-      <w:r>
-        <w:t>LanPeer.replyLoop()</w:t>
+      <w:proofErr w:type="spellStart"/>
+      <w:r>
+        <w:t>LanPeer.replyLoop</w:t>
+      </w:r>
+      <w:proofErr w:type="spellEnd"/>
+      <w:r>
+        <w:t>()</w:t>
       </w:r>
       <w:r>
         <w:t>监听发现端口，收到同组请求后回复用户</w:t>
@@ -2821,14 +2901,24 @@
         </w:rPr>
         <w:t xml:space="preserve">3. </w:t>
       </w:r>
-      <w:r>
-        <w:t>LanPeer.knownDevices()</w:t>
+      <w:proofErr w:type="spellStart"/>
+      <w:r>
+        <w:t>LanPeer.knownDevices</w:t>
+      </w:r>
+      <w:proofErr w:type="spellEnd"/>
+      <w:r>
+        <w:t>()</w:t>
       </w:r>
       <w:r>
         <w:t>按最后发现时间生成在线或离线结果，</w:t>
       </w:r>
-      <w:r>
-        <w:t>LocalBackend.loadAllDevices()</w:t>
+      <w:proofErr w:type="spellStart"/>
+      <w:r>
+        <w:t>LocalBackend.loadAllDevices</w:t>
+      </w:r>
+      <w:proofErr w:type="spellEnd"/>
+      <w:r>
+        <w:t>()</w:t>
       </w:r>
       <w:r>
         <w:t>交给用户列表页展示。</w:t>
@@ -2860,9 +2950,11 @@
       <w:r>
         <w:t>发现协议额外携带签名、头像、用户状态和</w:t>
       </w:r>
+      <w:proofErr w:type="spellStart"/>
       <w:r>
         <w:t>groupHash</w:t>
       </w:r>
+      <w:proofErr w:type="spellEnd"/>
       <w:r>
         <w:t>，支撑在线检测、状态条件传输和传输口令小群组。</w:t>
       </w:r>
@@ -2913,16 +3005,31 @@
         <w:t xml:space="preserve">1. </w:t>
       </w:r>
       <w:r>
-        <w:t>文件传输页把用户卡片、近期对象和本地分组写入</w:t>
-      </w:r>
+        <w:t>文件</w:t>
+      </w:r>
+      <w:proofErr w:type="gramStart"/>
+      <w:r>
+        <w:t>传输页把用户</w:t>
+      </w:r>
+      <w:proofErr w:type="gramEnd"/>
+      <w:r>
+        <w:t>卡片、近期对象和本地分组写入</w:t>
+      </w:r>
+      <w:proofErr w:type="spellStart"/>
       <w:r>
         <w:t>selectedTargets</w:t>
       </w:r>
+      <w:proofErr w:type="spellEnd"/>
       <w:r>
         <w:t>，</w:t>
       </w:r>
-      <w:r>
-        <w:t>LocalBackend.startTransfer()</w:t>
+      <w:proofErr w:type="spellStart"/>
+      <w:r>
+        <w:t>LocalBackend.startTransfer</w:t>
+      </w:r>
+      <w:proofErr w:type="spellEnd"/>
+      <w:r>
+        <w:t>()</w:t>
       </w:r>
       <w:r>
         <w:t>接收目标列表。</w:t>
@@ -2939,14 +3046,32 @@
         </w:rPr>
         <w:t xml:space="preserve">2. </w:t>
       </w:r>
-      <w:r>
-        <w:t>GroupStore.expand()</w:t>
-      </w:r>
-      <w:r>
-        <w:t>把组目标展开为真实成员并去重，单用户目标直接保留，最终统一交给</w:t>
-      </w:r>
-      <w:r>
-        <w:t>UdpTx.run()</w:t>
+      <w:proofErr w:type="spellStart"/>
+      <w:r>
+        <w:t>GroupStore.expand</w:t>
+      </w:r>
+      <w:proofErr w:type="spellEnd"/>
+      <w:r>
+        <w:t>()</w:t>
+      </w:r>
+      <w:r>
+        <w:t>把</w:t>
+      </w:r>
+      <w:proofErr w:type="gramStart"/>
+      <w:r>
+        <w:t>组目标</w:t>
+      </w:r>
+      <w:proofErr w:type="gramEnd"/>
+      <w:r>
+        <w:t>展开为真实成员并去重，单用户目标直接保留，最终统一交给</w:t>
+      </w:r>
+      <w:proofErr w:type="spellStart"/>
+      <w:r>
+        <w:t>UdpTx.run</w:t>
+      </w:r>
+      <w:proofErr w:type="spellEnd"/>
+      <w:r>
+        <w:t>()</w:t>
       </w:r>
       <w:r>
         <w:t>。</w:t>
@@ -2975,15 +3100,19 @@
         </w:rPr>
         <w:t>关联：</w:t>
       </w:r>
+      <w:proofErr w:type="spellStart"/>
       <w:r>
         <w:t>RecentStore</w:t>
       </w:r>
+      <w:proofErr w:type="spellEnd"/>
       <w:r>
         <w:t>记录近期对象；</w:t>
       </w:r>
+      <w:proofErr w:type="spellStart"/>
       <w:r>
         <w:t>GroupStore</w:t>
       </w:r>
+      <w:proofErr w:type="spellEnd"/>
       <w:r>
         <w:t>保存分组名、成员快照和默认口令。</w:t>
       </w:r>
@@ -2995,17 +3124,21 @@
     </w:p>
     <w:p>
       <w:pPr>
-        <w:jc w:val="left"/>
-        <w:rPr>
-          <w:rFonts w:hint="eastAsia"/>
-          <w:b/>
-        </w:rPr>
-      </w:pPr>
-      <w:r>
-        <w:rPr>
-          <w:rFonts w:hint="eastAsia"/>
-          <w:b/>
-        </w:rPr>
+        <w:numPr>
+          <w:ilvl w:val="0"/>
+          <w:numId w:val="3"/>
+        </w:numPr>
+        <w:jc w:val="left"/>
+        <w:rPr>
+          <w:b/>
+        </w:rPr>
+      </w:pPr>
+      <w:r>
+        <w:rPr>
+          <w:rFonts w:hint="eastAsia"/>
+          <w:b/>
+        </w:rPr>
+        <w:lastRenderedPageBreak/>
         <w:t>使用多线程同时向选择目标主机使用</w:t>
       </w:r>
       <w:r>
@@ -3027,7 +3160,6 @@
       <w:pPr>
         <w:jc w:val="left"/>
         <w:rPr>
-          <w:rFonts w:hint="eastAsia"/>
           <w:b/>
         </w:rPr>
       </w:pPr>
@@ -3042,15 +3174,26 @@
     <w:p>
       <w:pPr>
         <w:jc w:val="left"/>
-        <w:rPr>
-          <w:rFonts w:hint="eastAsia"/>
-        </w:rPr>
-      </w:pPr>
-      <w:r>
-        <w:rPr>
-          <w:rFonts w:hint="eastAsia"/>
-        </w:rPr>
-        <w:t>1. UdpTx.run()</w:t>
+      </w:pPr>
+      <w:r>
+        <w:rPr>
+          <w:rFonts w:hint="eastAsia"/>
+        </w:rPr>
+        <w:t xml:space="preserve">1. </w:t>
+      </w:r>
+      <w:proofErr w:type="spellStart"/>
+      <w:r>
+        <w:rPr>
+          <w:rFonts w:hint="eastAsia"/>
+        </w:rPr>
+        <w:t>UdpTx.run</w:t>
+      </w:r>
+      <w:proofErr w:type="spellEnd"/>
+      <w:r>
+        <w:rPr>
+          <w:rFonts w:hint="eastAsia"/>
+        </w:rPr>
+        <w:t>()</w:t>
       </w:r>
       <w:r>
         <w:rPr>
@@ -3058,12 +3201,14 @@
         </w:rPr>
         <w:t>整理文件与文件夹，生成</w:t>
       </w:r>
+      <w:proofErr w:type="spellStart"/>
       <w:r>
         <w:rPr>
           <w:rFonts w:hint="eastAsia"/>
         </w:rPr>
         <w:t>SourceFile</w:t>
       </w:r>
+      <w:proofErr w:type="spellEnd"/>
       <w:r>
         <w:rPr>
           <w:rFonts w:hint="eastAsia"/>
@@ -3074,35 +3219,71 @@
     <w:p>
       <w:pPr>
         <w:jc w:val="left"/>
-        <w:rPr>
-          <w:rFonts w:hint="eastAsia"/>
-        </w:rPr>
-      </w:pPr>
-      <w:r>
-        <w:rPr>
-          <w:rFonts w:hint="eastAsia"/>
-        </w:rPr>
-        <w:t>2. UdpTx.sendTargets()</w:t>
-      </w:r>
-      <w:r>
-        <w:rPr>
-          <w:rFonts w:hint="eastAsia"/>
-        </w:rPr>
-        <w:t>按目标数创建固定线程池，对多个目标并发发送。</w:t>
-      </w:r>
-    </w:p>
-    <w:p>
-      <w:pPr>
-        <w:jc w:val="left"/>
-        <w:rPr>
-          <w:rFonts w:hint="eastAsia"/>
-        </w:rPr>
-      </w:pPr>
-      <w:r>
-        <w:rPr>
-          <w:rFonts w:hint="eastAsia"/>
-        </w:rPr>
-        <w:t>3. UdpTx.sendChunks()</w:t>
+      </w:pPr>
+      <w:r>
+        <w:rPr>
+          <w:rFonts w:hint="eastAsia"/>
+        </w:rPr>
+        <w:t xml:space="preserve">2. </w:t>
+      </w:r>
+      <w:proofErr w:type="spellStart"/>
+      <w:r>
+        <w:rPr>
+          <w:rFonts w:hint="eastAsia"/>
+        </w:rPr>
+        <w:t>UdpTx.sendTargets</w:t>
+      </w:r>
+      <w:proofErr w:type="spellEnd"/>
+      <w:r>
+        <w:rPr>
+          <w:rFonts w:hint="eastAsia"/>
+        </w:rPr>
+        <w:t>()</w:t>
+      </w:r>
+      <w:r>
+        <w:rPr>
+          <w:rFonts w:hint="eastAsia"/>
+        </w:rPr>
+        <w:t>按目标</w:t>
+      </w:r>
+      <w:proofErr w:type="gramStart"/>
+      <w:r>
+        <w:rPr>
+          <w:rFonts w:hint="eastAsia"/>
+        </w:rPr>
+        <w:t>数创建</w:t>
+      </w:r>
+      <w:proofErr w:type="gramEnd"/>
+      <w:r>
+        <w:rPr>
+          <w:rFonts w:hint="eastAsia"/>
+        </w:rPr>
+        <w:t>固定线程池，对多个目标并发发送。</w:t>
+      </w:r>
+    </w:p>
+    <w:p>
+      <w:pPr>
+        <w:jc w:val="left"/>
+      </w:pPr>
+      <w:r>
+        <w:rPr>
+          <w:rFonts w:hint="eastAsia"/>
+        </w:rPr>
+        <w:t xml:space="preserve">3. </w:t>
+      </w:r>
+      <w:proofErr w:type="spellStart"/>
+      <w:r>
+        <w:rPr>
+          <w:rFonts w:hint="eastAsia"/>
+        </w:rPr>
+        <w:t>UdpTx.sendChunks</w:t>
+      </w:r>
+      <w:proofErr w:type="spellEnd"/>
+      <w:r>
+        <w:rPr>
+          <w:rFonts w:hint="eastAsia"/>
+        </w:rPr>
+        <w:t>()</w:t>
       </w:r>
       <w:r>
         <w:rPr>
@@ -3126,9 +3307,6 @@
     <w:p>
       <w:pPr>
         <w:jc w:val="left"/>
-        <w:rPr>
-          <w:rFonts w:hint="eastAsia"/>
-        </w:rPr>
       </w:pPr>
       <w:r>
         <w:rPr>
@@ -3148,11 +3326,19 @@
         </w:rPr>
         <w:t>BEGIN</w:t>
       </w:r>
-      <w:r>
-        <w:rPr>
-          <w:rFonts w:hint="eastAsia"/>
-        </w:rPr>
-        <w:t>包建立任务，</w:t>
+      <w:proofErr w:type="gramStart"/>
+      <w:r>
+        <w:rPr>
+          <w:rFonts w:hint="eastAsia"/>
+        </w:rPr>
+        <w:t>包建立</w:t>
+      </w:r>
+      <w:proofErr w:type="gramEnd"/>
+      <w:r>
+        <w:rPr>
+          <w:rFonts w:hint="eastAsia"/>
+        </w:rPr>
+        <w:t>任务，</w:t>
       </w:r>
       <w:r>
         <w:rPr>
@@ -3170,9 +3356,6 @@
     <w:p>
       <w:pPr>
         <w:jc w:val="left"/>
-        <w:rPr>
-          <w:rFonts w:hint="eastAsia"/>
-        </w:rPr>
       </w:pPr>
       <w:r>
         <w:rPr>
@@ -3185,7 +3368,19 @@
         <w:rPr>
           <w:rFonts w:hint="eastAsia"/>
         </w:rPr>
-        <w:t>文件夹内部类型过滤、暂停</w:t>
+        <w:t>文件夹内部类型过滤、</w:t>
+      </w:r>
+      <w:r>
+        <w:rPr>
+          <w:rFonts w:hint="eastAsia"/>
+        </w:rPr>
+        <w:t>传输</w:t>
+      </w:r>
+      <w:r>
+        <w:rPr>
+          <w:rFonts w:hint="eastAsia"/>
+        </w:rPr>
+        <w:t>暂停</w:t>
       </w:r>
       <w:r>
         <w:rPr>
@@ -3197,19 +3392,22 @@
         <w:rPr>
           <w:rFonts w:hint="eastAsia"/>
         </w:rPr>
-        <w:t>继续、限速分配和剩余时间统计都在发送流程内完成。</w:t>
-      </w:r>
-    </w:p>
-    <w:p>
-      <w:pPr>
-        <w:jc w:val="left"/>
-      </w:pPr>
-    </w:p>
-    <w:p>
-      <w:pPr>
-        <w:jc w:val="left"/>
-        <w:rPr>
-          <w:rFonts w:hint="eastAsia"/>
+        <w:t>继续、限速分配和剩余时间统计。</w:t>
+      </w:r>
+    </w:p>
+    <w:p>
+      <w:pPr>
+        <w:jc w:val="left"/>
+      </w:pPr>
+    </w:p>
+    <w:p>
+      <w:pPr>
+        <w:numPr>
+          <w:ilvl w:val="0"/>
+          <w:numId w:val="3"/>
+        </w:numPr>
+        <w:jc w:val="left"/>
+        <w:rPr>
           <w:b/>
         </w:rPr>
       </w:pPr>
@@ -3225,7 +3423,6 @@
       <w:pPr>
         <w:jc w:val="left"/>
         <w:rPr>
-          <w:rFonts w:hint="eastAsia"/>
           <w:b/>
         </w:rPr>
       </w:pPr>
@@ -3240,15 +3437,26 @@
     <w:p>
       <w:pPr>
         <w:jc w:val="left"/>
-        <w:rPr>
-          <w:rFonts w:hint="eastAsia"/>
-        </w:rPr>
-      </w:pPr>
-      <w:r>
-        <w:rPr>
-          <w:rFonts w:hint="eastAsia"/>
-        </w:rPr>
-        <w:t>1. UdpRx.handleBegin()</w:t>
+      </w:pPr>
+      <w:r>
+        <w:rPr>
+          <w:rFonts w:hint="eastAsia"/>
+        </w:rPr>
+        <w:t xml:space="preserve">1. </w:t>
+      </w:r>
+      <w:proofErr w:type="spellStart"/>
+      <w:r>
+        <w:rPr>
+          <w:rFonts w:hint="eastAsia"/>
+        </w:rPr>
+        <w:t>UdpRx.handleBegin</w:t>
+      </w:r>
+      <w:proofErr w:type="spellEnd"/>
+      <w:r>
+        <w:rPr>
+          <w:rFonts w:hint="eastAsia"/>
+        </w:rPr>
+        <w:t>()</w:t>
       </w:r>
       <w:r>
         <w:rPr>
@@ -3260,9 +3468,6 @@
     <w:p>
       <w:pPr>
         <w:jc w:val="left"/>
-        <w:rPr>
-          <w:rFonts w:hint="eastAsia"/>
-        </w:rPr>
       </w:pPr>
       <w:r>
         <w:rPr>
@@ -3274,7 +3479,21 @@
         <w:rPr>
           <w:rFonts w:hint="eastAsia"/>
         </w:rPr>
-        <w:t>接收端允许后创建</w:t>
+        <w:t>接收</w:t>
+      </w:r>
+      <w:proofErr w:type="gramStart"/>
+      <w:r>
+        <w:rPr>
+          <w:rFonts w:hint="eastAsia"/>
+        </w:rPr>
+        <w:t>端允许</w:t>
+      </w:r>
+      <w:proofErr w:type="gramEnd"/>
+      <w:r>
+        <w:rPr>
+          <w:rFonts w:hint="eastAsia"/>
+        </w:rPr>
+        <w:t>后创建</w:t>
       </w:r>
       <w:r>
         <w:rPr>
@@ -3316,15 +3535,26 @@
     <w:p>
       <w:pPr>
         <w:jc w:val="left"/>
-        <w:rPr>
-          <w:rFonts w:hint="eastAsia"/>
-        </w:rPr>
-      </w:pPr>
-      <w:r>
-        <w:rPr>
-          <w:rFonts w:hint="eastAsia"/>
-        </w:rPr>
-        <w:t>3. UdpRx.handleData()</w:t>
+      </w:pPr>
+      <w:r>
+        <w:rPr>
+          <w:rFonts w:hint="eastAsia"/>
+        </w:rPr>
+        <w:t xml:space="preserve">3. </w:t>
+      </w:r>
+      <w:proofErr w:type="spellStart"/>
+      <w:r>
+        <w:rPr>
+          <w:rFonts w:hint="eastAsia"/>
+        </w:rPr>
+        <w:t>UdpRx.handleData</w:t>
+      </w:r>
+      <w:proofErr w:type="spellEnd"/>
+      <w:r>
+        <w:rPr>
+          <w:rFonts w:hint="eastAsia"/>
+        </w:rPr>
+        <w:t>()</w:t>
       </w:r>
       <w:r>
         <w:rPr>
@@ -3344,11 +3574,19 @@
         </w:rPr>
         <w:t>；</w:t>
       </w:r>
-      <w:r>
-        <w:rPr>
-          <w:rFonts w:hint="eastAsia"/>
-        </w:rPr>
-        <w:t>UdpTx.awaitAck()</w:t>
+      <w:proofErr w:type="spellStart"/>
+      <w:r>
+        <w:rPr>
+          <w:rFonts w:hint="eastAsia"/>
+        </w:rPr>
+        <w:t>UdpTx.awaitAck</w:t>
+      </w:r>
+      <w:proofErr w:type="spellEnd"/>
+      <w:r>
+        <w:rPr>
+          <w:rFonts w:hint="eastAsia"/>
+        </w:rPr>
+        <w:t>()</w:t>
       </w:r>
       <w:r>
         <w:rPr>
@@ -3356,36 +3594,42 @@
         </w:rPr>
         <w:t>按</w:t>
       </w:r>
+      <w:proofErr w:type="spellStart"/>
       <w:r>
         <w:rPr>
           <w:rFonts w:hint="eastAsia"/>
         </w:rPr>
         <w:t>jobId</w:t>
       </w:r>
+      <w:proofErr w:type="spellEnd"/>
       <w:r>
         <w:rPr>
           <w:rFonts w:hint="eastAsia"/>
         </w:rPr>
         <w:t>、</w:t>
       </w:r>
+      <w:proofErr w:type="spellStart"/>
       <w:r>
         <w:rPr>
           <w:rFonts w:hint="eastAsia"/>
         </w:rPr>
         <w:t>fileIndex</w:t>
       </w:r>
+      <w:proofErr w:type="spellEnd"/>
       <w:r>
         <w:rPr>
           <w:rFonts w:hint="eastAsia"/>
         </w:rPr>
         <w:t>和</w:t>
       </w:r>
+      <w:proofErr w:type="spellStart"/>
       <w:r>
         <w:rPr>
           <w:rFonts w:hint="eastAsia"/>
         </w:rPr>
         <w:t>chunkIndex</w:t>
       </w:r>
+      <w:proofErr w:type="spellEnd"/>
       <w:r>
         <w:rPr>
           <w:rFonts w:hint="eastAsia"/>
@@ -3396,9 +3640,6 @@
     <w:p>
       <w:pPr>
         <w:jc w:val="left"/>
-        <w:rPr>
-          <w:rFonts w:hint="eastAsia"/>
-        </w:rPr>
       </w:pPr>
       <w:r>
         <w:rPr>
@@ -3411,19 +3652,34 @@
         <w:rPr>
           <w:rFonts w:hint="eastAsia"/>
         </w:rPr>
-        <w:t>忙碌状态确认框和传输口令校验框复用同一接收前确认回调。</w:t>
-      </w:r>
-    </w:p>
-    <w:p>
-      <w:pPr>
-        <w:jc w:val="left"/>
-      </w:pPr>
-    </w:p>
-    <w:p>
-      <w:pPr>
-        <w:jc w:val="left"/>
-        <w:rPr>
-          <w:rFonts w:hint="eastAsia"/>
+        <w:t>忙碌状态确认框和传输口令校验框</w:t>
+      </w:r>
+      <w:r>
+        <w:rPr>
+          <w:rFonts w:hint="eastAsia"/>
+        </w:rPr>
+        <w:t>，</w:t>
+      </w:r>
+      <w:r>
+        <w:rPr>
+          <w:rFonts w:hint="eastAsia"/>
+        </w:rPr>
+        <w:t>复用同一接收前确认回调。</w:t>
+      </w:r>
+    </w:p>
+    <w:p>
+      <w:pPr>
+        <w:jc w:val="left"/>
+      </w:pPr>
+    </w:p>
+    <w:p>
+      <w:pPr>
+        <w:numPr>
+          <w:ilvl w:val="0"/>
+          <w:numId w:val="3"/>
+        </w:numPr>
+        <w:jc w:val="left"/>
+        <w:rPr>
           <w:b/>
         </w:rPr>
       </w:pPr>
@@ -3439,7 +3695,6 @@
       <w:pPr>
         <w:jc w:val="left"/>
         <w:rPr>
-          <w:rFonts w:hint="eastAsia"/>
           <w:b/>
         </w:rPr>
       </w:pPr>
@@ -3454,15 +3709,26 @@
     <w:p>
       <w:pPr>
         <w:jc w:val="left"/>
-        <w:rPr>
-          <w:rFonts w:hint="eastAsia"/>
-        </w:rPr>
-      </w:pPr>
-      <w:r>
-        <w:rPr>
-          <w:rFonts w:hint="eastAsia"/>
-        </w:rPr>
-        <w:t>1. UdpTx.sendWithAck()</w:t>
+      </w:pPr>
+      <w:r>
+        <w:rPr>
+          <w:rFonts w:hint="eastAsia"/>
+        </w:rPr>
+        <w:t xml:space="preserve">1. </w:t>
+      </w:r>
+      <w:proofErr w:type="spellStart"/>
+      <w:r>
+        <w:rPr>
+          <w:rFonts w:hint="eastAsia"/>
+        </w:rPr>
+        <w:t>UdpTx.sendWithAck</w:t>
+      </w:r>
+      <w:proofErr w:type="spellEnd"/>
+      <w:r>
+        <w:rPr>
+          <w:rFonts w:hint="eastAsia"/>
+        </w:rPr>
+        <w:t>()</w:t>
       </w:r>
       <w:r>
         <w:rPr>
@@ -3470,12 +3736,14 @@
         </w:rPr>
         <w:t>按</w:t>
       </w:r>
+      <w:proofErr w:type="spellStart"/>
       <w:r>
         <w:rPr>
           <w:rFonts w:hint="eastAsia"/>
         </w:rPr>
         <w:t>maxRetries</w:t>
       </w:r>
+      <w:proofErr w:type="spellEnd"/>
       <w:r>
         <w:rPr>
           <w:rFonts w:hint="eastAsia"/>
@@ -3498,9 +3766,6 @@
     <w:p>
       <w:pPr>
         <w:jc w:val="left"/>
-        <w:rPr>
-          <w:rFonts w:hint="eastAsia"/>
-        </w:rPr>
       </w:pPr>
       <w:r>
         <w:rPr>
@@ -3520,11 +3785,19 @@
         </w:rPr>
         <w:t>DATA</w:t>
       </w:r>
-      <w:r>
-        <w:rPr>
-          <w:rFonts w:hint="eastAsia"/>
-        </w:rPr>
-        <w:t>分片未确认、接收拒绝、读取失败和</w:t>
+      <w:proofErr w:type="gramStart"/>
+      <w:r>
+        <w:rPr>
+          <w:rFonts w:hint="eastAsia"/>
+        </w:rPr>
+        <w:t>分片未</w:t>
+      </w:r>
+      <w:proofErr w:type="gramEnd"/>
+      <w:r>
+        <w:rPr>
+          <w:rFonts w:hint="eastAsia"/>
+        </w:rPr>
+        <w:t>确认、接收拒绝、读取失败和</w:t>
       </w:r>
       <w:r>
         <w:rPr>
@@ -3542,9 +3815,6 @@
     <w:p>
       <w:pPr>
         <w:jc w:val="left"/>
-        <w:rPr>
-          <w:rFonts w:hint="eastAsia"/>
-        </w:rPr>
       </w:pPr>
       <w:r>
         <w:rPr>
@@ -3558,12 +3828,14 @@
         </w:rPr>
         <w:t>失败原因写入</w:t>
       </w:r>
+      <w:proofErr w:type="spellStart"/>
       <w:r>
         <w:rPr>
           <w:rFonts w:hint="eastAsia"/>
         </w:rPr>
         <w:t>TransferSummary</w:t>
       </w:r>
+      <w:proofErr w:type="spellEnd"/>
       <w:r>
         <w:rPr>
           <w:rFonts w:hint="eastAsia"/>
@@ -3574,9 +3846,6 @@
     <w:p>
       <w:pPr>
         <w:jc w:val="left"/>
-        <w:rPr>
-          <w:rFonts w:hint="eastAsia"/>
-        </w:rPr>
       </w:pPr>
       <w:r>
         <w:rPr>
@@ -3589,25 +3858,62 @@
         <w:rPr>
           <w:rFonts w:hint="eastAsia"/>
         </w:rPr>
-        <w:t>.part.meta</w:t>
-      </w:r>
-      <w:r>
-        <w:rPr>
-          <w:rFonts w:hint="eastAsia"/>
-        </w:rPr>
-        <w:t>记录已收分片，断点续传时只补缺失分片。</w:t>
-      </w:r>
-    </w:p>
-    <w:p>
-      <w:pPr>
-        <w:jc w:val="left"/>
-      </w:pPr>
-    </w:p>
-    <w:p>
-      <w:pPr>
-        <w:jc w:val="left"/>
-        <w:rPr>
-          <w:rFonts w:hint="eastAsia"/>
+        <w:t>.</w:t>
+      </w:r>
+      <w:proofErr w:type="spellStart"/>
+      <w:r>
+        <w:rPr>
+          <w:rFonts w:hint="eastAsia"/>
+        </w:rPr>
+        <w:t>part.meta</w:t>
+      </w:r>
+      <w:proofErr w:type="spellEnd"/>
+      <w:r>
+        <w:rPr>
+          <w:rFonts w:hint="eastAsia"/>
+        </w:rPr>
+        <w:t>记录已收分片，断点续传</w:t>
+      </w:r>
+      <w:r>
+        <w:rPr>
+          <w:rFonts w:hint="eastAsia"/>
+        </w:rPr>
+        <w:t>，</w:t>
+      </w:r>
+      <w:proofErr w:type="gramStart"/>
+      <w:r>
+        <w:rPr>
+          <w:rFonts w:hint="eastAsia"/>
+        </w:rPr>
+        <w:t>续传</w:t>
+      </w:r>
+      <w:r>
+        <w:rPr>
+          <w:rFonts w:hint="eastAsia"/>
+        </w:rPr>
+        <w:t>只补缺</w:t>
+      </w:r>
+      <w:proofErr w:type="gramEnd"/>
+      <w:r>
+        <w:rPr>
+          <w:rFonts w:hint="eastAsia"/>
+        </w:rPr>
+        <w:t>失分片。</w:t>
+      </w:r>
+    </w:p>
+    <w:p>
+      <w:pPr>
+        <w:jc w:val="left"/>
+      </w:pPr>
+    </w:p>
+    <w:p>
+      <w:pPr>
+        <w:numPr>
+          <w:ilvl w:val="0"/>
+          <w:numId w:val="3"/>
+        </w:numPr>
+        <w:jc w:val="left"/>
+        <w:rPr>
           <w:b/>
         </w:rPr>
       </w:pPr>
@@ -3623,7 +3929,6 @@
       <w:pPr>
         <w:jc w:val="left"/>
         <w:rPr>
-          <w:rFonts w:hint="eastAsia"/>
           <w:b/>
         </w:rPr>
       </w:pPr>
@@ -3638,9 +3943,6 @@
     <w:p>
       <w:pPr>
         <w:jc w:val="left"/>
-        <w:rPr>
-          <w:rFonts w:hint="eastAsia"/>
-        </w:rPr>
       </w:pPr>
       <w:r>
         <w:t>1</w:t>
@@ -3649,7 +3951,21 @@
         <w:rPr>
           <w:rFonts w:hint="eastAsia"/>
         </w:rPr>
-        <w:t>. UdpTx.run()</w:t>
+        <w:t xml:space="preserve">. </w:t>
+      </w:r>
+      <w:proofErr w:type="spellStart"/>
+      <w:r>
+        <w:rPr>
+          <w:rFonts w:hint="eastAsia"/>
+        </w:rPr>
+        <w:t>UdpTx.run</w:t>
+      </w:r>
+      <w:proofErr w:type="spellEnd"/>
+      <w:r>
+        <w:rPr>
+          <w:rFonts w:hint="eastAsia"/>
+        </w:rPr>
+        <w:t>()</w:t>
       </w:r>
       <w:r>
         <w:rPr>
@@ -3661,9 +3977,6 @@
     <w:p>
       <w:pPr>
         <w:jc w:val="left"/>
-        <w:rPr>
-          <w:rFonts w:hint="eastAsia"/>
-        </w:rPr>
       </w:pPr>
       <w:r>
         <w:rPr>
@@ -3677,12 +3990,14 @@
         </w:rPr>
         <w:t>每个文件目标组合生成</w:t>
       </w:r>
+      <w:proofErr w:type="spellStart"/>
       <w:r>
         <w:rPr>
           <w:rFonts w:hint="eastAsia"/>
         </w:rPr>
         <w:t>TransferTask</w:t>
       </w:r>
+      <w:proofErr w:type="spellEnd"/>
       <w:r>
         <w:rPr>
           <w:rFonts w:hint="eastAsia"/>
@@ -3693,15 +4008,26 @@
     <w:p>
       <w:pPr>
         <w:jc w:val="left"/>
-        <w:rPr>
-          <w:rFonts w:hint="eastAsia"/>
-        </w:rPr>
-      </w:pPr>
-      <w:r>
-        <w:rPr>
-          <w:rFonts w:hint="eastAsia"/>
-        </w:rPr>
-        <w:t>3. FileTransfer.showTransferResultPage()</w:t>
+      </w:pPr>
+      <w:r>
+        <w:rPr>
+          <w:rFonts w:hint="eastAsia"/>
+        </w:rPr>
+        <w:t xml:space="preserve">3. </w:t>
+      </w:r>
+      <w:proofErr w:type="spellStart"/>
+      <w:r>
+        <w:rPr>
+          <w:rFonts w:hint="eastAsia"/>
+        </w:rPr>
+        <w:t>FileTransfer.showTransferResultPage</w:t>
+      </w:r>
+      <w:proofErr w:type="spellEnd"/>
+      <w:r>
+        <w:rPr>
+          <w:rFonts w:hint="eastAsia"/>
+        </w:rPr>
+        <w:t>()</w:t>
       </w:r>
       <w:r>
         <w:rPr>
@@ -3713,9 +4039,6 @@
     <w:p>
       <w:pPr>
         <w:jc w:val="left"/>
-        <w:rPr>
-          <w:rFonts w:hint="eastAsia"/>
-        </w:rPr>
       </w:pPr>
       <w:r>
         <w:rPr>
@@ -3728,7 +4051,39 @@
         <w:rPr>
           <w:rFonts w:hint="eastAsia"/>
         </w:rPr>
-        <w:t>结果页支持传输中进度刷新、清除已完成、清空日志和完成提示音。</w:t>
+        <w:t>结果页</w:t>
+      </w:r>
+      <w:r>
+        <w:rPr>
+          <w:rFonts w:hint="eastAsia"/>
+        </w:rPr>
+        <w:t>的</w:t>
+      </w:r>
+      <w:r>
+        <w:rPr>
+          <w:rFonts w:hint="eastAsia"/>
+        </w:rPr>
+        <w:t>传输中进度刷新、清除已完成、清空日</w:t>
+      </w:r>
+      <w:proofErr w:type="gramStart"/>
+      <w:r>
+        <w:rPr>
+          <w:rFonts w:hint="eastAsia"/>
+        </w:rPr>
+        <w:t>志</w:t>
+      </w:r>
+      <w:r>
+        <w:rPr>
+          <w:rFonts w:hint="eastAsia"/>
+        </w:rPr>
+        <w:t>以及</w:t>
+      </w:r>
+      <w:proofErr w:type="gramEnd"/>
+      <w:r>
+        <w:rPr>
+          <w:rFonts w:hint="eastAsia"/>
+        </w:rPr>
+        <w:t>完成提示音。</w:t>
       </w:r>
     </w:p>
     <w:p>

--- a/doc/实验报告.docx
+++ b/doc/实验报告.docx
@@ -4089,6 +4089,7 @@
     <w:p>
       <w:pPr>
         <w:pStyle w:val="4"/>
+        <w:jc w:val="left"/>
       </w:pPr>
       <w:r>
         <w:rPr>
@@ -4099,173 +4100,876 @@
     </w:p>
     <w:p>
       <w:pPr>
-        <w:numPr>
-          <w:ilvl w:val="0"/>
-          <w:numId w:val="1"/>
-        </w:numPr>
-      </w:pPr>
-      <w:r>
-        <w:rPr>
-          <w:rFonts w:hint="eastAsia"/>
-        </w:rPr>
-        <w:t>用户登录注册与鉴权系统</w:t>
-      </w:r>
-    </w:p>
-    <w:p/>
-    <w:p>
-      <w:pPr>
-        <w:numPr>
-          <w:ilvl w:val="0"/>
-          <w:numId w:val="1"/>
-        </w:numPr>
-      </w:pPr>
-      <w:r>
-        <w:rPr>
-          <w:rFonts w:hint="eastAsia"/>
-        </w:rPr>
-        <w:t>拖拽上传文件与图标智能匹配文件类型</w:t>
-      </w:r>
-    </w:p>
-    <w:p/>
-    <w:p>
-      <w:pPr>
-        <w:numPr>
-          <w:ilvl w:val="0"/>
-          <w:numId w:val="1"/>
-        </w:numPr>
-      </w:pPr>
-      <w:r>
-        <w:rPr>
-          <w:rFonts w:hint="eastAsia"/>
-        </w:rPr>
-        <w:t>数据库记录近期传输对象</w:t>
-      </w:r>
-    </w:p>
-    <w:p/>
-    <w:p>
-      <w:pPr>
-        <w:numPr>
-          <w:ilvl w:val="0"/>
-          <w:numId w:val="1"/>
-        </w:numPr>
-      </w:pPr>
-      <w:r>
-        <w:rPr>
-          <w:rFonts w:hint="eastAsia"/>
-        </w:rPr>
-        <w:t>检测用户是否在线</w:t>
-      </w:r>
-    </w:p>
-    <w:p/>
-    <w:p>
-      <w:pPr>
-        <w:numPr>
-          <w:ilvl w:val="0"/>
-          <w:numId w:val="1"/>
-        </w:numPr>
-      </w:pPr>
-      <w:r>
-        <w:rPr>
-          <w:rFonts w:hint="eastAsia"/>
-        </w:rPr>
-        <w:t>据限速智能分配带宽</w:t>
-      </w:r>
-    </w:p>
-    <w:p/>
-    <w:p>
-      <w:pPr>
-        <w:numPr>
-          <w:ilvl w:val="0"/>
-          <w:numId w:val="1"/>
-        </w:numPr>
-      </w:pPr>
-      <w:r>
-        <w:rPr>
-          <w:rFonts w:hint="eastAsia"/>
-        </w:rPr>
-        <w:t>文件临时分片缓存与断点重传</w:t>
-      </w:r>
-    </w:p>
-    <w:p/>
-    <w:p>
-      <w:pPr>
-        <w:numPr>
-          <w:ilvl w:val="0"/>
-          <w:numId w:val="1"/>
-        </w:numPr>
-      </w:pPr>
-      <w:r>
-        <w:rPr>
-          <w:rFonts w:hint="eastAsia"/>
-        </w:rPr>
-        <w:t>文件接收智能完整性校验</w:t>
-      </w:r>
-    </w:p>
-    <w:p/>
-    <w:p>
-      <w:pPr>
-        <w:numPr>
-          <w:ilvl w:val="0"/>
-          <w:numId w:val="1"/>
-        </w:numPr>
-      </w:pPr>
-      <w:r>
-        <w:rPr>
-          <w:rFonts w:hint="eastAsia"/>
-        </w:rPr>
-        <w:t>传输预计剩余时间统计</w:t>
-      </w:r>
-    </w:p>
-    <w:p>
-      <w:pPr>
-        <w:pStyle w:val="a8"/>
-        <w:ind w:firstLine="480"/>
-      </w:pPr>
-    </w:p>
-    <w:p/>
-    <w:p>
-      <w:pPr>
-        <w:numPr>
-          <w:ilvl w:val="0"/>
-          <w:numId w:val="1"/>
-        </w:numPr>
-      </w:pPr>
-      <w:r>
-        <w:rPr>
-          <w:rFonts w:hint="eastAsia"/>
-        </w:rPr>
-        <w:t>基于传输口令的虚拟</w:t>
-      </w:r>
-      <w:r>
-        <w:rPr>
-          <w:rFonts w:hint="eastAsia"/>
-        </w:rPr>
-        <w:t>小群组传输</w:t>
-      </w:r>
-    </w:p>
-    <w:p/>
-    <w:p>
-      <w:pPr>
-        <w:numPr>
-          <w:ilvl w:val="0"/>
-          <w:numId w:val="1"/>
-        </w:numPr>
-      </w:pPr>
-      <w:r>
-        <w:rPr>
-          <w:rFonts w:hint="eastAsia"/>
-        </w:rPr>
-        <w:t>基于用户设定状态的</w:t>
-      </w:r>
-      <w:r>
-        <w:rPr>
-          <w:rFonts w:hint="eastAsia"/>
-        </w:rPr>
-        <w:t>条件文件传输</w:t>
-      </w:r>
-    </w:p>
-    <w:p/>
-    <w:p/>
+        <w:jc w:val="left"/>
+      </w:pPr>
+      <w:r>
+        <w:rPr>
+          <w:b/>
+        </w:rPr>
+        <w:t>登录注册页</w:t>
+      </w:r>
+    </w:p>
+    <w:p>
+      <w:pPr>
+        <w:jc w:val="left"/>
+      </w:pPr>
+      <w:r>
+        <w:t xml:space="preserve">1. </w:t>
+      </w:r>
+      <w:r>
+        <w:rPr>
+          <w:b/>
+        </w:rPr>
+        <w:t>无服务器账号仓库：</w:t>
+      </w:r>
+      <w:r>
+        <w:t>AuthStore使用仓库根目录acco作为账号表，注册请求写入req/&lt;账号&gt;，GitHubActions自动合入账号。</w:t>
+      </w:r>
+    </w:p>
+    <w:p>
+      <w:pPr>
+        <w:jc w:val="left"/>
+      </w:pPr>
+      <w:r>
+        <w:t xml:space="preserve">2. </w:t>
+      </w:r>
+      <w:r>
+        <w:rPr>
+          <w:b/>
+        </w:rPr>
+        <w:t>安全凭据保存：</w:t>
+      </w:r>
+      <w:r>
+        <w:t>密码使用盐值和PBKDF2摘要保存，账号表不保存明文密码。</w:t>
+      </w:r>
+    </w:p>
+    <w:p>
+      <w:pPr>
+        <w:jc w:val="left"/>
+      </w:pPr>
+      <w:r>
+        <w:t xml:space="preserve">3. </w:t>
+      </w:r>
+      <w:r>
+        <w:rPr>
+          <w:b/>
+        </w:rPr>
+        <w:t>辅助账号令牌隔离：</w:t>
+      </w:r>
+      <w:r>
+        <w:t>注册push只读取运行时ACCO_T或-Dacco.t，不使用本机GitHub主账号凭据。</w:t>
+      </w:r>
+    </w:p>
+    <w:p>
+      <w:pPr>
+        <w:jc w:val="left"/>
+      </w:pPr>
+      <w:r>
+        <w:t xml:space="preserve">4. </w:t>
+      </w:r>
+      <w:r>
+        <w:rPr>
+          <w:b/>
+        </w:rPr>
+        <w:t>记住账号：</w:t>
+      </w:r>
+      <w:r>
+        <w:t>本机la只保存最近登录账号，不保存密码，登录页异步回填账号框。</w:t>
+      </w:r>
+    </w:p>
+    <w:p>
+      <w:pPr>
+        <w:jc w:val="left"/>
+      </w:pPr>
+      <w:r>
+        <w:t xml:space="preserve">5. </w:t>
+      </w:r>
+      <w:r>
+        <w:rPr>
+          <w:b/>
+        </w:rPr>
+        <w:t>注册等待提示：</w:t>
+      </w:r>
+      <w:r>
+        <w:t>注册后等待Actions合入，未合入时进入等待提示，避免伪装成本地已注册成功。</w:t>
+      </w:r>
+    </w:p>
+    <w:p>
+      <w:pPr>
+        <w:jc w:val="left"/>
+      </w:pPr>
+      <w:r>
+        <w:t xml:space="preserve">6. </w:t>
+      </w:r>
+      <w:r>
+        <w:rPr>
+          <w:b/>
+        </w:rPr>
+        <w:t>密码显示切换：</w:t>
+      </w:r>
+      <w:r>
+        <w:t>登录和注册密码框支持小眼睛按钮切换明文与隐藏。</w:t>
+      </w:r>
+    </w:p>
+    <w:p>
+      <w:pPr>
+        <w:jc w:val="left"/>
+      </w:pPr>
+    </w:p>
+    <w:p>
+      <w:pPr>
+        <w:jc w:val="left"/>
+      </w:pPr>
+      <w:r>
+        <w:rPr>
+          <w:b/>
+        </w:rPr>
+        <w:t>文件传输页</w:t>
+      </w:r>
+    </w:p>
+    <w:p>
+      <w:pPr>
+        <w:jc w:val="left"/>
+      </w:pPr>
+      <w:r>
+        <w:t xml:space="preserve">1. </w:t>
+      </w:r>
+      <w:r>
+        <w:rPr>
+          <w:b/>
+        </w:rPr>
+        <w:t>拖拽上传：</w:t>
+      </w:r>
+      <w:r>
+        <w:t>支持文件、文件夹和拖拽加入待发送列表。</w:t>
+      </w:r>
+    </w:p>
+    <w:p>
+      <w:pPr>
+        <w:jc w:val="left"/>
+      </w:pPr>
+      <w:r>
+        <w:t xml:space="preserve">2. </w:t>
+      </w:r>
+      <w:r>
+        <w:rPr>
+          <w:b/>
+        </w:rPr>
+        <w:t>文件类型匹配：</w:t>
+      </w:r>
+      <w:r>
+        <w:t>FileIcons识别图标、类型、大小和修改时间，不支持扩展名跳过并提示数量。</w:t>
+      </w:r>
+    </w:p>
+    <w:p>
+      <w:pPr>
+        <w:jc w:val="left"/>
+      </w:pPr>
+      <w:r>
+        <w:t xml:space="preserve">3. </w:t>
+      </w:r>
+      <w:r>
+        <w:rPr>
+          <w:b/>
+        </w:rPr>
+        <w:t>近期传输对象：</w:t>
+      </w:r>
+      <w:r>
+        <w:t>RecentStore记录真实发送目标，本地分组和近期对象去重后继续展示。</w:t>
+      </w:r>
+    </w:p>
+    <w:p>
+      <w:pPr>
+        <w:jc w:val="left"/>
+      </w:pPr>
+      <w:r>
+        <w:t xml:space="preserve">4. </w:t>
+      </w:r>
+      <w:r>
+        <w:rPr>
+          <w:b/>
+        </w:rPr>
+        <w:t>本地传输分组：</w:t>
+      </w:r>
+      <w:r>
+        <w:t>GroupStore保存组名、成员快照和默认口令，发送时展开为真实成员。</w:t>
+      </w:r>
+    </w:p>
+    <w:p>
+      <w:pPr>
+        <w:jc w:val="left"/>
+      </w:pPr>
+      <w:r>
+        <w:t xml:space="preserve">5. </w:t>
+      </w:r>
+      <w:r>
+        <w:rPr>
+          <w:b/>
+        </w:rPr>
+        <w:t>本次传输口令：</w:t>
+      </w:r>
+      <w:r>
+        <w:t>发送前弹出单次口令输入框，分组目标可自动预填默认口令。</w:t>
+      </w:r>
+    </w:p>
+    <w:p>
+      <w:pPr>
+        <w:jc w:val="left"/>
+      </w:pPr>
+      <w:r>
+        <w:t xml:space="preserve">6. </w:t>
+      </w:r>
+      <w:r>
+        <w:rPr>
+          <w:b/>
+        </w:rPr>
+        <w:t>发送暂停继续：</w:t>
+      </w:r>
+      <w:r>
+        <w:t>发送中可暂停或继续，暂停状态通过UdpTx.setPaused()影响后续UDP包发送。</w:t>
+      </w:r>
+    </w:p>
+    <w:p>
+      <w:pPr>
+        <w:jc w:val="left"/>
+      </w:pPr>
+      <w:r>
+        <w:t xml:space="preserve">7. </w:t>
+      </w:r>
+      <w:r>
+        <w:rPr>
+          <w:b/>
+        </w:rPr>
+        <w:t>结果清理：</w:t>
+      </w:r>
+      <w:r>
+        <w:t>结果页支持清除已完成任务和清空日志，便于重复演示。</w:t>
+      </w:r>
+    </w:p>
+    <w:p>
+      <w:pPr>
+        <w:jc w:val="left"/>
+      </w:pPr>
+    </w:p>
+    <w:p>
+      <w:pPr>
+        <w:jc w:val="left"/>
+      </w:pPr>
+      <w:r>
+        <w:rPr>
+          <w:b/>
+        </w:rPr>
+        <w:t>用户列表页</w:t>
+      </w:r>
+    </w:p>
+    <w:p>
+      <w:pPr>
+        <w:jc w:val="left"/>
+      </w:pPr>
+      <w:r>
+        <w:t xml:space="preserve">1. </w:t>
+      </w:r>
+      <w:r>
+        <w:rPr>
+          <w:b/>
+        </w:rPr>
+        <w:t>用户分组双视图：</w:t>
+      </w:r>
+      <w:r>
+        <w:t>矩阵视图只展示单个用户，列表视图只展示本地分组。</w:t>
+      </w:r>
+    </w:p>
+    <w:p>
+      <w:pPr>
+        <w:jc w:val="left"/>
+      </w:pPr>
+      <w:r>
+        <w:t xml:space="preserve">2. </w:t>
+      </w:r>
+      <w:r>
+        <w:rPr>
+          <w:b/>
+        </w:rPr>
+        <w:t>搜索分流：</w:t>
+      </w:r>
+      <w:r>
+        <w:t>用户视图按昵称和设备名搜索，分组视图按组名和口令搜索。</w:t>
+      </w:r>
+    </w:p>
+    <w:p>
+      <w:pPr>
+        <w:jc w:val="left"/>
+      </w:pPr>
+      <w:r>
+        <w:t xml:space="preserve">3. </w:t>
+      </w:r>
+      <w:r>
+        <w:rPr>
+          <w:b/>
+        </w:rPr>
+        <w:t>页内扫描：</w:t>
+      </w:r>
+      <w:r>
+        <w:t>扫描按钮留在用户列表页，扫描中显示加载动画并禁用重复点击。</w:t>
+      </w:r>
+    </w:p>
+    <w:p>
+      <w:pPr>
+        <w:jc w:val="left"/>
+      </w:pPr>
+      <w:r>
+        <w:t xml:space="preserve">4. </w:t>
+      </w:r>
+      <w:r>
+        <w:rPr>
+          <w:b/>
+        </w:rPr>
+        <w:t>本机标识：</w:t>
+      </w:r>
+      <w:r>
+        <w:t>当前登录设备在用户卡片中标记(本机)。</w:t>
+      </w:r>
+    </w:p>
+    <w:p>
+      <w:pPr>
+        <w:jc w:val="left"/>
+      </w:pPr>
+      <w:r>
+        <w:t xml:space="preserve">5. </w:t>
+      </w:r>
+      <w:r>
+        <w:rPr>
+          <w:b/>
+        </w:rPr>
+        <w:t>分组编辑：</w:t>
+      </w:r>
+      <w:r>
+        <w:t>支持新建分组、取消建组、勾选成员、编辑组名、编辑默认口令和展开成员。</w:t>
+      </w:r>
+    </w:p>
+    <w:p>
+      <w:pPr>
+        <w:jc w:val="left"/>
+      </w:pPr>
+      <w:r>
+        <w:t xml:space="preserve">6. </w:t>
+      </w:r>
+      <w:r>
+        <w:rPr>
+          <w:b/>
+        </w:rPr>
+        <w:t>资料广播同步：</w:t>
+      </w:r>
+      <w:r>
+        <w:t>LanPeer静默广播昵称、用户ID、设备名、签名、状态和头像。</w:t>
+      </w:r>
+    </w:p>
+    <w:p>
+      <w:pPr>
+        <w:jc w:val="left"/>
+      </w:pPr>
+      <w:r>
+        <w:t xml:space="preserve">7. </w:t>
+      </w:r>
+      <w:r>
+        <w:rPr>
+          <w:b/>
+        </w:rPr>
+        <w:t>口令小群组：</w:t>
+      </w:r>
+      <w:r>
+        <w:t>LanPeer用groupHash过滤发现请求，同口令设备才进入同一虚拟传输组。</w:t>
+      </w:r>
+    </w:p>
+    <w:p>
+      <w:pPr>
+        <w:jc w:val="left"/>
+      </w:pPr>
+    </w:p>
+    <w:p>
+      <w:pPr>
+        <w:jc w:val="left"/>
+      </w:pPr>
+      <w:r>
+        <w:rPr>
+          <w:b/>
+        </w:rPr>
+        <w:t>我的页</w:t>
+      </w:r>
+    </w:p>
+    <w:p>
+      <w:pPr>
+        <w:jc w:val="left"/>
+      </w:pPr>
+      <w:r>
+        <w:t xml:space="preserve">1. </w:t>
+      </w:r>
+      <w:r>
+        <w:rPr>
+          <w:b/>
+        </w:rPr>
+        <w:t>头像上传压缩：</w:t>
+      </w:r>
+      <w:r>
+        <w:t>选择本地图片后裁剪为中心正方形，压缩为128×128JPEG并写入账号表。</w:t>
+      </w:r>
+    </w:p>
+    <w:p>
+      <w:pPr>
+        <w:jc w:val="left"/>
+      </w:pPr>
+      <w:r>
+        <w:t xml:space="preserve">2. </w:t>
+      </w:r>
+      <w:r>
+        <w:rPr>
+          <w:b/>
+        </w:rPr>
+        <w:t>资料行内编辑：</w:t>
+      </w:r>
+      <w:r>
+        <w:t>昵称、设备名和个性签名支持只读与编辑切换，保存后同步账号表。</w:t>
+      </w:r>
+    </w:p>
+    <w:p>
+      <w:pPr>
+        <w:jc w:val="left"/>
+      </w:pPr>
+      <w:r>
+        <w:t xml:space="preserve">3. </w:t>
+      </w:r>
+      <w:r>
+        <w:rPr>
+          <w:b/>
+        </w:rPr>
+        <w:t>用户ID复制：</w:t>
+      </w:r>
+      <w:r>
+        <w:t>用户ID行提供复制按钮，便于组队或调试时快速粘贴。</w:t>
+      </w:r>
+    </w:p>
+    <w:p>
+      <w:pPr>
+        <w:jc w:val="left"/>
+      </w:pPr>
+      <w:r>
+        <w:t xml:space="preserve">4. </w:t>
+      </w:r>
+      <w:r>
+        <w:rPr>
+          <w:b/>
+        </w:rPr>
+        <w:t>状态卡切换：</w:t>
+      </w:r>
+      <w:r>
+        <w:t>支持在线、忙碌、隐身和离线等状态卡，当前状态高亮。</w:t>
+      </w:r>
+    </w:p>
+    <w:p>
+      <w:pPr>
+        <w:jc w:val="left"/>
+      </w:pPr>
+      <w:r>
+        <w:t xml:space="preserve">5. </w:t>
+      </w:r>
+      <w:r>
+        <w:rPr>
+          <w:b/>
+        </w:rPr>
+        <w:t>自定义状态：</w:t>
+      </w:r>
+      <w:r>
+        <w:t>自定义签名随状态一起保存，并通过局域网发现协议广播。</w:t>
+      </w:r>
+    </w:p>
+    <w:p>
+      <w:pPr>
+        <w:jc w:val="left"/>
+      </w:pPr>
+      <w:r>
+        <w:t xml:space="preserve">6. </w:t>
+      </w:r>
+      <w:r>
+        <w:rPr>
+          <w:b/>
+        </w:rPr>
+        <w:t>状态异步保存：</w:t>
+      </w:r>
+      <w:r>
+        <w:t>状态变化异步写入账号表，避免Git同步阻塞JavaFX界面。</w:t>
+      </w:r>
+    </w:p>
+    <w:p>
+      <w:pPr>
+        <w:jc w:val="left"/>
+      </w:pPr>
+    </w:p>
+    <w:p>
+      <w:pPr>
+        <w:jc w:val="left"/>
+      </w:pPr>
+      <w:r>
+        <w:rPr>
+          <w:b/>
+        </w:rPr>
+        <w:t>系统设置页</w:t>
+      </w:r>
+    </w:p>
+    <w:p>
+      <w:pPr>
+        <w:jc w:val="left"/>
+      </w:pPr>
+      <w:r>
+        <w:t xml:space="preserve">1. </w:t>
+      </w:r>
+      <w:r>
+        <w:rPr>
+          <w:b/>
+        </w:rPr>
+        <w:t>本机网络信息：</w:t>
+      </w:r>
+      <w:r>
+        <w:t>展示本机IPv4地址和IPv6地址，复制按钮使用统一反馈。</w:t>
+      </w:r>
+    </w:p>
+    <w:p>
+      <w:pPr>
+        <w:jc w:val="left"/>
+      </w:pPr>
+      <w:r>
+        <w:t xml:space="preserve">2. </w:t>
+      </w:r>
+      <w:r>
+        <w:rPr>
+          <w:b/>
+        </w:rPr>
+        <w:t>传输参数配置：</w:t>
+      </w:r>
+      <w:r>
+        <w:t>上传限速、下载限速和失败重试次数可保存并影响真实发送接收流程。</w:t>
+      </w:r>
+    </w:p>
+    <w:p>
+      <w:pPr>
+        <w:jc w:val="left"/>
+      </w:pPr>
+      <w:r>
+        <w:t xml:space="preserve">3. </w:t>
+      </w:r>
+      <w:r>
+        <w:rPr>
+          <w:b/>
+        </w:rPr>
+        <w:t>外观即时应用：</w:t>
+      </w:r>
+      <w:r>
+        <w:t>主题色、系统中文字体、字号和缩放比例可保存并在页面重绘时应用。</w:t>
+      </w:r>
+    </w:p>
+    <w:p>
+      <w:pPr>
+        <w:jc w:val="left"/>
+      </w:pPr>
+      <w:r>
+        <w:t xml:space="preserve">4. </w:t>
+      </w:r>
+      <w:r>
+        <w:rPr>
+          <w:b/>
+        </w:rPr>
+        <w:t>接收目录配置：</w:t>
+      </w:r>
+      <w:r>
+        <w:t>接收目录通过目录选择器设置，接收端按该目录落盘。</w:t>
+      </w:r>
+    </w:p>
+    <w:p>
+      <w:pPr>
+        <w:jc w:val="left"/>
+      </w:pPr>
+      <w:r>
+        <w:t xml:space="preserve">5. </w:t>
+      </w:r>
+      <w:r>
+        <w:rPr>
+          <w:b/>
+        </w:rPr>
+        <w:t>启动行为：</w:t>
+      </w:r>
+      <w:r>
+        <w:t>支持Windows开机自启动和启动后最小化。</w:t>
+      </w:r>
+    </w:p>
+    <w:p>
+      <w:pPr>
+        <w:jc w:val="left"/>
+      </w:pPr>
+      <w:r>
+        <w:t xml:space="preserve">6. </w:t>
+      </w:r>
+      <w:r>
+        <w:rPr>
+          <w:b/>
+        </w:rPr>
+        <w:t>完成提示音：</w:t>
+      </w:r>
+      <w:r>
+        <w:t>传输或接收完成后按设置播放系统提示音。</w:t>
+      </w:r>
+    </w:p>
+    <w:p>
+      <w:pPr>
+        <w:jc w:val="left"/>
+      </w:pPr>
+      <w:r>
+        <w:t xml:space="preserve">7. </w:t>
+      </w:r>
+      <w:r>
+        <w:rPr>
+          <w:b/>
+        </w:rPr>
+        <w:t>语言扩展点：</w:t>
+      </w:r>
+      <w:r>
+        <w:t>当前只保存语言字段，不切换界面文案，作为后续多语言扩展保留。</w:t>
+      </w:r>
+    </w:p>
+    <w:p>
+      <w:pPr>
+        <w:jc w:val="left"/>
+      </w:pPr>
+    </w:p>
+    <w:p>
+      <w:pPr>
+        <w:jc w:val="left"/>
+      </w:pPr>
+      <w:r>
+        <w:rPr>
+          <w:b/>
+        </w:rPr>
+        <w:t>主窗口与运行状态</w:t>
+      </w:r>
+    </w:p>
+    <w:p>
+      <w:pPr>
+        <w:jc w:val="left"/>
+      </w:pPr>
+      <w:r>
+        <w:t xml:space="preserve">1. </w:t>
+      </w:r>
+      <w:r>
+        <w:rPr>
+          <w:b/>
+        </w:rPr>
+        <w:t>接收前确认：</w:t>
+      </w:r>
+      <w:r>
+        <w:t>忙碌状态收到文件时弹出确认框，带口令传输时弹出口令校验框。</w:t>
+      </w:r>
+    </w:p>
+    <w:p>
+      <w:pPr>
+        <w:jc w:val="left"/>
+      </w:pPr>
+      <w:r>
+        <w:t xml:space="preserve">2. </w:t>
+      </w:r>
+      <w:r>
+        <w:rPr>
+          <w:b/>
+        </w:rPr>
+        <w:t>系统托盘：</w:t>
+      </w:r>
+      <w:r>
+        <w:t>支持托盘图标、最小化到托盘、托盘恢复和托盘退出。</w:t>
+      </w:r>
+    </w:p>
+    <w:p>
+      <w:pPr>
+        <w:jc w:val="left"/>
+      </w:pPr>
+      <w:r>
+        <w:t xml:space="preserve">3. </w:t>
+      </w:r>
+      <w:r>
+        <w:rPr>
+          <w:b/>
+        </w:rPr>
+        <w:t>顶栏头像联动：</w:t>
+      </w:r>
+      <w:r>
+        <w:t>右上角头像继承我的页上传头像，头像异常时回到首字头像。</w:t>
+      </w:r>
+    </w:p>
+    <w:p>
+      <w:pPr>
+        <w:jc w:val="left"/>
+      </w:pPr>
+      <w:r>
+        <w:t xml:space="preserve">4. </w:t>
+      </w:r>
+      <w:r>
+        <w:rPr>
+          <w:b/>
+        </w:rPr>
+        <w:t>底栏状态：</w:t>
+      </w:r>
+      <w:r>
+        <w:t>底栏展示连接状态、当前传输模式、当前网速和接收目录。</w:t>
+      </w:r>
+    </w:p>
+    <w:p>
+      <w:pPr>
+        <w:jc w:val="left"/>
+      </w:pPr>
+      <w:r>
+        <w:t xml:space="preserve">5. </w:t>
+      </w:r>
+      <w:r>
+        <w:rPr>
+          <w:b/>
+        </w:rPr>
+        <w:t>实时网速：</w:t>
+      </w:r>
+      <w:r>
+        <w:t>当前网速根据传输中任务动态汇总，不再显示固定样例。</w:t>
+      </w:r>
+    </w:p>
+    <w:p>
+      <w:pPr>
+        <w:jc w:val="left"/>
+      </w:pPr>
+    </w:p>
+    <w:p>
+      <w:pPr>
+        <w:jc w:val="left"/>
+      </w:pPr>
+      <w:r>
+        <w:rPr>
+          <w:b/>
+        </w:rPr>
+        <w:t>传输结果与可靠性增强</w:t>
+      </w:r>
+    </w:p>
+    <w:p>
+      <w:pPr>
+        <w:jc w:val="left"/>
+      </w:pPr>
+      <w:r>
+        <w:t xml:space="preserve">1. </w:t>
+      </w:r>
+      <w:r>
+        <w:rPr>
+          <w:b/>
+        </w:rPr>
+        <w:t>限速智能分配：</w:t>
+      </w:r>
+      <w:r>
+        <w:t>上传限速按可发送目标数分配，接收端按下载限速控制写入节奏。</w:t>
+      </w:r>
+    </w:p>
+    <w:p>
+      <w:pPr>
+        <w:jc w:val="left"/>
+      </w:pPr>
+      <w:r>
+        <w:t xml:space="preserve">2. </w:t>
+      </w:r>
+      <w:r>
+        <w:rPr>
+          <w:b/>
+        </w:rPr>
+        <w:t>分片缓存：</w:t>
+      </w:r>
+      <w:r>
+        <w:t>接收端写入.part和.part.meta，记录已接收分片索引。</w:t>
+      </w:r>
+    </w:p>
+    <w:p>
+      <w:pPr>
+        <w:jc w:val="left"/>
+      </w:pPr>
+      <w:r>
+        <w:t xml:space="preserve">3. </w:t>
+      </w:r>
+      <w:r>
+        <w:rPr>
+          <w:b/>
+        </w:rPr>
+        <w:t>断点续传：</w:t>
+      </w:r>
+      <w:r>
+        <w:t>重新BEGIN时接收端返回缺失分片，发送端只补发缺失分片。</w:t>
+      </w:r>
+    </w:p>
+    <w:p>
+      <w:pPr>
+        <w:jc w:val="left"/>
+      </w:pPr>
+      <w:r>
+        <w:t xml:space="preserve">4. </w:t>
+      </w:r>
+      <w:r>
+        <w:rPr>
+          <w:b/>
+        </w:rPr>
+        <w:t>完整性校验：</w:t>
+      </w:r>
+      <w:r>
+        <w:t>文件收齐后执行SHA-256校验，失败时返回ACK失败并进入重试或失败报告。</w:t>
+      </w:r>
+    </w:p>
+    <w:p>
+      <w:pPr>
+        <w:jc w:val="left"/>
+      </w:pPr>
+      <w:r>
+        <w:t xml:space="preserve">5. </w:t>
+      </w:r>
+      <w:r>
+        <w:rPr>
+          <w:b/>
+        </w:rPr>
+        <w:t>剩余时间统计：</w:t>
+      </w:r>
+      <w:r>
+        <w:t>发送端根据已传字节和速度写入预计剩余时间日志。</w:t>
+      </w:r>
+    </w:p>
+    <w:p>
+      <w:pPr>
+        <w:jc w:val="left"/>
+      </w:pPr>
+      <w:r>
+        <w:t xml:space="preserve">6. </w:t>
+      </w:r>
+      <w:r>
+        <w:rPr>
+          <w:b/>
+        </w:rPr>
+        <w:t>接收进度提示：</w:t>
+      </w:r>
+      <w:r>
+        <w:t>UdpRx按接收进度回调主窗口，完成时展示进度并播放提示音。</w:t>
+      </w:r>
+    </w:p>
+    <w:p>
+      <w:pPr>
+        <w:jc w:val="left"/>
+      </w:pPr>
+      <w:r>
+        <w:t xml:space="preserve">7. </w:t>
+      </w:r>
+      <w:r>
+        <w:rPr>
+          <w:b/>
+        </w:rPr>
+        <w:t>联调保留项：</w:t>
+      </w:r>
+      <w:r>
+        <w:t>MockBackendFacade和TxSim只用于前端联调或自检，不参与当前App主流程。</w:t>
+      </w:r>
+    </w:p>
     <w:p>
       <w:pPr>
         <w:pStyle w:val="1"/>

--- a/doc/实验报告.docx
+++ b/doc/实验报告.docx
@@ -406,16 +406,8 @@
         <w:rPr>
           <w:rFonts w:ascii="仿宋" w:hAnsi="仿宋" w:hint="eastAsia"/>
         </w:rPr>
-        <w:t>赵家</w:t>
-      </w:r>
-      <w:proofErr w:type="gramStart"/>
-      <w:r>
-        <w:rPr>
-          <w:rFonts w:ascii="仿宋" w:hAnsi="仿宋" w:hint="eastAsia"/>
-        </w:rPr>
-        <w:t>晖</w:t>
-      </w:r>
-      <w:proofErr w:type="gramEnd"/>
+        <w:t>赵家晖</w:t>
+      </w:r>
     </w:p>
     <w:p>
       <w:pPr>
@@ -880,11 +872,9 @@
       <w:r>
         <w:t>采用无传统服务器方案，账号注册通过仓库中的</w:t>
       </w:r>
-      <w:proofErr w:type="spellStart"/>
       <w:r>
         <w:t>acco</w:t>
       </w:r>
-      <w:proofErr w:type="spellEnd"/>
       <w:r>
         <w:t>账号表、</w:t>
       </w:r>
@@ -926,14 +916,12 @@
         </w:rPr>
         <w:t>本作品源代码已开放于</w:t>
       </w:r>
-      <w:proofErr w:type="spellStart"/>
       <w:r>
         <w:rPr>
           <w:rFonts w:hint="eastAsia"/>
         </w:rPr>
         <w:t>Github</w:t>
       </w:r>
-      <w:proofErr w:type="spellEnd"/>
       <w:r>
         <w:rPr>
           <w:rFonts w:hint="eastAsia"/>
@@ -1070,218 +1058,208 @@
         <w:rPr>
           <w:rFonts w:hint="eastAsia"/>
         </w:rPr>
+        <w:t>，基于第</w:t>
+      </w:r>
+      <w:r>
+        <w:rPr>
+          <w:rFonts w:hint="eastAsia"/>
+        </w:rPr>
+        <w:t>6</w:t>
+      </w:r>
+      <w:r>
+        <w:rPr>
+          <w:rFonts w:hint="eastAsia"/>
+        </w:rPr>
+        <w:t>章作业的</w:t>
+      </w:r>
+      <w:r>
+        <w:rPr>
+          <w:rFonts w:hint="eastAsia"/>
+        </w:rPr>
+        <w:t>Swing</w:t>
+      </w:r>
+      <w:r>
+        <w:rPr>
+          <w:rFonts w:hint="eastAsia"/>
+        </w:rPr>
+        <w:t>前端样式做</w:t>
+      </w:r>
+      <w:r>
+        <w:rPr>
+          <w:rFonts w:hint="eastAsia"/>
+        </w:rPr>
+        <w:t>JavaFX</w:t>
+      </w:r>
+      <w:r>
+        <w:rPr>
+          <w:rFonts w:hint="eastAsia"/>
+        </w:rPr>
+        <w:t>重构。前端采用功能与样式分离的思路，</w:t>
+      </w:r>
+      <w:r>
+        <w:rPr>
+          <w:rFonts w:hint="eastAsia"/>
+        </w:rPr>
+        <w:t>Java</w:t>
+      </w:r>
+      <w:r>
+        <w:rPr>
+          <w:rFonts w:hint="eastAsia"/>
+        </w:rPr>
+        <w:t>与</w:t>
+      </w:r>
+      <w:r>
+        <w:rPr>
+          <w:rFonts w:hint="eastAsia"/>
+        </w:rPr>
+        <w:t>CSS</w:t>
+      </w:r>
+      <w:r>
+        <w:rPr>
+          <w:rFonts w:hint="eastAsia"/>
+        </w:rPr>
+        <w:t>各司其职</w:t>
+      </w:r>
+      <w:r>
+        <w:rPr>
+          <w:rFonts w:hint="eastAsia"/>
+        </w:rPr>
+        <w:t>。</w:t>
+      </w:r>
+    </w:p>
+    <w:p>
+      <w:pPr>
+        <w:ind w:firstLine="420"/>
+        <w:jc w:val="left"/>
+      </w:pPr>
+      <w:r>
+        <w:rPr>
+          <w:rFonts w:hint="eastAsia"/>
+        </w:rPr>
+        <w:t>前端采用分页设计，每一页的功能对应一个</w:t>
+      </w:r>
+      <w:r>
+        <w:rPr>
+          <w:rFonts w:hint="eastAsia"/>
+        </w:rPr>
+        <w:t>J</w:t>
+      </w:r>
+      <w:r>
+        <w:t>a</w:t>
+      </w:r>
+      <w:r>
+        <w:rPr>
+          <w:rFonts w:hint="eastAsia"/>
+        </w:rPr>
+        <w:t>va</w:t>
+      </w:r>
+      <w:r>
+        <w:rPr>
+          <w:rFonts w:hint="eastAsia"/>
+        </w:rPr>
+        <w:t>类，互不冲突，</w:t>
+      </w:r>
+      <w:r>
+        <w:rPr>
+          <w:rFonts w:hint="eastAsia"/>
+        </w:rPr>
+        <w:t>综合一个入口</w:t>
+      </w:r>
+      <w:r>
+        <w:rPr>
+          <w:rFonts w:hint="eastAsia"/>
+        </w:rPr>
+        <w:t>Mainwindow</w:t>
+      </w:r>
+      <w:r>
+        <w:rPr>
+          <w:rFonts w:hint="eastAsia"/>
+        </w:rPr>
         <w:t>，</w:t>
       </w:r>
-      <w:proofErr w:type="gramStart"/>
-      <w:r>
-        <w:rPr>
-          <w:rFonts w:hint="eastAsia"/>
-        </w:rPr>
-        <w:t>基于第</w:t>
-      </w:r>
-      <w:r>
-        <w:rPr>
-          <w:rFonts w:hint="eastAsia"/>
-        </w:rPr>
-        <w:t>6</w:t>
-      </w:r>
-      <w:proofErr w:type="gramEnd"/>
-      <w:r>
-        <w:rPr>
-          <w:rFonts w:hint="eastAsia"/>
-        </w:rPr>
-        <w:t>章作业的</w:t>
-      </w:r>
-      <w:r>
-        <w:rPr>
-          <w:rFonts w:hint="eastAsia"/>
-        </w:rPr>
-        <w:t>Swing</w:t>
-      </w:r>
-      <w:r>
-        <w:rPr>
-          <w:rFonts w:hint="eastAsia"/>
-        </w:rPr>
-        <w:t>前端样式做</w:t>
-      </w:r>
-      <w:r>
-        <w:rPr>
-          <w:rFonts w:hint="eastAsia"/>
-        </w:rPr>
+      <w:r>
+        <w:rPr>
+          <w:rFonts w:hint="eastAsia"/>
+        </w:rPr>
+        <w:t>功能简明。</w:t>
+      </w:r>
+    </w:p>
+    <w:p>
+      <w:pPr>
+        <w:ind w:firstLine="420"/>
+        <w:jc w:val="left"/>
+      </w:pPr>
+      <w:r>
+        <w:rPr>
+          <w:rFonts w:hint="eastAsia"/>
+        </w:rPr>
+        <w:t>下文将仅解说</w:t>
+      </w:r>
+      <w:r>
+        <w:rPr>
+          <w:rFonts w:hint="eastAsia"/>
+        </w:rPr>
+        <w:t>Java</w:t>
+      </w:r>
+      <w:r>
+        <w:rPr>
+          <w:rFonts w:hint="eastAsia"/>
+        </w:rPr>
+        <w:t>，</w:t>
+      </w:r>
+      <w:r>
+        <w:rPr>
+          <w:rFonts w:hint="eastAsia"/>
+        </w:rPr>
+        <w:t>CSS</w:t>
+      </w:r>
+      <w:r>
+        <w:rPr>
+          <w:rFonts w:hint="eastAsia"/>
+        </w:rPr>
+        <w:t>不做展开说明。</w:t>
+      </w:r>
+    </w:p>
+    <w:p>
+      <w:pPr>
+        <w:pStyle w:val="3"/>
+        <w:jc w:val="left"/>
+      </w:pPr>
+      <w:r>
+        <w:rPr>
+          <w:rFonts w:hint="eastAsia"/>
+        </w:rPr>
+        <w:t>主窗口</w:t>
+      </w:r>
+    </w:p>
+    <w:p>
+      <w:pPr>
+        <w:jc w:val="left"/>
+      </w:pPr>
+      <w:r>
+        <w:rPr>
+          <w:b/>
+        </w:rPr>
+        <w:t>类：</w:t>
+      </w:r>
+      <w:r>
+        <w:t>MainWindow.java</w:t>
+      </w:r>
+    </w:p>
+    <w:p>
+      <w:pPr>
+        <w:jc w:val="left"/>
+      </w:pPr>
+      <w:r>
+        <w:rPr>
+          <w:b/>
+        </w:rPr>
+        <w:t>功能简述：</w:t>
+      </w:r>
+      <w:r>
         <w:t>JavaFX</w:t>
       </w:r>
       <w:r>
-        <w:rPr>
-          <w:rFonts w:hint="eastAsia"/>
-        </w:rPr>
-        <w:t>重构。前端采用功能与样式分离的思路，</w:t>
-      </w:r>
-      <w:r>
-        <w:rPr>
-          <w:rFonts w:hint="eastAsia"/>
-        </w:rPr>
-        <w:t>Java</w:t>
-      </w:r>
-      <w:r>
-        <w:rPr>
-          <w:rFonts w:hint="eastAsia"/>
-        </w:rPr>
-        <w:t>与</w:t>
-      </w:r>
-      <w:r>
-        <w:rPr>
-          <w:rFonts w:hint="eastAsia"/>
-        </w:rPr>
-        <w:t>CSS</w:t>
-      </w:r>
-      <w:r>
-        <w:rPr>
-          <w:rFonts w:hint="eastAsia"/>
-        </w:rPr>
-        <w:t>各司其职</w:t>
-      </w:r>
-      <w:r>
-        <w:rPr>
-          <w:rFonts w:hint="eastAsia"/>
-        </w:rPr>
-        <w:t>。</w:t>
-      </w:r>
-    </w:p>
-    <w:p>
-      <w:pPr>
-        <w:ind w:firstLine="420"/>
-        <w:jc w:val="left"/>
-      </w:pPr>
-      <w:r>
-        <w:rPr>
-          <w:rFonts w:hint="eastAsia"/>
-        </w:rPr>
-        <w:t>前端采用分页设计，每一页的功能对应一个</w:t>
-      </w:r>
-      <w:r>
-        <w:rPr>
-          <w:rFonts w:hint="eastAsia"/>
-        </w:rPr>
-        <w:t>J</w:t>
-      </w:r>
-      <w:r>
-        <w:t>a</w:t>
-      </w:r>
-      <w:r>
-        <w:rPr>
-          <w:rFonts w:hint="eastAsia"/>
-        </w:rPr>
-        <w:t>va</w:t>
-      </w:r>
-      <w:r>
-        <w:rPr>
-          <w:rFonts w:hint="eastAsia"/>
-        </w:rPr>
-        <w:t>类，互不冲突，</w:t>
-      </w:r>
-      <w:r>
-        <w:rPr>
-          <w:rFonts w:hint="eastAsia"/>
-        </w:rPr>
-        <w:t>综合一个入口</w:t>
-      </w:r>
-      <w:proofErr w:type="spellStart"/>
-      <w:r>
-        <w:rPr>
-          <w:rFonts w:hint="eastAsia"/>
-        </w:rPr>
-        <w:t>Mainwindow</w:t>
-      </w:r>
-      <w:proofErr w:type="spellEnd"/>
-      <w:r>
-        <w:rPr>
-          <w:rFonts w:hint="eastAsia"/>
-        </w:rPr>
-        <w:t>，</w:t>
-      </w:r>
-      <w:r>
-        <w:rPr>
-          <w:rFonts w:hint="eastAsia"/>
-        </w:rPr>
-        <w:t>功能简明。</w:t>
-      </w:r>
-    </w:p>
-    <w:p>
-      <w:pPr>
-        <w:ind w:firstLine="420"/>
-        <w:jc w:val="left"/>
-      </w:pPr>
-      <w:r>
-        <w:rPr>
-          <w:rFonts w:hint="eastAsia"/>
-        </w:rPr>
-        <w:t>下文将仅解说</w:t>
-      </w:r>
-      <w:r>
-        <w:rPr>
-          <w:rFonts w:hint="eastAsia"/>
-        </w:rPr>
-        <w:t>Java</w:t>
-      </w:r>
-      <w:r>
-        <w:rPr>
-          <w:rFonts w:hint="eastAsia"/>
-        </w:rPr>
-        <w:t>，</w:t>
-      </w:r>
-      <w:r>
-        <w:rPr>
-          <w:rFonts w:hint="eastAsia"/>
-        </w:rPr>
-        <w:t>CSS</w:t>
-      </w:r>
-      <w:r>
-        <w:rPr>
-          <w:rFonts w:hint="eastAsia"/>
-        </w:rPr>
-        <w:t>不做展开说明。</w:t>
-      </w:r>
-    </w:p>
-    <w:p>
-      <w:pPr>
-        <w:pStyle w:val="3"/>
-        <w:jc w:val="left"/>
-      </w:pPr>
-      <w:r>
-        <w:rPr>
-          <w:rFonts w:hint="eastAsia"/>
-        </w:rPr>
-        <w:t>主窗口</w:t>
-      </w:r>
-    </w:p>
-    <w:p>
-      <w:pPr>
-        <w:jc w:val="left"/>
-      </w:pPr>
-      <w:r>
-        <w:rPr>
-          <w:b/>
-        </w:rPr>
-        <w:t>类：</w:t>
-      </w:r>
-      <w:r>
-        <w:t>MainWindow.java</w:t>
-      </w:r>
-    </w:p>
-    <w:p>
-      <w:pPr>
-        <w:jc w:val="left"/>
-      </w:pPr>
-      <w:r>
-        <w:rPr>
-          <w:b/>
-        </w:rPr>
-        <w:t>功能简述：</w:t>
-      </w:r>
-      <w:r>
-        <w:t>JavaFX</w:t>
-      </w:r>
-      <w:r>
         <w:t>主窗口注册绘制、页路由，共</w:t>
       </w:r>
       <w:r>
@@ -1362,14 +1340,12 @@
         </w:rPr>
         <w:t>持有</w:t>
       </w:r>
-      <w:proofErr w:type="spellStart"/>
       <w:r>
         <w:rPr>
           <w:rFonts w:hint="eastAsia"/>
         </w:rPr>
         <w:t>AppController</w:t>
       </w:r>
-      <w:proofErr w:type="spellEnd"/>
       <w:r>
         <w:rPr>
           <w:rFonts w:hint="eastAsia"/>
@@ -1775,21 +1751,7 @@
         <w:rPr>
           <w:rFonts w:hint="eastAsia"/>
         </w:rPr>
-        <w:t>`</w:t>
-      </w:r>
-      <w:proofErr w:type="spellStart"/>
-      <w:r>
-        <w:rPr>
-          <w:rFonts w:hint="eastAsia"/>
-        </w:rPr>
-        <w:t>app.profile</w:t>
-      </w:r>
-      <w:proofErr w:type="spellEnd"/>
-      <w:r>
-        <w:rPr>
-          <w:rFonts w:hint="eastAsia"/>
-        </w:rPr>
-        <w:t>`</w:t>
+        <w:t>`app.profile`</w:t>
       </w:r>
       <w:r>
         <w:rPr>
@@ -2010,15 +1972,7 @@
         <w:t xml:space="preserve">6. </w:t>
       </w:r>
       <w:r>
-        <w:t>开始发送前会弹出本次传输口令输入框，</w:t>
-      </w:r>
-      <w:proofErr w:type="gramStart"/>
-      <w:r>
-        <w:t>空口令</w:t>
-      </w:r>
-      <w:proofErr w:type="gramEnd"/>
-      <w:r>
-        <w:t>表示普通公开传输。</w:t>
+        <w:t>开始发送前会弹出本次传输口令输入框，空口令表示普通公开传输。</w:t>
       </w:r>
     </w:p>
     <w:p>
@@ -2566,11 +2520,9 @@
       <w:r>
         <w:t>页面进入时从后端加载</w:t>
       </w:r>
-      <w:proofErr w:type="spellStart"/>
       <w:r>
         <w:t>SystemSettings</w:t>
       </w:r>
-      <w:proofErr w:type="spellEnd"/>
       <w:r>
         <w:t>，并把当前主题色、字体和缩放同步到主窗口。</w:t>
       </w:r>
@@ -2612,15 +2564,7 @@
         <w:t xml:space="preserve">3. </w:t>
       </w:r>
       <w:r>
-        <w:t>支持设置上传限速、下载限速和失败重试次数，</w:t>
-      </w:r>
-      <w:proofErr w:type="gramStart"/>
-      <w:r>
-        <w:t>不</w:t>
-      </w:r>
-      <w:proofErr w:type="gramEnd"/>
-      <w:r>
-        <w:t>限速时数值设为</w:t>
+        <w:t>支持设置上传限速、下载限速和失败重试次数，不限速时数值设为</w:t>
       </w:r>
       <w:r>
         <w:t>0</w:t>
@@ -2659,15 +2603,7 @@
         <w:t xml:space="preserve">6. </w:t>
       </w:r>
       <w:r>
-        <w:t>支持选择接收目录，文件</w:t>
-      </w:r>
-      <w:proofErr w:type="gramStart"/>
-      <w:r>
-        <w:t>接收端会按</w:t>
-      </w:r>
-      <w:proofErr w:type="gramEnd"/>
-      <w:r>
-        <w:t>该目录落盘。</w:t>
+        <w:t>支持选择接收目录，文件接收端会按该目录落盘。</w:t>
       </w:r>
     </w:p>
     <w:p>
@@ -2810,22 +2746,15 @@
         </w:rPr>
         <w:t xml:space="preserve">1. </w:t>
       </w:r>
-      <w:proofErr w:type="spellStart"/>
-      <w:r>
-        <w:t>LanPeer.scan</w:t>
-      </w:r>
-      <w:proofErr w:type="spellEnd"/>
-      <w:r>
-        <w:t>()</w:t>
+      <w:r>
+        <w:t>LanPeer.scan()</w:t>
       </w:r>
       <w:r>
         <w:t>创建</w:t>
       </w:r>
-      <w:proofErr w:type="spellStart"/>
       <w:r>
         <w:t>DatagramSocket</w:t>
       </w:r>
-      <w:proofErr w:type="spellEnd"/>
       <w:r>
         <w:t>，向</w:t>
       </w:r>
@@ -2866,13 +2795,8 @@
         </w:rPr>
         <w:t xml:space="preserve"> </w:t>
       </w:r>
-      <w:proofErr w:type="spellStart"/>
-      <w:r>
-        <w:t>LanPeer.replyLoop</w:t>
-      </w:r>
-      <w:proofErr w:type="spellEnd"/>
-      <w:r>
-        <w:t>()</w:t>
+      <w:r>
+        <w:t>LanPeer.replyLoop()</w:t>
       </w:r>
       <w:r>
         <w:t>监听发现端口，收到同组请求后回复用户</w:t>
@@ -2901,24 +2825,14 @@
         </w:rPr>
         <w:t xml:space="preserve">3. </w:t>
       </w:r>
-      <w:proofErr w:type="spellStart"/>
-      <w:r>
-        <w:t>LanPeer.knownDevices</w:t>
-      </w:r>
-      <w:proofErr w:type="spellEnd"/>
-      <w:r>
-        <w:t>()</w:t>
+      <w:r>
+        <w:t>LanPeer.knownDevices()</w:t>
       </w:r>
       <w:r>
         <w:t>按最后发现时间生成在线或离线结果，</w:t>
       </w:r>
-      <w:proofErr w:type="spellStart"/>
-      <w:r>
-        <w:t>LocalBackend.loadAllDevices</w:t>
-      </w:r>
-      <w:proofErr w:type="spellEnd"/>
-      <w:r>
-        <w:t>()</w:t>
+      <w:r>
+        <w:t>LocalBackend.loadAllDevices()</w:t>
       </w:r>
       <w:r>
         <w:t>交给用户列表页展示。</w:t>
@@ -2950,11 +2864,9 @@
       <w:r>
         <w:t>发现协议额外携带签名、头像、用户状态和</w:t>
       </w:r>
-      <w:proofErr w:type="spellStart"/>
       <w:r>
         <w:t>groupHash</w:t>
       </w:r>
-      <w:proofErr w:type="spellEnd"/>
       <w:r>
         <w:t>，支撑在线检测、状态条件传输和传输口令小群组。</w:t>
       </w:r>
@@ -3005,31 +2917,16 @@
         <w:t xml:space="preserve">1. </w:t>
       </w:r>
       <w:r>
-        <w:t>文件</w:t>
-      </w:r>
-      <w:proofErr w:type="gramStart"/>
-      <w:r>
-        <w:t>传输页把用户</w:t>
-      </w:r>
-      <w:proofErr w:type="gramEnd"/>
-      <w:r>
-        <w:t>卡片、近期对象和本地分组写入</w:t>
-      </w:r>
-      <w:proofErr w:type="spellStart"/>
+        <w:t>文件传输页把用户卡片、近期对象和本地分组写入</w:t>
+      </w:r>
       <w:r>
         <w:t>selectedTargets</w:t>
       </w:r>
-      <w:proofErr w:type="spellEnd"/>
       <w:r>
         <w:t>，</w:t>
       </w:r>
-      <w:proofErr w:type="spellStart"/>
-      <w:r>
-        <w:t>LocalBackend.startTransfer</w:t>
-      </w:r>
-      <w:proofErr w:type="spellEnd"/>
-      <w:r>
-        <w:t>()</w:t>
+      <w:r>
+        <w:t>LocalBackend.startTransfer()</w:t>
       </w:r>
       <w:r>
         <w:t>接收目标列表。</w:t>
@@ -3046,32 +2943,14 @@
         </w:rPr>
         <w:t xml:space="preserve">2. </w:t>
       </w:r>
-      <w:proofErr w:type="spellStart"/>
-      <w:r>
-        <w:t>GroupStore.expand</w:t>
-      </w:r>
-      <w:proofErr w:type="spellEnd"/>
-      <w:r>
-        <w:t>()</w:t>
-      </w:r>
-      <w:r>
-        <w:t>把</w:t>
-      </w:r>
-      <w:proofErr w:type="gramStart"/>
-      <w:r>
-        <w:t>组目标</w:t>
-      </w:r>
-      <w:proofErr w:type="gramEnd"/>
-      <w:r>
-        <w:t>展开为真实成员并去重，单用户目标直接保留，最终统一交给</w:t>
-      </w:r>
-      <w:proofErr w:type="spellStart"/>
-      <w:r>
-        <w:t>UdpTx.run</w:t>
-      </w:r>
-      <w:proofErr w:type="spellEnd"/>
-      <w:r>
-        <w:t>()</w:t>
+      <w:r>
+        <w:t>GroupStore.expand()</w:t>
+      </w:r>
+      <w:r>
+        <w:t>把组目标展开为真实成员并去重，单用户目标直接保留，最终统一交给</w:t>
+      </w:r>
+      <w:r>
+        <w:t>UdpTx.run()</w:t>
       </w:r>
       <w:r>
         <w:t>。</w:t>
@@ -3100,19 +2979,15 @@
         </w:rPr>
         <w:t>关联：</w:t>
       </w:r>
-      <w:proofErr w:type="spellStart"/>
       <w:r>
         <w:t>RecentStore</w:t>
       </w:r>
-      <w:proofErr w:type="spellEnd"/>
       <w:r>
         <w:t>记录近期对象；</w:t>
       </w:r>
-      <w:proofErr w:type="spellStart"/>
       <w:r>
         <w:t>GroupStore</w:t>
       </w:r>
-      <w:proofErr w:type="spellEnd"/>
       <w:r>
         <w:t>保存分组名、成员快照和默认口令。</w:t>
       </w:r>
@@ -3179,21 +3054,7 @@
         <w:rPr>
           <w:rFonts w:hint="eastAsia"/>
         </w:rPr>
-        <w:t xml:space="preserve">1. </w:t>
-      </w:r>
-      <w:proofErr w:type="spellStart"/>
-      <w:r>
-        <w:rPr>
-          <w:rFonts w:hint="eastAsia"/>
-        </w:rPr>
-        <w:t>UdpTx.run</w:t>
-      </w:r>
-      <w:proofErr w:type="spellEnd"/>
-      <w:r>
-        <w:rPr>
-          <w:rFonts w:hint="eastAsia"/>
-        </w:rPr>
-        <w:t>()</w:t>
+        <w:t>1. UdpTx.run()</w:t>
       </w:r>
       <w:r>
         <w:rPr>
@@ -3201,14 +3062,12 @@
         </w:rPr>
         <w:t>整理文件与文件夹，生成</w:t>
       </w:r>
-      <w:proofErr w:type="spellStart"/>
       <w:r>
         <w:rPr>
           <w:rFonts w:hint="eastAsia"/>
         </w:rPr>
         <w:t>SourceFile</w:t>
       </w:r>
-      <w:proofErr w:type="spellEnd"/>
       <w:r>
         <w:rPr>
           <w:rFonts w:hint="eastAsia"/>
@@ -3224,66 +3083,24 @@
         <w:rPr>
           <w:rFonts w:hint="eastAsia"/>
         </w:rPr>
-        <w:t xml:space="preserve">2. </w:t>
-      </w:r>
-      <w:proofErr w:type="spellStart"/>
-      <w:r>
-        <w:rPr>
-          <w:rFonts w:hint="eastAsia"/>
-        </w:rPr>
-        <w:t>UdpTx.sendTargets</w:t>
-      </w:r>
-      <w:proofErr w:type="spellEnd"/>
-      <w:r>
-        <w:rPr>
-          <w:rFonts w:hint="eastAsia"/>
-        </w:rPr>
-        <w:t>()</w:t>
-      </w:r>
-      <w:r>
-        <w:rPr>
-          <w:rFonts w:hint="eastAsia"/>
-        </w:rPr>
-        <w:t>按目标</w:t>
-      </w:r>
-      <w:proofErr w:type="gramStart"/>
-      <w:r>
-        <w:rPr>
-          <w:rFonts w:hint="eastAsia"/>
-        </w:rPr>
-        <w:t>数创建</w:t>
-      </w:r>
-      <w:proofErr w:type="gramEnd"/>
-      <w:r>
-        <w:rPr>
-          <w:rFonts w:hint="eastAsia"/>
-        </w:rPr>
-        <w:t>固定线程池，对多个目标并发发送。</w:t>
-      </w:r>
-    </w:p>
-    <w:p>
-      <w:pPr>
-        <w:jc w:val="left"/>
-      </w:pPr>
-      <w:r>
-        <w:rPr>
-          <w:rFonts w:hint="eastAsia"/>
-        </w:rPr>
-        <w:t xml:space="preserve">3. </w:t>
-      </w:r>
-      <w:proofErr w:type="spellStart"/>
-      <w:r>
-        <w:rPr>
-          <w:rFonts w:hint="eastAsia"/>
-        </w:rPr>
-        <w:t>UdpTx.sendChunks</w:t>
-      </w:r>
-      <w:proofErr w:type="spellEnd"/>
-      <w:r>
-        <w:rPr>
-          <w:rFonts w:hint="eastAsia"/>
-        </w:rPr>
-        <w:t>()</w:t>
+        <w:t>2. UdpTx.sendTargets()</w:t>
+      </w:r>
+      <w:r>
+        <w:rPr>
+          <w:rFonts w:hint="eastAsia"/>
+        </w:rPr>
+        <w:t>按目标数创建固定线程池，对多个目标并发发送。</w:t>
+      </w:r>
+    </w:p>
+    <w:p>
+      <w:pPr>
+        <w:jc w:val="left"/>
+      </w:pPr>
+      <w:r>
+        <w:rPr>
+          <w:rFonts w:hint="eastAsia"/>
+        </w:rPr>
+        <w:t>3. UdpTx.sendChunks()</w:t>
       </w:r>
       <w:r>
         <w:rPr>
@@ -3326,19 +3143,11 @@
         </w:rPr>
         <w:t>BEGIN</w:t>
       </w:r>
-      <w:proofErr w:type="gramStart"/>
-      <w:r>
-        <w:rPr>
-          <w:rFonts w:hint="eastAsia"/>
-        </w:rPr>
-        <w:t>包建立</w:t>
-      </w:r>
-      <w:proofErr w:type="gramEnd"/>
-      <w:r>
-        <w:rPr>
-          <w:rFonts w:hint="eastAsia"/>
-        </w:rPr>
-        <w:t>任务，</w:t>
+      <w:r>
+        <w:rPr>
+          <w:rFonts w:hint="eastAsia"/>
+        </w:rPr>
+        <w:t>包建立任务，</w:t>
       </w:r>
       <w:r>
         <w:rPr>
@@ -3442,21 +3251,7 @@
         <w:rPr>
           <w:rFonts w:hint="eastAsia"/>
         </w:rPr>
-        <w:t xml:space="preserve">1. </w:t>
-      </w:r>
-      <w:proofErr w:type="spellStart"/>
-      <w:r>
-        <w:rPr>
-          <w:rFonts w:hint="eastAsia"/>
-        </w:rPr>
-        <w:t>UdpRx.handleBegin</w:t>
-      </w:r>
-      <w:proofErr w:type="spellEnd"/>
-      <w:r>
-        <w:rPr>
-          <w:rFonts w:hint="eastAsia"/>
-        </w:rPr>
-        <w:t>()</w:t>
+        <w:t>1. UdpRx.handleBegin()</w:t>
       </w:r>
       <w:r>
         <w:rPr>
@@ -3479,21 +3274,7 @@
         <w:rPr>
           <w:rFonts w:hint="eastAsia"/>
         </w:rPr>
-        <w:t>接收</w:t>
-      </w:r>
-      <w:proofErr w:type="gramStart"/>
-      <w:r>
-        <w:rPr>
-          <w:rFonts w:hint="eastAsia"/>
-        </w:rPr>
-        <w:t>端允许</w:t>
-      </w:r>
-      <w:proofErr w:type="gramEnd"/>
-      <w:r>
-        <w:rPr>
-          <w:rFonts w:hint="eastAsia"/>
-        </w:rPr>
-        <w:t>后创建</w:t>
+        <w:t>接收端允许后创建</w:t>
       </w:r>
       <w:r>
         <w:rPr>
@@ -3540,21 +3321,7 @@
         <w:rPr>
           <w:rFonts w:hint="eastAsia"/>
         </w:rPr>
-        <w:t xml:space="preserve">3. </w:t>
-      </w:r>
-      <w:proofErr w:type="spellStart"/>
-      <w:r>
-        <w:rPr>
-          <w:rFonts w:hint="eastAsia"/>
-        </w:rPr>
-        <w:t>UdpRx.handleData</w:t>
-      </w:r>
-      <w:proofErr w:type="spellEnd"/>
-      <w:r>
-        <w:rPr>
-          <w:rFonts w:hint="eastAsia"/>
-        </w:rPr>
-        <w:t>()</w:t>
+        <w:t>3. UdpRx.handleData()</w:t>
       </w:r>
       <w:r>
         <w:rPr>
@@ -3574,19 +3341,11 @@
         </w:rPr>
         <w:t>；</w:t>
       </w:r>
-      <w:proofErr w:type="spellStart"/>
-      <w:r>
-        <w:rPr>
-          <w:rFonts w:hint="eastAsia"/>
-        </w:rPr>
-        <w:t>UdpTx.awaitAck</w:t>
-      </w:r>
-      <w:proofErr w:type="spellEnd"/>
-      <w:r>
-        <w:rPr>
-          <w:rFonts w:hint="eastAsia"/>
-        </w:rPr>
-        <w:t>()</w:t>
+      <w:r>
+        <w:rPr>
+          <w:rFonts w:hint="eastAsia"/>
+        </w:rPr>
+        <w:t>UdpTx.awaitAck()</w:t>
       </w:r>
       <w:r>
         <w:rPr>
@@ -3594,42 +3353,36 @@
         </w:rPr>
         <w:t>按</w:t>
       </w:r>
-      <w:proofErr w:type="spellStart"/>
       <w:r>
         <w:rPr>
           <w:rFonts w:hint="eastAsia"/>
         </w:rPr>
         <w:t>jobId</w:t>
       </w:r>
-      <w:proofErr w:type="spellEnd"/>
       <w:r>
         <w:rPr>
           <w:rFonts w:hint="eastAsia"/>
         </w:rPr>
         <w:t>、</w:t>
       </w:r>
-      <w:proofErr w:type="spellStart"/>
       <w:r>
         <w:rPr>
           <w:rFonts w:hint="eastAsia"/>
         </w:rPr>
         <w:t>fileIndex</w:t>
       </w:r>
-      <w:proofErr w:type="spellEnd"/>
       <w:r>
         <w:rPr>
           <w:rFonts w:hint="eastAsia"/>
         </w:rPr>
         <w:t>和</w:t>
       </w:r>
-      <w:proofErr w:type="spellStart"/>
       <w:r>
         <w:rPr>
           <w:rFonts w:hint="eastAsia"/>
         </w:rPr>
         <w:t>chunkIndex</w:t>
       </w:r>
-      <w:proofErr w:type="spellEnd"/>
       <w:r>
         <w:rPr>
           <w:rFonts w:hint="eastAsia"/>
@@ -3714,21 +3467,7 @@
         <w:rPr>
           <w:rFonts w:hint="eastAsia"/>
         </w:rPr>
-        <w:t xml:space="preserve">1. </w:t>
-      </w:r>
-      <w:proofErr w:type="spellStart"/>
-      <w:r>
-        <w:rPr>
-          <w:rFonts w:hint="eastAsia"/>
-        </w:rPr>
-        <w:t>UdpTx.sendWithAck</w:t>
-      </w:r>
-      <w:proofErr w:type="spellEnd"/>
-      <w:r>
-        <w:rPr>
-          <w:rFonts w:hint="eastAsia"/>
-        </w:rPr>
-        <w:t>()</w:t>
+        <w:t>1. UdpTx.sendWithAck()</w:t>
       </w:r>
       <w:r>
         <w:rPr>
@@ -3736,14 +3475,12 @@
         </w:rPr>
         <w:t>按</w:t>
       </w:r>
-      <w:proofErr w:type="spellStart"/>
       <w:r>
         <w:rPr>
           <w:rFonts w:hint="eastAsia"/>
         </w:rPr>
         <w:t>maxRetries</w:t>
       </w:r>
-      <w:proofErr w:type="spellEnd"/>
       <w:r>
         <w:rPr>
           <w:rFonts w:hint="eastAsia"/>
@@ -3785,19 +3522,11 @@
         </w:rPr>
         <w:t>DATA</w:t>
       </w:r>
-      <w:proofErr w:type="gramStart"/>
-      <w:r>
-        <w:rPr>
-          <w:rFonts w:hint="eastAsia"/>
-        </w:rPr>
-        <w:t>分片未</w:t>
-      </w:r>
-      <w:proofErr w:type="gramEnd"/>
-      <w:r>
-        <w:rPr>
-          <w:rFonts w:hint="eastAsia"/>
-        </w:rPr>
-        <w:t>确认、接收拒绝、读取失败和</w:t>
+      <w:r>
+        <w:rPr>
+          <w:rFonts w:hint="eastAsia"/>
+        </w:rPr>
+        <w:t>分片未确认、接收拒绝、读取失败和</w:t>
       </w:r>
       <w:r>
         <w:rPr>
@@ -3828,14 +3557,12 @@
         </w:rPr>
         <w:t>失败原因写入</w:t>
       </w:r>
-      <w:proofErr w:type="spellStart"/>
       <w:r>
         <w:rPr>
           <w:rFonts w:hint="eastAsia"/>
         </w:rPr>
         <w:t>TransferSummary</w:t>
       </w:r>
-      <w:proofErr w:type="spellEnd"/>
       <w:r>
         <w:rPr>
           <w:rFonts w:hint="eastAsia"/>
@@ -3858,16 +3585,8 @@
         <w:rPr>
           <w:rFonts w:hint="eastAsia"/>
         </w:rPr>
-        <w:t>.</w:t>
-      </w:r>
-      <w:proofErr w:type="spellStart"/>
-      <w:r>
-        <w:rPr>
-          <w:rFonts w:hint="eastAsia"/>
-        </w:rPr>
-        <w:t>part.meta</w:t>
-      </w:r>
-      <w:proofErr w:type="spellEnd"/>
+        <w:t>.part.meta</w:t>
+      </w:r>
       <w:r>
         <w:rPr>
           <w:rFonts w:hint="eastAsia"/>
@@ -3878,27 +3597,13 @@
         <w:rPr>
           <w:rFonts w:hint="eastAsia"/>
         </w:rPr>
-        <w:t>，</w:t>
-      </w:r>
-      <w:proofErr w:type="gramStart"/>
-      <w:r>
-        <w:rPr>
-          <w:rFonts w:hint="eastAsia"/>
-        </w:rPr>
-        <w:t>续传</w:t>
-      </w:r>
-      <w:r>
-        <w:rPr>
-          <w:rFonts w:hint="eastAsia"/>
-        </w:rPr>
-        <w:t>只补缺</w:t>
-      </w:r>
-      <w:proofErr w:type="gramEnd"/>
-      <w:r>
-        <w:rPr>
-          <w:rFonts w:hint="eastAsia"/>
-        </w:rPr>
-        <w:t>失分片。</w:t>
+        <w:t>，续传</w:t>
+      </w:r>
+      <w:r>
+        <w:rPr>
+          <w:rFonts w:hint="eastAsia"/>
+        </w:rPr>
+        <w:t>只补缺失分片。</w:t>
       </w:r>
     </w:p>
     <w:p>
@@ -3951,21 +3656,7 @@
         <w:rPr>
           <w:rFonts w:hint="eastAsia"/>
         </w:rPr>
-        <w:t xml:space="preserve">. </w:t>
-      </w:r>
-      <w:proofErr w:type="spellStart"/>
-      <w:r>
-        <w:rPr>
-          <w:rFonts w:hint="eastAsia"/>
-        </w:rPr>
-        <w:t>UdpTx.run</w:t>
-      </w:r>
-      <w:proofErr w:type="spellEnd"/>
-      <w:r>
-        <w:rPr>
-          <w:rFonts w:hint="eastAsia"/>
-        </w:rPr>
-        <w:t>()</w:t>
+        <w:t>. UdpTx.run()</w:t>
       </w:r>
       <w:r>
         <w:rPr>
@@ -3990,14 +3681,12 @@
         </w:rPr>
         <w:t>每个文件目标组合生成</w:t>
       </w:r>
-      <w:proofErr w:type="spellStart"/>
       <w:r>
         <w:rPr>
           <w:rFonts w:hint="eastAsia"/>
         </w:rPr>
         <w:t>TransferTask</w:t>
       </w:r>
-      <w:proofErr w:type="spellEnd"/>
       <w:r>
         <w:rPr>
           <w:rFonts w:hint="eastAsia"/>
@@ -4013,100 +3702,342 @@
         <w:rPr>
           <w:rFonts w:hint="eastAsia"/>
         </w:rPr>
+        <w:t>3. FileTransfer.showTransferResultPage()</w:t>
+      </w:r>
+      <w:r>
+        <w:rPr>
+          <w:rFonts w:hint="eastAsia"/>
+        </w:rPr>
+        <w:t>展示统计卡、任务表和传输日志。</w:t>
+      </w:r>
+    </w:p>
+    <w:p>
+      <w:pPr>
+        <w:jc w:val="left"/>
+      </w:pPr>
+      <w:r>
+        <w:rPr>
+          <w:rFonts w:hint="eastAsia"/>
+          <w:b/>
+        </w:rPr>
+        <w:t>特色功能关联：</w:t>
+      </w:r>
+      <w:r>
+        <w:rPr>
+          <w:rFonts w:hint="eastAsia"/>
+        </w:rPr>
+        <w:t>结果页</w:t>
+      </w:r>
+      <w:r>
+        <w:rPr>
+          <w:rFonts w:hint="eastAsia"/>
+        </w:rPr>
+        <w:t>的</w:t>
+      </w:r>
+      <w:r>
+        <w:rPr>
+          <w:rFonts w:hint="eastAsia"/>
+        </w:rPr>
+        <w:t>传输中进度刷新、清除已完成、清空日志</w:t>
+      </w:r>
+      <w:r>
+        <w:rPr>
+          <w:rFonts w:hint="eastAsia"/>
+        </w:rPr>
+        <w:t>以及</w:t>
+      </w:r>
+      <w:r>
+        <w:rPr>
+          <w:rFonts w:hint="eastAsia"/>
+        </w:rPr>
+        <w:t>完成提示音。</w:t>
+      </w:r>
+    </w:p>
+    <w:p>
+      <w:pPr>
+        <w:pStyle w:val="4"/>
+        <w:jc w:val="left"/>
+      </w:pPr>
+      <w:r>
+        <w:rPr>
+          <w:rFonts w:hint="eastAsia"/>
+        </w:rPr>
+        <w:t>特色功能</w:t>
+      </w:r>
+    </w:p>
+    <w:p>
+      <w:pPr>
+        <w:jc w:val="left"/>
+        <w:rPr>
+          <w:b/>
+        </w:rPr>
+      </w:pPr>
+      <w:r>
+        <w:rPr>
+          <w:b/>
+        </w:rPr>
+        <w:t>登录注册页</w:t>
+      </w:r>
+    </w:p>
+    <w:p>
+      <w:pPr>
+        <w:numPr>
+          <w:ilvl w:val="0"/>
+          <w:numId w:val="3"/>
+        </w:numPr>
+        <w:jc w:val="left"/>
+        <w:rPr>
+          <w:rFonts w:hint="eastAsia"/>
+        </w:rPr>
+      </w:pPr>
+      <w:r>
+        <w:rPr>
+          <w:b/>
+        </w:rPr>
+        <w:t>无服务器账号仓库</w:t>
+      </w:r>
+    </w:p>
+    <w:p>
+      <w:pPr>
+        <w:jc w:val="left"/>
+        <w:rPr>
+          <w:bCs/>
+        </w:rPr>
+      </w:pPr>
+      <w:r>
+        <w:rPr>
+          <w:rFonts w:hint="eastAsia"/>
+          <w:b/>
+        </w:rPr>
+        <w:t>功能</w:t>
+      </w:r>
+      <w:r>
+        <w:rPr>
+          <w:b/>
+        </w:rPr>
+        <w:t>：</w:t>
+      </w:r>
+      <w:r>
+        <w:rPr>
+          <w:rFonts w:hint="eastAsia"/>
+          <w:bCs/>
+        </w:rPr>
+        <w:t>一段简短的话描述此特色功能的功能。</w:t>
+      </w:r>
+    </w:p>
+    <w:p>
+      <w:pPr>
+        <w:jc w:val="left"/>
+        <w:rPr>
+          <w:rFonts w:hint="eastAsia"/>
+        </w:rPr>
+      </w:pPr>
+      <w:r>
+        <w:rPr>
+          <w:rFonts w:hint="eastAsia"/>
+          <w:b/>
+          <w:bCs/>
+        </w:rPr>
+        <w:lastRenderedPageBreak/>
+        <w:t>实现：</w:t>
+      </w:r>
+      <w:r>
+        <w:rPr>
+          <w:b/>
+          <w:bCs/>
+        </w:rPr>
+        <w:t xml:space="preserve"> </w:t>
+      </w:r>
+      <w:r>
+        <w:rPr>
+          <w:rFonts w:hint="eastAsia"/>
+        </w:rPr>
+        <w:t>代码层面的实现原理简述，参考上面的基础功能的实现的描述</w:t>
+      </w:r>
+    </w:p>
+    <w:p>
+      <w:pPr>
+        <w:jc w:val="left"/>
+      </w:pPr>
+      <w:r>
+        <w:rPr>
+          <w:rFonts w:hint="eastAsia"/>
+        </w:rPr>
+        <w:t xml:space="preserve">1. </w:t>
+      </w:r>
+    </w:p>
+    <w:p>
+      <w:pPr>
+        <w:jc w:val="left"/>
+      </w:pPr>
+      <w:r>
+        <w:rPr>
+          <w:rFonts w:hint="eastAsia"/>
+        </w:rPr>
+        <w:t xml:space="preserve">2. </w:t>
+      </w:r>
+    </w:p>
+    <w:p>
+      <w:pPr>
+        <w:jc w:val="left"/>
+        <w:rPr>
+          <w:rFonts w:hint="eastAsia"/>
+        </w:rPr>
+      </w:pPr>
+      <w:r>
+        <w:rPr>
+          <w:rFonts w:hint="eastAsia"/>
+        </w:rPr>
         <w:t xml:space="preserve">3. </w:t>
       </w:r>
-      <w:proofErr w:type="spellStart"/>
-      <w:r>
-        <w:rPr>
-          <w:rFonts w:hint="eastAsia"/>
-        </w:rPr>
-        <w:t>FileTransfer.showTransferResultPage</w:t>
-      </w:r>
-      <w:proofErr w:type="spellEnd"/>
-      <w:r>
-        <w:rPr>
-          <w:rFonts w:hint="eastAsia"/>
-        </w:rPr>
-        <w:t>()</w:t>
-      </w:r>
-      <w:r>
-        <w:rPr>
-          <w:rFonts w:hint="eastAsia"/>
-        </w:rPr>
-        <w:t>展示统计卡、任务表和传输日志。</w:t>
-      </w:r>
-    </w:p>
-    <w:p>
-      <w:pPr>
-        <w:jc w:val="left"/>
-      </w:pPr>
-      <w:r>
-        <w:rPr>
-          <w:rFonts w:hint="eastAsia"/>
-          <w:b/>
-        </w:rPr>
-        <w:t>特色功能关联：</w:t>
-      </w:r>
-      <w:r>
-        <w:rPr>
-          <w:rFonts w:hint="eastAsia"/>
-        </w:rPr>
-        <w:t>结果页</w:t>
-      </w:r>
-      <w:r>
-        <w:rPr>
-          <w:rFonts w:hint="eastAsia"/>
-        </w:rPr>
-        <w:t>的</w:t>
-      </w:r>
-      <w:r>
-        <w:rPr>
-          <w:rFonts w:hint="eastAsia"/>
-        </w:rPr>
-        <w:t>传输中进度刷新、清除已完成、清空日</w:t>
-      </w:r>
-      <w:proofErr w:type="gramStart"/>
-      <w:r>
-        <w:rPr>
-          <w:rFonts w:hint="eastAsia"/>
-        </w:rPr>
-        <w:t>志</w:t>
-      </w:r>
-      <w:r>
-        <w:rPr>
-          <w:rFonts w:hint="eastAsia"/>
-        </w:rPr>
-        <w:t>以及</w:t>
-      </w:r>
-      <w:proofErr w:type="gramEnd"/>
-      <w:r>
-        <w:rPr>
-          <w:rFonts w:hint="eastAsia"/>
-        </w:rPr>
-        <w:t>完成提示音。</w:t>
-      </w:r>
-    </w:p>
-    <w:p>
-      <w:pPr>
-        <w:pStyle w:val="4"/>
-        <w:jc w:val="left"/>
-      </w:pPr>
-      <w:r>
-        <w:rPr>
-          <w:rFonts w:hint="eastAsia"/>
-        </w:rPr>
-        <w:t>特色功能</w:t>
-      </w:r>
-    </w:p>
-    <w:p>
-      <w:pPr>
-        <w:jc w:val="left"/>
-      </w:pPr>
-      <w:r>
-        <w:rPr>
-          <w:b/>
-        </w:rPr>
-        <w:t>登录注册页</w:t>
+      <w:r>
+        <w:rPr>
+          <w:rFonts w:hint="eastAsia"/>
+        </w:rPr>
+        <w:t>……</w:t>
+      </w:r>
+    </w:p>
+    <w:p>
+      <w:pPr>
+        <w:jc w:val="left"/>
+      </w:pPr>
+      <w:r>
+        <w:t xml:space="preserve">2. </w:t>
+      </w:r>
+      <w:r>
+        <w:rPr>
+          <w:b/>
+        </w:rPr>
+        <w:t>安全凭据保存：</w:t>
+      </w:r>
+      <w:r>
+        <w:t>密码使用盐值和</w:t>
+      </w:r>
+      <w:r>
+        <w:t>PBKDF2</w:t>
+      </w:r>
+      <w:r>
+        <w:t>摘要保存，账号表不保存明文密码。</w:t>
+      </w:r>
+    </w:p>
+    <w:p>
+      <w:pPr>
+        <w:jc w:val="left"/>
+      </w:pPr>
+      <w:r>
+        <w:t xml:space="preserve">3. </w:t>
+      </w:r>
+      <w:r>
+        <w:rPr>
+          <w:b/>
+        </w:rPr>
+        <w:t>辅助账号令牌隔离：</w:t>
+      </w:r>
+      <w:r>
+        <w:t>注册</w:t>
+      </w:r>
+      <w:r>
+        <w:t>push</w:t>
+      </w:r>
+      <w:r>
+        <w:t>只读取运行时</w:t>
+      </w:r>
+      <w:r>
+        <w:t>ACCO_T</w:t>
+      </w:r>
+      <w:r>
+        <w:t>或</w:t>
+      </w:r>
+      <w:r>
+        <w:t>-Dacco.t</w:t>
+      </w:r>
+      <w:r>
+        <w:t>，不使用本机</w:t>
+      </w:r>
+      <w:r>
+        <w:t>GitHub</w:t>
+      </w:r>
+      <w:r>
+        <w:t>主账号凭据。</w:t>
+      </w:r>
+    </w:p>
+    <w:p>
+      <w:pPr>
+        <w:jc w:val="left"/>
+      </w:pPr>
+      <w:r>
+        <w:t xml:space="preserve">4. </w:t>
+      </w:r>
+      <w:r>
+        <w:rPr>
+          <w:b/>
+        </w:rPr>
+        <w:t>记住账号：</w:t>
+      </w:r>
+      <w:r>
+        <w:t>本机</w:t>
+      </w:r>
+      <w:r>
+        <w:t>la</w:t>
+      </w:r>
+      <w:r>
+        <w:t>只保存最近登录账号，不保存密码，登录页异步回填账号框。</w:t>
+      </w:r>
+    </w:p>
+    <w:p>
+      <w:pPr>
+        <w:jc w:val="left"/>
+      </w:pPr>
+      <w:r>
+        <w:t xml:space="preserve">5. </w:t>
+      </w:r>
+      <w:r>
+        <w:rPr>
+          <w:b/>
+        </w:rPr>
+        <w:t>注册等待提示：</w:t>
+      </w:r>
+      <w:r>
+        <w:t>注册后等待</w:t>
+      </w:r>
+      <w:r>
+        <w:t>Actions</w:t>
+      </w:r>
+      <w:r>
+        <w:t>合入，未合入时进入等待提示，避免伪装成本地已注册成功。</w:t>
+      </w:r>
+    </w:p>
+    <w:p>
+      <w:pPr>
+        <w:jc w:val="left"/>
+      </w:pPr>
+      <w:r>
+        <w:t xml:space="preserve">6. </w:t>
+      </w:r>
+      <w:r>
+        <w:rPr>
+          <w:b/>
+        </w:rPr>
+        <w:t>密码显示切换：</w:t>
+      </w:r>
+      <w:r>
+        <w:t>登录和注册密码框支持小眼睛按钮切换明文与隐藏。</w:t>
+      </w:r>
+    </w:p>
+    <w:p>
+      <w:pPr>
+        <w:jc w:val="left"/>
+      </w:pPr>
+    </w:p>
+    <w:p>
+      <w:pPr>
+        <w:jc w:val="left"/>
+      </w:pPr>
+      <w:r>
+        <w:rPr>
+          <w:b/>
+        </w:rPr>
+        <w:t>文件传输页</w:t>
       </w:r>
     </w:p>
     <w:p>
@@ -4120,10 +4051,10 @@
         <w:rPr>
           <w:b/>
         </w:rPr>
-        <w:t>无服务器账号仓库：</w:t>
-      </w:r>
-      <w:r>
-        <w:t>AuthStore使用仓库根目录acco作为账号表，注册请求写入req/&lt;账号&gt;，GitHubActions自动合入账号。</w:t>
+        <w:t>拖拽上传：</w:t>
+      </w:r>
+      <w:r>
+        <w:t>支持文件、文件夹和拖拽加入待发送列表。</w:t>
       </w:r>
     </w:p>
     <w:p>
@@ -4137,10 +4068,13 @@
         <w:rPr>
           <w:b/>
         </w:rPr>
-        <w:t>安全凭据保存：</w:t>
-      </w:r>
-      <w:r>
-        <w:t>密码使用盐值和PBKDF2摘要保存，账号表不保存明文密码。</w:t>
+        <w:t>文件类型匹配：</w:t>
+      </w:r>
+      <w:r>
+        <w:t>FileIcons</w:t>
+      </w:r>
+      <w:r>
+        <w:t>识别图标、类型、大小和修改时间，不支持扩展名跳过并提示数量。</w:t>
       </w:r>
     </w:p>
     <w:p>
@@ -4154,10 +4088,13 @@
         <w:rPr>
           <w:b/>
         </w:rPr>
-        <w:t>辅助账号令牌隔离：</w:t>
-      </w:r>
-      <w:r>
-        <w:t>注册push只读取运行时ACCO_T或-Dacco.t，不使用本机GitHub主账号凭据。</w:t>
+        <w:t>近期传输对象：</w:t>
+      </w:r>
+      <w:r>
+        <w:t>RecentStore</w:t>
+      </w:r>
+      <w:r>
+        <w:t>记录真实发送目标，本地分组和近期对象去重后继续展示。</w:t>
       </w:r>
     </w:p>
     <w:p>
@@ -4171,10 +4108,13 @@
         <w:rPr>
           <w:b/>
         </w:rPr>
-        <w:t>记住账号：</w:t>
-      </w:r>
-      <w:r>
-        <w:t>本机la只保存最近登录账号，不保存密码，登录页异步回填账号框。</w:t>
+        <w:t>本地传输分组：</w:t>
+      </w:r>
+      <w:r>
+        <w:t>GroupStore</w:t>
+      </w:r>
+      <w:r>
+        <w:t>保存组名、成员快照和默认口令，发送时展开为真实成员。</w:t>
       </w:r>
     </w:p>
     <w:p>
@@ -4188,10 +4128,10 @@
         <w:rPr>
           <w:b/>
         </w:rPr>
-        <w:t>注册等待提示：</w:t>
-      </w:r>
-      <w:r>
-        <w:t>注册后等待Actions合入，未合入时进入等待提示，避免伪装成本地已注册成功。</w:t>
+        <w:t>本次传输口令：</w:t>
+      </w:r>
+      <w:r>
+        <w:t>发送前弹出单次口令输入框，分组目标可自动预填默认口令。</w:t>
       </w:r>
     </w:p>
     <w:p>
@@ -4205,26 +4145,55 @@
         <w:rPr>
           <w:b/>
         </w:rPr>
-        <w:t>密码显示切换：</w:t>
-      </w:r>
-      <w:r>
-        <w:t>登录和注册密码框支持小眼睛按钮切换明文与隐藏。</w:t>
-      </w:r>
-    </w:p>
-    <w:p>
-      <w:pPr>
-        <w:jc w:val="left"/>
-      </w:pPr>
-    </w:p>
-    <w:p>
-      <w:pPr>
-        <w:jc w:val="left"/>
-      </w:pPr>
-      <w:r>
-        <w:rPr>
-          <w:b/>
-        </w:rPr>
-        <w:t>文件传输页</w:t>
+        <w:t>发送暂停继续：</w:t>
+      </w:r>
+      <w:r>
+        <w:t>发送中可暂停或继续，暂停状态通过</w:t>
+      </w:r>
+      <w:r>
+        <w:t>UdpTx.setPaused()</w:t>
+      </w:r>
+      <w:r>
+        <w:t>影响后续</w:t>
+      </w:r>
+      <w:r>
+        <w:t>UDP</w:t>
+      </w:r>
+      <w:r>
+        <w:t>包发送。</w:t>
+      </w:r>
+    </w:p>
+    <w:p>
+      <w:pPr>
+        <w:jc w:val="left"/>
+      </w:pPr>
+      <w:r>
+        <w:t xml:space="preserve">7. </w:t>
+      </w:r>
+      <w:r>
+        <w:rPr>
+          <w:b/>
+        </w:rPr>
+        <w:t>结果清理：</w:t>
+      </w:r>
+      <w:r>
+        <w:t>结果页支持清除已完成任务和清空日志，便于重复演示。</w:t>
+      </w:r>
+    </w:p>
+    <w:p>
+      <w:pPr>
+        <w:jc w:val="left"/>
+      </w:pPr>
+    </w:p>
+    <w:p>
+      <w:pPr>
+        <w:jc w:val="left"/>
+      </w:pPr>
+      <w:r>
+        <w:rPr>
+          <w:b/>
+        </w:rPr>
+        <w:t>用户列表页</w:t>
       </w:r>
     </w:p>
     <w:p>
@@ -4238,10 +4207,10 @@
         <w:rPr>
           <w:b/>
         </w:rPr>
-        <w:t>拖拽上传：</w:t>
-      </w:r>
-      <w:r>
-        <w:t>支持文件、文件夹和拖拽加入待发送列表。</w:t>
+        <w:t>用户分组双视图：</w:t>
+      </w:r>
+      <w:r>
+        <w:t>矩阵视图只展示单个用户，列表视图只展示本地分组。</w:t>
       </w:r>
     </w:p>
     <w:p>
@@ -4255,10 +4224,10 @@
         <w:rPr>
           <w:b/>
         </w:rPr>
-        <w:t>文件类型匹配：</w:t>
-      </w:r>
-      <w:r>
-        <w:t>FileIcons识别图标、类型、大小和修改时间，不支持扩展名跳过并提示数量。</w:t>
+        <w:t>搜索分流：</w:t>
+      </w:r>
+      <w:r>
+        <w:t>用户视图按昵称和设备名搜索，分组视图按组名和口令搜索。</w:t>
       </w:r>
     </w:p>
     <w:p>
@@ -4272,10 +4241,10 @@
         <w:rPr>
           <w:b/>
         </w:rPr>
-        <w:t>近期传输对象：</w:t>
-      </w:r>
-      <w:r>
-        <w:t>RecentStore记录真实发送目标，本地分组和近期对象去重后继续展示。</w:t>
+        <w:t>页内扫描：</w:t>
+      </w:r>
+      <w:r>
+        <w:t>扫描按钮留在用户列表页，扫描中显示加载动画并禁用重复点击。</w:t>
       </w:r>
     </w:p>
     <w:p>
@@ -4289,10 +4258,22 @@
         <w:rPr>
           <w:b/>
         </w:rPr>
-        <w:t>本地传输分组：</w:t>
-      </w:r>
-      <w:r>
-        <w:t>GroupStore保存组名、成员快照和默认口令，发送时展开为真实成员。</w:t>
+        <w:t>本机标识：</w:t>
+      </w:r>
+      <w:r>
+        <w:t>当前登录设备在用户卡片中标记</w:t>
+      </w:r>
+      <w:r>
+        <w:t>(</w:t>
+      </w:r>
+      <w:r>
+        <w:t>本机</w:t>
+      </w:r>
+      <w:r>
+        <w:t>)</w:t>
+      </w:r>
+      <w:r>
+        <w:t>。</w:t>
       </w:r>
     </w:p>
     <w:p>
@@ -4306,10 +4287,10 @@
         <w:rPr>
           <w:b/>
         </w:rPr>
-        <w:t>本次传输口令：</w:t>
-      </w:r>
-      <w:r>
-        <w:t>发送前弹出单次口令输入框，分组目标可自动预填默认口令。</w:t>
+        <w:t>分组编辑：</w:t>
+      </w:r>
+      <w:r>
+        <w:t>支持新建分组、取消建组、勾选成员、编辑组名、编辑默认口令和展开成员。</w:t>
       </w:r>
     </w:p>
     <w:p>
@@ -4323,10 +4304,19 @@
         <w:rPr>
           <w:b/>
         </w:rPr>
-        <w:t>发送暂停继续：</w:t>
-      </w:r>
-      <w:r>
-        <w:t>发送中可暂停或继续，暂停状态通过UdpTx.setPaused()影响后续UDP包发送。</w:t>
+        <w:t>资料广播同步：</w:t>
+      </w:r>
+      <w:r>
+        <w:t>LanPeer</w:t>
+      </w:r>
+      <w:r>
+        <w:t>静默广播昵称、用户</w:t>
+      </w:r>
+      <w:r>
+        <w:t>ID</w:t>
+      </w:r>
+      <w:r>
+        <w:t>、设备名、签名、状态和头像。</w:t>
       </w:r>
     </w:p>
     <w:p>
@@ -4340,26 +4330,35 @@
         <w:rPr>
           <w:b/>
         </w:rPr>
-        <w:t>结果清理：</w:t>
-      </w:r>
-      <w:r>
-        <w:t>结果页支持清除已完成任务和清空日志，便于重复演示。</w:t>
-      </w:r>
-    </w:p>
-    <w:p>
-      <w:pPr>
-        <w:jc w:val="left"/>
-      </w:pPr>
-    </w:p>
-    <w:p>
-      <w:pPr>
-        <w:jc w:val="left"/>
-      </w:pPr>
-      <w:r>
-        <w:rPr>
-          <w:b/>
-        </w:rPr>
-        <w:t>用户列表页</w:t>
+        <w:t>口令小群组：</w:t>
+      </w:r>
+      <w:r>
+        <w:t>LanPeer</w:t>
+      </w:r>
+      <w:r>
+        <w:t>用</w:t>
+      </w:r>
+      <w:r>
+        <w:t>groupHash</w:t>
+      </w:r>
+      <w:r>
+        <w:t>过滤发现请求，同口令设备才进入同一虚拟传输组。</w:t>
+      </w:r>
+    </w:p>
+    <w:p>
+      <w:pPr>
+        <w:jc w:val="left"/>
+      </w:pPr>
+    </w:p>
+    <w:p>
+      <w:pPr>
+        <w:jc w:val="left"/>
+      </w:pPr>
+      <w:r>
+        <w:rPr>
+          <w:b/>
+        </w:rPr>
+        <w:t>我的页</w:t>
       </w:r>
     </w:p>
     <w:p>
@@ -4373,10 +4372,16 @@
         <w:rPr>
           <w:b/>
         </w:rPr>
-        <w:t>用户分组双视图：</w:t>
-      </w:r>
-      <w:r>
-        <w:t>矩阵视图只展示单个用户，列表视图只展示本地分组。</w:t>
+        <w:t>头像上传压缩：</w:t>
+      </w:r>
+      <w:r>
+        <w:t>选择本地图片后裁剪为中心正方形，压缩为</w:t>
+      </w:r>
+      <w:r>
+        <w:t>128×128JPEG</w:t>
+      </w:r>
+      <w:r>
+        <w:t>并写入账号表。</w:t>
       </w:r>
     </w:p>
     <w:p>
@@ -4390,10 +4395,10 @@
         <w:rPr>
           <w:b/>
         </w:rPr>
-        <w:t>搜索分流：</w:t>
-      </w:r>
-      <w:r>
-        <w:t>用户视图按昵称和设备名搜索，分组视图按组名和口令搜索。</w:t>
+        <w:t>资料行内编辑：</w:t>
+      </w:r>
+      <w:r>
+        <w:t>昵称、设备名和个性签名支持只读与编辑切换，保存后同步账号表。</w:t>
       </w:r>
     </w:p>
     <w:p>
@@ -4407,27 +4412,46 @@
         <w:rPr>
           <w:b/>
         </w:rPr>
-        <w:t>页内扫描：</w:t>
-      </w:r>
-      <w:r>
-        <w:t>扫描按钮留在用户列表页，扫描中显示加载动画并禁用重复点击。</w:t>
-      </w:r>
-    </w:p>
-    <w:p>
-      <w:pPr>
-        <w:jc w:val="left"/>
-      </w:pPr>
-      <w:r>
+        <w:t>用户</w:t>
+      </w:r>
+      <w:r>
+        <w:rPr>
+          <w:b/>
+        </w:rPr>
+        <w:t>ID</w:t>
+      </w:r>
+      <w:r>
+        <w:rPr>
+          <w:b/>
+        </w:rPr>
+        <w:t>复制：</w:t>
+      </w:r>
+      <w:r>
+        <w:t>用户</w:t>
+      </w:r>
+      <w:r>
+        <w:t>ID</w:t>
+      </w:r>
+      <w:r>
+        <w:t>行提供复制按钮，便于组队或调试时快速粘贴。</w:t>
+      </w:r>
+    </w:p>
+    <w:p>
+      <w:pPr>
+        <w:jc w:val="left"/>
+      </w:pPr>
+      <w:r>
+        <w:lastRenderedPageBreak/>
         <w:t xml:space="preserve">4. </w:t>
       </w:r>
       <w:r>
         <w:rPr>
           <w:b/>
         </w:rPr>
-        <w:t>本机标识：</w:t>
-      </w:r>
-      <w:r>
-        <w:t>当前登录设备在用户卡片中标记(本机)。</w:t>
+        <w:t>状态卡切换：</w:t>
+      </w:r>
+      <w:r>
+        <w:t>支持在线、忙碌、隐身和离线等状态卡，当前状态高亮。</w:t>
       </w:r>
     </w:p>
     <w:p>
@@ -4441,10 +4465,10 @@
         <w:rPr>
           <w:b/>
         </w:rPr>
-        <w:t>分组编辑：</w:t>
-      </w:r>
-      <w:r>
-        <w:t>支持新建分组、取消建组、勾选成员、编辑组名、编辑默认口令和展开成员。</w:t>
+        <w:t>自定义状态：</w:t>
+      </w:r>
+      <w:r>
+        <w:t>自定义签名随状态一起保存，并通过局域网发现协议广播。</w:t>
       </w:r>
     </w:p>
     <w:p>
@@ -4458,10 +4482,158 @@
         <w:rPr>
           <w:b/>
         </w:rPr>
-        <w:t>资料广播同步：</w:t>
-      </w:r>
-      <w:r>
-        <w:t>LanPeer静默广播昵称、用户ID、设备名、签名、状态和头像。</w:t>
+        <w:t>状态异步保存：</w:t>
+      </w:r>
+      <w:r>
+        <w:t>状态变化异步写入账号表，避免</w:t>
+      </w:r>
+      <w:r>
+        <w:t>Git</w:t>
+      </w:r>
+      <w:r>
+        <w:t>同步阻塞</w:t>
+      </w:r>
+      <w:r>
+        <w:t>JavaFX</w:t>
+      </w:r>
+      <w:r>
+        <w:t>界面。</w:t>
+      </w:r>
+    </w:p>
+    <w:p>
+      <w:pPr>
+        <w:jc w:val="left"/>
+      </w:pPr>
+    </w:p>
+    <w:p>
+      <w:pPr>
+        <w:jc w:val="left"/>
+      </w:pPr>
+      <w:r>
+        <w:rPr>
+          <w:b/>
+        </w:rPr>
+        <w:t>系统设置页</w:t>
+      </w:r>
+    </w:p>
+    <w:p>
+      <w:pPr>
+        <w:jc w:val="left"/>
+      </w:pPr>
+      <w:r>
+        <w:t xml:space="preserve">1. </w:t>
+      </w:r>
+      <w:r>
+        <w:rPr>
+          <w:b/>
+        </w:rPr>
+        <w:t>本机网络信息：</w:t>
+      </w:r>
+      <w:r>
+        <w:t>展示本机</w:t>
+      </w:r>
+      <w:r>
+        <w:t>IPv4</w:t>
+      </w:r>
+      <w:r>
+        <w:t>地址和</w:t>
+      </w:r>
+      <w:r>
+        <w:t>IPv6</w:t>
+      </w:r>
+      <w:r>
+        <w:t>地址，复制按钮使用统一反馈。</w:t>
+      </w:r>
+    </w:p>
+    <w:p>
+      <w:pPr>
+        <w:jc w:val="left"/>
+      </w:pPr>
+      <w:r>
+        <w:t xml:space="preserve">2. </w:t>
+      </w:r>
+      <w:r>
+        <w:rPr>
+          <w:b/>
+        </w:rPr>
+        <w:t>传输参数配置：</w:t>
+      </w:r>
+      <w:r>
+        <w:t>上传限速、下载限速和失败重试次数可保存并影响真实发送接收流程。</w:t>
+      </w:r>
+    </w:p>
+    <w:p>
+      <w:pPr>
+        <w:jc w:val="left"/>
+      </w:pPr>
+      <w:r>
+        <w:t xml:space="preserve">3. </w:t>
+      </w:r>
+      <w:r>
+        <w:rPr>
+          <w:b/>
+        </w:rPr>
+        <w:t>外观即时应用：</w:t>
+      </w:r>
+      <w:r>
+        <w:t>主题色、系统中文字体、字号和缩放比例可保存并在页面重绘时应用。</w:t>
+      </w:r>
+    </w:p>
+    <w:p>
+      <w:pPr>
+        <w:jc w:val="left"/>
+      </w:pPr>
+      <w:r>
+        <w:t xml:space="preserve">4. </w:t>
+      </w:r>
+      <w:r>
+        <w:rPr>
+          <w:b/>
+        </w:rPr>
+        <w:t>接收目录配置：</w:t>
+      </w:r>
+      <w:r>
+        <w:t>接收目录通过目录选择器设置，接收端按该目录落盘。</w:t>
+      </w:r>
+    </w:p>
+    <w:p>
+      <w:pPr>
+        <w:jc w:val="left"/>
+      </w:pPr>
+      <w:r>
+        <w:t xml:space="preserve">5. </w:t>
+      </w:r>
+      <w:r>
+        <w:rPr>
+          <w:b/>
+        </w:rPr>
+        <w:t>启动行为：</w:t>
+      </w:r>
+      <w:r>
+        <w:t>支持</w:t>
+      </w:r>
+      <w:r>
+        <w:t>Windows</w:t>
+      </w:r>
+      <w:r>
+        <w:t>开机自启动和启动后最小化。</w:t>
+      </w:r>
+    </w:p>
+    <w:p>
+      <w:pPr>
+        <w:jc w:val="left"/>
+      </w:pPr>
+      <w:r>
+        <w:t xml:space="preserve">6. </w:t>
+      </w:r>
+      <w:r>
+        <w:rPr>
+          <w:b/>
+        </w:rPr>
+        <w:t>完成提示音：</w:t>
+      </w:r>
+      <w:r>
+        <w:t>传输或接收完成后按设置播放系统提示音。</w:t>
       </w:r>
     </w:p>
     <w:p>
@@ -4475,26 +4647,26 @@
         <w:rPr>
           <w:b/>
         </w:rPr>
-        <w:t>口令小群组：</w:t>
-      </w:r>
-      <w:r>
-        <w:t>LanPeer用groupHash过滤发现请求，同口令设备才进入同一虚拟传输组。</w:t>
-      </w:r>
-    </w:p>
-    <w:p>
-      <w:pPr>
-        <w:jc w:val="left"/>
-      </w:pPr>
-    </w:p>
-    <w:p>
-      <w:pPr>
-        <w:jc w:val="left"/>
-      </w:pPr>
-      <w:r>
-        <w:rPr>
-          <w:b/>
-        </w:rPr>
-        <w:t>我的页</w:t>
+        <w:t>语言扩展点：</w:t>
+      </w:r>
+      <w:r>
+        <w:t>当前只保存语言字段，不切换界面文案，作为后续多语言扩展保留。</w:t>
+      </w:r>
+    </w:p>
+    <w:p>
+      <w:pPr>
+        <w:jc w:val="left"/>
+      </w:pPr>
+    </w:p>
+    <w:p>
+      <w:pPr>
+        <w:jc w:val="left"/>
+      </w:pPr>
+      <w:r>
+        <w:rPr>
+          <w:b/>
+        </w:rPr>
+        <w:t>主窗口与运行状态</w:t>
       </w:r>
     </w:p>
     <w:p>
@@ -4508,10 +4680,10 @@
         <w:rPr>
           <w:b/>
         </w:rPr>
-        <w:t>头像上传压缩：</w:t>
-      </w:r>
-      <w:r>
-        <w:t>选择本地图片后裁剪为中心正方形，压缩为128×128JPEG并写入账号表。</w:t>
+        <w:t>接收前确认：</w:t>
+      </w:r>
+      <w:r>
+        <w:t>忙碌状态收到文件时弹出确认框，带口令传输时弹出口令校验框。</w:t>
       </w:r>
     </w:p>
     <w:p>
@@ -4525,10 +4697,10 @@
         <w:rPr>
           <w:b/>
         </w:rPr>
-        <w:t>资料行内编辑：</w:t>
-      </w:r>
-      <w:r>
-        <w:t>昵称、设备名和个性签名支持只读与编辑切换，保存后同步账号表。</w:t>
+        <w:t>系统托盘：</w:t>
+      </w:r>
+      <w:r>
+        <w:t>支持托盘图标、最小化到托盘、托盘恢复和托盘退出。</w:t>
       </w:r>
     </w:p>
     <w:p>
@@ -4542,10 +4714,10 @@
         <w:rPr>
           <w:b/>
         </w:rPr>
-        <w:t>用户ID复制：</w:t>
-      </w:r>
-      <w:r>
-        <w:t>用户ID行提供复制按钮，便于组队或调试时快速粘贴。</w:t>
+        <w:t>顶栏头像联动：</w:t>
+      </w:r>
+      <w:r>
+        <w:t>右上角头像继承我的页上传头像，头像异常时回到首字头像。</w:t>
       </w:r>
     </w:p>
     <w:p>
@@ -4559,10 +4731,10 @@
         <w:rPr>
           <w:b/>
         </w:rPr>
-        <w:t>状态卡切换：</w:t>
-      </w:r>
-      <w:r>
-        <w:t>支持在线、忙碌、隐身和离线等状态卡，当前状态高亮。</w:t>
+        <w:t>底栏状态：</w:t>
+      </w:r>
+      <w:r>
+        <w:t>底栏展示连接状态、当前传输模式、当前网速和接收目录。</w:t>
       </w:r>
     </w:p>
     <w:p>
@@ -4576,10 +4748,141 @@
         <w:rPr>
           <w:b/>
         </w:rPr>
-        <w:t>自定义状态：</w:t>
-      </w:r>
-      <w:r>
-        <w:t>自定义签名随状态一起保存，并通过局域网发现协议广播。</w:t>
+        <w:t>实时网速：</w:t>
+      </w:r>
+      <w:r>
+        <w:t>当前网速根据传输中任务动态汇总，不再显示固定样例。</w:t>
+      </w:r>
+    </w:p>
+    <w:p>
+      <w:pPr>
+        <w:jc w:val="left"/>
+      </w:pPr>
+    </w:p>
+    <w:p>
+      <w:pPr>
+        <w:jc w:val="left"/>
+      </w:pPr>
+      <w:r>
+        <w:rPr>
+          <w:b/>
+        </w:rPr>
+        <w:t>传输结果与可靠性增强</w:t>
+      </w:r>
+    </w:p>
+    <w:p>
+      <w:pPr>
+        <w:jc w:val="left"/>
+      </w:pPr>
+      <w:r>
+        <w:t xml:space="preserve">1. </w:t>
+      </w:r>
+      <w:r>
+        <w:rPr>
+          <w:b/>
+        </w:rPr>
+        <w:t>限速智能分配：</w:t>
+      </w:r>
+      <w:r>
+        <w:t>上传限速按可发送目标数分配，接收端按下载限速控制写入节奏。</w:t>
+      </w:r>
+    </w:p>
+    <w:p>
+      <w:pPr>
+        <w:jc w:val="left"/>
+      </w:pPr>
+      <w:r>
+        <w:t xml:space="preserve">2. </w:t>
+      </w:r>
+      <w:r>
+        <w:rPr>
+          <w:b/>
+        </w:rPr>
+        <w:t>分片缓存：</w:t>
+      </w:r>
+      <w:r>
+        <w:t>接收端写入</w:t>
+      </w:r>
+      <w:r>
+        <w:t>.part</w:t>
+      </w:r>
+      <w:r>
+        <w:t>和</w:t>
+      </w:r>
+      <w:r>
+        <w:t>.part.meta</w:t>
+      </w:r>
+      <w:r>
+        <w:t>，记录已接收分片索引。</w:t>
+      </w:r>
+    </w:p>
+    <w:p>
+      <w:pPr>
+        <w:jc w:val="left"/>
+      </w:pPr>
+      <w:r>
+        <w:t xml:space="preserve">3. </w:t>
+      </w:r>
+      <w:r>
+        <w:rPr>
+          <w:b/>
+        </w:rPr>
+        <w:t>断点续传：</w:t>
+      </w:r>
+      <w:r>
+        <w:t>重新</w:t>
+      </w:r>
+      <w:r>
+        <w:t>BEGIN</w:t>
+      </w:r>
+      <w:r>
+        <w:t>时接收端返回缺失分片，发送端只补发缺失分片。</w:t>
+      </w:r>
+    </w:p>
+    <w:p>
+      <w:pPr>
+        <w:jc w:val="left"/>
+      </w:pPr>
+      <w:r>
+        <w:t xml:space="preserve">4. </w:t>
+      </w:r>
+      <w:r>
+        <w:rPr>
+          <w:b/>
+        </w:rPr>
+        <w:t>完整性校验：</w:t>
+      </w:r>
+      <w:r>
+        <w:t>文件收齐后执行</w:t>
+      </w:r>
+      <w:r>
+        <w:t>SHA-256</w:t>
+      </w:r>
+      <w:r>
+        <w:t>校验，失败时返回</w:t>
+      </w:r>
+      <w:r>
+        <w:t>ACK</w:t>
+      </w:r>
+      <w:r>
+        <w:t>失败并进入重试或失败报告。</w:t>
+      </w:r>
+    </w:p>
+    <w:p>
+      <w:pPr>
+        <w:jc w:val="left"/>
+      </w:pPr>
+      <w:r>
+        <w:t xml:space="preserve">5. </w:t>
+      </w:r>
+      <w:r>
+        <w:rPr>
+          <w:b/>
+        </w:rPr>
+        <w:t>剩余时间统计：</w:t>
+      </w:r>
+      <w:r>
+        <w:t>发送端根据已传字节和速度写入预计剩余时间日志。</w:t>
       </w:r>
     </w:p>
     <w:p>
@@ -4593,128 +4896,13 @@
         <w:rPr>
           <w:b/>
         </w:rPr>
-        <w:t>状态异步保存：</w:t>
-      </w:r>
-      <w:r>
-        <w:t>状态变化异步写入账号表，避免Git同步阻塞JavaFX界面。</w:t>
-      </w:r>
-    </w:p>
-    <w:p>
-      <w:pPr>
-        <w:jc w:val="left"/>
-      </w:pPr>
-    </w:p>
-    <w:p>
-      <w:pPr>
-        <w:jc w:val="left"/>
-      </w:pPr>
-      <w:r>
-        <w:rPr>
-          <w:b/>
-        </w:rPr>
-        <w:t>系统设置页</w:t>
-      </w:r>
-    </w:p>
-    <w:p>
-      <w:pPr>
-        <w:jc w:val="left"/>
-      </w:pPr>
-      <w:r>
-        <w:t xml:space="preserve">1. </w:t>
-      </w:r>
-      <w:r>
-        <w:rPr>
-          <w:b/>
-        </w:rPr>
-        <w:t>本机网络信息：</w:t>
-      </w:r>
-      <w:r>
-        <w:t>展示本机IPv4地址和IPv6地址，复制按钮使用统一反馈。</w:t>
-      </w:r>
-    </w:p>
-    <w:p>
-      <w:pPr>
-        <w:jc w:val="left"/>
-      </w:pPr>
-      <w:r>
-        <w:t xml:space="preserve">2. </w:t>
-      </w:r>
-      <w:r>
-        <w:rPr>
-          <w:b/>
-        </w:rPr>
-        <w:t>传输参数配置：</w:t>
-      </w:r>
-      <w:r>
-        <w:t>上传限速、下载限速和失败重试次数可保存并影响真实发送接收流程。</w:t>
-      </w:r>
-    </w:p>
-    <w:p>
-      <w:pPr>
-        <w:jc w:val="left"/>
-      </w:pPr>
-      <w:r>
-        <w:t xml:space="preserve">3. </w:t>
-      </w:r>
-      <w:r>
-        <w:rPr>
-          <w:b/>
-        </w:rPr>
-        <w:t>外观即时应用：</w:t>
-      </w:r>
-      <w:r>
-        <w:t>主题色、系统中文字体、字号和缩放比例可保存并在页面重绘时应用。</w:t>
-      </w:r>
-    </w:p>
-    <w:p>
-      <w:pPr>
-        <w:jc w:val="left"/>
-      </w:pPr>
-      <w:r>
-        <w:t xml:space="preserve">4. </w:t>
-      </w:r>
-      <w:r>
-        <w:rPr>
-          <w:b/>
-        </w:rPr>
-        <w:t>接收目录配置：</w:t>
-      </w:r>
-      <w:r>
-        <w:t>接收目录通过目录选择器设置，接收端按该目录落盘。</w:t>
-      </w:r>
-    </w:p>
-    <w:p>
-      <w:pPr>
-        <w:jc w:val="left"/>
-      </w:pPr>
-      <w:r>
-        <w:t xml:space="preserve">5. </w:t>
-      </w:r>
-      <w:r>
-        <w:rPr>
-          <w:b/>
-        </w:rPr>
-        <w:t>启动行为：</w:t>
-      </w:r>
-      <w:r>
-        <w:t>支持Windows开机自启动和启动后最小化。</w:t>
-      </w:r>
-    </w:p>
-    <w:p>
-      <w:pPr>
-        <w:jc w:val="left"/>
-      </w:pPr>
-      <w:r>
-        <w:t xml:space="preserve">6. </w:t>
-      </w:r>
-      <w:r>
-        <w:rPr>
-          <w:b/>
-        </w:rPr>
-        <w:t>完成提示音：</w:t>
-      </w:r>
-      <w:r>
-        <w:t>传输或接收完成后按设置播放系统提示音。</w:t>
+        <w:t>接收进度提示：</w:t>
+      </w:r>
+      <w:r>
+        <w:t>UdpRx</w:t>
+      </w:r>
+      <w:r>
+        <w:t>按接收进度回调主窗口，完成时展示进度并播放提示音。</w:t>
       </w:r>
     </w:p>
     <w:p>
@@ -4728,246 +4916,25 @@
         <w:rPr>
           <w:b/>
         </w:rPr>
-        <w:t>语言扩展点：</w:t>
-      </w:r>
-      <w:r>
-        <w:t>当前只保存语言字段，不切换界面文案，作为后续多语言扩展保留。</w:t>
-      </w:r>
-    </w:p>
-    <w:p>
-      <w:pPr>
-        <w:jc w:val="left"/>
-      </w:pPr>
-    </w:p>
-    <w:p>
-      <w:pPr>
-        <w:jc w:val="left"/>
-      </w:pPr>
-      <w:r>
-        <w:rPr>
-          <w:b/>
-        </w:rPr>
-        <w:t>主窗口与运行状态</w:t>
-      </w:r>
-    </w:p>
-    <w:p>
-      <w:pPr>
-        <w:jc w:val="left"/>
-      </w:pPr>
-      <w:r>
-        <w:t xml:space="preserve">1. </w:t>
-      </w:r>
-      <w:r>
-        <w:rPr>
-          <w:b/>
-        </w:rPr>
-        <w:t>接收前确认：</w:t>
-      </w:r>
-      <w:r>
-        <w:t>忙碌状态收到文件时弹出确认框，带口令传输时弹出口令校验框。</w:t>
-      </w:r>
-    </w:p>
-    <w:p>
-      <w:pPr>
-        <w:jc w:val="left"/>
-      </w:pPr>
-      <w:r>
-        <w:t xml:space="preserve">2. </w:t>
-      </w:r>
-      <w:r>
-        <w:rPr>
-          <w:b/>
-        </w:rPr>
-        <w:t>系统托盘：</w:t>
-      </w:r>
-      <w:r>
-        <w:t>支持托盘图标、最小化到托盘、托盘恢复和托盘退出。</w:t>
-      </w:r>
-    </w:p>
-    <w:p>
-      <w:pPr>
-        <w:jc w:val="left"/>
-      </w:pPr>
-      <w:r>
-        <w:t xml:space="preserve">3. </w:t>
-      </w:r>
-      <w:r>
-        <w:rPr>
-          <w:b/>
-        </w:rPr>
-        <w:t>顶栏头像联动：</w:t>
-      </w:r>
-      <w:r>
-        <w:t>右上角头像继承我的页上传头像，头像异常时回到首字头像。</w:t>
-      </w:r>
-    </w:p>
-    <w:p>
-      <w:pPr>
-        <w:jc w:val="left"/>
-      </w:pPr>
-      <w:r>
-        <w:t xml:space="preserve">4. </w:t>
-      </w:r>
-      <w:r>
-        <w:rPr>
-          <w:b/>
-        </w:rPr>
-        <w:t>底栏状态：</w:t>
-      </w:r>
-      <w:r>
-        <w:t>底栏展示连接状态、当前传输模式、当前网速和接收目录。</w:t>
-      </w:r>
-    </w:p>
-    <w:p>
-      <w:pPr>
-        <w:jc w:val="left"/>
-      </w:pPr>
-      <w:r>
-        <w:t xml:space="preserve">5. </w:t>
-      </w:r>
-      <w:r>
-        <w:rPr>
-          <w:b/>
-        </w:rPr>
-        <w:t>实时网速：</w:t>
-      </w:r>
-      <w:r>
-        <w:t>当前网速根据传输中任务动态汇总，不再显示固定样例。</w:t>
-      </w:r>
-    </w:p>
-    <w:p>
-      <w:pPr>
-        <w:jc w:val="left"/>
-      </w:pPr>
-    </w:p>
-    <w:p>
-      <w:pPr>
-        <w:jc w:val="left"/>
-      </w:pPr>
-      <w:r>
-        <w:rPr>
-          <w:b/>
-        </w:rPr>
-        <w:t>传输结果与可靠性增强</w:t>
-      </w:r>
-    </w:p>
-    <w:p>
-      <w:pPr>
-        <w:jc w:val="left"/>
-      </w:pPr>
-      <w:r>
-        <w:t xml:space="preserve">1. </w:t>
-      </w:r>
-      <w:r>
-        <w:rPr>
-          <w:b/>
-        </w:rPr>
-        <w:t>限速智能分配：</w:t>
-      </w:r>
-      <w:r>
-        <w:t>上传限速按可发送目标数分配，接收端按下载限速控制写入节奏。</w:t>
-      </w:r>
-    </w:p>
-    <w:p>
-      <w:pPr>
-        <w:jc w:val="left"/>
-      </w:pPr>
-      <w:r>
-        <w:t xml:space="preserve">2. </w:t>
-      </w:r>
-      <w:r>
-        <w:rPr>
-          <w:b/>
-        </w:rPr>
-        <w:t>分片缓存：</w:t>
-      </w:r>
-      <w:r>
-        <w:t>接收端写入.part和.part.meta，记录已接收分片索引。</w:t>
-      </w:r>
-    </w:p>
-    <w:p>
-      <w:pPr>
-        <w:jc w:val="left"/>
-      </w:pPr>
-      <w:r>
-        <w:t xml:space="preserve">3. </w:t>
-      </w:r>
-      <w:r>
-        <w:rPr>
-          <w:b/>
-        </w:rPr>
-        <w:t>断点续传：</w:t>
-      </w:r>
-      <w:r>
-        <w:t>重新BEGIN时接收端返回缺失分片，发送端只补发缺失分片。</w:t>
-      </w:r>
-    </w:p>
-    <w:p>
-      <w:pPr>
-        <w:jc w:val="left"/>
-      </w:pPr>
-      <w:r>
-        <w:t xml:space="preserve">4. </w:t>
-      </w:r>
-      <w:r>
-        <w:rPr>
-          <w:b/>
-        </w:rPr>
-        <w:t>完整性校验：</w:t>
-      </w:r>
-      <w:r>
-        <w:t>文件收齐后执行SHA-256校验，失败时返回ACK失败并进入重试或失败报告。</w:t>
-      </w:r>
-    </w:p>
-    <w:p>
-      <w:pPr>
-        <w:jc w:val="left"/>
-      </w:pPr>
-      <w:r>
-        <w:t xml:space="preserve">5. </w:t>
-      </w:r>
-      <w:r>
-        <w:rPr>
-          <w:b/>
-        </w:rPr>
-        <w:t>剩余时间统计：</w:t>
-      </w:r>
-      <w:r>
-        <w:t>发送端根据已传字节和速度写入预计剩余时间日志。</w:t>
-      </w:r>
-    </w:p>
-    <w:p>
-      <w:pPr>
-        <w:jc w:val="left"/>
-      </w:pPr>
-      <w:r>
-        <w:t xml:space="preserve">6. </w:t>
-      </w:r>
-      <w:r>
-        <w:rPr>
-          <w:b/>
-        </w:rPr>
-        <w:t>接收进度提示：</w:t>
-      </w:r>
-      <w:r>
-        <w:t>UdpRx按接收进度回调主窗口，完成时展示进度并播放提示音。</w:t>
-      </w:r>
-    </w:p>
-    <w:p>
-      <w:pPr>
-        <w:jc w:val="left"/>
-      </w:pPr>
-      <w:r>
-        <w:t xml:space="preserve">7. </w:t>
-      </w:r>
-      <w:r>
-        <w:rPr>
-          <w:b/>
-        </w:rPr>
         <w:t>联调保留项：</w:t>
       </w:r>
       <w:r>
-        <w:t>MockBackendFacade和TxSim只用于前端联调或自检，不参与当前App主流程。</w:t>
+        <w:t>MockBackendFacade</w:t>
+      </w:r>
+      <w:r>
+        <w:t>和</w:t>
+      </w:r>
+      <w:r>
+        <w:t>TxSim</w:t>
+      </w:r>
+      <w:r>
+        <w:t>只用于前端联调或自检，不参与当前</w:t>
+      </w:r>
+      <w:r>
+        <w:t>App</w:t>
+      </w:r>
+      <w:r>
+        <w:t>主流程。</w:t>
       </w:r>
     </w:p>
     <w:p>
@@ -4991,6 +4958,7 @@
         <w:rPr>
           <w:rFonts w:hint="eastAsia"/>
         </w:rPr>
+        <w:lastRenderedPageBreak/>
         <w:t>完整代码</w:t>
       </w:r>
     </w:p>

--- a/doc/实验报告.docx
+++ b/doc/实验报告.docx
@@ -3768,9 +3768,6 @@
     <w:p>
       <w:pPr>
         <w:jc w:val="left"/>
-        <w:rPr>
-          <w:b/>
-        </w:rPr>
       </w:pPr>
       <w:r>
         <w:rPr>
@@ -3800,228 +3797,385 @@
     <w:p>
       <w:pPr>
         <w:jc w:val="left"/>
-        <w:rPr>
-          <w:bCs/>
-        </w:rPr>
-      </w:pPr>
-      <w:r>
-        <w:rPr>
-          <w:rFonts w:hint="eastAsia"/>
-          <w:b/>
-        </w:rPr>
-        <w:t>功能</w:t>
-      </w:r>
-      <w:r>
-        <w:rPr>
-          <w:b/>
-        </w:rPr>
-        <w:t>：</w:t>
-      </w:r>
-      <w:r>
-        <w:rPr>
-          <w:rFonts w:hint="eastAsia"/>
-          <w:bCs/>
-        </w:rPr>
-        <w:t>一段简短的话描述此特色功能的功能。</w:t>
-      </w:r>
-    </w:p>
-    <w:p>
-      <w:pPr>
-        <w:jc w:val="left"/>
-        <w:rPr>
-          <w:rFonts w:hint="eastAsia"/>
-        </w:rPr>
-      </w:pPr>
-      <w:r>
-        <w:rPr>
-          <w:rFonts w:hint="eastAsia"/>
-          <w:b/>
-          <w:bCs/>
-        </w:rPr>
-        <w:lastRenderedPageBreak/>
+      </w:pPr>
+      <w:r>
+        <w:rPr>
+          <w:b/>
+        </w:rPr>
+        <w:t>功能：</w:t>
+      </w:r>
+      <w:r>
+        <w:t>把登录注册改为仓库账号表和GitHubActions自动合入流程，避免引入重型服务器。</w:t>
+      </w:r>
+    </w:p>
+    <w:p>
+      <w:pPr>
+        <w:jc w:val="left"/>
+      </w:pPr>
+      <w:r>
+        <w:rPr>
+          <w:b/>
+        </w:rPr>
         <w:t>实现：</w:t>
       </w:r>
-      <w:r>
-        <w:rPr>
-          <w:b/>
-          <w:bCs/>
-        </w:rPr>
-        <w:t xml:space="preserve"> </w:t>
-      </w:r>
-      <w:r>
-        <w:rPr>
-          <w:rFonts w:hint="eastAsia"/>
-        </w:rPr>
-        <w:t>代码层面的实现原理简述，参考上面的基础功能的实现的描述</w:t>
-      </w:r>
-    </w:p>
-    <w:p>
-      <w:pPr>
-        <w:jc w:val="left"/>
-      </w:pPr>
-      <w:r>
-        <w:rPr>
-          <w:rFonts w:hint="eastAsia"/>
-        </w:rPr>
-        <w:t xml:space="preserve">1. </w:t>
-      </w:r>
-    </w:p>
-    <w:p>
-      <w:pPr>
-        <w:jc w:val="left"/>
-      </w:pPr>
-      <w:r>
-        <w:rPr>
-          <w:rFonts w:hint="eastAsia"/>
-        </w:rPr>
-        <w:t xml:space="preserve">2. </w:t>
-      </w:r>
-    </w:p>
-    <w:p>
-      <w:pPr>
-        <w:jc w:val="left"/>
-        <w:rPr>
-          <w:rFonts w:hint="eastAsia"/>
-        </w:rPr>
-      </w:pPr>
-      <w:r>
-        <w:rPr>
-          <w:rFonts w:hint="eastAsia"/>
-        </w:rPr>
-        <w:t xml:space="preserve">3. </w:t>
-      </w:r>
-      <w:r>
-        <w:rPr>
-          <w:rFonts w:hint="eastAsia"/>
-        </w:rPr>
-        <w:t>……</w:t>
-      </w:r>
-    </w:p>
-    <w:p>
-      <w:pPr>
-        <w:jc w:val="left"/>
-      </w:pPr>
-      <w:r>
-        <w:t xml:space="preserve">2. </w:t>
-      </w:r>
-      <w:r>
-        <w:rPr>
-          <w:b/>
-        </w:rPr>
-        <w:t>安全凭据保存：</w:t>
-      </w:r>
-      <w:r>
-        <w:t>密码使用盐值和</w:t>
-      </w:r>
-      <w:r>
-        <w:t>PBKDF2</w:t>
-      </w:r>
-      <w:r>
-        <w:t>摘要保存，账号表不保存明文密码。</w:t>
-      </w:r>
-    </w:p>
-    <w:p>
-      <w:pPr>
-        <w:jc w:val="left"/>
-      </w:pPr>
-      <w:r>
-        <w:t xml:space="preserve">3. </w:t>
-      </w:r>
-      <w:r>
-        <w:rPr>
-          <w:b/>
-        </w:rPr>
-        <w:t>辅助账号令牌隔离：</w:t>
-      </w:r>
-      <w:r>
-        <w:t>注册</w:t>
-      </w:r>
-      <w:r>
-        <w:t>push</w:t>
-      </w:r>
-      <w:r>
-        <w:t>只读取运行时</w:t>
-      </w:r>
-      <w:r>
-        <w:t>ACCO_T</w:t>
-      </w:r>
-      <w:r>
-        <w:t>或</w:t>
-      </w:r>
-      <w:r>
-        <w:t>-Dacco.t</w:t>
-      </w:r>
-      <w:r>
-        <w:t>，不使用本机</w:t>
-      </w:r>
-      <w:r>
-        <w:t>GitHub</w:t>
-      </w:r>
-      <w:r>
-        <w:t>主账号凭据。</w:t>
-      </w:r>
-    </w:p>
-    <w:p>
-      <w:pPr>
-        <w:jc w:val="left"/>
-      </w:pPr>
-      <w:r>
-        <w:t xml:space="preserve">4. </w:t>
-      </w:r>
-      <w:r>
-        <w:rPr>
-          <w:b/>
-        </w:rPr>
-        <w:t>记住账号：</w:t>
-      </w:r>
-      <w:r>
-        <w:t>本机</w:t>
-      </w:r>
-      <w:r>
-        <w:t>la</w:t>
-      </w:r>
-      <w:r>
-        <w:t>只保存最近登录账号，不保存密码，登录页异步回填账号框。</w:t>
-      </w:r>
-    </w:p>
-    <w:p>
-      <w:pPr>
-        <w:jc w:val="left"/>
-      </w:pPr>
-      <w:r>
-        <w:t xml:space="preserve">5. </w:t>
-      </w:r>
-      <w:r>
-        <w:rPr>
-          <w:b/>
-        </w:rPr>
-        <w:t>注册等待提示：</w:t>
-      </w:r>
-      <w:r>
-        <w:t>注册后等待</w:t>
-      </w:r>
-      <w:r>
-        <w:t>Actions</w:t>
-      </w:r>
-      <w:r>
-        <w:t>合入，未合入时进入等待提示，避免伪装成本地已注册成功。</w:t>
-      </w:r>
-    </w:p>
-    <w:p>
-      <w:pPr>
-        <w:jc w:val="left"/>
-      </w:pPr>
-      <w:r>
-        <w:t xml:space="preserve">6. </w:t>
-      </w:r>
-      <w:r>
-        <w:rPr>
-          <w:b/>
-        </w:rPr>
-        <w:t>密码显示切换：</w:t>
-      </w:r>
-      <w:r>
-        <w:t>登录和注册密码框支持小眼睛按钮切换明文与隐藏。</w:t>
+    </w:p>
+    <w:p>
+      <w:pPr>
+        <w:jc w:val="left"/>
+      </w:pPr>
+      <w:r>
+        <w:t>1. AuthStore.login()先拉取acco，再按账号查找记录并校验密码摘要。</w:t>
+      </w:r>
+    </w:p>
+    <w:p>
+      <w:pPr>
+        <w:jc w:val="left"/>
+      </w:pPr>
+      <w:r>
+        <w:t>2. AuthStore.register()生成注册记录，写入req/&lt;账号&gt;并只推送该请求文件。</w:t>
+      </w:r>
+    </w:p>
+    <w:p>
+      <w:pPr>
+        <w:jc w:val="left"/>
+      </w:pPr>
+      <w:r>
+        <w:t>3. .github/workflows/acco.yml合入请求、更新acco并删除req文件，注册页按合入结果显示成功或等待。</w:t>
+      </w:r>
+    </w:p>
+    <w:p>
+      <w:pPr>
+        <w:numPr>
+          <w:ilvl w:val="0"/>
+          <w:numId w:val="3"/>
+        </w:numPr>
+        <w:jc w:val="left"/>
+        <w:rPr>
+          <w:rFonts w:hint="eastAsia"/>
+        </w:rPr>
+      </w:pPr>
+      <w:r>
+        <w:rPr>
+          <w:b/>
+        </w:rPr>
+        <w:t>安全凭据保存</w:t>
+      </w:r>
+    </w:p>
+    <w:p>
+      <w:pPr>
+        <w:jc w:val="left"/>
+      </w:pPr>
+      <w:r>
+        <w:rPr>
+          <w:b/>
+        </w:rPr>
+        <w:t>功能：</w:t>
+      </w:r>
+      <w:r>
+        <w:t>账号表只保存密码摘要和用户资料，不保存明文密码。</w:t>
+      </w:r>
+    </w:p>
+    <w:p>
+      <w:pPr>
+        <w:jc w:val="left"/>
+      </w:pPr>
+      <w:r>
+        <w:rPr>
+          <w:b/>
+        </w:rPr>
+        <w:t>实现：</w:t>
+      </w:r>
+    </w:p>
+    <w:p>
+      <w:pPr>
+        <w:jc w:val="left"/>
+      </w:pPr>
+      <w:r>
+        <w:t>1. 注册时生成随机盐值，使用PBKDF2计算密码摘要。</w:t>
+      </w:r>
+    </w:p>
+    <w:p>
+      <w:pPr>
+        <w:jc w:val="left"/>
+      </w:pPr>
+      <w:r>
+        <w:t>2. 登录时用同一盐值重新计算摘要，再与acco中的摘要比对。</w:t>
+      </w:r>
+    </w:p>
+    <w:p>
+      <w:pPr>
+        <w:jc w:val="left"/>
+      </w:pPr>
+      <w:r>
+        <w:t>3. Profile只读取用户ID、昵称、设备名、签名、状态和头像等展示字段。</w:t>
+      </w:r>
+    </w:p>
+    <w:p>
+      <w:pPr>
+        <w:numPr>
+          <w:ilvl w:val="0"/>
+          <w:numId w:val="3"/>
+        </w:numPr>
+        <w:jc w:val="left"/>
+        <w:rPr>
+          <w:rFonts w:hint="eastAsia"/>
+        </w:rPr>
+      </w:pPr>
+      <w:r>
+        <w:rPr>
+          <w:b/>
+        </w:rPr>
+        <w:t>辅助账号令牌隔离</w:t>
+      </w:r>
+    </w:p>
+    <w:p>
+      <w:pPr>
+        <w:jc w:val="left"/>
+      </w:pPr>
+      <w:r>
+        <w:rPr>
+          <w:b/>
+        </w:rPr>
+        <w:t>功能：</w:t>
+      </w:r>
+      <w:r>
+        <w:t>注册推送只使用运行时注入的辅助账号令牌，避免误用本机GitHub主账号。</w:t>
+      </w:r>
+    </w:p>
+    <w:p>
+      <w:pPr>
+        <w:jc w:val="left"/>
+      </w:pPr>
+      <w:r>
+        <w:rPr>
+          <w:b/>
+        </w:rPr>
+        <w:t>实现：</w:t>
+      </w:r>
+    </w:p>
+    <w:p>
+      <w:pPr>
+        <w:jc w:val="left"/>
+      </w:pPr>
+      <w:r>
+        <w:t>1. pushUrl()只读取ACCO_T或-Dacco.t构造一次性HTTPS推送地址。</w:t>
+      </w:r>
+    </w:p>
+    <w:p>
+      <w:pPr>
+        <w:jc w:val="left"/>
+      </w:pPr>
+      <w:r>
+        <w:t>2. 缺少令牌时直接返回明确错误，不退回普通origin凭据。</w:t>
+      </w:r>
+    </w:p>
+    <w:p>
+      <w:pPr>
+        <w:jc w:val="left"/>
+      </w:pPr>
+      <w:r>
+        <w:t>3. clean()遮盖错误输出中的令牌文本，避免界面或日志泄露密钥。</w:t>
+      </w:r>
+    </w:p>
+    <w:p>
+      <w:pPr>
+        <w:numPr>
+          <w:ilvl w:val="0"/>
+          <w:numId w:val="3"/>
+        </w:numPr>
+        <w:jc w:val="left"/>
+        <w:rPr>
+          <w:rFonts w:hint="eastAsia"/>
+        </w:rPr>
+      </w:pPr>
+      <w:r>
+        <w:rPr>
+          <w:b/>
+        </w:rPr>
+        <w:t>记住账号</w:t>
+      </w:r>
+    </w:p>
+    <w:p>
+      <w:pPr>
+        <w:jc w:val="left"/>
+      </w:pPr>
+      <w:r>
+        <w:rPr>
+          <w:b/>
+        </w:rPr>
+        <w:t>功能：</w:t>
+      </w:r>
+      <w:r>
+        <w:t>登录页只记住最近账号，方便回填，同时不保存密码。</w:t>
+      </w:r>
+    </w:p>
+    <w:p>
+      <w:pPr>
+        <w:jc w:val="left"/>
+      </w:pPr>
+      <w:r>
+        <w:rPr>
+          <w:b/>
+        </w:rPr>
+        <w:t>实现：</w:t>
+      </w:r>
+    </w:p>
+    <w:p>
+      <w:pPr>
+        <w:jc w:val="left"/>
+      </w:pPr>
+      <w:r>
+        <w:t>1. AuthStore.login()在勾选记住我时把账号写入本机la文件。</w:t>
+      </w:r>
+    </w:p>
+    <w:p>
+      <w:pPr>
+        <w:jc w:val="left"/>
+      </w:pPr>
+      <w:r>
+        <w:t>2. loadRememberedAccount()异步读取la并回填登录输入框。</w:t>
+      </w:r>
+    </w:p>
+    <w:p>
+      <w:pPr>
+        <w:jc w:val="left"/>
+      </w:pPr>
+      <w:r>
+        <w:t>3. la只保存账号字符串，主凭据仍来自仓库根目录acco。</w:t>
+      </w:r>
+    </w:p>
+    <w:p>
+      <w:pPr>
+        <w:numPr>
+          <w:ilvl w:val="0"/>
+          <w:numId w:val="3"/>
+        </w:numPr>
+        <w:jc w:val="left"/>
+        <w:rPr>
+          <w:rFonts w:hint="eastAsia"/>
+        </w:rPr>
+      </w:pPr>
+      <w:r>
+        <w:rPr>
+          <w:b/>
+        </w:rPr>
+        <w:t>注册等待提示</w:t>
+      </w:r>
+    </w:p>
+    <w:p>
+      <w:pPr>
+        <w:jc w:val="left"/>
+      </w:pPr>
+      <w:r>
+        <w:rPr>
+          <w:b/>
+        </w:rPr>
+        <w:t>功能：</w:t>
+      </w:r>
+      <w:r>
+        <w:t>注册请求未被Actions合入时，界面提示等待，避免把未完成注册显示成成功。</w:t>
+      </w:r>
+    </w:p>
+    <w:p>
+      <w:pPr>
+        <w:jc w:val="left"/>
+      </w:pPr>
+      <w:r>
+        <w:rPr>
+          <w:b/>
+        </w:rPr>
+        <w:t>实现：</w:t>
+      </w:r>
+    </w:p>
+    <w:p>
+      <w:pPr>
+        <w:jc w:val="left"/>
+      </w:pPr>
+      <w:r>
+        <w:t>1. register()推送req文件后调用waitForAction()轮询远程acco。</w:t>
+      </w:r>
+    </w:p>
+    <w:p>
+      <w:pPr>
+        <w:jc w:val="left"/>
+      </w:pPr>
+      <w:r>
+        <w:t>2. 规定时间内找到新账号则返回成功，否则返回pendingReview状态。</w:t>
+      </w:r>
+    </w:p>
+    <w:p>
+      <w:pPr>
+        <w:jc w:val="left"/>
+      </w:pPr>
+      <w:r>
+        <w:t>3. 前端根据pendingReview展示审核等待提示。</w:t>
+      </w:r>
+    </w:p>
+    <w:p>
+      <w:pPr>
+        <w:numPr>
+          <w:ilvl w:val="0"/>
+          <w:numId w:val="3"/>
+        </w:numPr>
+        <w:jc w:val="left"/>
+        <w:rPr>
+          <w:rFonts w:hint="eastAsia"/>
+        </w:rPr>
+      </w:pPr>
+      <w:r>
+        <w:rPr>
+          <w:b/>
+        </w:rPr>
+        <w:t>密码显示切换</w:t>
+      </w:r>
+    </w:p>
+    <w:p>
+      <w:pPr>
+        <w:jc w:val="left"/>
+      </w:pPr>
+      <w:r>
+        <w:rPr>
+          <w:b/>
+        </w:rPr>
+        <w:t>功能：</w:t>
+      </w:r>
+      <w:r>
+        <w:t>登录和注册密码输入支持明文与隐藏切换，减少重复输入错误。</w:t>
+      </w:r>
+    </w:p>
+    <w:p>
+      <w:pPr>
+        <w:jc w:val="left"/>
+      </w:pPr>
+      <w:r>
+        <w:rPr>
+          <w:b/>
+        </w:rPr>
+        <w:t>实现：</w:t>
+      </w:r>
+    </w:p>
+    <w:p>
+      <w:pPr>
+        <w:jc w:val="left"/>
+      </w:pPr>
+      <w:r>
+        <w:t>1. 密码区同时保留PasswordField和TextField两种输入控件。</w:t>
+      </w:r>
+    </w:p>
+    <w:p>
+      <w:pPr>
+        <w:jc w:val="left"/>
+      </w:pPr>
+      <w:r>
+        <w:t>2. 小眼睛按钮切换可见控件，并同步两者文本。</w:t>
+      </w:r>
+    </w:p>
+    <w:p>
+      <w:pPr>
+        <w:jc w:val="left"/>
+      </w:pPr>
+      <w:r>
+        <w:t>3. 提交时统一读取当前密码文本，不改变原有校验流程。</w:t>
       </w:r>
     </w:p>
     <w:p>
@@ -4042,142 +4196,471 @@
     </w:p>
     <w:p>
       <w:pPr>
-        <w:jc w:val="left"/>
-      </w:pPr>
-      <w:r>
-        <w:t xml:space="preserve">1. </w:t>
-      </w:r>
-      <w:r>
-        <w:rPr>
-          <w:b/>
-        </w:rPr>
-        <w:t>拖拽上传：</w:t>
-      </w:r>
-      <w:r>
-        <w:t>支持文件、文件夹和拖拽加入待发送列表。</w:t>
-      </w:r>
-    </w:p>
-    <w:p>
-      <w:pPr>
-        <w:jc w:val="left"/>
-      </w:pPr>
-      <w:r>
-        <w:t xml:space="preserve">2. </w:t>
-      </w:r>
-      <w:r>
-        <w:rPr>
-          <w:b/>
-        </w:rPr>
-        <w:t>文件类型匹配：</w:t>
-      </w:r>
-      <w:r>
-        <w:t>FileIcons</w:t>
-      </w:r>
-      <w:r>
-        <w:t>识别图标、类型、大小和修改时间，不支持扩展名跳过并提示数量。</w:t>
-      </w:r>
-    </w:p>
-    <w:p>
-      <w:pPr>
-        <w:jc w:val="left"/>
-      </w:pPr>
-      <w:r>
-        <w:t xml:space="preserve">3. </w:t>
-      </w:r>
-      <w:r>
-        <w:rPr>
-          <w:b/>
-        </w:rPr>
-        <w:t>近期传输对象：</w:t>
-      </w:r>
-      <w:r>
-        <w:t>RecentStore</w:t>
-      </w:r>
-      <w:r>
-        <w:t>记录真实发送目标，本地分组和近期对象去重后继续展示。</w:t>
-      </w:r>
-    </w:p>
-    <w:p>
-      <w:pPr>
-        <w:jc w:val="left"/>
-      </w:pPr>
-      <w:r>
-        <w:t xml:space="preserve">4. </w:t>
-      </w:r>
-      <w:r>
-        <w:rPr>
-          <w:b/>
-        </w:rPr>
-        <w:t>本地传输分组：</w:t>
-      </w:r>
-      <w:r>
-        <w:t>GroupStore</w:t>
-      </w:r>
-      <w:r>
-        <w:t>保存组名、成员快照和默认口令，发送时展开为真实成员。</w:t>
-      </w:r>
-    </w:p>
-    <w:p>
-      <w:pPr>
-        <w:jc w:val="left"/>
-      </w:pPr>
-      <w:r>
-        <w:t xml:space="preserve">5. </w:t>
-      </w:r>
-      <w:r>
-        <w:rPr>
-          <w:b/>
-        </w:rPr>
-        <w:t>本次传输口令：</w:t>
-      </w:r>
-      <w:r>
-        <w:t>发送前弹出单次口令输入框，分组目标可自动预填默认口令。</w:t>
-      </w:r>
-    </w:p>
-    <w:p>
-      <w:pPr>
-        <w:jc w:val="left"/>
-      </w:pPr>
-      <w:r>
-        <w:t xml:space="preserve">6. </w:t>
-      </w:r>
-      <w:r>
-        <w:rPr>
-          <w:b/>
-        </w:rPr>
-        <w:t>发送暂停继续：</w:t>
-      </w:r>
-      <w:r>
-        <w:t>发送中可暂停或继续，暂停状态通过</w:t>
-      </w:r>
-      <w:r>
-        <w:t>UdpTx.setPaused()</w:t>
-      </w:r>
-      <w:r>
-        <w:t>影响后续</w:t>
-      </w:r>
-      <w:r>
-        <w:t>UDP</w:t>
-      </w:r>
-      <w:r>
-        <w:t>包发送。</w:t>
-      </w:r>
-    </w:p>
-    <w:p>
-      <w:pPr>
-        <w:jc w:val="left"/>
-      </w:pPr>
-      <w:r>
-        <w:t xml:space="preserve">7. </w:t>
-      </w:r>
-      <w:r>
-        <w:rPr>
-          <w:b/>
-        </w:rPr>
-        <w:t>结果清理：</w:t>
-      </w:r>
-      <w:r>
-        <w:t>结果页支持清除已完成任务和清空日志，便于重复演示。</w:t>
+        <w:numPr>
+          <w:ilvl w:val="0"/>
+          <w:numId w:val="3"/>
+        </w:numPr>
+        <w:jc w:val="left"/>
+        <w:rPr>
+          <w:rFonts w:hint="eastAsia"/>
+        </w:rPr>
+      </w:pPr>
+      <w:r>
+        <w:rPr>
+          <w:b/>
+        </w:rPr>
+        <w:t>拖拽上传</w:t>
+      </w:r>
+    </w:p>
+    <w:p>
+      <w:pPr>
+        <w:jc w:val="left"/>
+      </w:pPr>
+      <w:r>
+        <w:rPr>
+          <w:b/>
+        </w:rPr>
+        <w:t>功能：</w:t>
+      </w:r>
+      <w:r>
+        <w:t>文件传输页支持文件、文件夹和拖拽加入待发送列表。</w:t>
+      </w:r>
+    </w:p>
+    <w:p>
+      <w:pPr>
+        <w:jc w:val="left"/>
+      </w:pPr>
+      <w:r>
+        <w:rPr>
+          <w:b/>
+        </w:rPr>
+        <w:t>实现：</w:t>
+      </w:r>
+    </w:p>
+    <w:p>
+      <w:pPr>
+        <w:jc w:val="left"/>
+      </w:pPr>
+      <w:r>
+        <w:t>1. 页面选择按钮调用文件选择器和目录选择器收集路径。</w:t>
+      </w:r>
+    </w:p>
+    <w:p>
+      <w:pPr>
+        <w:jc w:val="left"/>
+      </w:pPr>
+      <w:r>
+        <w:t>2. 拖拽事件读取Dragboard中的文件列表并追加到pendingFiles。</w:t>
+      </w:r>
+    </w:p>
+    <w:p>
+      <w:pPr>
+        <w:jc w:val="left"/>
+      </w:pPr>
+      <w:r>
+        <w:t>3. 发送前统一把pendingFiles交给LocalBackend.startTransfer()。</w:t>
+      </w:r>
+    </w:p>
+    <w:p>
+      <w:pPr>
+        <w:numPr>
+          <w:ilvl w:val="0"/>
+          <w:numId w:val="3"/>
+        </w:numPr>
+        <w:jc w:val="left"/>
+        <w:rPr>
+          <w:rFonts w:hint="eastAsia"/>
+        </w:rPr>
+      </w:pPr>
+      <w:r>
+        <w:rPr>
+          <w:b/>
+        </w:rPr>
+        <w:t>文件类型匹配</w:t>
+      </w:r>
+    </w:p>
+    <w:p>
+      <w:pPr>
+        <w:jc w:val="left"/>
+      </w:pPr>
+      <w:r>
+        <w:rPr>
+          <w:b/>
+        </w:rPr>
+        <w:t>功能：</w:t>
+      </w:r>
+      <w:r>
+        <w:t>待发送文件按扩展名匹配图标和类型，并跳过不支持文件。</w:t>
+      </w:r>
+    </w:p>
+    <w:p>
+      <w:pPr>
+        <w:jc w:val="left"/>
+      </w:pPr>
+      <w:r>
+        <w:rPr>
+          <w:b/>
+        </w:rPr>
+        <w:t>实现：</w:t>
+      </w:r>
+    </w:p>
+    <w:p>
+      <w:pPr>
+        <w:jc w:val="left"/>
+      </w:pPr>
+      <w:r>
+        <w:t>1. FileIcons.supported()判断文件扩展名是否允许发送。</w:t>
+      </w:r>
+    </w:p>
+    <w:p>
+      <w:pPr>
+        <w:jc w:val="left"/>
+      </w:pPr>
+      <w:r>
+        <w:t>2. pendingFileCard()展示图标、类型、大小和修改时间。</w:t>
+      </w:r>
+    </w:p>
+    <w:p>
+      <w:pPr>
+        <w:jc w:val="left"/>
+      </w:pPr>
+      <w:r>
+        <w:t>3. 不支持文件计数后用toast提示已跳过数量。</w:t>
+      </w:r>
+    </w:p>
+    <w:p>
+      <w:pPr>
+        <w:numPr>
+          <w:ilvl w:val="0"/>
+          <w:numId w:val="3"/>
+        </w:numPr>
+        <w:jc w:val="left"/>
+        <w:rPr>
+          <w:rFonts w:hint="eastAsia"/>
+        </w:rPr>
+      </w:pPr>
+      <w:r>
+        <w:rPr>
+          <w:b/>
+        </w:rPr>
+        <w:t>近期传输对象</w:t>
+      </w:r>
+    </w:p>
+    <w:p>
+      <w:pPr>
+        <w:jc w:val="left"/>
+      </w:pPr>
+      <w:r>
+        <w:rPr>
+          <w:b/>
+        </w:rPr>
+        <w:t>功能：</w:t>
+      </w:r>
+      <w:r>
+        <w:t>首页展示真实近期发送对象，减少重复选择目标。</w:t>
+      </w:r>
+    </w:p>
+    <w:p>
+      <w:pPr>
+        <w:jc w:val="left"/>
+      </w:pPr>
+      <w:r>
+        <w:rPr>
+          <w:b/>
+        </w:rPr>
+        <w:t>实现：</w:t>
+      </w:r>
+    </w:p>
+    <w:p>
+      <w:pPr>
+        <w:jc w:val="left"/>
+      </w:pPr>
+      <w:r>
+        <w:t>1. UdpTx完成后LocalBackend调用RecentStore.remember()保存请求目标。</w:t>
+      </w:r>
+    </w:p>
+    <w:p>
+      <w:pPr>
+        <w:jc w:val="left"/>
+      </w:pPr>
+      <w:r>
+        <w:t>2. loadRecentDevices()合并本地分组目标和近期对象，并按用户ID去重。</w:t>
+      </w:r>
+    </w:p>
+    <w:p>
+      <w:pPr>
+        <w:jc w:val="left"/>
+      </w:pPr>
+      <w:r>
+        <w:t>3. 用户卡片点击发送时调用addRecentTarget()加入当前选择。</w:t>
+      </w:r>
+    </w:p>
+    <w:p>
+      <w:pPr>
+        <w:numPr>
+          <w:ilvl w:val="0"/>
+          <w:numId w:val="3"/>
+        </w:numPr>
+        <w:jc w:val="left"/>
+        <w:rPr>
+          <w:rFonts w:hint="eastAsia"/>
+        </w:rPr>
+      </w:pPr>
+      <w:r>
+        <w:rPr>
+          <w:b/>
+        </w:rPr>
+        <w:t>本地传输分组</w:t>
+      </w:r>
+    </w:p>
+    <w:p>
+      <w:pPr>
+        <w:jc w:val="left"/>
+      </w:pPr>
+      <w:r>
+        <w:rPr>
+          <w:b/>
+        </w:rPr>
+        <w:t>功能：</w:t>
+      </w:r>
+      <w:r>
+        <w:t>用户可保存本地分组，后续按组选择多个接收方。</w:t>
+      </w:r>
+    </w:p>
+    <w:p>
+      <w:pPr>
+        <w:jc w:val="left"/>
+      </w:pPr>
+      <w:r>
+        <w:rPr>
+          <w:b/>
+        </w:rPr>
+        <w:t>实现：</w:t>
+      </w:r>
+    </w:p>
+    <w:p>
+      <w:pPr>
+        <w:jc w:val="left"/>
+      </w:pPr>
+      <w:r>
+        <w:t>1. GroupStore保存组名、默认口令和成员快照。</w:t>
+      </w:r>
+    </w:p>
+    <w:p>
+      <w:pPr>
+        <w:jc w:val="left"/>
+      </w:pPr>
+      <w:r>
+        <w:t>2. 文件传输页把组目标作为一个对象展示。</w:t>
+      </w:r>
+    </w:p>
+    <w:p>
+      <w:pPr>
+        <w:jc w:val="left"/>
+      </w:pPr>
+      <w:r>
+        <w:t>3. 发送时GroupStore.expand()把组目标展开为真实用户并去重。</w:t>
+      </w:r>
+    </w:p>
+    <w:p>
+      <w:pPr>
+        <w:numPr>
+          <w:ilvl w:val="0"/>
+          <w:numId w:val="3"/>
+        </w:numPr>
+        <w:jc w:val="left"/>
+        <w:rPr>
+          <w:rFonts w:hint="eastAsia"/>
+        </w:rPr>
+      </w:pPr>
+      <w:r>
+        <w:rPr>
+          <w:b/>
+        </w:rPr>
+        <w:t>本次传输口令</w:t>
+      </w:r>
+    </w:p>
+    <w:p>
+      <w:pPr>
+        <w:jc w:val="left"/>
+      </w:pPr>
+      <w:r>
+        <w:rPr>
+          <w:b/>
+        </w:rPr>
+        <w:t>功能：</w:t>
+      </w:r>
+      <w:r>
+        <w:t>发送文件前可设置单次口令，接收方必须输入正确口令才允许接收。</w:t>
+      </w:r>
+    </w:p>
+    <w:p>
+      <w:pPr>
+        <w:jc w:val="left"/>
+      </w:pPr>
+      <w:r>
+        <w:rPr>
+          <w:b/>
+        </w:rPr>
+        <w:t>实现：</w:t>
+      </w:r>
+    </w:p>
+    <w:p>
+      <w:pPr>
+        <w:jc w:val="left"/>
+      </w:pPr>
+      <w:r>
+        <w:t>1. startTransfer()发送前弹出口令输入框。</w:t>
+      </w:r>
+    </w:p>
+    <w:p>
+      <w:pPr>
+        <w:jc w:val="left"/>
+      </w:pPr>
+      <w:r>
+        <w:t>2. 分组目标存在默认口令时自动预填，用户仍可修改或清空。</w:t>
+      </w:r>
+    </w:p>
+    <w:p>
+      <w:pPr>
+        <w:jc w:val="left"/>
+      </w:pPr>
+      <w:r>
+        <w:t>3. UdpTx把口令摘要放入BEGIN包，UdpRx通过RxAsk回调校验。</w:t>
+      </w:r>
+    </w:p>
+    <w:p>
+      <w:pPr>
+        <w:numPr>
+          <w:ilvl w:val="0"/>
+          <w:numId w:val="3"/>
+        </w:numPr>
+        <w:jc w:val="left"/>
+        <w:rPr>
+          <w:rFonts w:hint="eastAsia"/>
+        </w:rPr>
+      </w:pPr>
+      <w:r>
+        <w:rPr>
+          <w:b/>
+        </w:rPr>
+        <w:t>发送暂停继续</w:t>
+      </w:r>
+    </w:p>
+    <w:p>
+      <w:pPr>
+        <w:jc w:val="left"/>
+      </w:pPr>
+      <w:r>
+        <w:rPr>
+          <w:b/>
+        </w:rPr>
+        <w:t>功能：</w:t>
+      </w:r>
+      <w:r>
+        <w:t>传输过程中允许暂停和继续发送。</w:t>
+      </w:r>
+    </w:p>
+    <w:p>
+      <w:pPr>
+        <w:jc w:val="left"/>
+      </w:pPr>
+      <w:r>
+        <w:rPr>
+          <w:b/>
+        </w:rPr>
+        <w:t>实现：</w:t>
+      </w:r>
+    </w:p>
+    <w:p>
+      <w:pPr>
+        <w:jc w:val="left"/>
+      </w:pPr>
+      <w:r>
+        <w:t>1. togglePause()切换transferPaused状态并刷新按钮文本。</w:t>
+      </w:r>
+    </w:p>
+    <w:p>
+      <w:pPr>
+        <w:jc w:val="left"/>
+      </w:pPr>
+      <w:r>
+        <w:t>2. AppController.pauseTransfer()把状态传给UdpTx.setPaused()。</w:t>
+      </w:r>
+    </w:p>
+    <w:p>
+      <w:pPr>
+        <w:jc w:val="left"/>
+      </w:pPr>
+      <w:r>
+        <w:t>3. UdpTx发送分片前检查暂停状态，暂停期间等待恢复。</w:t>
+      </w:r>
+    </w:p>
+    <w:p>
+      <w:pPr>
+        <w:numPr>
+          <w:ilvl w:val="0"/>
+          <w:numId w:val="3"/>
+        </w:numPr>
+        <w:jc w:val="left"/>
+        <w:rPr>
+          <w:rFonts w:hint="eastAsia"/>
+        </w:rPr>
+      </w:pPr>
+      <w:r>
+        <w:rPr>
+          <w:b/>
+        </w:rPr>
+        <w:t>结果清理</w:t>
+      </w:r>
+    </w:p>
+    <w:p>
+      <w:pPr>
+        <w:jc w:val="left"/>
+      </w:pPr>
+      <w:r>
+        <w:rPr>
+          <w:b/>
+        </w:rPr>
+        <w:t>功能：</w:t>
+      </w:r>
+      <w:r>
+        <w:t>结果页支持清理已完成任务和日志，方便多轮演示。</w:t>
+      </w:r>
+    </w:p>
+    <w:p>
+      <w:pPr>
+        <w:jc w:val="left"/>
+      </w:pPr>
+      <w:r>
+        <w:rPr>
+          <w:b/>
+        </w:rPr>
+        <w:t>实现：</w:t>
+      </w:r>
+    </w:p>
+    <w:p>
+      <w:pPr>
+        <w:jc w:val="left"/>
+      </w:pPr>
+      <w:r>
+        <w:t>1. clearCompletedTasks()调用TransferSummary.withoutCompleted()重建结果。</w:t>
+      </w:r>
+    </w:p>
+    <w:p>
+      <w:pPr>
+        <w:jc w:val="left"/>
+      </w:pPr>
+      <w:r>
+        <w:t>2. clearLogs()调用TransferSummary.withoutLogs()清空日志列表。</w:t>
+      </w:r>
+    </w:p>
+    <w:p>
+      <w:pPr>
+        <w:jc w:val="left"/>
+      </w:pPr>
+      <w:r>
+        <w:t>3. 清理后只重绘结果页，不影响真实传输记录。</w:t>
       </w:r>
     </w:p>
     <w:p>
@@ -4198,151 +4681,471 @@
     </w:p>
     <w:p>
       <w:pPr>
-        <w:jc w:val="left"/>
-      </w:pPr>
-      <w:r>
-        <w:t xml:space="preserve">1. </w:t>
-      </w:r>
-      <w:r>
-        <w:rPr>
-          <w:b/>
-        </w:rPr>
-        <w:t>用户分组双视图：</w:t>
-      </w:r>
-      <w:r>
-        <w:t>矩阵视图只展示单个用户，列表视图只展示本地分组。</w:t>
-      </w:r>
-    </w:p>
-    <w:p>
-      <w:pPr>
-        <w:jc w:val="left"/>
-      </w:pPr>
-      <w:r>
-        <w:t xml:space="preserve">2. </w:t>
-      </w:r>
-      <w:r>
-        <w:rPr>
-          <w:b/>
-        </w:rPr>
-        <w:t>搜索分流：</w:t>
-      </w:r>
-      <w:r>
-        <w:t>用户视图按昵称和设备名搜索，分组视图按组名和口令搜索。</w:t>
-      </w:r>
-    </w:p>
-    <w:p>
-      <w:pPr>
-        <w:jc w:val="left"/>
-      </w:pPr>
-      <w:r>
-        <w:t xml:space="preserve">3. </w:t>
-      </w:r>
-      <w:r>
-        <w:rPr>
-          <w:b/>
-        </w:rPr>
-        <w:t>页内扫描：</w:t>
-      </w:r>
-      <w:r>
-        <w:t>扫描按钮留在用户列表页，扫描中显示加载动画并禁用重复点击。</w:t>
-      </w:r>
-    </w:p>
-    <w:p>
-      <w:pPr>
-        <w:jc w:val="left"/>
-      </w:pPr>
-      <w:r>
-        <w:t xml:space="preserve">4. </w:t>
-      </w:r>
-      <w:r>
-        <w:rPr>
-          <w:b/>
-        </w:rPr>
-        <w:t>本机标识：</w:t>
-      </w:r>
-      <w:r>
-        <w:t>当前登录设备在用户卡片中标记</w:t>
-      </w:r>
-      <w:r>
-        <w:t>(</w:t>
-      </w:r>
-      <w:r>
-        <w:t>本机</w:t>
-      </w:r>
-      <w:r>
-        <w:t>)</w:t>
-      </w:r>
-      <w:r>
-        <w:t>。</w:t>
-      </w:r>
-    </w:p>
-    <w:p>
-      <w:pPr>
-        <w:jc w:val="left"/>
-      </w:pPr>
-      <w:r>
-        <w:t xml:space="preserve">5. </w:t>
-      </w:r>
-      <w:r>
-        <w:rPr>
-          <w:b/>
-        </w:rPr>
-        <w:t>分组编辑：</w:t>
-      </w:r>
-      <w:r>
-        <w:t>支持新建分组、取消建组、勾选成员、编辑组名、编辑默认口令和展开成员。</w:t>
-      </w:r>
-    </w:p>
-    <w:p>
-      <w:pPr>
-        <w:jc w:val="left"/>
-      </w:pPr>
-      <w:r>
-        <w:t xml:space="preserve">6. </w:t>
-      </w:r>
-      <w:r>
-        <w:rPr>
-          <w:b/>
-        </w:rPr>
-        <w:t>资料广播同步：</w:t>
-      </w:r>
-      <w:r>
-        <w:t>LanPeer</w:t>
-      </w:r>
-      <w:r>
-        <w:t>静默广播昵称、用户</w:t>
-      </w:r>
-      <w:r>
-        <w:t>ID</w:t>
-      </w:r>
-      <w:r>
-        <w:t>、设备名、签名、状态和头像。</w:t>
-      </w:r>
-    </w:p>
-    <w:p>
-      <w:pPr>
-        <w:jc w:val="left"/>
-      </w:pPr>
-      <w:r>
-        <w:t xml:space="preserve">7. </w:t>
-      </w:r>
-      <w:r>
-        <w:rPr>
-          <w:b/>
-        </w:rPr>
-        <w:t>口令小群组：</w:t>
-      </w:r>
-      <w:r>
-        <w:t>LanPeer</w:t>
-      </w:r>
-      <w:r>
-        <w:t>用</w:t>
-      </w:r>
-      <w:r>
-        <w:t>groupHash</w:t>
-      </w:r>
-      <w:r>
-        <w:t>过滤发现请求，同口令设备才进入同一虚拟传输组。</w:t>
+        <w:numPr>
+          <w:ilvl w:val="0"/>
+          <w:numId w:val="3"/>
+        </w:numPr>
+        <w:jc w:val="left"/>
+        <w:rPr>
+          <w:rFonts w:hint="eastAsia"/>
+        </w:rPr>
+      </w:pPr>
+      <w:r>
+        <w:rPr>
+          <w:b/>
+        </w:rPr>
+        <w:t>用户分组双视图</w:t>
+      </w:r>
+    </w:p>
+    <w:p>
+      <w:pPr>
+        <w:jc w:val="left"/>
+      </w:pPr>
+      <w:r>
+        <w:rPr>
+          <w:b/>
+        </w:rPr>
+        <w:t>功能：</w:t>
+      </w:r>
+      <w:r>
+        <w:t>用户列表把单个用户和本地分组拆成两个视图，减少混淆。</w:t>
+      </w:r>
+    </w:p>
+    <w:p>
+      <w:pPr>
+        <w:jc w:val="left"/>
+      </w:pPr>
+      <w:r>
+        <w:rPr>
+          <w:b/>
+        </w:rPr>
+        <w:t>实现：</w:t>
+      </w:r>
+    </w:p>
+    <w:p>
+      <w:pPr>
+        <w:jc w:val="left"/>
+      </w:pPr>
+      <w:r>
+        <w:t>1. 矩阵视图只渲染UserDevice单用户卡片。</w:t>
+      </w:r>
+    </w:p>
+    <w:p>
+      <w:pPr>
+        <w:jc w:val="left"/>
+      </w:pPr>
+      <w:r>
+        <w:t>2. 列表视图只渲染GroupStore读取到的本地分组卡片。</w:t>
+      </w:r>
+    </w:p>
+    <w:p>
+      <w:pPr>
+        <w:jc w:val="left"/>
+      </w:pPr>
+      <w:r>
+        <w:t>3. 视图切换后重置搜索提示和分页状态。</w:t>
+      </w:r>
+    </w:p>
+    <w:p>
+      <w:pPr>
+        <w:numPr>
+          <w:ilvl w:val="0"/>
+          <w:numId w:val="3"/>
+        </w:numPr>
+        <w:jc w:val="left"/>
+        <w:rPr>
+          <w:rFonts w:hint="eastAsia"/>
+        </w:rPr>
+      </w:pPr>
+      <w:r>
+        <w:rPr>
+          <w:b/>
+        </w:rPr>
+        <w:t>搜索分流</w:t>
+      </w:r>
+    </w:p>
+    <w:p>
+      <w:pPr>
+        <w:jc w:val="left"/>
+      </w:pPr>
+      <w:r>
+        <w:rPr>
+          <w:b/>
+        </w:rPr>
+        <w:t>功能：</w:t>
+      </w:r>
+      <w:r>
+        <w:t>不同视图使用不同搜索字段，匹配当前页面内容。</w:t>
+      </w:r>
+    </w:p>
+    <w:p>
+      <w:pPr>
+        <w:jc w:val="left"/>
+      </w:pPr>
+      <w:r>
+        <w:rPr>
+          <w:b/>
+        </w:rPr>
+        <w:t>实现：</w:t>
+      </w:r>
+    </w:p>
+    <w:p>
+      <w:pPr>
+        <w:jc w:val="left"/>
+      </w:pPr>
+      <w:r>
+        <w:t>1. 用户视图按昵称和设备名过滤。</w:t>
+      </w:r>
+    </w:p>
+    <w:p>
+      <w:pPr>
+        <w:jc w:val="left"/>
+      </w:pPr>
+      <w:r>
+        <w:t>2. 分组视图按组名和默认口令过滤。</w:t>
+      </w:r>
+    </w:p>
+    <w:p>
+      <w:pPr>
+        <w:jc w:val="left"/>
+      </w:pPr>
+      <w:r>
+        <w:t>3. 搜索框文本变化后重绘当前视图并重置页码。</w:t>
+      </w:r>
+    </w:p>
+    <w:p>
+      <w:pPr>
+        <w:numPr>
+          <w:ilvl w:val="0"/>
+          <w:numId w:val="3"/>
+        </w:numPr>
+        <w:jc w:val="left"/>
+        <w:rPr>
+          <w:rFonts w:hint="eastAsia"/>
+        </w:rPr>
+      </w:pPr>
+      <w:r>
+        <w:rPr>
+          <w:b/>
+        </w:rPr>
+        <w:t>页内扫描</w:t>
+      </w:r>
+    </w:p>
+    <w:p>
+      <w:pPr>
+        <w:jc w:val="left"/>
+      </w:pPr>
+      <w:r>
+        <w:rPr>
+          <w:b/>
+        </w:rPr>
+        <w:t>功能：</w:t>
+      </w:r>
+      <w:r>
+        <w:t>扫描局域网用户时停留在用户列表页，避免跳转到独立扫描页。</w:t>
+      </w:r>
+    </w:p>
+    <w:p>
+      <w:pPr>
+        <w:jc w:val="left"/>
+      </w:pPr>
+      <w:r>
+        <w:rPr>
+          <w:b/>
+        </w:rPr>
+        <w:t>实现：</w:t>
+      </w:r>
+    </w:p>
+    <w:p>
+      <w:pPr>
+        <w:jc w:val="left"/>
+      </w:pPr>
+      <w:r>
+        <w:t>1. scanUsers()设置scanning状态并禁用扫描按钮。</w:t>
+      </w:r>
+    </w:p>
+    <w:p>
+      <w:pPr>
+        <w:jc w:val="left"/>
+      </w:pPr>
+      <w:r>
+        <w:t>2. 按钮右侧显示smallSpinner()加载动画。</w:t>
+      </w:r>
+    </w:p>
+    <w:p>
+      <w:pPr>
+        <w:jc w:val="left"/>
+      </w:pPr>
+      <w:r>
+        <w:t>3. controller.scanLanDevices()完成后清除扫描状态并刷新列表。</w:t>
+      </w:r>
+    </w:p>
+    <w:p>
+      <w:pPr>
+        <w:numPr>
+          <w:ilvl w:val="0"/>
+          <w:numId w:val="3"/>
+        </w:numPr>
+        <w:jc w:val="left"/>
+        <w:rPr>
+          <w:rFonts w:hint="eastAsia"/>
+        </w:rPr>
+      </w:pPr>
+      <w:r>
+        <w:rPr>
+          <w:b/>
+        </w:rPr>
+        <w:t>本机标识</w:t>
+      </w:r>
+    </w:p>
+    <w:p>
+      <w:pPr>
+        <w:jc w:val="left"/>
+      </w:pPr>
+      <w:r>
+        <w:rPr>
+          <w:b/>
+        </w:rPr>
+        <w:t>功能：</w:t>
+      </w:r>
+      <w:r>
+        <w:t>当前登录设备在用户卡片中显示本机标记。</w:t>
+      </w:r>
+    </w:p>
+    <w:p>
+      <w:pPr>
+        <w:jc w:val="left"/>
+      </w:pPr>
+      <w:r>
+        <w:rPr>
+          <w:b/>
+        </w:rPr>
+        <w:t>实现：</w:t>
+      </w:r>
+    </w:p>
+    <w:p>
+      <w:pPr>
+        <w:jc w:val="left"/>
+      </w:pPr>
+      <w:r>
+        <w:t>1. MainWindow.isSelfDevice()比较设备ID和当前Profile.userId。</w:t>
+      </w:r>
+    </w:p>
+    <w:p>
+      <w:pPr>
+        <w:jc w:val="left"/>
+      </w:pPr>
+      <w:r>
+        <w:t>2. userCardTitle()在本机设备名前拼接(本机)。</w:t>
+      </w:r>
+    </w:p>
+    <w:p>
+      <w:pPr>
+        <w:jc w:val="left"/>
+      </w:pPr>
+      <w:r>
+        <w:t>3. LanPeer.updateSelf()登录后刷新本机发现资料。</w:t>
+      </w:r>
+    </w:p>
+    <w:p>
+      <w:pPr>
+        <w:numPr>
+          <w:ilvl w:val="0"/>
+          <w:numId w:val="3"/>
+        </w:numPr>
+        <w:jc w:val="left"/>
+        <w:rPr>
+          <w:rFonts w:hint="eastAsia"/>
+        </w:rPr>
+      </w:pPr>
+      <w:r>
+        <w:rPr>
+          <w:b/>
+        </w:rPr>
+        <w:t>分组编辑</w:t>
+      </w:r>
+    </w:p>
+    <w:p>
+      <w:pPr>
+        <w:jc w:val="left"/>
+      </w:pPr>
+      <w:r>
+        <w:rPr>
+          <w:b/>
+        </w:rPr>
+        <w:t>功能：</w:t>
+      </w:r>
+      <w:r>
+        <w:t>用户可创建、取消、编辑和展开本地传输分组。</w:t>
+      </w:r>
+    </w:p>
+    <w:p>
+      <w:pPr>
+        <w:jc w:val="left"/>
+      </w:pPr>
+      <w:r>
+        <w:rPr>
+          <w:b/>
+        </w:rPr>
+        <w:t>实现：</w:t>
+      </w:r>
+    </w:p>
+    <w:p>
+      <w:pPr>
+        <w:jc w:val="left"/>
+      </w:pPr>
+      <w:r>
+        <w:t>1. enterGrouping()进入建组模式并显示成员复选框。</w:t>
+      </w:r>
+    </w:p>
+    <w:p>
+      <w:pPr>
+        <w:jc w:val="left"/>
+      </w:pPr>
+      <w:r>
+        <w:t>2. saveSelectedGroup()校验组名和成员后调用GroupStore保存。</w:t>
+      </w:r>
+    </w:p>
+    <w:p>
+      <w:pPr>
+        <w:jc w:val="left"/>
+      </w:pPr>
+      <w:r>
+        <w:t>3. groupCard()支持编辑组名、默认口令和展开成员矩阵。</w:t>
+      </w:r>
+    </w:p>
+    <w:p>
+      <w:pPr>
+        <w:numPr>
+          <w:ilvl w:val="0"/>
+          <w:numId w:val="3"/>
+        </w:numPr>
+        <w:jc w:val="left"/>
+        <w:rPr>
+          <w:rFonts w:hint="eastAsia"/>
+        </w:rPr>
+      </w:pPr>
+      <w:r>
+        <w:rPr>
+          <w:b/>
+        </w:rPr>
+        <w:t>资料广播同步</w:t>
+      </w:r>
+    </w:p>
+    <w:p>
+      <w:pPr>
+        <w:jc w:val="left"/>
+      </w:pPr>
+      <w:r>
+        <w:rPr>
+          <w:b/>
+        </w:rPr>
+        <w:t>功能：</w:t>
+      </w:r>
+      <w:r>
+        <w:t>局域网发现协议同步昵称、用户ID、设备名、签名、状态和头像。</w:t>
+      </w:r>
+    </w:p>
+    <w:p>
+      <w:pPr>
+        <w:jc w:val="left"/>
+      </w:pPr>
+      <w:r>
+        <w:rPr>
+          <w:b/>
+        </w:rPr>
+        <w:t>实现：</w:t>
+      </w:r>
+    </w:p>
+    <w:p>
+      <w:pPr>
+        <w:jc w:val="left"/>
+      </w:pPr>
+      <w:r>
+        <w:t>1. LanPeer.encode()把资料字段编码到HERE响应文本。</w:t>
+      </w:r>
+    </w:p>
+    <w:p>
+      <w:pPr>
+        <w:jc w:val="left"/>
+      </w:pPr>
+      <w:r>
+        <w:t>2. updateSelf()和updateStatus()刷新本机资料后调用announce()。</w:t>
+      </w:r>
+    </w:p>
+    <w:p>
+      <w:pPr>
+        <w:jc w:val="left"/>
+      </w:pPr>
+      <w:r>
+        <w:t>3. 其他客户端parse()响应文本后更新本地已发现设备。</w:t>
+      </w:r>
+    </w:p>
+    <w:p>
+      <w:pPr>
+        <w:numPr>
+          <w:ilvl w:val="0"/>
+          <w:numId w:val="3"/>
+        </w:numPr>
+        <w:jc w:val="left"/>
+        <w:rPr>
+          <w:rFonts w:hint="eastAsia"/>
+        </w:rPr>
+      </w:pPr>
+      <w:r>
+        <w:rPr>
+          <w:b/>
+        </w:rPr>
+        <w:t>口令小群组</w:t>
+      </w:r>
+    </w:p>
+    <w:p>
+      <w:pPr>
+        <w:jc w:val="left"/>
+      </w:pPr>
+      <w:r>
+        <w:rPr>
+          <w:b/>
+        </w:rPr>
+        <w:t>功能：</w:t>
+      </w:r>
+      <w:r>
+        <w:t>同一传输口令下的设备组成虚拟小群组，其他设备不参与发现。</w:t>
+      </w:r>
+    </w:p>
+    <w:p>
+      <w:pPr>
+        <w:jc w:val="left"/>
+      </w:pPr>
+      <w:r>
+        <w:rPr>
+          <w:b/>
+        </w:rPr>
+        <w:t>实现：</w:t>
+      </w:r>
+    </w:p>
+    <w:p>
+      <w:pPr>
+        <w:jc w:val="left"/>
+      </w:pPr>
+      <w:r>
+        <w:t>1. SettingsStore保存groupCode后LocalBackend调用lan.updateGroup()。</w:t>
+      </w:r>
+    </w:p>
+    <w:p>
+      <w:pPr>
+        <w:jc w:val="left"/>
+      </w:pPr>
+      <w:r>
+        <w:t>2. LanPeer把groupCode计算为SHA-256摘要groupHash。</w:t>
+      </w:r>
+    </w:p>
+    <w:p>
+      <w:pPr>
+        <w:jc w:val="left"/>
+      </w:pPr>
+      <w:r>
+        <w:t>3. 扫描请求和响应都通过groupMatches()过滤不同口令设备。</w:t>
       </w:r>
     </w:p>
     <w:p>
@@ -4363,141 +5166,404 @@
     </w:p>
     <w:p>
       <w:pPr>
-        <w:jc w:val="left"/>
-      </w:pPr>
-      <w:r>
-        <w:t xml:space="preserve">1. </w:t>
-      </w:r>
-      <w:r>
-        <w:rPr>
-          <w:b/>
-        </w:rPr>
-        <w:t>头像上传压缩：</w:t>
-      </w:r>
-      <w:r>
-        <w:t>选择本地图片后裁剪为中心正方形，压缩为</w:t>
-      </w:r>
-      <w:r>
-        <w:t>128×128JPEG</w:t>
-      </w:r>
-      <w:r>
-        <w:t>并写入账号表。</w:t>
-      </w:r>
-    </w:p>
-    <w:p>
-      <w:pPr>
-        <w:jc w:val="left"/>
-      </w:pPr>
-      <w:r>
-        <w:t xml:space="preserve">2. </w:t>
-      </w:r>
-      <w:r>
-        <w:rPr>
-          <w:b/>
-        </w:rPr>
-        <w:t>资料行内编辑：</w:t>
-      </w:r>
-      <w:r>
-        <w:t>昵称、设备名和个性签名支持只读与编辑切换，保存后同步账号表。</w:t>
-      </w:r>
-    </w:p>
-    <w:p>
-      <w:pPr>
-        <w:jc w:val="left"/>
-      </w:pPr>
-      <w:r>
-        <w:t xml:space="preserve">3. </w:t>
-      </w:r>
-      <w:r>
-        <w:rPr>
-          <w:b/>
-        </w:rPr>
-        <w:t>用户</w:t>
-      </w:r>
-      <w:r>
-        <w:rPr>
-          <w:b/>
-        </w:rPr>
-        <w:t>ID</w:t>
-      </w:r>
-      <w:r>
-        <w:rPr>
-          <w:b/>
-        </w:rPr>
-        <w:t>复制：</w:t>
-      </w:r>
-      <w:r>
-        <w:t>用户</w:t>
-      </w:r>
-      <w:r>
-        <w:t>ID</w:t>
-      </w:r>
-      <w:r>
-        <w:t>行提供复制按钮，便于组队或调试时快速粘贴。</w:t>
-      </w:r>
-    </w:p>
-    <w:p>
-      <w:pPr>
-        <w:jc w:val="left"/>
-      </w:pPr>
-      <w:r>
-        <w:lastRenderedPageBreak/>
-        <w:t xml:space="preserve">4. </w:t>
-      </w:r>
-      <w:r>
-        <w:rPr>
-          <w:b/>
-        </w:rPr>
-        <w:t>状态卡切换：</w:t>
-      </w:r>
-      <w:r>
-        <w:t>支持在线、忙碌、隐身和离线等状态卡，当前状态高亮。</w:t>
-      </w:r>
-    </w:p>
-    <w:p>
-      <w:pPr>
-        <w:jc w:val="left"/>
-      </w:pPr>
-      <w:r>
-        <w:t xml:space="preserve">5. </w:t>
-      </w:r>
-      <w:r>
-        <w:rPr>
-          <w:b/>
-        </w:rPr>
-        <w:t>自定义状态：</w:t>
-      </w:r>
-      <w:r>
-        <w:t>自定义签名随状态一起保存，并通过局域网发现协议广播。</w:t>
-      </w:r>
-    </w:p>
-    <w:p>
-      <w:pPr>
-        <w:jc w:val="left"/>
-      </w:pPr>
-      <w:r>
-        <w:t xml:space="preserve">6. </w:t>
-      </w:r>
-      <w:r>
-        <w:rPr>
-          <w:b/>
-        </w:rPr>
-        <w:t>状态异步保存：</w:t>
-      </w:r>
-      <w:r>
-        <w:t>状态变化异步写入账号表，避免</w:t>
-      </w:r>
-      <w:r>
-        <w:t>Git</w:t>
-      </w:r>
-      <w:r>
-        <w:t>同步阻塞</w:t>
-      </w:r>
-      <w:r>
-        <w:t>JavaFX</w:t>
-      </w:r>
-      <w:r>
-        <w:t>界面。</w:t>
+        <w:numPr>
+          <w:ilvl w:val="0"/>
+          <w:numId w:val="3"/>
+        </w:numPr>
+        <w:jc w:val="left"/>
+        <w:rPr>
+          <w:rFonts w:hint="eastAsia"/>
+        </w:rPr>
+      </w:pPr>
+      <w:r>
+        <w:rPr>
+          <w:b/>
+        </w:rPr>
+        <w:t>头像上传压缩</w:t>
+      </w:r>
+    </w:p>
+    <w:p>
+      <w:pPr>
+        <w:jc w:val="left"/>
+      </w:pPr>
+      <w:r>
+        <w:rPr>
+          <w:b/>
+        </w:rPr>
+        <w:t>功能：</w:t>
+      </w:r>
+      <w:r>
+        <w:t>用户可上传头像，头像会压缩后同步到账号表和局域网资料。</w:t>
+      </w:r>
+    </w:p>
+    <w:p>
+      <w:pPr>
+        <w:jc w:val="left"/>
+      </w:pPr>
+      <w:r>
+        <w:rPr>
+          <w:b/>
+        </w:rPr>
+        <w:t>实现：</w:t>
+      </w:r>
+    </w:p>
+    <w:p>
+      <w:pPr>
+        <w:jc w:val="left"/>
+      </w:pPr>
+      <w:r>
+        <w:t>1. FileChooser限制常见图片扩展名。</w:t>
+      </w:r>
+    </w:p>
+    <w:p>
+      <w:pPr>
+        <w:jc w:val="left"/>
+      </w:pPr>
+      <w:r>
+        <w:t>2. jpegAvatar()中心裁剪图片并压缩为128×128JPEG。</w:t>
+      </w:r>
+    </w:p>
+    <w:p>
+      <w:pPr>
+        <w:jc w:val="left"/>
+      </w:pPr>
+      <w:r>
+        <w:t>3. 压缩结果转Base64保存到Profile.avatar并写回acco。</w:t>
+      </w:r>
+    </w:p>
+    <w:p>
+      <w:pPr>
+        <w:numPr>
+          <w:ilvl w:val="0"/>
+          <w:numId w:val="3"/>
+        </w:numPr>
+        <w:jc w:val="left"/>
+        <w:rPr>
+          <w:rFonts w:hint="eastAsia"/>
+        </w:rPr>
+      </w:pPr>
+      <w:r>
+        <w:rPr>
+          <w:b/>
+        </w:rPr>
+        <w:t>资料行内编辑</w:t>
+      </w:r>
+    </w:p>
+    <w:p>
+      <w:pPr>
+        <w:jc w:val="left"/>
+      </w:pPr>
+      <w:r>
+        <w:rPr>
+          <w:b/>
+        </w:rPr>
+        <w:t>功能：</w:t>
+      </w:r>
+      <w:r>
+        <w:t>昵称、设备名和个性签名可在资料页直接编辑。</w:t>
+      </w:r>
+    </w:p>
+    <w:p>
+      <w:pPr>
+        <w:jc w:val="left"/>
+      </w:pPr>
+      <w:r>
+        <w:rPr>
+          <w:b/>
+        </w:rPr>
+        <w:t>实现：</w:t>
+      </w:r>
+    </w:p>
+    <w:p>
+      <w:pPr>
+        <w:jc w:val="left"/>
+      </w:pPr>
+      <w:r>
+        <w:t>1. editableRow()默认显示只读输入框和编辑按钮。</w:t>
+      </w:r>
+    </w:p>
+    <w:p>
+      <w:pPr>
+        <w:jc w:val="left"/>
+      </w:pPr>
+      <w:r>
+        <w:t>2. 点击编辑后切换为可输入状态，按钮变为确认图标。</w:t>
+      </w:r>
+    </w:p>
+    <w:p>
+      <w:pPr>
+        <w:jc w:val="left"/>
+      </w:pPr>
+      <w:r>
+        <w:t>3. 确认时读取Profile并调用controller.updateProfile()保存。</w:t>
+      </w:r>
+    </w:p>
+    <w:p>
+      <w:pPr>
+        <w:numPr>
+          <w:ilvl w:val="0"/>
+          <w:numId w:val="3"/>
+        </w:numPr>
+        <w:jc w:val="left"/>
+        <w:rPr>
+          <w:rFonts w:hint="eastAsia"/>
+        </w:rPr>
+      </w:pPr>
+      <w:r>
+        <w:rPr>
+          <w:b/>
+        </w:rPr>
+        <w:t>用户ID复制</w:t>
+      </w:r>
+    </w:p>
+    <w:p>
+      <w:pPr>
+        <w:jc w:val="left"/>
+      </w:pPr>
+      <w:r>
+        <w:rPr>
+          <w:b/>
+        </w:rPr>
+        <w:t>功能：</w:t>
+      </w:r>
+      <w:r>
+        <w:t>资料页提供用户ID复制按钮，便于分享和调试。</w:t>
+      </w:r>
+    </w:p>
+    <w:p>
+      <w:pPr>
+        <w:jc w:val="left"/>
+      </w:pPr>
+      <w:r>
+        <w:rPr>
+          <w:b/>
+        </w:rPr>
+        <w:t>实现：</w:t>
+      </w:r>
+    </w:p>
+    <w:p>
+      <w:pPr>
+        <w:jc w:val="left"/>
+      </w:pPr>
+      <w:r>
+        <w:t>1. profileRow()为用户ID行创建只读字段。</w:t>
+      </w:r>
+    </w:p>
+    <w:p>
+      <w:pPr>
+        <w:jc w:val="left"/>
+      </w:pPr>
+      <w:r>
+        <w:t>2. 复制按钮调用copyToClipboard()写入系统剪贴板。</w:t>
+      </w:r>
+    </w:p>
+    <w:p>
+      <w:pPr>
+        <w:jc w:val="left"/>
+      </w:pPr>
+      <w:r>
+        <w:t>3. toast提示已复制，避免用户重复点击。</w:t>
+      </w:r>
+    </w:p>
+    <w:p>
+      <w:pPr>
+        <w:numPr>
+          <w:ilvl w:val="0"/>
+          <w:numId w:val="3"/>
+        </w:numPr>
+        <w:jc w:val="left"/>
+        <w:rPr>
+          <w:rFonts w:hint="eastAsia"/>
+        </w:rPr>
+      </w:pPr>
+      <w:r>
+        <w:rPr>
+          <w:b/>
+        </w:rPr>
+        <w:t>状态卡切换</w:t>
+      </w:r>
+    </w:p>
+    <w:p>
+      <w:pPr>
+        <w:jc w:val="left"/>
+      </w:pPr>
+      <w:r>
+        <w:rPr>
+          <w:b/>
+        </w:rPr>
+        <w:t>功能：</w:t>
+      </w:r>
+      <w:r>
+        <w:t>用户可在资料页切换在线、忙碌、隐身和离线等状态。</w:t>
+      </w:r>
+    </w:p>
+    <w:p>
+      <w:pPr>
+        <w:jc w:val="left"/>
+      </w:pPr>
+      <w:r>
+        <w:rPr>
+          <w:b/>
+        </w:rPr>
+        <w:t>实现：</w:t>
+      </w:r>
+    </w:p>
+    <w:p>
+      <w:pPr>
+        <w:jc w:val="left"/>
+      </w:pPr>
+      <w:r>
+        <w:t>1. statusCards()按UserStatus枚举生成状态卡片。</w:t>
+      </w:r>
+    </w:p>
+    <w:p>
+      <w:pPr>
+        <w:jc w:val="left"/>
+      </w:pPr>
+      <w:r>
+        <w:t>2. 点击卡片调用saveStatus()更新selectedStatus。</w:t>
+      </w:r>
+    </w:p>
+    <w:p>
+      <w:pPr>
+        <w:jc w:val="left"/>
+      </w:pPr>
+      <w:r>
+        <w:t>3. 当前状态卡追加选中样式并刷新页面。</w:t>
+      </w:r>
+    </w:p>
+    <w:p>
+      <w:pPr>
+        <w:numPr>
+          <w:ilvl w:val="0"/>
+          <w:numId w:val="3"/>
+        </w:numPr>
+        <w:jc w:val="left"/>
+        <w:rPr>
+          <w:rFonts w:hint="eastAsia"/>
+        </w:rPr>
+      </w:pPr>
+      <w:r>
+        <w:rPr>
+          <w:b/>
+        </w:rPr>
+        <w:t>自定义状态</w:t>
+      </w:r>
+    </w:p>
+    <w:p>
+      <w:pPr>
+        <w:jc w:val="left"/>
+      </w:pPr>
+      <w:r>
+        <w:rPr>
+          <w:b/>
+        </w:rPr>
+        <w:t>功能：</w:t>
+      </w:r>
+      <w:r>
+        <w:t>用户可设置自定义签名，并随在线状态广播给局域网设备。</w:t>
+      </w:r>
+    </w:p>
+    <w:p>
+      <w:pPr>
+        <w:jc w:val="left"/>
+      </w:pPr>
+      <w:r>
+        <w:rPr>
+          <w:b/>
+        </w:rPr>
+        <w:t>实现：</w:t>
+      </w:r>
+    </w:p>
+    <w:p>
+      <w:pPr>
+        <w:jc w:val="left"/>
+      </w:pPr>
+      <w:r>
+        <w:t>1. customStatusField()预填当前Profile.signature。</w:t>
+      </w:r>
+    </w:p>
+    <w:p>
+      <w:pPr>
+        <w:jc w:val="left"/>
+      </w:pPr>
+      <w:r>
+        <w:t>2. 保存时复用当前selectedStatus并提交自定义文本。</w:t>
+      </w:r>
+    </w:p>
+    <w:p>
+      <w:pPr>
+        <w:jc w:val="left"/>
+      </w:pPr>
+      <w:r>
+        <w:t>3. LanPeer.updateStatus()把签名写入发现响应。</w:t>
+      </w:r>
+    </w:p>
+    <w:p>
+      <w:pPr>
+        <w:numPr>
+          <w:ilvl w:val="0"/>
+          <w:numId w:val="3"/>
+        </w:numPr>
+        <w:jc w:val="left"/>
+        <w:rPr>
+          <w:rFonts w:hint="eastAsia"/>
+        </w:rPr>
+      </w:pPr>
+      <w:r>
+        <w:rPr>
+          <w:b/>
+        </w:rPr>
+        <w:t>状态异步保存</w:t>
+      </w:r>
+    </w:p>
+    <w:p>
+      <w:pPr>
+        <w:jc w:val="left"/>
+      </w:pPr>
+      <w:r>
+        <w:rPr>
+          <w:b/>
+        </w:rPr>
+        <w:t>功能：</w:t>
+      </w:r>
+      <w:r>
+        <w:t>状态切换后界面立即响应，账号表同步在后台执行。</w:t>
+      </w:r>
+    </w:p>
+    <w:p>
+      <w:pPr>
+        <w:jc w:val="left"/>
+      </w:pPr>
+      <w:r>
+        <w:rPr>
+          <w:b/>
+        </w:rPr>
+        <w:t>实现：</w:t>
+      </w:r>
+    </w:p>
+    <w:p>
+      <w:pPr>
+        <w:jc w:val="left"/>
+      </w:pPr>
+      <w:r>
+        <w:t>1. AppController.updateStatus()使用CompletableFuture.runAsync()执行。</w:t>
+      </w:r>
+    </w:p>
+    <w:p>
+      <w:pPr>
+        <w:jc w:val="left"/>
+      </w:pPr>
+      <w:r>
+        <w:t>2. Mine.saveStatus()先更新本地profile并重绘页面。</w:t>
+      </w:r>
+    </w:p>
+    <w:p>
+      <w:pPr>
+        <w:jc w:val="left"/>
+      </w:pPr>
+      <w:r>
+        <w:t>3. AuthStore内部Git拉取和推送不阻塞JavaFX事件线程。</w:t>
       </w:r>
     </w:p>
     <w:p>
@@ -4518,119 +5584,366 @@
     </w:p>
     <w:p>
       <w:pPr>
-        <w:jc w:val="left"/>
-      </w:pPr>
-      <w:r>
-        <w:t xml:space="preserve">1. </w:t>
-      </w:r>
-      <w:r>
-        <w:rPr>
-          <w:b/>
-        </w:rPr>
-        <w:t>本机网络信息：</w:t>
-      </w:r>
-      <w:r>
-        <w:t>展示本机</w:t>
-      </w:r>
-      <w:r>
-        <w:t>IPv4</w:t>
-      </w:r>
-      <w:r>
-        <w:t>地址和</w:t>
-      </w:r>
-      <w:r>
-        <w:t>IPv6</w:t>
-      </w:r>
-      <w:r>
-        <w:t>地址，复制按钮使用统一反馈。</w:t>
-      </w:r>
-    </w:p>
-    <w:p>
-      <w:pPr>
-        <w:jc w:val="left"/>
-      </w:pPr>
-      <w:r>
-        <w:t xml:space="preserve">2. </w:t>
-      </w:r>
-      <w:r>
-        <w:rPr>
-          <w:b/>
-        </w:rPr>
-        <w:t>传输参数配置：</w:t>
-      </w:r>
-      <w:r>
-        <w:t>上传限速、下载限速和失败重试次数可保存并影响真实发送接收流程。</w:t>
-      </w:r>
-    </w:p>
-    <w:p>
-      <w:pPr>
-        <w:jc w:val="left"/>
-      </w:pPr>
-      <w:r>
-        <w:t xml:space="preserve">3. </w:t>
-      </w:r>
-      <w:r>
-        <w:rPr>
-          <w:b/>
-        </w:rPr>
-        <w:t>外观即时应用：</w:t>
-      </w:r>
-      <w:r>
-        <w:t>主题色、系统中文字体、字号和缩放比例可保存并在页面重绘时应用。</w:t>
-      </w:r>
-    </w:p>
-    <w:p>
-      <w:pPr>
-        <w:jc w:val="left"/>
-      </w:pPr>
-      <w:r>
-        <w:t xml:space="preserve">4. </w:t>
-      </w:r>
-      <w:r>
-        <w:rPr>
-          <w:b/>
-        </w:rPr>
-        <w:t>接收目录配置：</w:t>
-      </w:r>
-      <w:r>
-        <w:t>接收目录通过目录选择器设置，接收端按该目录落盘。</w:t>
-      </w:r>
-    </w:p>
-    <w:p>
-      <w:pPr>
-        <w:jc w:val="left"/>
-      </w:pPr>
-      <w:r>
-        <w:t xml:space="preserve">5. </w:t>
-      </w:r>
-      <w:r>
-        <w:rPr>
-          <w:b/>
-        </w:rPr>
-        <w:t>启动行为：</w:t>
-      </w:r>
-      <w:r>
-        <w:t>支持</w:t>
-      </w:r>
-      <w:r>
-        <w:t>Windows</w:t>
-      </w:r>
-      <w:r>
-        <w:t>开机自启动和启动后最小化。</w:t>
-      </w:r>
-    </w:p>
-    <w:p>
-      <w:pPr>
-        <w:jc w:val="left"/>
-      </w:pPr>
-      <w:r>
-        <w:t xml:space="preserve">6. </w:t>
-      </w:r>
-      <w:r>
-        <w:rPr>
-          <w:b/>
-        </w:rPr>
-        <w:t>完成提示音：</w:t>
+        <w:numPr>
+          <w:ilvl w:val="0"/>
+          <w:numId w:val="3"/>
+        </w:numPr>
+        <w:jc w:val="left"/>
+        <w:rPr>
+          <w:rFonts w:hint="eastAsia"/>
+        </w:rPr>
+      </w:pPr>
+      <w:r>
+        <w:rPr>
+          <w:b/>
+        </w:rPr>
+        <w:t>本机网络信息</w:t>
+      </w:r>
+    </w:p>
+    <w:p>
+      <w:pPr>
+        <w:jc w:val="left"/>
+      </w:pPr>
+      <w:r>
+        <w:rPr>
+          <w:b/>
+        </w:rPr>
+        <w:t>功能：</w:t>
+      </w:r>
+      <w:r>
+        <w:t>设置页展示本机IPv4地址和IPv6地址。</w:t>
+      </w:r>
+    </w:p>
+    <w:p>
+      <w:pPr>
+        <w:jc w:val="left"/>
+      </w:pPr>
+      <w:r>
+        <w:rPr>
+          <w:b/>
+        </w:rPr>
+        <w:t>实现：</w:t>
+      </w:r>
+    </w:p>
+    <w:p>
+      <w:pPr>
+        <w:jc w:val="left"/>
+      </w:pPr>
+      <w:r>
+        <w:t>1. SettingsStore.load()读取或生成SystemSettings网络字段。</w:t>
+      </w:r>
+    </w:p>
+    <w:p>
+      <w:pPr>
+        <w:jc w:val="left"/>
+      </w:pPr>
+      <w:r>
+        <w:t>2. Settings.ipInfo()使用IPv4地址和IPv6地址文案展示。</w:t>
+      </w:r>
+    </w:p>
+    <w:p>
+      <w:pPr>
+        <w:jc w:val="left"/>
+      </w:pPr>
+      <w:r>
+        <w:t>3. MainWindow.ipColumn()提供复制按钮和已复制反馈。</w:t>
+      </w:r>
+    </w:p>
+    <w:p>
+      <w:pPr>
+        <w:numPr>
+          <w:ilvl w:val="0"/>
+          <w:numId w:val="3"/>
+        </w:numPr>
+        <w:jc w:val="left"/>
+        <w:rPr>
+          <w:rFonts w:hint="eastAsia"/>
+        </w:rPr>
+      </w:pPr>
+      <w:r>
+        <w:rPr>
+          <w:b/>
+        </w:rPr>
+        <w:t>传输参数配置</w:t>
+      </w:r>
+    </w:p>
+    <w:p>
+      <w:pPr>
+        <w:jc w:val="left"/>
+      </w:pPr>
+      <w:r>
+        <w:rPr>
+          <w:b/>
+        </w:rPr>
+        <w:t>功能：</w:t>
+      </w:r>
+      <w:r>
+        <w:t>上传限速、下载限速和失败重试次数可由用户配置。</w:t>
+      </w:r>
+    </w:p>
+    <w:p>
+      <w:pPr>
+        <w:jc w:val="left"/>
+      </w:pPr>
+      <w:r>
+        <w:rPr>
+          <w:b/>
+        </w:rPr>
+        <w:t>实现：</w:t>
+      </w:r>
+    </w:p>
+    <w:p>
+      <w:pPr>
+        <w:jc w:val="left"/>
+      </w:pPr>
+      <w:r>
+        <w:t>1. speedLimitControls()展示上传限制和下载限制输入项。</w:t>
+      </w:r>
+    </w:p>
+    <w:p>
+      <w:pPr>
+        <w:jc w:val="left"/>
+      </w:pPr>
+      <w:r>
+        <w:t>2. retryCount控件保存失败重试次数。</w:t>
+      </w:r>
+    </w:p>
+    <w:p>
+      <w:pPr>
+        <w:jc w:val="left"/>
+      </w:pPr>
+      <w:r>
+        <w:t>3. UdpTx读取上传限速和重试次数，UdpRx读取下载限速控制接收节奏。</w:t>
+      </w:r>
+    </w:p>
+    <w:p>
+      <w:pPr>
+        <w:numPr>
+          <w:ilvl w:val="0"/>
+          <w:numId w:val="3"/>
+        </w:numPr>
+        <w:jc w:val="left"/>
+        <w:rPr>
+          <w:rFonts w:hint="eastAsia"/>
+        </w:rPr>
+      </w:pPr>
+      <w:r>
+        <w:rPr>
+          <w:b/>
+        </w:rPr>
+        <w:t>外观即时应用</w:t>
+      </w:r>
+    </w:p>
+    <w:p>
+      <w:pPr>
+        <w:jc w:val="left"/>
+      </w:pPr>
+      <w:r>
+        <w:rPr>
+          <w:b/>
+        </w:rPr>
+        <w:t>功能：</w:t>
+      </w:r>
+      <w:r>
+        <w:t>主题色、字体、字号和缩放保存后立即影响界面。</w:t>
+      </w:r>
+    </w:p>
+    <w:p>
+      <w:pPr>
+        <w:jc w:val="left"/>
+      </w:pPr>
+      <w:r>
+        <w:rPr>
+          <w:b/>
+        </w:rPr>
+        <w:t>实现：</w:t>
+      </w:r>
+    </w:p>
+    <w:p>
+      <w:pPr>
+        <w:jc w:val="left"/>
+      </w:pPr>
+      <w:r>
+        <w:t>1. colorControls()提供预设色块和自定义色值输入。</w:t>
+      </w:r>
+    </w:p>
+    <w:p>
+      <w:pPr>
+        <w:jc w:val="left"/>
+      </w:pPr>
+      <w:r>
+        <w:t>2. fontControls()读取JavaFX系统字体并过滤常见中文字体。</w:t>
+      </w:r>
+    </w:p>
+    <w:p>
+      <w:pPr>
+        <w:jc w:val="left"/>
+      </w:pPr>
+      <w:r>
+        <w:t>3. rootStyle()把主题色、字体和缩放写入根节点CSS。</w:t>
+      </w:r>
+    </w:p>
+    <w:p>
+      <w:pPr>
+        <w:numPr>
+          <w:ilvl w:val="0"/>
+          <w:numId w:val="3"/>
+        </w:numPr>
+        <w:jc w:val="left"/>
+        <w:rPr>
+          <w:rFonts w:hint="eastAsia"/>
+        </w:rPr>
+      </w:pPr>
+      <w:r>
+        <w:rPr>
+          <w:b/>
+        </w:rPr>
+        <w:t>接收目录配置</w:t>
+      </w:r>
+    </w:p>
+    <w:p>
+      <w:pPr>
+        <w:jc w:val="left"/>
+      </w:pPr>
+      <w:r>
+        <w:rPr>
+          <w:b/>
+        </w:rPr>
+        <w:t>功能：</w:t>
+      </w:r>
+      <w:r>
+        <w:t>用户可设置文件接收目录，接收端按该目录落盘。</w:t>
+      </w:r>
+    </w:p>
+    <w:p>
+      <w:pPr>
+        <w:jc w:val="left"/>
+      </w:pPr>
+      <w:r>
+        <w:rPr>
+          <w:b/>
+        </w:rPr>
+        <w:t>实现：</w:t>
+      </w:r>
+    </w:p>
+    <w:p>
+      <w:pPr>
+        <w:jc w:val="left"/>
+      </w:pPr>
+      <w:r>
+        <w:t>1. receiveDirControls()提供目录输入框和DirectoryChooser。</w:t>
+      </w:r>
+    </w:p>
+    <w:p>
+      <w:pPr>
+        <w:jc w:val="left"/>
+      </w:pPr>
+      <w:r>
+        <w:t>2. SettingsStore.save()持久化receiveDir字段。</w:t>
+      </w:r>
+    </w:p>
+    <w:p>
+      <w:pPr>
+        <w:jc w:val="left"/>
+      </w:pPr>
+      <w:r>
+        <w:t>3. UdpRx接收BEGIN后按receiveDir创建.part临时文件。</w:t>
+      </w:r>
+    </w:p>
+    <w:p>
+      <w:pPr>
+        <w:numPr>
+          <w:ilvl w:val="0"/>
+          <w:numId w:val="3"/>
+        </w:numPr>
+        <w:jc w:val="left"/>
+        <w:rPr>
+          <w:rFonts w:hint="eastAsia"/>
+        </w:rPr>
+      </w:pPr>
+      <w:r>
+        <w:rPr>
+          <w:b/>
+        </w:rPr>
+        <w:t>启动行为</w:t>
+      </w:r>
+    </w:p>
+    <w:p>
+      <w:pPr>
+        <w:jc w:val="left"/>
+      </w:pPr>
+      <w:r>
+        <w:rPr>
+          <w:b/>
+        </w:rPr>
+        <w:t>功能：</w:t>
+      </w:r>
+      <w:r>
+        <w:t>支持Windows开机自启动和启动后最小化。</w:t>
+      </w:r>
+    </w:p>
+    <w:p>
+      <w:pPr>
+        <w:jc w:val="left"/>
+      </w:pPr>
+      <w:r>
+        <w:rPr>
+          <w:b/>
+        </w:rPr>
+        <w:t>实现：</w:t>
+      </w:r>
+    </w:p>
+    <w:p>
+      <w:pPr>
+        <w:jc w:val="left"/>
+      </w:pPr>
+      <w:r>
+        <w:t>1. AutoStart.sync()在当前用户启动目录创建或删除极速互传.cmd。</w:t>
+      </w:r>
+    </w:p>
+    <w:p>
+      <w:pPr>
+        <w:jc w:val="left"/>
+      </w:pPr>
+      <w:r>
+        <w:t>2. 启动脚本进入项目目录并运行MavenJavaFX启动命令。</w:t>
+      </w:r>
+    </w:p>
+    <w:p>
+      <w:pPr>
+        <w:jc w:val="left"/>
+      </w:pPr>
+      <w:r>
+        <w:t>3. MainWindow.applyStartupTray()按设置决定登录后是否隐藏到托盘。</w:t>
+      </w:r>
+    </w:p>
+    <w:p>
+      <w:pPr>
+        <w:numPr>
+          <w:ilvl w:val="0"/>
+          <w:numId w:val="3"/>
+        </w:numPr>
+        <w:jc w:val="left"/>
+        <w:rPr>
+          <w:rFonts w:hint="eastAsia"/>
+        </w:rPr>
+      </w:pPr>
+      <w:r>
+        <w:rPr>
+          <w:b/>
+        </w:rPr>
+        <w:t>完成提示音</w:t>
+      </w:r>
+    </w:p>
+    <w:p>
+      <w:pPr>
+        <w:jc w:val="left"/>
+      </w:pPr>
+      <w:r>
+        <w:rPr>
+          <w:b/>
+        </w:rPr>
+        <w:t>功能：</w:t>
       </w:r>
       <w:r>
         <w:t>传输或接收完成后按设置播放系统提示音。</w:t>
@@ -4641,16 +5954,101 @@
         <w:jc w:val="left"/>
       </w:pPr>
       <w:r>
-        <w:t xml:space="preserve">7. </w:t>
-      </w:r>
-      <w:r>
-        <w:rPr>
-          <w:b/>
-        </w:rPr>
-        <w:t>语言扩展点：</w:t>
-      </w:r>
-      <w:r>
-        <w:t>当前只保存语言字段，不切换界面文案，作为后续多语言扩展保留。</w:t>
+        <w:rPr>
+          <w:b/>
+        </w:rPr>
+        <w:t>实现：</w:t>
+      </w:r>
+    </w:p>
+    <w:p>
+      <w:pPr>
+        <w:jc w:val="left"/>
+      </w:pPr>
+      <w:r>
+        <w:t>1. SystemSettings.soundOnComplete()保存提示音开关。</w:t>
+      </w:r>
+    </w:p>
+    <w:p>
+      <w:pPr>
+        <w:jc w:val="left"/>
+      </w:pPr>
+      <w:r>
+        <w:t>2. MainWindow.playDoneSound()读取开关后调用Toolkit.beep()。</w:t>
+      </w:r>
+    </w:p>
+    <w:p>
+      <w:pPr>
+        <w:jc w:val="left"/>
+      </w:pPr>
+      <w:r>
+        <w:t>3. 发送完成和接收进度达到100%时复用同一提示方法。</w:t>
+      </w:r>
+    </w:p>
+    <w:p>
+      <w:pPr>
+        <w:numPr>
+          <w:ilvl w:val="0"/>
+          <w:numId w:val="3"/>
+        </w:numPr>
+        <w:jc w:val="left"/>
+        <w:rPr>
+          <w:rFonts w:hint="eastAsia"/>
+        </w:rPr>
+      </w:pPr>
+      <w:r>
+        <w:rPr>
+          <w:b/>
+        </w:rPr>
+        <w:t>语言扩展点</w:t>
+      </w:r>
+    </w:p>
+    <w:p>
+      <w:pPr>
+        <w:jc w:val="left"/>
+      </w:pPr>
+      <w:r>
+        <w:rPr>
+          <w:b/>
+        </w:rPr>
+        <w:t>功能：</w:t>
+      </w:r>
+      <w:r>
+        <w:t>当前只保存语言字段，为后续多语言保留配置入口。</w:t>
+      </w:r>
+    </w:p>
+    <w:p>
+      <w:pPr>
+        <w:jc w:val="left"/>
+      </w:pPr>
+      <w:r>
+        <w:rPr>
+          <w:b/>
+        </w:rPr>
+        <w:t>实现：</w:t>
+      </w:r>
+    </w:p>
+    <w:p>
+      <w:pPr>
+        <w:jc w:val="left"/>
+      </w:pPr>
+      <w:r>
+        <w:t>1. Settings页保存language字段到SystemSettings。</w:t>
+      </w:r>
+    </w:p>
+    <w:p>
+      <w:pPr>
+        <w:jc w:val="left"/>
+      </w:pPr>
+      <w:r>
+        <w:t>2. 界面文案仍使用硬编码中文，不做运行时切换。</w:t>
+      </w:r>
+    </w:p>
+    <w:p>
+      <w:pPr>
+        <w:jc w:val="left"/>
+      </w:pPr>
+      <w:r>
+        <w:t>3. JAVA功能说明书把多语言界面记录为暂不实现功能。</w:t>
       </w:r>
     </w:p>
     <w:p>
@@ -4671,87 +6069,337 @@
     </w:p>
     <w:p>
       <w:pPr>
-        <w:jc w:val="left"/>
-      </w:pPr>
-      <w:r>
-        <w:t xml:space="preserve">1. </w:t>
-      </w:r>
-      <w:r>
-        <w:rPr>
-          <w:b/>
-        </w:rPr>
-        <w:t>接收前确认：</w:t>
-      </w:r>
-      <w:r>
-        <w:t>忙碌状态收到文件时弹出确认框，带口令传输时弹出口令校验框。</w:t>
-      </w:r>
-    </w:p>
-    <w:p>
-      <w:pPr>
-        <w:jc w:val="left"/>
-      </w:pPr>
-      <w:r>
-        <w:t xml:space="preserve">2. </w:t>
-      </w:r>
-      <w:r>
-        <w:rPr>
-          <w:b/>
-        </w:rPr>
-        <w:t>系统托盘：</w:t>
-      </w:r>
-      <w:r>
-        <w:t>支持托盘图标、最小化到托盘、托盘恢复和托盘退出。</w:t>
-      </w:r>
-    </w:p>
-    <w:p>
-      <w:pPr>
-        <w:jc w:val="left"/>
-      </w:pPr>
-      <w:r>
-        <w:t xml:space="preserve">3. </w:t>
-      </w:r>
-      <w:r>
-        <w:rPr>
-          <w:b/>
-        </w:rPr>
-        <w:t>顶栏头像联动：</w:t>
-      </w:r>
-      <w:r>
-        <w:t>右上角头像继承我的页上传头像，头像异常时回到首字头像。</w:t>
-      </w:r>
-    </w:p>
-    <w:p>
-      <w:pPr>
-        <w:jc w:val="left"/>
-      </w:pPr>
-      <w:r>
-        <w:t xml:space="preserve">4. </w:t>
-      </w:r>
-      <w:r>
-        <w:rPr>
-          <w:b/>
-        </w:rPr>
-        <w:t>底栏状态：</w:t>
-      </w:r>
-      <w:r>
-        <w:t>底栏展示连接状态、当前传输模式、当前网速和接收目录。</w:t>
-      </w:r>
-    </w:p>
-    <w:p>
-      <w:pPr>
-        <w:jc w:val="left"/>
-      </w:pPr>
-      <w:r>
-        <w:t xml:space="preserve">5. </w:t>
-      </w:r>
-      <w:r>
-        <w:rPr>
-          <w:b/>
-        </w:rPr>
-        <w:t>实时网速：</w:t>
-      </w:r>
-      <w:r>
-        <w:t>当前网速根据传输中任务动态汇总，不再显示固定样例。</w:t>
+        <w:numPr>
+          <w:ilvl w:val="0"/>
+          <w:numId w:val="3"/>
+        </w:numPr>
+        <w:jc w:val="left"/>
+        <w:rPr>
+          <w:rFonts w:hint="eastAsia"/>
+        </w:rPr>
+      </w:pPr>
+      <w:r>
+        <w:rPr>
+          <w:b/>
+        </w:rPr>
+        <w:t>接收前确认</w:t>
+      </w:r>
+    </w:p>
+    <w:p>
+      <w:pPr>
+        <w:jc w:val="left"/>
+      </w:pPr>
+      <w:r>
+        <w:rPr>
+          <w:b/>
+        </w:rPr>
+        <w:t>功能：</w:t>
+      </w:r>
+      <w:r>
+        <w:t>忙碌状态或带口令传输时，接收端先询问用户。</w:t>
+      </w:r>
+    </w:p>
+    <w:p>
+      <w:pPr>
+        <w:jc w:val="left"/>
+      </w:pPr>
+      <w:r>
+        <w:rPr>
+          <w:b/>
+        </w:rPr>
+        <w:t>实现：</w:t>
+      </w:r>
+    </w:p>
+    <w:p>
+      <w:pPr>
+        <w:jc w:val="left"/>
+      </w:pPr>
+      <w:r>
+        <w:t>1. MainWindow.start()把confirmReceive注册给controller.setRxAsk()。</w:t>
+      </w:r>
+    </w:p>
+    <w:p>
+      <w:pPr>
+        <w:jc w:val="left"/>
+      </w:pPr>
+      <w:r>
+        <w:t>2. UdpRx收到BEGIN后调用RxAsk.approve()判断是否允许接收。</w:t>
+      </w:r>
+    </w:p>
+    <w:p>
+      <w:pPr>
+        <w:jc w:val="left"/>
+      </w:pPr>
+      <w:r>
+        <w:t>3. codeHash为空时弹普通确认框，非空时弹口令校验框。</w:t>
+      </w:r>
+    </w:p>
+    <w:p>
+      <w:pPr>
+        <w:numPr>
+          <w:ilvl w:val="0"/>
+          <w:numId w:val="3"/>
+        </w:numPr>
+        <w:jc w:val="left"/>
+        <w:rPr>
+          <w:rFonts w:hint="eastAsia"/>
+        </w:rPr>
+      </w:pPr>
+      <w:r>
+        <w:rPr>
+          <w:b/>
+        </w:rPr>
+        <w:t>系统托盘</w:t>
+      </w:r>
+    </w:p>
+    <w:p>
+      <w:pPr>
+        <w:jc w:val="left"/>
+      </w:pPr>
+      <w:r>
+        <w:rPr>
+          <w:b/>
+        </w:rPr>
+        <w:t>功能：</w:t>
+      </w:r>
+      <w:r>
+        <w:t>窗口可最小化到托盘，并从托盘恢复或退出。</w:t>
+      </w:r>
+    </w:p>
+    <w:p>
+      <w:pPr>
+        <w:jc w:val="left"/>
+      </w:pPr>
+      <w:r>
+        <w:rPr>
+          <w:b/>
+        </w:rPr>
+        <w:t>实现：</w:t>
+      </w:r>
+    </w:p>
+    <w:p>
+      <w:pPr>
+        <w:jc w:val="left"/>
+      </w:pPr>
+      <w:r>
+        <w:t>1. ensureTray()创建SystemTray图标和显示、退出菜单。</w:t>
+      </w:r>
+    </w:p>
+    <w:p>
+      <w:pPr>
+        <w:jc w:val="left"/>
+      </w:pPr>
+      <w:r>
+        <w:t>2. minimizeWindow()按设置决定普通最小化或hideToTray()。</w:t>
+      </w:r>
+    </w:p>
+    <w:p>
+      <w:pPr>
+        <w:jc w:val="left"/>
+      </w:pPr>
+      <w:r>
+        <w:t>3. restoreFromTray()切回JavaFX线程显示窗口。</w:t>
+      </w:r>
+    </w:p>
+    <w:p>
+      <w:pPr>
+        <w:numPr>
+          <w:ilvl w:val="0"/>
+          <w:numId w:val="3"/>
+        </w:numPr>
+        <w:jc w:val="left"/>
+        <w:rPr>
+          <w:rFonts w:hint="eastAsia"/>
+        </w:rPr>
+      </w:pPr>
+      <w:r>
+        <w:rPr>
+          <w:b/>
+        </w:rPr>
+        <w:t>顶栏头像联动</w:t>
+      </w:r>
+    </w:p>
+    <w:p>
+      <w:pPr>
+        <w:jc w:val="left"/>
+      </w:pPr>
+      <w:r>
+        <w:rPr>
+          <w:b/>
+        </w:rPr>
+        <w:t>功能：</w:t>
+      </w:r>
+      <w:r>
+        <w:t>主窗口顶栏头像跟随我的页头像变化。</w:t>
+      </w:r>
+    </w:p>
+    <w:p>
+      <w:pPr>
+        <w:jc w:val="left"/>
+      </w:pPr>
+      <w:r>
+        <w:rPr>
+          <w:b/>
+        </w:rPr>
+        <w:t>实现：</w:t>
+      </w:r>
+    </w:p>
+    <w:p>
+      <w:pPr>
+        <w:jc w:val="left"/>
+      </w:pPr>
+      <w:r>
+        <w:t>1. mainTopbar()读取当前profile.avatar()生成头像控件。</w:t>
+      </w:r>
+    </w:p>
+    <w:p>
+      <w:pPr>
+        <w:jc w:val="left"/>
+      </w:pPr>
+      <w:r>
+        <w:t>2. avatar()优先解析Base64图片并裁剪为圆形。</w:t>
+      </w:r>
+    </w:p>
+    <w:p>
+      <w:pPr>
+        <w:jc w:val="left"/>
+      </w:pPr>
+      <w:r>
+        <w:t>3. 头像为空或解析失败时回退到首字头像。</w:t>
+      </w:r>
+    </w:p>
+    <w:p>
+      <w:pPr>
+        <w:numPr>
+          <w:ilvl w:val="0"/>
+          <w:numId w:val="3"/>
+        </w:numPr>
+        <w:jc w:val="left"/>
+        <w:rPr>
+          <w:rFonts w:hint="eastAsia"/>
+        </w:rPr>
+      </w:pPr>
+      <w:r>
+        <w:rPr>
+          <w:b/>
+        </w:rPr>
+        <w:t>底栏状态</w:t>
+      </w:r>
+    </w:p>
+    <w:p>
+      <w:pPr>
+        <w:jc w:val="left"/>
+      </w:pPr>
+      <w:r>
+        <w:rPr>
+          <w:b/>
+        </w:rPr>
+        <w:t>功能：</w:t>
+      </w:r>
+      <w:r>
+        <w:t>底栏集中展示连接状态、传输模式、网速和接收目录。</w:t>
+      </w:r>
+    </w:p>
+    <w:p>
+      <w:pPr>
+        <w:jc w:val="left"/>
+      </w:pPr>
+      <w:r>
+        <w:rPr>
+          <w:b/>
+        </w:rPr>
+        <w:t>实现：</w:t>
+      </w:r>
+    </w:p>
+    <w:p>
+      <w:pPr>
+        <w:jc w:val="left"/>
+      </w:pPr>
+      <w:r>
+        <w:t>1. statusFooter()从profile和currentSettings读取展示字段。</w:t>
+      </w:r>
+    </w:p>
+    <w:p>
+      <w:pPr>
+        <w:jc w:val="left"/>
+      </w:pPr>
+      <w:r>
+        <w:t>2. transferMode()按groupCode判断公开局域网或口令组。</w:t>
+      </w:r>
+    </w:p>
+    <w:p>
+      <w:pPr>
+        <w:jc w:val="left"/>
+      </w:pPr>
+      <w:r>
+        <w:t>3. 接收目录更改按钮直接跳转系统设置页。</w:t>
+      </w:r>
+    </w:p>
+    <w:p>
+      <w:pPr>
+        <w:numPr>
+          <w:ilvl w:val="0"/>
+          <w:numId w:val="3"/>
+        </w:numPr>
+        <w:jc w:val="left"/>
+        <w:rPr>
+          <w:rFonts w:hint="eastAsia"/>
+        </w:rPr>
+      </w:pPr>
+      <w:r>
+        <w:rPr>
+          <w:b/>
+        </w:rPr>
+        <w:t>实时网速</w:t>
+      </w:r>
+    </w:p>
+    <w:p>
+      <w:pPr>
+        <w:jc w:val="left"/>
+      </w:pPr>
+      <w:r>
+        <w:rPr>
+          <w:b/>
+        </w:rPr>
+        <w:t>功能：</w:t>
+      </w:r>
+      <w:r>
+        <w:t>当前网速根据传输中任务动态汇总。</w:t>
+      </w:r>
+    </w:p>
+    <w:p>
+      <w:pPr>
+        <w:jc w:val="left"/>
+      </w:pPr>
+      <w:r>
+        <w:rPr>
+          <w:b/>
+        </w:rPr>
+        <w:t>实现：</w:t>
+      </w:r>
+    </w:p>
+    <w:p>
+      <w:pPr>
+        <w:jc w:val="left"/>
+      </w:pPr>
+      <w:r>
+        <w:t>1. currentSpeed()遍历currentSummary.tasks()。</w:t>
+      </w:r>
+    </w:p>
+    <w:p>
+      <w:pPr>
+        <w:jc w:val="left"/>
+      </w:pPr>
+      <w:r>
+        <w:t>2. 只统计状态为传输中的任务速度。</w:t>
+      </w:r>
+    </w:p>
+    <w:p>
+      <w:pPr>
+        <w:jc w:val="left"/>
+      </w:pPr>
+      <w:r>
+        <w:t>3. speedText()把字节速度格式化为底栏可读文本。</w:t>
       </w:r>
     </w:p>
     <w:p>
@@ -4772,169 +6420,471 @@
     </w:p>
     <w:p>
       <w:pPr>
-        <w:jc w:val="left"/>
-      </w:pPr>
-      <w:r>
-        <w:t xml:space="preserve">1. </w:t>
-      </w:r>
-      <w:r>
-        <w:rPr>
-          <w:b/>
-        </w:rPr>
-        <w:t>限速智能分配：</w:t>
-      </w:r>
-      <w:r>
-        <w:t>上传限速按可发送目标数分配，接收端按下载限速控制写入节奏。</w:t>
-      </w:r>
-    </w:p>
-    <w:p>
-      <w:pPr>
-        <w:jc w:val="left"/>
-      </w:pPr>
-      <w:r>
-        <w:t xml:space="preserve">2. </w:t>
-      </w:r>
-      <w:r>
-        <w:rPr>
-          <w:b/>
-        </w:rPr>
-        <w:t>分片缓存：</w:t>
-      </w:r>
-      <w:r>
-        <w:t>接收端写入</w:t>
-      </w:r>
-      <w:r>
-        <w:t>.part</w:t>
-      </w:r>
-      <w:r>
-        <w:t>和</w:t>
-      </w:r>
-      <w:r>
-        <w:t>.part.meta</w:t>
-      </w:r>
-      <w:r>
-        <w:t>，记录已接收分片索引。</w:t>
-      </w:r>
-    </w:p>
-    <w:p>
-      <w:pPr>
-        <w:jc w:val="left"/>
-      </w:pPr>
-      <w:r>
-        <w:t xml:space="preserve">3. </w:t>
-      </w:r>
-      <w:r>
-        <w:rPr>
-          <w:b/>
-        </w:rPr>
-        <w:t>断点续传：</w:t>
-      </w:r>
-      <w:r>
-        <w:t>重新</w:t>
-      </w:r>
-      <w:r>
-        <w:t>BEGIN</w:t>
-      </w:r>
-      <w:r>
-        <w:t>时接收端返回缺失分片，发送端只补发缺失分片。</w:t>
-      </w:r>
-    </w:p>
-    <w:p>
-      <w:pPr>
-        <w:jc w:val="left"/>
-      </w:pPr>
-      <w:r>
-        <w:t xml:space="preserve">4. </w:t>
-      </w:r>
-      <w:r>
-        <w:rPr>
-          <w:b/>
-        </w:rPr>
-        <w:t>完整性校验：</w:t>
-      </w:r>
-      <w:r>
-        <w:t>文件收齐后执行</w:t>
-      </w:r>
-      <w:r>
-        <w:t>SHA-256</w:t>
-      </w:r>
-      <w:r>
-        <w:t>校验，失败时返回</w:t>
-      </w:r>
-      <w:r>
-        <w:t>ACK</w:t>
-      </w:r>
-      <w:r>
-        <w:t>失败并进入重试或失败报告。</w:t>
-      </w:r>
-    </w:p>
-    <w:p>
-      <w:pPr>
-        <w:jc w:val="left"/>
-      </w:pPr>
-      <w:r>
-        <w:t xml:space="preserve">5. </w:t>
-      </w:r>
-      <w:r>
-        <w:rPr>
-          <w:b/>
-        </w:rPr>
-        <w:t>剩余时间统计：</w:t>
-      </w:r>
-      <w:r>
-        <w:t>发送端根据已传字节和速度写入预计剩余时间日志。</w:t>
-      </w:r>
-    </w:p>
-    <w:p>
-      <w:pPr>
-        <w:jc w:val="left"/>
-      </w:pPr>
-      <w:r>
-        <w:t xml:space="preserve">6. </w:t>
-      </w:r>
-      <w:r>
-        <w:rPr>
-          <w:b/>
-        </w:rPr>
-        <w:t>接收进度提示：</w:t>
-      </w:r>
-      <w:r>
-        <w:t>UdpRx</w:t>
-      </w:r>
-      <w:r>
-        <w:t>按接收进度回调主窗口，完成时展示进度并播放提示音。</w:t>
-      </w:r>
-    </w:p>
-    <w:p>
-      <w:pPr>
-        <w:jc w:val="left"/>
-      </w:pPr>
-      <w:r>
-        <w:t xml:space="preserve">7. </w:t>
-      </w:r>
-      <w:r>
-        <w:rPr>
-          <w:b/>
-        </w:rPr>
-        <w:t>联调保留项：</w:t>
-      </w:r>
-      <w:r>
-        <w:t>MockBackendFacade</w:t>
-      </w:r>
-      <w:r>
-        <w:t>和</w:t>
-      </w:r>
-      <w:r>
-        <w:t>TxSim</w:t>
-      </w:r>
-      <w:r>
-        <w:t>只用于前端联调或自检，不参与当前</w:t>
-      </w:r>
-      <w:r>
-        <w:t>App</w:t>
-      </w:r>
-      <w:r>
-        <w:t>主流程。</w:t>
+        <w:numPr>
+          <w:ilvl w:val="0"/>
+          <w:numId w:val="3"/>
+        </w:numPr>
+        <w:jc w:val="left"/>
+        <w:rPr>
+          <w:rFonts w:hint="eastAsia"/>
+        </w:rPr>
+      </w:pPr>
+      <w:r>
+        <w:rPr>
+          <w:b/>
+        </w:rPr>
+        <w:t>限速智能分配</w:t>
+      </w:r>
+    </w:p>
+    <w:p>
+      <w:pPr>
+        <w:jc w:val="left"/>
+      </w:pPr>
+      <w:r>
+        <w:rPr>
+          <w:b/>
+        </w:rPr>
+        <w:t>功能：</w:t>
+      </w:r>
+      <w:r>
+        <w:t>发送端按目标数分配上传限速，接收端按下载限速控制写入节奏。</w:t>
+      </w:r>
+    </w:p>
+    <w:p>
+      <w:pPr>
+        <w:jc w:val="left"/>
+      </w:pPr>
+      <w:r>
+        <w:rPr>
+          <w:b/>
+        </w:rPr>
+        <w:t>实现：</w:t>
+      </w:r>
+    </w:p>
+    <w:p>
+      <w:pPr>
+        <w:jc w:val="left"/>
+      </w:pPr>
+      <w:r>
+        <w:t>1. UdpTx读取SystemSettings.uploadLimit()计算可用发送速率。</w:t>
+      </w:r>
+    </w:p>
+    <w:p>
+      <w:pPr>
+        <w:jc w:val="left"/>
+      </w:pPr>
+      <w:r>
+        <w:t>2. 多目标发送时按可发送目标数分配每个目标带宽。</w:t>
+      </w:r>
+    </w:p>
+    <w:p>
+      <w:pPr>
+        <w:jc w:val="left"/>
+      </w:pPr>
+      <w:r>
+        <w:t>3. UdpRx读取downloadLimit()并在接收分片后控制节奏。</w:t>
+      </w:r>
+    </w:p>
+    <w:p>
+      <w:pPr>
+        <w:numPr>
+          <w:ilvl w:val="0"/>
+          <w:numId w:val="3"/>
+        </w:numPr>
+        <w:jc w:val="left"/>
+        <w:rPr>
+          <w:rFonts w:hint="eastAsia"/>
+        </w:rPr>
+      </w:pPr>
+      <w:r>
+        <w:rPr>
+          <w:b/>
+        </w:rPr>
+        <w:t>分片缓存</w:t>
+      </w:r>
+    </w:p>
+    <w:p>
+      <w:pPr>
+        <w:jc w:val="left"/>
+      </w:pPr>
+      <w:r>
+        <w:rPr>
+          <w:b/>
+        </w:rPr>
+        <w:t>功能：</w:t>
+      </w:r>
+      <w:r>
+        <w:t>接收端用临时文件和元数据记录已接收分片。</w:t>
+      </w:r>
+    </w:p>
+    <w:p>
+      <w:pPr>
+        <w:jc w:val="left"/>
+      </w:pPr>
+      <w:r>
+        <w:rPr>
+          <w:b/>
+        </w:rPr>
+        <w:t>实现：</w:t>
+      </w:r>
+    </w:p>
+    <w:p>
+      <w:pPr>
+        <w:jc w:val="left"/>
+      </w:pPr>
+      <w:r>
+        <w:t>1. UdpRx.handleBegin()创建.part临时文件。</w:t>
+      </w:r>
+    </w:p>
+    <w:p>
+      <w:pPr>
+        <w:jc w:val="left"/>
+      </w:pPr>
+      <w:r>
+        <w:t>2. 接收分片后更新.part.meta中的已收分片索引。</w:t>
+      </w:r>
+    </w:p>
+    <w:p>
+      <w:pPr>
+        <w:jc w:val="left"/>
+      </w:pPr>
+      <w:r>
+        <w:t>3. 进程重启或重传时可继续读取缓存状态。</w:t>
+      </w:r>
+    </w:p>
+    <w:p>
+      <w:pPr>
+        <w:numPr>
+          <w:ilvl w:val="0"/>
+          <w:numId w:val="3"/>
+        </w:numPr>
+        <w:jc w:val="left"/>
+        <w:rPr>
+          <w:rFonts w:hint="eastAsia"/>
+        </w:rPr>
+      </w:pPr>
+      <w:r>
+        <w:rPr>
+          <w:b/>
+        </w:rPr>
+        <w:t>断点续传</w:t>
+      </w:r>
+    </w:p>
+    <w:p>
+      <w:pPr>
+        <w:jc w:val="left"/>
+      </w:pPr>
+      <w:r>
+        <w:rPr>
+          <w:b/>
+        </w:rPr>
+        <w:t>功能：</w:t>
+      </w:r>
+      <w:r>
+        <w:t>同一文件重新发送时只补发缺失分片。</w:t>
+      </w:r>
+    </w:p>
+    <w:p>
+      <w:pPr>
+        <w:jc w:val="left"/>
+      </w:pPr>
+      <w:r>
+        <w:rPr>
+          <w:b/>
+        </w:rPr>
+        <w:t>实现：</w:t>
+      </w:r>
+    </w:p>
+    <w:p>
+      <w:pPr>
+        <w:jc w:val="left"/>
+      </w:pPr>
+      <w:r>
+        <w:t>1. UdpRx收到BEGIN后检查已有.part.meta。</w:t>
+      </w:r>
+    </w:p>
+    <w:p>
+      <w:pPr>
+        <w:jc w:val="left"/>
+      </w:pPr>
+      <w:r>
+        <w:t>2. 接收端在ACK中返回缺失分片集合。</w:t>
+      </w:r>
+    </w:p>
+    <w:p>
+      <w:pPr>
+        <w:jc w:val="left"/>
+      </w:pPr>
+      <w:r>
+        <w:t>3. UdpTx根据缺失集合跳过已完成分片。</w:t>
+      </w:r>
+    </w:p>
+    <w:p>
+      <w:pPr>
+        <w:numPr>
+          <w:ilvl w:val="0"/>
+          <w:numId w:val="3"/>
+        </w:numPr>
+        <w:jc w:val="left"/>
+        <w:rPr>
+          <w:rFonts w:hint="eastAsia"/>
+        </w:rPr>
+      </w:pPr>
+      <w:r>
+        <w:rPr>
+          <w:b/>
+        </w:rPr>
+        <w:t>完整性校验</w:t>
+      </w:r>
+    </w:p>
+    <w:p>
+      <w:pPr>
+        <w:jc w:val="left"/>
+      </w:pPr>
+      <w:r>
+        <w:rPr>
+          <w:b/>
+        </w:rPr>
+        <w:t>功能：</w:t>
+      </w:r>
+      <w:r>
+        <w:t>文件收齐后用SHA-256确认内容完整。</w:t>
+      </w:r>
+    </w:p>
+    <w:p>
+      <w:pPr>
+        <w:jc w:val="left"/>
+      </w:pPr>
+      <w:r>
+        <w:rPr>
+          <w:b/>
+        </w:rPr>
+        <w:t>实现：</w:t>
+      </w:r>
+    </w:p>
+    <w:p>
+      <w:pPr>
+        <w:jc w:val="left"/>
+      </w:pPr>
+      <w:r>
+        <w:t>1. UdpTx在BEGIN中携带文件SHA-256摘要。</w:t>
+      </w:r>
+    </w:p>
+    <w:p>
+      <w:pPr>
+        <w:jc w:val="left"/>
+      </w:pPr>
+      <w:r>
+        <w:t>2. UdpRx收齐所有分片后计算接收文件摘要。</w:t>
+      </w:r>
+    </w:p>
+    <w:p>
+      <w:pPr>
+        <w:jc w:val="left"/>
+      </w:pPr>
+      <w:r>
+        <w:t>3. 摘要不一致时返回失败，发送端进入重试或失败报告。</w:t>
+      </w:r>
+    </w:p>
+    <w:p>
+      <w:pPr>
+        <w:numPr>
+          <w:ilvl w:val="0"/>
+          <w:numId w:val="3"/>
+        </w:numPr>
+        <w:jc w:val="left"/>
+        <w:rPr>
+          <w:rFonts w:hint="eastAsia"/>
+        </w:rPr>
+      </w:pPr>
+      <w:r>
+        <w:rPr>
+          <w:b/>
+        </w:rPr>
+        <w:t>剩余时间统计</w:t>
+      </w:r>
+    </w:p>
+    <w:p>
+      <w:pPr>
+        <w:jc w:val="left"/>
+      </w:pPr>
+      <w:r>
+        <w:rPr>
+          <w:b/>
+        </w:rPr>
+        <w:t>功能：</w:t>
+      </w:r>
+      <w:r>
+        <w:t>发送端根据已传字节和速度估算剩余时间。</w:t>
+      </w:r>
+    </w:p>
+    <w:p>
+      <w:pPr>
+        <w:jc w:val="left"/>
+      </w:pPr>
+      <w:r>
+        <w:rPr>
+          <w:b/>
+        </w:rPr>
+        <w:t>实现：</w:t>
+      </w:r>
+    </w:p>
+    <w:p>
+      <w:pPr>
+        <w:jc w:val="left"/>
+      </w:pPr>
+      <w:r>
+        <w:t>1. UdpTx发送分片时累计已发送字节和耗时。</w:t>
+      </w:r>
+    </w:p>
+    <w:p>
+      <w:pPr>
+        <w:jc w:val="left"/>
+      </w:pPr>
+      <w:r>
+        <w:t>2. 按当前速度估算剩余秒数并写入TransferSummary日志。</w:t>
+      </w:r>
+    </w:p>
+    <w:p>
+      <w:pPr>
+        <w:jc w:val="left"/>
+      </w:pPr>
+      <w:r>
+        <w:t>3. FileTransfer.showTransferProgress()把快照刷新到结果页。</w:t>
+      </w:r>
+    </w:p>
+    <w:p>
+      <w:pPr>
+        <w:numPr>
+          <w:ilvl w:val="0"/>
+          <w:numId w:val="3"/>
+        </w:numPr>
+        <w:jc w:val="left"/>
+        <w:rPr>
+          <w:rFonts w:hint="eastAsia"/>
+        </w:rPr>
+      </w:pPr>
+      <w:r>
+        <w:rPr>
+          <w:b/>
+        </w:rPr>
+        <w:t>接收进度提示</w:t>
+      </w:r>
+    </w:p>
+    <w:p>
+      <w:pPr>
+        <w:jc w:val="left"/>
+      </w:pPr>
+      <w:r>
+        <w:rPr>
+          <w:b/>
+        </w:rPr>
+        <w:t>功能：</w:t>
+      </w:r>
+      <w:r>
+        <w:t>接收端把接收进度反馈到主窗口。</w:t>
+      </w:r>
+    </w:p>
+    <w:p>
+      <w:pPr>
+        <w:jc w:val="left"/>
+      </w:pPr>
+      <w:r>
+        <w:rPr>
+          <w:b/>
+        </w:rPr>
+        <w:t>实现：</w:t>
+      </w:r>
+    </w:p>
+    <w:p>
+      <w:pPr>
+        <w:jc w:val="left"/>
+      </w:pPr>
+      <w:r>
+        <w:t>1. UdpRx.RxFile写入分片后计算百分比。</w:t>
+      </w:r>
+    </w:p>
+    <w:p>
+      <w:pPr>
+        <w:jc w:val="left"/>
+      </w:pPr>
+      <w:r>
+        <w:t>2. 进度达到阈值或100%时调用RxProgress.update()。</w:t>
+      </w:r>
+    </w:p>
+    <w:p>
+      <w:pPr>
+        <w:jc w:val="left"/>
+      </w:pPr>
+      <w:r>
+        <w:t>3. MainWindow.showRxProgress()用toast提示并在完成时播放提示音。</w:t>
+      </w:r>
+    </w:p>
+    <w:p>
+      <w:pPr>
+        <w:numPr>
+          <w:ilvl w:val="0"/>
+          <w:numId w:val="3"/>
+        </w:numPr>
+        <w:jc w:val="left"/>
+        <w:rPr>
+          <w:rFonts w:hint="eastAsia"/>
+        </w:rPr>
+      </w:pPr>
+      <w:r>
+        <w:rPr>
+          <w:b/>
+        </w:rPr>
+        <w:t>联调保留项</w:t>
+      </w:r>
+    </w:p>
+    <w:p>
+      <w:pPr>
+        <w:jc w:val="left"/>
+      </w:pPr>
+      <w:r>
+        <w:rPr>
+          <w:b/>
+        </w:rPr>
+        <w:t>功能：</w:t>
+      </w:r>
+      <w:r>
+        <w:t>保留前端联调和自检工具，但不参与真实主流程。</w:t>
+      </w:r>
+    </w:p>
+    <w:p>
+      <w:pPr>
+        <w:jc w:val="left"/>
+      </w:pPr>
+      <w:r>
+        <w:rPr>
+          <w:b/>
+        </w:rPr>
+        <w:t>实现：</w:t>
+      </w:r>
+    </w:p>
+    <w:p>
+      <w:pPr>
+        <w:jc w:val="left"/>
+      </w:pPr>
+      <w:r>
+        <w:t>1. MockBackendFacade只提供隔离假数据，不由AppController实例化。</w:t>
+      </w:r>
+    </w:p>
+    <w:p>
+      <w:pPr>
+        <w:jc w:val="left"/>
+      </w:pPr>
+      <w:r>
+        <w:t>2. TxSim只用于传输逻辑自检。</w:t>
+      </w:r>
+    </w:p>
+    <w:p>
+      <w:pPr>
+        <w:jc w:val="left"/>
+      </w:pPr>
+      <w:r>
+        <w:t>3. 真实流程统一走LocalBackend、UdpTx、UdpRx和LanPeer。</w:t>
       </w:r>
     </w:p>
     <w:p>

--- a/doc/实验报告.docx
+++ b/doc/实验报告.docx
@@ -406,8 +406,16 @@
         <w:rPr>
           <w:rFonts w:ascii="仿宋" w:hAnsi="仿宋" w:hint="eastAsia"/>
         </w:rPr>
-        <w:t>赵家晖</w:t>
-      </w:r>
+        <w:t>赵家</w:t>
+      </w:r>
+      <w:proofErr w:type="gramStart"/>
+      <w:r>
+        <w:rPr>
+          <w:rFonts w:ascii="仿宋" w:hAnsi="仿宋" w:hint="eastAsia"/>
+        </w:rPr>
+        <w:t>晖</w:t>
+      </w:r>
+      <w:proofErr w:type="gramEnd"/>
     </w:p>
     <w:p>
       <w:pPr>
@@ -872,9 +880,11 @@
       <w:r>
         <w:t>采用无传统服务器方案，账号注册通过仓库中的</w:t>
       </w:r>
+      <w:proofErr w:type="spellStart"/>
       <w:r>
         <w:t>acco</w:t>
       </w:r>
+      <w:proofErr w:type="spellEnd"/>
       <w:r>
         <w:t>账号表、</w:t>
       </w:r>
@@ -916,12 +926,14 @@
         </w:rPr>
         <w:t>本作品源代码已开放于</w:t>
       </w:r>
+      <w:proofErr w:type="spellStart"/>
       <w:r>
         <w:rPr>
           <w:rFonts w:hint="eastAsia"/>
         </w:rPr>
         <w:t>Github</w:t>
       </w:r>
+      <w:proofErr w:type="spellEnd"/>
       <w:r>
         <w:rPr>
           <w:rFonts w:hint="eastAsia"/>
@@ -1058,7 +1070,14 @@
         <w:rPr>
           <w:rFonts w:hint="eastAsia"/>
         </w:rPr>
-        <w:t>，基于第</w:t>
+        <w:t>，</w:t>
+      </w:r>
+      <w:proofErr w:type="gramStart"/>
+      <w:r>
+        <w:rPr>
+          <w:rFonts w:hint="eastAsia"/>
+        </w:rPr>
+        <w:t>基于第</w:t>
       </w:r>
       <w:r>
         <w:rPr>
@@ -1066,6 +1085,7 @@
         </w:rPr>
         <w:t>6</w:t>
       </w:r>
+      <w:proofErr w:type="gramEnd"/>
       <w:r>
         <w:rPr>
           <w:rFonts w:hint="eastAsia"/>
@@ -1165,12 +1185,14 @@
         </w:rPr>
         <w:t>综合一个入口</w:t>
       </w:r>
+      <w:proofErr w:type="spellStart"/>
       <w:r>
         <w:rPr>
           <w:rFonts w:hint="eastAsia"/>
         </w:rPr>
         <w:t>Mainwindow</w:t>
       </w:r>
+      <w:proofErr w:type="spellEnd"/>
       <w:r>
         <w:rPr>
           <w:rFonts w:hint="eastAsia"/>
@@ -1340,12 +1362,14 @@
         </w:rPr>
         <w:t>持有</w:t>
       </w:r>
+      <w:proofErr w:type="spellStart"/>
       <w:r>
         <w:rPr>
           <w:rFonts w:hint="eastAsia"/>
         </w:rPr>
         <w:t>AppController</w:t>
       </w:r>
+      <w:proofErr w:type="spellEnd"/>
       <w:r>
         <w:rPr>
           <w:rFonts w:hint="eastAsia"/>
@@ -1751,7 +1775,21 @@
         <w:rPr>
           <w:rFonts w:hint="eastAsia"/>
         </w:rPr>
-        <w:t>`app.profile`</w:t>
+        <w:t>`</w:t>
+      </w:r>
+      <w:proofErr w:type="spellStart"/>
+      <w:r>
+        <w:rPr>
+          <w:rFonts w:hint="eastAsia"/>
+        </w:rPr>
+        <w:t>app.profile</w:t>
+      </w:r>
+      <w:proofErr w:type="spellEnd"/>
+      <w:r>
+        <w:rPr>
+          <w:rFonts w:hint="eastAsia"/>
+        </w:rPr>
+        <w:t>`</w:t>
       </w:r>
       <w:r>
         <w:rPr>
@@ -1972,7 +2010,15 @@
         <w:t xml:space="preserve">6. </w:t>
       </w:r>
       <w:r>
-        <w:t>开始发送前会弹出本次传输口令输入框，空口令表示普通公开传输。</w:t>
+        <w:t>开始发送前会弹出本次传输口令输入框，</w:t>
+      </w:r>
+      <w:proofErr w:type="gramStart"/>
+      <w:r>
+        <w:t>空口令</w:t>
+      </w:r>
+      <w:proofErr w:type="gramEnd"/>
+      <w:r>
+        <w:t>表示普通公开传输。</w:t>
       </w:r>
     </w:p>
     <w:p>
@@ -2520,9 +2566,11 @@
       <w:r>
         <w:t>页面进入时从后端加载</w:t>
       </w:r>
+      <w:proofErr w:type="spellStart"/>
       <w:r>
         <w:t>SystemSettings</w:t>
       </w:r>
+      <w:proofErr w:type="spellEnd"/>
       <w:r>
         <w:t>，并把当前主题色、字体和缩放同步到主窗口。</w:t>
       </w:r>
@@ -2564,7 +2612,15 @@
         <w:t xml:space="preserve">3. </w:t>
       </w:r>
       <w:r>
-        <w:t>支持设置上传限速、下载限速和失败重试次数，不限速时数值设为</w:t>
+        <w:t>支持设置上传限速、下载限速和失败重试次数，</w:t>
+      </w:r>
+      <w:proofErr w:type="gramStart"/>
+      <w:r>
+        <w:t>不</w:t>
+      </w:r>
+      <w:proofErr w:type="gramEnd"/>
+      <w:r>
+        <w:t>限速时数值设为</w:t>
       </w:r>
       <w:r>
         <w:t>0</w:t>
@@ -2603,7 +2659,15 @@
         <w:t xml:space="preserve">6. </w:t>
       </w:r>
       <w:r>
-        <w:t>支持选择接收目录，文件接收端会按该目录落盘。</w:t>
+        <w:t>支持选择接收目录，文件</w:t>
+      </w:r>
+      <w:proofErr w:type="gramStart"/>
+      <w:r>
+        <w:t>接收端会按</w:t>
+      </w:r>
+      <w:proofErr w:type="gramEnd"/>
+      <w:r>
+        <w:t>该目录落盘。</w:t>
       </w:r>
     </w:p>
     <w:p>
@@ -2746,15 +2810,22 @@
         </w:rPr>
         <w:t xml:space="preserve">1. </w:t>
       </w:r>
-      <w:r>
-        <w:t>LanPeer.scan()</w:t>
+      <w:proofErr w:type="spellStart"/>
+      <w:r>
+        <w:t>LanPeer.scan</w:t>
+      </w:r>
+      <w:proofErr w:type="spellEnd"/>
+      <w:r>
+        <w:t>()</w:t>
       </w:r>
       <w:r>
         <w:t>创建</w:t>
       </w:r>
+      <w:proofErr w:type="spellStart"/>
       <w:r>
         <w:t>DatagramSocket</w:t>
       </w:r>
+      <w:proofErr w:type="spellEnd"/>
       <w:r>
         <w:t>，向</w:t>
       </w:r>
@@ -2795,8 +2866,13 @@
         </w:rPr>
         <w:t xml:space="preserve"> </w:t>
       </w:r>
-      <w:r>
-        <w:t>LanPeer.replyLoop()</w:t>
+      <w:proofErr w:type="spellStart"/>
+      <w:r>
+        <w:t>LanPeer.replyLoop</w:t>
+      </w:r>
+      <w:proofErr w:type="spellEnd"/>
+      <w:r>
+        <w:t>()</w:t>
       </w:r>
       <w:r>
         <w:t>监听发现端口，收到同组请求后回复用户</w:t>
@@ -2825,14 +2901,24 @@
         </w:rPr>
         <w:t xml:space="preserve">3. </w:t>
       </w:r>
-      <w:r>
-        <w:t>LanPeer.knownDevices()</w:t>
+      <w:proofErr w:type="spellStart"/>
+      <w:r>
+        <w:t>LanPeer.knownDevices</w:t>
+      </w:r>
+      <w:proofErr w:type="spellEnd"/>
+      <w:r>
+        <w:t>()</w:t>
       </w:r>
       <w:r>
         <w:t>按最后发现时间生成在线或离线结果，</w:t>
       </w:r>
-      <w:r>
-        <w:t>LocalBackend.loadAllDevices()</w:t>
+      <w:proofErr w:type="spellStart"/>
+      <w:r>
+        <w:t>LocalBackend.loadAllDevices</w:t>
+      </w:r>
+      <w:proofErr w:type="spellEnd"/>
+      <w:r>
+        <w:t>()</w:t>
       </w:r>
       <w:r>
         <w:t>交给用户列表页展示。</w:t>
@@ -2864,9 +2950,11 @@
       <w:r>
         <w:t>发现协议额外携带签名、头像、用户状态和</w:t>
       </w:r>
+      <w:proofErr w:type="spellStart"/>
       <w:r>
         <w:t>groupHash</w:t>
       </w:r>
+      <w:proofErr w:type="spellEnd"/>
       <w:r>
         <w:t>，支撑在线检测、状态条件传输和传输口令小群组。</w:t>
       </w:r>
@@ -2917,16 +3005,31 @@
         <w:t xml:space="preserve">1. </w:t>
       </w:r>
       <w:r>
-        <w:t>文件传输页把用户卡片、近期对象和本地分组写入</w:t>
-      </w:r>
+        <w:t>文件</w:t>
+      </w:r>
+      <w:proofErr w:type="gramStart"/>
+      <w:r>
+        <w:t>传输页把用户</w:t>
+      </w:r>
+      <w:proofErr w:type="gramEnd"/>
+      <w:r>
+        <w:t>卡片、近期对象和本地分组写入</w:t>
+      </w:r>
+      <w:proofErr w:type="spellStart"/>
       <w:r>
         <w:t>selectedTargets</w:t>
       </w:r>
+      <w:proofErr w:type="spellEnd"/>
       <w:r>
         <w:t>，</w:t>
       </w:r>
-      <w:r>
-        <w:t>LocalBackend.startTransfer()</w:t>
+      <w:proofErr w:type="spellStart"/>
+      <w:r>
+        <w:t>LocalBackend.startTransfer</w:t>
+      </w:r>
+      <w:proofErr w:type="spellEnd"/>
+      <w:r>
+        <w:t>()</w:t>
       </w:r>
       <w:r>
         <w:t>接收目标列表。</w:t>
@@ -2943,14 +3046,32 @@
         </w:rPr>
         <w:t xml:space="preserve">2. </w:t>
       </w:r>
-      <w:r>
-        <w:t>GroupStore.expand()</w:t>
-      </w:r>
-      <w:r>
-        <w:t>把组目标展开为真实成员并去重，单用户目标直接保留，最终统一交给</w:t>
-      </w:r>
-      <w:r>
-        <w:t>UdpTx.run()</w:t>
+      <w:proofErr w:type="spellStart"/>
+      <w:r>
+        <w:t>GroupStore.expand</w:t>
+      </w:r>
+      <w:proofErr w:type="spellEnd"/>
+      <w:r>
+        <w:t>()</w:t>
+      </w:r>
+      <w:r>
+        <w:t>把</w:t>
+      </w:r>
+      <w:proofErr w:type="gramStart"/>
+      <w:r>
+        <w:t>组目标</w:t>
+      </w:r>
+      <w:proofErr w:type="gramEnd"/>
+      <w:r>
+        <w:t>展开为真实成员并去重，单用户目标直接保留，最终统一交给</w:t>
+      </w:r>
+      <w:proofErr w:type="spellStart"/>
+      <w:r>
+        <w:t>UdpTx.run</w:t>
+      </w:r>
+      <w:proofErr w:type="spellEnd"/>
+      <w:r>
+        <w:t>()</w:t>
       </w:r>
       <w:r>
         <w:t>。</w:t>
@@ -2979,15 +3100,19 @@
         </w:rPr>
         <w:t>关联：</w:t>
       </w:r>
+      <w:proofErr w:type="spellStart"/>
       <w:r>
         <w:t>RecentStore</w:t>
       </w:r>
+      <w:proofErr w:type="spellEnd"/>
       <w:r>
         <w:t>记录近期对象；</w:t>
       </w:r>
+      <w:proofErr w:type="spellStart"/>
       <w:r>
         <w:t>GroupStore</w:t>
       </w:r>
+      <w:proofErr w:type="spellEnd"/>
       <w:r>
         <w:t>保存分组名、成员快照和默认口令。</w:t>
       </w:r>
@@ -3054,7 +3179,21 @@
         <w:rPr>
           <w:rFonts w:hint="eastAsia"/>
         </w:rPr>
-        <w:t>1. UdpTx.run()</w:t>
+        <w:t xml:space="preserve">1. </w:t>
+      </w:r>
+      <w:proofErr w:type="spellStart"/>
+      <w:r>
+        <w:rPr>
+          <w:rFonts w:hint="eastAsia"/>
+        </w:rPr>
+        <w:t>UdpTx.run</w:t>
+      </w:r>
+      <w:proofErr w:type="spellEnd"/>
+      <w:r>
+        <w:rPr>
+          <w:rFonts w:hint="eastAsia"/>
+        </w:rPr>
+        <w:t>()</w:t>
       </w:r>
       <w:r>
         <w:rPr>
@@ -3062,12 +3201,14 @@
         </w:rPr>
         <w:t>整理文件与文件夹，生成</w:t>
       </w:r>
+      <w:proofErr w:type="spellStart"/>
       <w:r>
         <w:rPr>
           <w:rFonts w:hint="eastAsia"/>
         </w:rPr>
         <w:t>SourceFile</w:t>
       </w:r>
+      <w:proofErr w:type="spellEnd"/>
       <w:r>
         <w:rPr>
           <w:rFonts w:hint="eastAsia"/>
@@ -3083,24 +3224,66 @@
         <w:rPr>
           <w:rFonts w:hint="eastAsia"/>
         </w:rPr>
-        <w:t>2. UdpTx.sendTargets()</w:t>
-      </w:r>
-      <w:r>
-        <w:rPr>
-          <w:rFonts w:hint="eastAsia"/>
-        </w:rPr>
-        <w:t>按目标数创建固定线程池，对多个目标并发发送。</w:t>
-      </w:r>
-    </w:p>
-    <w:p>
-      <w:pPr>
-        <w:jc w:val="left"/>
-      </w:pPr>
-      <w:r>
-        <w:rPr>
-          <w:rFonts w:hint="eastAsia"/>
-        </w:rPr>
-        <w:t>3. UdpTx.sendChunks()</w:t>
+        <w:t xml:space="preserve">2. </w:t>
+      </w:r>
+      <w:proofErr w:type="spellStart"/>
+      <w:r>
+        <w:rPr>
+          <w:rFonts w:hint="eastAsia"/>
+        </w:rPr>
+        <w:t>UdpTx.sendTargets</w:t>
+      </w:r>
+      <w:proofErr w:type="spellEnd"/>
+      <w:r>
+        <w:rPr>
+          <w:rFonts w:hint="eastAsia"/>
+        </w:rPr>
+        <w:t>()</w:t>
+      </w:r>
+      <w:r>
+        <w:rPr>
+          <w:rFonts w:hint="eastAsia"/>
+        </w:rPr>
+        <w:t>按目标</w:t>
+      </w:r>
+      <w:proofErr w:type="gramStart"/>
+      <w:r>
+        <w:rPr>
+          <w:rFonts w:hint="eastAsia"/>
+        </w:rPr>
+        <w:t>数创建</w:t>
+      </w:r>
+      <w:proofErr w:type="gramEnd"/>
+      <w:r>
+        <w:rPr>
+          <w:rFonts w:hint="eastAsia"/>
+        </w:rPr>
+        <w:t>固定线程池，对多个目标并发发送。</w:t>
+      </w:r>
+    </w:p>
+    <w:p>
+      <w:pPr>
+        <w:jc w:val="left"/>
+      </w:pPr>
+      <w:r>
+        <w:rPr>
+          <w:rFonts w:hint="eastAsia"/>
+        </w:rPr>
+        <w:t xml:space="preserve">3. </w:t>
+      </w:r>
+      <w:proofErr w:type="spellStart"/>
+      <w:r>
+        <w:rPr>
+          <w:rFonts w:hint="eastAsia"/>
+        </w:rPr>
+        <w:t>UdpTx.sendChunks</w:t>
+      </w:r>
+      <w:proofErr w:type="spellEnd"/>
+      <w:r>
+        <w:rPr>
+          <w:rFonts w:hint="eastAsia"/>
+        </w:rPr>
+        <w:t>()</w:t>
       </w:r>
       <w:r>
         <w:rPr>
@@ -3143,11 +3326,19 @@
         </w:rPr>
         <w:t>BEGIN</w:t>
       </w:r>
-      <w:r>
-        <w:rPr>
-          <w:rFonts w:hint="eastAsia"/>
-        </w:rPr>
-        <w:t>包建立任务，</w:t>
+      <w:proofErr w:type="gramStart"/>
+      <w:r>
+        <w:rPr>
+          <w:rFonts w:hint="eastAsia"/>
+        </w:rPr>
+        <w:t>包建立</w:t>
+      </w:r>
+      <w:proofErr w:type="gramEnd"/>
+      <w:r>
+        <w:rPr>
+          <w:rFonts w:hint="eastAsia"/>
+        </w:rPr>
+        <w:t>任务，</w:t>
       </w:r>
       <w:r>
         <w:rPr>
@@ -3251,7 +3442,21 @@
         <w:rPr>
           <w:rFonts w:hint="eastAsia"/>
         </w:rPr>
-        <w:t>1. UdpRx.handleBegin()</w:t>
+        <w:t xml:space="preserve">1. </w:t>
+      </w:r>
+      <w:proofErr w:type="spellStart"/>
+      <w:r>
+        <w:rPr>
+          <w:rFonts w:hint="eastAsia"/>
+        </w:rPr>
+        <w:t>UdpRx.handleBegin</w:t>
+      </w:r>
+      <w:proofErr w:type="spellEnd"/>
+      <w:r>
+        <w:rPr>
+          <w:rFonts w:hint="eastAsia"/>
+        </w:rPr>
+        <w:t>()</w:t>
       </w:r>
       <w:r>
         <w:rPr>
@@ -3274,7 +3479,21 @@
         <w:rPr>
           <w:rFonts w:hint="eastAsia"/>
         </w:rPr>
-        <w:t>接收端允许后创建</w:t>
+        <w:t>接收</w:t>
+      </w:r>
+      <w:proofErr w:type="gramStart"/>
+      <w:r>
+        <w:rPr>
+          <w:rFonts w:hint="eastAsia"/>
+        </w:rPr>
+        <w:t>端允许</w:t>
+      </w:r>
+      <w:proofErr w:type="gramEnd"/>
+      <w:r>
+        <w:rPr>
+          <w:rFonts w:hint="eastAsia"/>
+        </w:rPr>
+        <w:t>后创建</w:t>
       </w:r>
       <w:r>
         <w:rPr>
@@ -3321,7 +3540,21 @@
         <w:rPr>
           <w:rFonts w:hint="eastAsia"/>
         </w:rPr>
-        <w:t>3. UdpRx.handleData()</w:t>
+        <w:t xml:space="preserve">3. </w:t>
+      </w:r>
+      <w:proofErr w:type="spellStart"/>
+      <w:r>
+        <w:rPr>
+          <w:rFonts w:hint="eastAsia"/>
+        </w:rPr>
+        <w:t>UdpRx.handleData</w:t>
+      </w:r>
+      <w:proofErr w:type="spellEnd"/>
+      <w:r>
+        <w:rPr>
+          <w:rFonts w:hint="eastAsia"/>
+        </w:rPr>
+        <w:t>()</w:t>
       </w:r>
       <w:r>
         <w:rPr>
@@ -3341,11 +3574,19 @@
         </w:rPr>
         <w:t>；</w:t>
       </w:r>
-      <w:r>
-        <w:rPr>
-          <w:rFonts w:hint="eastAsia"/>
-        </w:rPr>
-        <w:t>UdpTx.awaitAck()</w:t>
+      <w:proofErr w:type="spellStart"/>
+      <w:r>
+        <w:rPr>
+          <w:rFonts w:hint="eastAsia"/>
+        </w:rPr>
+        <w:t>UdpTx.awaitAck</w:t>
+      </w:r>
+      <w:proofErr w:type="spellEnd"/>
+      <w:r>
+        <w:rPr>
+          <w:rFonts w:hint="eastAsia"/>
+        </w:rPr>
+        <w:t>()</w:t>
       </w:r>
       <w:r>
         <w:rPr>
@@ -3353,36 +3594,42 @@
         </w:rPr>
         <w:t>按</w:t>
       </w:r>
+      <w:proofErr w:type="spellStart"/>
       <w:r>
         <w:rPr>
           <w:rFonts w:hint="eastAsia"/>
         </w:rPr>
         <w:t>jobId</w:t>
       </w:r>
+      <w:proofErr w:type="spellEnd"/>
       <w:r>
         <w:rPr>
           <w:rFonts w:hint="eastAsia"/>
         </w:rPr>
         <w:t>、</w:t>
       </w:r>
+      <w:proofErr w:type="spellStart"/>
       <w:r>
         <w:rPr>
           <w:rFonts w:hint="eastAsia"/>
         </w:rPr>
         <w:t>fileIndex</w:t>
       </w:r>
+      <w:proofErr w:type="spellEnd"/>
       <w:r>
         <w:rPr>
           <w:rFonts w:hint="eastAsia"/>
         </w:rPr>
         <w:t>和</w:t>
       </w:r>
+      <w:proofErr w:type="spellStart"/>
       <w:r>
         <w:rPr>
           <w:rFonts w:hint="eastAsia"/>
         </w:rPr>
         <w:t>chunkIndex</w:t>
       </w:r>
+      <w:proofErr w:type="spellEnd"/>
       <w:r>
         <w:rPr>
           <w:rFonts w:hint="eastAsia"/>
@@ -3467,7 +3714,21 @@
         <w:rPr>
           <w:rFonts w:hint="eastAsia"/>
         </w:rPr>
-        <w:t>1. UdpTx.sendWithAck()</w:t>
+        <w:t xml:space="preserve">1. </w:t>
+      </w:r>
+      <w:proofErr w:type="spellStart"/>
+      <w:r>
+        <w:rPr>
+          <w:rFonts w:hint="eastAsia"/>
+        </w:rPr>
+        <w:t>UdpTx.sendWithAck</w:t>
+      </w:r>
+      <w:proofErr w:type="spellEnd"/>
+      <w:r>
+        <w:rPr>
+          <w:rFonts w:hint="eastAsia"/>
+        </w:rPr>
+        <w:t>()</w:t>
       </w:r>
       <w:r>
         <w:rPr>
@@ -3475,12 +3736,14 @@
         </w:rPr>
         <w:t>按</w:t>
       </w:r>
+      <w:proofErr w:type="spellStart"/>
       <w:r>
         <w:rPr>
           <w:rFonts w:hint="eastAsia"/>
         </w:rPr>
         <w:t>maxRetries</w:t>
       </w:r>
+      <w:proofErr w:type="spellEnd"/>
       <w:r>
         <w:rPr>
           <w:rFonts w:hint="eastAsia"/>
@@ -3522,11 +3785,19 @@
         </w:rPr>
         <w:t>DATA</w:t>
       </w:r>
-      <w:r>
-        <w:rPr>
-          <w:rFonts w:hint="eastAsia"/>
-        </w:rPr>
-        <w:t>分片未确认、接收拒绝、读取失败和</w:t>
+      <w:proofErr w:type="gramStart"/>
+      <w:r>
+        <w:rPr>
+          <w:rFonts w:hint="eastAsia"/>
+        </w:rPr>
+        <w:t>分片未</w:t>
+      </w:r>
+      <w:proofErr w:type="gramEnd"/>
+      <w:r>
+        <w:rPr>
+          <w:rFonts w:hint="eastAsia"/>
+        </w:rPr>
+        <w:t>确认、接收拒绝、读取失败和</w:t>
       </w:r>
       <w:r>
         <w:rPr>
@@ -3557,12 +3828,14 @@
         </w:rPr>
         <w:t>失败原因写入</w:t>
       </w:r>
+      <w:proofErr w:type="spellStart"/>
       <w:r>
         <w:rPr>
           <w:rFonts w:hint="eastAsia"/>
         </w:rPr>
         <w:t>TransferSummary</w:t>
       </w:r>
+      <w:proofErr w:type="spellEnd"/>
       <w:r>
         <w:rPr>
           <w:rFonts w:hint="eastAsia"/>
@@ -3585,8 +3858,16 @@
         <w:rPr>
           <w:rFonts w:hint="eastAsia"/>
         </w:rPr>
-        <w:t>.part.meta</w:t>
-      </w:r>
+        <w:t>.</w:t>
+      </w:r>
+      <w:proofErr w:type="spellStart"/>
+      <w:r>
+        <w:rPr>
+          <w:rFonts w:hint="eastAsia"/>
+        </w:rPr>
+        <w:t>part.meta</w:t>
+      </w:r>
+      <w:proofErr w:type="spellEnd"/>
       <w:r>
         <w:rPr>
           <w:rFonts w:hint="eastAsia"/>
@@ -3597,13 +3878,27 @@
         <w:rPr>
           <w:rFonts w:hint="eastAsia"/>
         </w:rPr>
-        <w:t>，续传</w:t>
-      </w:r>
-      <w:r>
-        <w:rPr>
-          <w:rFonts w:hint="eastAsia"/>
-        </w:rPr>
-        <w:t>只补缺失分片。</w:t>
+        <w:t>，</w:t>
+      </w:r>
+      <w:proofErr w:type="gramStart"/>
+      <w:r>
+        <w:rPr>
+          <w:rFonts w:hint="eastAsia"/>
+        </w:rPr>
+        <w:t>续传</w:t>
+      </w:r>
+      <w:r>
+        <w:rPr>
+          <w:rFonts w:hint="eastAsia"/>
+        </w:rPr>
+        <w:t>只补缺</w:t>
+      </w:r>
+      <w:proofErr w:type="gramEnd"/>
+      <w:r>
+        <w:rPr>
+          <w:rFonts w:hint="eastAsia"/>
+        </w:rPr>
+        <w:t>失分片。</w:t>
       </w:r>
     </w:p>
     <w:p>
@@ -3656,7 +3951,21 @@
         <w:rPr>
           <w:rFonts w:hint="eastAsia"/>
         </w:rPr>
-        <w:t>. UdpTx.run()</w:t>
+        <w:t xml:space="preserve">. </w:t>
+      </w:r>
+      <w:proofErr w:type="spellStart"/>
+      <w:r>
+        <w:rPr>
+          <w:rFonts w:hint="eastAsia"/>
+        </w:rPr>
+        <w:t>UdpTx.run</w:t>
+      </w:r>
+      <w:proofErr w:type="spellEnd"/>
+      <w:r>
+        <w:rPr>
+          <w:rFonts w:hint="eastAsia"/>
+        </w:rPr>
+        <w:t>()</w:t>
       </w:r>
       <w:r>
         <w:rPr>
@@ -3681,12 +3990,14 @@
         </w:rPr>
         <w:t>每个文件目标组合生成</w:t>
       </w:r>
+      <w:proofErr w:type="spellStart"/>
       <w:r>
         <w:rPr>
           <w:rFonts w:hint="eastAsia"/>
         </w:rPr>
         <w:t>TransferTask</w:t>
       </w:r>
+      <w:proofErr w:type="spellEnd"/>
       <w:r>
         <w:rPr>
           <w:rFonts w:hint="eastAsia"/>
@@ -3702,7 +4013,21 @@
         <w:rPr>
           <w:rFonts w:hint="eastAsia"/>
         </w:rPr>
-        <w:t>3. FileTransfer.showTransferResultPage()</w:t>
+        <w:t xml:space="preserve">3. </w:t>
+      </w:r>
+      <w:proofErr w:type="spellStart"/>
+      <w:r>
+        <w:rPr>
+          <w:rFonts w:hint="eastAsia"/>
+        </w:rPr>
+        <w:t>FileTransfer.showTransferResultPage</w:t>
+      </w:r>
+      <w:proofErr w:type="spellEnd"/>
+      <w:r>
+        <w:rPr>
+          <w:rFonts w:hint="eastAsia"/>
+        </w:rPr>
+        <w:t>()</w:t>
       </w:r>
       <w:r>
         <w:rPr>
@@ -3738,7 +4063,14 @@
         <w:rPr>
           <w:rFonts w:hint="eastAsia"/>
         </w:rPr>
-        <w:t>传输中进度刷新、清除已完成、清空日志</w:t>
+        <w:t>传输中进度刷新、清除已完成、清空日</w:t>
+      </w:r>
+      <w:proofErr w:type="gramStart"/>
+      <w:r>
+        <w:rPr>
+          <w:rFonts w:hint="eastAsia"/>
+        </w:rPr>
+        <w:t>志</w:t>
       </w:r>
       <w:r>
         <w:rPr>
@@ -3746,6 +4078,7 @@
         </w:rPr>
         <w:t>以及</w:t>
       </w:r>
+      <w:proofErr w:type="gramEnd"/>
       <w:r>
         <w:rPr>
           <w:rFonts w:hint="eastAsia"/>
@@ -3768,6 +4101,9 @@
     <w:p>
       <w:pPr>
         <w:jc w:val="left"/>
+        <w:rPr>
+          <w:b/>
+        </w:rPr>
       </w:pPr>
       <w:r>
         <w:rPr>
@@ -3775,6 +4111,14 @@
         </w:rPr>
         <w:t>登录注册页</w:t>
       </w:r>
+    </w:p>
+    <w:p>
+      <w:pPr>
+        <w:jc w:val="left"/>
+        <w:rPr>
+          <w:rFonts w:hint="eastAsia"/>
+        </w:rPr>
+      </w:pPr>
     </w:p>
     <w:p>
       <w:pPr>
@@ -3783,10 +4127,30 @@
           <w:numId w:val="3"/>
         </w:numPr>
         <w:jc w:val="left"/>
-        <w:rPr>
-          <w:rFonts w:hint="eastAsia"/>
-        </w:rPr>
-      </w:pPr>
+      </w:pPr>
+      <w:r>
+        <w:rPr>
+          <w:rFonts w:hint="eastAsia"/>
+          <w:b/>
+        </w:rPr>
+        <w:t>基于</w:t>
+      </w:r>
+      <w:proofErr w:type="spellStart"/>
+      <w:r>
+        <w:rPr>
+          <w:rFonts w:hint="eastAsia"/>
+          <w:b/>
+        </w:rPr>
+        <w:t>Github</w:t>
+      </w:r>
+      <w:proofErr w:type="spellEnd"/>
+      <w:r>
+        <w:rPr>
+          <w:rFonts w:hint="eastAsia"/>
+          <w:b/>
+        </w:rPr>
+        <w:t>的</w:t>
+      </w:r>
       <w:r>
         <w:rPr>
           <w:b/>
@@ -3802,10 +4166,39 @@
         <w:rPr>
           <w:b/>
         </w:rPr>
+        <w:lastRenderedPageBreak/>
         <w:t>功能：</w:t>
       </w:r>
       <w:r>
-        <w:t>把登录注册改为仓库账号表和GitHubActions自动合入流程，避免引入重型服务器。</w:t>
+        <w:t>把登录注册改为</w:t>
+      </w:r>
+      <w:proofErr w:type="spellStart"/>
+      <w:r>
+        <w:rPr>
+          <w:rFonts w:hint="eastAsia"/>
+        </w:rPr>
+        <w:t>acco</w:t>
+      </w:r>
+      <w:proofErr w:type="spellEnd"/>
+      <w:r>
+        <w:t>仓库账号表和</w:t>
+      </w:r>
+      <w:proofErr w:type="spellStart"/>
+      <w:r>
+        <w:t>GitHubActions</w:t>
+      </w:r>
+      <w:proofErr w:type="spellEnd"/>
+      <w:r>
+        <w:t>自动合入流程，</w:t>
+      </w:r>
+      <w:r>
+        <w:rPr>
+          <w:rFonts w:hint="eastAsia"/>
+        </w:rPr>
+        <w:t>免去</w:t>
+      </w:r>
+      <w:r>
+        <w:t>重型服务器。</w:t>
       </w:r>
     </w:p>
     <w:p>
@@ -3824,23 +4217,197 @@
         <w:jc w:val="left"/>
       </w:pPr>
       <w:r>
-        <w:t>1. AuthStore.login()先拉取acco，再按账号查找记录并校验密码摘要。</w:t>
-      </w:r>
-    </w:p>
-    <w:p>
-      <w:pPr>
-        <w:jc w:val="left"/>
-      </w:pPr>
-      <w:r>
-        <w:t>2. AuthStore.register()生成注册记录，写入req/&lt;账号&gt;并只推送该请求文件。</w:t>
-      </w:r>
-    </w:p>
-    <w:p>
-      <w:pPr>
-        <w:jc w:val="left"/>
-      </w:pPr>
-      <w:r>
-        <w:t>3. .github/workflows/acco.yml合入请求、更新acco并删除req文件，注册页按合入结果显示成功或等待。</w:t>
+        <w:t xml:space="preserve">1. </w:t>
+      </w:r>
+      <w:proofErr w:type="spellStart"/>
+      <w:r>
+        <w:t>AuthStore.login</w:t>
+      </w:r>
+      <w:proofErr w:type="spellEnd"/>
+      <w:r>
+        <w:t>()</w:t>
+      </w:r>
+      <w:r>
+        <w:t>先拉取</w:t>
+      </w:r>
+      <w:proofErr w:type="spellStart"/>
+      <w:r>
+        <w:t>acco</w:t>
+      </w:r>
+      <w:proofErr w:type="spellEnd"/>
+      <w:r>
+        <w:t>，再按账号查找记录并校验密码摘要。</w:t>
+      </w:r>
+    </w:p>
+    <w:p>
+      <w:pPr>
+        <w:jc w:val="left"/>
+      </w:pPr>
+      <w:r>
+        <w:t xml:space="preserve">2. </w:t>
+      </w:r>
+      <w:proofErr w:type="spellStart"/>
+      <w:r>
+        <w:t>AuthStore.register</w:t>
+      </w:r>
+      <w:proofErr w:type="spellEnd"/>
+      <w:r>
+        <w:t>()</w:t>
+      </w:r>
+      <w:r>
+        <w:t>生成注册记录，写入</w:t>
+      </w:r>
+      <w:r>
+        <w:t>req/&lt;</w:t>
+      </w:r>
+      <w:r>
+        <w:t>账号</w:t>
+      </w:r>
+      <w:r>
+        <w:t>&gt;</w:t>
+      </w:r>
+      <w:r>
+        <w:t>并只推送该请求文件。</w:t>
+      </w:r>
+    </w:p>
+    <w:p>
+      <w:pPr>
+        <w:jc w:val="left"/>
+      </w:pPr>
+      <w:r>
+        <w:t>3. .</w:t>
+      </w:r>
+      <w:proofErr w:type="spellStart"/>
+      <w:r>
+        <w:t>github</w:t>
+      </w:r>
+      <w:proofErr w:type="spellEnd"/>
+      <w:r>
+        <w:t>/workflows/</w:t>
+      </w:r>
+      <w:proofErr w:type="spellStart"/>
+      <w:r>
+        <w:t>acco.yml</w:t>
+      </w:r>
+      <w:proofErr w:type="spellEnd"/>
+      <w:r>
+        <w:t>合入请求、更新</w:t>
+      </w:r>
+      <w:proofErr w:type="spellStart"/>
+      <w:r>
+        <w:t>acco</w:t>
+      </w:r>
+      <w:proofErr w:type="spellEnd"/>
+      <w:r>
+        <w:t>并删除</w:t>
+      </w:r>
+      <w:r>
+        <w:t>req</w:t>
+      </w:r>
+      <w:r>
+        <w:t>文件，</w:t>
+      </w:r>
+      <w:proofErr w:type="gramStart"/>
+      <w:r>
+        <w:t>注册页按合入</w:t>
+      </w:r>
+      <w:proofErr w:type="gramEnd"/>
+      <w:r>
+        <w:t>结果显示成功或等待。</w:t>
+      </w:r>
+    </w:p>
+    <w:p>
+      <w:pPr>
+        <w:jc w:val="left"/>
+        <w:rPr>
+          <w:rFonts w:hint="eastAsia"/>
+        </w:rPr>
+      </w:pPr>
+      <w:r>
+        <w:rPr>
+          <w:rFonts w:hint="eastAsia"/>
+        </w:rPr>
+        <w:t>注：</w:t>
+      </w:r>
+      <w:r>
+        <w:rPr>
+          <w:rFonts w:hint="eastAsia"/>
+        </w:rPr>
+        <w:t>push</w:t>
+      </w:r>
+      <w:r>
+        <w:rPr>
+          <w:rFonts w:hint="eastAsia"/>
+        </w:rPr>
+        <w:t>注册信息时，借用了我注册的此仓库协助者的辅助</w:t>
+      </w:r>
+      <w:proofErr w:type="gramStart"/>
+      <w:r>
+        <w:rPr>
+          <w:rFonts w:hint="eastAsia"/>
+        </w:rPr>
+        <w:t>帐号</w:t>
+      </w:r>
+      <w:proofErr w:type="spellStart"/>
+      <w:proofErr w:type="gramEnd"/>
+      <w:r>
+        <w:rPr>
+          <w:rFonts w:hint="eastAsia"/>
+        </w:rPr>
+        <w:t>api</w:t>
+      </w:r>
+      <w:proofErr w:type="spellEnd"/>
+      <w:r>
+        <w:rPr>
+          <w:rFonts w:hint="eastAsia"/>
+        </w:rPr>
+        <w:t>，通过环境变量的形式</w:t>
+      </w:r>
+      <w:proofErr w:type="gramStart"/>
+      <w:r>
+        <w:rPr>
+          <w:rFonts w:hint="eastAsia"/>
+        </w:rPr>
+        <w:t>随进程</w:t>
+      </w:r>
+      <w:proofErr w:type="gramEnd"/>
+      <w:r>
+        <w:rPr>
+          <w:rFonts w:hint="eastAsia"/>
+        </w:rPr>
+        <w:t>启动注入，已为耿老师预留</w:t>
+      </w:r>
+      <w:r>
+        <w:rPr>
+          <w:rFonts w:hint="eastAsia"/>
+          <w:b/>
+          <w:bCs/>
+        </w:rPr>
+        <w:t>尊贵</w:t>
+      </w:r>
+      <w:r>
+        <w:rPr>
+          <w:rFonts w:hint="eastAsia"/>
+        </w:rPr>
+        <w:t>的</w:t>
+      </w:r>
+      <w:r>
+        <w:rPr>
+          <w:rFonts w:hint="eastAsia"/>
+        </w:rPr>
+        <w:t>admin</w:t>
+      </w:r>
+      <w:r>
+        <w:rPr>
+          <w:rFonts w:hint="eastAsia"/>
+        </w:rPr>
+        <w:t>账户。</w:t>
+      </w:r>
+      <w:r>
+        <w:rPr>
+          <w:rFonts w:hint="eastAsia"/>
+        </w:rPr>
+        <w:t xml:space="preserve"> </w:t>
       </w:r>
     </w:p>
     <w:p>
@@ -3850,9 +4417,6 @@
           <w:numId w:val="3"/>
         </w:numPr>
         <w:jc w:val="left"/>
-        <w:rPr>
-          <w:rFonts w:hint="eastAsia"/>
-        </w:rPr>
       </w:pPr>
       <w:r>
         <w:rPr>
@@ -3872,7 +4436,16 @@
         <w:t>功能：</w:t>
       </w:r>
       <w:r>
-        <w:t>账号表只保存密码摘要和用户资料，不保存明文密码。</w:t>
+        <w:t>账号表</w:t>
+      </w:r>
+      <w:r>
+        <w:rPr>
+          <w:rFonts w:hint="eastAsia"/>
+        </w:rPr>
+        <w:t>介入加密算法，</w:t>
+      </w:r>
+      <w:r>
+        <w:t>只保存密码摘要和用户资料，不保存明文密码。</w:t>
       </w:r>
     </w:p>
     <w:p>
@@ -3891,23 +4464,60 @@
         <w:jc w:val="left"/>
       </w:pPr>
       <w:r>
-        <w:t>1. 注册时生成随机盐值，使用PBKDF2计算密码摘要。</w:t>
-      </w:r>
-    </w:p>
-    <w:p>
-      <w:pPr>
-        <w:jc w:val="left"/>
-      </w:pPr>
-      <w:r>
-        <w:t>2. 登录时用同一盐值重新计算摘要，再与acco中的摘要比对。</w:t>
-      </w:r>
-    </w:p>
-    <w:p>
-      <w:pPr>
-        <w:jc w:val="left"/>
-      </w:pPr>
-      <w:r>
-        <w:t>3. Profile只读取用户ID、昵称、设备名、签名、状态和头像等展示字段。</w:t>
+        <w:t xml:space="preserve">1. </w:t>
+      </w:r>
+      <w:r>
+        <w:t>注册时生成随机盐值，使用</w:t>
+      </w:r>
+      <w:r>
+        <w:t>PBKDF2</w:t>
+      </w:r>
+      <w:r>
+        <w:t>计算密码摘要。</w:t>
+      </w:r>
+    </w:p>
+    <w:p>
+      <w:pPr>
+        <w:jc w:val="left"/>
+      </w:pPr>
+      <w:r>
+        <w:t xml:space="preserve">2. </w:t>
+      </w:r>
+      <w:r>
+        <w:t>登录时用同</w:t>
+      </w:r>
+      <w:proofErr w:type="gramStart"/>
+      <w:r>
+        <w:t>一盐值</w:t>
+      </w:r>
+      <w:proofErr w:type="gramEnd"/>
+      <w:r>
+        <w:t>重新计算摘要，再与</w:t>
+      </w:r>
+      <w:proofErr w:type="spellStart"/>
+      <w:r>
+        <w:t>acco</w:t>
+      </w:r>
+      <w:proofErr w:type="spellEnd"/>
+      <w:r>
+        <w:t>中的摘要比对。</w:t>
+      </w:r>
+    </w:p>
+    <w:p>
+      <w:pPr>
+        <w:jc w:val="left"/>
+      </w:pPr>
+      <w:r>
+        <w:t>3. Profile</w:t>
+      </w:r>
+      <w:r>
+        <w:t>只读取用户</w:t>
+      </w:r>
+      <w:r>
+        <w:t>ID</w:t>
+      </w:r>
+      <w:r>
+        <w:t>、昵称、设备名、签名、状态和头像等展示字段。</w:t>
       </w:r>
     </w:p>
     <w:p>
@@ -3917,9 +4527,6 @@
           <w:numId w:val="3"/>
         </w:numPr>
         <w:jc w:val="left"/>
-        <w:rPr>
-          <w:rFonts w:hint="eastAsia"/>
-        </w:rPr>
       </w:pPr>
       <w:r>
         <w:rPr>
@@ -3939,7 +4546,34 @@
         <w:t>功能：</w:t>
       </w:r>
       <w:r>
-        <w:t>注册推送只使用运行时注入的辅助账号令牌，避免误用本机GitHub主账号。</w:t>
+        <w:t>注册推送只使用运行时注入的辅助账号</w:t>
+      </w:r>
+      <w:r>
+        <w:rPr>
+          <w:rFonts w:hint="eastAsia"/>
+        </w:rPr>
+        <w:t>token</w:t>
+      </w:r>
+      <w:r>
+        <w:rPr>
+          <w:rFonts w:hint="eastAsia"/>
+        </w:rPr>
+        <w:t>而不动</w:t>
+      </w:r>
+      <w:r>
+        <w:t>本机</w:t>
+      </w:r>
+      <w:r>
+        <w:rPr>
+          <w:rFonts w:hint="eastAsia"/>
+        </w:rPr>
+        <w:t>环境中的</w:t>
+      </w:r>
+      <w:r>
+        <w:t>GitHub</w:t>
+      </w:r>
+      <w:r>
+        <w:t>账号。</w:t>
       </w:r>
     </w:p>
     <w:p>
@@ -3958,23 +4592,76 @@
         <w:jc w:val="left"/>
       </w:pPr>
       <w:r>
-        <w:t>1. pushUrl()只读取ACCO_T或-Dacco.t构造一次性HTTPS推送地址。</w:t>
-      </w:r>
-    </w:p>
-    <w:p>
-      <w:pPr>
-        <w:jc w:val="left"/>
-      </w:pPr>
-      <w:r>
-        <w:t>2. 缺少令牌时直接返回明确错误，不退回普通origin凭据。</w:t>
-      </w:r>
-    </w:p>
-    <w:p>
-      <w:pPr>
-        <w:jc w:val="left"/>
-      </w:pPr>
-      <w:r>
-        <w:t>3. clean()遮盖错误输出中的令牌文本，避免界面或日志泄露密钥。</w:t>
+        <w:t xml:space="preserve">1. </w:t>
+      </w:r>
+      <w:proofErr w:type="spellStart"/>
+      <w:r>
+        <w:t>pushUrl</w:t>
+      </w:r>
+      <w:proofErr w:type="spellEnd"/>
+      <w:r>
+        <w:t>()</w:t>
+      </w:r>
+      <w:r>
+        <w:t>只读取</w:t>
+      </w:r>
+      <w:r>
+        <w:t>ACCO_T</w:t>
+      </w:r>
+      <w:r>
+        <w:t>或</w:t>
+      </w:r>
+      <w:r>
+        <w:t>-Dacco.t</w:t>
+      </w:r>
+      <w:r>
+        <w:t>构造一次性</w:t>
+      </w:r>
+      <w:r>
+        <w:t>HTTPS</w:t>
+      </w:r>
+      <w:r>
+        <w:t>推送地址。</w:t>
+      </w:r>
+    </w:p>
+    <w:p>
+      <w:pPr>
+        <w:jc w:val="left"/>
+      </w:pPr>
+      <w:r>
+        <w:t xml:space="preserve">2. </w:t>
+      </w:r>
+      <w:r>
+        <w:t>缺令牌直接返回明确错误。</w:t>
+      </w:r>
+    </w:p>
+    <w:p>
+      <w:pPr>
+        <w:jc w:val="left"/>
+      </w:pPr>
+      <w:r>
+        <w:t>3. clean()</w:t>
+      </w:r>
+      <w:r>
+        <w:t>遮盖错误输出中的令牌文本</w:t>
+      </w:r>
+      <w:r>
+        <w:rPr>
+          <w:rFonts w:hint="eastAsia"/>
+        </w:rPr>
+        <w:t>防止</w:t>
+      </w:r>
+      <w:r>
+        <w:t>界面</w:t>
+      </w:r>
+      <w:r>
+        <w:rPr>
+          <w:rFonts w:hint="eastAsia"/>
+        </w:rPr>
+        <w:t>和</w:t>
+      </w:r>
+      <w:r>
+        <w:t>日志泄露密钥。</w:t>
       </w:r>
     </w:p>
     <w:p>
@@ -3984,9 +4671,6 @@
           <w:numId w:val="3"/>
         </w:numPr>
         <w:jc w:val="left"/>
-        <w:rPr>
-          <w:rFonts w:hint="eastAsia"/>
-        </w:rPr>
       </w:pPr>
       <w:r>
         <w:rPr>
@@ -4006,7 +4690,7 @@
         <w:t>功能：</w:t>
       </w:r>
       <w:r>
-        <w:t>登录页只记住最近账号，方便回填，同时不保存密码。</w:t>
+        <w:t>登录页记住最近账号方便回填，同时不保存密码。</w:t>
       </w:r>
     </w:p>
     <w:p>
@@ -4025,23 +4709,73 @@
         <w:jc w:val="left"/>
       </w:pPr>
       <w:r>
-        <w:t>1. AuthStore.login()在勾选记住我时把账号写入本机la文件。</w:t>
-      </w:r>
-    </w:p>
-    <w:p>
-      <w:pPr>
-        <w:jc w:val="left"/>
-      </w:pPr>
-      <w:r>
-        <w:t>2. loadRememberedAccount()异步读取la并回填登录输入框。</w:t>
-      </w:r>
-    </w:p>
-    <w:p>
-      <w:pPr>
-        <w:jc w:val="left"/>
-      </w:pPr>
-      <w:r>
-        <w:t>3. la只保存账号字符串，主凭据仍来自仓库根目录acco。</w:t>
+        <w:t xml:space="preserve">1. </w:t>
+      </w:r>
+      <w:proofErr w:type="spellStart"/>
+      <w:r>
+        <w:t>AuthStore.login</w:t>
+      </w:r>
+      <w:proofErr w:type="spellEnd"/>
+      <w:r>
+        <w:t>()</w:t>
+      </w:r>
+      <w:proofErr w:type="gramStart"/>
+      <w:r>
+        <w:t>在勾选记住</w:t>
+      </w:r>
+      <w:proofErr w:type="gramEnd"/>
+      <w:r>
+        <w:t>我时把账号写入本机</w:t>
+      </w:r>
+      <w:r>
+        <w:t>la</w:t>
+      </w:r>
+      <w:r>
+        <w:t>文件。</w:t>
+      </w:r>
+    </w:p>
+    <w:p>
+      <w:pPr>
+        <w:jc w:val="left"/>
+      </w:pPr>
+      <w:r>
+        <w:t xml:space="preserve">2. </w:t>
+      </w:r>
+      <w:proofErr w:type="spellStart"/>
+      <w:r>
+        <w:t>loadRememberedAccount</w:t>
+      </w:r>
+      <w:proofErr w:type="spellEnd"/>
+      <w:r>
+        <w:t>()</w:t>
+      </w:r>
+      <w:r>
+        <w:t>异步读取</w:t>
+      </w:r>
+      <w:r>
+        <w:t>la</w:t>
+      </w:r>
+      <w:r>
+        <w:t>并回填登录输入框。</w:t>
+      </w:r>
+    </w:p>
+    <w:p>
+      <w:pPr>
+        <w:jc w:val="left"/>
+      </w:pPr>
+      <w:r>
+        <w:t>3. la</w:t>
+      </w:r>
+      <w:r>
+        <w:t>只保存账号字符串，主凭据仍来自仓库根目录</w:t>
+      </w:r>
+      <w:proofErr w:type="spellStart"/>
+      <w:r>
+        <w:t>acco</w:t>
+      </w:r>
+      <w:proofErr w:type="spellEnd"/>
+      <w:r>
+        <w:t>。</w:t>
       </w:r>
     </w:p>
     <w:p>
@@ -4051,9 +4785,6 @@
           <w:numId w:val="3"/>
         </w:numPr>
         <w:jc w:val="left"/>
-        <w:rPr>
-          <w:rFonts w:hint="eastAsia"/>
-        </w:rPr>
       </w:pPr>
       <w:r>
         <w:rPr>
@@ -4073,7 +4804,19 @@
         <w:t>功能：</w:t>
       </w:r>
       <w:r>
-        <w:t>注册请求未被Actions合入时，界面提示等待，避免把未完成注册显示成成功。</w:t>
+        <w:t>注册请求未被</w:t>
+      </w:r>
+      <w:r>
+        <w:t>Actions</w:t>
+      </w:r>
+      <w:r>
+        <w:t>合入时，界面提示等待</w:t>
+      </w:r>
+      <w:r>
+        <w:rPr>
+          <w:rFonts w:hint="eastAsia"/>
+        </w:rPr>
+        <w:t>，配合前端加载动画。</w:t>
       </w:r>
     </w:p>
     <w:p>
@@ -4092,23 +4835,73 @@
         <w:jc w:val="left"/>
       </w:pPr>
       <w:r>
-        <w:t>1. register()推送req文件后调用waitForAction()轮询远程acco。</w:t>
-      </w:r>
-    </w:p>
-    <w:p>
-      <w:pPr>
-        <w:jc w:val="left"/>
-      </w:pPr>
-      <w:r>
-        <w:t>2. 规定时间内找到新账号则返回成功，否则返回pendingReview状态。</w:t>
-      </w:r>
-    </w:p>
-    <w:p>
-      <w:pPr>
-        <w:jc w:val="left"/>
-      </w:pPr>
-      <w:r>
-        <w:t>3. 前端根据pendingReview展示审核等待提示。</w:t>
+        <w:t>1. register()</w:t>
+      </w:r>
+      <w:r>
+        <w:t>推送</w:t>
+      </w:r>
+      <w:r>
+        <w:t>req</w:t>
+      </w:r>
+      <w:r>
+        <w:t>文件后调用</w:t>
+      </w:r>
+      <w:proofErr w:type="spellStart"/>
+      <w:r>
+        <w:t>waitForAction</w:t>
+      </w:r>
+      <w:proofErr w:type="spellEnd"/>
+      <w:r>
+        <w:t>()</w:t>
+      </w:r>
+      <w:r>
+        <w:t>轮询远程</w:t>
+      </w:r>
+      <w:proofErr w:type="spellStart"/>
+      <w:r>
+        <w:t>acco</w:t>
+      </w:r>
+      <w:proofErr w:type="spellEnd"/>
+      <w:r>
+        <w:t>。</w:t>
+      </w:r>
+    </w:p>
+    <w:p>
+      <w:pPr>
+        <w:jc w:val="left"/>
+      </w:pPr>
+      <w:r>
+        <w:t xml:space="preserve">2. </w:t>
+      </w:r>
+      <w:r>
+        <w:t>规定时间内找到新账号则返回成功，否则返回</w:t>
+      </w:r>
+      <w:proofErr w:type="spellStart"/>
+      <w:r>
+        <w:t>pendingReview</w:t>
+      </w:r>
+      <w:proofErr w:type="spellEnd"/>
+      <w:r>
+        <w:t>状态。</w:t>
+      </w:r>
+    </w:p>
+    <w:p>
+      <w:pPr>
+        <w:jc w:val="left"/>
+      </w:pPr>
+      <w:r>
+        <w:t xml:space="preserve">3. </w:t>
+      </w:r>
+      <w:r>
+        <w:t>前端根据</w:t>
+      </w:r>
+      <w:proofErr w:type="spellStart"/>
+      <w:r>
+        <w:t>pendingReview</w:t>
+      </w:r>
+      <w:proofErr w:type="spellEnd"/>
+      <w:r>
+        <w:t>展示审核等待提示。</w:t>
       </w:r>
     </w:p>
     <w:p>
@@ -4118,9 +4911,6 @@
           <w:numId w:val="3"/>
         </w:numPr>
         <w:jc w:val="left"/>
-        <w:rPr>
-          <w:rFonts w:hint="eastAsia"/>
-        </w:rPr>
       </w:pPr>
       <w:r>
         <w:rPr>
@@ -4140,7 +4930,7 @@
         <w:t>功能：</w:t>
       </w:r>
       <w:r>
-        <w:t>登录和注册密码输入支持明文与隐藏切换，减少重复输入错误。</w:t>
+        <w:t>登录和注册密码输入支持明文与隐藏切换。</w:t>
       </w:r>
     </w:p>
     <w:p>
@@ -4159,33 +4949,50 @@
         <w:jc w:val="left"/>
       </w:pPr>
       <w:r>
-        <w:t>1. 密码区同时保留PasswordField和TextField两种输入控件。</w:t>
-      </w:r>
-    </w:p>
-    <w:p>
-      <w:pPr>
-        <w:jc w:val="left"/>
-      </w:pPr>
-      <w:r>
-        <w:t>2. 小眼睛按钮切换可见控件，并同步两者文本。</w:t>
-      </w:r>
-    </w:p>
-    <w:p>
-      <w:pPr>
-        <w:jc w:val="left"/>
-      </w:pPr>
-      <w:r>
-        <w:t>3. 提交时统一读取当前密码文本，不改变原有校验流程。</w:t>
-      </w:r>
-    </w:p>
-    <w:p>
-      <w:pPr>
-        <w:jc w:val="left"/>
-      </w:pPr>
-    </w:p>
-    <w:p>
-      <w:pPr>
-        <w:jc w:val="left"/>
+        <w:t xml:space="preserve">1. </w:t>
+      </w:r>
+      <w:r>
+        <w:t>密码区同时保留</w:t>
+      </w:r>
+      <w:proofErr w:type="spellStart"/>
+      <w:r>
+        <w:t>PasswordField</w:t>
+      </w:r>
+      <w:proofErr w:type="spellEnd"/>
+      <w:r>
+        <w:t>和</w:t>
+      </w:r>
+      <w:proofErr w:type="spellStart"/>
+      <w:r>
+        <w:t>TextField</w:t>
+      </w:r>
+      <w:proofErr w:type="spellEnd"/>
+      <w:r>
+        <w:t>两种输入控件。</w:t>
+      </w:r>
+    </w:p>
+    <w:p>
+      <w:pPr>
+        <w:jc w:val="left"/>
+      </w:pPr>
+      <w:r>
+        <w:t xml:space="preserve">2. </w:t>
+      </w:r>
+      <w:r>
+        <w:t>小眼睛按钮切换可见控件，并同步两者文本。</w:t>
+      </w:r>
+    </w:p>
+    <w:p>
+      <w:pPr>
+        <w:jc w:val="left"/>
+      </w:pPr>
+    </w:p>
+    <w:p>
+      <w:pPr>
+        <w:jc w:val="left"/>
+        <w:rPr>
+          <w:b/>
+        </w:rPr>
       </w:pPr>
       <w:r>
         <w:rPr>
@@ -4193,6 +5000,14 @@
         </w:rPr>
         <w:t>文件传输页</w:t>
       </w:r>
+    </w:p>
+    <w:p>
+      <w:pPr>
+        <w:jc w:val="left"/>
+        <w:rPr>
+          <w:rFonts w:hint="eastAsia"/>
+        </w:rPr>
+      </w:pPr>
     </w:p>
     <w:p>
       <w:pPr>
@@ -4201,9 +5016,6 @@
           <w:numId w:val="3"/>
         </w:numPr>
         <w:jc w:val="left"/>
-        <w:rPr>
-          <w:rFonts w:hint="eastAsia"/>
-        </w:rPr>
       </w:pPr>
       <w:r>
         <w:rPr>
@@ -4223,17 +5035,51 @@
         <w:t>功能：</w:t>
       </w:r>
       <w:r>
-        <w:t>文件传输页支持文件、文件夹和拖拽加入待发送列表。</w:t>
-      </w:r>
-    </w:p>
-    <w:p>
-      <w:pPr>
-        <w:jc w:val="left"/>
-      </w:pPr>
-      <w:r>
-        <w:rPr>
-          <w:b/>
-        </w:rPr>
+        <w:t>文件传输</w:t>
+      </w:r>
+      <w:proofErr w:type="gramStart"/>
+      <w:r>
+        <w:t>页支持</w:t>
+      </w:r>
+      <w:proofErr w:type="gramEnd"/>
+      <w:r>
+        <w:t>文件、</w:t>
+      </w:r>
+      <w:r>
+        <w:rPr>
+          <w:b/>
+          <w:bCs/>
+        </w:rPr>
+        <w:t>文件夹</w:t>
+      </w:r>
+      <w:r>
+        <w:rPr>
+          <w:rFonts w:hint="eastAsia"/>
+        </w:rPr>
+        <w:t>按钮或</w:t>
+      </w:r>
+      <w:r>
+        <w:t>拖拽</w:t>
+      </w:r>
+      <w:r>
+        <w:rPr>
+          <w:rFonts w:hint="eastAsia"/>
+        </w:rPr>
+        <w:t>触发</w:t>
+      </w:r>
+      <w:r>
+        <w:t>加入待发送列表。</w:t>
+      </w:r>
+    </w:p>
+    <w:p>
+      <w:pPr>
+        <w:jc w:val="left"/>
+      </w:pPr>
+      <w:r>
+        <w:rPr>
+          <w:b/>
+        </w:rPr>
+        <w:lastRenderedPageBreak/>
         <w:t>实现：</w:t>
       </w:r>
     </w:p>
@@ -4242,23 +5088,67 @@
         <w:jc w:val="left"/>
       </w:pPr>
       <w:r>
-        <w:t>1. 页面选择按钮调用文件选择器和目录选择器收集路径。</w:t>
-      </w:r>
-    </w:p>
-    <w:p>
-      <w:pPr>
-        <w:jc w:val="left"/>
-      </w:pPr>
-      <w:r>
-        <w:t>2. 拖拽事件读取Dragboard中的文件列表并追加到pendingFiles。</w:t>
-      </w:r>
-    </w:p>
-    <w:p>
-      <w:pPr>
-        <w:jc w:val="left"/>
-      </w:pPr>
-      <w:r>
-        <w:t>3. 发送前统一把pendingFiles交给LocalBackend.startTransfer()。</w:t>
+        <w:t xml:space="preserve">1. </w:t>
+      </w:r>
+      <w:r>
+        <w:t>页面选择按钮调用文件选择器和目录选择器收集路径。</w:t>
+      </w:r>
+    </w:p>
+    <w:p>
+      <w:pPr>
+        <w:jc w:val="left"/>
+      </w:pPr>
+      <w:r>
+        <w:t xml:space="preserve">2. </w:t>
+      </w:r>
+      <w:r>
+        <w:t>拖拽事件读取</w:t>
+      </w:r>
+      <w:proofErr w:type="spellStart"/>
+      <w:r>
+        <w:t>Dragboard</w:t>
+      </w:r>
+      <w:proofErr w:type="spellEnd"/>
+      <w:r>
+        <w:t>中的文件列表并追加到</w:t>
+      </w:r>
+      <w:proofErr w:type="spellStart"/>
+      <w:r>
+        <w:t>pendingFiles</w:t>
+      </w:r>
+      <w:proofErr w:type="spellEnd"/>
+      <w:r>
+        <w:t>。</w:t>
+      </w:r>
+    </w:p>
+    <w:p>
+      <w:pPr>
+        <w:jc w:val="left"/>
+      </w:pPr>
+      <w:r>
+        <w:t xml:space="preserve">3. </w:t>
+      </w:r>
+      <w:r>
+        <w:t>发送前统一把</w:t>
+      </w:r>
+      <w:proofErr w:type="spellStart"/>
+      <w:r>
+        <w:t>pendingFiles</w:t>
+      </w:r>
+      <w:proofErr w:type="spellEnd"/>
+      <w:r>
+        <w:t>交给</w:t>
+      </w:r>
+      <w:proofErr w:type="spellStart"/>
+      <w:r>
+        <w:t>LocalBackend.startTransfer</w:t>
+      </w:r>
+      <w:proofErr w:type="spellEnd"/>
+      <w:r>
+        <w:t>()</w:t>
+      </w:r>
+      <w:r>
+        <w:t>。</w:t>
       </w:r>
     </w:p>
     <w:p>
@@ -4268,9 +5158,6 @@
           <w:numId w:val="3"/>
         </w:numPr>
         <w:jc w:val="left"/>
-        <w:rPr>
-          <w:rFonts w:hint="eastAsia"/>
-        </w:rPr>
       </w:pPr>
       <w:r>
         <w:rPr>
@@ -4290,7 +5177,7 @@
         <w:t>功能：</w:t>
       </w:r>
       <w:r>
-        <w:t>待发送文件按扩展名匹配图标和类型，并跳过不支持文件。</w:t>
+        <w:t>待发送文件按扩展名匹配图标和类型并跳过不支持文件。</w:t>
       </w:r>
     </w:p>
     <w:p>
@@ -4309,23 +5196,74 @@
         <w:jc w:val="left"/>
       </w:pPr>
       <w:r>
-        <w:t>1. FileIcons.supported()判断文件扩展名是否允许发送。</w:t>
-      </w:r>
-    </w:p>
-    <w:p>
-      <w:pPr>
-        <w:jc w:val="left"/>
-      </w:pPr>
-      <w:r>
-        <w:t>2. pendingFileCard()展示图标、类型、大小和修改时间。</w:t>
-      </w:r>
-    </w:p>
-    <w:p>
-      <w:pPr>
-        <w:jc w:val="left"/>
-      </w:pPr>
-      <w:r>
-        <w:t>3. 不支持文件计数后用toast提示已跳过数量。</w:t>
+        <w:t xml:space="preserve">1. </w:t>
+      </w:r>
+      <w:proofErr w:type="spellStart"/>
+      <w:r>
+        <w:t>FileIcons.supported</w:t>
+      </w:r>
+      <w:proofErr w:type="spellEnd"/>
+      <w:r>
+        <w:t>()</w:t>
+      </w:r>
+      <w:r>
+        <w:t>判断文件扩展名是否允许发送。</w:t>
+      </w:r>
+    </w:p>
+    <w:p>
+      <w:pPr>
+        <w:jc w:val="left"/>
+      </w:pPr>
+      <w:r>
+        <w:t xml:space="preserve">2. </w:t>
+      </w:r>
+      <w:proofErr w:type="spellStart"/>
+      <w:r>
+        <w:t>pendingFileCard</w:t>
+      </w:r>
+      <w:proofErr w:type="spellEnd"/>
+      <w:r>
+        <w:t>()</w:t>
+      </w:r>
+      <w:r>
+        <w:t>展示图标、类型、大小和修改时间。</w:t>
+      </w:r>
+    </w:p>
+    <w:p>
+      <w:pPr>
+        <w:jc w:val="left"/>
+      </w:pPr>
+      <w:r>
+        <w:t xml:space="preserve">3. </w:t>
+      </w:r>
+      <w:r>
+        <w:t>不支持文件计数后用</w:t>
+      </w:r>
+      <w:r>
+        <w:t>toast</w:t>
+      </w:r>
+      <w:r>
+        <w:t>提示已跳过数量。</w:t>
+      </w:r>
+    </w:p>
+    <w:p>
+      <w:pPr>
+        <w:jc w:val="left"/>
+        <w:rPr>
+          <w:rFonts w:hint="eastAsia"/>
+        </w:rPr>
+      </w:pPr>
+      <w:r>
+        <w:rPr>
+          <w:rFonts w:hint="eastAsia"/>
+        </w:rPr>
+        <w:t xml:space="preserve">4. </w:t>
+      </w:r>
+      <w:r>
+        <w:rPr>
+          <w:rFonts w:hint="eastAsia"/>
+        </w:rPr>
+        <w:t>使用后缀字典筛选。</w:t>
       </w:r>
     </w:p>
     <w:p>
@@ -4335,9 +5273,6 @@
           <w:numId w:val="3"/>
         </w:numPr>
         <w:jc w:val="left"/>
-        <w:rPr>
-          <w:rFonts w:hint="eastAsia"/>
-        </w:rPr>
       </w:pPr>
       <w:r>
         <w:rPr>
@@ -4376,23 +5311,81 @@
         <w:jc w:val="left"/>
       </w:pPr>
       <w:r>
-        <w:t>1. UdpTx完成后LocalBackend调用RecentStore.remember()保存请求目标。</w:t>
-      </w:r>
-    </w:p>
-    <w:p>
-      <w:pPr>
-        <w:jc w:val="left"/>
-      </w:pPr>
-      <w:r>
-        <w:t>2. loadRecentDevices()合并本地分组目标和近期对象，并按用户ID去重。</w:t>
-      </w:r>
-    </w:p>
-    <w:p>
-      <w:pPr>
-        <w:jc w:val="left"/>
-      </w:pPr>
-      <w:r>
-        <w:t>3. 用户卡片点击发送时调用addRecentTarget()加入当前选择。</w:t>
+        <w:t xml:space="preserve">1. </w:t>
+      </w:r>
+      <w:proofErr w:type="spellStart"/>
+      <w:r>
+        <w:t>UdpTx</w:t>
+      </w:r>
+      <w:proofErr w:type="spellEnd"/>
+      <w:r>
+        <w:t>完成后</w:t>
+      </w:r>
+      <w:proofErr w:type="spellStart"/>
+      <w:r>
+        <w:t>LocalBackend</w:t>
+      </w:r>
+      <w:proofErr w:type="spellEnd"/>
+      <w:r>
+        <w:t>调用</w:t>
+      </w:r>
+      <w:proofErr w:type="spellStart"/>
+      <w:r>
+        <w:t>RecentStore.remember</w:t>
+      </w:r>
+      <w:proofErr w:type="spellEnd"/>
+      <w:r>
+        <w:t>()</w:t>
+      </w:r>
+      <w:r>
+        <w:t>保存请求目标。</w:t>
+      </w:r>
+    </w:p>
+    <w:p>
+      <w:pPr>
+        <w:jc w:val="left"/>
+      </w:pPr>
+      <w:r>
+        <w:t xml:space="preserve">2. </w:t>
+      </w:r>
+      <w:proofErr w:type="spellStart"/>
+      <w:r>
+        <w:t>loadRecentDevices</w:t>
+      </w:r>
+      <w:proofErr w:type="spellEnd"/>
+      <w:r>
+        <w:t>()</w:t>
+      </w:r>
+      <w:r>
+        <w:t>合并本地分组目标和近期对象，并按用户</w:t>
+      </w:r>
+      <w:r>
+        <w:t>ID</w:t>
+      </w:r>
+      <w:r>
+        <w:t>去重。</w:t>
+      </w:r>
+    </w:p>
+    <w:p>
+      <w:pPr>
+        <w:jc w:val="left"/>
+      </w:pPr>
+      <w:r>
+        <w:t xml:space="preserve">3. </w:t>
+      </w:r>
+      <w:r>
+        <w:t>用户卡片点击发送时调用</w:t>
+      </w:r>
+      <w:proofErr w:type="spellStart"/>
+      <w:r>
+        <w:t>addRecentTarget</w:t>
+      </w:r>
+      <w:proofErr w:type="spellEnd"/>
+      <w:r>
+        <w:t>()</w:t>
+      </w:r>
+      <w:r>
+        <w:t>加入当前选择。</w:t>
       </w:r>
     </w:p>
     <w:p>
@@ -4402,9 +5395,6 @@
           <w:numId w:val="3"/>
         </w:numPr>
         <w:jc w:val="left"/>
-        <w:rPr>
-          <w:rFonts w:hint="eastAsia"/>
-        </w:rPr>
       </w:pPr>
       <w:r>
         <w:rPr>
@@ -4443,23 +5433,64 @@
         <w:jc w:val="left"/>
       </w:pPr>
       <w:r>
-        <w:t>1. GroupStore保存组名、默认口令和成员快照。</w:t>
-      </w:r>
-    </w:p>
-    <w:p>
-      <w:pPr>
-        <w:jc w:val="left"/>
-      </w:pPr>
-      <w:r>
-        <w:t>2. 文件传输页把组目标作为一个对象展示。</w:t>
-      </w:r>
-    </w:p>
-    <w:p>
-      <w:pPr>
-        <w:jc w:val="left"/>
-      </w:pPr>
-      <w:r>
-        <w:t>3. 发送时GroupStore.expand()把组目标展开为真实用户并去重。</w:t>
+        <w:t xml:space="preserve">1. </w:t>
+      </w:r>
+      <w:proofErr w:type="spellStart"/>
+      <w:r>
+        <w:t>GroupStore</w:t>
+      </w:r>
+      <w:proofErr w:type="spellEnd"/>
+      <w:r>
+        <w:t>保存组名、默认口令和成员快照。</w:t>
+      </w:r>
+    </w:p>
+    <w:p>
+      <w:pPr>
+        <w:jc w:val="left"/>
+      </w:pPr>
+      <w:r>
+        <w:t xml:space="preserve">2. </w:t>
+      </w:r>
+      <w:r>
+        <w:t>文件传输</w:t>
+      </w:r>
+      <w:proofErr w:type="gramStart"/>
+      <w:r>
+        <w:t>页把组目标</w:t>
+      </w:r>
+      <w:proofErr w:type="gramEnd"/>
+      <w:r>
+        <w:t>作为一个对象展示。</w:t>
+      </w:r>
+    </w:p>
+    <w:p>
+      <w:pPr>
+        <w:jc w:val="left"/>
+      </w:pPr>
+      <w:r>
+        <w:t xml:space="preserve">3. </w:t>
+      </w:r>
+      <w:r>
+        <w:t>发送时</w:t>
+      </w:r>
+      <w:proofErr w:type="spellStart"/>
+      <w:r>
+        <w:t>GroupStore.expand</w:t>
+      </w:r>
+      <w:proofErr w:type="spellEnd"/>
+      <w:r>
+        <w:t>()</w:t>
+      </w:r>
+      <w:r>
+        <w:t>把</w:t>
+      </w:r>
+      <w:proofErr w:type="gramStart"/>
+      <w:r>
+        <w:t>组目标</w:t>
+      </w:r>
+      <w:proofErr w:type="gramEnd"/>
+      <w:r>
+        <w:t>展开为真实用户并去重。</w:t>
       </w:r>
     </w:p>
     <w:p>
@@ -4469,9 +5500,6 @@
           <w:numId w:val="3"/>
         </w:numPr>
         <w:jc w:val="left"/>
-        <w:rPr>
-          <w:rFonts w:hint="eastAsia"/>
-        </w:rPr>
       </w:pPr>
       <w:r>
         <w:rPr>
@@ -4510,23 +5538,67 @@
         <w:jc w:val="left"/>
       </w:pPr>
       <w:r>
-        <w:t>1. startTransfer()发送前弹出口令输入框。</w:t>
-      </w:r>
-    </w:p>
-    <w:p>
-      <w:pPr>
-        <w:jc w:val="left"/>
-      </w:pPr>
-      <w:r>
-        <w:t>2. 分组目标存在默认口令时自动预填，用户仍可修改或清空。</w:t>
-      </w:r>
-    </w:p>
-    <w:p>
-      <w:pPr>
-        <w:jc w:val="left"/>
-      </w:pPr>
-      <w:r>
-        <w:t>3. UdpTx把口令摘要放入BEGIN包，UdpRx通过RxAsk回调校验。</w:t>
+        <w:t xml:space="preserve">1. </w:t>
+      </w:r>
+      <w:proofErr w:type="spellStart"/>
+      <w:r>
+        <w:t>startTransfer</w:t>
+      </w:r>
+      <w:proofErr w:type="spellEnd"/>
+      <w:r>
+        <w:t>()</w:t>
+      </w:r>
+      <w:r>
+        <w:t>发送前弹出口令输入框。</w:t>
+      </w:r>
+    </w:p>
+    <w:p>
+      <w:pPr>
+        <w:jc w:val="left"/>
+      </w:pPr>
+      <w:r>
+        <w:t xml:space="preserve">2. </w:t>
+      </w:r>
+      <w:r>
+        <w:t>分组目标存在默认口令时自动预填，用户仍可修改或清空。</w:t>
+      </w:r>
+    </w:p>
+    <w:p>
+      <w:pPr>
+        <w:jc w:val="left"/>
+      </w:pPr>
+      <w:r>
+        <w:t xml:space="preserve">3. </w:t>
+      </w:r>
+      <w:proofErr w:type="spellStart"/>
+      <w:r>
+        <w:t>UdpTx</w:t>
+      </w:r>
+      <w:proofErr w:type="spellEnd"/>
+      <w:r>
+        <w:t>把口令摘要放入</w:t>
+      </w:r>
+      <w:r>
+        <w:t>BEGIN</w:t>
+      </w:r>
+      <w:r>
+        <w:t>包，</w:t>
+      </w:r>
+      <w:proofErr w:type="spellStart"/>
+      <w:r>
+        <w:t>UdpRx</w:t>
+      </w:r>
+      <w:proofErr w:type="spellEnd"/>
+      <w:r>
+        <w:t>通过</w:t>
+      </w:r>
+      <w:proofErr w:type="spellStart"/>
+      <w:r>
+        <w:t>RxAsk</w:t>
+      </w:r>
+      <w:proofErr w:type="spellEnd"/>
+      <w:r>
+        <w:t>回调校验。</w:t>
       </w:r>
     </w:p>
     <w:p>
@@ -4536,9 +5608,6 @@
           <w:numId w:val="3"/>
         </w:numPr>
         <w:jc w:val="left"/>
-        <w:rPr>
-          <w:rFonts w:hint="eastAsia"/>
-        </w:rPr>
       </w:pPr>
       <w:r>
         <w:rPr>
@@ -4577,23 +5646,72 @@
         <w:jc w:val="left"/>
       </w:pPr>
       <w:r>
-        <w:t>1. togglePause()切换transferPaused状态并刷新按钮文本。</w:t>
-      </w:r>
-    </w:p>
-    <w:p>
-      <w:pPr>
-        <w:jc w:val="left"/>
-      </w:pPr>
-      <w:r>
-        <w:t>2. AppController.pauseTransfer()把状态传给UdpTx.setPaused()。</w:t>
-      </w:r>
-    </w:p>
-    <w:p>
-      <w:pPr>
-        <w:jc w:val="left"/>
-      </w:pPr>
-      <w:r>
-        <w:t>3. UdpTx发送分片前检查暂停状态，暂停期间等待恢复。</w:t>
+        <w:t xml:space="preserve">1. </w:t>
+      </w:r>
+      <w:proofErr w:type="spellStart"/>
+      <w:r>
+        <w:t>togglePause</w:t>
+      </w:r>
+      <w:proofErr w:type="spellEnd"/>
+      <w:r>
+        <w:t>()</w:t>
+      </w:r>
+      <w:r>
+        <w:t>切换</w:t>
+      </w:r>
+      <w:proofErr w:type="spellStart"/>
+      <w:r>
+        <w:t>transferPaused</w:t>
+      </w:r>
+      <w:proofErr w:type="spellEnd"/>
+      <w:r>
+        <w:t>状态并刷新按钮文本。</w:t>
+      </w:r>
+    </w:p>
+    <w:p>
+      <w:pPr>
+        <w:jc w:val="left"/>
+      </w:pPr>
+      <w:r>
+        <w:t xml:space="preserve">2. </w:t>
+      </w:r>
+      <w:proofErr w:type="spellStart"/>
+      <w:r>
+        <w:t>AppController.pauseTransfer</w:t>
+      </w:r>
+      <w:proofErr w:type="spellEnd"/>
+      <w:r>
+        <w:t>()</w:t>
+      </w:r>
+      <w:r>
+        <w:t>把状态传给</w:t>
+      </w:r>
+      <w:proofErr w:type="spellStart"/>
+      <w:r>
+        <w:t>UdpTx.setPaused</w:t>
+      </w:r>
+      <w:proofErr w:type="spellEnd"/>
+      <w:r>
+        <w:t>()</w:t>
+      </w:r>
+      <w:r>
+        <w:t>。</w:t>
+      </w:r>
+    </w:p>
+    <w:p>
+      <w:pPr>
+        <w:jc w:val="left"/>
+      </w:pPr>
+      <w:r>
+        <w:t xml:space="preserve">3. </w:t>
+      </w:r>
+      <w:proofErr w:type="spellStart"/>
+      <w:r>
+        <w:t>UdpTx</w:t>
+      </w:r>
+      <w:proofErr w:type="spellEnd"/>
+      <w:r>
+        <w:t>发送分片前检查暂停状态，暂停期间等待恢复。</w:t>
       </w:r>
     </w:p>
     <w:p>
@@ -4603,9 +5721,6 @@
           <w:numId w:val="3"/>
         </w:numPr>
         <w:jc w:val="left"/>
-        <w:rPr>
-          <w:rFonts w:hint="eastAsia"/>
-        </w:rPr>
       </w:pPr>
       <w:r>
         <w:rPr>
@@ -4625,7 +5740,15 @@
         <w:t>功能：</w:t>
       </w:r>
       <w:r>
-        <w:t>结果页支持清理已完成任务和日志，方便多轮演示。</w:t>
+        <w:t>结果</w:t>
+      </w:r>
+      <w:proofErr w:type="gramStart"/>
+      <w:r>
+        <w:t>页支持</w:t>
+      </w:r>
+      <w:proofErr w:type="gramEnd"/>
+      <w:r>
+        <w:t>清理已完成任务和日志。</w:t>
       </w:r>
     </w:p>
     <w:p>
@@ -4644,23 +5767,78 @@
         <w:jc w:val="left"/>
       </w:pPr>
       <w:r>
-        <w:t>1. clearCompletedTasks()调用TransferSummary.withoutCompleted()重建结果。</w:t>
-      </w:r>
-    </w:p>
-    <w:p>
-      <w:pPr>
-        <w:jc w:val="left"/>
-      </w:pPr>
-      <w:r>
-        <w:t>2. clearLogs()调用TransferSummary.withoutLogs()清空日志列表。</w:t>
-      </w:r>
-    </w:p>
-    <w:p>
-      <w:pPr>
-        <w:jc w:val="left"/>
-      </w:pPr>
-      <w:r>
-        <w:t>3. 清理后只重绘结果页，不影响真实传输记录。</w:t>
+        <w:t xml:space="preserve">1. </w:t>
+      </w:r>
+      <w:proofErr w:type="spellStart"/>
+      <w:r>
+        <w:t>clearCompletedTasks</w:t>
+      </w:r>
+      <w:proofErr w:type="spellEnd"/>
+      <w:r>
+        <w:t>()</w:t>
+      </w:r>
+      <w:r>
+        <w:t>调用</w:t>
+      </w:r>
+      <w:proofErr w:type="spellStart"/>
+      <w:r>
+        <w:t>TransferSummary.withoutCompleted</w:t>
+      </w:r>
+      <w:proofErr w:type="spellEnd"/>
+      <w:r>
+        <w:t>()</w:t>
+      </w:r>
+      <w:r>
+        <w:t>重建结果。</w:t>
+      </w:r>
+    </w:p>
+    <w:p>
+      <w:pPr>
+        <w:jc w:val="left"/>
+      </w:pPr>
+      <w:r>
+        <w:t xml:space="preserve">2. </w:t>
+      </w:r>
+      <w:proofErr w:type="spellStart"/>
+      <w:r>
+        <w:t>clearLogs</w:t>
+      </w:r>
+      <w:proofErr w:type="spellEnd"/>
+      <w:r>
+        <w:t>()</w:t>
+      </w:r>
+      <w:r>
+        <w:t>调用</w:t>
+      </w:r>
+      <w:proofErr w:type="spellStart"/>
+      <w:r>
+        <w:t>TransferSummary.withoutLogs</w:t>
+      </w:r>
+      <w:proofErr w:type="spellEnd"/>
+      <w:r>
+        <w:t>()</w:t>
+      </w:r>
+      <w:r>
+        <w:t>清空日志列表。</w:t>
+      </w:r>
+    </w:p>
+    <w:p>
+      <w:pPr>
+        <w:jc w:val="left"/>
+      </w:pPr>
+      <w:r>
+        <w:t xml:space="preserve">3. </w:t>
+      </w:r>
+      <w:r>
+        <w:t>清理后重</w:t>
+      </w:r>
+      <w:proofErr w:type="gramStart"/>
+      <w:r>
+        <w:t>绘结果</w:t>
+      </w:r>
+      <w:proofErr w:type="gramEnd"/>
+      <w:r>
+        <w:t>页，不影响真实传输记录。</w:t>
       </w:r>
     </w:p>
     <w:p>
@@ -4686,9 +5864,6 @@
           <w:numId w:val="3"/>
         </w:numPr>
         <w:jc w:val="left"/>
-        <w:rPr>
-          <w:rFonts w:hint="eastAsia"/>
-        </w:rPr>
       </w:pPr>
       <w:r>
         <w:rPr>
@@ -4705,10 +5880,20 @@
         <w:rPr>
           <w:b/>
         </w:rPr>
+        <w:lastRenderedPageBreak/>
         <w:t>功能：</w:t>
       </w:r>
       <w:r>
-        <w:t>用户列表把单个用户和本地分组拆成两个视图，减少混淆。</w:t>
+        <w:t>用户列表</w:t>
+      </w:r>
+      <w:r>
+        <w:rPr>
+          <w:rFonts w:hint="eastAsia"/>
+        </w:rPr>
+        <w:t>将</w:t>
+      </w:r>
+      <w:r>
+        <w:t>单个用户和本地分组拆成两个视图。</w:t>
       </w:r>
     </w:p>
     <w:p>
@@ -4727,23 +5912,48 @@
         <w:jc w:val="left"/>
       </w:pPr>
       <w:r>
-        <w:t>1. 矩阵视图只渲染UserDevice单用户卡片。</w:t>
-      </w:r>
-    </w:p>
-    <w:p>
-      <w:pPr>
-        <w:jc w:val="left"/>
-      </w:pPr>
-      <w:r>
-        <w:t>2. 列表视图只渲染GroupStore读取到的本地分组卡片。</w:t>
-      </w:r>
-    </w:p>
-    <w:p>
-      <w:pPr>
-        <w:jc w:val="left"/>
-      </w:pPr>
-      <w:r>
-        <w:t>3. 视图切换后重置搜索提示和分页状态。</w:t>
+        <w:t xml:space="preserve">1. </w:t>
+      </w:r>
+      <w:r>
+        <w:t>矩阵视图只渲染</w:t>
+      </w:r>
+      <w:proofErr w:type="spellStart"/>
+      <w:r>
+        <w:t>UserDevice</w:t>
+      </w:r>
+      <w:proofErr w:type="spellEnd"/>
+      <w:r>
+        <w:t>单用户卡片。</w:t>
+      </w:r>
+    </w:p>
+    <w:p>
+      <w:pPr>
+        <w:jc w:val="left"/>
+      </w:pPr>
+      <w:r>
+        <w:t xml:space="preserve">2. </w:t>
+      </w:r>
+      <w:r>
+        <w:t>列表视图只渲染</w:t>
+      </w:r>
+      <w:proofErr w:type="spellStart"/>
+      <w:r>
+        <w:t>GroupStore</w:t>
+      </w:r>
+      <w:proofErr w:type="spellEnd"/>
+      <w:r>
+        <w:t>读取到的本地分组卡片。</w:t>
+      </w:r>
+    </w:p>
+    <w:p>
+      <w:pPr>
+        <w:jc w:val="left"/>
+      </w:pPr>
+      <w:r>
+        <w:t xml:space="preserve">3. </w:t>
+      </w:r>
+      <w:r>
+        <w:t>视图切换后重置搜索提示和分页状态。</w:t>
       </w:r>
     </w:p>
     <w:p>
@@ -4753,9 +5963,6 @@
           <w:numId w:val="3"/>
         </w:numPr>
         <w:jc w:val="left"/>
-        <w:rPr>
-          <w:rFonts w:hint="eastAsia"/>
-        </w:rPr>
       </w:pPr>
       <w:r>
         <w:rPr>
@@ -4794,23 +6001,40 @@
         <w:jc w:val="left"/>
       </w:pPr>
       <w:r>
-        <w:t>1. 用户视图按昵称和设备名过滤。</w:t>
-      </w:r>
-    </w:p>
-    <w:p>
-      <w:pPr>
-        <w:jc w:val="left"/>
-      </w:pPr>
-      <w:r>
-        <w:t>2. 分组视图按组名和默认口令过滤。</w:t>
-      </w:r>
-    </w:p>
-    <w:p>
-      <w:pPr>
-        <w:jc w:val="left"/>
-      </w:pPr>
-      <w:r>
-        <w:t>3. 搜索框文本变化后重绘当前视图并重置页码。</w:t>
+        <w:t xml:space="preserve">1. </w:t>
+      </w:r>
+      <w:r>
+        <w:t>用户视图按昵称和设备名过滤。</w:t>
+      </w:r>
+    </w:p>
+    <w:p>
+      <w:pPr>
+        <w:jc w:val="left"/>
+      </w:pPr>
+      <w:r>
+        <w:t xml:space="preserve">2. </w:t>
+      </w:r>
+      <w:r>
+        <w:t>分组视图按组名和默认口令过滤。</w:t>
+      </w:r>
+    </w:p>
+    <w:p>
+      <w:pPr>
+        <w:jc w:val="left"/>
+      </w:pPr>
+      <w:r>
+        <w:t xml:space="preserve">3. </w:t>
+      </w:r>
+      <w:r>
+        <w:t>搜索框文本变化后重</w:t>
+      </w:r>
+      <w:proofErr w:type="gramStart"/>
+      <w:r>
+        <w:t>绘当前</w:t>
+      </w:r>
+      <w:proofErr w:type="gramEnd"/>
+      <w:r>
+        <w:t>视图并重置页码。</w:t>
       </w:r>
     </w:p>
     <w:p>
@@ -4820,9 +6044,6 @@
           <w:numId w:val="3"/>
         </w:numPr>
         <w:jc w:val="left"/>
-        <w:rPr>
-          <w:rFonts w:hint="eastAsia"/>
-        </w:rPr>
       </w:pPr>
       <w:r>
         <w:rPr>
@@ -4842,7 +6063,14 @@
         <w:t>功能：</w:t>
       </w:r>
       <w:r>
-        <w:t>扫描局域网用户时停留在用户列表页，避免跳转到独立扫描页。</w:t>
+        <w:rPr>
+          <w:rFonts w:hint="eastAsia"/>
+          <w:bCs/>
+        </w:rPr>
+        <w:t>主动触发</w:t>
+      </w:r>
+      <w:r>
+        <w:t>扫描局域网用户。</w:t>
       </w:r>
     </w:p>
     <w:p>
@@ -4861,23 +6089,65 @@
         <w:jc w:val="left"/>
       </w:pPr>
       <w:r>
-        <w:t>1. scanUsers()设置scanning状态并禁用扫描按钮。</w:t>
-      </w:r>
-    </w:p>
-    <w:p>
-      <w:pPr>
-        <w:jc w:val="left"/>
-      </w:pPr>
-      <w:r>
-        <w:t>2. 按钮右侧显示smallSpinner()加载动画。</w:t>
-      </w:r>
-    </w:p>
-    <w:p>
-      <w:pPr>
-        <w:jc w:val="left"/>
-      </w:pPr>
-      <w:r>
-        <w:t>3. controller.scanLanDevices()完成后清除扫描状态并刷新列表。</w:t>
+        <w:t xml:space="preserve">1. </w:t>
+      </w:r>
+      <w:proofErr w:type="spellStart"/>
+      <w:r>
+        <w:t>scanUsers</w:t>
+      </w:r>
+      <w:proofErr w:type="spellEnd"/>
+      <w:r>
+        <w:t>()</w:t>
+      </w:r>
+      <w:r>
+        <w:t>设置</w:t>
+      </w:r>
+      <w:r>
+        <w:t>scanning</w:t>
+      </w:r>
+      <w:r>
+        <w:t>状态并禁用扫描按钮。</w:t>
+      </w:r>
+    </w:p>
+    <w:p>
+      <w:pPr>
+        <w:jc w:val="left"/>
+      </w:pPr>
+      <w:r>
+        <w:t xml:space="preserve">2. </w:t>
+      </w:r>
+      <w:r>
+        <w:t>按钮右侧显示</w:t>
+      </w:r>
+      <w:proofErr w:type="spellStart"/>
+      <w:r>
+        <w:t>smallSpinner</w:t>
+      </w:r>
+      <w:proofErr w:type="spellEnd"/>
+      <w:r>
+        <w:t>()</w:t>
+      </w:r>
+      <w:r>
+        <w:t>加载动画。</w:t>
+      </w:r>
+    </w:p>
+    <w:p>
+      <w:pPr>
+        <w:jc w:val="left"/>
+      </w:pPr>
+      <w:r>
+        <w:t xml:space="preserve">3. </w:t>
+      </w:r>
+      <w:proofErr w:type="spellStart"/>
+      <w:r>
+        <w:t>controller.scanLanDevices</w:t>
+      </w:r>
+      <w:proofErr w:type="spellEnd"/>
+      <w:r>
+        <w:t>()</w:t>
+      </w:r>
+      <w:r>
+        <w:t>完成后清除扫描状态并刷新列表。</w:t>
       </w:r>
     </w:p>
     <w:p>
@@ -4887,9 +6157,6 @@
           <w:numId w:val="3"/>
         </w:numPr>
         <w:jc w:val="left"/>
-        <w:rPr>
-          <w:rFonts w:hint="eastAsia"/>
-        </w:rPr>
       </w:pPr>
       <w:r>
         <w:rPr>
@@ -4928,23 +6195,94 @@
         <w:jc w:val="left"/>
       </w:pPr>
       <w:r>
-        <w:t>1. MainWindow.isSelfDevice()比较设备ID和当前Profile.userId。</w:t>
-      </w:r>
-    </w:p>
-    <w:p>
-      <w:pPr>
-        <w:jc w:val="left"/>
-      </w:pPr>
-      <w:r>
-        <w:t>2. userCardTitle()在本机设备名前拼接(本机)。</w:t>
-      </w:r>
-    </w:p>
-    <w:p>
-      <w:pPr>
-        <w:jc w:val="left"/>
-      </w:pPr>
-      <w:r>
-        <w:t>3. LanPeer.updateSelf()登录后刷新本机发现资料。</w:t>
+        <w:t xml:space="preserve">1. </w:t>
+      </w:r>
+      <w:proofErr w:type="spellStart"/>
+      <w:r>
+        <w:t>MainWindow.isSelfDevice</w:t>
+      </w:r>
+      <w:proofErr w:type="spellEnd"/>
+      <w:r>
+        <w:t>()</w:t>
+      </w:r>
+      <w:r>
+        <w:t>比较设备</w:t>
+      </w:r>
+      <w:r>
+        <w:t>ID</w:t>
+      </w:r>
+      <w:r>
+        <w:t>和当前</w:t>
+      </w:r>
+      <w:proofErr w:type="spellStart"/>
+      <w:r>
+        <w:t>Profile.userId</w:t>
+      </w:r>
+      <w:proofErr w:type="spellEnd"/>
+      <w:r>
+        <w:t>。</w:t>
+      </w:r>
+    </w:p>
+    <w:p>
+      <w:pPr>
+        <w:jc w:val="left"/>
+      </w:pPr>
+      <w:r>
+        <w:t xml:space="preserve">2. </w:t>
+      </w:r>
+      <w:proofErr w:type="spellStart"/>
+      <w:r>
+        <w:t>userCardTitle</w:t>
+      </w:r>
+      <w:proofErr w:type="spellEnd"/>
+      <w:r>
+        <w:t>()</w:t>
+      </w:r>
+      <w:r>
+        <w:t>在本机设备名前拼接</w:t>
+      </w:r>
+      <w:r>
+        <w:rPr>
+          <w:rFonts w:hint="eastAsia"/>
+        </w:rPr>
+        <w:t>“</w:t>
+      </w:r>
+      <w:r>
+        <w:t>(</w:t>
+      </w:r>
+      <w:r>
+        <w:t>本机</w:t>
+      </w:r>
+      <w:r>
+        <w:t>)</w:t>
+      </w:r>
+      <w:r>
+        <w:rPr>
+          <w:rFonts w:hint="eastAsia"/>
+        </w:rPr>
+        <w:t>”</w:t>
+      </w:r>
+      <w:r>
+        <w:t>。</w:t>
+      </w:r>
+    </w:p>
+    <w:p>
+      <w:pPr>
+        <w:jc w:val="left"/>
+      </w:pPr>
+      <w:r>
+        <w:t xml:space="preserve">3. </w:t>
+      </w:r>
+      <w:proofErr w:type="spellStart"/>
+      <w:r>
+        <w:t>LanPeer.updateSelf</w:t>
+      </w:r>
+      <w:proofErr w:type="spellEnd"/>
+      <w:r>
+        <w:t>()</w:t>
+      </w:r>
+      <w:r>
+        <w:t>登录后刷新本机发现资料。</w:t>
       </w:r>
     </w:p>
     <w:p>
@@ -4954,9 +6292,6 @@
           <w:numId w:val="3"/>
         </w:numPr>
         <w:jc w:val="left"/>
-        <w:rPr>
-          <w:rFonts w:hint="eastAsia"/>
-        </w:rPr>
       </w:pPr>
       <w:r>
         <w:rPr>
@@ -4995,23 +6330,69 @@
         <w:jc w:val="left"/>
       </w:pPr>
       <w:r>
-        <w:t>1. enterGrouping()进入建组模式并显示成员复选框。</w:t>
-      </w:r>
-    </w:p>
-    <w:p>
-      <w:pPr>
-        <w:jc w:val="left"/>
-      </w:pPr>
-      <w:r>
-        <w:t>2. saveSelectedGroup()校验组名和成员后调用GroupStore保存。</w:t>
-      </w:r>
-    </w:p>
-    <w:p>
-      <w:pPr>
-        <w:jc w:val="left"/>
-      </w:pPr>
-      <w:r>
-        <w:t>3. groupCard()支持编辑组名、默认口令和展开成员矩阵。</w:t>
+        <w:t xml:space="preserve">1. </w:t>
+      </w:r>
+      <w:proofErr w:type="spellStart"/>
+      <w:r>
+        <w:t>enterGrouping</w:t>
+      </w:r>
+      <w:proofErr w:type="spellEnd"/>
+      <w:r>
+        <w:t>()</w:t>
+      </w:r>
+      <w:r>
+        <w:t>进入建组模式并显示成员复选框。</w:t>
+      </w:r>
+    </w:p>
+    <w:p>
+      <w:pPr>
+        <w:jc w:val="left"/>
+      </w:pPr>
+      <w:r>
+        <w:t xml:space="preserve">2. </w:t>
+      </w:r>
+      <w:proofErr w:type="spellStart"/>
+      <w:r>
+        <w:t>saveSelectedGroup</w:t>
+      </w:r>
+      <w:proofErr w:type="spellEnd"/>
+      <w:r>
+        <w:t>()</w:t>
+      </w:r>
+      <w:proofErr w:type="gramStart"/>
+      <w:r>
+        <w:t>校验组</w:t>
+      </w:r>
+      <w:proofErr w:type="gramEnd"/>
+      <w:r>
+        <w:t>名和成员后调用</w:t>
+      </w:r>
+      <w:proofErr w:type="spellStart"/>
+      <w:r>
+        <w:t>GroupStore</w:t>
+      </w:r>
+      <w:proofErr w:type="spellEnd"/>
+      <w:r>
+        <w:t>保存。</w:t>
+      </w:r>
+    </w:p>
+    <w:p>
+      <w:pPr>
+        <w:jc w:val="left"/>
+      </w:pPr>
+      <w:r>
+        <w:t xml:space="preserve">3. </w:t>
+      </w:r>
+      <w:proofErr w:type="spellStart"/>
+      <w:r>
+        <w:t>groupCard</w:t>
+      </w:r>
+      <w:proofErr w:type="spellEnd"/>
+      <w:r>
+        <w:t>()</w:t>
+      </w:r>
+      <w:r>
+        <w:t>支持编辑组名、默认口令和展开成员矩阵。</w:t>
       </w:r>
     </w:p>
     <w:p>
@@ -5021,9 +6402,6 @@
           <w:numId w:val="3"/>
         </w:numPr>
         <w:jc w:val="left"/>
-        <w:rPr>
-          <w:rFonts w:hint="eastAsia"/>
-        </w:rPr>
       </w:pPr>
       <w:r>
         <w:rPr>
@@ -5043,7 +6421,13 @@
         <w:t>功能：</w:t>
       </w:r>
       <w:r>
-        <w:t>局域网发现协议同步昵称、用户ID、设备名、签名、状态和头像。</w:t>
+        <w:t>局域网发现协议同步昵称、用户</w:t>
+      </w:r>
+      <w:r>
+        <w:t>ID</w:t>
+      </w:r>
+      <w:r>
+        <w:t>、设备名、签名、状态和头像。</w:t>
       </w:r>
     </w:p>
     <w:p>
@@ -5062,23 +6446,77 @@
         <w:jc w:val="left"/>
       </w:pPr>
       <w:r>
-        <w:t>1. LanPeer.encode()把资料字段编码到HERE响应文本。</w:t>
-      </w:r>
-    </w:p>
-    <w:p>
-      <w:pPr>
-        <w:jc w:val="left"/>
-      </w:pPr>
-      <w:r>
-        <w:t>2. updateSelf()和updateStatus()刷新本机资料后调用announce()。</w:t>
-      </w:r>
-    </w:p>
-    <w:p>
-      <w:pPr>
-        <w:jc w:val="left"/>
-      </w:pPr>
-      <w:r>
-        <w:t>3. 其他客户端parse()响应文本后更新本地已发现设备。</w:t>
+        <w:t xml:space="preserve">1. </w:t>
+      </w:r>
+      <w:proofErr w:type="spellStart"/>
+      <w:r>
+        <w:t>LanPeer.encode</w:t>
+      </w:r>
+      <w:proofErr w:type="spellEnd"/>
+      <w:r>
+        <w:t>()</w:t>
+      </w:r>
+      <w:r>
+        <w:t>把资料字段编码到</w:t>
+      </w:r>
+      <w:r>
+        <w:t>HERE</w:t>
+      </w:r>
+      <w:r>
+        <w:t>响应文本。</w:t>
+      </w:r>
+    </w:p>
+    <w:p>
+      <w:pPr>
+        <w:jc w:val="left"/>
+      </w:pPr>
+      <w:r>
+        <w:t xml:space="preserve">2. </w:t>
+      </w:r>
+      <w:proofErr w:type="spellStart"/>
+      <w:r>
+        <w:t>updateSelf</w:t>
+      </w:r>
+      <w:proofErr w:type="spellEnd"/>
+      <w:r>
+        <w:t>()</w:t>
+      </w:r>
+      <w:r>
+        <w:t>和</w:t>
+      </w:r>
+      <w:proofErr w:type="spellStart"/>
+      <w:r>
+        <w:t>updateStatus</w:t>
+      </w:r>
+      <w:proofErr w:type="spellEnd"/>
+      <w:r>
+        <w:t>()</w:t>
+      </w:r>
+      <w:r>
+        <w:t>刷新本机资料后调用</w:t>
+      </w:r>
+      <w:r>
+        <w:t>announce()</w:t>
+      </w:r>
+      <w:r>
+        <w:t>。</w:t>
+      </w:r>
+    </w:p>
+    <w:p>
+      <w:pPr>
+        <w:jc w:val="left"/>
+      </w:pPr>
+      <w:r>
+        <w:t xml:space="preserve">3. </w:t>
+      </w:r>
+      <w:r>
+        <w:t>其他客户端</w:t>
+      </w:r>
+      <w:r>
+        <w:t>parse()</w:t>
+      </w:r>
+      <w:r>
+        <w:t>响应文本后更新本地已发现设备。</w:t>
       </w:r>
     </w:p>
     <w:p>
@@ -5088,9 +6526,6 @@
           <w:numId w:val="3"/>
         </w:numPr>
         <w:jc w:val="left"/>
-        <w:rPr>
-          <w:rFonts w:hint="eastAsia"/>
-        </w:rPr>
       </w:pPr>
       <w:r>
         <w:rPr>
@@ -5129,23 +6564,102 @@
         <w:jc w:val="left"/>
       </w:pPr>
       <w:r>
-        <w:t>1. SettingsStore保存groupCode后LocalBackend调用lan.updateGroup()。</w:t>
-      </w:r>
-    </w:p>
-    <w:p>
-      <w:pPr>
-        <w:jc w:val="left"/>
-      </w:pPr>
-      <w:r>
-        <w:t>2. LanPeer把groupCode计算为SHA-256摘要groupHash。</w:t>
-      </w:r>
-    </w:p>
-    <w:p>
-      <w:pPr>
-        <w:jc w:val="left"/>
-      </w:pPr>
-      <w:r>
-        <w:t>3. 扫描请求和响应都通过groupMatches()过滤不同口令设备。</w:t>
+        <w:t xml:space="preserve">1. </w:t>
+      </w:r>
+      <w:proofErr w:type="spellStart"/>
+      <w:r>
+        <w:t>SettingsStore</w:t>
+      </w:r>
+      <w:proofErr w:type="spellEnd"/>
+      <w:r>
+        <w:t>保存</w:t>
+      </w:r>
+      <w:proofErr w:type="spellStart"/>
+      <w:r>
+        <w:t>groupCode</w:t>
+      </w:r>
+      <w:proofErr w:type="spellEnd"/>
+      <w:r>
+        <w:t>后</w:t>
+      </w:r>
+      <w:proofErr w:type="spellStart"/>
+      <w:r>
+        <w:t>LocalBackend</w:t>
+      </w:r>
+      <w:proofErr w:type="spellEnd"/>
+      <w:r>
+        <w:t>调用</w:t>
+      </w:r>
+      <w:proofErr w:type="spellStart"/>
+      <w:r>
+        <w:t>lan.updateGroup</w:t>
+      </w:r>
+      <w:proofErr w:type="spellEnd"/>
+      <w:r>
+        <w:t>()</w:t>
+      </w:r>
+      <w:r>
+        <w:t>。</w:t>
+      </w:r>
+    </w:p>
+    <w:p>
+      <w:pPr>
+        <w:jc w:val="left"/>
+      </w:pPr>
+      <w:r>
+        <w:t xml:space="preserve">2. </w:t>
+      </w:r>
+      <w:proofErr w:type="spellStart"/>
+      <w:r>
+        <w:t>LanPeer</w:t>
+      </w:r>
+      <w:proofErr w:type="spellEnd"/>
+      <w:r>
+        <w:t>把</w:t>
+      </w:r>
+      <w:proofErr w:type="spellStart"/>
+      <w:r>
+        <w:t>groupCode</w:t>
+      </w:r>
+      <w:proofErr w:type="spellEnd"/>
+      <w:r>
+        <w:t>计算为</w:t>
+      </w:r>
+      <w:r>
+        <w:t>SHA-256</w:t>
+      </w:r>
+      <w:r>
+        <w:t>摘要</w:t>
+      </w:r>
+      <w:proofErr w:type="spellStart"/>
+      <w:r>
+        <w:t>groupHash</w:t>
+      </w:r>
+      <w:proofErr w:type="spellEnd"/>
+      <w:r>
+        <w:t>。</w:t>
+      </w:r>
+    </w:p>
+    <w:p>
+      <w:pPr>
+        <w:jc w:val="left"/>
+      </w:pPr>
+      <w:r>
+        <w:t xml:space="preserve">3. </w:t>
+      </w:r>
+      <w:r>
+        <w:t>扫描请求和响应都通过</w:t>
+      </w:r>
+      <w:proofErr w:type="spellStart"/>
+      <w:r>
+        <w:t>groupMatches</w:t>
+      </w:r>
+      <w:proofErr w:type="spellEnd"/>
+      <w:r>
+        <w:t>()</w:t>
+      </w:r>
+      <w:r>
+        <w:t>过滤不同口令设备。</w:t>
       </w:r>
     </w:p>
     <w:p>
@@ -5171,9 +6685,6 @@
           <w:numId w:val="3"/>
         </w:numPr>
         <w:jc w:val="left"/>
-        <w:rPr>
-          <w:rFonts w:hint="eastAsia"/>
-        </w:rPr>
       </w:pPr>
       <w:r>
         <w:rPr>
@@ -5190,6 +6701,7 @@
         <w:rPr>
           <w:b/>
         </w:rPr>
+        <w:lastRenderedPageBreak/>
         <w:t>功能：</w:t>
       </w:r>
       <w:r>
@@ -5212,23 +6724,73 @@
         <w:jc w:val="left"/>
       </w:pPr>
       <w:r>
-        <w:t>1. FileChooser限制常见图片扩展名。</w:t>
-      </w:r>
-    </w:p>
-    <w:p>
-      <w:pPr>
-        <w:jc w:val="left"/>
-      </w:pPr>
-      <w:r>
-        <w:t>2. jpegAvatar()中心裁剪图片并压缩为128×128JPEG。</w:t>
-      </w:r>
-    </w:p>
-    <w:p>
-      <w:pPr>
-        <w:jc w:val="left"/>
-      </w:pPr>
-      <w:r>
-        <w:t>3. 压缩结果转Base64保存到Profile.avatar并写回acco。</w:t>
+        <w:t xml:space="preserve">1. </w:t>
+      </w:r>
+      <w:proofErr w:type="spellStart"/>
+      <w:r>
+        <w:t>FileChooser</w:t>
+      </w:r>
+      <w:proofErr w:type="spellEnd"/>
+      <w:r>
+        <w:t>限制常见图片扩展名。</w:t>
+      </w:r>
+    </w:p>
+    <w:p>
+      <w:pPr>
+        <w:jc w:val="left"/>
+      </w:pPr>
+      <w:r>
+        <w:t xml:space="preserve">2. </w:t>
+      </w:r>
+      <w:proofErr w:type="spellStart"/>
+      <w:r>
+        <w:t>jpegAvatar</w:t>
+      </w:r>
+      <w:proofErr w:type="spellEnd"/>
+      <w:r>
+        <w:t>()</w:t>
+      </w:r>
+      <w:r>
+        <w:t>中心裁剪图片并压缩为</w:t>
+      </w:r>
+      <w:r>
+        <w:t>128×128JPEG</w:t>
+      </w:r>
+      <w:r>
+        <w:t>。</w:t>
+      </w:r>
+    </w:p>
+    <w:p>
+      <w:pPr>
+        <w:jc w:val="left"/>
+      </w:pPr>
+      <w:r>
+        <w:t xml:space="preserve">3. </w:t>
+      </w:r>
+      <w:r>
+        <w:t>压缩结果转</w:t>
+      </w:r>
+      <w:r>
+        <w:t>Base64</w:t>
+      </w:r>
+      <w:r>
+        <w:t>保存到</w:t>
+      </w:r>
+      <w:proofErr w:type="spellStart"/>
+      <w:r>
+        <w:t>Profile.avatar</w:t>
+      </w:r>
+      <w:proofErr w:type="spellEnd"/>
+      <w:r>
+        <w:t>并写回</w:t>
+      </w:r>
+      <w:proofErr w:type="spellStart"/>
+      <w:r>
+        <w:t>acco</w:t>
+      </w:r>
+      <w:proofErr w:type="spellEnd"/>
+      <w:r>
+        <w:t>。</w:t>
       </w:r>
     </w:p>
     <w:p>
@@ -5238,9 +6800,6 @@
           <w:numId w:val="3"/>
         </w:numPr>
         <w:jc w:val="left"/>
-        <w:rPr>
-          <w:rFonts w:hint="eastAsia"/>
-        </w:rPr>
       </w:pPr>
       <w:r>
         <w:rPr>
@@ -5260,7 +6819,15 @@
         <w:t>功能：</w:t>
       </w:r>
       <w:r>
-        <w:t>昵称、设备名和个性签名可在资料页直接编辑。</w:t>
+        <w:t>昵称、设备名和个性签名可在资料</w:t>
+      </w:r>
+      <w:proofErr w:type="gramStart"/>
+      <w:r>
+        <w:t>页直接</w:t>
+      </w:r>
+      <w:proofErr w:type="gramEnd"/>
+      <w:r>
+        <w:t>编辑。</w:t>
       </w:r>
     </w:p>
     <w:p>
@@ -5279,23 +6846,57 @@
         <w:jc w:val="left"/>
       </w:pPr>
       <w:r>
-        <w:t>1. editableRow()默认显示只读输入框和编辑按钮。</w:t>
-      </w:r>
-    </w:p>
-    <w:p>
-      <w:pPr>
-        <w:jc w:val="left"/>
-      </w:pPr>
-      <w:r>
-        <w:t>2. 点击编辑后切换为可输入状态，按钮变为确认图标。</w:t>
-      </w:r>
-    </w:p>
-    <w:p>
-      <w:pPr>
-        <w:jc w:val="left"/>
-      </w:pPr>
-      <w:r>
-        <w:t>3. 确认时读取Profile并调用controller.updateProfile()保存。</w:t>
+        <w:t xml:space="preserve">1. </w:t>
+      </w:r>
+      <w:proofErr w:type="spellStart"/>
+      <w:r>
+        <w:t>editableRow</w:t>
+      </w:r>
+      <w:proofErr w:type="spellEnd"/>
+      <w:r>
+        <w:t>()</w:t>
+      </w:r>
+      <w:r>
+        <w:t>默认显示只读输入框和编辑按钮。</w:t>
+      </w:r>
+    </w:p>
+    <w:p>
+      <w:pPr>
+        <w:jc w:val="left"/>
+      </w:pPr>
+      <w:r>
+        <w:t xml:space="preserve">2. </w:t>
+      </w:r>
+      <w:r>
+        <w:t>点击编辑后切换为可输入状态，按钮变为确认图标。</w:t>
+      </w:r>
+    </w:p>
+    <w:p>
+      <w:pPr>
+        <w:jc w:val="left"/>
+      </w:pPr>
+      <w:r>
+        <w:t xml:space="preserve">3. </w:t>
+      </w:r>
+      <w:r>
+        <w:t>确认时读取</w:t>
+      </w:r>
+      <w:r>
+        <w:t>Profile</w:t>
+      </w:r>
+      <w:r>
+        <w:t>并调用</w:t>
+      </w:r>
+      <w:proofErr w:type="spellStart"/>
+      <w:r>
+        <w:t>controller.updateProfile</w:t>
+      </w:r>
+      <w:proofErr w:type="spellEnd"/>
+      <w:r>
+        <w:t>()</w:t>
+      </w:r>
+      <w:r>
+        <w:t>保存。</w:t>
       </w:r>
     </w:p>
     <w:p>
@@ -5305,15 +6906,24 @@
           <w:numId w:val="3"/>
         </w:numPr>
         <w:jc w:val="left"/>
-        <w:rPr>
-          <w:rFonts w:hint="eastAsia"/>
-        </w:rPr>
-      </w:pPr>
-      <w:r>
-        <w:rPr>
-          <w:b/>
-        </w:rPr>
-        <w:t>用户ID复制</w:t>
+      </w:pPr>
+      <w:r>
+        <w:rPr>
+          <w:b/>
+        </w:rPr>
+        <w:t>用户</w:t>
+      </w:r>
+      <w:r>
+        <w:rPr>
+          <w:b/>
+        </w:rPr>
+        <w:t>ID</w:t>
+      </w:r>
+      <w:r>
+        <w:rPr>
+          <w:b/>
+        </w:rPr>
+        <w:t>复制</w:t>
       </w:r>
     </w:p>
     <w:p>
@@ -5327,7 +6937,21 @@
         <w:t>功能：</w:t>
       </w:r>
       <w:r>
-        <w:t>资料页提供用户ID复制按钮，便于分享和调试。</w:t>
+        <w:t>资料</w:t>
+      </w:r>
+      <w:proofErr w:type="gramStart"/>
+      <w:r>
+        <w:t>页提供</w:t>
+      </w:r>
+      <w:proofErr w:type="gramEnd"/>
+      <w:r>
+        <w:t>用户</w:t>
+      </w:r>
+      <w:r>
+        <w:t>ID</w:t>
+      </w:r>
+      <w:r>
+        <w:t>复制按钮，便于分享和调试。</w:t>
       </w:r>
     </w:p>
     <w:p>
@@ -5346,23 +6970,57 @@
         <w:jc w:val="left"/>
       </w:pPr>
       <w:r>
-        <w:t>1. profileRow()为用户ID行创建只读字段。</w:t>
-      </w:r>
-    </w:p>
-    <w:p>
-      <w:pPr>
-        <w:jc w:val="left"/>
-      </w:pPr>
-      <w:r>
-        <w:t>2. 复制按钮调用copyToClipboard()写入系统剪贴板。</w:t>
-      </w:r>
-    </w:p>
-    <w:p>
-      <w:pPr>
-        <w:jc w:val="left"/>
-      </w:pPr>
-      <w:r>
-        <w:t>3. toast提示已复制，避免用户重复点击。</w:t>
+        <w:t xml:space="preserve">1. </w:t>
+      </w:r>
+      <w:proofErr w:type="spellStart"/>
+      <w:r>
+        <w:t>profileRow</w:t>
+      </w:r>
+      <w:proofErr w:type="spellEnd"/>
+      <w:r>
+        <w:t>()</w:t>
+      </w:r>
+      <w:r>
+        <w:t>为用户</w:t>
+      </w:r>
+      <w:r>
+        <w:t>ID</w:t>
+      </w:r>
+      <w:r>
+        <w:t>行创建只读字段。</w:t>
+      </w:r>
+    </w:p>
+    <w:p>
+      <w:pPr>
+        <w:jc w:val="left"/>
+      </w:pPr>
+      <w:r>
+        <w:t xml:space="preserve">2. </w:t>
+      </w:r>
+      <w:r>
+        <w:t>复制按钮调用</w:t>
+      </w:r>
+      <w:proofErr w:type="spellStart"/>
+      <w:r>
+        <w:t>copyToClipboard</w:t>
+      </w:r>
+      <w:proofErr w:type="spellEnd"/>
+      <w:r>
+        <w:t>()</w:t>
+      </w:r>
+      <w:r>
+        <w:t>写入系统剪贴板。</w:t>
+      </w:r>
+    </w:p>
+    <w:p>
+      <w:pPr>
+        <w:jc w:val="left"/>
+      </w:pPr>
+      <w:r>
+        <w:t>3. toast</w:t>
+      </w:r>
+      <w:r>
+        <w:t>提示已复制，避免用户重复点击。</w:t>
       </w:r>
     </w:p>
     <w:p>
@@ -5372,9 +7030,6 @@
           <w:numId w:val="3"/>
         </w:numPr>
         <w:jc w:val="left"/>
-        <w:rPr>
-          <w:rFonts w:hint="eastAsia"/>
-        </w:rPr>
       </w:pPr>
       <w:r>
         <w:rPr>
@@ -5413,23 +7068,67 @@
         <w:jc w:val="left"/>
       </w:pPr>
       <w:r>
-        <w:t>1. statusCards()按UserStatus枚举生成状态卡片。</w:t>
-      </w:r>
-    </w:p>
-    <w:p>
-      <w:pPr>
-        <w:jc w:val="left"/>
-      </w:pPr>
-      <w:r>
-        <w:t>2. 点击卡片调用saveStatus()更新selectedStatus。</w:t>
-      </w:r>
-    </w:p>
-    <w:p>
-      <w:pPr>
-        <w:jc w:val="left"/>
-      </w:pPr>
-      <w:r>
-        <w:t>3. 当前状态卡追加选中样式并刷新页面。</w:t>
+        <w:t xml:space="preserve">1. </w:t>
+      </w:r>
+      <w:proofErr w:type="spellStart"/>
+      <w:r>
+        <w:t>statusCards</w:t>
+      </w:r>
+      <w:proofErr w:type="spellEnd"/>
+      <w:r>
+        <w:t>()</w:t>
+      </w:r>
+      <w:r>
+        <w:t>按</w:t>
+      </w:r>
+      <w:proofErr w:type="spellStart"/>
+      <w:r>
+        <w:t>UserStatus</w:t>
+      </w:r>
+      <w:proofErr w:type="spellEnd"/>
+      <w:r>
+        <w:t>枚举生成状态卡片。</w:t>
+      </w:r>
+    </w:p>
+    <w:p>
+      <w:pPr>
+        <w:jc w:val="left"/>
+      </w:pPr>
+      <w:r>
+        <w:t xml:space="preserve">2. </w:t>
+      </w:r>
+      <w:r>
+        <w:t>点击卡片调用</w:t>
+      </w:r>
+      <w:proofErr w:type="spellStart"/>
+      <w:r>
+        <w:t>saveStatus</w:t>
+      </w:r>
+      <w:proofErr w:type="spellEnd"/>
+      <w:r>
+        <w:t>()</w:t>
+      </w:r>
+      <w:r>
+        <w:t>更新</w:t>
+      </w:r>
+      <w:proofErr w:type="spellStart"/>
+      <w:r>
+        <w:t>selectedStatus</w:t>
+      </w:r>
+      <w:proofErr w:type="spellEnd"/>
+      <w:r>
+        <w:t>。</w:t>
+      </w:r>
+    </w:p>
+    <w:p>
+      <w:pPr>
+        <w:jc w:val="left"/>
+      </w:pPr>
+      <w:r>
+        <w:t xml:space="preserve">3. </w:t>
+      </w:r>
+      <w:r>
+        <w:t>当前状态卡追加选中样式并刷新页面。</w:t>
       </w:r>
     </w:p>
     <w:p>
@@ -5439,9 +7138,6 @@
           <w:numId w:val="3"/>
         </w:numPr>
         <w:jc w:val="left"/>
-        <w:rPr>
-          <w:rFonts w:hint="eastAsia"/>
-        </w:rPr>
       </w:pPr>
       <w:r>
         <w:rPr>
@@ -5480,23 +7176,69 @@
         <w:jc w:val="left"/>
       </w:pPr>
       <w:r>
-        <w:t>1. customStatusField()预填当前Profile.signature。</w:t>
-      </w:r>
-    </w:p>
-    <w:p>
-      <w:pPr>
-        <w:jc w:val="left"/>
-      </w:pPr>
-      <w:r>
-        <w:t>2. 保存时复用当前selectedStatus并提交自定义文本。</w:t>
-      </w:r>
-    </w:p>
-    <w:p>
-      <w:pPr>
-        <w:jc w:val="left"/>
-      </w:pPr>
-      <w:r>
-        <w:t>3. LanPeer.updateStatus()把签名写入发现响应。</w:t>
+        <w:t xml:space="preserve">1. </w:t>
+      </w:r>
+      <w:proofErr w:type="spellStart"/>
+      <w:r>
+        <w:t>customStatusField</w:t>
+      </w:r>
+      <w:proofErr w:type="spellEnd"/>
+      <w:r>
+        <w:t>()</w:t>
+      </w:r>
+      <w:r>
+        <w:t>预</w:t>
+      </w:r>
+      <w:proofErr w:type="gramStart"/>
+      <w:r>
+        <w:t>填当前</w:t>
+      </w:r>
+      <w:proofErr w:type="spellStart"/>
+      <w:proofErr w:type="gramEnd"/>
+      <w:r>
+        <w:t>Profile.signature</w:t>
+      </w:r>
+      <w:proofErr w:type="spellEnd"/>
+      <w:r>
+        <w:t>。</w:t>
+      </w:r>
+    </w:p>
+    <w:p>
+      <w:pPr>
+        <w:jc w:val="left"/>
+      </w:pPr>
+      <w:r>
+        <w:t xml:space="preserve">2. </w:t>
+      </w:r>
+      <w:r>
+        <w:t>保存时复用当前</w:t>
+      </w:r>
+      <w:proofErr w:type="spellStart"/>
+      <w:r>
+        <w:t>selectedStatus</w:t>
+      </w:r>
+      <w:proofErr w:type="spellEnd"/>
+      <w:r>
+        <w:t>并提交自定义文本。</w:t>
+      </w:r>
+    </w:p>
+    <w:p>
+      <w:pPr>
+        <w:jc w:val="left"/>
+      </w:pPr>
+      <w:r>
+        <w:t xml:space="preserve">3. </w:t>
+      </w:r>
+      <w:proofErr w:type="spellStart"/>
+      <w:r>
+        <w:t>LanPeer.updateStatus</w:t>
+      </w:r>
+      <w:proofErr w:type="spellEnd"/>
+      <w:r>
+        <w:t>()</w:t>
+      </w:r>
+      <w:r>
+        <w:t>把签名写入发现响应。</w:t>
       </w:r>
     </w:p>
     <w:p>
@@ -5506,9 +7248,6 @@
           <w:numId w:val="3"/>
         </w:numPr>
         <w:jc w:val="left"/>
-        <w:rPr>
-          <w:rFonts w:hint="eastAsia"/>
-        </w:rPr>
       </w:pPr>
       <w:r>
         <w:rPr>
@@ -5528,7 +7267,16 @@
         <w:t>功能：</w:t>
       </w:r>
       <w:r>
-        <w:t>状态切换后界面立即响应，账号表同步在后台执行。</w:t>
+        <w:t>状态切换后界面立即响应，账号表同步在后台执行</w:t>
+      </w:r>
+      <w:r>
+        <w:rPr>
+          <w:rFonts w:hint="eastAsia"/>
+        </w:rPr>
+        <w:t>（其实是解决网速太慢的阻塞问题）</w:t>
+      </w:r>
+      <w:r>
+        <w:t>。</w:t>
       </w:r>
     </w:p>
     <w:p>
@@ -5547,33 +7295,104 @@
         <w:jc w:val="left"/>
       </w:pPr>
       <w:r>
-        <w:t>1. AppController.updateStatus()使用CompletableFuture.runAsync()执行。</w:t>
-      </w:r>
-    </w:p>
-    <w:p>
-      <w:pPr>
-        <w:jc w:val="left"/>
-      </w:pPr>
-      <w:r>
-        <w:t>2. Mine.saveStatus()先更新本地profile并重绘页面。</w:t>
-      </w:r>
-    </w:p>
-    <w:p>
-      <w:pPr>
-        <w:jc w:val="left"/>
-      </w:pPr>
-      <w:r>
-        <w:t>3. AuthStore内部Git拉取和推送不阻塞JavaFX事件线程。</w:t>
-      </w:r>
-    </w:p>
-    <w:p>
-      <w:pPr>
-        <w:jc w:val="left"/>
-      </w:pPr>
-    </w:p>
-    <w:p>
-      <w:pPr>
-        <w:jc w:val="left"/>
+        <w:t xml:space="preserve">1. </w:t>
+      </w:r>
+      <w:proofErr w:type="spellStart"/>
+      <w:r>
+        <w:t>AppController.updateStatus</w:t>
+      </w:r>
+      <w:proofErr w:type="spellEnd"/>
+      <w:r>
+        <w:t>()</w:t>
+      </w:r>
+      <w:r>
+        <w:t>使用</w:t>
+      </w:r>
+      <w:proofErr w:type="spellStart"/>
+      <w:r>
+        <w:t>CompletableFuture.runAsync</w:t>
+      </w:r>
+      <w:proofErr w:type="spellEnd"/>
+      <w:r>
+        <w:t>()</w:t>
+      </w:r>
+      <w:r>
+        <w:t>执行。</w:t>
+      </w:r>
+    </w:p>
+    <w:p>
+      <w:pPr>
+        <w:jc w:val="left"/>
+      </w:pPr>
+      <w:r>
+        <w:t xml:space="preserve">2. </w:t>
+      </w:r>
+      <w:proofErr w:type="spellStart"/>
+      <w:r>
+        <w:t>Mine.saveStatus</w:t>
+      </w:r>
+      <w:proofErr w:type="spellEnd"/>
+      <w:r>
+        <w:t>()</w:t>
+      </w:r>
+      <w:r>
+        <w:t>先更新本地</w:t>
+      </w:r>
+      <w:r>
+        <w:t>profile</w:t>
+      </w:r>
+      <w:r>
+        <w:t>并重绘页面。</w:t>
+      </w:r>
+    </w:p>
+    <w:p>
+      <w:pPr>
+        <w:jc w:val="left"/>
+      </w:pPr>
+      <w:r>
+        <w:t xml:space="preserve">3. </w:t>
+      </w:r>
+      <w:proofErr w:type="spellStart"/>
+      <w:r>
+        <w:t>AuthStore</w:t>
+      </w:r>
+      <w:proofErr w:type="spellEnd"/>
+      <w:r>
+        <w:t>内部</w:t>
+      </w:r>
+      <w:r>
+        <w:t>Git</w:t>
+      </w:r>
+      <w:r>
+        <w:t>拉取和推送</w:t>
+      </w:r>
+      <w:r>
+        <w:rPr>
+          <w:rFonts w:hint="eastAsia"/>
+        </w:rPr>
+        <w:t>而</w:t>
+      </w:r>
+      <w:r>
+        <w:t>不阻塞</w:t>
+      </w:r>
+      <w:r>
+        <w:t>JavaFX</w:t>
+      </w:r>
+      <w:r>
+        <w:t>事件线程。</w:t>
+      </w:r>
+    </w:p>
+    <w:p>
+      <w:pPr>
+        <w:jc w:val="left"/>
+      </w:pPr>
+    </w:p>
+    <w:p>
+      <w:pPr>
+        <w:jc w:val="left"/>
+        <w:rPr>
+          <w:b/>
+        </w:rPr>
       </w:pPr>
       <w:r>
         <w:rPr>
@@ -5581,6 +7400,14 @@
         </w:rPr>
         <w:t>系统设置页</w:t>
       </w:r>
+    </w:p>
+    <w:p>
+      <w:pPr>
+        <w:jc w:val="left"/>
+        <w:rPr>
+          <w:rFonts w:hint="eastAsia"/>
+        </w:rPr>
+      </w:pPr>
     </w:p>
     <w:p>
       <w:pPr>
@@ -5589,9 +7416,6 @@
           <w:numId w:val="3"/>
         </w:numPr>
         <w:jc w:val="left"/>
-        <w:rPr>
-          <w:rFonts w:hint="eastAsia"/>
-        </w:rPr>
       </w:pPr>
       <w:r>
         <w:rPr>
@@ -5611,7 +7435,27 @@
         <w:t>功能：</w:t>
       </w:r>
       <w:r>
-        <w:t>设置页展示本机IPv4地址和IPv6地址。</w:t>
+        <w:t>设置</w:t>
+      </w:r>
+      <w:proofErr w:type="gramStart"/>
+      <w:r>
+        <w:t>页展示</w:t>
+      </w:r>
+      <w:proofErr w:type="gramEnd"/>
+      <w:r>
+        <w:t>本机</w:t>
+      </w:r>
+      <w:r>
+        <w:t>IPv4</w:t>
+      </w:r>
+      <w:r>
+        <w:t>地址和</w:t>
+      </w:r>
+      <w:r>
+        <w:t>IPv6</w:t>
+      </w:r>
+      <w:r>
+        <w:t>地址。</w:t>
       </w:r>
     </w:p>
     <w:p>
@@ -5630,23 +7474,77 @@
         <w:jc w:val="left"/>
       </w:pPr>
       <w:r>
-        <w:t>1. SettingsStore.load()读取或生成SystemSettings网络字段。</w:t>
-      </w:r>
-    </w:p>
-    <w:p>
-      <w:pPr>
-        <w:jc w:val="left"/>
-      </w:pPr>
-      <w:r>
-        <w:t>2. Settings.ipInfo()使用IPv4地址和IPv6地址文案展示。</w:t>
-      </w:r>
-    </w:p>
-    <w:p>
-      <w:pPr>
-        <w:jc w:val="left"/>
-      </w:pPr>
-      <w:r>
-        <w:t>3. MainWindow.ipColumn()提供复制按钮和已复制反馈。</w:t>
+        <w:t xml:space="preserve">1. </w:t>
+      </w:r>
+      <w:proofErr w:type="spellStart"/>
+      <w:r>
+        <w:t>SettingsStore.load</w:t>
+      </w:r>
+      <w:proofErr w:type="spellEnd"/>
+      <w:r>
+        <w:t>()</w:t>
+      </w:r>
+      <w:r>
+        <w:t>读取或生成</w:t>
+      </w:r>
+      <w:proofErr w:type="spellStart"/>
+      <w:r>
+        <w:t>SystemSettings</w:t>
+      </w:r>
+      <w:proofErr w:type="spellEnd"/>
+      <w:r>
+        <w:t>网络字段。</w:t>
+      </w:r>
+    </w:p>
+    <w:p>
+      <w:pPr>
+        <w:jc w:val="left"/>
+      </w:pPr>
+      <w:r>
+        <w:t xml:space="preserve">2. </w:t>
+      </w:r>
+      <w:proofErr w:type="spellStart"/>
+      <w:r>
+        <w:t>Settings.ipInfo</w:t>
+      </w:r>
+      <w:proofErr w:type="spellEnd"/>
+      <w:r>
+        <w:t>()</w:t>
+      </w:r>
+      <w:r>
+        <w:t>使用</w:t>
+      </w:r>
+      <w:r>
+        <w:t>IPv4</w:t>
+      </w:r>
+      <w:r>
+        <w:t>地址和</w:t>
+      </w:r>
+      <w:r>
+        <w:t>IPv6</w:t>
+      </w:r>
+      <w:r>
+        <w:t>地址文案展示。</w:t>
+      </w:r>
+    </w:p>
+    <w:p>
+      <w:pPr>
+        <w:jc w:val="left"/>
+      </w:pPr>
+      <w:r>
+        <w:lastRenderedPageBreak/>
+        <w:t xml:space="preserve">3. </w:t>
+      </w:r>
+      <w:proofErr w:type="spellStart"/>
+      <w:r>
+        <w:t>MainWindow.ipColumn</w:t>
+      </w:r>
+      <w:proofErr w:type="spellEnd"/>
+      <w:r>
+        <w:t>()</w:t>
+      </w:r>
+      <w:r>
+        <w:t>提供复制按钮和已复制反馈。</w:t>
       </w:r>
     </w:p>
     <w:p>
@@ -5656,9 +7554,6 @@
           <w:numId w:val="3"/>
         </w:numPr>
         <w:jc w:val="left"/>
-        <w:rPr>
-          <w:rFonts w:hint="eastAsia"/>
-        </w:rPr>
       </w:pPr>
       <w:r>
         <w:rPr>
@@ -5697,23 +7592,66 @@
         <w:jc w:val="left"/>
       </w:pPr>
       <w:r>
-        <w:t>1. speedLimitControls()展示上传限制和下载限制输入项。</w:t>
-      </w:r>
-    </w:p>
-    <w:p>
-      <w:pPr>
-        <w:jc w:val="left"/>
-      </w:pPr>
-      <w:r>
-        <w:t>2. retryCount控件保存失败重试次数。</w:t>
-      </w:r>
-    </w:p>
-    <w:p>
-      <w:pPr>
-        <w:jc w:val="left"/>
-      </w:pPr>
-      <w:r>
-        <w:t>3. UdpTx读取上传限速和重试次数，UdpRx读取下载限速控制接收节奏。</w:t>
+        <w:t xml:space="preserve">1. </w:t>
+      </w:r>
+      <w:proofErr w:type="spellStart"/>
+      <w:r>
+        <w:t>speedLimitControls</w:t>
+      </w:r>
+      <w:proofErr w:type="spellEnd"/>
+      <w:r>
+        <w:t>()</w:t>
+      </w:r>
+      <w:r>
+        <w:t>展示上</w:t>
+      </w:r>
+      <w:proofErr w:type="gramStart"/>
+      <w:r>
+        <w:t>传限制</w:t>
+      </w:r>
+      <w:proofErr w:type="gramEnd"/>
+      <w:r>
+        <w:t>和下载限制输入项。</w:t>
+      </w:r>
+    </w:p>
+    <w:p>
+      <w:pPr>
+        <w:jc w:val="left"/>
+      </w:pPr>
+      <w:r>
+        <w:t xml:space="preserve">2. </w:t>
+      </w:r>
+      <w:proofErr w:type="spellStart"/>
+      <w:r>
+        <w:t>retryCount</w:t>
+      </w:r>
+      <w:proofErr w:type="spellEnd"/>
+      <w:r>
+        <w:t>控件保存失败重试次数。</w:t>
+      </w:r>
+    </w:p>
+    <w:p>
+      <w:pPr>
+        <w:jc w:val="left"/>
+      </w:pPr>
+      <w:r>
+        <w:t xml:space="preserve">3. </w:t>
+      </w:r>
+      <w:proofErr w:type="spellStart"/>
+      <w:r>
+        <w:t>UdpTx</w:t>
+      </w:r>
+      <w:proofErr w:type="spellEnd"/>
+      <w:r>
+        <w:t>读取上传限速和重试次数，</w:t>
+      </w:r>
+      <w:proofErr w:type="spellStart"/>
+      <w:r>
+        <w:t>UdpRx</w:t>
+      </w:r>
+      <w:proofErr w:type="spellEnd"/>
+      <w:r>
+        <w:t>读取下载限速控制接收节奏。</w:t>
       </w:r>
     </w:p>
     <w:p>
@@ -5723,9 +7661,6 @@
           <w:numId w:val="3"/>
         </w:numPr>
         <w:jc w:val="left"/>
-        <w:rPr>
-          <w:rFonts w:hint="eastAsia"/>
-        </w:rPr>
       </w:pPr>
       <w:r>
         <w:rPr>
@@ -5764,23 +7699,76 @@
         <w:jc w:val="left"/>
       </w:pPr>
       <w:r>
-        <w:t>1. colorControls()提供预设色块和自定义色值输入。</w:t>
-      </w:r>
-    </w:p>
-    <w:p>
-      <w:pPr>
-        <w:jc w:val="left"/>
-      </w:pPr>
-      <w:r>
-        <w:t>2. fontControls()读取JavaFX系统字体并过滤常见中文字体。</w:t>
-      </w:r>
-    </w:p>
-    <w:p>
-      <w:pPr>
-        <w:jc w:val="left"/>
-      </w:pPr>
-      <w:r>
-        <w:t>3. rootStyle()把主题色、字体和缩放写入根节点CSS。</w:t>
+        <w:t xml:space="preserve">1. </w:t>
+      </w:r>
+      <w:proofErr w:type="spellStart"/>
+      <w:r>
+        <w:t>colorControls</w:t>
+      </w:r>
+      <w:proofErr w:type="spellEnd"/>
+      <w:r>
+        <w:t>()</w:t>
+      </w:r>
+      <w:r>
+        <w:t>提供预设色块和</w:t>
+      </w:r>
+      <w:proofErr w:type="gramStart"/>
+      <w:r>
+        <w:t>自定义色值输入</w:t>
+      </w:r>
+      <w:proofErr w:type="gramEnd"/>
+      <w:r>
+        <w:t>。</w:t>
+      </w:r>
+    </w:p>
+    <w:p>
+      <w:pPr>
+        <w:jc w:val="left"/>
+      </w:pPr>
+      <w:r>
+        <w:t xml:space="preserve">2. </w:t>
+      </w:r>
+      <w:proofErr w:type="spellStart"/>
+      <w:r>
+        <w:t>fontControls</w:t>
+      </w:r>
+      <w:proofErr w:type="spellEnd"/>
+      <w:r>
+        <w:t>()</w:t>
+      </w:r>
+      <w:r>
+        <w:t>读取</w:t>
+      </w:r>
+      <w:r>
+        <w:t>JavaFX</w:t>
+      </w:r>
+      <w:r>
+        <w:t>系统字体并过滤常见中文字体。</w:t>
+      </w:r>
+    </w:p>
+    <w:p>
+      <w:pPr>
+        <w:jc w:val="left"/>
+      </w:pPr>
+      <w:r>
+        <w:t xml:space="preserve">3. </w:t>
+      </w:r>
+      <w:proofErr w:type="spellStart"/>
+      <w:r>
+        <w:t>rootStyle</w:t>
+      </w:r>
+      <w:proofErr w:type="spellEnd"/>
+      <w:r>
+        <w:t>()</w:t>
+      </w:r>
+      <w:r>
+        <w:t>把主题色、字体和缩放写入根节点</w:t>
+      </w:r>
+      <w:r>
+        <w:t>CSS</w:t>
+      </w:r>
+      <w:r>
+        <w:t>。</w:t>
       </w:r>
     </w:p>
     <w:p>
@@ -5790,9 +7778,6 @@
           <w:numId w:val="3"/>
         </w:numPr>
         <w:jc w:val="left"/>
-        <w:rPr>
-          <w:rFonts w:hint="eastAsia"/>
-        </w:rPr>
       </w:pPr>
       <w:r>
         <w:rPr>
@@ -5831,23 +7816,89 @@
         <w:jc w:val="left"/>
       </w:pPr>
       <w:r>
-        <w:t>1. receiveDirControls()提供目录输入框和DirectoryChooser。</w:t>
-      </w:r>
-    </w:p>
-    <w:p>
-      <w:pPr>
-        <w:jc w:val="left"/>
-      </w:pPr>
-      <w:r>
-        <w:t>2. SettingsStore.save()持久化receiveDir字段。</w:t>
-      </w:r>
-    </w:p>
-    <w:p>
-      <w:pPr>
-        <w:jc w:val="left"/>
-      </w:pPr>
-      <w:r>
-        <w:t>3. UdpRx接收BEGIN后按receiveDir创建.part临时文件。</w:t>
+        <w:t xml:space="preserve">1. </w:t>
+      </w:r>
+      <w:proofErr w:type="spellStart"/>
+      <w:r>
+        <w:t>receiveDirControls</w:t>
+      </w:r>
+      <w:proofErr w:type="spellEnd"/>
+      <w:r>
+        <w:t>()</w:t>
+      </w:r>
+      <w:r>
+        <w:t>提供目录输入框和</w:t>
+      </w:r>
+      <w:proofErr w:type="spellStart"/>
+      <w:r>
+        <w:t>DirectoryChooser</w:t>
+      </w:r>
+      <w:proofErr w:type="spellEnd"/>
+      <w:r>
+        <w:t>。</w:t>
+      </w:r>
+    </w:p>
+    <w:p>
+      <w:pPr>
+        <w:jc w:val="left"/>
+      </w:pPr>
+      <w:r>
+        <w:t xml:space="preserve">2. </w:t>
+      </w:r>
+      <w:proofErr w:type="spellStart"/>
+      <w:r>
+        <w:t>SettingsStore.save</w:t>
+      </w:r>
+      <w:proofErr w:type="spellEnd"/>
+      <w:r>
+        <w:t>()</w:t>
+      </w:r>
+      <w:r>
+        <w:t>持久化</w:t>
+      </w:r>
+      <w:proofErr w:type="spellStart"/>
+      <w:r>
+        <w:t>receiveDir</w:t>
+      </w:r>
+      <w:proofErr w:type="spellEnd"/>
+      <w:r>
+        <w:t>字段。</w:t>
+      </w:r>
+    </w:p>
+    <w:p>
+      <w:pPr>
+        <w:jc w:val="left"/>
+      </w:pPr>
+      <w:r>
+        <w:t xml:space="preserve">3. </w:t>
+      </w:r>
+      <w:proofErr w:type="spellStart"/>
+      <w:r>
+        <w:t>UdpRx</w:t>
+      </w:r>
+      <w:proofErr w:type="spellEnd"/>
+      <w:r>
+        <w:t>接收</w:t>
+      </w:r>
+      <w:r>
+        <w:t>BEGIN</w:t>
+      </w:r>
+      <w:r>
+        <w:t>后按</w:t>
+      </w:r>
+      <w:proofErr w:type="spellStart"/>
+      <w:r>
+        <w:t>receiveDir</w:t>
+      </w:r>
+      <w:proofErr w:type="spellEnd"/>
+      <w:r>
+        <w:t>创建</w:t>
+      </w:r>
+      <w:r>
+        <w:t>.part</w:t>
+      </w:r>
+      <w:r>
+        <w:t>临时文件。</w:t>
       </w:r>
     </w:p>
     <w:p>
@@ -5857,9 +7908,6 @@
           <w:numId w:val="3"/>
         </w:numPr>
         <w:jc w:val="left"/>
-        <w:rPr>
-          <w:rFonts w:hint="eastAsia"/>
-        </w:rPr>
       </w:pPr>
       <w:r>
         <w:rPr>
@@ -5879,7 +7927,13 @@
         <w:t>功能：</w:t>
       </w:r>
       <w:r>
-        <w:t>支持Windows开机自启动和启动后最小化。</w:t>
+        <w:t>支持</w:t>
+      </w:r>
+      <w:r>
+        <w:t>Windows</w:t>
+      </w:r>
+      <w:r>
+        <w:t>开机自启动和启动后最小化。</w:t>
       </w:r>
     </w:p>
     <w:p>
@@ -5898,23 +7952,80 @@
         <w:jc w:val="left"/>
       </w:pPr>
       <w:r>
-        <w:t>1. AutoStart.sync()在当前用户启动目录创建或删除极速互传.cmd。</w:t>
-      </w:r>
-    </w:p>
-    <w:p>
-      <w:pPr>
-        <w:jc w:val="left"/>
-      </w:pPr>
-      <w:r>
-        <w:t>2. 启动脚本进入项目目录并运行MavenJavaFX启动命令。</w:t>
-      </w:r>
-    </w:p>
-    <w:p>
-      <w:pPr>
-        <w:jc w:val="left"/>
-      </w:pPr>
-      <w:r>
-        <w:t>3. MainWindow.applyStartupTray()按设置决定登录后是否隐藏到托盘。</w:t>
+        <w:t xml:space="preserve">1. </w:t>
+      </w:r>
+      <w:proofErr w:type="spellStart"/>
+      <w:r>
+        <w:t>AutoStart.sync</w:t>
+      </w:r>
+      <w:proofErr w:type="spellEnd"/>
+      <w:r>
+        <w:t>()</w:t>
+      </w:r>
+      <w:r>
+        <w:t>在当前用户启动目录创建或删除</w:t>
+      </w:r>
+      <w:proofErr w:type="gramStart"/>
+      <w:r>
+        <w:t>极</w:t>
+      </w:r>
+      <w:proofErr w:type="gramEnd"/>
+      <w:r>
+        <w:t>速互传</w:t>
+      </w:r>
+      <w:r>
+        <w:t>.</w:t>
+      </w:r>
+      <w:proofErr w:type="spellStart"/>
+      <w:r>
+        <w:t>cmd</w:t>
+      </w:r>
+      <w:proofErr w:type="spellEnd"/>
+      <w:r>
+        <w:t>。</w:t>
+      </w:r>
+    </w:p>
+    <w:p>
+      <w:pPr>
+        <w:jc w:val="left"/>
+      </w:pPr>
+      <w:r>
+        <w:t xml:space="preserve">2. </w:t>
+      </w:r>
+      <w:r>
+        <w:t>启动脚本进入项目目录并运行</w:t>
+      </w:r>
+      <w:proofErr w:type="spellStart"/>
+      <w:r>
+        <w:t>MavenJavaFX</w:t>
+      </w:r>
+      <w:proofErr w:type="spellEnd"/>
+      <w:r>
+        <w:t>启动命令。</w:t>
+      </w:r>
+    </w:p>
+    <w:p>
+      <w:pPr>
+        <w:jc w:val="left"/>
+      </w:pPr>
+      <w:r>
+        <w:t xml:space="preserve">3. </w:t>
+      </w:r>
+      <w:proofErr w:type="spellStart"/>
+      <w:r>
+        <w:t>MainWindow.applyStartupTray</w:t>
+      </w:r>
+      <w:proofErr w:type="spellEnd"/>
+      <w:r>
+        <w:t>()</w:t>
+      </w:r>
+      <w:proofErr w:type="gramStart"/>
+      <w:r>
+        <w:t>按设置</w:t>
+      </w:r>
+      <w:proofErr w:type="gramEnd"/>
+      <w:r>
+        <w:t>决定登录后是否隐藏到托盘。</w:t>
       </w:r>
     </w:p>
     <w:p>
@@ -5924,9 +8035,6 @@
           <w:numId w:val="3"/>
         </w:numPr>
         <w:jc w:val="left"/>
-        <w:rPr>
-          <w:rFonts w:hint="eastAsia"/>
-        </w:rPr>
       </w:pPr>
       <w:r>
         <w:rPr>
@@ -5946,7 +8054,15 @@
         <w:t>功能：</w:t>
       </w:r>
       <w:r>
-        <w:t>传输或接收完成后按设置播放系统提示音。</w:t>
+        <w:t>传输或接收完成后</w:t>
+      </w:r>
+      <w:proofErr w:type="gramStart"/>
+      <w:r>
+        <w:t>按设置</w:t>
+      </w:r>
+      <w:proofErr w:type="gramEnd"/>
+      <w:r>
+        <w:t>播放系统提示音。</w:t>
       </w:r>
     </w:p>
     <w:p>
@@ -5965,23 +8081,65 @@
         <w:jc w:val="left"/>
       </w:pPr>
       <w:r>
-        <w:t>1. SystemSettings.soundOnComplete()保存提示音开关。</w:t>
-      </w:r>
-    </w:p>
-    <w:p>
-      <w:pPr>
-        <w:jc w:val="left"/>
-      </w:pPr>
-      <w:r>
-        <w:t>2. MainWindow.playDoneSound()读取开关后调用Toolkit.beep()。</w:t>
-      </w:r>
-    </w:p>
-    <w:p>
-      <w:pPr>
-        <w:jc w:val="left"/>
-      </w:pPr>
-      <w:r>
-        <w:t>3. 发送完成和接收进度达到100%时复用同一提示方法。</w:t>
+        <w:t xml:space="preserve">1. </w:t>
+      </w:r>
+      <w:proofErr w:type="spellStart"/>
+      <w:r>
+        <w:t>SystemSettings.soundOnComplete</w:t>
+      </w:r>
+      <w:proofErr w:type="spellEnd"/>
+      <w:r>
+        <w:t>()</w:t>
+      </w:r>
+      <w:r>
+        <w:t>保存提示音开关。</w:t>
+      </w:r>
+    </w:p>
+    <w:p>
+      <w:pPr>
+        <w:jc w:val="left"/>
+      </w:pPr>
+      <w:r>
+        <w:t xml:space="preserve">2. </w:t>
+      </w:r>
+      <w:proofErr w:type="spellStart"/>
+      <w:r>
+        <w:t>MainWindow.playDoneSound</w:t>
+      </w:r>
+      <w:proofErr w:type="spellEnd"/>
+      <w:r>
+        <w:t>()</w:t>
+      </w:r>
+      <w:r>
+        <w:t>读取开关后调用</w:t>
+      </w:r>
+      <w:proofErr w:type="spellStart"/>
+      <w:r>
+        <w:t>Toolkit.beep</w:t>
+      </w:r>
+      <w:proofErr w:type="spellEnd"/>
+      <w:r>
+        <w:t>()</w:t>
+      </w:r>
+      <w:r>
+        <w:t>。</w:t>
+      </w:r>
+    </w:p>
+    <w:p>
+      <w:pPr>
+        <w:jc w:val="left"/>
+      </w:pPr>
+      <w:r>
+        <w:t xml:space="preserve">3. </w:t>
+      </w:r>
+      <w:r>
+        <w:t>发送完成和接收进度达到</w:t>
+      </w:r>
+      <w:r>
+        <w:t>100%</w:t>
+      </w:r>
+      <w:r>
+        <w:t>时复用同一提示方法。</w:t>
       </w:r>
     </w:p>
     <w:p>
@@ -5991,9 +8149,6 @@
           <w:numId w:val="3"/>
         </w:numPr>
         <w:jc w:val="left"/>
-        <w:rPr>
-          <w:rFonts w:hint="eastAsia"/>
-        </w:rPr>
       </w:pPr>
       <w:r>
         <w:rPr>
@@ -6032,33 +8187,67 @@
         <w:jc w:val="left"/>
       </w:pPr>
       <w:r>
-        <w:t>1. Settings页保存language字段到SystemSettings。</w:t>
-      </w:r>
-    </w:p>
-    <w:p>
-      <w:pPr>
-        <w:jc w:val="left"/>
-      </w:pPr>
-      <w:r>
-        <w:t>2. 界面文案仍使用硬编码中文，不做运行时切换。</w:t>
-      </w:r>
-    </w:p>
-    <w:p>
-      <w:pPr>
-        <w:jc w:val="left"/>
-      </w:pPr>
-      <w:r>
-        <w:t>3. JAVA功能说明书把多语言界面记录为暂不实现功能。</w:t>
-      </w:r>
-    </w:p>
-    <w:p>
-      <w:pPr>
-        <w:jc w:val="left"/>
-      </w:pPr>
-    </w:p>
-    <w:p>
-      <w:pPr>
-        <w:jc w:val="left"/>
+        <w:t>1. Settings</w:t>
+      </w:r>
+      <w:r>
+        <w:t>页保存</w:t>
+      </w:r>
+      <w:r>
+        <w:t>language</w:t>
+      </w:r>
+      <w:r>
+        <w:t>字段到</w:t>
+      </w:r>
+      <w:proofErr w:type="spellStart"/>
+      <w:r>
+        <w:t>SystemSettings</w:t>
+      </w:r>
+      <w:proofErr w:type="spellEnd"/>
+      <w:r>
+        <w:t>。</w:t>
+      </w:r>
+    </w:p>
+    <w:p>
+      <w:pPr>
+        <w:jc w:val="left"/>
+      </w:pPr>
+      <w:r>
+        <w:t xml:space="preserve">2. </w:t>
+      </w:r>
+      <w:r>
+        <w:t>界面</w:t>
+      </w:r>
+      <w:proofErr w:type="gramStart"/>
+      <w:r>
+        <w:t>文案仍</w:t>
+      </w:r>
+      <w:proofErr w:type="gramEnd"/>
+      <w:r>
+        <w:t>使用硬编码中文，不做运行时切换。</w:t>
+      </w:r>
+    </w:p>
+    <w:p>
+      <w:pPr>
+        <w:jc w:val="left"/>
+      </w:pPr>
+      <w:r>
+        <w:t>3. JAVA</w:t>
+      </w:r>
+      <w:r>
+        <w:t>功能说明书把多语言界面记录为暂不实现功能。</w:t>
+      </w:r>
+    </w:p>
+    <w:p>
+      <w:pPr>
+        <w:jc w:val="left"/>
+      </w:pPr>
+    </w:p>
+    <w:p>
+      <w:pPr>
+        <w:jc w:val="left"/>
+        <w:rPr>
+          <w:b/>
+        </w:rPr>
       </w:pPr>
       <w:r>
         <w:rPr>
@@ -6066,6 +8255,14 @@
         </w:rPr>
         <w:t>主窗口与运行状态</w:t>
       </w:r>
+    </w:p>
+    <w:p>
+      <w:pPr>
+        <w:jc w:val="left"/>
+        <w:rPr>
+          <w:rFonts w:hint="eastAsia"/>
+        </w:rPr>
+      </w:pPr>
     </w:p>
     <w:p>
       <w:pPr>
@@ -6074,9 +8271,6 @@
           <w:numId w:val="3"/>
         </w:numPr>
         <w:jc w:val="left"/>
-        <w:rPr>
-          <w:rFonts w:hint="eastAsia"/>
-        </w:rPr>
       </w:pPr>
       <w:r>
         <w:rPr>
@@ -6115,23 +8309,95 @@
         <w:jc w:val="left"/>
       </w:pPr>
       <w:r>
-        <w:t>1. MainWindow.start()把confirmReceive注册给controller.setRxAsk()。</w:t>
-      </w:r>
-    </w:p>
-    <w:p>
-      <w:pPr>
-        <w:jc w:val="left"/>
-      </w:pPr>
-      <w:r>
-        <w:t>2. UdpRx收到BEGIN后调用RxAsk.approve()判断是否允许接收。</w:t>
-      </w:r>
-    </w:p>
-    <w:p>
-      <w:pPr>
-        <w:jc w:val="left"/>
-      </w:pPr>
-      <w:r>
-        <w:t>3. codeHash为空时弹普通确认框，非空时弹口令校验框。</w:t>
+        <w:t xml:space="preserve">1. </w:t>
+      </w:r>
+      <w:proofErr w:type="spellStart"/>
+      <w:r>
+        <w:t>MainWindow.start</w:t>
+      </w:r>
+      <w:proofErr w:type="spellEnd"/>
+      <w:r>
+        <w:t>()</w:t>
+      </w:r>
+      <w:r>
+        <w:t>把</w:t>
+      </w:r>
+      <w:proofErr w:type="spellStart"/>
+      <w:r>
+        <w:t>confirmReceive</w:t>
+      </w:r>
+      <w:proofErr w:type="spellEnd"/>
+      <w:r>
+        <w:t>注册给</w:t>
+      </w:r>
+      <w:proofErr w:type="spellStart"/>
+      <w:r>
+        <w:t>controller.setRxAsk</w:t>
+      </w:r>
+      <w:proofErr w:type="spellEnd"/>
+      <w:r>
+        <w:t>()</w:t>
+      </w:r>
+      <w:r>
+        <w:t>。</w:t>
+      </w:r>
+    </w:p>
+    <w:p>
+      <w:pPr>
+        <w:jc w:val="left"/>
+      </w:pPr>
+      <w:r>
+        <w:lastRenderedPageBreak/>
+        <w:t xml:space="preserve">2. </w:t>
+      </w:r>
+      <w:proofErr w:type="spellStart"/>
+      <w:r>
+        <w:t>UdpRx</w:t>
+      </w:r>
+      <w:proofErr w:type="spellEnd"/>
+      <w:r>
+        <w:t>收到</w:t>
+      </w:r>
+      <w:r>
+        <w:t>BEGIN</w:t>
+      </w:r>
+      <w:r>
+        <w:t>后调用</w:t>
+      </w:r>
+      <w:proofErr w:type="spellStart"/>
+      <w:r>
+        <w:t>RxAsk.approve</w:t>
+      </w:r>
+      <w:proofErr w:type="spellEnd"/>
+      <w:r>
+        <w:t>()</w:t>
+      </w:r>
+      <w:r>
+        <w:t>判断是否允许接收。</w:t>
+      </w:r>
+    </w:p>
+    <w:p>
+      <w:pPr>
+        <w:jc w:val="left"/>
+      </w:pPr>
+      <w:r>
+        <w:t xml:space="preserve">3. </w:t>
+      </w:r>
+      <w:proofErr w:type="spellStart"/>
+      <w:r>
+        <w:t>codeHash</w:t>
+      </w:r>
+      <w:proofErr w:type="spellEnd"/>
+      <w:r>
+        <w:t>为空时</w:t>
+      </w:r>
+      <w:proofErr w:type="gramStart"/>
+      <w:r>
+        <w:t>弹普通</w:t>
+      </w:r>
+      <w:proofErr w:type="gramEnd"/>
+      <w:r>
+        <w:t>确认框，非空时弹口令校验框。</w:t>
       </w:r>
     </w:p>
     <w:p>
@@ -6141,9 +8407,6 @@
           <w:numId w:val="3"/>
         </w:numPr>
         <w:jc w:val="left"/>
-        <w:rPr>
-          <w:rFonts w:hint="eastAsia"/>
-        </w:rPr>
       </w:pPr>
       <w:r>
         <w:rPr>
@@ -6182,23 +8445,88 @@
         <w:jc w:val="left"/>
       </w:pPr>
       <w:r>
-        <w:t>1. ensureTray()创建SystemTray图标和显示、退出菜单。</w:t>
-      </w:r>
-    </w:p>
-    <w:p>
-      <w:pPr>
-        <w:jc w:val="left"/>
-      </w:pPr>
-      <w:r>
-        <w:t>2. minimizeWindow()按设置决定普通最小化或hideToTray()。</w:t>
-      </w:r>
-    </w:p>
-    <w:p>
-      <w:pPr>
-        <w:jc w:val="left"/>
-      </w:pPr>
-      <w:r>
-        <w:t>3. restoreFromTray()切回JavaFX线程显示窗口。</w:t>
+        <w:t xml:space="preserve">1. </w:t>
+      </w:r>
+      <w:proofErr w:type="spellStart"/>
+      <w:r>
+        <w:t>ensureTray</w:t>
+      </w:r>
+      <w:proofErr w:type="spellEnd"/>
+      <w:r>
+        <w:t>()</w:t>
+      </w:r>
+      <w:r>
+        <w:t>创建</w:t>
+      </w:r>
+      <w:proofErr w:type="spellStart"/>
+      <w:r>
+        <w:t>SystemTray</w:t>
+      </w:r>
+      <w:proofErr w:type="spellEnd"/>
+      <w:r>
+        <w:t>图标和显示、退出菜单。</w:t>
+      </w:r>
+    </w:p>
+    <w:p>
+      <w:pPr>
+        <w:jc w:val="left"/>
+      </w:pPr>
+      <w:r>
+        <w:t xml:space="preserve">2. </w:t>
+      </w:r>
+      <w:proofErr w:type="spellStart"/>
+      <w:r>
+        <w:t>minimizeWindow</w:t>
+      </w:r>
+      <w:proofErr w:type="spellEnd"/>
+      <w:r>
+        <w:t>()</w:t>
+      </w:r>
+      <w:proofErr w:type="gramStart"/>
+      <w:r>
+        <w:t>按设置</w:t>
+      </w:r>
+      <w:proofErr w:type="gramEnd"/>
+      <w:r>
+        <w:t>决定普通最小化或</w:t>
+      </w:r>
+      <w:proofErr w:type="spellStart"/>
+      <w:r>
+        <w:t>hideToTray</w:t>
+      </w:r>
+      <w:proofErr w:type="spellEnd"/>
+      <w:r>
+        <w:t>()</w:t>
+      </w:r>
+      <w:r>
+        <w:t>。</w:t>
+      </w:r>
+    </w:p>
+    <w:p>
+      <w:pPr>
+        <w:jc w:val="left"/>
+      </w:pPr>
+      <w:r>
+        <w:t xml:space="preserve">3. </w:t>
+      </w:r>
+      <w:proofErr w:type="spellStart"/>
+      <w:r>
+        <w:t>restoreFromTray</w:t>
+      </w:r>
+      <w:proofErr w:type="spellEnd"/>
+      <w:r>
+        <w:t>()</w:t>
+      </w:r>
+      <w:proofErr w:type="gramStart"/>
+      <w:r>
+        <w:t>切回</w:t>
+      </w:r>
+      <w:proofErr w:type="gramEnd"/>
+      <w:r>
+        <w:t>JavaFX</w:t>
+      </w:r>
+      <w:r>
+        <w:t>线程显示窗口。</w:t>
       </w:r>
     </w:p>
     <w:p>
@@ -6208,9 +8536,6 @@
           <w:numId w:val="3"/>
         </w:numPr>
         <w:jc w:val="left"/>
-        <w:rPr>
-          <w:rFonts w:hint="eastAsia"/>
-        </w:rPr>
       </w:pPr>
       <w:r>
         <w:rPr>
@@ -6249,23 +8574,57 @@
         <w:jc w:val="left"/>
       </w:pPr>
       <w:r>
-        <w:t>1. mainTopbar()读取当前profile.avatar()生成头像控件。</w:t>
-      </w:r>
-    </w:p>
-    <w:p>
-      <w:pPr>
-        <w:jc w:val="left"/>
-      </w:pPr>
-      <w:r>
-        <w:t>2. avatar()优先解析Base64图片并裁剪为圆形。</w:t>
-      </w:r>
-    </w:p>
-    <w:p>
-      <w:pPr>
-        <w:jc w:val="left"/>
-      </w:pPr>
-      <w:r>
-        <w:t>3. 头像为空或解析失败时回退到首字头像。</w:t>
+        <w:t xml:space="preserve">1. </w:t>
+      </w:r>
+      <w:proofErr w:type="spellStart"/>
+      <w:r>
+        <w:t>mainTopbar</w:t>
+      </w:r>
+      <w:proofErr w:type="spellEnd"/>
+      <w:r>
+        <w:t>()</w:t>
+      </w:r>
+      <w:r>
+        <w:t>读取当前</w:t>
+      </w:r>
+      <w:proofErr w:type="spellStart"/>
+      <w:r>
+        <w:t>profile.avatar</w:t>
+      </w:r>
+      <w:proofErr w:type="spellEnd"/>
+      <w:r>
+        <w:t>()</w:t>
+      </w:r>
+      <w:r>
+        <w:t>生成头像控件。</w:t>
+      </w:r>
+    </w:p>
+    <w:p>
+      <w:pPr>
+        <w:jc w:val="left"/>
+      </w:pPr>
+      <w:r>
+        <w:t>2. avatar()</w:t>
+      </w:r>
+      <w:r>
+        <w:t>优先解析</w:t>
+      </w:r>
+      <w:r>
+        <w:t>Base64</w:t>
+      </w:r>
+      <w:r>
+        <w:t>图片并裁剪为圆形。</w:t>
+      </w:r>
+    </w:p>
+    <w:p>
+      <w:pPr>
+        <w:jc w:val="left"/>
+      </w:pPr>
+      <w:r>
+        <w:t xml:space="preserve">3. </w:t>
+      </w:r>
+      <w:r>
+        <w:t>头像为空或解析失败时回退到首字头像。</w:t>
       </w:r>
     </w:p>
     <w:p>
@@ -6275,9 +8634,6 @@
           <w:numId w:val="3"/>
         </w:numPr>
         <w:jc w:val="left"/>
-        <w:rPr>
-          <w:rFonts w:hint="eastAsia"/>
-        </w:rPr>
       </w:pPr>
       <w:r>
         <w:rPr>
@@ -6297,7 +8653,15 @@
         <w:t>功能：</w:t>
       </w:r>
       <w:r>
-        <w:t>底栏集中展示连接状态、传输模式、网速和接收目录。</w:t>
+        <w:t>底</w:t>
+      </w:r>
+      <w:proofErr w:type="gramStart"/>
+      <w:r>
+        <w:t>栏集中</w:t>
+      </w:r>
+      <w:proofErr w:type="gramEnd"/>
+      <w:r>
+        <w:t>展示连接状态、传输模式、网速和接收目录。</w:t>
       </w:r>
     </w:p>
     <w:p>
@@ -6316,23 +8680,70 @@
         <w:jc w:val="left"/>
       </w:pPr>
       <w:r>
-        <w:t>1. statusFooter()从profile和currentSettings读取展示字段。</w:t>
-      </w:r>
-    </w:p>
-    <w:p>
-      <w:pPr>
-        <w:jc w:val="left"/>
-      </w:pPr>
-      <w:r>
-        <w:t>2. transferMode()按groupCode判断公开局域网或口令组。</w:t>
-      </w:r>
-    </w:p>
-    <w:p>
-      <w:pPr>
-        <w:jc w:val="left"/>
-      </w:pPr>
-      <w:r>
-        <w:t>3. 接收目录更改按钮直接跳转系统设置页。</w:t>
+        <w:t xml:space="preserve">1. </w:t>
+      </w:r>
+      <w:proofErr w:type="spellStart"/>
+      <w:r>
+        <w:t>statusFooter</w:t>
+      </w:r>
+      <w:proofErr w:type="spellEnd"/>
+      <w:r>
+        <w:t>()</w:t>
+      </w:r>
+      <w:r>
+        <w:t>从</w:t>
+      </w:r>
+      <w:r>
+        <w:t>profile</w:t>
+      </w:r>
+      <w:r>
+        <w:t>和</w:t>
+      </w:r>
+      <w:proofErr w:type="spellStart"/>
+      <w:r>
+        <w:t>currentSettings</w:t>
+      </w:r>
+      <w:proofErr w:type="spellEnd"/>
+      <w:r>
+        <w:t>读取展示字段。</w:t>
+      </w:r>
+    </w:p>
+    <w:p>
+      <w:pPr>
+        <w:jc w:val="left"/>
+      </w:pPr>
+      <w:r>
+        <w:t xml:space="preserve">2. </w:t>
+      </w:r>
+      <w:proofErr w:type="spellStart"/>
+      <w:r>
+        <w:t>transferMode</w:t>
+      </w:r>
+      <w:proofErr w:type="spellEnd"/>
+      <w:r>
+        <w:t>()</w:t>
+      </w:r>
+      <w:r>
+        <w:t>按</w:t>
+      </w:r>
+      <w:proofErr w:type="spellStart"/>
+      <w:r>
+        <w:t>groupCode</w:t>
+      </w:r>
+      <w:proofErr w:type="spellEnd"/>
+      <w:r>
+        <w:t>判断公开局域网或口令组。</w:t>
+      </w:r>
+    </w:p>
+    <w:p>
+      <w:pPr>
+        <w:jc w:val="left"/>
+      </w:pPr>
+      <w:r>
+        <w:t xml:space="preserve">3. </w:t>
+      </w:r>
+      <w:r>
+        <w:t>接收目录更改按钮直接跳转系统设置页。</w:t>
       </w:r>
     </w:p>
     <w:p>
@@ -6342,16 +8753,15 @@
           <w:numId w:val="3"/>
         </w:numPr>
         <w:jc w:val="left"/>
-        <w:rPr>
-          <w:rFonts w:hint="eastAsia"/>
-        </w:rPr>
-      </w:pPr>
+      </w:pPr>
+      <w:proofErr w:type="gramStart"/>
       <w:r>
         <w:rPr>
           <w:b/>
         </w:rPr>
         <w:t>实时网速</w:t>
       </w:r>
+      <w:proofErr w:type="gramEnd"/>
     </w:p>
     <w:p>
       <w:pPr>
@@ -6363,8 +8773,13 @@
         </w:rPr>
         <w:t>功能：</w:t>
       </w:r>
-      <w:r>
-        <w:t>当前网速根据传输中任务动态汇总。</w:t>
+      <w:proofErr w:type="gramStart"/>
+      <w:r>
+        <w:t>当前网速</w:t>
+      </w:r>
+      <w:proofErr w:type="gramEnd"/>
+      <w:r>
+        <w:t>根据传输中任务动态汇总。</w:t>
       </w:r>
     </w:p>
     <w:p>
@@ -6383,33 +8798,72 @@
         <w:jc w:val="left"/>
       </w:pPr>
       <w:r>
-        <w:t>1. currentSpeed()遍历currentSummary.tasks()。</w:t>
-      </w:r>
-    </w:p>
-    <w:p>
-      <w:pPr>
-        <w:jc w:val="left"/>
-      </w:pPr>
-      <w:r>
-        <w:t>2. 只统计状态为传输中的任务速度。</w:t>
-      </w:r>
-    </w:p>
-    <w:p>
-      <w:pPr>
-        <w:jc w:val="left"/>
-      </w:pPr>
-      <w:r>
-        <w:t>3. speedText()把字节速度格式化为底栏可读文本。</w:t>
-      </w:r>
-    </w:p>
-    <w:p>
-      <w:pPr>
-        <w:jc w:val="left"/>
-      </w:pPr>
-    </w:p>
-    <w:p>
-      <w:pPr>
-        <w:jc w:val="left"/>
+        <w:t xml:space="preserve">1. </w:t>
+      </w:r>
+      <w:proofErr w:type="spellStart"/>
+      <w:r>
+        <w:t>currentSpeed</w:t>
+      </w:r>
+      <w:proofErr w:type="spellEnd"/>
+      <w:r>
+        <w:t>()</w:t>
+      </w:r>
+      <w:r>
+        <w:t>遍历</w:t>
+      </w:r>
+      <w:proofErr w:type="spellStart"/>
+      <w:r>
+        <w:t>currentSummary.tasks</w:t>
+      </w:r>
+      <w:proofErr w:type="spellEnd"/>
+      <w:r>
+        <w:t>()</w:t>
+      </w:r>
+      <w:r>
+        <w:t>。</w:t>
+      </w:r>
+    </w:p>
+    <w:p>
+      <w:pPr>
+        <w:jc w:val="left"/>
+      </w:pPr>
+      <w:r>
+        <w:t xml:space="preserve">2. </w:t>
+      </w:r>
+      <w:r>
+        <w:t>只统计状态为传输中的任务速度。</w:t>
+      </w:r>
+    </w:p>
+    <w:p>
+      <w:pPr>
+        <w:jc w:val="left"/>
+      </w:pPr>
+      <w:r>
+        <w:t xml:space="preserve">3. </w:t>
+      </w:r>
+      <w:proofErr w:type="spellStart"/>
+      <w:r>
+        <w:t>speedText</w:t>
+      </w:r>
+      <w:proofErr w:type="spellEnd"/>
+      <w:r>
+        <w:t>()</w:t>
+      </w:r>
+      <w:r>
+        <w:t>把字节速度格式化为底栏可读文本。</w:t>
+      </w:r>
+    </w:p>
+    <w:p>
+      <w:pPr>
+        <w:jc w:val="left"/>
+      </w:pPr>
+    </w:p>
+    <w:p>
+      <w:pPr>
+        <w:jc w:val="left"/>
+        <w:rPr>
+          <w:b/>
+        </w:rPr>
       </w:pPr>
       <w:r>
         <w:rPr>
@@ -6417,6 +8871,14 @@
         </w:rPr>
         <w:t>传输结果与可靠性增强</w:t>
       </w:r>
+    </w:p>
+    <w:p>
+      <w:pPr>
+        <w:jc w:val="left"/>
+        <w:rPr>
+          <w:rFonts w:hint="eastAsia"/>
+        </w:rPr>
+      </w:pPr>
     </w:p>
     <w:p>
       <w:pPr>
@@ -6425,9 +8887,6 @@
           <w:numId w:val="3"/>
         </w:numPr>
         <w:jc w:val="left"/>
-        <w:rPr>
-          <w:rFonts w:hint="eastAsia"/>
-        </w:rPr>
       </w:pPr>
       <w:r>
         <w:rPr>
@@ -6466,23 +8925,64 @@
         <w:jc w:val="left"/>
       </w:pPr>
       <w:r>
-        <w:t>1. UdpTx读取SystemSettings.uploadLimit()计算可用发送速率。</w:t>
-      </w:r>
-    </w:p>
-    <w:p>
-      <w:pPr>
-        <w:jc w:val="left"/>
-      </w:pPr>
-      <w:r>
-        <w:t>2. 多目标发送时按可发送目标数分配每个目标带宽。</w:t>
-      </w:r>
-    </w:p>
-    <w:p>
-      <w:pPr>
-        <w:jc w:val="left"/>
-      </w:pPr>
-      <w:r>
-        <w:t>3. UdpRx读取downloadLimit()并在接收分片后控制节奏。</w:t>
+        <w:t xml:space="preserve">1. </w:t>
+      </w:r>
+      <w:proofErr w:type="spellStart"/>
+      <w:r>
+        <w:t>UdpTx</w:t>
+      </w:r>
+      <w:proofErr w:type="spellEnd"/>
+      <w:r>
+        <w:t>读取</w:t>
+      </w:r>
+      <w:proofErr w:type="spellStart"/>
+      <w:r>
+        <w:t>SystemSettings.uploadLimit</w:t>
+      </w:r>
+      <w:proofErr w:type="spellEnd"/>
+      <w:r>
+        <w:t>()</w:t>
+      </w:r>
+      <w:r>
+        <w:t>计算可用发送速率。</w:t>
+      </w:r>
+    </w:p>
+    <w:p>
+      <w:pPr>
+        <w:jc w:val="left"/>
+      </w:pPr>
+      <w:r>
+        <w:t xml:space="preserve">2. </w:t>
+      </w:r>
+      <w:r>
+        <w:t>多目标发送时按可发送目标数分配每个目标带宽。</w:t>
+      </w:r>
+    </w:p>
+    <w:p>
+      <w:pPr>
+        <w:jc w:val="left"/>
+      </w:pPr>
+      <w:r>
+        <w:t xml:space="preserve">3. </w:t>
+      </w:r>
+      <w:proofErr w:type="spellStart"/>
+      <w:r>
+        <w:t>UdpRx</w:t>
+      </w:r>
+      <w:proofErr w:type="spellEnd"/>
+      <w:r>
+        <w:t>读取</w:t>
+      </w:r>
+      <w:proofErr w:type="spellStart"/>
+      <w:r>
+        <w:t>downloadLimit</w:t>
+      </w:r>
+      <w:proofErr w:type="spellEnd"/>
+      <w:r>
+        <w:t>()</w:t>
+      </w:r>
+      <w:r>
+        <w:t>并在接收分片后控制节奏。</w:t>
       </w:r>
     </w:p>
     <w:p>
@@ -6492,9 +8992,6 @@
           <w:numId w:val="3"/>
         </w:numPr>
         <w:jc w:val="left"/>
-        <w:rPr>
-          <w:rFonts w:hint="eastAsia"/>
-        </w:rPr>
       </w:pPr>
       <w:r>
         <w:rPr>
@@ -6533,23 +9030,57 @@
         <w:jc w:val="left"/>
       </w:pPr>
       <w:r>
-        <w:t>1. UdpRx.handleBegin()创建.part临时文件。</w:t>
-      </w:r>
-    </w:p>
-    <w:p>
-      <w:pPr>
-        <w:jc w:val="left"/>
-      </w:pPr>
-      <w:r>
-        <w:t>2. 接收分片后更新.part.meta中的已收分片索引。</w:t>
-      </w:r>
-    </w:p>
-    <w:p>
-      <w:pPr>
-        <w:jc w:val="left"/>
-      </w:pPr>
-      <w:r>
-        <w:t>3. 进程重启或重传时可继续读取缓存状态。</w:t>
+        <w:t xml:space="preserve">1. </w:t>
+      </w:r>
+      <w:proofErr w:type="spellStart"/>
+      <w:r>
+        <w:t>UdpRx.handleBegin</w:t>
+      </w:r>
+      <w:proofErr w:type="spellEnd"/>
+      <w:r>
+        <w:t>()</w:t>
+      </w:r>
+      <w:r>
+        <w:t>创建</w:t>
+      </w:r>
+      <w:r>
+        <w:t>.part</w:t>
+      </w:r>
+      <w:r>
+        <w:t>临时文件。</w:t>
+      </w:r>
+    </w:p>
+    <w:p>
+      <w:pPr>
+        <w:jc w:val="left"/>
+      </w:pPr>
+      <w:r>
+        <w:t xml:space="preserve">2. </w:t>
+      </w:r>
+      <w:r>
+        <w:t>接收分片后更新</w:t>
+      </w:r>
+      <w:r>
+        <w:t>.</w:t>
+      </w:r>
+      <w:proofErr w:type="spellStart"/>
+      <w:r>
+        <w:t>part.meta</w:t>
+      </w:r>
+      <w:proofErr w:type="spellEnd"/>
+      <w:r>
+        <w:t>中的已收分片索引。</w:t>
+      </w:r>
+    </w:p>
+    <w:p>
+      <w:pPr>
+        <w:jc w:val="left"/>
+      </w:pPr>
+      <w:r>
+        <w:t xml:space="preserve">3. </w:t>
+      </w:r>
+      <w:r>
+        <w:t>进程重启或重传时可继续读取缓存状态。</w:t>
       </w:r>
     </w:p>
     <w:p>
@@ -6559,9 +9090,6 @@
           <w:numId w:val="3"/>
         </w:numPr>
         <w:jc w:val="left"/>
-        <w:rPr>
-          <w:rFonts w:hint="eastAsia"/>
-        </w:rPr>
       </w:pPr>
       <w:r>
         <w:rPr>
@@ -6600,23 +9128,66 @@
         <w:jc w:val="left"/>
       </w:pPr>
       <w:r>
-        <w:t>1. UdpRx收到BEGIN后检查已有.part.meta。</w:t>
-      </w:r>
-    </w:p>
-    <w:p>
-      <w:pPr>
-        <w:jc w:val="left"/>
-      </w:pPr>
-      <w:r>
-        <w:t>2. 接收端在ACK中返回缺失分片集合。</w:t>
-      </w:r>
-    </w:p>
-    <w:p>
-      <w:pPr>
-        <w:jc w:val="left"/>
-      </w:pPr>
-      <w:r>
-        <w:t>3. UdpTx根据缺失集合跳过已完成分片。</w:t>
+        <w:lastRenderedPageBreak/>
+        <w:t xml:space="preserve">1. </w:t>
+      </w:r>
+      <w:proofErr w:type="spellStart"/>
+      <w:r>
+        <w:t>UdpRx</w:t>
+      </w:r>
+      <w:proofErr w:type="spellEnd"/>
+      <w:r>
+        <w:t>收到</w:t>
+      </w:r>
+      <w:r>
+        <w:t>BEGIN</w:t>
+      </w:r>
+      <w:r>
+        <w:t>后检查已有</w:t>
+      </w:r>
+      <w:r>
+        <w:t>.</w:t>
+      </w:r>
+      <w:proofErr w:type="spellStart"/>
+      <w:r>
+        <w:t>part.meta</w:t>
+      </w:r>
+      <w:proofErr w:type="spellEnd"/>
+      <w:r>
+        <w:t>。</w:t>
+      </w:r>
+    </w:p>
+    <w:p>
+      <w:pPr>
+        <w:jc w:val="left"/>
+      </w:pPr>
+      <w:r>
+        <w:t xml:space="preserve">2. </w:t>
+      </w:r>
+      <w:r>
+        <w:t>接收端在</w:t>
+      </w:r>
+      <w:r>
+        <w:t>ACK</w:t>
+      </w:r>
+      <w:r>
+        <w:t>中返回缺失分片集合。</w:t>
+      </w:r>
+    </w:p>
+    <w:p>
+      <w:pPr>
+        <w:jc w:val="left"/>
+      </w:pPr>
+      <w:r>
+        <w:t xml:space="preserve">3. </w:t>
+      </w:r>
+      <w:proofErr w:type="spellStart"/>
+      <w:r>
+        <w:t>UdpTx</w:t>
+      </w:r>
+      <w:proofErr w:type="spellEnd"/>
+      <w:r>
+        <w:t>根据缺失集合跳过已完成分片。</w:t>
       </w:r>
     </w:p>
     <w:p>
@@ -6626,9 +9197,6 @@
           <w:numId w:val="3"/>
         </w:numPr>
         <w:jc w:val="left"/>
-        <w:rPr>
-          <w:rFonts w:hint="eastAsia"/>
-        </w:rPr>
       </w:pPr>
       <w:r>
         <w:rPr>
@@ -6648,7 +9216,13 @@
         <w:t>功能：</w:t>
       </w:r>
       <w:r>
-        <w:t>文件收齐后用SHA-256确认内容完整。</w:t>
+        <w:t>文件收齐后用</w:t>
+      </w:r>
+      <w:r>
+        <w:t>SHA-256</w:t>
+      </w:r>
+      <w:r>
+        <w:t>确认内容完整。</w:t>
       </w:r>
     </w:p>
     <w:p>
@@ -6667,23 +9241,62 @@
         <w:jc w:val="left"/>
       </w:pPr>
       <w:r>
-        <w:t>1. UdpTx在BEGIN中携带文件SHA-256摘要。</w:t>
-      </w:r>
-    </w:p>
-    <w:p>
-      <w:pPr>
-        <w:jc w:val="left"/>
-      </w:pPr>
-      <w:r>
-        <w:t>2. UdpRx收齐所有分片后计算接收文件摘要。</w:t>
-      </w:r>
-    </w:p>
-    <w:p>
-      <w:pPr>
-        <w:jc w:val="left"/>
-      </w:pPr>
-      <w:r>
-        <w:t>3. 摘要不一致时返回失败，发送端进入重试或失败报告。</w:t>
+        <w:t xml:space="preserve">1. </w:t>
+      </w:r>
+      <w:proofErr w:type="spellStart"/>
+      <w:r>
+        <w:t>UdpTx</w:t>
+      </w:r>
+      <w:proofErr w:type="spellEnd"/>
+      <w:r>
+        <w:t>在</w:t>
+      </w:r>
+      <w:r>
+        <w:t>BEGIN</w:t>
+      </w:r>
+      <w:r>
+        <w:t>中携带文件</w:t>
+      </w:r>
+      <w:r>
+        <w:t>SHA-256</w:t>
+      </w:r>
+      <w:r>
+        <w:t>摘要。</w:t>
+      </w:r>
+    </w:p>
+    <w:p>
+      <w:pPr>
+        <w:jc w:val="left"/>
+      </w:pPr>
+      <w:r>
+        <w:t xml:space="preserve">2. </w:t>
+      </w:r>
+      <w:proofErr w:type="spellStart"/>
+      <w:r>
+        <w:t>UdpRx</w:t>
+      </w:r>
+      <w:proofErr w:type="spellEnd"/>
+      <w:r>
+        <w:t>收齐所有分片后计算接收文件摘要。</w:t>
+      </w:r>
+    </w:p>
+    <w:p>
+      <w:pPr>
+        <w:jc w:val="left"/>
+      </w:pPr>
+      <w:r>
+        <w:t xml:space="preserve">3. </w:t>
+      </w:r>
+      <w:r>
+        <w:t>摘要不一致时返回失败，发送</w:t>
+      </w:r>
+      <w:proofErr w:type="gramStart"/>
+      <w:r>
+        <w:t>端进入</w:t>
+      </w:r>
+      <w:proofErr w:type="gramEnd"/>
+      <w:r>
+        <w:t>重试或失败报告。</w:t>
       </w:r>
     </w:p>
     <w:p>
@@ -6693,9 +9306,6 @@
           <w:numId w:val="3"/>
         </w:numPr>
         <w:jc w:val="left"/>
-        <w:rPr>
-          <w:rFonts w:hint="eastAsia"/>
-        </w:rPr>
       </w:pPr>
       <w:r>
         <w:rPr>
@@ -6715,7 +9325,15 @@
         <w:t>功能：</w:t>
       </w:r>
       <w:r>
-        <w:t>发送端根据已传字节和速度估算剩余时间。</w:t>
+        <w:t>发送</w:t>
+      </w:r>
+      <w:proofErr w:type="gramStart"/>
+      <w:r>
+        <w:t>端根据</w:t>
+      </w:r>
+      <w:proofErr w:type="gramEnd"/>
+      <w:r>
+        <w:t>已传字节和速度估算剩余时间。</w:t>
       </w:r>
     </w:p>
     <w:p>
@@ -6734,23 +9352,53 @@
         <w:jc w:val="left"/>
       </w:pPr>
       <w:r>
-        <w:t>1. UdpTx发送分片时累计已发送字节和耗时。</w:t>
-      </w:r>
-    </w:p>
-    <w:p>
-      <w:pPr>
-        <w:jc w:val="left"/>
-      </w:pPr>
-      <w:r>
-        <w:t>2. 按当前速度估算剩余秒数并写入TransferSummary日志。</w:t>
-      </w:r>
-    </w:p>
-    <w:p>
-      <w:pPr>
-        <w:jc w:val="left"/>
-      </w:pPr>
-      <w:r>
-        <w:t>3. FileTransfer.showTransferProgress()把快照刷新到结果页。</w:t>
+        <w:t xml:space="preserve">1. </w:t>
+      </w:r>
+      <w:proofErr w:type="spellStart"/>
+      <w:r>
+        <w:t>UdpTx</w:t>
+      </w:r>
+      <w:proofErr w:type="spellEnd"/>
+      <w:r>
+        <w:t>发送分片时累计已发送字节和耗时。</w:t>
+      </w:r>
+    </w:p>
+    <w:p>
+      <w:pPr>
+        <w:jc w:val="left"/>
+      </w:pPr>
+      <w:r>
+        <w:t xml:space="preserve">2. </w:t>
+      </w:r>
+      <w:r>
+        <w:t>按当前速度估算剩余秒数并写入</w:t>
+      </w:r>
+      <w:proofErr w:type="spellStart"/>
+      <w:r>
+        <w:t>TransferSummary</w:t>
+      </w:r>
+      <w:proofErr w:type="spellEnd"/>
+      <w:r>
+        <w:t>日志。</w:t>
+      </w:r>
+    </w:p>
+    <w:p>
+      <w:pPr>
+        <w:jc w:val="left"/>
+      </w:pPr>
+      <w:r>
+        <w:t xml:space="preserve">3. </w:t>
+      </w:r>
+      <w:proofErr w:type="spellStart"/>
+      <w:r>
+        <w:t>FileTransfer.showTransferProgress</w:t>
+      </w:r>
+      <w:proofErr w:type="spellEnd"/>
+      <w:r>
+        <w:t>()</w:t>
+      </w:r>
+      <w:r>
+        <w:t>把快照刷新到结果页。</w:t>
       </w:r>
     </w:p>
     <w:p>
@@ -6760,9 +9408,6 @@
           <w:numId w:val="3"/>
         </w:numPr>
         <w:jc w:val="left"/>
-        <w:rPr>
-          <w:rFonts w:hint="eastAsia"/>
-        </w:rPr>
       </w:pPr>
       <w:r>
         <w:rPr>
@@ -6801,23 +9446,68 @@
         <w:jc w:val="left"/>
       </w:pPr>
       <w:r>
-        <w:t>1. UdpRx.RxFile写入分片后计算百分比。</w:t>
-      </w:r>
-    </w:p>
-    <w:p>
-      <w:pPr>
-        <w:jc w:val="left"/>
-      </w:pPr>
-      <w:r>
-        <w:t>2. 进度达到阈值或100%时调用RxProgress.update()。</w:t>
-      </w:r>
-    </w:p>
-    <w:p>
-      <w:pPr>
-        <w:jc w:val="left"/>
-      </w:pPr>
-      <w:r>
-        <w:t>3. MainWindow.showRxProgress()用toast提示并在完成时播放提示音。</w:t>
+        <w:t xml:space="preserve">1. </w:t>
+      </w:r>
+      <w:proofErr w:type="spellStart"/>
+      <w:r>
+        <w:t>UdpRx.RxFile</w:t>
+      </w:r>
+      <w:proofErr w:type="spellEnd"/>
+      <w:r>
+        <w:t>写入分片后计算百分比。</w:t>
+      </w:r>
+    </w:p>
+    <w:p>
+      <w:pPr>
+        <w:jc w:val="left"/>
+      </w:pPr>
+      <w:r>
+        <w:t xml:space="preserve">2. </w:t>
+      </w:r>
+      <w:r>
+        <w:t>进度达到阈值或</w:t>
+      </w:r>
+      <w:r>
+        <w:t>100%</w:t>
+      </w:r>
+      <w:r>
+        <w:t>时调用</w:t>
+      </w:r>
+      <w:proofErr w:type="spellStart"/>
+      <w:r>
+        <w:t>RxProgress.update</w:t>
+      </w:r>
+      <w:proofErr w:type="spellEnd"/>
+      <w:r>
+        <w:t>()</w:t>
+      </w:r>
+      <w:r>
+        <w:t>。</w:t>
+      </w:r>
+    </w:p>
+    <w:p>
+      <w:pPr>
+        <w:jc w:val="left"/>
+      </w:pPr>
+      <w:r>
+        <w:t xml:space="preserve">3. </w:t>
+      </w:r>
+      <w:proofErr w:type="spellStart"/>
+      <w:r>
+        <w:t>MainWindow.showRxProgress</w:t>
+      </w:r>
+      <w:proofErr w:type="spellEnd"/>
+      <w:r>
+        <w:t>()</w:t>
+      </w:r>
+      <w:r>
+        <w:t>用</w:t>
+      </w:r>
+      <w:r>
+        <w:t>toast</w:t>
+      </w:r>
+      <w:r>
+        <w:t>提示并在完成时播放提示音。</w:t>
       </w:r>
     </w:p>
     <w:p>
@@ -6827,9 +9517,6 @@
           <w:numId w:val="3"/>
         </w:numPr>
         <w:jc w:val="left"/>
-        <w:rPr>
-          <w:rFonts w:hint="eastAsia"/>
-        </w:rPr>
       </w:pPr>
       <w:r>
         <w:rPr>
@@ -6849,7 +9536,15 @@
         <w:t>功能：</w:t>
       </w:r>
       <w:r>
-        <w:t>保留前端联调和自检工具，但不参与真实主流程。</w:t>
+        <w:t>保留前端联</w:t>
+      </w:r>
+      <w:proofErr w:type="gramStart"/>
+      <w:r>
+        <w:t>调和自</w:t>
+      </w:r>
+      <w:proofErr w:type="gramEnd"/>
+      <w:r>
+        <w:t>检工具，但不参与真实主流程。</w:t>
       </w:r>
     </w:p>
     <w:p>
@@ -6868,23 +9563,82 @@
         <w:jc w:val="left"/>
       </w:pPr>
       <w:r>
-        <w:t>1. MockBackendFacade只提供隔离假数据，不由AppController实例化。</w:t>
-      </w:r>
-    </w:p>
-    <w:p>
-      <w:pPr>
-        <w:jc w:val="left"/>
-      </w:pPr>
-      <w:r>
-        <w:t>2. TxSim只用于传输逻辑自检。</w:t>
-      </w:r>
-    </w:p>
-    <w:p>
-      <w:pPr>
-        <w:jc w:val="left"/>
-      </w:pPr>
-      <w:r>
-        <w:t>3. 真实流程统一走LocalBackend、UdpTx、UdpRx和LanPeer。</w:t>
+        <w:t xml:space="preserve">1. </w:t>
+      </w:r>
+      <w:proofErr w:type="spellStart"/>
+      <w:r>
+        <w:t>MockBackendFacade</w:t>
+      </w:r>
+      <w:proofErr w:type="spellEnd"/>
+      <w:r>
+        <w:t>只提供隔离假数据，不由</w:t>
+      </w:r>
+      <w:proofErr w:type="spellStart"/>
+      <w:r>
+        <w:t>AppController</w:t>
+      </w:r>
+      <w:proofErr w:type="spellEnd"/>
+      <w:r>
+        <w:t>实例化。</w:t>
+      </w:r>
+    </w:p>
+    <w:p>
+      <w:pPr>
+        <w:jc w:val="left"/>
+      </w:pPr>
+      <w:r>
+        <w:t xml:space="preserve">2. </w:t>
+      </w:r>
+      <w:proofErr w:type="spellStart"/>
+      <w:r>
+        <w:t>TxSim</w:t>
+      </w:r>
+      <w:proofErr w:type="spellEnd"/>
+      <w:r>
+        <w:t>只用于传输逻辑自检。</w:t>
+      </w:r>
+    </w:p>
+    <w:p>
+      <w:pPr>
+        <w:jc w:val="left"/>
+      </w:pPr>
+      <w:r>
+        <w:t xml:space="preserve">3. </w:t>
+      </w:r>
+      <w:r>
+        <w:t>真实流程统一走</w:t>
+      </w:r>
+      <w:proofErr w:type="spellStart"/>
+      <w:r>
+        <w:t>LocalBackend</w:t>
+      </w:r>
+      <w:proofErr w:type="spellEnd"/>
+      <w:r>
+        <w:t>、</w:t>
+      </w:r>
+      <w:proofErr w:type="spellStart"/>
+      <w:r>
+        <w:t>UdpTx</w:t>
+      </w:r>
+      <w:proofErr w:type="spellEnd"/>
+      <w:r>
+        <w:t>、</w:t>
+      </w:r>
+      <w:proofErr w:type="spellStart"/>
+      <w:r>
+        <w:t>UdpRx</w:t>
+      </w:r>
+      <w:proofErr w:type="spellEnd"/>
+      <w:r>
+        <w:t>和</w:t>
+      </w:r>
+      <w:proofErr w:type="spellStart"/>
+      <w:r>
+        <w:t>LanPeer</w:t>
+      </w:r>
+      <w:proofErr w:type="spellEnd"/>
+      <w:r>
+        <w:t>。</w:t>
       </w:r>
     </w:p>
     <w:p>
@@ -6908,7 +9662,6 @@
         <w:rPr>
           <w:rFonts w:hint="eastAsia"/>
         </w:rPr>
-        <w:lastRenderedPageBreak/>
         <w:t>完整代码</w:t>
       </w:r>
     </w:p>

--- a/doc/实验报告.docx
+++ b/doc/实验报告.docx
@@ -4162,43 +4162,18 @@
       <w:pPr>
         <w:jc w:val="left"/>
       </w:pPr>
-      <w:r>
-        <w:rPr>
-          <w:b/>
-        </w:rPr>
-        <w:lastRenderedPageBreak/>
+      <w:proofErr w:type="spellStart"/>
+      <w:proofErr w:type="spellEnd"/>
+      <w:proofErr w:type="spellStart"/>
+      <w:proofErr w:type="spellEnd"/>
+      <w:r>
+        <w:rPr>
+          <w:b/>
+        </w:rPr>
         <w:t>功能：</w:t>
       </w:r>
       <w:r>
-        <w:t>把登录注册改为</w:t>
-      </w:r>
-      <w:proofErr w:type="spellStart"/>
-      <w:r>
-        <w:rPr>
-          <w:rFonts w:hint="eastAsia"/>
-        </w:rPr>
-        <w:t>acco</w:t>
-      </w:r>
-      <w:proofErr w:type="spellEnd"/>
-      <w:r>
-        <w:t>仓库账号表和</w:t>
-      </w:r>
-      <w:proofErr w:type="spellStart"/>
-      <w:r>
-        <w:t>GitHubActions</w:t>
-      </w:r>
-      <w:proofErr w:type="spellEnd"/>
-      <w:r>
-        <w:t>自动合入流程，</w:t>
-      </w:r>
-      <w:r>
-        <w:rPr>
-          <w:rFonts w:hint="eastAsia"/>
-        </w:rPr>
-        <w:t>免去</w:t>
-      </w:r>
-      <w:r>
-        <w:t>重型服务器。</w:t>
+        <w:t>把登录注册改为acco仓库账号表和GitHubActions自动合入流程，免去重型服务器。</w:t>
       </w:r>
     </w:p>
     <w:p>
@@ -4217,103 +4192,39 @@
         <w:jc w:val="left"/>
       </w:pPr>
       <w:r>
-        <w:t xml:space="preserve">1. </w:t>
-      </w:r>
-      <w:proofErr w:type="spellStart"/>
-      <w:r>
-        <w:t>AuthStore.login</w:t>
-      </w:r>
-      <w:proofErr w:type="spellEnd"/>
-      <w:r>
-        <w:t>()</w:t>
-      </w:r>
-      <w:r>
-        <w:t>先拉取</w:t>
-      </w:r>
-      <w:proofErr w:type="spellStart"/>
-      <w:r>
-        <w:t>acco</w:t>
-      </w:r>
-      <w:proofErr w:type="spellEnd"/>
-      <w:r>
-        <w:t>，再按账号查找记录并校验密码摘要。</w:t>
-      </w:r>
-    </w:p>
-    <w:p>
-      <w:pPr>
-        <w:jc w:val="left"/>
-      </w:pPr>
-      <w:r>
-        <w:t xml:space="preserve">2. </w:t>
-      </w:r>
-      <w:proofErr w:type="spellStart"/>
-      <w:r>
-        <w:t>AuthStore.register</w:t>
-      </w:r>
-      <w:proofErr w:type="spellEnd"/>
-      <w:r>
-        <w:t>()</w:t>
-      </w:r>
-      <w:r>
-        <w:t>生成注册记录，写入</w:t>
-      </w:r>
-      <w:r>
-        <w:t>req/&lt;</w:t>
-      </w:r>
-      <w:r>
-        <w:t>账号</w:t>
-      </w:r>
-      <w:r>
-        <w:t>&gt;</w:t>
-      </w:r>
-      <w:r>
-        <w:t>并只推送该请求文件。</w:t>
-      </w:r>
-    </w:p>
-    <w:p>
-      <w:pPr>
-        <w:jc w:val="left"/>
-      </w:pPr>
-      <w:r>
-        <w:t>3. .</w:t>
-      </w:r>
-      <w:proofErr w:type="spellStart"/>
-      <w:r>
-        <w:t>github</w:t>
-      </w:r>
-      <w:proofErr w:type="spellEnd"/>
-      <w:r>
-        <w:t>/workflows/</w:t>
-      </w:r>
-      <w:proofErr w:type="spellStart"/>
-      <w:r>
-        <w:t>acco.yml</w:t>
-      </w:r>
-      <w:proofErr w:type="spellEnd"/>
-      <w:r>
-        <w:t>合入请求、更新</w:t>
-      </w:r>
-      <w:proofErr w:type="spellStart"/>
-      <w:r>
-        <w:t>acco</w:t>
-      </w:r>
-      <w:proofErr w:type="spellEnd"/>
-      <w:r>
-        <w:t>并删除</w:t>
-      </w:r>
-      <w:r>
-        <w:t>req</w:t>
-      </w:r>
-      <w:r>
-        <w:t>文件，</w:t>
-      </w:r>
-      <w:proofErr w:type="gramStart"/>
-      <w:r>
-        <w:t>注册页按合入</w:t>
-      </w:r>
-      <w:proofErr w:type="gramEnd"/>
-      <w:r>
-        <w:t>结果显示成功或等待。</w:t>
+        <w:t>1. AuthStore.login()先执行pullAccounts()同步远程acco；</w:t>
+      </w:r>
+    </w:p>
+    <w:p>
+      <w:pPr>
+        <w:jc w:val="left"/>
+      </w:pPr>
+      <w:r>
+        <w:t>2. readAccounts()按CSV表头读取账号记录并查找目标账号；</w:t>
+      </w:r>
+    </w:p>
+    <w:p>
+      <w:pPr>
+        <w:jc w:val="left"/>
+      </w:pPr>
+      <w:r>
+        <w:t>3. AuthStore.register()生成账号行后写入req/&lt;账号&gt;请求文件；</w:t>
+      </w:r>
+    </w:p>
+    <w:p>
+      <w:pPr>
+        <w:jc w:val="left"/>
+      </w:pPr>
+      <w:r>
+        <w:t>4. pushPath()只暂存注册请求并推送当前分支；</w:t>
+      </w:r>
+    </w:p>
+    <w:p>
+      <w:pPr>
+        <w:jc w:val="left"/>
+      </w:pPr>
+      <w:r>
+        <w:t>5. GitHubActions合入请求后更新acco并删除req文件。</w:t>
       </w:r>
     </w:p>
     <w:p>
@@ -4436,16 +4347,7 @@
         <w:t>功能：</w:t>
       </w:r>
       <w:r>
-        <w:t>账号表</w:t>
-      </w:r>
-      <w:r>
-        <w:rPr>
-          <w:rFonts w:hint="eastAsia"/>
-        </w:rPr>
-        <w:t>介入加密算法，</w:t>
-      </w:r>
-      <w:r>
-        <w:t>只保存密码摘要和用户资料，不保存明文密码。</w:t>
+        <w:t>账号表介入加密算法，只保存密码摘要和用户资料，不保存明文密码。</w:t>
       </w:r>
     </w:p>
     <w:p>
@@ -4464,60 +4366,31 @@
         <w:jc w:val="left"/>
       </w:pPr>
       <w:r>
-        <w:t xml:space="preserve">1. </w:t>
-      </w:r>
-      <w:r>
-        <w:t>注册时生成随机盐值，使用</w:t>
-      </w:r>
-      <w:r>
-        <w:t>PBKDF2</w:t>
-      </w:r>
-      <w:r>
-        <w:t>计算密码摘要。</w:t>
-      </w:r>
-    </w:p>
-    <w:p>
-      <w:pPr>
-        <w:jc w:val="left"/>
-      </w:pPr>
-      <w:r>
-        <w:t xml:space="preserve">2. </w:t>
-      </w:r>
-      <w:r>
-        <w:t>登录时用同</w:t>
-      </w:r>
-      <w:proofErr w:type="gramStart"/>
-      <w:r>
-        <w:t>一盐值</w:t>
-      </w:r>
-      <w:proofErr w:type="gramEnd"/>
-      <w:r>
-        <w:t>重新计算摘要，再与</w:t>
-      </w:r>
-      <w:proofErr w:type="spellStart"/>
-      <w:r>
-        <w:t>acco</w:t>
-      </w:r>
-      <w:proofErr w:type="spellEnd"/>
-      <w:r>
-        <w:t>中的摘要比对。</w:t>
-      </w:r>
-    </w:p>
-    <w:p>
-      <w:pPr>
-        <w:jc w:val="left"/>
-      </w:pPr>
-      <w:r>
-        <w:t>3. Profile</w:t>
-      </w:r>
-      <w:r>
-        <w:t>只读取用户</w:t>
-      </w:r>
-      <w:r>
-        <w:t>ID</w:t>
-      </w:r>
-      <w:r>
-        <w:t>、昵称、设备名、签名、状态和头像等展示字段。</w:t>
+        <w:t>1. 注册时为每个账号生成独立盐值；</w:t>
+      </w:r>
+    </w:p>
+    <w:p>
+      <w:pPr>
+        <w:jc w:val="left"/>
+      </w:pPr>
+      <w:r>
+        <w:t>2. PBKDF2根据盐值和密码生成摘要；</w:t>
+      </w:r>
+    </w:p>
+    <w:p>
+      <w:pPr>
+        <w:jc w:val="left"/>
+      </w:pPr>
+      <w:r>
+        <w:t>3. acco只保存盐值、摘要和用户资料字段；</w:t>
+      </w:r>
+    </w:p>
+    <w:p>
+      <w:pPr>
+        <w:jc w:val="left"/>
+      </w:pPr>
+      <w:r>
+        <w:t>4. 登录时重新计算摘要并与账号表结果比较。</w:t>
       </w:r>
     </w:p>
     <w:p>
@@ -4546,34 +4419,7 @@
         <w:t>功能：</w:t>
       </w:r>
       <w:r>
-        <w:t>注册推送只使用运行时注入的辅助账号</w:t>
-      </w:r>
-      <w:r>
-        <w:rPr>
-          <w:rFonts w:hint="eastAsia"/>
-        </w:rPr>
-        <w:t>token</w:t>
-      </w:r>
-      <w:r>
-        <w:rPr>
-          <w:rFonts w:hint="eastAsia"/>
-        </w:rPr>
-        <w:t>而不动</w:t>
-      </w:r>
-      <w:r>
-        <w:t>本机</w:t>
-      </w:r>
-      <w:r>
-        <w:rPr>
-          <w:rFonts w:hint="eastAsia"/>
-        </w:rPr>
-        <w:t>环境中的</w:t>
-      </w:r>
-      <w:r>
-        <w:t>GitHub</w:t>
-      </w:r>
-      <w:r>
-        <w:t>账号。</w:t>
+        <w:t>注册推送只使用运行时注入的辅助账号token而不动本机环境中的GitHub账号。</w:t>
       </w:r>
     </w:p>
     <w:p>
@@ -4592,76 +4438,31 @@
         <w:jc w:val="left"/>
       </w:pPr>
       <w:r>
-        <w:t xml:space="preserve">1. </w:t>
-      </w:r>
-      <w:proofErr w:type="spellStart"/>
-      <w:r>
-        <w:t>pushUrl</w:t>
-      </w:r>
-      <w:proofErr w:type="spellEnd"/>
-      <w:r>
-        <w:t>()</w:t>
-      </w:r>
-      <w:r>
-        <w:t>只读取</w:t>
-      </w:r>
-      <w:r>
-        <w:t>ACCO_T</w:t>
-      </w:r>
-      <w:r>
-        <w:t>或</w:t>
-      </w:r>
-      <w:r>
-        <w:t>-Dacco.t</w:t>
-      </w:r>
-      <w:r>
-        <w:t>构造一次性</w:t>
-      </w:r>
-      <w:r>
-        <w:t>HTTPS</w:t>
-      </w:r>
-      <w:r>
-        <w:t>推送地址。</w:t>
-      </w:r>
-    </w:p>
-    <w:p>
-      <w:pPr>
-        <w:jc w:val="left"/>
-      </w:pPr>
-      <w:r>
-        <w:t xml:space="preserve">2. </w:t>
-      </w:r>
-      <w:r>
-        <w:t>缺令牌直接返回明确错误。</w:t>
-      </w:r>
-    </w:p>
-    <w:p>
-      <w:pPr>
-        <w:jc w:val="left"/>
-      </w:pPr>
-      <w:r>
-        <w:t>3. clean()</w:t>
-      </w:r>
-      <w:r>
-        <w:t>遮盖错误输出中的令牌文本</w:t>
-      </w:r>
-      <w:r>
-        <w:rPr>
-          <w:rFonts w:hint="eastAsia"/>
-        </w:rPr>
-        <w:t>防止</w:t>
-      </w:r>
-      <w:r>
-        <w:t>界面</w:t>
-      </w:r>
-      <w:r>
-        <w:rPr>
-          <w:rFonts w:hint="eastAsia"/>
-        </w:rPr>
-        <w:t>和</w:t>
-      </w:r>
-      <w:r>
-        <w:t>日志泄露密钥。</w:t>
+        <w:t>1. pushUrl()只读取ACCO_T或-Dacco.t构造临时HTTPS推送地址；</w:t>
+      </w:r>
+    </w:p>
+    <w:p>
+      <w:pPr>
+        <w:jc w:val="left"/>
+      </w:pPr>
+      <w:r>
+        <w:t>2. 缺少令牌时注册直接返回明确错误；</w:t>
+      </w:r>
+    </w:p>
+    <w:p>
+      <w:pPr>
+        <w:jc w:val="left"/>
+      </w:pPr>
+      <w:r>
+        <w:t>3. 推送过程不读取本机origin保存的用户凭据；</w:t>
+      </w:r>
+    </w:p>
+    <w:p>
+      <w:pPr>
+        <w:jc w:val="left"/>
+      </w:pPr>
+      <w:r>
+        <w:t>4. clean()遮盖异常输出中的令牌片段。</w:t>
       </w:r>
     </w:p>
     <w:p>
@@ -4709,73 +4510,15 @@
         <w:jc w:val="left"/>
       </w:pPr>
       <w:r>
-        <w:t xml:space="preserve">1. </w:t>
-      </w:r>
-      <w:proofErr w:type="spellStart"/>
-      <w:r>
-        <w:t>AuthStore.login</w:t>
-      </w:r>
-      <w:proofErr w:type="spellEnd"/>
-      <w:r>
-        <w:t>()</w:t>
-      </w:r>
-      <w:proofErr w:type="gramStart"/>
-      <w:r>
-        <w:t>在勾选记住</w:t>
-      </w:r>
-      <w:proofErr w:type="gramEnd"/>
-      <w:r>
-        <w:t>我时把账号写入本机</w:t>
-      </w:r>
-      <w:r>
-        <w:t>la</w:t>
-      </w:r>
-      <w:r>
-        <w:t>文件。</w:t>
-      </w:r>
-    </w:p>
-    <w:p>
-      <w:pPr>
-        <w:jc w:val="left"/>
-      </w:pPr>
-      <w:r>
-        <w:t xml:space="preserve">2. </w:t>
-      </w:r>
-      <w:proofErr w:type="spellStart"/>
-      <w:r>
-        <w:t>loadRememberedAccount</w:t>
-      </w:r>
-      <w:proofErr w:type="spellEnd"/>
-      <w:r>
-        <w:t>()</w:t>
-      </w:r>
-      <w:r>
-        <w:t>异步读取</w:t>
-      </w:r>
-      <w:r>
-        <w:t>la</w:t>
-      </w:r>
-      <w:r>
-        <w:t>并回填登录输入框。</w:t>
-      </w:r>
-    </w:p>
-    <w:p>
-      <w:pPr>
-        <w:jc w:val="left"/>
-      </w:pPr>
-      <w:r>
-        <w:t>3. la</w:t>
-      </w:r>
-      <w:r>
-        <w:t>只保存账号字符串，主凭据仍来自仓库根目录</w:t>
-      </w:r>
-      <w:proofErr w:type="spellStart"/>
-      <w:r>
-        <w:t>acco</w:t>
-      </w:r>
-      <w:proofErr w:type="spellEnd"/>
-      <w:r>
-        <w:t>。</w:t>
+        <w:t>1. 登录成功且勾选记住我时把账号写入本机la；</w:t>
+      </w:r>
+    </w:p>
+    <w:p>
+      <w:pPr>
+        <w:jc w:val="left"/>
+      </w:pPr>
+      <w:r>
+        <w:t>2. 登录页启动后异步读取la并回填账号输入框。</w:t>
       </w:r>
     </w:p>
     <w:p>
@@ -4804,19 +4547,7 @@
         <w:t>功能：</w:t>
       </w:r>
       <w:r>
-        <w:t>注册请求未被</w:t>
-      </w:r>
-      <w:r>
-        <w:t>Actions</w:t>
-      </w:r>
-      <w:r>
-        <w:t>合入时，界面提示等待</w:t>
-      </w:r>
-      <w:r>
-        <w:rPr>
-          <w:rFonts w:hint="eastAsia"/>
-        </w:rPr>
-        <w:t>，配合前端加载动画。</w:t>
+        <w:t>注册请求未被Actions合入时，界面提示等待，配合前端加载动画。</w:t>
       </w:r>
     </w:p>
     <w:p>
@@ -4835,73 +4566,23 @@
         <w:jc w:val="left"/>
       </w:pPr>
       <w:r>
-        <w:t>1. register()</w:t>
-      </w:r>
-      <w:r>
-        <w:t>推送</w:t>
-      </w:r>
-      <w:r>
-        <w:t>req</w:t>
-      </w:r>
-      <w:r>
-        <w:t>文件后调用</w:t>
-      </w:r>
-      <w:proofErr w:type="spellStart"/>
-      <w:r>
-        <w:t>waitForAction</w:t>
-      </w:r>
-      <w:proofErr w:type="spellEnd"/>
-      <w:r>
-        <w:t>()</w:t>
-      </w:r>
-      <w:r>
-        <w:t>轮询远程</w:t>
-      </w:r>
-      <w:proofErr w:type="spellStart"/>
-      <w:r>
-        <w:t>acco</w:t>
-      </w:r>
-      <w:proofErr w:type="spellEnd"/>
-      <w:r>
-        <w:t>。</w:t>
-      </w:r>
-    </w:p>
-    <w:p>
-      <w:pPr>
-        <w:jc w:val="left"/>
-      </w:pPr>
-      <w:r>
-        <w:t xml:space="preserve">2. </w:t>
-      </w:r>
-      <w:r>
-        <w:t>规定时间内找到新账号则返回成功，否则返回</w:t>
-      </w:r>
-      <w:proofErr w:type="spellStart"/>
-      <w:r>
-        <w:t>pendingReview</w:t>
-      </w:r>
-      <w:proofErr w:type="spellEnd"/>
-      <w:r>
-        <w:t>状态。</w:t>
-      </w:r>
-    </w:p>
-    <w:p>
-      <w:pPr>
-        <w:jc w:val="left"/>
-      </w:pPr>
-      <w:r>
-        <w:t xml:space="preserve">3. </w:t>
-      </w:r>
-      <w:r>
-        <w:t>前端根据</w:t>
-      </w:r>
-      <w:proofErr w:type="spellStart"/>
-      <w:r>
-        <w:t>pendingReview</w:t>
-      </w:r>
-      <w:proofErr w:type="spellEnd"/>
-      <w:r>
-        <w:t>展示审核等待提示。</w:t>
+        <w:t>1. 注册请求推送后调用waitForAction()轮询远程账号表；</w:t>
+      </w:r>
+    </w:p>
+    <w:p>
+      <w:pPr>
+        <w:jc w:val="left"/>
+      </w:pPr>
+      <w:r>
+        <w:t>2. 规定时间内发现账号合入则返回注册成功；</w:t>
+      </w:r>
+    </w:p>
+    <w:p>
+      <w:pPr>
+        <w:jc w:val="left"/>
+      </w:pPr>
+      <w:r>
+        <w:t>3. 未合入时返回pendingReview并提示等待审核。</w:t>
       </w:r>
     </w:p>
     <w:p>
@@ -4949,37 +4630,15 @@
         <w:jc w:val="left"/>
       </w:pPr>
       <w:r>
-        <w:t xml:space="preserve">1. </w:t>
-      </w:r>
-      <w:r>
-        <w:t>密码区同时保留</w:t>
-      </w:r>
-      <w:proofErr w:type="spellStart"/>
-      <w:r>
-        <w:t>PasswordField</w:t>
-      </w:r>
-      <w:proofErr w:type="spellEnd"/>
-      <w:r>
-        <w:t>和</w:t>
-      </w:r>
-      <w:proofErr w:type="spellStart"/>
-      <w:r>
-        <w:t>TextField</w:t>
-      </w:r>
-      <w:proofErr w:type="spellEnd"/>
-      <w:r>
-        <w:t>两种输入控件。</w:t>
-      </w:r>
-    </w:p>
-    <w:p>
-      <w:pPr>
-        <w:jc w:val="left"/>
-      </w:pPr>
-      <w:r>
-        <w:t xml:space="preserve">2. </w:t>
-      </w:r>
-      <w:r>
-        <w:t>小眼睛按钮切换可见控件，并同步两者文本。</w:t>
+        <w:t>1. 同一密码输入区同时保留PasswordField和TextField；</w:t>
+      </w:r>
+    </w:p>
+    <w:p>
+      <w:pPr>
+        <w:jc w:val="left"/>
+      </w:pPr>
+      <w:r>
+        <w:t>2. 小眼睛按钮切换可见控件并同步两边文本。</w:t>
       </w:r>
     </w:p>
     <w:p>
@@ -5028,6 +4687,8 @@
       <w:pPr>
         <w:jc w:val="left"/>
       </w:pPr>
+      <w:proofErr w:type="gramStart"/>
+      <w:proofErr w:type="gramEnd"/>
       <w:r>
         <w:rPr>
           <w:b/>
@@ -5035,51 +4696,17 @@
         <w:t>功能：</w:t>
       </w:r>
       <w:r>
-        <w:t>文件传输</w:t>
-      </w:r>
-      <w:proofErr w:type="gramStart"/>
-      <w:r>
-        <w:t>页支持</w:t>
-      </w:r>
-      <w:proofErr w:type="gramEnd"/>
-      <w:r>
-        <w:t>文件、</w:t>
-      </w:r>
-      <w:r>
-        <w:rPr>
-          <w:b/>
-          <w:bCs/>
-        </w:rPr>
-        <w:t>文件夹</w:t>
-      </w:r>
-      <w:r>
-        <w:rPr>
-          <w:rFonts w:hint="eastAsia"/>
-        </w:rPr>
-        <w:t>按钮或</w:t>
-      </w:r>
-      <w:r>
-        <w:t>拖拽</w:t>
-      </w:r>
-      <w:r>
-        <w:rPr>
-          <w:rFonts w:hint="eastAsia"/>
-        </w:rPr>
-        <w:t>触发</w:t>
-      </w:r>
-      <w:r>
-        <w:t>加入待发送列表。</w:t>
-      </w:r>
-    </w:p>
-    <w:p>
-      <w:pPr>
-        <w:jc w:val="left"/>
-      </w:pPr>
-      <w:r>
-        <w:rPr>
-          <w:b/>
-        </w:rPr>
-        <w:lastRenderedPageBreak/>
+        <w:t>文件传输页支持文件、文件夹按钮或拖拽触发加入待发送列表。</w:t>
+      </w:r>
+    </w:p>
+    <w:p>
+      <w:pPr>
+        <w:jc w:val="left"/>
+      </w:pPr>
+      <w:r>
+        <w:rPr>
+          <w:b/>
+        </w:rPr>
         <w:t>实现：</w:t>
       </w:r>
     </w:p>
@@ -5088,67 +4715,23 @@
         <w:jc w:val="left"/>
       </w:pPr>
       <w:r>
-        <w:t xml:space="preserve">1. </w:t>
-      </w:r>
-      <w:r>
-        <w:t>页面选择按钮调用文件选择器和目录选择器收集路径。</w:t>
-      </w:r>
-    </w:p>
-    <w:p>
-      <w:pPr>
-        <w:jc w:val="left"/>
-      </w:pPr>
-      <w:r>
-        <w:t xml:space="preserve">2. </w:t>
-      </w:r>
-      <w:r>
-        <w:t>拖拽事件读取</w:t>
-      </w:r>
-      <w:proofErr w:type="spellStart"/>
-      <w:r>
-        <w:t>Dragboard</w:t>
-      </w:r>
-      <w:proofErr w:type="spellEnd"/>
-      <w:r>
-        <w:t>中的文件列表并追加到</w:t>
-      </w:r>
-      <w:proofErr w:type="spellStart"/>
-      <w:r>
-        <w:t>pendingFiles</w:t>
-      </w:r>
-      <w:proofErr w:type="spellEnd"/>
-      <w:r>
-        <w:t>。</w:t>
-      </w:r>
-    </w:p>
-    <w:p>
-      <w:pPr>
-        <w:jc w:val="left"/>
-      </w:pPr>
-      <w:r>
-        <w:t xml:space="preserve">3. </w:t>
-      </w:r>
-      <w:r>
-        <w:t>发送前统一把</w:t>
-      </w:r>
-      <w:proofErr w:type="spellStart"/>
-      <w:r>
-        <w:t>pendingFiles</w:t>
-      </w:r>
-      <w:proofErr w:type="spellEnd"/>
-      <w:r>
-        <w:t>交给</w:t>
-      </w:r>
-      <w:proofErr w:type="spellStart"/>
-      <w:r>
-        <w:t>LocalBackend.startTransfer</w:t>
-      </w:r>
-      <w:proofErr w:type="spellEnd"/>
-      <w:r>
-        <w:t>()</w:t>
-      </w:r>
-      <w:r>
-        <w:t>。</w:t>
+        <w:t>1. 文件按钮调用FileChooser收集单个或多个文件；</w:t>
+      </w:r>
+    </w:p>
+    <w:p>
+      <w:pPr>
+        <w:jc w:val="left"/>
+      </w:pPr>
+      <w:r>
+        <w:t>2. 文件夹按钮调用DirectoryChooser追加目录路径；</w:t>
+      </w:r>
+    </w:p>
+    <w:p>
+      <w:pPr>
+        <w:jc w:val="left"/>
+      </w:pPr>
+      <w:r>
+        <w:t>3. 拖拽事件读取Dragboard文件列表并并入pendingFiles。</w:t>
       </w:r>
     </w:p>
     <w:p>
@@ -5196,74 +4779,31 @@
         <w:jc w:val="left"/>
       </w:pPr>
       <w:r>
-        <w:t xml:space="preserve">1. </w:t>
-      </w:r>
-      <w:proofErr w:type="spellStart"/>
-      <w:r>
-        <w:t>FileIcons.supported</w:t>
-      </w:r>
-      <w:proofErr w:type="spellEnd"/>
-      <w:r>
-        <w:t>()</w:t>
-      </w:r>
-      <w:r>
-        <w:t>判断文件扩展名是否允许发送。</w:t>
-      </w:r>
-    </w:p>
-    <w:p>
-      <w:pPr>
-        <w:jc w:val="left"/>
-      </w:pPr>
-      <w:r>
-        <w:t xml:space="preserve">2. </w:t>
-      </w:r>
-      <w:proofErr w:type="spellStart"/>
-      <w:r>
-        <w:t>pendingFileCard</w:t>
-      </w:r>
-      <w:proofErr w:type="spellEnd"/>
-      <w:r>
-        <w:t>()</w:t>
-      </w:r>
-      <w:r>
-        <w:t>展示图标、类型、大小和修改时间。</w:t>
-      </w:r>
-    </w:p>
-    <w:p>
-      <w:pPr>
-        <w:jc w:val="left"/>
-      </w:pPr>
-      <w:r>
-        <w:t xml:space="preserve">3. </w:t>
-      </w:r>
-      <w:r>
-        <w:t>不支持文件计数后用</w:t>
-      </w:r>
-      <w:r>
-        <w:t>toast</w:t>
-      </w:r>
-      <w:r>
-        <w:t>提示已跳过数量。</w:t>
-      </w:r>
-    </w:p>
-    <w:p>
-      <w:pPr>
-        <w:jc w:val="left"/>
-        <w:rPr>
-          <w:rFonts w:hint="eastAsia"/>
-        </w:rPr>
-      </w:pPr>
-      <w:r>
-        <w:rPr>
-          <w:rFonts w:hint="eastAsia"/>
-        </w:rPr>
-        <w:t xml:space="preserve">4. </w:t>
-      </w:r>
-      <w:r>
-        <w:rPr>
-          <w:rFonts w:hint="eastAsia"/>
-        </w:rPr>
-        <w:t>使用后缀字典筛选。</w:t>
+        <w:t>1. FileIcons.supported()按扩展名判断是否允许发送；</w:t>
+      </w:r>
+    </w:p>
+    <w:p>
+      <w:pPr>
+        <w:jc w:val="left"/>
+      </w:pPr>
+      <w:r>
+        <w:t>2. 支持文件进入pendingFiles并生成待发送卡片；</w:t>
+      </w:r>
+    </w:p>
+    <w:p>
+      <w:pPr>
+        <w:jc w:val="left"/>
+      </w:pPr>
+      <w:r>
+        <w:t>3. 卡片展示图标、类型、大小和修改时间；</w:t>
+      </w:r>
+    </w:p>
+    <w:p>
+      <w:pPr>
+        <w:jc w:val="left"/>
+      </w:pPr>
+      <w:r>
+        <w:t>4. 不支持文件累计数量后用toast提示跳过结果。</w:t>
       </w:r>
     </w:p>
     <w:p>
@@ -5311,81 +4851,23 @@
         <w:jc w:val="left"/>
       </w:pPr>
       <w:r>
-        <w:t xml:space="preserve">1. </w:t>
-      </w:r>
-      <w:proofErr w:type="spellStart"/>
-      <w:r>
-        <w:t>UdpTx</w:t>
-      </w:r>
-      <w:proofErr w:type="spellEnd"/>
-      <w:r>
-        <w:t>完成后</w:t>
-      </w:r>
-      <w:proofErr w:type="spellStart"/>
-      <w:r>
-        <w:t>LocalBackend</w:t>
-      </w:r>
-      <w:proofErr w:type="spellEnd"/>
-      <w:r>
-        <w:t>调用</w:t>
-      </w:r>
-      <w:proofErr w:type="spellStart"/>
-      <w:r>
-        <w:t>RecentStore.remember</w:t>
-      </w:r>
-      <w:proofErr w:type="spellEnd"/>
-      <w:r>
-        <w:t>()</w:t>
-      </w:r>
-      <w:r>
-        <w:t>保存请求目标。</w:t>
-      </w:r>
-    </w:p>
-    <w:p>
-      <w:pPr>
-        <w:jc w:val="left"/>
-      </w:pPr>
-      <w:r>
-        <w:t xml:space="preserve">2. </w:t>
-      </w:r>
-      <w:proofErr w:type="spellStart"/>
-      <w:r>
-        <w:t>loadRecentDevices</w:t>
-      </w:r>
-      <w:proofErr w:type="spellEnd"/>
-      <w:r>
-        <w:t>()</w:t>
-      </w:r>
-      <w:r>
-        <w:t>合并本地分组目标和近期对象，并按用户</w:t>
-      </w:r>
-      <w:r>
-        <w:t>ID</w:t>
-      </w:r>
-      <w:r>
-        <w:t>去重。</w:t>
-      </w:r>
-    </w:p>
-    <w:p>
-      <w:pPr>
-        <w:jc w:val="left"/>
-      </w:pPr>
-      <w:r>
-        <w:t xml:space="preserve">3. </w:t>
-      </w:r>
-      <w:r>
-        <w:t>用户卡片点击发送时调用</w:t>
-      </w:r>
-      <w:proofErr w:type="spellStart"/>
-      <w:r>
-        <w:t>addRecentTarget</w:t>
-      </w:r>
-      <w:proofErr w:type="spellEnd"/>
-      <w:r>
-        <w:t>()</w:t>
-      </w:r>
-      <w:r>
-        <w:t>加入当前选择。</w:t>
+        <w:t>1. 传输完成后LocalBackend调用RecentStore.remember()保存请求目标；</w:t>
+      </w:r>
+    </w:p>
+    <w:p>
+      <w:pPr>
+        <w:jc w:val="left"/>
+      </w:pPr>
+      <w:r>
+        <w:t>2. loadRecentDevices()合并近期对象和本地分组目标；</w:t>
+      </w:r>
+    </w:p>
+    <w:p>
+      <w:pPr>
+        <w:jc w:val="left"/>
+      </w:pPr>
+      <w:r>
+        <w:t>3. 同一用户ID或组目标去重后返回文件传输页展示。</w:t>
       </w:r>
     </w:p>
     <w:p>
@@ -5433,64 +4915,31 @@
         <w:jc w:val="left"/>
       </w:pPr>
       <w:r>
-        <w:t xml:space="preserve">1. </w:t>
-      </w:r>
-      <w:proofErr w:type="spellStart"/>
-      <w:r>
-        <w:t>GroupStore</w:t>
-      </w:r>
-      <w:proofErr w:type="spellEnd"/>
-      <w:r>
-        <w:t>保存组名、默认口令和成员快照。</w:t>
-      </w:r>
-    </w:p>
-    <w:p>
-      <w:pPr>
-        <w:jc w:val="left"/>
-      </w:pPr>
-      <w:r>
-        <w:t xml:space="preserve">2. </w:t>
-      </w:r>
-      <w:r>
-        <w:t>文件传输</w:t>
-      </w:r>
-      <w:proofErr w:type="gramStart"/>
-      <w:r>
-        <w:t>页把组目标</w:t>
-      </w:r>
-      <w:proofErr w:type="gramEnd"/>
-      <w:r>
-        <w:t>作为一个对象展示。</w:t>
-      </w:r>
-    </w:p>
-    <w:p>
-      <w:pPr>
-        <w:jc w:val="left"/>
-      </w:pPr>
-      <w:r>
-        <w:t xml:space="preserve">3. </w:t>
-      </w:r>
-      <w:r>
-        <w:t>发送时</w:t>
-      </w:r>
-      <w:proofErr w:type="spellStart"/>
-      <w:r>
-        <w:t>GroupStore.expand</w:t>
-      </w:r>
-      <w:proofErr w:type="spellEnd"/>
-      <w:r>
-        <w:t>()</w:t>
-      </w:r>
-      <w:r>
-        <w:t>把</w:t>
-      </w:r>
-      <w:proofErr w:type="gramStart"/>
-      <w:r>
-        <w:t>组目标</w:t>
-      </w:r>
-      <w:proofErr w:type="gramEnd"/>
-      <w:r>
-        <w:t>展开为真实用户并去重。</w:t>
+        <w:t>1. 用户列表页把勾选成员交给GroupStore保存；</w:t>
+      </w:r>
+    </w:p>
+    <w:p>
+      <w:pPr>
+        <w:jc w:val="left"/>
+      </w:pPr>
+      <w:r>
+        <w:t>2. GroupStore记录组名、成员快照和默认口令；</w:t>
+      </w:r>
+    </w:p>
+    <w:p>
+      <w:pPr>
+        <w:jc w:val="left"/>
+      </w:pPr>
+      <w:r>
+        <w:t>3. 文件传输页把分组作为单个目标卡展示；</w:t>
+      </w:r>
+    </w:p>
+    <w:p>
+      <w:pPr>
+        <w:jc w:val="left"/>
+      </w:pPr>
+      <w:r>
+        <w:t>4. 发送前GroupStore.expand()把分组展开为真实成员。</w:t>
       </w:r>
     </w:p>
     <w:p>
@@ -5538,67 +4987,39 @@
         <w:jc w:val="left"/>
       </w:pPr>
       <w:r>
-        <w:t xml:space="preserve">1. </w:t>
-      </w:r>
-      <w:proofErr w:type="spellStart"/>
-      <w:r>
-        <w:t>startTransfer</w:t>
-      </w:r>
-      <w:proofErr w:type="spellEnd"/>
-      <w:r>
-        <w:t>()</w:t>
-      </w:r>
-      <w:r>
-        <w:t>发送前弹出口令输入框。</w:t>
-      </w:r>
-    </w:p>
-    <w:p>
-      <w:pPr>
-        <w:jc w:val="left"/>
-      </w:pPr>
-      <w:r>
-        <w:t xml:space="preserve">2. </w:t>
-      </w:r>
-      <w:r>
-        <w:t>分组目标存在默认口令时自动预填，用户仍可修改或清空。</w:t>
-      </w:r>
-    </w:p>
-    <w:p>
-      <w:pPr>
-        <w:jc w:val="left"/>
-      </w:pPr>
-      <w:r>
-        <w:t xml:space="preserve">3. </w:t>
-      </w:r>
-      <w:proofErr w:type="spellStart"/>
-      <w:r>
-        <w:t>UdpTx</w:t>
-      </w:r>
-      <w:proofErr w:type="spellEnd"/>
-      <w:r>
-        <w:t>把口令摘要放入</w:t>
-      </w:r>
-      <w:r>
-        <w:t>BEGIN</w:t>
-      </w:r>
-      <w:r>
-        <w:t>包，</w:t>
-      </w:r>
-      <w:proofErr w:type="spellStart"/>
-      <w:r>
-        <w:t>UdpRx</w:t>
-      </w:r>
-      <w:proofErr w:type="spellEnd"/>
-      <w:r>
-        <w:t>通过</w:t>
-      </w:r>
-      <w:proofErr w:type="spellStart"/>
-      <w:r>
-        <w:t>RxAsk</w:t>
-      </w:r>
-      <w:proofErr w:type="spellEnd"/>
-      <w:r>
-        <w:t>回调校验。</w:t>
+        <w:t>1. startTransfer()发送前弹出本次口令输入框；</w:t>
+      </w:r>
+    </w:p>
+    <w:p>
+      <w:pPr>
+        <w:jc w:val="left"/>
+      </w:pPr>
+      <w:r>
+        <w:t>2. 分组目标存在默认口令时自动预填；</w:t>
+      </w:r>
+    </w:p>
+    <w:p>
+      <w:pPr>
+        <w:jc w:val="left"/>
+      </w:pPr>
+      <w:r>
+        <w:t>3. UdpTx把口令计算为SHA-256摘要并写入BEGIN包；</w:t>
+      </w:r>
+    </w:p>
+    <w:p>
+      <w:pPr>
+        <w:jc w:val="left"/>
+      </w:pPr>
+      <w:r>
+        <w:t>4. UdpRx收到BEGIN后通过RxAsk请求界面校验口令；</w:t>
+      </w:r>
+    </w:p>
+    <w:p>
+      <w:pPr>
+        <w:jc w:val="left"/>
+      </w:pPr>
+      <w:r>
+        <w:t>5. 口令错误时接收端拒收并返回失败结果。</w:t>
       </w:r>
     </w:p>
     <w:p>
@@ -5646,72 +5067,23 @@
         <w:jc w:val="left"/>
       </w:pPr>
       <w:r>
-        <w:t xml:space="preserve">1. </w:t>
-      </w:r>
-      <w:proofErr w:type="spellStart"/>
-      <w:r>
-        <w:t>togglePause</w:t>
-      </w:r>
-      <w:proofErr w:type="spellEnd"/>
-      <w:r>
-        <w:t>()</w:t>
-      </w:r>
-      <w:r>
-        <w:t>切换</w:t>
-      </w:r>
-      <w:proofErr w:type="spellStart"/>
-      <w:r>
-        <w:t>transferPaused</w:t>
-      </w:r>
-      <w:proofErr w:type="spellEnd"/>
-      <w:r>
-        <w:t>状态并刷新按钮文本。</w:t>
-      </w:r>
-    </w:p>
-    <w:p>
-      <w:pPr>
-        <w:jc w:val="left"/>
-      </w:pPr>
-      <w:r>
-        <w:t xml:space="preserve">2. </w:t>
-      </w:r>
-      <w:proofErr w:type="spellStart"/>
-      <w:r>
-        <w:t>AppController.pauseTransfer</w:t>
-      </w:r>
-      <w:proofErr w:type="spellEnd"/>
-      <w:r>
-        <w:t>()</w:t>
-      </w:r>
-      <w:r>
-        <w:t>把状态传给</w:t>
-      </w:r>
-      <w:proofErr w:type="spellStart"/>
-      <w:r>
-        <w:t>UdpTx.setPaused</w:t>
-      </w:r>
-      <w:proofErr w:type="spellEnd"/>
-      <w:r>
-        <w:t>()</w:t>
-      </w:r>
-      <w:r>
-        <w:t>。</w:t>
-      </w:r>
-    </w:p>
-    <w:p>
-      <w:pPr>
-        <w:jc w:val="left"/>
-      </w:pPr>
-      <w:r>
-        <w:t xml:space="preserve">3. </w:t>
-      </w:r>
-      <w:proofErr w:type="spellStart"/>
-      <w:r>
-        <w:t>UdpTx</w:t>
-      </w:r>
-      <w:proofErr w:type="spellEnd"/>
-      <w:r>
-        <w:t>发送分片前检查暂停状态，暂停期间等待恢复。</w:t>
+        <w:t>1. togglePause()切换transferPaused状态；</w:t>
+      </w:r>
+    </w:p>
+    <w:p>
+      <w:pPr>
+        <w:jc w:val="left"/>
+      </w:pPr>
+      <w:r>
+        <w:t>2. AppController.pauseTransfer()把暂停状态传给UdpTx；</w:t>
+      </w:r>
+    </w:p>
+    <w:p>
+      <w:pPr>
+        <w:jc w:val="left"/>
+      </w:pPr>
+      <w:r>
+        <w:t>3. UdpTx发送分片前检查暂停标记并等待恢复。</w:t>
       </w:r>
     </w:p>
     <w:p>
@@ -5733,6 +5105,8 @@
       <w:pPr>
         <w:jc w:val="left"/>
       </w:pPr>
+      <w:proofErr w:type="gramStart"/>
+      <w:proofErr w:type="gramEnd"/>
       <w:r>
         <w:rPr>
           <w:b/>
@@ -5740,15 +5114,7 @@
         <w:t>功能：</w:t>
       </w:r>
       <w:r>
-        <w:t>结果</w:t>
-      </w:r>
-      <w:proofErr w:type="gramStart"/>
-      <w:r>
-        <w:t>页支持</w:t>
-      </w:r>
-      <w:proofErr w:type="gramEnd"/>
-      <w:r>
-        <w:t>清理已完成任务和日志。</w:t>
+        <w:t>结果页支持清理已完成任务和日志。</w:t>
       </w:r>
     </w:p>
     <w:p>
@@ -5767,78 +5133,15 @@
         <w:jc w:val="left"/>
       </w:pPr>
       <w:r>
-        <w:t xml:space="preserve">1. </w:t>
-      </w:r>
-      <w:proofErr w:type="spellStart"/>
-      <w:r>
-        <w:t>clearCompletedTasks</w:t>
-      </w:r>
-      <w:proofErr w:type="spellEnd"/>
-      <w:r>
-        <w:t>()</w:t>
-      </w:r>
-      <w:r>
-        <w:t>调用</w:t>
-      </w:r>
-      <w:proofErr w:type="spellStart"/>
-      <w:r>
-        <w:t>TransferSummary.withoutCompleted</w:t>
-      </w:r>
-      <w:proofErr w:type="spellEnd"/>
-      <w:r>
-        <w:t>()</w:t>
-      </w:r>
-      <w:r>
-        <w:t>重建结果。</w:t>
-      </w:r>
-    </w:p>
-    <w:p>
-      <w:pPr>
-        <w:jc w:val="left"/>
-      </w:pPr>
-      <w:r>
-        <w:t xml:space="preserve">2. </w:t>
-      </w:r>
-      <w:proofErr w:type="spellStart"/>
-      <w:r>
-        <w:t>clearLogs</w:t>
-      </w:r>
-      <w:proofErr w:type="spellEnd"/>
-      <w:r>
-        <w:t>()</w:t>
-      </w:r>
-      <w:r>
-        <w:t>调用</w:t>
-      </w:r>
-      <w:proofErr w:type="spellStart"/>
-      <w:r>
-        <w:t>TransferSummary.withoutLogs</w:t>
-      </w:r>
-      <w:proofErr w:type="spellEnd"/>
-      <w:r>
-        <w:t>()</w:t>
-      </w:r>
-      <w:r>
-        <w:t>清空日志列表。</w:t>
-      </w:r>
-    </w:p>
-    <w:p>
-      <w:pPr>
-        <w:jc w:val="left"/>
-      </w:pPr>
-      <w:r>
-        <w:t xml:space="preserve">3. </w:t>
-      </w:r>
-      <w:r>
-        <w:t>清理后重</w:t>
-      </w:r>
-      <w:proofErr w:type="gramStart"/>
-      <w:r>
-        <w:t>绘结果</w:t>
-      </w:r>
-      <w:proofErr w:type="gramEnd"/>
-      <w:r>
-        <w:t>页，不影响真实传输记录。</w:t>
+        <w:t>1. 清除已完成时重建不含完成任务的TransferSummary；</w:t>
+      </w:r>
+    </w:p>
+    <w:p>
+      <w:pPr>
+        <w:jc w:val="left"/>
+      </w:pPr>
+      <w:r>
+        <w:t>2. 清空日志时只移除日志列表并重绘结果页。</w:t>
       </w:r>
     </w:p>
     <w:p>
@@ -5880,20 +5183,10 @@
         <w:rPr>
           <w:b/>
         </w:rPr>
-        <w:lastRenderedPageBreak/>
         <w:t>功能：</w:t>
       </w:r>
       <w:r>
-        <w:t>用户列表</w:t>
-      </w:r>
-      <w:r>
-        <w:rPr>
-          <w:rFonts w:hint="eastAsia"/>
-        </w:rPr>
-        <w:t>将</w:t>
-      </w:r>
-      <w:r>
-        <w:t>单个用户和本地分组拆成两个视图。</w:t>
+        <w:t>用户列表将单个用户和本地分组拆成两个视图。</w:t>
       </w:r>
     </w:p>
     <w:p>
@@ -5912,48 +5205,23 @@
         <w:jc w:val="left"/>
       </w:pPr>
       <w:r>
-        <w:t xml:space="preserve">1. </w:t>
-      </w:r>
-      <w:r>
-        <w:t>矩阵视图只渲染</w:t>
-      </w:r>
-      <w:proofErr w:type="spellStart"/>
-      <w:r>
-        <w:t>UserDevice</w:t>
-      </w:r>
-      <w:proofErr w:type="spellEnd"/>
-      <w:r>
-        <w:t>单用户卡片。</w:t>
-      </w:r>
-    </w:p>
-    <w:p>
-      <w:pPr>
-        <w:jc w:val="left"/>
-      </w:pPr>
-      <w:r>
-        <w:t xml:space="preserve">2. </w:t>
-      </w:r>
-      <w:r>
-        <w:t>列表视图只渲染</w:t>
-      </w:r>
-      <w:proofErr w:type="spellStart"/>
-      <w:r>
-        <w:t>GroupStore</w:t>
-      </w:r>
-      <w:proofErr w:type="spellEnd"/>
-      <w:r>
-        <w:t>读取到的本地分组卡片。</w:t>
-      </w:r>
-    </w:p>
-    <w:p>
-      <w:pPr>
-        <w:jc w:val="left"/>
-      </w:pPr>
-      <w:r>
-        <w:t xml:space="preserve">3. </w:t>
-      </w:r>
-      <w:r>
-        <w:t>视图切换后重置搜索提示和分页状态。</w:t>
+        <w:t>1. 矩阵视图只渲染局域网单用户卡片；</w:t>
+      </w:r>
+    </w:p>
+    <w:p>
+      <w:pPr>
+        <w:jc w:val="left"/>
+      </w:pPr>
+      <w:r>
+        <w:t>2. 列表视图只渲染GroupStore中的本地分组；</w:t>
+      </w:r>
+    </w:p>
+    <w:p>
+      <w:pPr>
+        <w:jc w:val="left"/>
+      </w:pPr>
+      <w:r>
+        <w:t>3. 视图切换后同步调整搜索提示和分页状态。</w:t>
       </w:r>
     </w:p>
     <w:p>
@@ -6001,40 +5269,15 @@
         <w:jc w:val="left"/>
       </w:pPr>
       <w:r>
-        <w:t xml:space="preserve">1. </w:t>
-      </w:r>
-      <w:r>
-        <w:t>用户视图按昵称和设备名过滤。</w:t>
-      </w:r>
-    </w:p>
-    <w:p>
-      <w:pPr>
-        <w:jc w:val="left"/>
-      </w:pPr>
-      <w:r>
-        <w:t xml:space="preserve">2. </w:t>
-      </w:r>
-      <w:r>
-        <w:t>分组视图按组名和默认口令过滤。</w:t>
-      </w:r>
-    </w:p>
-    <w:p>
-      <w:pPr>
-        <w:jc w:val="left"/>
-      </w:pPr>
-      <w:r>
-        <w:t xml:space="preserve">3. </w:t>
-      </w:r>
-      <w:r>
-        <w:t>搜索框文本变化后重</w:t>
-      </w:r>
-      <w:proofErr w:type="gramStart"/>
-      <w:r>
-        <w:t>绘当前</w:t>
-      </w:r>
-      <w:proofErr w:type="gramEnd"/>
-      <w:r>
-        <w:t>视图并重置页码。</w:t>
+        <w:t>1. 用户视图按昵称和设备名过滤；</w:t>
+      </w:r>
+    </w:p>
+    <w:p>
+      <w:pPr>
+        <w:jc w:val="left"/>
+      </w:pPr>
+      <w:r>
+        <w:t>2. 分组视图按组名和默认口令过滤。</w:t>
       </w:r>
     </w:p>
     <w:p>
@@ -6063,14 +5306,7 @@
         <w:t>功能：</w:t>
       </w:r>
       <w:r>
-        <w:rPr>
-          <w:rFonts w:hint="eastAsia"/>
-          <w:bCs/>
-        </w:rPr>
-        <w:t>主动触发</w:t>
-      </w:r>
-      <w:r>
-        <w:t>扫描局域网用户。</w:t>
+        <w:t>主动触发扫描局域网用户。</w:t>
       </w:r>
     </w:p>
     <w:p>
@@ -6089,65 +5325,31 @@
         <w:jc w:val="left"/>
       </w:pPr>
       <w:r>
-        <w:t xml:space="preserve">1. </w:t>
-      </w:r>
-      <w:proofErr w:type="spellStart"/>
-      <w:r>
-        <w:t>scanUsers</w:t>
-      </w:r>
-      <w:proofErr w:type="spellEnd"/>
-      <w:r>
-        <w:t>()</w:t>
-      </w:r>
-      <w:r>
-        <w:t>设置</w:t>
-      </w:r>
-      <w:r>
-        <w:t>scanning</w:t>
-      </w:r>
-      <w:r>
-        <w:t>状态并禁用扫描按钮。</w:t>
-      </w:r>
-    </w:p>
-    <w:p>
-      <w:pPr>
-        <w:jc w:val="left"/>
-      </w:pPr>
-      <w:r>
-        <w:t xml:space="preserve">2. </w:t>
-      </w:r>
-      <w:r>
-        <w:t>按钮右侧显示</w:t>
-      </w:r>
-      <w:proofErr w:type="spellStart"/>
-      <w:r>
-        <w:t>smallSpinner</w:t>
-      </w:r>
-      <w:proofErr w:type="spellEnd"/>
-      <w:r>
-        <w:t>()</w:t>
-      </w:r>
-      <w:r>
-        <w:t>加载动画。</w:t>
-      </w:r>
-    </w:p>
-    <w:p>
-      <w:pPr>
-        <w:jc w:val="left"/>
-      </w:pPr>
-      <w:r>
-        <w:t xml:space="preserve">3. </w:t>
-      </w:r>
-      <w:proofErr w:type="spellStart"/>
-      <w:r>
-        <w:t>controller.scanLanDevices</w:t>
-      </w:r>
-      <w:proofErr w:type="spellEnd"/>
-      <w:r>
-        <w:t>()</w:t>
-      </w:r>
-      <w:r>
-        <w:t>完成后清除扫描状态并刷新列表。</w:t>
+        <w:t>1. scanUsers()设置scanning状态并重绘页面；</w:t>
+      </w:r>
+    </w:p>
+    <w:p>
+      <w:pPr>
+        <w:jc w:val="left"/>
+      </w:pPr>
+      <w:r>
+        <w:t>2. 扫描按钮显示smallSpinner()并禁用重复点击；</w:t>
+      </w:r>
+    </w:p>
+    <w:p>
+      <w:pPr>
+        <w:jc w:val="left"/>
+      </w:pPr>
+      <w:r>
+        <w:t>3. controller.scanLanDevices()执行UDP发现；</w:t>
+      </w:r>
+    </w:p>
+    <w:p>
+      <w:pPr>
+        <w:jc w:val="left"/>
+      </w:pPr>
+      <w:r>
+        <w:t>4. 扫描完成后清除加载状态并刷新用户列表。</w:t>
       </w:r>
     </w:p>
     <w:p>
@@ -6195,94 +5397,23 @@
         <w:jc w:val="left"/>
       </w:pPr>
       <w:r>
-        <w:t xml:space="preserve">1. </w:t>
-      </w:r>
-      <w:proofErr w:type="spellStart"/>
-      <w:r>
-        <w:t>MainWindow.isSelfDevice</w:t>
-      </w:r>
-      <w:proofErr w:type="spellEnd"/>
-      <w:r>
-        <w:t>()</w:t>
-      </w:r>
-      <w:r>
-        <w:t>比较设备</w:t>
-      </w:r>
-      <w:r>
-        <w:t>ID</w:t>
-      </w:r>
-      <w:r>
-        <w:t>和当前</w:t>
-      </w:r>
-      <w:proofErr w:type="spellStart"/>
-      <w:r>
-        <w:t>Profile.userId</w:t>
-      </w:r>
-      <w:proofErr w:type="spellEnd"/>
-      <w:r>
-        <w:t>。</w:t>
-      </w:r>
-    </w:p>
-    <w:p>
-      <w:pPr>
-        <w:jc w:val="left"/>
-      </w:pPr>
-      <w:r>
-        <w:t xml:space="preserve">2. </w:t>
-      </w:r>
-      <w:proofErr w:type="spellStart"/>
-      <w:r>
-        <w:t>userCardTitle</w:t>
-      </w:r>
-      <w:proofErr w:type="spellEnd"/>
-      <w:r>
-        <w:t>()</w:t>
-      </w:r>
-      <w:r>
-        <w:t>在本机设备名前拼接</w:t>
-      </w:r>
-      <w:r>
-        <w:rPr>
-          <w:rFonts w:hint="eastAsia"/>
-        </w:rPr>
-        <w:t>“</w:t>
-      </w:r>
-      <w:r>
-        <w:t>(</w:t>
-      </w:r>
-      <w:r>
-        <w:t>本机</w:t>
-      </w:r>
-      <w:r>
-        <w:t>)</w:t>
-      </w:r>
-      <w:r>
-        <w:rPr>
-          <w:rFonts w:hint="eastAsia"/>
-        </w:rPr>
-        <w:t>”</w:t>
-      </w:r>
-      <w:r>
-        <w:t>。</w:t>
-      </w:r>
-    </w:p>
-    <w:p>
-      <w:pPr>
-        <w:jc w:val="left"/>
-      </w:pPr>
-      <w:r>
-        <w:t xml:space="preserve">3. </w:t>
-      </w:r>
-      <w:proofErr w:type="spellStart"/>
-      <w:r>
-        <w:t>LanPeer.updateSelf</w:t>
-      </w:r>
-      <w:proofErr w:type="spellEnd"/>
-      <w:r>
-        <w:t>()</w:t>
-      </w:r>
-      <w:r>
-        <w:t>登录后刷新本机发现资料。</w:t>
+        <w:t>1. 登录成功后LanPeer.updateSelf()写入当前用户资料；</w:t>
+      </w:r>
+    </w:p>
+    <w:p>
+      <w:pPr>
+        <w:jc w:val="left"/>
+      </w:pPr>
+      <w:r>
+        <w:t>2. MainWindow.isSelfDevice()比较用户ID判断本机设备；</w:t>
+      </w:r>
+    </w:p>
+    <w:p>
+      <w:pPr>
+        <w:jc w:val="left"/>
+      </w:pPr>
+      <w:r>
+        <w:t>3. userCardTitle()在本机设备名前拼接(本机)。</w:t>
       </w:r>
     </w:p>
     <w:p>
@@ -6330,69 +5461,39 @@
         <w:jc w:val="left"/>
       </w:pPr>
       <w:r>
-        <w:t xml:space="preserve">1. </w:t>
-      </w:r>
-      <w:proofErr w:type="spellStart"/>
-      <w:r>
-        <w:t>enterGrouping</w:t>
-      </w:r>
-      <w:proofErr w:type="spellEnd"/>
-      <w:r>
-        <w:t>()</w:t>
-      </w:r>
-      <w:r>
-        <w:t>进入建组模式并显示成员复选框。</w:t>
-      </w:r>
-    </w:p>
-    <w:p>
-      <w:pPr>
-        <w:jc w:val="left"/>
-      </w:pPr>
-      <w:r>
-        <w:t xml:space="preserve">2. </w:t>
-      </w:r>
-      <w:proofErr w:type="spellStart"/>
-      <w:r>
-        <w:t>saveSelectedGroup</w:t>
-      </w:r>
-      <w:proofErr w:type="spellEnd"/>
-      <w:r>
-        <w:t>()</w:t>
-      </w:r>
-      <w:proofErr w:type="gramStart"/>
-      <w:r>
-        <w:t>校验组</w:t>
-      </w:r>
-      <w:proofErr w:type="gramEnd"/>
-      <w:r>
-        <w:t>名和成员后调用</w:t>
-      </w:r>
-      <w:proofErr w:type="spellStart"/>
-      <w:r>
-        <w:t>GroupStore</w:t>
-      </w:r>
-      <w:proofErr w:type="spellEnd"/>
-      <w:r>
-        <w:t>保存。</w:t>
-      </w:r>
-    </w:p>
-    <w:p>
-      <w:pPr>
-        <w:jc w:val="left"/>
-      </w:pPr>
-      <w:r>
-        <w:t xml:space="preserve">3. </w:t>
-      </w:r>
-      <w:proofErr w:type="spellStart"/>
-      <w:r>
-        <w:t>groupCard</w:t>
-      </w:r>
-      <w:proofErr w:type="spellEnd"/>
-      <w:r>
-        <w:t>()</w:t>
-      </w:r>
-      <w:r>
-        <w:t>支持编辑组名、默认口令和展开成员矩阵。</w:t>
+        <w:t>1. enterGrouping()进入建组模式并显示成员复选框；</w:t>
+      </w:r>
+    </w:p>
+    <w:p>
+      <w:pPr>
+        <w:jc w:val="left"/>
+      </w:pPr>
+      <w:r>
+        <w:t>2. saveSelectedGroup()校验组名和成员数量；</w:t>
+      </w:r>
+    </w:p>
+    <w:p>
+      <w:pPr>
+        <w:jc w:val="left"/>
+      </w:pPr>
+      <w:r>
+        <w:t>3. GroupStore保存组名、默认口令和成员快照；</w:t>
+      </w:r>
+    </w:p>
+    <w:p>
+      <w:pPr>
+        <w:jc w:val="left"/>
+      </w:pPr>
+      <w:r>
+        <w:t>4. groupCard()支持组名和口令原位编辑；</w:t>
+      </w:r>
+    </w:p>
+    <w:p>
+      <w:pPr>
+        <w:jc w:val="left"/>
+      </w:pPr>
+      <w:r>
+        <w:t>5. 展开按钮在卡片内显示三列成员矩阵。</w:t>
       </w:r>
     </w:p>
     <w:p>
@@ -6421,13 +5522,7 @@
         <w:t>功能：</w:t>
       </w:r>
       <w:r>
-        <w:t>局域网发现协议同步昵称、用户</w:t>
-      </w:r>
-      <w:r>
-        <w:t>ID</w:t>
-      </w:r>
-      <w:r>
-        <w:t>、设备名、签名、状态和头像。</w:t>
+        <w:t>局域网发现协议同步昵称、用户ID、设备名、签名、状态和头像。</w:t>
       </w:r>
     </w:p>
     <w:p>
@@ -6446,77 +5541,39 @@
         <w:jc w:val="left"/>
       </w:pPr>
       <w:r>
-        <w:t xml:space="preserve">1. </w:t>
-      </w:r>
-      <w:proofErr w:type="spellStart"/>
-      <w:r>
-        <w:t>LanPeer.encode</w:t>
-      </w:r>
-      <w:proofErr w:type="spellEnd"/>
-      <w:r>
-        <w:t>()</w:t>
-      </w:r>
-      <w:r>
-        <w:t>把资料字段编码到</w:t>
-      </w:r>
-      <w:r>
-        <w:t>HERE</w:t>
-      </w:r>
-      <w:r>
-        <w:t>响应文本。</w:t>
-      </w:r>
-    </w:p>
-    <w:p>
-      <w:pPr>
-        <w:jc w:val="left"/>
-      </w:pPr>
-      <w:r>
-        <w:t xml:space="preserve">2. </w:t>
-      </w:r>
-      <w:proofErr w:type="spellStart"/>
-      <w:r>
-        <w:t>updateSelf</w:t>
-      </w:r>
-      <w:proofErr w:type="spellEnd"/>
-      <w:r>
-        <w:t>()</w:t>
-      </w:r>
-      <w:r>
-        <w:t>和</w:t>
-      </w:r>
-      <w:proofErr w:type="spellStart"/>
-      <w:r>
-        <w:t>updateStatus</w:t>
-      </w:r>
-      <w:proofErr w:type="spellEnd"/>
-      <w:r>
-        <w:t>()</w:t>
-      </w:r>
-      <w:r>
-        <w:t>刷新本机资料后调用</w:t>
-      </w:r>
-      <w:r>
-        <w:t>announce()</w:t>
-      </w:r>
-      <w:r>
-        <w:t>。</w:t>
-      </w:r>
-    </w:p>
-    <w:p>
-      <w:pPr>
-        <w:jc w:val="left"/>
-      </w:pPr>
-      <w:r>
-        <w:t xml:space="preserve">3. </w:t>
-      </w:r>
-      <w:r>
-        <w:t>其他客户端</w:t>
-      </w:r>
-      <w:r>
-        <w:t>parse()</w:t>
-      </w:r>
-      <w:r>
-        <w:t>响应文本后更新本地已发现设备。</w:t>
+        <w:t>1. LanPeer.encode()把昵称、用户ID、设备名、状态、签名和头像写入响应文本；</w:t>
+      </w:r>
+    </w:p>
+    <w:p>
+      <w:pPr>
+        <w:jc w:val="left"/>
+      </w:pPr>
+      <w:r>
+        <w:t>2. 登录或资料保存后LocalBackend调用lan.updateSelf()；</w:t>
+      </w:r>
+    </w:p>
+    <w:p>
+      <w:pPr>
+        <w:jc w:val="left"/>
+      </w:pPr>
+      <w:r>
+        <w:t>3. 状态变化后LocalBackend调用lan.updateStatus()；</w:t>
+      </w:r>
+    </w:p>
+    <w:p>
+      <w:pPr>
+        <w:jc w:val="left"/>
+      </w:pPr>
+      <w:r>
+        <w:t>4. announce()向回环地址和广播地址发送本机资料；</w:t>
+      </w:r>
+    </w:p>
+    <w:p>
+      <w:pPr>
+        <w:jc w:val="left"/>
+      </w:pPr>
+      <w:r>
+        <w:t>5. 远端parse()成功后更新已发现设备列表。</w:t>
       </w:r>
     </w:p>
     <w:p>
@@ -6564,102 +5621,31 @@
         <w:jc w:val="left"/>
       </w:pPr>
       <w:r>
-        <w:t xml:space="preserve">1. </w:t>
-      </w:r>
-      <w:proofErr w:type="spellStart"/>
-      <w:r>
-        <w:t>SettingsStore</w:t>
-      </w:r>
-      <w:proofErr w:type="spellEnd"/>
-      <w:r>
-        <w:t>保存</w:t>
-      </w:r>
-      <w:proofErr w:type="spellStart"/>
-      <w:r>
-        <w:t>groupCode</w:t>
-      </w:r>
-      <w:proofErr w:type="spellEnd"/>
-      <w:r>
-        <w:t>后</w:t>
-      </w:r>
-      <w:proofErr w:type="spellStart"/>
-      <w:r>
-        <w:t>LocalBackend</w:t>
-      </w:r>
-      <w:proofErr w:type="spellEnd"/>
-      <w:r>
-        <w:t>调用</w:t>
-      </w:r>
-      <w:proofErr w:type="spellStart"/>
-      <w:r>
-        <w:t>lan.updateGroup</w:t>
-      </w:r>
-      <w:proofErr w:type="spellEnd"/>
-      <w:r>
-        <w:t>()</w:t>
-      </w:r>
-      <w:r>
-        <w:t>。</w:t>
-      </w:r>
-    </w:p>
-    <w:p>
-      <w:pPr>
-        <w:jc w:val="left"/>
-      </w:pPr>
-      <w:r>
-        <w:t xml:space="preserve">2. </w:t>
-      </w:r>
-      <w:proofErr w:type="spellStart"/>
-      <w:r>
-        <w:t>LanPeer</w:t>
-      </w:r>
-      <w:proofErr w:type="spellEnd"/>
-      <w:r>
-        <w:t>把</w:t>
-      </w:r>
-      <w:proofErr w:type="spellStart"/>
-      <w:r>
-        <w:t>groupCode</w:t>
-      </w:r>
-      <w:proofErr w:type="spellEnd"/>
-      <w:r>
-        <w:t>计算为</w:t>
-      </w:r>
-      <w:r>
-        <w:t>SHA-256</w:t>
-      </w:r>
-      <w:r>
-        <w:t>摘要</w:t>
-      </w:r>
-      <w:proofErr w:type="spellStart"/>
-      <w:r>
-        <w:t>groupHash</w:t>
-      </w:r>
-      <w:proofErr w:type="spellEnd"/>
-      <w:r>
-        <w:t>。</w:t>
-      </w:r>
-    </w:p>
-    <w:p>
-      <w:pPr>
-        <w:jc w:val="left"/>
-      </w:pPr>
-      <w:r>
-        <w:t xml:space="preserve">3. </w:t>
-      </w:r>
-      <w:r>
-        <w:t>扫描请求和响应都通过</w:t>
-      </w:r>
-      <w:proofErr w:type="spellStart"/>
-      <w:r>
-        <w:t>groupMatches</w:t>
-      </w:r>
-      <w:proofErr w:type="spellEnd"/>
-      <w:r>
-        <w:t>()</w:t>
-      </w:r>
-      <w:r>
-        <w:t>过滤不同口令设备。</w:t>
+        <w:t>1. SettingsStore保存当前传输口令配置；</w:t>
+      </w:r>
+    </w:p>
+    <w:p>
+      <w:pPr>
+        <w:jc w:val="left"/>
+      </w:pPr>
+      <w:r>
+        <w:t>2. LocalBackend.updateSettings()调用lan.updateGroup()刷新口令摘要；</w:t>
+      </w:r>
+    </w:p>
+    <w:p>
+      <w:pPr>
+        <w:jc w:val="left"/>
+      </w:pPr>
+      <w:r>
+        <w:t>3. LanPeer.groupHash()用SHA-256生成分组摘要；</w:t>
+      </w:r>
+    </w:p>
+    <w:p>
+      <w:pPr>
+        <w:jc w:val="left"/>
+      </w:pPr>
+      <w:r>
+        <w:t>4. 扫描请求和响应都通过groupMatches()过滤不同摘要设备。</w:t>
       </w:r>
     </w:p>
     <w:p>
@@ -6701,7 +5687,6 @@
         <w:rPr>
           <w:b/>
         </w:rPr>
-        <w:lastRenderedPageBreak/>
         <w:t>功能：</w:t>
       </w:r>
       <w:r>
@@ -6724,73 +5709,39 @@
         <w:jc w:val="left"/>
       </w:pPr>
       <w:r>
-        <w:t xml:space="preserve">1. </w:t>
-      </w:r>
-      <w:proofErr w:type="spellStart"/>
-      <w:r>
-        <w:t>FileChooser</w:t>
-      </w:r>
-      <w:proofErr w:type="spellEnd"/>
-      <w:r>
-        <w:t>限制常见图片扩展名。</w:t>
-      </w:r>
-    </w:p>
-    <w:p>
-      <w:pPr>
-        <w:jc w:val="left"/>
-      </w:pPr>
-      <w:r>
-        <w:t xml:space="preserve">2. </w:t>
-      </w:r>
-      <w:proofErr w:type="spellStart"/>
-      <w:r>
-        <w:t>jpegAvatar</w:t>
-      </w:r>
-      <w:proofErr w:type="spellEnd"/>
-      <w:r>
-        <w:t>()</w:t>
-      </w:r>
-      <w:r>
-        <w:t>中心裁剪图片并压缩为</w:t>
-      </w:r>
-      <w:r>
-        <w:t>128×128JPEG</w:t>
-      </w:r>
-      <w:r>
-        <w:t>。</w:t>
-      </w:r>
-    </w:p>
-    <w:p>
-      <w:pPr>
-        <w:jc w:val="left"/>
-      </w:pPr>
-      <w:r>
-        <w:t xml:space="preserve">3. </w:t>
-      </w:r>
-      <w:r>
-        <w:t>压缩结果转</w:t>
-      </w:r>
-      <w:r>
-        <w:t>Base64</w:t>
-      </w:r>
-      <w:r>
-        <w:t>保存到</w:t>
-      </w:r>
-      <w:proofErr w:type="spellStart"/>
-      <w:r>
-        <w:t>Profile.avatar</w:t>
-      </w:r>
-      <w:proofErr w:type="spellEnd"/>
-      <w:r>
-        <w:t>并写回</w:t>
-      </w:r>
-      <w:proofErr w:type="spellStart"/>
-      <w:r>
-        <w:t>acco</w:t>
-      </w:r>
-      <w:proofErr w:type="spellEnd"/>
-      <w:r>
-        <w:t>。</w:t>
+        <w:t>1. FileChooser限制选择常见图片格式；</w:t>
+      </w:r>
+    </w:p>
+    <w:p>
+      <w:pPr>
+        <w:jc w:val="left"/>
+      </w:pPr>
+      <w:r>
+        <w:t>2. jpegAvatar()读取图片并截取中心正方形区域；</w:t>
+      </w:r>
+    </w:p>
+    <w:p>
+      <w:pPr>
+        <w:jc w:val="left"/>
+      </w:pPr>
+      <w:r>
+        <w:t>3. 图片缩放到128×128并按JPEG质量0.72压缩；</w:t>
+      </w:r>
+    </w:p>
+    <w:p>
+      <w:pPr>
+        <w:jc w:val="left"/>
+      </w:pPr>
+      <w:r>
+        <w:t>4. 压缩字节转Base64写入Profile.avatar；</w:t>
+      </w:r>
+    </w:p>
+    <w:p>
+      <w:pPr>
+        <w:jc w:val="left"/>
+      </w:pPr>
+      <w:r>
+        <w:t>5. updateProfile()保存账号表并触发局域网资料广播。</w:t>
       </w:r>
     </w:p>
     <w:p>
@@ -6812,6 +5763,8 @@
       <w:pPr>
         <w:jc w:val="left"/>
       </w:pPr>
+      <w:proofErr w:type="gramStart"/>
+      <w:proofErr w:type="gramEnd"/>
       <w:r>
         <w:rPr>
           <w:b/>
@@ -6819,15 +5772,7 @@
         <w:t>功能：</w:t>
       </w:r>
       <w:r>
-        <w:t>昵称、设备名和个性签名可在资料</w:t>
-      </w:r>
-      <w:proofErr w:type="gramStart"/>
-      <w:r>
-        <w:t>页直接</w:t>
-      </w:r>
-      <w:proofErr w:type="gramEnd"/>
-      <w:r>
-        <w:t>编辑。</w:t>
+        <w:t>昵称、设备名和个性签名可在资料页直接编辑。</w:t>
       </w:r>
     </w:p>
     <w:p>
@@ -6846,57 +5791,31 @@
         <w:jc w:val="left"/>
       </w:pPr>
       <w:r>
-        <w:t xml:space="preserve">1. </w:t>
-      </w:r>
-      <w:proofErr w:type="spellStart"/>
-      <w:r>
-        <w:t>editableRow</w:t>
-      </w:r>
-      <w:proofErr w:type="spellEnd"/>
-      <w:r>
-        <w:t>()</w:t>
-      </w:r>
-      <w:r>
-        <w:t>默认显示只读输入框和编辑按钮。</w:t>
-      </w:r>
-    </w:p>
-    <w:p>
-      <w:pPr>
-        <w:jc w:val="left"/>
-      </w:pPr>
-      <w:r>
-        <w:t xml:space="preserve">2. </w:t>
-      </w:r>
-      <w:r>
-        <w:t>点击编辑后切换为可输入状态，按钮变为确认图标。</w:t>
-      </w:r>
-    </w:p>
-    <w:p>
-      <w:pPr>
-        <w:jc w:val="left"/>
-      </w:pPr>
-      <w:r>
-        <w:t xml:space="preserve">3. </w:t>
-      </w:r>
-      <w:r>
-        <w:t>确认时读取</w:t>
-      </w:r>
-      <w:r>
-        <w:t>Profile</w:t>
-      </w:r>
-      <w:r>
-        <w:t>并调用</w:t>
-      </w:r>
-      <w:proofErr w:type="spellStart"/>
-      <w:r>
-        <w:t>controller.updateProfile</w:t>
-      </w:r>
-      <w:proofErr w:type="spellEnd"/>
-      <w:r>
-        <w:t>()</w:t>
-      </w:r>
-      <w:r>
-        <w:t>保存。</w:t>
+        <w:t>1. editableRow()默认把资料输入框设为只读；</w:t>
+      </w:r>
+    </w:p>
+    <w:p>
+      <w:pPr>
+        <w:jc w:val="left"/>
+      </w:pPr>
+      <w:r>
+        <w:t>2. 点击铅笔按钮后切换为可编辑状态；</w:t>
+      </w:r>
+    </w:p>
+    <w:p>
+      <w:pPr>
+        <w:jc w:val="left"/>
+      </w:pPr>
+      <w:r>
+        <w:t>3. 确认按钮读取当前表单生成Profile；</w:t>
+      </w:r>
+    </w:p>
+    <w:p>
+      <w:pPr>
+        <w:jc w:val="left"/>
+      </w:pPr>
+      <w:r>
+        <w:t>4. controller.updateProfile()写回账号表并刷新页面。</w:t>
       </w:r>
     </w:p>
     <w:p>
@@ -6930,6 +5849,8 @@
       <w:pPr>
         <w:jc w:val="left"/>
       </w:pPr>
+      <w:proofErr w:type="gramStart"/>
+      <w:proofErr w:type="gramEnd"/>
       <w:r>
         <w:rPr>
           <w:b/>
@@ -6937,21 +5858,7 @@
         <w:t>功能：</w:t>
       </w:r>
       <w:r>
-        <w:t>资料</w:t>
-      </w:r>
-      <w:proofErr w:type="gramStart"/>
-      <w:r>
-        <w:t>页提供</w:t>
-      </w:r>
-      <w:proofErr w:type="gramEnd"/>
-      <w:r>
-        <w:t>用户</w:t>
-      </w:r>
-      <w:r>
-        <w:t>ID</w:t>
-      </w:r>
-      <w:r>
-        <w:t>复制按钮，便于分享和调试。</w:t>
+        <w:t>资料页提供用户ID复制按钮，便于分享和调试。</w:t>
       </w:r>
     </w:p>
     <w:p>
@@ -6970,57 +5877,15 @@
         <w:jc w:val="left"/>
       </w:pPr>
       <w:r>
-        <w:t xml:space="preserve">1. </w:t>
-      </w:r>
-      <w:proofErr w:type="spellStart"/>
-      <w:r>
-        <w:t>profileRow</w:t>
-      </w:r>
-      <w:proofErr w:type="spellEnd"/>
-      <w:r>
-        <w:t>()</w:t>
-      </w:r>
-      <w:r>
-        <w:t>为用户</w:t>
-      </w:r>
-      <w:r>
-        <w:t>ID</w:t>
-      </w:r>
-      <w:r>
-        <w:t>行创建只读字段。</w:t>
-      </w:r>
-    </w:p>
-    <w:p>
-      <w:pPr>
-        <w:jc w:val="left"/>
-      </w:pPr>
-      <w:r>
-        <w:t xml:space="preserve">2. </w:t>
-      </w:r>
-      <w:r>
-        <w:t>复制按钮调用</w:t>
-      </w:r>
-      <w:proofErr w:type="spellStart"/>
-      <w:r>
-        <w:t>copyToClipboard</w:t>
-      </w:r>
-      <w:proofErr w:type="spellEnd"/>
-      <w:r>
-        <w:t>()</w:t>
-      </w:r>
-      <w:r>
-        <w:t>写入系统剪贴板。</w:t>
-      </w:r>
-    </w:p>
-    <w:p>
-      <w:pPr>
-        <w:jc w:val="left"/>
-      </w:pPr>
-      <w:r>
-        <w:t>3. toast</w:t>
-      </w:r>
-      <w:r>
-        <w:t>提示已复制，避免用户重复点击。</w:t>
+        <w:t>1. 用户ID行使用只读输入框展示；</w:t>
+      </w:r>
+    </w:p>
+    <w:p>
+      <w:pPr>
+        <w:jc w:val="left"/>
+      </w:pPr>
+      <w:r>
+        <w:t>2. 复制按钮调用copyToClipboard()写入系统剪贴板。</w:t>
       </w:r>
     </w:p>
     <w:p>
@@ -7068,67 +5933,31 @@
         <w:jc w:val="left"/>
       </w:pPr>
       <w:r>
-        <w:t xml:space="preserve">1. </w:t>
-      </w:r>
-      <w:proofErr w:type="spellStart"/>
-      <w:r>
-        <w:t>statusCards</w:t>
-      </w:r>
-      <w:proofErr w:type="spellEnd"/>
-      <w:r>
-        <w:t>()</w:t>
-      </w:r>
-      <w:r>
-        <w:t>按</w:t>
-      </w:r>
-      <w:proofErr w:type="spellStart"/>
-      <w:r>
-        <w:t>UserStatus</w:t>
-      </w:r>
-      <w:proofErr w:type="spellEnd"/>
-      <w:r>
-        <w:t>枚举生成状态卡片。</w:t>
-      </w:r>
-    </w:p>
-    <w:p>
-      <w:pPr>
-        <w:jc w:val="left"/>
-      </w:pPr>
-      <w:r>
-        <w:t xml:space="preserve">2. </w:t>
-      </w:r>
-      <w:r>
-        <w:t>点击卡片调用</w:t>
-      </w:r>
-      <w:proofErr w:type="spellStart"/>
-      <w:r>
-        <w:t>saveStatus</w:t>
-      </w:r>
-      <w:proofErr w:type="spellEnd"/>
-      <w:r>
-        <w:t>()</w:t>
-      </w:r>
-      <w:r>
-        <w:t>更新</w:t>
-      </w:r>
-      <w:proofErr w:type="spellStart"/>
-      <w:r>
-        <w:t>selectedStatus</w:t>
-      </w:r>
-      <w:proofErr w:type="spellEnd"/>
-      <w:r>
-        <w:t>。</w:t>
-      </w:r>
-    </w:p>
-    <w:p>
-      <w:pPr>
-        <w:jc w:val="left"/>
-      </w:pPr>
-      <w:r>
-        <w:t xml:space="preserve">3. </w:t>
-      </w:r>
-      <w:r>
-        <w:t>当前状态卡追加选中样式并刷新页面。</w:t>
+        <w:t>1. statusCards()按UserStatus生成状态卡；</w:t>
+      </w:r>
+    </w:p>
+    <w:p>
+      <w:pPr>
+        <w:jc w:val="left"/>
+      </w:pPr>
+      <w:r>
+        <w:t>2. 点击卡片后调用saveStatus()更新选中状态；</w:t>
+      </w:r>
+    </w:p>
+    <w:p>
+      <w:pPr>
+        <w:jc w:val="left"/>
+      </w:pPr>
+      <w:r>
+        <w:t>3. 当前状态卡追加高亮样式；</w:t>
+      </w:r>
+    </w:p>
+    <w:p>
+      <w:pPr>
+        <w:jc w:val="left"/>
+      </w:pPr>
+      <w:r>
+        <w:t>4. 保存后刷新Profile并重绘我的页。</w:t>
       </w:r>
     </w:p>
     <w:p>
@@ -7176,69 +6005,23 @@
         <w:jc w:val="left"/>
       </w:pPr>
       <w:r>
-        <w:t xml:space="preserve">1. </w:t>
-      </w:r>
-      <w:proofErr w:type="spellStart"/>
-      <w:r>
-        <w:t>customStatusField</w:t>
-      </w:r>
-      <w:proofErr w:type="spellEnd"/>
-      <w:r>
-        <w:t>()</w:t>
-      </w:r>
-      <w:r>
-        <w:t>预</w:t>
-      </w:r>
-      <w:proofErr w:type="gramStart"/>
-      <w:r>
-        <w:t>填当前</w:t>
-      </w:r>
-      <w:proofErr w:type="spellStart"/>
-      <w:proofErr w:type="gramEnd"/>
-      <w:r>
-        <w:t>Profile.signature</w:t>
-      </w:r>
-      <w:proofErr w:type="spellEnd"/>
-      <w:r>
-        <w:t>。</w:t>
-      </w:r>
-    </w:p>
-    <w:p>
-      <w:pPr>
-        <w:jc w:val="left"/>
-      </w:pPr>
-      <w:r>
-        <w:t xml:space="preserve">2. </w:t>
-      </w:r>
-      <w:r>
-        <w:t>保存时复用当前</w:t>
-      </w:r>
-      <w:proofErr w:type="spellStart"/>
-      <w:r>
-        <w:t>selectedStatus</w:t>
-      </w:r>
-      <w:proofErr w:type="spellEnd"/>
-      <w:r>
-        <w:t>并提交自定义文本。</w:t>
-      </w:r>
-    </w:p>
-    <w:p>
-      <w:pPr>
-        <w:jc w:val="left"/>
-      </w:pPr>
-      <w:r>
-        <w:t xml:space="preserve">3. </w:t>
-      </w:r>
-      <w:proofErr w:type="spellStart"/>
-      <w:r>
-        <w:t>LanPeer.updateStatus</w:t>
-      </w:r>
-      <w:proofErr w:type="spellEnd"/>
-      <w:r>
-        <w:t>()</w:t>
-      </w:r>
-      <w:r>
-        <w:t>把签名写入发现响应。</w:t>
+        <w:t>1. customStatusField()预填当前个性签名；</w:t>
+      </w:r>
+    </w:p>
+    <w:p>
+      <w:pPr>
+        <w:jc w:val="left"/>
+      </w:pPr>
+      <w:r>
+        <w:t>2. 保存时复用当前selectedStatus提交自定义文本；</w:t>
+      </w:r>
+    </w:p>
+    <w:p>
+      <w:pPr>
+        <w:jc w:val="left"/>
+      </w:pPr>
+      <w:r>
+        <w:t>3. LanPeer.updateStatus()把自定义签名写入发现协议。</w:t>
       </w:r>
     </w:p>
     <w:p>
@@ -7267,16 +6050,7 @@
         <w:t>功能：</w:t>
       </w:r>
       <w:r>
-        <w:t>状态切换后界面立即响应，账号表同步在后台执行</w:t>
-      </w:r>
-      <w:r>
-        <w:rPr>
-          <w:rFonts w:hint="eastAsia"/>
-        </w:rPr>
-        <w:t>（其实是解决网速太慢的阻塞问题）</w:t>
-      </w:r>
-      <w:r>
-        <w:t>。</w:t>
+        <w:t>状态切换后界面立即响应，账号表同步在后台执行（其实是解决网速太慢的阻塞问题）。</w:t>
       </w:r>
     </w:p>
     <w:p>
@@ -7295,91 +6069,23 @@
         <w:jc w:val="left"/>
       </w:pPr>
       <w:r>
-        <w:t xml:space="preserve">1. </w:t>
-      </w:r>
-      <w:proofErr w:type="spellStart"/>
-      <w:r>
-        <w:t>AppController.updateStatus</w:t>
-      </w:r>
-      <w:proofErr w:type="spellEnd"/>
-      <w:r>
-        <w:t>()</w:t>
-      </w:r>
-      <w:r>
-        <w:t>使用</w:t>
-      </w:r>
-      <w:proofErr w:type="spellStart"/>
-      <w:r>
-        <w:t>CompletableFuture.runAsync</w:t>
-      </w:r>
-      <w:proofErr w:type="spellEnd"/>
-      <w:r>
-        <w:t>()</w:t>
-      </w:r>
-      <w:r>
-        <w:t>执行。</w:t>
-      </w:r>
-    </w:p>
-    <w:p>
-      <w:pPr>
-        <w:jc w:val="left"/>
-      </w:pPr>
-      <w:r>
-        <w:t xml:space="preserve">2. </w:t>
-      </w:r>
-      <w:proofErr w:type="spellStart"/>
-      <w:r>
-        <w:t>Mine.saveStatus</w:t>
-      </w:r>
-      <w:proofErr w:type="spellEnd"/>
-      <w:r>
-        <w:t>()</w:t>
-      </w:r>
-      <w:r>
-        <w:t>先更新本地</w:t>
-      </w:r>
-      <w:r>
-        <w:t>profile</w:t>
-      </w:r>
-      <w:r>
-        <w:t>并重绘页面。</w:t>
-      </w:r>
-    </w:p>
-    <w:p>
-      <w:pPr>
-        <w:jc w:val="left"/>
-      </w:pPr>
-      <w:r>
-        <w:t xml:space="preserve">3. </w:t>
-      </w:r>
-      <w:proofErr w:type="spellStart"/>
-      <w:r>
-        <w:t>AuthStore</w:t>
-      </w:r>
-      <w:proofErr w:type="spellEnd"/>
-      <w:r>
-        <w:t>内部</w:t>
-      </w:r>
-      <w:r>
-        <w:t>Git</w:t>
-      </w:r>
-      <w:r>
-        <w:t>拉取和推送</w:t>
-      </w:r>
-      <w:r>
-        <w:rPr>
-          <w:rFonts w:hint="eastAsia"/>
-        </w:rPr>
-        <w:t>而</w:t>
-      </w:r>
-      <w:r>
-        <w:t>不阻塞</w:t>
-      </w:r>
-      <w:r>
-        <w:t>JavaFX</w:t>
-      </w:r>
-      <w:r>
-        <w:t>事件线程。</w:t>
+        <w:t>1. AppController.updateStatus()用CompletableFuture.runAsync()执行；</w:t>
+      </w:r>
+    </w:p>
+    <w:p>
+      <w:pPr>
+        <w:jc w:val="left"/>
+      </w:pPr>
+      <w:r>
+        <w:t>2. Mine.saveStatus()先更新本地profile并重绘界面；</w:t>
+      </w:r>
+    </w:p>
+    <w:p>
+      <w:pPr>
+        <w:jc w:val="left"/>
+      </w:pPr>
+      <w:r>
+        <w:t>3. AuthStore更新账号表和Git同步在后台完成。</w:t>
       </w:r>
     </w:p>
     <w:p>
@@ -7428,6 +6134,8 @@
       <w:pPr>
         <w:jc w:val="left"/>
       </w:pPr>
+      <w:proofErr w:type="gramStart"/>
+      <w:proofErr w:type="gramEnd"/>
       <w:r>
         <w:rPr>
           <w:b/>
@@ -7435,27 +6143,7 @@
         <w:t>功能：</w:t>
       </w:r>
       <w:r>
-        <w:t>设置</w:t>
-      </w:r>
-      <w:proofErr w:type="gramStart"/>
-      <w:r>
-        <w:t>页展示</w:t>
-      </w:r>
-      <w:proofErr w:type="gramEnd"/>
-      <w:r>
-        <w:t>本机</w:t>
-      </w:r>
-      <w:r>
-        <w:t>IPv4</w:t>
-      </w:r>
-      <w:r>
-        <w:t>地址和</w:t>
-      </w:r>
-      <w:r>
-        <w:t>IPv6</w:t>
-      </w:r>
-      <w:r>
-        <w:t>地址。</w:t>
+        <w:t>设置页展示本机IPv4地址和IPv6地址。</w:t>
       </w:r>
     </w:p>
     <w:p>
@@ -7474,77 +6162,23 @@
         <w:jc w:val="left"/>
       </w:pPr>
       <w:r>
-        <w:t xml:space="preserve">1. </w:t>
-      </w:r>
-      <w:proofErr w:type="spellStart"/>
-      <w:r>
-        <w:t>SettingsStore.load</w:t>
-      </w:r>
-      <w:proofErr w:type="spellEnd"/>
-      <w:r>
-        <w:t>()</w:t>
-      </w:r>
-      <w:r>
-        <w:t>读取或生成</w:t>
-      </w:r>
-      <w:proofErr w:type="spellStart"/>
-      <w:r>
-        <w:t>SystemSettings</w:t>
-      </w:r>
-      <w:proofErr w:type="spellEnd"/>
-      <w:r>
-        <w:t>网络字段。</w:t>
-      </w:r>
-    </w:p>
-    <w:p>
-      <w:pPr>
-        <w:jc w:val="left"/>
-      </w:pPr>
-      <w:r>
-        <w:t xml:space="preserve">2. </w:t>
-      </w:r>
-      <w:proofErr w:type="spellStart"/>
-      <w:r>
-        <w:t>Settings.ipInfo</w:t>
-      </w:r>
-      <w:proofErr w:type="spellEnd"/>
-      <w:r>
-        <w:t>()</w:t>
-      </w:r>
-      <w:r>
-        <w:t>使用</w:t>
-      </w:r>
-      <w:r>
-        <w:t>IPv4</w:t>
-      </w:r>
-      <w:r>
-        <w:t>地址和</w:t>
-      </w:r>
-      <w:r>
-        <w:t>IPv6</w:t>
-      </w:r>
-      <w:r>
-        <w:t>地址文案展示。</w:t>
-      </w:r>
-    </w:p>
-    <w:p>
-      <w:pPr>
-        <w:jc w:val="left"/>
-      </w:pPr>
-      <w:r>
-        <w:lastRenderedPageBreak/>
-        <w:t xml:space="preserve">3. </w:t>
-      </w:r>
-      <w:proofErr w:type="spellStart"/>
-      <w:r>
-        <w:t>MainWindow.ipColumn</w:t>
-      </w:r>
-      <w:proofErr w:type="spellEnd"/>
-      <w:r>
-        <w:t>()</w:t>
-      </w:r>
-      <w:r>
-        <w:t>提供复制按钮和已复制反馈。</w:t>
+        <w:t>1. SettingsStore.load()读取本机网络配置字段；</w:t>
+      </w:r>
+    </w:p>
+    <w:p>
+      <w:pPr>
+        <w:jc w:val="left"/>
+      </w:pPr>
+      <w:r>
+        <w:t>2. Settings.ipInfo()展示IPv4地址和IPv6地址；</w:t>
+      </w:r>
+    </w:p>
+    <w:p>
+      <w:pPr>
+        <w:jc w:val="left"/>
+      </w:pPr>
+      <w:r>
+        <w:t>3. MainWindow.ipColumn()提供复制按钮和toast反馈。</w:t>
       </w:r>
     </w:p>
     <w:p>
@@ -7592,66 +6226,39 @@
         <w:jc w:val="left"/>
       </w:pPr>
       <w:r>
-        <w:t xml:space="preserve">1. </w:t>
-      </w:r>
-      <w:proofErr w:type="spellStart"/>
-      <w:r>
-        <w:t>speedLimitControls</w:t>
-      </w:r>
-      <w:proofErr w:type="spellEnd"/>
-      <w:r>
-        <w:t>()</w:t>
-      </w:r>
-      <w:r>
-        <w:t>展示上</w:t>
-      </w:r>
-      <w:proofErr w:type="gramStart"/>
-      <w:r>
-        <w:t>传限制</w:t>
-      </w:r>
-      <w:proofErr w:type="gramEnd"/>
-      <w:r>
-        <w:t>和下载限制输入项。</w:t>
-      </w:r>
-    </w:p>
-    <w:p>
-      <w:pPr>
-        <w:jc w:val="left"/>
-      </w:pPr>
-      <w:r>
-        <w:t xml:space="preserve">2. </w:t>
-      </w:r>
-      <w:proofErr w:type="spellStart"/>
-      <w:r>
-        <w:t>retryCount</w:t>
-      </w:r>
-      <w:proofErr w:type="spellEnd"/>
-      <w:r>
-        <w:t>控件保存失败重试次数。</w:t>
-      </w:r>
-    </w:p>
-    <w:p>
-      <w:pPr>
-        <w:jc w:val="left"/>
-      </w:pPr>
-      <w:r>
-        <w:t xml:space="preserve">3. </w:t>
-      </w:r>
-      <w:proofErr w:type="spellStart"/>
-      <w:r>
-        <w:t>UdpTx</w:t>
-      </w:r>
-      <w:proofErr w:type="spellEnd"/>
-      <w:r>
-        <w:t>读取上传限速和重试次数，</w:t>
-      </w:r>
-      <w:proofErr w:type="spellStart"/>
-      <w:r>
-        <w:t>UdpRx</w:t>
-      </w:r>
-      <w:proofErr w:type="spellEnd"/>
-      <w:r>
-        <w:t>读取下载限速控制接收节奏。</w:t>
+        <w:t>1. speedLimitControls()读取上传限制和下载限制输入值；</w:t>
+      </w:r>
+    </w:p>
+    <w:p>
+      <w:pPr>
+        <w:jc w:val="left"/>
+      </w:pPr>
+      <w:r>
+        <w:t>2. 重试次数控件保存maxRetries配置；</w:t>
+      </w:r>
+    </w:p>
+    <w:p>
+      <w:pPr>
+        <w:jc w:val="left"/>
+      </w:pPr>
+      <w:r>
+        <w:t>3. SettingsStore.save()把配置写入本地设置文件；</w:t>
+      </w:r>
+    </w:p>
+    <w:p>
+      <w:pPr>
+        <w:jc w:val="left"/>
+      </w:pPr>
+      <w:r>
+        <w:t>4. UdpTx按上传限速和重试次数控制发送；</w:t>
+      </w:r>
+    </w:p>
+    <w:p>
+      <w:pPr>
+        <w:jc w:val="left"/>
+      </w:pPr>
+      <w:r>
+        <w:t>5. UdpRx按下载限速控制接收写入节奏。</w:t>
       </w:r>
     </w:p>
     <w:p>
@@ -7699,76 +6306,39 @@
         <w:jc w:val="left"/>
       </w:pPr>
       <w:r>
-        <w:t xml:space="preserve">1. </w:t>
-      </w:r>
-      <w:proofErr w:type="spellStart"/>
-      <w:r>
-        <w:t>colorControls</w:t>
-      </w:r>
-      <w:proofErr w:type="spellEnd"/>
-      <w:r>
-        <w:t>()</w:t>
-      </w:r>
-      <w:r>
-        <w:t>提供预设色块和</w:t>
-      </w:r>
-      <w:proofErr w:type="gramStart"/>
-      <w:r>
-        <w:t>自定义色值输入</w:t>
-      </w:r>
-      <w:proofErr w:type="gramEnd"/>
-      <w:r>
-        <w:t>。</w:t>
-      </w:r>
-    </w:p>
-    <w:p>
-      <w:pPr>
-        <w:jc w:val="left"/>
-      </w:pPr>
-      <w:r>
-        <w:t xml:space="preserve">2. </w:t>
-      </w:r>
-      <w:proofErr w:type="spellStart"/>
-      <w:r>
-        <w:t>fontControls</w:t>
-      </w:r>
-      <w:proofErr w:type="spellEnd"/>
-      <w:r>
-        <w:t>()</w:t>
-      </w:r>
-      <w:r>
-        <w:t>读取</w:t>
-      </w:r>
-      <w:r>
-        <w:t>JavaFX</w:t>
-      </w:r>
-      <w:r>
-        <w:t>系统字体并过滤常见中文字体。</w:t>
-      </w:r>
-    </w:p>
-    <w:p>
-      <w:pPr>
-        <w:jc w:val="left"/>
-      </w:pPr>
-      <w:r>
-        <w:t xml:space="preserve">3. </w:t>
-      </w:r>
-      <w:proofErr w:type="spellStart"/>
-      <w:r>
-        <w:t>rootStyle</w:t>
-      </w:r>
-      <w:proofErr w:type="spellEnd"/>
-      <w:r>
-        <w:t>()</w:t>
-      </w:r>
-      <w:r>
-        <w:t>把主题色、字体和缩放写入根节点</w:t>
-      </w:r>
-      <w:r>
-        <w:t>CSS</w:t>
-      </w:r>
-      <w:r>
-        <w:t>。</w:t>
+        <w:t>1. colorControls()提供预设色块和自定义色值输入；</w:t>
+      </w:r>
+    </w:p>
+    <w:p>
+      <w:pPr>
+        <w:jc w:val="left"/>
+      </w:pPr>
+      <w:r>
+        <w:t>2. fontControls()从JavaFX系统字体中过滤中文字体；</w:t>
+      </w:r>
+    </w:p>
+    <w:p>
+      <w:pPr>
+        <w:jc w:val="left"/>
+      </w:pPr>
+      <w:r>
+        <w:t>3. zoomControls()限制缩放比例在70到200之间；</w:t>
+      </w:r>
+    </w:p>
+    <w:p>
+      <w:pPr>
+        <w:jc w:val="left"/>
+      </w:pPr>
+      <w:r>
+        <w:t>4. 保存设置后更新MainWindow.currentSettings；</w:t>
+      </w:r>
+    </w:p>
+    <w:p>
+      <w:pPr>
+        <w:jc w:val="left"/>
+      </w:pPr>
+      <w:r>
+        <w:t>5. rootStyle()把主题色、字体、字号和缩放写入根节点CSS。</w:t>
       </w:r>
     </w:p>
     <w:p>
@@ -7816,89 +6386,23 @@
         <w:jc w:val="left"/>
       </w:pPr>
       <w:r>
-        <w:t xml:space="preserve">1. </w:t>
-      </w:r>
-      <w:proofErr w:type="spellStart"/>
-      <w:r>
-        <w:t>receiveDirControls</w:t>
-      </w:r>
-      <w:proofErr w:type="spellEnd"/>
-      <w:r>
-        <w:t>()</w:t>
-      </w:r>
-      <w:r>
-        <w:t>提供目录输入框和</w:t>
-      </w:r>
-      <w:proofErr w:type="spellStart"/>
-      <w:r>
-        <w:t>DirectoryChooser</w:t>
-      </w:r>
-      <w:proofErr w:type="spellEnd"/>
-      <w:r>
-        <w:t>。</w:t>
-      </w:r>
-    </w:p>
-    <w:p>
-      <w:pPr>
-        <w:jc w:val="left"/>
-      </w:pPr>
-      <w:r>
-        <w:t xml:space="preserve">2. </w:t>
-      </w:r>
-      <w:proofErr w:type="spellStart"/>
-      <w:r>
-        <w:t>SettingsStore.save</w:t>
-      </w:r>
-      <w:proofErr w:type="spellEnd"/>
-      <w:r>
-        <w:t>()</w:t>
-      </w:r>
-      <w:r>
-        <w:t>持久化</w:t>
-      </w:r>
-      <w:proofErr w:type="spellStart"/>
-      <w:r>
-        <w:t>receiveDir</w:t>
-      </w:r>
-      <w:proofErr w:type="spellEnd"/>
-      <w:r>
-        <w:t>字段。</w:t>
-      </w:r>
-    </w:p>
-    <w:p>
-      <w:pPr>
-        <w:jc w:val="left"/>
-      </w:pPr>
-      <w:r>
-        <w:t xml:space="preserve">3. </w:t>
-      </w:r>
-      <w:proofErr w:type="spellStart"/>
-      <w:r>
-        <w:t>UdpRx</w:t>
-      </w:r>
-      <w:proofErr w:type="spellEnd"/>
-      <w:r>
-        <w:t>接收</w:t>
-      </w:r>
-      <w:r>
-        <w:t>BEGIN</w:t>
-      </w:r>
-      <w:r>
-        <w:t>后按</w:t>
-      </w:r>
-      <w:proofErr w:type="spellStart"/>
-      <w:r>
-        <w:t>receiveDir</w:t>
-      </w:r>
-      <w:proofErr w:type="spellEnd"/>
-      <w:r>
-        <w:t>创建</w:t>
-      </w:r>
-      <w:r>
-        <w:t>.part</w:t>
-      </w:r>
-      <w:r>
-        <w:t>临时文件。</w:t>
+        <w:t>1. receiveDirControls()提供目录输入框和选择按钮；</w:t>
+      </w:r>
+    </w:p>
+    <w:p>
+      <w:pPr>
+        <w:jc w:val="left"/>
+      </w:pPr>
+      <w:r>
+        <w:t>2. DirectoryChooser返回目录后写入接收目录字段；</w:t>
+      </w:r>
+    </w:p>
+    <w:p>
+      <w:pPr>
+        <w:jc w:val="left"/>
+      </w:pPr>
+      <w:r>
+        <w:t>3. UdpRx按receiveDir创建接收文件和.part临时文件。</w:t>
       </w:r>
     </w:p>
     <w:p>
@@ -7927,13 +6431,7 @@
         <w:t>功能：</w:t>
       </w:r>
       <w:r>
-        <w:t>支持</w:t>
-      </w:r>
-      <w:r>
-        <w:t>Windows</w:t>
-      </w:r>
-      <w:r>
-        <w:t>开机自启动和启动后最小化。</w:t>
+        <w:t>支持Windows开机自启动和启动后最小化。</w:t>
       </w:r>
     </w:p>
     <w:p>
@@ -7952,80 +6450,31 @@
         <w:jc w:val="left"/>
       </w:pPr>
       <w:r>
-        <w:t xml:space="preserve">1. </w:t>
-      </w:r>
-      <w:proofErr w:type="spellStart"/>
-      <w:r>
-        <w:t>AutoStart.sync</w:t>
-      </w:r>
-      <w:proofErr w:type="spellEnd"/>
-      <w:r>
-        <w:t>()</w:t>
-      </w:r>
-      <w:r>
-        <w:t>在当前用户启动目录创建或删除</w:t>
-      </w:r>
-      <w:proofErr w:type="gramStart"/>
-      <w:r>
-        <w:t>极</w:t>
-      </w:r>
-      <w:proofErr w:type="gramEnd"/>
-      <w:r>
-        <w:t>速互传</w:t>
-      </w:r>
-      <w:r>
-        <w:t>.</w:t>
-      </w:r>
-      <w:proofErr w:type="spellStart"/>
-      <w:r>
-        <w:t>cmd</w:t>
-      </w:r>
-      <w:proofErr w:type="spellEnd"/>
-      <w:r>
-        <w:t>。</w:t>
-      </w:r>
-    </w:p>
-    <w:p>
-      <w:pPr>
-        <w:jc w:val="left"/>
-      </w:pPr>
-      <w:r>
-        <w:t xml:space="preserve">2. </w:t>
-      </w:r>
-      <w:r>
-        <w:t>启动脚本进入项目目录并运行</w:t>
-      </w:r>
-      <w:proofErr w:type="spellStart"/>
-      <w:r>
-        <w:t>MavenJavaFX</w:t>
-      </w:r>
-      <w:proofErr w:type="spellEnd"/>
-      <w:r>
-        <w:t>启动命令。</w:t>
-      </w:r>
-    </w:p>
-    <w:p>
-      <w:pPr>
-        <w:jc w:val="left"/>
-      </w:pPr>
-      <w:r>
-        <w:t xml:space="preserve">3. </w:t>
-      </w:r>
-      <w:proofErr w:type="spellStart"/>
-      <w:r>
-        <w:t>MainWindow.applyStartupTray</w:t>
-      </w:r>
-      <w:proofErr w:type="spellEnd"/>
-      <w:r>
-        <w:t>()</w:t>
-      </w:r>
-      <w:proofErr w:type="gramStart"/>
-      <w:r>
-        <w:t>按设置</w:t>
-      </w:r>
-      <w:proofErr w:type="gramEnd"/>
-      <w:r>
-        <w:t>决定登录后是否隐藏到托盘。</w:t>
+        <w:t>1. AutoStart.sync()定位Windows当前用户启动目录；</w:t>
+      </w:r>
+    </w:p>
+    <w:p>
+      <w:pPr>
+        <w:jc w:val="left"/>
+      </w:pPr>
+      <w:r>
+        <w:t>2. 启用时写入极速互传.cmd启动脚本；</w:t>
+      </w:r>
+    </w:p>
+    <w:p>
+      <w:pPr>
+        <w:jc w:val="left"/>
+      </w:pPr>
+      <w:r>
+        <w:t>3. 关闭时删除对应启动脚本；</w:t>
+      </w:r>
+    </w:p>
+    <w:p>
+      <w:pPr>
+        <w:jc w:val="left"/>
+      </w:pPr>
+      <w:r>
+        <w:t>4. MainWindow.applyStartupTray()按设置决定是否启动后隐藏到托盘。</w:t>
       </w:r>
     </w:p>
     <w:p>
@@ -8047,6 +6496,8 @@
       <w:pPr>
         <w:jc w:val="left"/>
       </w:pPr>
+      <w:proofErr w:type="gramStart"/>
+      <w:proofErr w:type="gramEnd"/>
       <w:r>
         <w:rPr>
           <w:b/>
@@ -8054,15 +6505,7 @@
         <w:t>功能：</w:t>
       </w:r>
       <w:r>
-        <w:t>传输或接收完成后</w:t>
-      </w:r>
-      <w:proofErr w:type="gramStart"/>
-      <w:r>
-        <w:t>按设置</w:t>
-      </w:r>
-      <w:proofErr w:type="gramEnd"/>
-      <w:r>
-        <w:t>播放系统提示音。</w:t>
+        <w:t>传输或接收完成后按设置播放系统提示音。</w:t>
       </w:r>
     </w:p>
     <w:p>
@@ -8081,65 +6524,15 @@
         <w:jc w:val="left"/>
       </w:pPr>
       <w:r>
-        <w:t xml:space="preserve">1. </w:t>
-      </w:r>
-      <w:proofErr w:type="spellStart"/>
-      <w:r>
-        <w:t>SystemSettings.soundOnComplete</w:t>
-      </w:r>
-      <w:proofErr w:type="spellEnd"/>
-      <w:r>
-        <w:t>()</w:t>
-      </w:r>
-      <w:r>
-        <w:t>保存提示音开关。</w:t>
-      </w:r>
-    </w:p>
-    <w:p>
-      <w:pPr>
-        <w:jc w:val="left"/>
-      </w:pPr>
-      <w:r>
-        <w:t xml:space="preserve">2. </w:t>
-      </w:r>
-      <w:proofErr w:type="spellStart"/>
-      <w:r>
-        <w:t>MainWindow.playDoneSound</w:t>
-      </w:r>
-      <w:proofErr w:type="spellEnd"/>
-      <w:r>
-        <w:t>()</w:t>
-      </w:r>
-      <w:r>
-        <w:t>读取开关后调用</w:t>
-      </w:r>
-      <w:proofErr w:type="spellStart"/>
-      <w:r>
-        <w:t>Toolkit.beep</w:t>
-      </w:r>
-      <w:proofErr w:type="spellEnd"/>
-      <w:r>
-        <w:t>()</w:t>
-      </w:r>
-      <w:r>
-        <w:t>。</w:t>
-      </w:r>
-    </w:p>
-    <w:p>
-      <w:pPr>
-        <w:jc w:val="left"/>
-      </w:pPr>
-      <w:r>
-        <w:t xml:space="preserve">3. </w:t>
-      </w:r>
-      <w:r>
-        <w:t>发送完成和接收进度达到</w:t>
-      </w:r>
-      <w:r>
-        <w:t>100%</w:t>
-      </w:r>
-      <w:r>
-        <w:t>时复用同一提示方法。</w:t>
+        <w:t>1. SystemSettings.soundOnComplete()保存完成提示音开关；</w:t>
+      </w:r>
+    </w:p>
+    <w:p>
+      <w:pPr>
+        <w:jc w:val="left"/>
+      </w:pPr>
+      <w:r>
+        <w:t>2. MainWindow.playDoneSound()在开关启用时调用Toolkit.beep()。</w:t>
       </w:r>
     </w:p>
     <w:p>
@@ -8187,54 +6580,15 @@
         <w:jc w:val="left"/>
       </w:pPr>
       <w:r>
-        <w:t>1. Settings</w:t>
-      </w:r>
-      <w:r>
-        <w:t>页保存</w:t>
-      </w:r>
-      <w:r>
-        <w:t>language</w:t>
-      </w:r>
-      <w:r>
-        <w:t>字段到</w:t>
-      </w:r>
-      <w:proofErr w:type="spellStart"/>
-      <w:r>
-        <w:t>SystemSettings</w:t>
-      </w:r>
-      <w:proofErr w:type="spellEnd"/>
-      <w:r>
-        <w:t>。</w:t>
-      </w:r>
-    </w:p>
-    <w:p>
-      <w:pPr>
-        <w:jc w:val="left"/>
-      </w:pPr>
-      <w:r>
-        <w:t xml:space="preserve">2. </w:t>
-      </w:r>
-      <w:r>
-        <w:t>界面</w:t>
-      </w:r>
-      <w:proofErr w:type="gramStart"/>
-      <w:r>
-        <w:t>文案仍</w:t>
-      </w:r>
-      <w:proofErr w:type="gramEnd"/>
-      <w:r>
-        <w:t>使用硬编码中文，不做运行时切换。</w:t>
-      </w:r>
-    </w:p>
-    <w:p>
-      <w:pPr>
-        <w:jc w:val="left"/>
-      </w:pPr>
-      <w:r>
-        <w:t>3. JAVA</w:t>
-      </w:r>
-      <w:r>
-        <w:t>功能说明书把多语言界面记录为暂不实现功能。</w:t>
+        <w:t>1. Settings页把language字段保存到SystemSettings；</w:t>
+      </w:r>
+    </w:p>
+    <w:p>
+      <w:pPr>
+        <w:jc w:val="left"/>
+      </w:pPr>
+      <w:r>
+        <w:t>2. 当前界面仍使用中文固定文案，多语言实现记录在跳过清单中。</w:t>
       </w:r>
     </w:p>
     <w:p>
@@ -8309,95 +6663,39 @@
         <w:jc w:val="left"/>
       </w:pPr>
       <w:r>
-        <w:t xml:space="preserve">1. </w:t>
-      </w:r>
-      <w:proofErr w:type="spellStart"/>
-      <w:r>
-        <w:t>MainWindow.start</w:t>
-      </w:r>
-      <w:proofErr w:type="spellEnd"/>
-      <w:r>
-        <w:t>()</w:t>
-      </w:r>
-      <w:r>
-        <w:t>把</w:t>
-      </w:r>
-      <w:proofErr w:type="spellStart"/>
-      <w:r>
-        <w:t>confirmReceive</w:t>
-      </w:r>
-      <w:proofErr w:type="spellEnd"/>
-      <w:r>
-        <w:t>注册给</w:t>
-      </w:r>
-      <w:proofErr w:type="spellStart"/>
-      <w:r>
-        <w:t>controller.setRxAsk</w:t>
-      </w:r>
-      <w:proofErr w:type="spellEnd"/>
-      <w:r>
-        <w:t>()</w:t>
-      </w:r>
-      <w:r>
-        <w:t>。</w:t>
-      </w:r>
-    </w:p>
-    <w:p>
-      <w:pPr>
-        <w:jc w:val="left"/>
-      </w:pPr>
-      <w:r>
-        <w:lastRenderedPageBreak/>
-        <w:t xml:space="preserve">2. </w:t>
-      </w:r>
-      <w:proofErr w:type="spellStart"/>
-      <w:r>
-        <w:t>UdpRx</w:t>
-      </w:r>
-      <w:proofErr w:type="spellEnd"/>
-      <w:r>
-        <w:t>收到</w:t>
-      </w:r>
-      <w:r>
-        <w:t>BEGIN</w:t>
-      </w:r>
-      <w:r>
-        <w:t>后调用</w:t>
-      </w:r>
-      <w:proofErr w:type="spellStart"/>
-      <w:r>
-        <w:t>RxAsk.approve</w:t>
-      </w:r>
-      <w:proofErr w:type="spellEnd"/>
-      <w:r>
-        <w:t>()</w:t>
-      </w:r>
-      <w:r>
-        <w:t>判断是否允许接收。</w:t>
-      </w:r>
-    </w:p>
-    <w:p>
-      <w:pPr>
-        <w:jc w:val="left"/>
-      </w:pPr>
-      <w:r>
-        <w:t xml:space="preserve">3. </w:t>
-      </w:r>
-      <w:proofErr w:type="spellStart"/>
-      <w:r>
-        <w:t>codeHash</w:t>
-      </w:r>
-      <w:proofErr w:type="spellEnd"/>
-      <w:r>
-        <w:t>为空时</w:t>
-      </w:r>
-      <w:proofErr w:type="gramStart"/>
-      <w:r>
-        <w:t>弹普通</w:t>
-      </w:r>
-      <w:proofErr w:type="gramEnd"/>
-      <w:r>
-        <w:t>确认框，非空时弹口令校验框。</w:t>
+        <w:t>1. MainWindow.start()注册confirmReceive为RxAsk回调；</w:t>
+      </w:r>
+    </w:p>
+    <w:p>
+      <w:pPr>
+        <w:jc w:val="left"/>
+      </w:pPr>
+      <w:r>
+        <w:t>2. UdpRx收到BEGIN后先判断当前接收状态；</w:t>
+      </w:r>
+    </w:p>
+    <w:p>
+      <w:pPr>
+        <w:jc w:val="left"/>
+      </w:pPr>
+      <w:r>
+        <w:t>3. 忙碌状态下弹出普通接收确认框；</w:t>
+      </w:r>
+    </w:p>
+    <w:p>
+      <w:pPr>
+        <w:jc w:val="left"/>
+      </w:pPr>
+      <w:r>
+        <w:t>4. 存在codeHash时弹出口令输入框；</w:t>
+      </w:r>
+    </w:p>
+    <w:p>
+      <w:pPr>
+        <w:jc w:val="left"/>
+      </w:pPr>
+      <w:r>
+        <w:t>5. 确认失败或超时后接收端返回拒收结果。</w:t>
       </w:r>
     </w:p>
     <w:p>
@@ -8445,88 +6743,31 @@
         <w:jc w:val="left"/>
       </w:pPr>
       <w:r>
-        <w:t xml:space="preserve">1. </w:t>
-      </w:r>
-      <w:proofErr w:type="spellStart"/>
-      <w:r>
-        <w:t>ensureTray</w:t>
-      </w:r>
-      <w:proofErr w:type="spellEnd"/>
-      <w:r>
-        <w:t>()</w:t>
-      </w:r>
-      <w:r>
-        <w:t>创建</w:t>
-      </w:r>
-      <w:proofErr w:type="spellStart"/>
-      <w:r>
-        <w:t>SystemTray</w:t>
-      </w:r>
-      <w:proofErr w:type="spellEnd"/>
-      <w:r>
-        <w:t>图标和显示、退出菜单。</w:t>
-      </w:r>
-    </w:p>
-    <w:p>
-      <w:pPr>
-        <w:jc w:val="left"/>
-      </w:pPr>
-      <w:r>
-        <w:t xml:space="preserve">2. </w:t>
-      </w:r>
-      <w:proofErr w:type="spellStart"/>
-      <w:r>
-        <w:t>minimizeWindow</w:t>
-      </w:r>
-      <w:proofErr w:type="spellEnd"/>
-      <w:r>
-        <w:t>()</w:t>
-      </w:r>
-      <w:proofErr w:type="gramStart"/>
-      <w:r>
-        <w:t>按设置</w:t>
-      </w:r>
-      <w:proofErr w:type="gramEnd"/>
-      <w:r>
-        <w:t>决定普通最小化或</w:t>
-      </w:r>
-      <w:proofErr w:type="spellStart"/>
-      <w:r>
-        <w:t>hideToTray</w:t>
-      </w:r>
-      <w:proofErr w:type="spellEnd"/>
-      <w:r>
-        <w:t>()</w:t>
-      </w:r>
-      <w:r>
-        <w:t>。</w:t>
-      </w:r>
-    </w:p>
-    <w:p>
-      <w:pPr>
-        <w:jc w:val="left"/>
-      </w:pPr>
-      <w:r>
-        <w:t xml:space="preserve">3. </w:t>
-      </w:r>
-      <w:proofErr w:type="spellStart"/>
-      <w:r>
-        <w:t>restoreFromTray</w:t>
-      </w:r>
-      <w:proofErr w:type="spellEnd"/>
-      <w:r>
-        <w:t>()</w:t>
-      </w:r>
-      <w:proofErr w:type="gramStart"/>
-      <w:r>
-        <w:t>切回</w:t>
-      </w:r>
-      <w:proofErr w:type="gramEnd"/>
-      <w:r>
-        <w:t>JavaFX</w:t>
-      </w:r>
-      <w:r>
-        <w:t>线程显示窗口。</w:t>
+        <w:t>1. ensureTray()创建SystemTray图标和菜单；</w:t>
+      </w:r>
+    </w:p>
+    <w:p>
+      <w:pPr>
+        <w:jc w:val="left"/>
+      </w:pPr>
+      <w:r>
+        <w:t>2. minimizeWindow()按设置选择普通最小化或隐藏到托盘；</w:t>
+      </w:r>
+    </w:p>
+    <w:p>
+      <w:pPr>
+        <w:jc w:val="left"/>
+      </w:pPr>
+      <w:r>
+        <w:t>3. restoreFromTray()切回JavaFX线程恢复窗口；</w:t>
+      </w:r>
+    </w:p>
+    <w:p>
+      <w:pPr>
+        <w:jc w:val="left"/>
+      </w:pPr>
+      <w:r>
+        <w:t>4. exitFromTray()移除托盘图标并退出应用。</w:t>
       </w:r>
     </w:p>
     <w:p>
@@ -8574,57 +6815,23 @@
         <w:jc w:val="left"/>
       </w:pPr>
       <w:r>
-        <w:t xml:space="preserve">1. </w:t>
-      </w:r>
-      <w:proofErr w:type="spellStart"/>
-      <w:r>
-        <w:t>mainTopbar</w:t>
-      </w:r>
-      <w:proofErr w:type="spellEnd"/>
-      <w:r>
-        <w:t>()</w:t>
-      </w:r>
-      <w:r>
-        <w:t>读取当前</w:t>
-      </w:r>
-      <w:proofErr w:type="spellStart"/>
-      <w:r>
-        <w:t>profile.avatar</w:t>
-      </w:r>
-      <w:proofErr w:type="spellEnd"/>
-      <w:r>
-        <w:t>()</w:t>
-      </w:r>
-      <w:r>
-        <w:t>生成头像控件。</w:t>
-      </w:r>
-    </w:p>
-    <w:p>
-      <w:pPr>
-        <w:jc w:val="left"/>
-      </w:pPr>
-      <w:r>
-        <w:t>2. avatar()</w:t>
-      </w:r>
-      <w:r>
-        <w:t>优先解析</w:t>
-      </w:r>
-      <w:r>
-        <w:t>Base64</w:t>
-      </w:r>
-      <w:r>
-        <w:t>图片并裁剪为圆形。</w:t>
-      </w:r>
-    </w:p>
-    <w:p>
-      <w:pPr>
-        <w:jc w:val="left"/>
-      </w:pPr>
-      <w:r>
-        <w:t xml:space="preserve">3. </w:t>
-      </w:r>
-      <w:r>
-        <w:t>头像为空或解析失败时回退到首字头像。</w:t>
+        <w:t>1. mainTopbar()读取当前profile.avatar()生成头像；</w:t>
+      </w:r>
+    </w:p>
+    <w:p>
+      <w:pPr>
+        <w:jc w:val="left"/>
+      </w:pPr>
+      <w:r>
+        <w:t>2. avatar()优先解析Base64头像并裁剪为圆形；</w:t>
+      </w:r>
+    </w:p>
+    <w:p>
+      <w:pPr>
+        <w:jc w:val="left"/>
+      </w:pPr>
+      <w:r>
+        <w:t>3. 头像为空或解析失败时回退首字头像。</w:t>
       </w:r>
     </w:p>
     <w:p>
@@ -8646,6 +6853,8 @@
       <w:pPr>
         <w:jc w:val="left"/>
       </w:pPr>
+      <w:proofErr w:type="gramStart"/>
+      <w:proofErr w:type="gramEnd"/>
       <w:r>
         <w:rPr>
           <w:b/>
@@ -8653,15 +6862,7 @@
         <w:t>功能：</w:t>
       </w:r>
       <w:r>
-        <w:t>底</w:t>
-      </w:r>
-      <w:proofErr w:type="gramStart"/>
-      <w:r>
-        <w:t>栏集中</w:t>
-      </w:r>
-      <w:proofErr w:type="gramEnd"/>
-      <w:r>
-        <w:t>展示连接状态、传输模式、网速和接收目录。</w:t>
+        <w:t>底栏集中展示连接状态、传输模式、网速和接收目录。</w:t>
       </w:r>
     </w:p>
     <w:p>
@@ -8680,70 +6881,23 @@
         <w:jc w:val="left"/>
       </w:pPr>
       <w:r>
-        <w:t xml:space="preserve">1. </w:t>
-      </w:r>
-      <w:proofErr w:type="spellStart"/>
-      <w:r>
-        <w:t>statusFooter</w:t>
-      </w:r>
-      <w:proofErr w:type="spellEnd"/>
-      <w:r>
-        <w:t>()</w:t>
-      </w:r>
-      <w:r>
-        <w:t>从</w:t>
-      </w:r>
-      <w:r>
-        <w:t>profile</w:t>
-      </w:r>
-      <w:r>
-        <w:t>和</w:t>
-      </w:r>
-      <w:proofErr w:type="spellStart"/>
-      <w:r>
-        <w:t>currentSettings</w:t>
-      </w:r>
-      <w:proofErr w:type="spellEnd"/>
-      <w:r>
-        <w:t>读取展示字段。</w:t>
-      </w:r>
-    </w:p>
-    <w:p>
-      <w:pPr>
-        <w:jc w:val="left"/>
-      </w:pPr>
-      <w:r>
-        <w:t xml:space="preserve">2. </w:t>
-      </w:r>
-      <w:proofErr w:type="spellStart"/>
-      <w:r>
-        <w:t>transferMode</w:t>
-      </w:r>
-      <w:proofErr w:type="spellEnd"/>
-      <w:r>
-        <w:t>()</w:t>
-      </w:r>
-      <w:r>
-        <w:t>按</w:t>
-      </w:r>
-      <w:proofErr w:type="spellStart"/>
-      <w:r>
-        <w:t>groupCode</w:t>
-      </w:r>
-      <w:proofErr w:type="spellEnd"/>
-      <w:r>
-        <w:t>判断公开局域网或口令组。</w:t>
-      </w:r>
-    </w:p>
-    <w:p>
-      <w:pPr>
-        <w:jc w:val="left"/>
-      </w:pPr>
-      <w:r>
-        <w:t xml:space="preserve">3. </w:t>
-      </w:r>
-      <w:r>
-        <w:t>接收目录更改按钮直接跳转系统设置页。</w:t>
+        <w:t>1. statusFooter()读取profile和currentSettings生成状态栏；</w:t>
+      </w:r>
+    </w:p>
+    <w:p>
+      <w:pPr>
+        <w:jc w:val="left"/>
+      </w:pPr>
+      <w:r>
+        <w:t>2. transferMode()按groupCode判断公开局域网或口令组；</w:t>
+      </w:r>
+    </w:p>
+    <w:p>
+      <w:pPr>
+        <w:jc w:val="left"/>
+      </w:pPr>
+      <w:r>
+        <w:t>3. 接收目录更改按钮直接跳转系统设置页。</w:t>
       </w:r>
     </w:p>
     <w:p>
@@ -8767,19 +6921,16 @@
       <w:pPr>
         <w:jc w:val="left"/>
       </w:pPr>
+      <w:proofErr w:type="gramStart"/>
+      <w:proofErr w:type="gramEnd"/>
       <w:r>
         <w:rPr>
           <w:b/>
         </w:rPr>
         <w:t>功能：</w:t>
       </w:r>
-      <w:proofErr w:type="gramStart"/>
-      <w:r>
-        <w:t>当前网速</w:t>
-      </w:r>
-      <w:proofErr w:type="gramEnd"/>
-      <w:r>
-        <w:t>根据传输中任务动态汇总。</w:t>
+      <w:r>
+        <w:t>当前网速根据传输中任务动态汇总。</w:t>
       </w:r>
     </w:p>
     <w:p>
@@ -8798,59 +6949,23 @@
         <w:jc w:val="left"/>
       </w:pPr>
       <w:r>
-        <w:t xml:space="preserve">1. </w:t>
-      </w:r>
-      <w:proofErr w:type="spellStart"/>
-      <w:r>
-        <w:t>currentSpeed</w:t>
-      </w:r>
-      <w:proofErr w:type="spellEnd"/>
-      <w:r>
-        <w:t>()</w:t>
-      </w:r>
-      <w:r>
-        <w:t>遍历</w:t>
-      </w:r>
-      <w:proofErr w:type="spellStart"/>
-      <w:r>
-        <w:t>currentSummary.tasks</w:t>
-      </w:r>
-      <w:proofErr w:type="spellEnd"/>
-      <w:r>
-        <w:t>()</w:t>
-      </w:r>
-      <w:r>
-        <w:t>。</w:t>
-      </w:r>
-    </w:p>
-    <w:p>
-      <w:pPr>
-        <w:jc w:val="left"/>
-      </w:pPr>
-      <w:r>
-        <w:t xml:space="preserve">2. </w:t>
-      </w:r>
-      <w:r>
-        <w:t>只统计状态为传输中的任务速度。</w:t>
-      </w:r>
-    </w:p>
-    <w:p>
-      <w:pPr>
-        <w:jc w:val="left"/>
-      </w:pPr>
-      <w:r>
-        <w:t xml:space="preserve">3. </w:t>
-      </w:r>
-      <w:proofErr w:type="spellStart"/>
-      <w:r>
-        <w:t>speedText</w:t>
-      </w:r>
-      <w:proofErr w:type="spellEnd"/>
-      <w:r>
-        <w:t>()</w:t>
-      </w:r>
-      <w:r>
-        <w:t>把字节速度格式化为底栏可读文本。</w:t>
+        <w:t>1. currentSpeed()遍历currentSummary中的任务；</w:t>
+      </w:r>
+    </w:p>
+    <w:p>
+      <w:pPr>
+        <w:jc w:val="left"/>
+      </w:pPr>
+      <w:r>
+        <w:t>2. 只统计状态为传输中的任务速度；</w:t>
+      </w:r>
+    </w:p>
+    <w:p>
+      <w:pPr>
+        <w:jc w:val="left"/>
+      </w:pPr>
+      <w:r>
+        <w:t>3. speedText()把字节速度格式化为底栏文本。</w:t>
       </w:r>
     </w:p>
     <w:p>
@@ -8925,64 +7040,39 @@
         <w:jc w:val="left"/>
       </w:pPr>
       <w:r>
-        <w:t xml:space="preserve">1. </w:t>
-      </w:r>
-      <w:proofErr w:type="spellStart"/>
-      <w:r>
-        <w:t>UdpTx</w:t>
-      </w:r>
-      <w:proofErr w:type="spellEnd"/>
-      <w:r>
-        <w:t>读取</w:t>
-      </w:r>
-      <w:proofErr w:type="spellStart"/>
-      <w:r>
-        <w:t>SystemSettings.uploadLimit</w:t>
-      </w:r>
-      <w:proofErr w:type="spellEnd"/>
-      <w:r>
-        <w:t>()</w:t>
-      </w:r>
-      <w:r>
-        <w:t>计算可用发送速率。</w:t>
-      </w:r>
-    </w:p>
-    <w:p>
-      <w:pPr>
-        <w:jc w:val="left"/>
-      </w:pPr>
-      <w:r>
-        <w:t xml:space="preserve">2. </w:t>
-      </w:r>
-      <w:r>
-        <w:t>多目标发送时按可发送目标数分配每个目标带宽。</w:t>
-      </w:r>
-    </w:p>
-    <w:p>
-      <w:pPr>
-        <w:jc w:val="left"/>
-      </w:pPr>
-      <w:r>
-        <w:t xml:space="preserve">3. </w:t>
-      </w:r>
-      <w:proofErr w:type="spellStart"/>
-      <w:r>
-        <w:t>UdpRx</w:t>
-      </w:r>
-      <w:proofErr w:type="spellEnd"/>
-      <w:r>
-        <w:t>读取</w:t>
-      </w:r>
-      <w:proofErr w:type="spellStart"/>
-      <w:r>
-        <w:t>downloadLimit</w:t>
-      </w:r>
-      <w:proofErr w:type="spellEnd"/>
-      <w:r>
-        <w:t>()</w:t>
-      </w:r>
-      <w:r>
-        <w:t>并在接收分片后控制节奏。</w:t>
+        <w:t>1. UdpTx读取SystemSettings.uploadLimit()作为上传总限速；</w:t>
+      </w:r>
+    </w:p>
+    <w:p>
+      <w:pPr>
+        <w:jc w:val="left"/>
+      </w:pPr>
+      <w:r>
+        <w:t>2. 多目标发送前统计实际可发送目标数量；</w:t>
+      </w:r>
+    </w:p>
+    <w:p>
+      <w:pPr>
+        <w:jc w:val="left"/>
+      </w:pPr>
+      <w:r>
+        <w:t>3. 每个目标按目标数量分配可用带宽；</w:t>
+      </w:r>
+    </w:p>
+    <w:p>
+      <w:pPr>
+        <w:jc w:val="left"/>
+      </w:pPr>
+      <w:r>
+        <w:t>4. 发送分片时按速率计算等待时间；</w:t>
+      </w:r>
+    </w:p>
+    <w:p>
+      <w:pPr>
+        <w:jc w:val="left"/>
+      </w:pPr>
+      <w:r>
+        <w:t>5. UdpRx读取downloadLimit()控制接收端写入节奏。</w:t>
       </w:r>
     </w:p>
     <w:p>
@@ -9030,57 +7120,31 @@
         <w:jc w:val="left"/>
       </w:pPr>
       <w:r>
-        <w:t xml:space="preserve">1. </w:t>
-      </w:r>
-      <w:proofErr w:type="spellStart"/>
-      <w:r>
-        <w:t>UdpRx.handleBegin</w:t>
-      </w:r>
-      <w:proofErr w:type="spellEnd"/>
-      <w:r>
-        <w:t>()</w:t>
-      </w:r>
-      <w:r>
-        <w:t>创建</w:t>
-      </w:r>
-      <w:r>
-        <w:t>.part</w:t>
-      </w:r>
-      <w:r>
-        <w:t>临时文件。</w:t>
-      </w:r>
-    </w:p>
-    <w:p>
-      <w:pPr>
-        <w:jc w:val="left"/>
-      </w:pPr>
-      <w:r>
-        <w:t xml:space="preserve">2. </w:t>
-      </w:r>
-      <w:r>
-        <w:t>接收分片后更新</w:t>
-      </w:r>
-      <w:r>
-        <w:t>.</w:t>
-      </w:r>
-      <w:proofErr w:type="spellStart"/>
-      <w:r>
-        <w:t>part.meta</w:t>
-      </w:r>
-      <w:proofErr w:type="spellEnd"/>
-      <w:r>
-        <w:t>中的已收分片索引。</w:t>
-      </w:r>
-    </w:p>
-    <w:p>
-      <w:pPr>
-        <w:jc w:val="left"/>
-      </w:pPr>
-      <w:r>
-        <w:t xml:space="preserve">3. </w:t>
-      </w:r>
-      <w:r>
-        <w:t>进程重启或重传时可继续读取缓存状态。</w:t>
+        <w:t>1. UdpRx.handleBegin()为接收文件创建.part临时文件；</w:t>
+      </w:r>
+    </w:p>
+    <w:p>
+      <w:pPr>
+        <w:jc w:val="left"/>
+      </w:pPr>
+      <w:r>
+        <w:t>2. 每个DATA包按chunkIndex写入指定偏移；</w:t>
+      </w:r>
+    </w:p>
+    <w:p>
+      <w:pPr>
+        <w:jc w:val="left"/>
+      </w:pPr>
+      <w:r>
+        <w:t>3. 已接收分片索引保存到.part.meta；</w:t>
+      </w:r>
+    </w:p>
+    <w:p>
+      <w:pPr>
+        <w:jc w:val="left"/>
+      </w:pPr>
+      <w:r>
+        <w:t>4. 接收中断后缓存文件继续保留供续传使用。</w:t>
       </w:r>
     </w:p>
     <w:p>
@@ -9128,66 +7192,39 @@
         <w:jc w:val="left"/>
       </w:pPr>
       <w:r>
-        <w:lastRenderedPageBreak/>
-        <w:t xml:space="preserve">1. </w:t>
-      </w:r>
-      <w:proofErr w:type="spellStart"/>
-      <w:r>
-        <w:t>UdpRx</w:t>
-      </w:r>
-      <w:proofErr w:type="spellEnd"/>
-      <w:r>
-        <w:t>收到</w:t>
-      </w:r>
-      <w:r>
-        <w:t>BEGIN</w:t>
-      </w:r>
-      <w:r>
-        <w:t>后检查已有</w:t>
-      </w:r>
-      <w:r>
-        <w:t>.</w:t>
-      </w:r>
-      <w:proofErr w:type="spellStart"/>
-      <w:r>
-        <w:t>part.meta</w:t>
-      </w:r>
-      <w:proofErr w:type="spellEnd"/>
-      <w:r>
-        <w:t>。</w:t>
-      </w:r>
-    </w:p>
-    <w:p>
-      <w:pPr>
-        <w:jc w:val="left"/>
-      </w:pPr>
-      <w:r>
-        <w:t xml:space="preserve">2. </w:t>
-      </w:r>
-      <w:r>
-        <w:t>接收端在</w:t>
-      </w:r>
-      <w:r>
-        <w:t>ACK</w:t>
-      </w:r>
-      <w:r>
-        <w:t>中返回缺失分片集合。</w:t>
-      </w:r>
-    </w:p>
-    <w:p>
-      <w:pPr>
-        <w:jc w:val="left"/>
-      </w:pPr>
-      <w:r>
-        <w:t xml:space="preserve">3. </w:t>
-      </w:r>
-      <w:proofErr w:type="spellStart"/>
-      <w:r>
-        <w:t>UdpTx</w:t>
-      </w:r>
-      <w:proofErr w:type="spellEnd"/>
-      <w:r>
-        <w:t>根据缺失集合跳过已完成分片。</w:t>
+        <w:t>1. 重新收到BEGIN时读取已有.part.meta；</w:t>
+      </w:r>
+    </w:p>
+    <w:p>
+      <w:pPr>
+        <w:jc w:val="left"/>
+      </w:pPr>
+      <w:r>
+        <w:t>2. 接收端计算当前缺失分片集合；</w:t>
+      </w:r>
+    </w:p>
+    <w:p>
+      <w:pPr>
+        <w:jc w:val="left"/>
+      </w:pPr>
+      <w:r>
+        <w:t>3. BEGIN的ACK返回缺失分片信息；</w:t>
+      </w:r>
+    </w:p>
+    <w:p>
+      <w:pPr>
+        <w:jc w:val="left"/>
+      </w:pPr>
+      <w:r>
+        <w:t>4. UdpTx根据缺失集合跳过已完成分片；</w:t>
+      </w:r>
+    </w:p>
+    <w:p>
+      <w:pPr>
+        <w:jc w:val="left"/>
+      </w:pPr>
+      <w:r>
+        <w:t>5. 全部分片补齐后再进入完整性校验。</w:t>
       </w:r>
     </w:p>
     <w:p>
@@ -9216,13 +7253,7 @@
         <w:t>功能：</w:t>
       </w:r>
       <w:r>
-        <w:t>文件收齐后用</w:t>
-      </w:r>
-      <w:r>
-        <w:t>SHA-256</w:t>
-      </w:r>
-      <w:r>
-        <w:t>确认内容完整。</w:t>
+        <w:t>文件收齐后用SHA-256确认内容完整。</w:t>
       </w:r>
     </w:p>
     <w:p>
@@ -9241,62 +7272,39 @@
         <w:jc w:val="left"/>
       </w:pPr>
       <w:r>
-        <w:t xml:space="preserve">1. </w:t>
-      </w:r>
-      <w:proofErr w:type="spellStart"/>
-      <w:r>
-        <w:t>UdpTx</w:t>
-      </w:r>
-      <w:proofErr w:type="spellEnd"/>
-      <w:r>
-        <w:t>在</w:t>
-      </w:r>
-      <w:r>
-        <w:t>BEGIN</w:t>
-      </w:r>
-      <w:r>
-        <w:t>中携带文件</w:t>
-      </w:r>
-      <w:r>
-        <w:t>SHA-256</w:t>
-      </w:r>
-      <w:r>
-        <w:t>摘要。</w:t>
-      </w:r>
-    </w:p>
-    <w:p>
-      <w:pPr>
-        <w:jc w:val="left"/>
-      </w:pPr>
-      <w:r>
-        <w:t xml:space="preserve">2. </w:t>
-      </w:r>
-      <w:proofErr w:type="spellStart"/>
-      <w:r>
-        <w:t>UdpRx</w:t>
-      </w:r>
-      <w:proofErr w:type="spellEnd"/>
-      <w:r>
-        <w:t>收齐所有分片后计算接收文件摘要。</w:t>
-      </w:r>
-    </w:p>
-    <w:p>
-      <w:pPr>
-        <w:jc w:val="left"/>
-      </w:pPr>
-      <w:r>
-        <w:t xml:space="preserve">3. </w:t>
-      </w:r>
-      <w:r>
-        <w:t>摘要不一致时返回失败，发送</w:t>
-      </w:r>
-      <w:proofErr w:type="gramStart"/>
-      <w:r>
-        <w:t>端进入</w:t>
-      </w:r>
-      <w:proofErr w:type="gramEnd"/>
-      <w:r>
-        <w:t>重试或失败报告。</w:t>
+        <w:t>1. UdpTx发送BEGIN时携带文件SHA-256摘要；</w:t>
+      </w:r>
+    </w:p>
+    <w:p>
+      <w:pPr>
+        <w:jc w:val="left"/>
+      </w:pPr>
+      <w:r>
+        <w:t>2. UdpRx收齐所有分片后计算接收文件摘要；</w:t>
+      </w:r>
+    </w:p>
+    <w:p>
+      <w:pPr>
+        <w:jc w:val="left"/>
+      </w:pPr>
+      <w:r>
+        <w:t>3. 摘要一致时把.part文件移动为正式文件；</w:t>
+      </w:r>
+    </w:p>
+    <w:p>
+      <w:pPr>
+        <w:jc w:val="left"/>
+      </w:pPr>
+      <w:r>
+        <w:t>4. 摘要不一致时删除失败状态并返回失败ACK；</w:t>
+      </w:r>
+    </w:p>
+    <w:p>
+      <w:pPr>
+        <w:jc w:val="left"/>
+      </w:pPr>
+      <w:r>
+        <w:t>5. 发送端把校验失败写入TransferSummary报告。</w:t>
       </w:r>
     </w:p>
     <w:p>
@@ -9318,6 +7326,8 @@
       <w:pPr>
         <w:jc w:val="left"/>
       </w:pPr>
+      <w:proofErr w:type="gramStart"/>
+      <w:proofErr w:type="gramEnd"/>
       <w:r>
         <w:rPr>
           <w:b/>
@@ -9325,15 +7335,7 @@
         <w:t>功能：</w:t>
       </w:r>
       <w:r>
-        <w:t>发送</w:t>
-      </w:r>
-      <w:proofErr w:type="gramStart"/>
-      <w:r>
-        <w:t>端根据</w:t>
-      </w:r>
-      <w:proofErr w:type="gramEnd"/>
-      <w:r>
-        <w:t>已传字节和速度估算剩余时间。</w:t>
+        <w:t>发送端根据已传字节和速度估算剩余时间。</w:t>
       </w:r>
     </w:p>
     <w:p>
@@ -9352,53 +7354,31 @@
         <w:jc w:val="left"/>
       </w:pPr>
       <w:r>
-        <w:t xml:space="preserve">1. </w:t>
-      </w:r>
-      <w:proofErr w:type="spellStart"/>
-      <w:r>
-        <w:t>UdpTx</w:t>
-      </w:r>
-      <w:proofErr w:type="spellEnd"/>
-      <w:r>
-        <w:t>发送分片时累计已发送字节和耗时。</w:t>
-      </w:r>
-    </w:p>
-    <w:p>
-      <w:pPr>
-        <w:jc w:val="left"/>
-      </w:pPr>
-      <w:r>
-        <w:t xml:space="preserve">2. </w:t>
-      </w:r>
-      <w:r>
-        <w:t>按当前速度估算剩余秒数并写入</w:t>
-      </w:r>
-      <w:proofErr w:type="spellStart"/>
-      <w:r>
-        <w:t>TransferSummary</w:t>
-      </w:r>
-      <w:proofErr w:type="spellEnd"/>
-      <w:r>
-        <w:t>日志。</w:t>
-      </w:r>
-    </w:p>
-    <w:p>
-      <w:pPr>
-        <w:jc w:val="left"/>
-      </w:pPr>
-      <w:r>
-        <w:t xml:space="preserve">3. </w:t>
-      </w:r>
-      <w:proofErr w:type="spellStart"/>
-      <w:r>
-        <w:t>FileTransfer.showTransferProgress</w:t>
-      </w:r>
-      <w:proofErr w:type="spellEnd"/>
-      <w:r>
-        <w:t>()</w:t>
-      </w:r>
-      <w:r>
-        <w:t>把快照刷新到结果页。</w:t>
+        <w:t>1. UdpTx发送过程中累计已发送字节数；</w:t>
+      </w:r>
+    </w:p>
+    <w:p>
+      <w:pPr>
+        <w:jc w:val="left"/>
+      </w:pPr>
+      <w:r>
+        <w:t>2. 根据当前耗时计算实时发送速度；</w:t>
+      </w:r>
+    </w:p>
+    <w:p>
+      <w:pPr>
+        <w:jc w:val="left"/>
+      </w:pPr>
+      <w:r>
+        <w:t>3. 用剩余字节除以速度估算剩余时间；</w:t>
+      </w:r>
+    </w:p>
+    <w:p>
+      <w:pPr>
+        <w:jc w:val="left"/>
+      </w:pPr>
+      <w:r>
+        <w:t>4. 进度快照写入TransferSummary并刷新结果页。</w:t>
       </w:r>
     </w:p>
     <w:p>
@@ -9446,68 +7426,31 @@
         <w:jc w:val="left"/>
       </w:pPr>
       <w:r>
-        <w:t xml:space="preserve">1. </w:t>
-      </w:r>
-      <w:proofErr w:type="spellStart"/>
-      <w:r>
-        <w:t>UdpRx.RxFile</w:t>
-      </w:r>
-      <w:proofErr w:type="spellEnd"/>
-      <w:r>
-        <w:t>写入分片后计算百分比。</w:t>
-      </w:r>
-    </w:p>
-    <w:p>
-      <w:pPr>
-        <w:jc w:val="left"/>
-      </w:pPr>
-      <w:r>
-        <w:t xml:space="preserve">2. </w:t>
-      </w:r>
-      <w:r>
-        <w:t>进度达到阈值或</w:t>
-      </w:r>
-      <w:r>
-        <w:t>100%</w:t>
-      </w:r>
-      <w:r>
-        <w:t>时调用</w:t>
-      </w:r>
-      <w:proofErr w:type="spellStart"/>
-      <w:r>
-        <w:t>RxProgress.update</w:t>
-      </w:r>
-      <w:proofErr w:type="spellEnd"/>
-      <w:r>
-        <w:t>()</w:t>
-      </w:r>
-      <w:r>
-        <w:t>。</w:t>
-      </w:r>
-    </w:p>
-    <w:p>
-      <w:pPr>
-        <w:jc w:val="left"/>
-      </w:pPr>
-      <w:r>
-        <w:t xml:space="preserve">3. </w:t>
-      </w:r>
-      <w:proofErr w:type="spellStart"/>
-      <w:r>
-        <w:t>MainWindow.showRxProgress</w:t>
-      </w:r>
-      <w:proofErr w:type="spellEnd"/>
-      <w:r>
-        <w:t>()</w:t>
-      </w:r>
-      <w:r>
-        <w:t>用</w:t>
-      </w:r>
-      <w:r>
-        <w:t>toast</w:t>
-      </w:r>
-      <w:r>
-        <w:t>提示并在完成时播放提示音。</w:t>
+        <w:t>1. UdpRx.RxFile每次写入分片后计算接收百分比；</w:t>
+      </w:r>
+    </w:p>
+    <w:p>
+      <w:pPr>
+        <w:jc w:val="left"/>
+      </w:pPr>
+      <w:r>
+        <w:t>2. 进度达到阈值时调用RxProgress.update()；</w:t>
+      </w:r>
+    </w:p>
+    <w:p>
+      <w:pPr>
+        <w:jc w:val="left"/>
+      </w:pPr>
+      <w:r>
+        <w:t>3. MainWindow.showRxProgress()用toast展示接收进度；</w:t>
+      </w:r>
+    </w:p>
+    <w:p>
+      <w:pPr>
+        <w:jc w:val="left"/>
+      </w:pPr>
+      <w:r>
+        <w:t>4. 接收达到100%时调用playDoneSound()。</w:t>
       </w:r>
     </w:p>
     <w:p>
@@ -9529,6 +7472,8 @@
       <w:pPr>
         <w:jc w:val="left"/>
       </w:pPr>
+      <w:proofErr w:type="gramStart"/>
+      <w:proofErr w:type="gramEnd"/>
       <w:r>
         <w:rPr>
           <w:b/>
@@ -9536,15 +7481,7 @@
         <w:t>功能：</w:t>
       </w:r>
       <w:r>
-        <w:t>保留前端联</w:t>
-      </w:r>
-      <w:proofErr w:type="gramStart"/>
-      <w:r>
-        <w:t>调和自</w:t>
-      </w:r>
-      <w:proofErr w:type="gramEnd"/>
-      <w:r>
-        <w:t>检工具，但不参与真实主流程。</w:t>
+        <w:t>保留前端联调和自检工具，但不参与真实主流程。</w:t>
       </w:r>
     </w:p>
     <w:p>
@@ -9563,82 +7500,15 @@
         <w:jc w:val="left"/>
       </w:pPr>
       <w:r>
-        <w:t xml:space="preserve">1. </w:t>
-      </w:r>
-      <w:proofErr w:type="spellStart"/>
-      <w:r>
-        <w:t>MockBackendFacade</w:t>
-      </w:r>
-      <w:proofErr w:type="spellEnd"/>
-      <w:r>
-        <w:t>只提供隔离假数据，不由</w:t>
-      </w:r>
-      <w:proofErr w:type="spellStart"/>
-      <w:r>
-        <w:t>AppController</w:t>
-      </w:r>
-      <w:proofErr w:type="spellEnd"/>
-      <w:r>
-        <w:t>实例化。</w:t>
-      </w:r>
-    </w:p>
-    <w:p>
-      <w:pPr>
-        <w:jc w:val="left"/>
-      </w:pPr>
-      <w:r>
-        <w:t xml:space="preserve">2. </w:t>
-      </w:r>
-      <w:proofErr w:type="spellStart"/>
-      <w:r>
-        <w:t>TxSim</w:t>
-      </w:r>
-      <w:proofErr w:type="spellEnd"/>
-      <w:r>
-        <w:t>只用于传输逻辑自检。</w:t>
-      </w:r>
-    </w:p>
-    <w:p>
-      <w:pPr>
-        <w:jc w:val="left"/>
-      </w:pPr>
-      <w:r>
-        <w:t xml:space="preserve">3. </w:t>
-      </w:r>
-      <w:r>
-        <w:t>真实流程统一走</w:t>
-      </w:r>
-      <w:proofErr w:type="spellStart"/>
-      <w:r>
-        <w:t>LocalBackend</w:t>
-      </w:r>
-      <w:proofErr w:type="spellEnd"/>
-      <w:r>
-        <w:t>、</w:t>
-      </w:r>
-      <w:proofErr w:type="spellStart"/>
-      <w:r>
-        <w:t>UdpTx</w:t>
-      </w:r>
-      <w:proofErr w:type="spellEnd"/>
-      <w:r>
-        <w:t>、</w:t>
-      </w:r>
-      <w:proofErr w:type="spellStart"/>
-      <w:r>
-        <w:t>UdpRx</w:t>
-      </w:r>
-      <w:proofErr w:type="spellEnd"/>
-      <w:r>
-        <w:t>和</w:t>
-      </w:r>
-      <w:proofErr w:type="spellStart"/>
-      <w:r>
-        <w:t>LanPeer</w:t>
-      </w:r>
-      <w:proofErr w:type="spellEnd"/>
-      <w:r>
-        <w:t>。</w:t>
+        <w:t>1. MockBackendFacade只提供隔离假数据并不由AppController实例化；</w:t>
+      </w:r>
+    </w:p>
+    <w:p>
+      <w:pPr>
+        <w:jc w:val="left"/>
+      </w:pPr>
+      <w:r>
+        <w:t>2. TxSim只用于传输逻辑自检，真实流程统一走LocalBackend、UdpTx、UdpRx和LanPeer。</w:t>
       </w:r>
     </w:p>
     <w:p>
